--- a/analysis/output/manuscript/Table2.docx
+++ b/analysis/output/manuscript/Table2.docx
@@ -17,12 +17,12 @@
         <w:tblLook w:firstRow="1" w:lastRow="0" w:firstColumn="0" w:lastColumn="0" w:noHBand="0" w:noVBand="1"/>
       </w:tblPr>
       <w:tblGrid>
-        <w:gridCol w:w="1644"/>
-        <w:gridCol w:w="1644"/>
-        <w:gridCol w:w="1644"/>
-        <w:gridCol w:w="1644"/>
-        <w:gridCol w:w="1644"/>
-        <w:gridCol w:w="1644"/>
+        <w:gridCol w:w="2304"/>
+        <w:gridCol w:w="1512"/>
+        <w:gridCol w:w="1512"/>
+        <w:gridCol w:w="1512"/>
+        <w:gridCol w:w="1512"/>
+        <w:gridCol w:w="1512"/>
       </w:tblGrid>
       <w:tr>
         <w:trPr>
@@ -364,7 +364,7 @@
       <w:tr>
         <w:trPr>
           <w:cantSplit/>
-          <w:trHeight w:val="912" w:hRule="auto"/>
+          <w:trHeight w:val="480" w:hRule="auto"/>
         </w:trPr>
         <w:tc>
           <w:tcPr>
@@ -398,78 +398,26 @@
               <w:rPr>
                 <w:rFonts w:ascii="Arial" w:hAnsi="Arial" w:eastAsia="Arial" w:cs="Arial"/>
                 <w:i w:val="false"/>
-                <w:b w:val="false"/>
-                <w:u w:val="none"/>
-                <w:strike w:val="false"/>
-                <w:sz w:val="18"/>
-                <w:szCs w:val="18"/>
-                <w:color w:val="000000"/>
-              </w:rPr>
-            </w:pPr>
-            <w:r>
-              <w:rPr>
-                <w:rFonts w:ascii="Arial" w:hAnsi="Arial" w:eastAsia="Arial" w:cs="Arial"/>
-                <w:i w:val="false"/>
-                <w:b w:val="false"/>
-                <w:u w:val="none"/>
-                <w:strike w:val="false"/>
-                <w:sz w:val="18"/>
-                <w:szCs w:val="18"/>
-                <w:color w:val="000000"/>
-              </w:rPr>
-              <w:t xml:space="preserve">Published</w:t>
-            </w:r>
-            <w:r>
-              <w:rPr>
-                <w:rFonts w:ascii="Arial" w:hAnsi="Arial" w:eastAsia="Arial" w:cs="Arial"/>
-                <w:i w:val="false"/>
-                <w:b w:val="false"/>
-                <w:u w:val="none"/>
-                <w:strike w:val="false"/>
-                <w:sz w:val="18"/>
-                <w:szCs w:val="18"/>
-                <w:color w:val="000000"/>
-              </w:rPr>
-              <w:br/>
-            </w:r>
-            <w:r>
-              <w:rPr>
-                <w:rFonts w:ascii="Arial" w:hAnsi="Arial" w:eastAsia="Arial" w:cs="Arial"/>
-                <w:i w:val="false"/>
-                <w:b w:val="false"/>
-                <w:u w:val="none"/>
-                <w:strike w:val="false"/>
-                <w:sz w:val="18"/>
-                <w:szCs w:val="18"/>
-                <w:color w:val="000000"/>
-              </w:rPr>
-              <w:t xml:space="preserve">D1-D5</w:t>
-            </w:r>
-            <w:r>
-              <w:rPr>
-                <w:rFonts w:ascii="Arial" w:hAnsi="Arial" w:eastAsia="Arial" w:cs="Arial"/>
-                <w:i w:val="false"/>
-                <w:b w:val="false"/>
-                <w:u w:val="none"/>
-                <w:strike w:val="false"/>
-                <w:sz w:val="18"/>
-                <w:szCs w:val="18"/>
-                <w:color w:val="000000"/>
-              </w:rPr>
-              <w:br/>
-            </w:r>
-            <w:r>
-              <w:rPr>
-                <w:rFonts w:ascii="Arial" w:hAnsi="Arial" w:eastAsia="Arial" w:cs="Arial"/>
-                <w:i w:val="false"/>
-                <w:b w:val="false"/>
-                <w:u w:val="none"/>
-                <w:strike w:val="false"/>
-                <w:sz w:val="18"/>
-                <w:szCs w:val="18"/>
-                <w:color w:val="000000"/>
-              </w:rPr>
-              <w:t xml:space="preserve">ARBITER</w:t>
+                <w:b w:val="true"/>
+                <w:u w:val="none"/>
+                <w:strike w:val="false"/>
+                <w:sz w:val="18"/>
+                <w:szCs w:val="18"/>
+                <w:color w:val="000000"/>
+              </w:rPr>
+            </w:pPr>
+            <w:r>
+              <w:rPr>
+                <w:rFonts w:ascii="Arial" w:hAnsi="Arial" w:eastAsia="Arial" w:cs="Arial"/>
+                <w:i w:val="false"/>
+                <w:b w:val="true"/>
+                <w:u w:val="none"/>
+                <w:strike w:val="false"/>
+                <w:sz w:val="18"/>
+                <w:szCs w:val="18"/>
+                <w:color w:val="000000"/>
+              </w:rPr>
+              <w:t xml:space="preserve">1. Published reference</w:t>
             </w:r>
           </w:p>
         </w:tc>
@@ -505,26 +453,26 @@
               <w:rPr>
                 <w:rFonts w:ascii="Arial" w:hAnsi="Arial" w:eastAsia="Arial" w:cs="Arial"/>
                 <w:i w:val="false"/>
-                <w:b w:val="false"/>
-                <w:u w:val="none"/>
-                <w:strike w:val="false"/>
-                <w:sz w:val="18"/>
-                <w:szCs w:val="18"/>
-                <w:color w:val="000000"/>
-              </w:rPr>
-            </w:pPr>
-            <w:r>
-              <w:rPr>
-                <w:rFonts w:ascii="Arial" w:hAnsi="Arial" w:eastAsia="Arial" w:cs="Arial"/>
-                <w:i w:val="false"/>
-                <w:b w:val="false"/>
-                <w:u w:val="none"/>
-                <w:strike w:val="false"/>
-                <w:sz w:val="18"/>
-                <w:szCs w:val="18"/>
-                <w:color w:val="000000"/>
-              </w:rPr>
-              <w:t xml:space="preserve">0.34 (0.26–0.42)</w:t>
+                <w:b w:val="true"/>
+                <w:u w:val="none"/>
+                <w:strike w:val="false"/>
+                <w:sz w:val="18"/>
+                <w:szCs w:val="18"/>
+                <w:color w:val="000000"/>
+              </w:rPr>
+            </w:pPr>
+            <w:r>
+              <w:rPr>
+                <w:rFonts w:ascii="Arial" w:hAnsi="Arial" w:eastAsia="Arial" w:cs="Arial"/>
+                <w:i w:val="false"/>
+                <w:b w:val="true"/>
+                <w:u w:val="none"/>
+                <w:strike w:val="false"/>
+                <w:sz w:val="18"/>
+                <w:szCs w:val="18"/>
+                <w:color w:val="000000"/>
+              </w:rPr>
+              <w:t xml:space="preserve"/>
             </w:r>
           </w:p>
         </w:tc>
@@ -560,26 +508,26 @@
               <w:rPr>
                 <w:rFonts w:ascii="Arial" w:hAnsi="Arial" w:eastAsia="Arial" w:cs="Arial"/>
                 <w:i w:val="false"/>
-                <w:b w:val="false"/>
-                <w:u w:val="none"/>
-                <w:strike w:val="false"/>
-                <w:sz w:val="18"/>
-                <w:szCs w:val="18"/>
-                <w:color w:val="000000"/>
-              </w:rPr>
-            </w:pPr>
-            <w:r>
-              <w:rPr>
-                <w:rFonts w:ascii="Arial" w:hAnsi="Arial" w:eastAsia="Arial" w:cs="Arial"/>
-                <w:i w:val="false"/>
-                <w:b w:val="false"/>
-                <w:u w:val="none"/>
-                <w:strike w:val="false"/>
-                <w:sz w:val="18"/>
-                <w:szCs w:val="18"/>
-                <w:color w:val="000000"/>
-              </w:rPr>
-              <w:t xml:space="preserve">0.81 (0.78–0.84)</w:t>
+                <w:b w:val="true"/>
+                <w:u w:val="none"/>
+                <w:strike w:val="false"/>
+                <w:sz w:val="18"/>
+                <w:szCs w:val="18"/>
+                <w:color w:val="000000"/>
+              </w:rPr>
+            </w:pPr>
+            <w:r>
+              <w:rPr>
+                <w:rFonts w:ascii="Arial" w:hAnsi="Arial" w:eastAsia="Arial" w:cs="Arial"/>
+                <w:i w:val="false"/>
+                <w:b w:val="true"/>
+                <w:u w:val="none"/>
+                <w:strike w:val="false"/>
+                <w:sz w:val="18"/>
+                <w:szCs w:val="18"/>
+                <w:color w:val="000000"/>
+              </w:rPr>
+              <w:t xml:space="preserve"/>
             </w:r>
           </w:p>
         </w:tc>
@@ -615,26 +563,26 @@
               <w:rPr>
                 <w:rFonts w:ascii="Arial" w:hAnsi="Arial" w:eastAsia="Arial" w:cs="Arial"/>
                 <w:i w:val="false"/>
-                <w:b w:val="false"/>
-                <w:u w:val="none"/>
-                <w:strike w:val="false"/>
-                <w:sz w:val="18"/>
-                <w:szCs w:val="18"/>
-                <w:color w:val="000000"/>
-              </w:rPr>
-            </w:pPr>
-            <w:r>
-              <w:rPr>
-                <w:rFonts w:ascii="Arial" w:hAnsi="Arial" w:eastAsia="Arial" w:cs="Arial"/>
-                <w:i w:val="false"/>
-                <w:b w:val="false"/>
-                <w:u w:val="none"/>
-                <w:strike w:val="false"/>
-                <w:sz w:val="18"/>
-                <w:szCs w:val="18"/>
-                <w:color w:val="000000"/>
-              </w:rPr>
-              <w:t xml:space="preserve">386/510 (75.7%) (0.72–0.79)</w:t>
+                <w:b w:val="true"/>
+                <w:u w:val="none"/>
+                <w:strike w:val="false"/>
+                <w:sz w:val="18"/>
+                <w:szCs w:val="18"/>
+                <w:color w:val="000000"/>
+              </w:rPr>
+            </w:pPr>
+            <w:r>
+              <w:rPr>
+                <w:rFonts w:ascii="Arial" w:hAnsi="Arial" w:eastAsia="Arial" w:cs="Arial"/>
+                <w:i w:val="false"/>
+                <w:b w:val="true"/>
+                <w:u w:val="none"/>
+                <w:strike w:val="false"/>
+                <w:sz w:val="18"/>
+                <w:szCs w:val="18"/>
+                <w:color w:val="000000"/>
+              </w:rPr>
+              <w:t xml:space="preserve"/>
             </w:r>
           </w:p>
         </w:tc>
@@ -670,26 +618,26 @@
               <w:rPr>
                 <w:rFonts w:ascii="Arial" w:hAnsi="Arial" w:eastAsia="Arial" w:cs="Arial"/>
                 <w:i w:val="false"/>
-                <w:b w:val="false"/>
-                <w:u w:val="none"/>
-                <w:strike w:val="false"/>
-                <w:sz w:val="18"/>
-                <w:szCs w:val="18"/>
-                <w:color w:val="000000"/>
-              </w:rPr>
-            </w:pPr>
-            <w:r>
-              <w:rPr>
-                <w:rFonts w:ascii="Arial" w:hAnsi="Arial" w:eastAsia="Arial" w:cs="Arial"/>
-                <w:i w:val="false"/>
-                <w:b w:val="false"/>
-                <w:u w:val="none"/>
-                <w:strike w:val="false"/>
-                <w:sz w:val="18"/>
-                <w:szCs w:val="18"/>
-                <w:color w:val="000000"/>
-              </w:rPr>
-              <w:t xml:space="preserve">55/83 (66.3%) (0.57–0.75)</w:t>
+                <w:b w:val="true"/>
+                <w:u w:val="none"/>
+                <w:strike w:val="false"/>
+                <w:sz w:val="18"/>
+                <w:szCs w:val="18"/>
+                <w:color w:val="000000"/>
+              </w:rPr>
+            </w:pPr>
+            <w:r>
+              <w:rPr>
+                <w:rFonts w:ascii="Arial" w:hAnsi="Arial" w:eastAsia="Arial" w:cs="Arial"/>
+                <w:i w:val="false"/>
+                <w:b w:val="true"/>
+                <w:u w:val="none"/>
+                <w:strike w:val="false"/>
+                <w:sz w:val="18"/>
+                <w:szCs w:val="18"/>
+                <w:color w:val="000000"/>
+              </w:rPr>
+              <w:t xml:space="preserve"/>
             </w:r>
           </w:p>
         </w:tc>
@@ -725,26 +673,26 @@
               <w:rPr>
                 <w:rFonts w:ascii="Arial" w:hAnsi="Arial" w:eastAsia="Arial" w:cs="Arial"/>
                 <w:i w:val="false"/>
-                <w:b w:val="false"/>
-                <w:u w:val="none"/>
-                <w:strike w:val="false"/>
-                <w:sz w:val="18"/>
-                <w:szCs w:val="18"/>
-                <w:color w:val="000000"/>
-              </w:rPr>
-            </w:pPr>
-            <w:r>
-              <w:rPr>
-                <w:rFonts w:ascii="Arial" w:hAnsi="Arial" w:eastAsia="Arial" w:cs="Arial"/>
-                <w:i w:val="false"/>
-                <w:b w:val="false"/>
-                <w:u w:val="none"/>
-                <w:strike w:val="false"/>
-                <w:sz w:val="18"/>
-                <w:szCs w:val="18"/>
-                <w:color w:val="000000"/>
-              </w:rPr>
-              <w:t xml:space="preserve">347/427 (81.3%) (0.78–0.85)</w:t>
+                <w:b w:val="true"/>
+                <w:u w:val="none"/>
+                <w:strike w:val="false"/>
+                <w:sz w:val="18"/>
+                <w:szCs w:val="18"/>
+                <w:color w:val="000000"/>
+              </w:rPr>
+            </w:pPr>
+            <w:r>
+              <w:rPr>
+                <w:rFonts w:ascii="Arial" w:hAnsi="Arial" w:eastAsia="Arial" w:cs="Arial"/>
+                <w:i w:val="false"/>
+                <w:b w:val="true"/>
+                <w:u w:val="none"/>
+                <w:strike w:val="false"/>
+                <w:sz w:val="18"/>
+                <w:szCs w:val="18"/>
+                <w:color w:val="000000"/>
+              </w:rPr>
+              <w:t xml:space="preserve"/>
             </w:r>
           </w:p>
         </w:tc>
@@ -831,7 +779,7 @@
                 <w:szCs w:val="18"/>
                 <w:color w:val="000000"/>
               </w:rPr>
-              <w:t xml:space="preserve">Overall</w:t>
+              <w:t xml:space="preserve">D1-D5</w:t>
             </w:r>
             <w:r>
               <w:rPr>
@@ -912,227 +860,227 @@
                 <w:szCs w:val="18"/>
                 <w:color w:val="000000"/>
               </w:rPr>
-              <w:t xml:space="preserve">0.44 (0.32–0.56)</w:t>
-            </w:r>
-          </w:p>
-        </w:tc>
-        <w:tc>
-          <w:tcPr>
-            <w:tcBorders>
-              <w:bottom w:val="none" w:sz="0" w:space="0" w:color="000000"/>
-              <w:top w:val="none" w:sz="0" w:space="0" w:color="000000"/>
-              <w:left w:val="none" w:sz="0" w:space="0" w:color="000000"/>
-              <w:right w:val="none" w:sz="0" w:space="0" w:color="000000"/>
-            </w:tcBorders>
-            <w:shd w:val="clear" w:color="auto" w:fill="FFFFFF"/>
-            <w:tcMar>
-              <w:top w:w="0" w:type="dxa"/>
-              <w:bottom w:w="0" w:type="dxa"/>
-              <w:left w:w="0" w:type="dxa"/>
-              <w:right w:w="0" w:type="dxa"/>
-            </w:tcMar>
-            <w:vAlign w:val="top"/>
-          </w:tcPr>
-          <w:p>
-            <w:pPr>
-              <w:pStyle w:val="Normal"/>
-              <w:jc w:val="left"/>
-              <w:pBdr>
-                <w:bottom w:val="none" w:sz="0" w:space="0" w:color="000000"/>
-                <w:top w:val="none" w:sz="0" w:space="0" w:color="000000"/>
-                <w:left w:val="none" w:sz="0" w:space="0" w:color="000000"/>
-                <w:right w:val="none" w:sz="0" w:space="0" w:color="000000"/>
-              </w:pBdr>
-              <w:spacing w:after="60" w:before="60" w:line="240"/>
-              <w:ind w:left="60" w:right="60" w:firstLine="0" w:firstLineChars="0"/>
-              <w:rPr>
-                <w:rFonts w:ascii="Arial" w:hAnsi="Arial" w:eastAsia="Arial" w:cs="Arial"/>
-                <w:i w:val="false"/>
-                <w:b w:val="false"/>
-                <w:u w:val="none"/>
-                <w:strike w:val="false"/>
-                <w:sz w:val="18"/>
-                <w:szCs w:val="18"/>
-                <w:color w:val="000000"/>
-              </w:rPr>
-            </w:pPr>
-            <w:r>
-              <w:rPr>
-                <w:rFonts w:ascii="Arial" w:hAnsi="Arial" w:eastAsia="Arial" w:cs="Arial"/>
-                <w:i w:val="false"/>
-                <w:b w:val="false"/>
-                <w:u w:val="none"/>
-                <w:strike w:val="false"/>
-                <w:sz w:val="18"/>
-                <w:szCs w:val="18"/>
-                <w:color w:val="000000"/>
-              </w:rPr>
-              <w:t xml:space="preserve">0.50 (0.39–0.60)</w:t>
-            </w:r>
-          </w:p>
-        </w:tc>
-        <w:tc>
-          <w:tcPr>
-            <w:tcBorders>
-              <w:bottom w:val="none" w:sz="0" w:space="0" w:color="000000"/>
-              <w:top w:val="none" w:sz="0" w:space="0" w:color="000000"/>
-              <w:left w:val="none" w:sz="0" w:space="0" w:color="000000"/>
-              <w:right w:val="none" w:sz="0" w:space="0" w:color="000000"/>
-            </w:tcBorders>
-            <w:shd w:val="clear" w:color="auto" w:fill="FFFFFF"/>
-            <w:tcMar>
-              <w:top w:w="0" w:type="dxa"/>
-              <w:bottom w:w="0" w:type="dxa"/>
-              <w:left w:w="0" w:type="dxa"/>
-              <w:right w:w="0" w:type="dxa"/>
-            </w:tcMar>
-            <w:vAlign w:val="top"/>
-          </w:tcPr>
-          <w:p>
-            <w:pPr>
-              <w:pStyle w:val="Normal"/>
-              <w:jc w:val="left"/>
-              <w:pBdr>
-                <w:bottom w:val="none" w:sz="0" w:space="0" w:color="000000"/>
-                <w:top w:val="none" w:sz="0" w:space="0" w:color="000000"/>
-                <w:left w:val="none" w:sz="0" w:space="0" w:color="000000"/>
-                <w:right w:val="none" w:sz="0" w:space="0" w:color="000000"/>
-              </w:pBdr>
-              <w:spacing w:after="60" w:before="60" w:line="240"/>
-              <w:ind w:left="60" w:right="60" w:firstLine="0" w:firstLineChars="0"/>
-              <w:rPr>
-                <w:rFonts w:ascii="Arial" w:hAnsi="Arial" w:eastAsia="Arial" w:cs="Arial"/>
-                <w:i w:val="false"/>
-                <w:b w:val="false"/>
-                <w:u w:val="none"/>
-                <w:strike w:val="false"/>
-                <w:sz w:val="18"/>
-                <w:szCs w:val="18"/>
-                <w:color w:val="000000"/>
-              </w:rPr>
-            </w:pPr>
-            <w:r>
-              <w:rPr>
-                <w:rFonts w:ascii="Arial" w:hAnsi="Arial" w:eastAsia="Arial" w:cs="Arial"/>
-                <w:i w:val="false"/>
-                <w:b w:val="false"/>
-                <w:u w:val="none"/>
-                <w:strike w:val="false"/>
-                <w:sz w:val="18"/>
-                <w:szCs w:val="18"/>
-                <w:color w:val="000000"/>
-              </w:rPr>
-              <w:t xml:space="preserve">47/81 (58.0%) (0.49–0.67)</w:t>
-            </w:r>
-          </w:p>
-        </w:tc>
-        <w:tc>
-          <w:tcPr>
-            <w:tcBorders>
-              <w:bottom w:val="none" w:sz="0" w:space="0" w:color="000000"/>
-              <w:top w:val="none" w:sz="0" w:space="0" w:color="000000"/>
-              <w:left w:val="none" w:sz="0" w:space="0" w:color="000000"/>
-              <w:right w:val="none" w:sz="0" w:space="0" w:color="000000"/>
-            </w:tcBorders>
-            <w:shd w:val="clear" w:color="auto" w:fill="FFFFFF"/>
-            <w:tcMar>
-              <w:top w:w="0" w:type="dxa"/>
-              <w:bottom w:w="0" w:type="dxa"/>
-              <w:left w:w="0" w:type="dxa"/>
-              <w:right w:w="0" w:type="dxa"/>
-            </w:tcMar>
-            <w:vAlign w:val="top"/>
-          </w:tcPr>
-          <w:p>
-            <w:pPr>
-              <w:pStyle w:val="Normal"/>
-              <w:jc w:val="left"/>
-              <w:pBdr>
-                <w:bottom w:val="none" w:sz="0" w:space="0" w:color="000000"/>
-                <w:top w:val="none" w:sz="0" w:space="0" w:color="000000"/>
-                <w:left w:val="none" w:sz="0" w:space="0" w:color="000000"/>
-                <w:right w:val="none" w:sz="0" w:space="0" w:color="000000"/>
-              </w:pBdr>
-              <w:spacing w:after="60" w:before="60" w:line="240"/>
-              <w:ind w:left="60" w:right="60" w:firstLine="0" w:firstLineChars="0"/>
-              <w:rPr>
-                <w:rFonts w:ascii="Arial" w:hAnsi="Arial" w:eastAsia="Arial" w:cs="Arial"/>
-                <w:i w:val="false"/>
-                <w:b w:val="false"/>
-                <w:u w:val="none"/>
-                <w:strike w:val="false"/>
-                <w:sz w:val="18"/>
-                <w:szCs w:val="18"/>
-                <w:color w:val="000000"/>
-              </w:rPr>
-            </w:pPr>
-            <w:r>
-              <w:rPr>
-                <w:rFonts w:ascii="Arial" w:hAnsi="Arial" w:eastAsia="Arial" w:cs="Arial"/>
-                <w:i w:val="false"/>
-                <w:b w:val="false"/>
-                <w:u w:val="none"/>
-                <w:strike w:val="false"/>
-                <w:sz w:val="18"/>
-                <w:szCs w:val="18"/>
-                <w:color w:val="000000"/>
-              </w:rPr>
-              <w:t xml:space="preserve">36/39 (92.3%) (0.84–1.00)</w:t>
-            </w:r>
-          </w:p>
-        </w:tc>
-        <w:tc>
-          <w:tcPr>
-            <w:tcBorders>
-              <w:bottom w:val="none" w:sz="0" w:space="0" w:color="000000"/>
-              <w:top w:val="none" w:sz="0" w:space="0" w:color="000000"/>
-              <w:left w:val="none" w:sz="0" w:space="0" w:color="000000"/>
-              <w:right w:val="none" w:sz="0" w:space="0" w:color="000000"/>
-            </w:tcBorders>
-            <w:shd w:val="clear" w:color="auto" w:fill="FFFFFF"/>
-            <w:tcMar>
-              <w:top w:w="0" w:type="dxa"/>
-              <w:bottom w:w="0" w:type="dxa"/>
-              <w:left w:w="0" w:type="dxa"/>
-              <w:right w:w="0" w:type="dxa"/>
-            </w:tcMar>
-            <w:vAlign w:val="top"/>
-          </w:tcPr>
-          <w:p>
-            <w:pPr>
-              <w:pStyle w:val="Normal"/>
-              <w:jc w:val="left"/>
-              <w:pBdr>
-                <w:bottom w:val="none" w:sz="0" w:space="0" w:color="000000"/>
-                <w:top w:val="none" w:sz="0" w:space="0" w:color="000000"/>
-                <w:left w:val="none" w:sz="0" w:space="0" w:color="000000"/>
-                <w:right w:val="none" w:sz="0" w:space="0" w:color="000000"/>
-              </w:pBdr>
-              <w:spacing w:after="60" w:before="60" w:line="240"/>
-              <w:ind w:left="60" w:right="60" w:firstLine="0" w:firstLineChars="0"/>
-              <w:rPr>
-                <w:rFonts w:ascii="Arial" w:hAnsi="Arial" w:eastAsia="Arial" w:cs="Arial"/>
-                <w:i w:val="false"/>
-                <w:b w:val="false"/>
-                <w:u w:val="none"/>
-                <w:strike w:val="false"/>
-                <w:sz w:val="18"/>
-                <w:szCs w:val="18"/>
-                <w:color w:val="000000"/>
-              </w:rPr>
-            </w:pPr>
-            <w:r>
-              <w:rPr>
-                <w:rFonts w:ascii="Arial" w:hAnsi="Arial" w:eastAsia="Arial" w:cs="Arial"/>
-                <w:i w:val="false"/>
-                <w:b w:val="false"/>
-                <w:u w:val="none"/>
-                <w:strike w:val="false"/>
-                <w:sz w:val="18"/>
-                <w:szCs w:val="18"/>
-                <w:color w:val="000000"/>
-              </w:rPr>
-              <w:t xml:space="preserve">23/42 (54.8%) (0.44–0.67)</w:t>
+              <w:t xml:space="preserve">0.34 (0.26–0.42)</w:t>
+            </w:r>
+          </w:p>
+        </w:tc>
+        <w:tc>
+          <w:tcPr>
+            <w:tcBorders>
+              <w:bottom w:val="none" w:sz="0" w:space="0" w:color="000000"/>
+              <w:top w:val="none" w:sz="0" w:space="0" w:color="000000"/>
+              <w:left w:val="none" w:sz="0" w:space="0" w:color="000000"/>
+              <w:right w:val="none" w:sz="0" w:space="0" w:color="000000"/>
+            </w:tcBorders>
+            <w:shd w:val="clear" w:color="auto" w:fill="FFFFFF"/>
+            <w:tcMar>
+              <w:top w:w="0" w:type="dxa"/>
+              <w:bottom w:w="0" w:type="dxa"/>
+              <w:left w:w="0" w:type="dxa"/>
+              <w:right w:w="0" w:type="dxa"/>
+            </w:tcMar>
+            <w:vAlign w:val="top"/>
+          </w:tcPr>
+          <w:p>
+            <w:pPr>
+              <w:pStyle w:val="Normal"/>
+              <w:jc w:val="left"/>
+              <w:pBdr>
+                <w:bottom w:val="none" w:sz="0" w:space="0" w:color="000000"/>
+                <w:top w:val="none" w:sz="0" w:space="0" w:color="000000"/>
+                <w:left w:val="none" w:sz="0" w:space="0" w:color="000000"/>
+                <w:right w:val="none" w:sz="0" w:space="0" w:color="000000"/>
+              </w:pBdr>
+              <w:spacing w:after="60" w:before="60" w:line="240"/>
+              <w:ind w:left="60" w:right="60" w:firstLine="0" w:firstLineChars="0"/>
+              <w:rPr>
+                <w:rFonts w:ascii="Arial" w:hAnsi="Arial" w:eastAsia="Arial" w:cs="Arial"/>
+                <w:i w:val="false"/>
+                <w:b w:val="false"/>
+                <w:u w:val="none"/>
+                <w:strike w:val="false"/>
+                <w:sz w:val="18"/>
+                <w:szCs w:val="18"/>
+                <w:color w:val="000000"/>
+              </w:rPr>
+            </w:pPr>
+            <w:r>
+              <w:rPr>
+                <w:rFonts w:ascii="Arial" w:hAnsi="Arial" w:eastAsia="Arial" w:cs="Arial"/>
+                <w:i w:val="false"/>
+                <w:b w:val="false"/>
+                <w:u w:val="none"/>
+                <w:strike w:val="false"/>
+                <w:sz w:val="18"/>
+                <w:szCs w:val="18"/>
+                <w:color w:val="000000"/>
+              </w:rPr>
+              <w:t xml:space="preserve">0.81 (0.78–0.84)</w:t>
+            </w:r>
+          </w:p>
+        </w:tc>
+        <w:tc>
+          <w:tcPr>
+            <w:tcBorders>
+              <w:bottom w:val="none" w:sz="0" w:space="0" w:color="000000"/>
+              <w:top w:val="none" w:sz="0" w:space="0" w:color="000000"/>
+              <w:left w:val="none" w:sz="0" w:space="0" w:color="000000"/>
+              <w:right w:val="none" w:sz="0" w:space="0" w:color="000000"/>
+            </w:tcBorders>
+            <w:shd w:val="clear" w:color="auto" w:fill="FFFFFF"/>
+            <w:tcMar>
+              <w:top w:w="0" w:type="dxa"/>
+              <w:bottom w:w="0" w:type="dxa"/>
+              <w:left w:w="0" w:type="dxa"/>
+              <w:right w:w="0" w:type="dxa"/>
+            </w:tcMar>
+            <w:vAlign w:val="top"/>
+          </w:tcPr>
+          <w:p>
+            <w:pPr>
+              <w:pStyle w:val="Normal"/>
+              <w:jc w:val="left"/>
+              <w:pBdr>
+                <w:bottom w:val="none" w:sz="0" w:space="0" w:color="000000"/>
+                <w:top w:val="none" w:sz="0" w:space="0" w:color="000000"/>
+                <w:left w:val="none" w:sz="0" w:space="0" w:color="000000"/>
+                <w:right w:val="none" w:sz="0" w:space="0" w:color="000000"/>
+              </w:pBdr>
+              <w:spacing w:after="60" w:before="60" w:line="240"/>
+              <w:ind w:left="60" w:right="60" w:firstLine="0" w:firstLineChars="0"/>
+              <w:rPr>
+                <w:rFonts w:ascii="Arial" w:hAnsi="Arial" w:eastAsia="Arial" w:cs="Arial"/>
+                <w:i w:val="false"/>
+                <w:b w:val="false"/>
+                <w:u w:val="none"/>
+                <w:strike w:val="false"/>
+                <w:sz w:val="18"/>
+                <w:szCs w:val="18"/>
+                <w:color w:val="000000"/>
+              </w:rPr>
+            </w:pPr>
+            <w:r>
+              <w:rPr>
+                <w:rFonts w:ascii="Arial" w:hAnsi="Arial" w:eastAsia="Arial" w:cs="Arial"/>
+                <w:i w:val="false"/>
+                <w:b w:val="false"/>
+                <w:u w:val="none"/>
+                <w:strike w:val="false"/>
+                <w:sz w:val="18"/>
+                <w:szCs w:val="18"/>
+                <w:color w:val="000000"/>
+              </w:rPr>
+              <w:t xml:space="preserve">386/510 (75.7%) (0.72–0.79)</w:t>
+            </w:r>
+          </w:p>
+        </w:tc>
+        <w:tc>
+          <w:tcPr>
+            <w:tcBorders>
+              <w:bottom w:val="none" w:sz="0" w:space="0" w:color="000000"/>
+              <w:top w:val="none" w:sz="0" w:space="0" w:color="000000"/>
+              <w:left w:val="none" w:sz="0" w:space="0" w:color="000000"/>
+              <w:right w:val="none" w:sz="0" w:space="0" w:color="000000"/>
+            </w:tcBorders>
+            <w:shd w:val="clear" w:color="auto" w:fill="FFFFFF"/>
+            <w:tcMar>
+              <w:top w:w="0" w:type="dxa"/>
+              <w:bottom w:w="0" w:type="dxa"/>
+              <w:left w:w="0" w:type="dxa"/>
+              <w:right w:w="0" w:type="dxa"/>
+            </w:tcMar>
+            <w:vAlign w:val="top"/>
+          </w:tcPr>
+          <w:p>
+            <w:pPr>
+              <w:pStyle w:val="Normal"/>
+              <w:jc w:val="left"/>
+              <w:pBdr>
+                <w:bottom w:val="none" w:sz="0" w:space="0" w:color="000000"/>
+                <w:top w:val="none" w:sz="0" w:space="0" w:color="000000"/>
+                <w:left w:val="none" w:sz="0" w:space="0" w:color="000000"/>
+                <w:right w:val="none" w:sz="0" w:space="0" w:color="000000"/>
+              </w:pBdr>
+              <w:spacing w:after="60" w:before="60" w:line="240"/>
+              <w:ind w:left="60" w:right="60" w:firstLine="0" w:firstLineChars="0"/>
+              <w:rPr>
+                <w:rFonts w:ascii="Arial" w:hAnsi="Arial" w:eastAsia="Arial" w:cs="Arial"/>
+                <w:i w:val="false"/>
+                <w:b w:val="false"/>
+                <w:u w:val="none"/>
+                <w:strike w:val="false"/>
+                <w:sz w:val="18"/>
+                <w:szCs w:val="18"/>
+                <w:color w:val="000000"/>
+              </w:rPr>
+            </w:pPr>
+            <w:r>
+              <w:rPr>
+                <w:rFonts w:ascii="Arial" w:hAnsi="Arial" w:eastAsia="Arial" w:cs="Arial"/>
+                <w:i w:val="false"/>
+                <w:b w:val="false"/>
+                <w:u w:val="none"/>
+                <w:strike w:val="false"/>
+                <w:sz w:val="18"/>
+                <w:szCs w:val="18"/>
+                <w:color w:val="000000"/>
+              </w:rPr>
+              <w:t xml:space="preserve">55/83 (66.3%) (0.57–0.75)</w:t>
+            </w:r>
+          </w:p>
+        </w:tc>
+        <w:tc>
+          <w:tcPr>
+            <w:tcBorders>
+              <w:bottom w:val="none" w:sz="0" w:space="0" w:color="000000"/>
+              <w:top w:val="none" w:sz="0" w:space="0" w:color="000000"/>
+              <w:left w:val="none" w:sz="0" w:space="0" w:color="000000"/>
+              <w:right w:val="none" w:sz="0" w:space="0" w:color="000000"/>
+            </w:tcBorders>
+            <w:shd w:val="clear" w:color="auto" w:fill="FFFFFF"/>
+            <w:tcMar>
+              <w:top w:w="0" w:type="dxa"/>
+              <w:bottom w:w="0" w:type="dxa"/>
+              <w:left w:w="0" w:type="dxa"/>
+              <w:right w:w="0" w:type="dxa"/>
+            </w:tcMar>
+            <w:vAlign w:val="top"/>
+          </w:tcPr>
+          <w:p>
+            <w:pPr>
+              <w:pStyle w:val="Normal"/>
+              <w:jc w:val="left"/>
+              <w:pBdr>
+                <w:bottom w:val="none" w:sz="0" w:space="0" w:color="000000"/>
+                <w:top w:val="none" w:sz="0" w:space="0" w:color="000000"/>
+                <w:left w:val="none" w:sz="0" w:space="0" w:color="000000"/>
+                <w:right w:val="none" w:sz="0" w:space="0" w:color="000000"/>
+              </w:pBdr>
+              <w:spacing w:after="60" w:before="60" w:line="240"/>
+              <w:ind w:left="60" w:right="60" w:firstLine="0" w:firstLineChars="0"/>
+              <w:rPr>
+                <w:rFonts w:ascii="Arial" w:hAnsi="Arial" w:eastAsia="Arial" w:cs="Arial"/>
+                <w:i w:val="false"/>
+                <w:b w:val="false"/>
+                <w:u w:val="none"/>
+                <w:strike w:val="false"/>
+                <w:sz w:val="18"/>
+                <w:szCs w:val="18"/>
+                <w:color w:val="000000"/>
+              </w:rPr>
+            </w:pPr>
+            <w:r>
+              <w:rPr>
+                <w:rFonts w:ascii="Arial" w:hAnsi="Arial" w:eastAsia="Arial" w:cs="Arial"/>
+                <w:i w:val="false"/>
+                <w:b w:val="false"/>
+                <w:u w:val="none"/>
+                <w:strike w:val="false"/>
+                <w:sz w:val="18"/>
+                <w:szCs w:val="18"/>
+                <w:color w:val="000000"/>
+              </w:rPr>
+              <w:t xml:space="preserve">347/427 (81.3%) (0.78–0.85)</w:t>
             </w:r>
           </w:p>
         </w:tc>
@@ -1219,7 +1167,7 @@
                 <w:szCs w:val="18"/>
                 <w:color w:val="000000"/>
               </w:rPr>
-              <w:t xml:space="preserve">D1-D5</w:t>
+              <w:t xml:space="preserve">Overall</w:t>
             </w:r>
             <w:r>
               <w:rPr>
@@ -1245,282 +1193,282 @@
                 <w:szCs w:val="18"/>
                 <w:color w:val="000000"/>
               </w:rPr>
-              <w:t xml:space="preserve">Unassisted</w:t>
-            </w:r>
-          </w:p>
-        </w:tc>
-        <w:tc>
-          <w:tcPr>
-            <w:tcBorders>
-              <w:bottom w:val="none" w:sz="0" w:space="0" w:color="000000"/>
-              <w:top w:val="none" w:sz="0" w:space="0" w:color="000000"/>
-              <w:left w:val="none" w:sz="0" w:space="0" w:color="000000"/>
-              <w:right w:val="none" w:sz="0" w:space="0" w:color="000000"/>
-            </w:tcBorders>
-            <w:shd w:val="clear" w:color="auto" w:fill="FFFFFF"/>
-            <w:tcMar>
-              <w:top w:w="0" w:type="dxa"/>
-              <w:bottom w:w="0" w:type="dxa"/>
-              <w:left w:w="0" w:type="dxa"/>
-              <w:right w:w="0" w:type="dxa"/>
-            </w:tcMar>
-            <w:vAlign w:val="top"/>
-          </w:tcPr>
-          <w:p>
-            <w:pPr>
-              <w:pStyle w:val="Normal"/>
-              <w:jc w:val="left"/>
-              <w:pBdr>
-                <w:bottom w:val="none" w:sz="0" w:space="0" w:color="000000"/>
-                <w:top w:val="none" w:sz="0" w:space="0" w:color="000000"/>
-                <w:left w:val="none" w:sz="0" w:space="0" w:color="000000"/>
-                <w:right w:val="none" w:sz="0" w:space="0" w:color="000000"/>
-              </w:pBdr>
-              <w:spacing w:after="60" w:before="60" w:line="240"/>
-              <w:ind w:left="60" w:right="60" w:firstLine="0" w:firstLineChars="0"/>
-              <w:rPr>
-                <w:rFonts w:ascii="Arial" w:hAnsi="Arial" w:eastAsia="Arial" w:cs="Arial"/>
-                <w:i w:val="false"/>
-                <w:b w:val="false"/>
-                <w:u w:val="none"/>
-                <w:strike w:val="false"/>
-                <w:sz w:val="18"/>
-                <w:szCs w:val="18"/>
-                <w:color w:val="000000"/>
-              </w:rPr>
-            </w:pPr>
-            <w:r>
-              <w:rPr>
-                <w:rFonts w:ascii="Arial" w:hAnsi="Arial" w:eastAsia="Arial" w:cs="Arial"/>
-                <w:i w:val="false"/>
-                <w:b w:val="false"/>
-                <w:u w:val="none"/>
-                <w:strike w:val="false"/>
-                <w:sz w:val="18"/>
-                <w:szCs w:val="18"/>
-                <w:color w:val="000000"/>
-              </w:rPr>
-              <w:t xml:space="preserve">0.28 (0.21–0.35)</w:t>
-            </w:r>
-          </w:p>
-        </w:tc>
-        <w:tc>
-          <w:tcPr>
-            <w:tcBorders>
-              <w:bottom w:val="none" w:sz="0" w:space="0" w:color="000000"/>
-              <w:top w:val="none" w:sz="0" w:space="0" w:color="000000"/>
-              <w:left w:val="none" w:sz="0" w:space="0" w:color="000000"/>
-              <w:right w:val="none" w:sz="0" w:space="0" w:color="000000"/>
-            </w:tcBorders>
-            <w:shd w:val="clear" w:color="auto" w:fill="FFFFFF"/>
-            <w:tcMar>
-              <w:top w:w="0" w:type="dxa"/>
-              <w:bottom w:w="0" w:type="dxa"/>
-              <w:left w:w="0" w:type="dxa"/>
-              <w:right w:w="0" w:type="dxa"/>
-            </w:tcMar>
-            <w:vAlign w:val="top"/>
-          </w:tcPr>
-          <w:p>
-            <w:pPr>
-              <w:pStyle w:val="Normal"/>
-              <w:jc w:val="left"/>
-              <w:pBdr>
-                <w:bottom w:val="none" w:sz="0" w:space="0" w:color="000000"/>
-                <w:top w:val="none" w:sz="0" w:space="0" w:color="000000"/>
-                <w:left w:val="none" w:sz="0" w:space="0" w:color="000000"/>
-                <w:right w:val="none" w:sz="0" w:space="0" w:color="000000"/>
-              </w:pBdr>
-              <w:spacing w:after="60" w:before="60" w:line="240"/>
-              <w:ind w:left="60" w:right="60" w:firstLine="0" w:firstLineChars="0"/>
-              <w:rPr>
-                <w:rFonts w:ascii="Arial" w:hAnsi="Arial" w:eastAsia="Arial" w:cs="Arial"/>
-                <w:i w:val="false"/>
-                <w:b w:val="false"/>
-                <w:u w:val="none"/>
-                <w:strike w:val="false"/>
-                <w:sz w:val="18"/>
-                <w:szCs w:val="18"/>
-                <w:color w:val="000000"/>
-              </w:rPr>
-            </w:pPr>
-            <w:r>
-              <w:rPr>
-                <w:rFonts w:ascii="Arial" w:hAnsi="Arial" w:eastAsia="Arial" w:cs="Arial"/>
-                <w:i w:val="false"/>
-                <w:b w:val="false"/>
-                <w:u w:val="none"/>
-                <w:strike w:val="false"/>
-                <w:sz w:val="18"/>
-                <w:szCs w:val="18"/>
-                <w:color w:val="000000"/>
-              </w:rPr>
-              <w:t xml:space="preserve">0.82 (0.79–0.85)</w:t>
-            </w:r>
-          </w:p>
-        </w:tc>
-        <w:tc>
-          <w:tcPr>
-            <w:tcBorders>
-              <w:bottom w:val="none" w:sz="0" w:space="0" w:color="000000"/>
-              <w:top w:val="none" w:sz="0" w:space="0" w:color="000000"/>
-              <w:left w:val="none" w:sz="0" w:space="0" w:color="000000"/>
-              <w:right w:val="none" w:sz="0" w:space="0" w:color="000000"/>
-            </w:tcBorders>
-            <w:shd w:val="clear" w:color="auto" w:fill="FFFFFF"/>
-            <w:tcMar>
-              <w:top w:w="0" w:type="dxa"/>
-              <w:bottom w:w="0" w:type="dxa"/>
-              <w:left w:w="0" w:type="dxa"/>
-              <w:right w:w="0" w:type="dxa"/>
-            </w:tcMar>
-            <w:vAlign w:val="top"/>
-          </w:tcPr>
-          <w:p>
-            <w:pPr>
-              <w:pStyle w:val="Normal"/>
-              <w:jc w:val="left"/>
-              <w:pBdr>
-                <w:bottom w:val="none" w:sz="0" w:space="0" w:color="000000"/>
-                <w:top w:val="none" w:sz="0" w:space="0" w:color="000000"/>
-                <w:left w:val="none" w:sz="0" w:space="0" w:color="000000"/>
-                <w:right w:val="none" w:sz="0" w:space="0" w:color="000000"/>
-              </w:pBdr>
-              <w:spacing w:after="60" w:before="60" w:line="240"/>
-              <w:ind w:left="60" w:right="60" w:firstLine="0" w:firstLineChars="0"/>
-              <w:rPr>
-                <w:rFonts w:ascii="Arial" w:hAnsi="Arial" w:eastAsia="Arial" w:cs="Arial"/>
-                <w:i w:val="false"/>
-                <w:b w:val="false"/>
-                <w:u w:val="none"/>
-                <w:strike w:val="false"/>
-                <w:sz w:val="18"/>
-                <w:szCs w:val="18"/>
-                <w:color w:val="000000"/>
-              </w:rPr>
-            </w:pPr>
-            <w:r>
-              <w:rPr>
-                <w:rFonts w:ascii="Arial" w:hAnsi="Arial" w:eastAsia="Arial" w:cs="Arial"/>
-                <w:i w:val="false"/>
-                <w:b w:val="false"/>
-                <w:u w:val="none"/>
-                <w:strike w:val="false"/>
-                <w:sz w:val="18"/>
-                <w:szCs w:val="18"/>
-                <w:color w:val="000000"/>
-              </w:rPr>
-              <w:t xml:space="preserve">395/510 (77.5%) (0.74–0.81)</w:t>
-            </w:r>
-          </w:p>
-        </w:tc>
-        <w:tc>
-          <w:tcPr>
-            <w:tcBorders>
-              <w:bottom w:val="none" w:sz="0" w:space="0" w:color="000000"/>
-              <w:top w:val="none" w:sz="0" w:space="0" w:color="000000"/>
-              <w:left w:val="none" w:sz="0" w:space="0" w:color="000000"/>
-              <w:right w:val="none" w:sz="0" w:space="0" w:color="000000"/>
-            </w:tcBorders>
-            <w:shd w:val="clear" w:color="auto" w:fill="FFFFFF"/>
-            <w:tcMar>
-              <w:top w:w="0" w:type="dxa"/>
-              <w:bottom w:w="0" w:type="dxa"/>
-              <w:left w:w="0" w:type="dxa"/>
-              <w:right w:w="0" w:type="dxa"/>
-            </w:tcMar>
-            <w:vAlign w:val="top"/>
-          </w:tcPr>
-          <w:p>
-            <w:pPr>
-              <w:pStyle w:val="Normal"/>
-              <w:jc w:val="left"/>
-              <w:pBdr>
-                <w:bottom w:val="none" w:sz="0" w:space="0" w:color="000000"/>
-                <w:top w:val="none" w:sz="0" w:space="0" w:color="000000"/>
-                <w:left w:val="none" w:sz="0" w:space="0" w:color="000000"/>
-                <w:right w:val="none" w:sz="0" w:space="0" w:color="000000"/>
-              </w:pBdr>
-              <w:spacing w:after="60" w:before="60" w:line="240"/>
-              <w:ind w:left="60" w:right="60" w:firstLine="0" w:firstLineChars="0"/>
-              <w:rPr>
-                <w:rFonts w:ascii="Arial" w:hAnsi="Arial" w:eastAsia="Arial" w:cs="Arial"/>
-                <w:i w:val="false"/>
-                <w:b w:val="false"/>
-                <w:u w:val="none"/>
-                <w:strike w:val="false"/>
-                <w:sz w:val="18"/>
-                <w:szCs w:val="18"/>
-                <w:color w:val="000000"/>
-              </w:rPr>
-            </w:pPr>
-            <w:r>
-              <w:rPr>
-                <w:rFonts w:ascii="Arial" w:hAnsi="Arial" w:eastAsia="Arial" w:cs="Arial"/>
-                <w:i w:val="false"/>
-                <w:b w:val="false"/>
-                <w:u w:val="none"/>
-                <w:strike w:val="false"/>
-                <w:sz w:val="18"/>
-                <w:szCs w:val="18"/>
-                <w:color w:val="000000"/>
-              </w:rPr>
-              <w:t xml:space="preserve">42/83 (50.6%) (0.40–0.60)</w:t>
-            </w:r>
-          </w:p>
-        </w:tc>
-        <w:tc>
-          <w:tcPr>
-            <w:tcBorders>
-              <w:bottom w:val="none" w:sz="0" w:space="0" w:color="000000"/>
-              <w:top w:val="none" w:sz="0" w:space="0" w:color="000000"/>
-              <w:left w:val="none" w:sz="0" w:space="0" w:color="000000"/>
-              <w:right w:val="none" w:sz="0" w:space="0" w:color="000000"/>
-            </w:tcBorders>
-            <w:shd w:val="clear" w:color="auto" w:fill="FFFFFF"/>
-            <w:tcMar>
-              <w:top w:w="0" w:type="dxa"/>
-              <w:bottom w:w="0" w:type="dxa"/>
-              <w:left w:w="0" w:type="dxa"/>
-              <w:right w:w="0" w:type="dxa"/>
-            </w:tcMar>
-            <w:vAlign w:val="top"/>
-          </w:tcPr>
-          <w:p>
-            <w:pPr>
-              <w:pStyle w:val="Normal"/>
-              <w:jc w:val="left"/>
-              <w:pBdr>
-                <w:bottom w:val="none" w:sz="0" w:space="0" w:color="000000"/>
-                <w:top w:val="none" w:sz="0" w:space="0" w:color="000000"/>
-                <w:left w:val="none" w:sz="0" w:space="0" w:color="000000"/>
-                <w:right w:val="none" w:sz="0" w:space="0" w:color="000000"/>
-              </w:pBdr>
-              <w:spacing w:after="60" w:before="60" w:line="240"/>
-              <w:ind w:left="60" w:right="60" w:firstLine="0" w:firstLineChars="0"/>
-              <w:rPr>
-                <w:rFonts w:ascii="Arial" w:hAnsi="Arial" w:eastAsia="Arial" w:cs="Arial"/>
-                <w:i w:val="false"/>
-                <w:b w:val="false"/>
-                <w:u w:val="none"/>
-                <w:strike w:val="false"/>
-                <w:sz w:val="18"/>
-                <w:szCs w:val="18"/>
-                <w:color w:val="000000"/>
-              </w:rPr>
-            </w:pPr>
-            <w:r>
-              <w:rPr>
-                <w:rFonts w:ascii="Arial" w:hAnsi="Arial" w:eastAsia="Arial" w:cs="Arial"/>
-                <w:i w:val="false"/>
-                <w:b w:val="false"/>
-                <w:u w:val="none"/>
-                <w:strike w:val="false"/>
-                <w:sz w:val="18"/>
-                <w:szCs w:val="18"/>
-                <w:color w:val="000000"/>
-              </w:rPr>
-              <w:t xml:space="preserve">366/427 (85.7%) (0.82–0.89)</w:t>
+              <w:t xml:space="preserve">ARBITER</w:t>
+            </w:r>
+          </w:p>
+        </w:tc>
+        <w:tc>
+          <w:tcPr>
+            <w:tcBorders>
+              <w:bottom w:val="none" w:sz="0" w:space="0" w:color="000000"/>
+              <w:top w:val="none" w:sz="0" w:space="0" w:color="000000"/>
+              <w:left w:val="none" w:sz="0" w:space="0" w:color="000000"/>
+              <w:right w:val="none" w:sz="0" w:space="0" w:color="000000"/>
+            </w:tcBorders>
+            <w:shd w:val="clear" w:color="auto" w:fill="FFFFFF"/>
+            <w:tcMar>
+              <w:top w:w="0" w:type="dxa"/>
+              <w:bottom w:w="0" w:type="dxa"/>
+              <w:left w:w="0" w:type="dxa"/>
+              <w:right w:w="0" w:type="dxa"/>
+            </w:tcMar>
+            <w:vAlign w:val="top"/>
+          </w:tcPr>
+          <w:p>
+            <w:pPr>
+              <w:pStyle w:val="Normal"/>
+              <w:jc w:val="left"/>
+              <w:pBdr>
+                <w:bottom w:val="none" w:sz="0" w:space="0" w:color="000000"/>
+                <w:top w:val="none" w:sz="0" w:space="0" w:color="000000"/>
+                <w:left w:val="none" w:sz="0" w:space="0" w:color="000000"/>
+                <w:right w:val="none" w:sz="0" w:space="0" w:color="000000"/>
+              </w:pBdr>
+              <w:spacing w:after="60" w:before="60" w:line="240"/>
+              <w:ind w:left="60" w:right="60" w:firstLine="0" w:firstLineChars="0"/>
+              <w:rPr>
+                <w:rFonts w:ascii="Arial" w:hAnsi="Arial" w:eastAsia="Arial" w:cs="Arial"/>
+                <w:i w:val="false"/>
+                <w:b w:val="false"/>
+                <w:u w:val="none"/>
+                <w:strike w:val="false"/>
+                <w:sz w:val="18"/>
+                <w:szCs w:val="18"/>
+                <w:color w:val="000000"/>
+              </w:rPr>
+            </w:pPr>
+            <w:r>
+              <w:rPr>
+                <w:rFonts w:ascii="Arial" w:hAnsi="Arial" w:eastAsia="Arial" w:cs="Arial"/>
+                <w:i w:val="false"/>
+                <w:b w:val="false"/>
+                <w:u w:val="none"/>
+                <w:strike w:val="false"/>
+                <w:sz w:val="18"/>
+                <w:szCs w:val="18"/>
+                <w:color w:val="000000"/>
+              </w:rPr>
+              <w:t xml:space="preserve">0.44 (0.32–0.56)</w:t>
+            </w:r>
+          </w:p>
+        </w:tc>
+        <w:tc>
+          <w:tcPr>
+            <w:tcBorders>
+              <w:bottom w:val="none" w:sz="0" w:space="0" w:color="000000"/>
+              <w:top w:val="none" w:sz="0" w:space="0" w:color="000000"/>
+              <w:left w:val="none" w:sz="0" w:space="0" w:color="000000"/>
+              <w:right w:val="none" w:sz="0" w:space="0" w:color="000000"/>
+            </w:tcBorders>
+            <w:shd w:val="clear" w:color="auto" w:fill="FFFFFF"/>
+            <w:tcMar>
+              <w:top w:w="0" w:type="dxa"/>
+              <w:bottom w:w="0" w:type="dxa"/>
+              <w:left w:w="0" w:type="dxa"/>
+              <w:right w:w="0" w:type="dxa"/>
+            </w:tcMar>
+            <w:vAlign w:val="top"/>
+          </w:tcPr>
+          <w:p>
+            <w:pPr>
+              <w:pStyle w:val="Normal"/>
+              <w:jc w:val="left"/>
+              <w:pBdr>
+                <w:bottom w:val="none" w:sz="0" w:space="0" w:color="000000"/>
+                <w:top w:val="none" w:sz="0" w:space="0" w:color="000000"/>
+                <w:left w:val="none" w:sz="0" w:space="0" w:color="000000"/>
+                <w:right w:val="none" w:sz="0" w:space="0" w:color="000000"/>
+              </w:pBdr>
+              <w:spacing w:after="60" w:before="60" w:line="240"/>
+              <w:ind w:left="60" w:right="60" w:firstLine="0" w:firstLineChars="0"/>
+              <w:rPr>
+                <w:rFonts w:ascii="Arial" w:hAnsi="Arial" w:eastAsia="Arial" w:cs="Arial"/>
+                <w:i w:val="false"/>
+                <w:b w:val="false"/>
+                <w:u w:val="none"/>
+                <w:strike w:val="false"/>
+                <w:sz w:val="18"/>
+                <w:szCs w:val="18"/>
+                <w:color w:val="000000"/>
+              </w:rPr>
+            </w:pPr>
+            <w:r>
+              <w:rPr>
+                <w:rFonts w:ascii="Arial" w:hAnsi="Arial" w:eastAsia="Arial" w:cs="Arial"/>
+                <w:i w:val="false"/>
+                <w:b w:val="false"/>
+                <w:u w:val="none"/>
+                <w:strike w:val="false"/>
+                <w:sz w:val="18"/>
+                <w:szCs w:val="18"/>
+                <w:color w:val="000000"/>
+              </w:rPr>
+              <w:t xml:space="preserve">0.50 (0.39–0.60)</w:t>
+            </w:r>
+          </w:p>
+        </w:tc>
+        <w:tc>
+          <w:tcPr>
+            <w:tcBorders>
+              <w:bottom w:val="none" w:sz="0" w:space="0" w:color="000000"/>
+              <w:top w:val="none" w:sz="0" w:space="0" w:color="000000"/>
+              <w:left w:val="none" w:sz="0" w:space="0" w:color="000000"/>
+              <w:right w:val="none" w:sz="0" w:space="0" w:color="000000"/>
+            </w:tcBorders>
+            <w:shd w:val="clear" w:color="auto" w:fill="FFFFFF"/>
+            <w:tcMar>
+              <w:top w:w="0" w:type="dxa"/>
+              <w:bottom w:w="0" w:type="dxa"/>
+              <w:left w:w="0" w:type="dxa"/>
+              <w:right w:w="0" w:type="dxa"/>
+            </w:tcMar>
+            <w:vAlign w:val="top"/>
+          </w:tcPr>
+          <w:p>
+            <w:pPr>
+              <w:pStyle w:val="Normal"/>
+              <w:jc w:val="left"/>
+              <w:pBdr>
+                <w:bottom w:val="none" w:sz="0" w:space="0" w:color="000000"/>
+                <w:top w:val="none" w:sz="0" w:space="0" w:color="000000"/>
+                <w:left w:val="none" w:sz="0" w:space="0" w:color="000000"/>
+                <w:right w:val="none" w:sz="0" w:space="0" w:color="000000"/>
+              </w:pBdr>
+              <w:spacing w:after="60" w:before="60" w:line="240"/>
+              <w:ind w:left="60" w:right="60" w:firstLine="0" w:firstLineChars="0"/>
+              <w:rPr>
+                <w:rFonts w:ascii="Arial" w:hAnsi="Arial" w:eastAsia="Arial" w:cs="Arial"/>
+                <w:i w:val="false"/>
+                <w:b w:val="false"/>
+                <w:u w:val="none"/>
+                <w:strike w:val="false"/>
+                <w:sz w:val="18"/>
+                <w:szCs w:val="18"/>
+                <w:color w:val="000000"/>
+              </w:rPr>
+            </w:pPr>
+            <w:r>
+              <w:rPr>
+                <w:rFonts w:ascii="Arial" w:hAnsi="Arial" w:eastAsia="Arial" w:cs="Arial"/>
+                <w:i w:val="false"/>
+                <w:b w:val="false"/>
+                <w:u w:val="none"/>
+                <w:strike w:val="false"/>
+                <w:sz w:val="18"/>
+                <w:szCs w:val="18"/>
+                <w:color w:val="000000"/>
+              </w:rPr>
+              <w:t xml:space="preserve">47/81 (58.0%) (0.49–0.67)</w:t>
+            </w:r>
+          </w:p>
+        </w:tc>
+        <w:tc>
+          <w:tcPr>
+            <w:tcBorders>
+              <w:bottom w:val="none" w:sz="0" w:space="0" w:color="000000"/>
+              <w:top w:val="none" w:sz="0" w:space="0" w:color="000000"/>
+              <w:left w:val="none" w:sz="0" w:space="0" w:color="000000"/>
+              <w:right w:val="none" w:sz="0" w:space="0" w:color="000000"/>
+            </w:tcBorders>
+            <w:shd w:val="clear" w:color="auto" w:fill="FFFFFF"/>
+            <w:tcMar>
+              <w:top w:w="0" w:type="dxa"/>
+              <w:bottom w:w="0" w:type="dxa"/>
+              <w:left w:w="0" w:type="dxa"/>
+              <w:right w:w="0" w:type="dxa"/>
+            </w:tcMar>
+            <w:vAlign w:val="top"/>
+          </w:tcPr>
+          <w:p>
+            <w:pPr>
+              <w:pStyle w:val="Normal"/>
+              <w:jc w:val="left"/>
+              <w:pBdr>
+                <w:bottom w:val="none" w:sz="0" w:space="0" w:color="000000"/>
+                <w:top w:val="none" w:sz="0" w:space="0" w:color="000000"/>
+                <w:left w:val="none" w:sz="0" w:space="0" w:color="000000"/>
+                <w:right w:val="none" w:sz="0" w:space="0" w:color="000000"/>
+              </w:pBdr>
+              <w:spacing w:after="60" w:before="60" w:line="240"/>
+              <w:ind w:left="60" w:right="60" w:firstLine="0" w:firstLineChars="0"/>
+              <w:rPr>
+                <w:rFonts w:ascii="Arial" w:hAnsi="Arial" w:eastAsia="Arial" w:cs="Arial"/>
+                <w:i w:val="false"/>
+                <w:b w:val="false"/>
+                <w:u w:val="none"/>
+                <w:strike w:val="false"/>
+                <w:sz w:val="18"/>
+                <w:szCs w:val="18"/>
+                <w:color w:val="000000"/>
+              </w:rPr>
+            </w:pPr>
+            <w:r>
+              <w:rPr>
+                <w:rFonts w:ascii="Arial" w:hAnsi="Arial" w:eastAsia="Arial" w:cs="Arial"/>
+                <w:i w:val="false"/>
+                <w:b w:val="false"/>
+                <w:u w:val="none"/>
+                <w:strike w:val="false"/>
+                <w:sz w:val="18"/>
+                <w:szCs w:val="18"/>
+                <w:color w:val="000000"/>
+              </w:rPr>
+              <w:t xml:space="preserve">36/39 (92.3%) (0.84–1.00)</w:t>
+            </w:r>
+          </w:p>
+        </w:tc>
+        <w:tc>
+          <w:tcPr>
+            <w:tcBorders>
+              <w:bottom w:val="none" w:sz="0" w:space="0" w:color="000000"/>
+              <w:top w:val="none" w:sz="0" w:space="0" w:color="000000"/>
+              <w:left w:val="none" w:sz="0" w:space="0" w:color="000000"/>
+              <w:right w:val="none" w:sz="0" w:space="0" w:color="000000"/>
+            </w:tcBorders>
+            <w:shd w:val="clear" w:color="auto" w:fill="FFFFFF"/>
+            <w:tcMar>
+              <w:top w:w="0" w:type="dxa"/>
+              <w:bottom w:w="0" w:type="dxa"/>
+              <w:left w:w="0" w:type="dxa"/>
+              <w:right w:w="0" w:type="dxa"/>
+            </w:tcMar>
+            <w:vAlign w:val="top"/>
+          </w:tcPr>
+          <w:p>
+            <w:pPr>
+              <w:pStyle w:val="Normal"/>
+              <w:jc w:val="left"/>
+              <w:pBdr>
+                <w:bottom w:val="none" w:sz="0" w:space="0" w:color="000000"/>
+                <w:top w:val="none" w:sz="0" w:space="0" w:color="000000"/>
+                <w:left w:val="none" w:sz="0" w:space="0" w:color="000000"/>
+                <w:right w:val="none" w:sz="0" w:space="0" w:color="000000"/>
+              </w:pBdr>
+              <w:spacing w:after="60" w:before="60" w:line="240"/>
+              <w:ind w:left="60" w:right="60" w:firstLine="0" w:firstLineChars="0"/>
+              <w:rPr>
+                <w:rFonts w:ascii="Arial" w:hAnsi="Arial" w:eastAsia="Arial" w:cs="Arial"/>
+                <w:i w:val="false"/>
+                <w:b w:val="false"/>
+                <w:u w:val="none"/>
+                <w:strike w:val="false"/>
+                <w:sz w:val="18"/>
+                <w:szCs w:val="18"/>
+                <w:color w:val="000000"/>
+              </w:rPr>
+            </w:pPr>
+            <w:r>
+              <w:rPr>
+                <w:rFonts w:ascii="Arial" w:hAnsi="Arial" w:eastAsia="Arial" w:cs="Arial"/>
+                <w:i w:val="false"/>
+                <w:b w:val="false"/>
+                <w:u w:val="none"/>
+                <w:strike w:val="false"/>
+                <w:sz w:val="18"/>
+                <w:szCs w:val="18"/>
+                <w:color w:val="000000"/>
+              </w:rPr>
+              <w:t xml:space="preserve">23/42 (54.8%) (0.44–0.67)</w:t>
             </w:r>
           </w:p>
         </w:tc>
@@ -1607,7 +1555,7 @@
                 <w:szCs w:val="18"/>
                 <w:color w:val="000000"/>
               </w:rPr>
-              <w:t xml:space="preserve">Overall</w:t>
+              <w:t xml:space="preserve">D1-D5</w:t>
             </w:r>
             <w:r>
               <w:rPr>
@@ -1688,227 +1636,227 @@
                 <w:szCs w:val="18"/>
                 <w:color w:val="000000"/>
               </w:rPr>
-              <w:t xml:space="preserve">0.42 (0.27–0.56)</w:t>
-            </w:r>
-          </w:p>
-        </w:tc>
-        <w:tc>
-          <w:tcPr>
-            <w:tcBorders>
-              <w:bottom w:val="none" w:sz="0" w:space="0" w:color="000000"/>
-              <w:top w:val="none" w:sz="0" w:space="0" w:color="000000"/>
-              <w:left w:val="none" w:sz="0" w:space="0" w:color="000000"/>
-              <w:right w:val="none" w:sz="0" w:space="0" w:color="000000"/>
-            </w:tcBorders>
-            <w:shd w:val="clear" w:color="auto" w:fill="FFFFFF"/>
-            <w:tcMar>
-              <w:top w:w="0" w:type="dxa"/>
-              <w:bottom w:w="0" w:type="dxa"/>
-              <w:left w:w="0" w:type="dxa"/>
-              <w:right w:w="0" w:type="dxa"/>
-            </w:tcMar>
-            <w:vAlign w:val="top"/>
-          </w:tcPr>
-          <w:p>
-            <w:pPr>
-              <w:pStyle w:val="Normal"/>
-              <w:jc w:val="left"/>
-              <w:pBdr>
-                <w:bottom w:val="none" w:sz="0" w:space="0" w:color="000000"/>
-                <w:top w:val="none" w:sz="0" w:space="0" w:color="000000"/>
-                <w:left w:val="none" w:sz="0" w:space="0" w:color="000000"/>
-                <w:right w:val="none" w:sz="0" w:space="0" w:color="000000"/>
-              </w:pBdr>
-              <w:spacing w:after="60" w:before="60" w:line="240"/>
-              <w:ind w:left="60" w:right="60" w:firstLine="0" w:firstLineChars="0"/>
-              <w:rPr>
-                <w:rFonts w:ascii="Arial" w:hAnsi="Arial" w:eastAsia="Arial" w:cs="Arial"/>
-                <w:i w:val="false"/>
-                <w:b w:val="false"/>
-                <w:u w:val="none"/>
-                <w:strike w:val="false"/>
-                <w:sz w:val="18"/>
-                <w:szCs w:val="18"/>
-                <w:color w:val="000000"/>
-              </w:rPr>
-            </w:pPr>
-            <w:r>
-              <w:rPr>
-                <w:rFonts w:ascii="Arial" w:hAnsi="Arial" w:eastAsia="Arial" w:cs="Arial"/>
-                <w:i w:val="false"/>
-                <w:b w:val="false"/>
-                <w:u w:val="none"/>
-                <w:strike w:val="false"/>
-                <w:sz w:val="18"/>
-                <w:szCs w:val="18"/>
-                <w:color w:val="000000"/>
-              </w:rPr>
-              <w:t xml:space="preserve">0.53 (0.43–0.64)</w:t>
-            </w:r>
-          </w:p>
-        </w:tc>
-        <w:tc>
-          <w:tcPr>
-            <w:tcBorders>
-              <w:bottom w:val="none" w:sz="0" w:space="0" w:color="000000"/>
-              <w:top w:val="none" w:sz="0" w:space="0" w:color="000000"/>
-              <w:left w:val="none" w:sz="0" w:space="0" w:color="000000"/>
-              <w:right w:val="none" w:sz="0" w:space="0" w:color="000000"/>
-            </w:tcBorders>
-            <w:shd w:val="clear" w:color="auto" w:fill="FFFFFF"/>
-            <w:tcMar>
-              <w:top w:w="0" w:type="dxa"/>
-              <w:bottom w:w="0" w:type="dxa"/>
-              <w:left w:w="0" w:type="dxa"/>
-              <w:right w:w="0" w:type="dxa"/>
-            </w:tcMar>
-            <w:vAlign w:val="top"/>
-          </w:tcPr>
-          <w:p>
-            <w:pPr>
-              <w:pStyle w:val="Normal"/>
-              <w:jc w:val="left"/>
-              <w:pBdr>
-                <w:bottom w:val="none" w:sz="0" w:space="0" w:color="000000"/>
-                <w:top w:val="none" w:sz="0" w:space="0" w:color="000000"/>
-                <w:left w:val="none" w:sz="0" w:space="0" w:color="000000"/>
-                <w:right w:val="none" w:sz="0" w:space="0" w:color="000000"/>
-              </w:pBdr>
-              <w:spacing w:after="60" w:before="60" w:line="240"/>
-              <w:ind w:left="60" w:right="60" w:firstLine="0" w:firstLineChars="0"/>
-              <w:rPr>
-                <w:rFonts w:ascii="Arial" w:hAnsi="Arial" w:eastAsia="Arial" w:cs="Arial"/>
-                <w:i w:val="false"/>
-                <w:b w:val="false"/>
-                <w:u w:val="none"/>
-                <w:strike w:val="false"/>
-                <w:sz w:val="18"/>
-                <w:szCs w:val="18"/>
-                <w:color w:val="000000"/>
-              </w:rPr>
-            </w:pPr>
-            <w:r>
-              <w:rPr>
-                <w:rFonts w:ascii="Arial" w:hAnsi="Arial" w:eastAsia="Arial" w:cs="Arial"/>
-                <w:i w:val="false"/>
-                <w:b w:val="false"/>
-                <w:u w:val="none"/>
-                <w:strike w:val="false"/>
-                <w:sz w:val="18"/>
-                <w:szCs w:val="18"/>
-                <w:color w:val="000000"/>
-              </w:rPr>
-              <w:t xml:space="preserve">48/81 (59.3%) (0.51–0.68)</w:t>
-            </w:r>
-          </w:p>
-        </w:tc>
-        <w:tc>
-          <w:tcPr>
-            <w:tcBorders>
-              <w:bottom w:val="none" w:sz="0" w:space="0" w:color="000000"/>
-              <w:top w:val="none" w:sz="0" w:space="0" w:color="000000"/>
-              <w:left w:val="none" w:sz="0" w:space="0" w:color="000000"/>
-              <w:right w:val="none" w:sz="0" w:space="0" w:color="000000"/>
-            </w:tcBorders>
-            <w:shd w:val="clear" w:color="auto" w:fill="FFFFFF"/>
-            <w:tcMar>
-              <w:top w:w="0" w:type="dxa"/>
-              <w:bottom w:w="0" w:type="dxa"/>
-              <w:left w:w="0" w:type="dxa"/>
-              <w:right w:w="0" w:type="dxa"/>
-            </w:tcMar>
-            <w:vAlign w:val="top"/>
-          </w:tcPr>
-          <w:p>
-            <w:pPr>
-              <w:pStyle w:val="Normal"/>
-              <w:jc w:val="left"/>
-              <w:pBdr>
-                <w:bottom w:val="none" w:sz="0" w:space="0" w:color="000000"/>
-                <w:top w:val="none" w:sz="0" w:space="0" w:color="000000"/>
-                <w:left w:val="none" w:sz="0" w:space="0" w:color="000000"/>
-                <w:right w:val="none" w:sz="0" w:space="0" w:color="000000"/>
-              </w:pBdr>
-              <w:spacing w:after="60" w:before="60" w:line="240"/>
-              <w:ind w:left="60" w:right="60" w:firstLine="0" w:firstLineChars="0"/>
-              <w:rPr>
-                <w:rFonts w:ascii="Arial" w:hAnsi="Arial" w:eastAsia="Arial" w:cs="Arial"/>
-                <w:i w:val="false"/>
-                <w:b w:val="false"/>
-                <w:u w:val="none"/>
-                <w:strike w:val="false"/>
-                <w:sz w:val="18"/>
-                <w:szCs w:val="18"/>
-                <w:color w:val="000000"/>
-              </w:rPr>
-            </w:pPr>
-            <w:r>
-              <w:rPr>
-                <w:rFonts w:ascii="Arial" w:hAnsi="Arial" w:eastAsia="Arial" w:cs="Arial"/>
-                <w:i w:val="false"/>
-                <w:b w:val="false"/>
-                <w:u w:val="none"/>
-                <w:strike w:val="false"/>
-                <w:sz w:val="18"/>
-                <w:szCs w:val="18"/>
-                <w:color w:val="000000"/>
-              </w:rPr>
-              <w:t xml:space="preserve">25/39 (64.1%) (0.50–0.78)</w:t>
-            </w:r>
-          </w:p>
-        </w:tc>
-        <w:tc>
-          <w:tcPr>
-            <w:tcBorders>
-              <w:bottom w:val="none" w:sz="0" w:space="0" w:color="000000"/>
-              <w:top w:val="none" w:sz="0" w:space="0" w:color="000000"/>
-              <w:left w:val="none" w:sz="0" w:space="0" w:color="000000"/>
-              <w:right w:val="none" w:sz="0" w:space="0" w:color="000000"/>
-            </w:tcBorders>
-            <w:shd w:val="clear" w:color="auto" w:fill="FFFFFF"/>
-            <w:tcMar>
-              <w:top w:w="0" w:type="dxa"/>
-              <w:bottom w:w="0" w:type="dxa"/>
-              <w:left w:w="0" w:type="dxa"/>
-              <w:right w:w="0" w:type="dxa"/>
-            </w:tcMar>
-            <w:vAlign w:val="top"/>
-          </w:tcPr>
-          <w:p>
-            <w:pPr>
-              <w:pStyle w:val="Normal"/>
-              <w:jc w:val="left"/>
-              <w:pBdr>
-                <w:bottom w:val="none" w:sz="0" w:space="0" w:color="000000"/>
-                <w:top w:val="none" w:sz="0" w:space="0" w:color="000000"/>
-                <w:left w:val="none" w:sz="0" w:space="0" w:color="000000"/>
-                <w:right w:val="none" w:sz="0" w:space="0" w:color="000000"/>
-              </w:pBdr>
-              <w:spacing w:after="60" w:before="60" w:line="240"/>
-              <w:ind w:left="60" w:right="60" w:firstLine="0" w:firstLineChars="0"/>
-              <w:rPr>
-                <w:rFonts w:ascii="Arial" w:hAnsi="Arial" w:eastAsia="Arial" w:cs="Arial"/>
-                <w:i w:val="false"/>
-                <w:b w:val="false"/>
-                <w:u w:val="none"/>
-                <w:strike w:val="false"/>
-                <w:sz w:val="18"/>
-                <w:szCs w:val="18"/>
-                <w:color w:val="000000"/>
-              </w:rPr>
-            </w:pPr>
-            <w:r>
-              <w:rPr>
-                <w:rFonts w:ascii="Arial" w:hAnsi="Arial" w:eastAsia="Arial" w:cs="Arial"/>
-                <w:i w:val="false"/>
-                <w:b w:val="false"/>
-                <w:u w:val="none"/>
-                <w:strike w:val="false"/>
-                <w:sz w:val="18"/>
-                <w:szCs w:val="18"/>
-                <w:color w:val="000000"/>
-              </w:rPr>
-              <w:t xml:space="preserve">32/42 (76.2%) (0.66–0.87)</w:t>
+              <w:t xml:space="preserve">0.28 (0.21–0.35)</w:t>
+            </w:r>
+          </w:p>
+        </w:tc>
+        <w:tc>
+          <w:tcPr>
+            <w:tcBorders>
+              <w:bottom w:val="none" w:sz="0" w:space="0" w:color="000000"/>
+              <w:top w:val="none" w:sz="0" w:space="0" w:color="000000"/>
+              <w:left w:val="none" w:sz="0" w:space="0" w:color="000000"/>
+              <w:right w:val="none" w:sz="0" w:space="0" w:color="000000"/>
+            </w:tcBorders>
+            <w:shd w:val="clear" w:color="auto" w:fill="FFFFFF"/>
+            <w:tcMar>
+              <w:top w:w="0" w:type="dxa"/>
+              <w:bottom w:w="0" w:type="dxa"/>
+              <w:left w:w="0" w:type="dxa"/>
+              <w:right w:w="0" w:type="dxa"/>
+            </w:tcMar>
+            <w:vAlign w:val="top"/>
+          </w:tcPr>
+          <w:p>
+            <w:pPr>
+              <w:pStyle w:val="Normal"/>
+              <w:jc w:val="left"/>
+              <w:pBdr>
+                <w:bottom w:val="none" w:sz="0" w:space="0" w:color="000000"/>
+                <w:top w:val="none" w:sz="0" w:space="0" w:color="000000"/>
+                <w:left w:val="none" w:sz="0" w:space="0" w:color="000000"/>
+                <w:right w:val="none" w:sz="0" w:space="0" w:color="000000"/>
+              </w:pBdr>
+              <w:spacing w:after="60" w:before="60" w:line="240"/>
+              <w:ind w:left="60" w:right="60" w:firstLine="0" w:firstLineChars="0"/>
+              <w:rPr>
+                <w:rFonts w:ascii="Arial" w:hAnsi="Arial" w:eastAsia="Arial" w:cs="Arial"/>
+                <w:i w:val="false"/>
+                <w:b w:val="false"/>
+                <w:u w:val="none"/>
+                <w:strike w:val="false"/>
+                <w:sz w:val="18"/>
+                <w:szCs w:val="18"/>
+                <w:color w:val="000000"/>
+              </w:rPr>
+            </w:pPr>
+            <w:r>
+              <w:rPr>
+                <w:rFonts w:ascii="Arial" w:hAnsi="Arial" w:eastAsia="Arial" w:cs="Arial"/>
+                <w:i w:val="false"/>
+                <w:b w:val="false"/>
+                <w:u w:val="none"/>
+                <w:strike w:val="false"/>
+                <w:sz w:val="18"/>
+                <w:szCs w:val="18"/>
+                <w:color w:val="000000"/>
+              </w:rPr>
+              <w:t xml:space="preserve">0.82 (0.79–0.85)</w:t>
+            </w:r>
+          </w:p>
+        </w:tc>
+        <w:tc>
+          <w:tcPr>
+            <w:tcBorders>
+              <w:bottom w:val="none" w:sz="0" w:space="0" w:color="000000"/>
+              <w:top w:val="none" w:sz="0" w:space="0" w:color="000000"/>
+              <w:left w:val="none" w:sz="0" w:space="0" w:color="000000"/>
+              <w:right w:val="none" w:sz="0" w:space="0" w:color="000000"/>
+            </w:tcBorders>
+            <w:shd w:val="clear" w:color="auto" w:fill="FFFFFF"/>
+            <w:tcMar>
+              <w:top w:w="0" w:type="dxa"/>
+              <w:bottom w:w="0" w:type="dxa"/>
+              <w:left w:w="0" w:type="dxa"/>
+              <w:right w:w="0" w:type="dxa"/>
+            </w:tcMar>
+            <w:vAlign w:val="top"/>
+          </w:tcPr>
+          <w:p>
+            <w:pPr>
+              <w:pStyle w:val="Normal"/>
+              <w:jc w:val="left"/>
+              <w:pBdr>
+                <w:bottom w:val="none" w:sz="0" w:space="0" w:color="000000"/>
+                <w:top w:val="none" w:sz="0" w:space="0" w:color="000000"/>
+                <w:left w:val="none" w:sz="0" w:space="0" w:color="000000"/>
+                <w:right w:val="none" w:sz="0" w:space="0" w:color="000000"/>
+              </w:pBdr>
+              <w:spacing w:after="60" w:before="60" w:line="240"/>
+              <w:ind w:left="60" w:right="60" w:firstLine="0" w:firstLineChars="0"/>
+              <w:rPr>
+                <w:rFonts w:ascii="Arial" w:hAnsi="Arial" w:eastAsia="Arial" w:cs="Arial"/>
+                <w:i w:val="false"/>
+                <w:b w:val="false"/>
+                <w:u w:val="none"/>
+                <w:strike w:val="false"/>
+                <w:sz w:val="18"/>
+                <w:szCs w:val="18"/>
+                <w:color w:val="000000"/>
+              </w:rPr>
+            </w:pPr>
+            <w:r>
+              <w:rPr>
+                <w:rFonts w:ascii="Arial" w:hAnsi="Arial" w:eastAsia="Arial" w:cs="Arial"/>
+                <w:i w:val="false"/>
+                <w:b w:val="false"/>
+                <w:u w:val="none"/>
+                <w:strike w:val="false"/>
+                <w:sz w:val="18"/>
+                <w:szCs w:val="18"/>
+                <w:color w:val="000000"/>
+              </w:rPr>
+              <w:t xml:space="preserve">395/510 (77.5%) (0.74–0.81)</w:t>
+            </w:r>
+          </w:p>
+        </w:tc>
+        <w:tc>
+          <w:tcPr>
+            <w:tcBorders>
+              <w:bottom w:val="none" w:sz="0" w:space="0" w:color="000000"/>
+              <w:top w:val="none" w:sz="0" w:space="0" w:color="000000"/>
+              <w:left w:val="none" w:sz="0" w:space="0" w:color="000000"/>
+              <w:right w:val="none" w:sz="0" w:space="0" w:color="000000"/>
+            </w:tcBorders>
+            <w:shd w:val="clear" w:color="auto" w:fill="FFFFFF"/>
+            <w:tcMar>
+              <w:top w:w="0" w:type="dxa"/>
+              <w:bottom w:w="0" w:type="dxa"/>
+              <w:left w:w="0" w:type="dxa"/>
+              <w:right w:w="0" w:type="dxa"/>
+            </w:tcMar>
+            <w:vAlign w:val="top"/>
+          </w:tcPr>
+          <w:p>
+            <w:pPr>
+              <w:pStyle w:val="Normal"/>
+              <w:jc w:val="left"/>
+              <w:pBdr>
+                <w:bottom w:val="none" w:sz="0" w:space="0" w:color="000000"/>
+                <w:top w:val="none" w:sz="0" w:space="0" w:color="000000"/>
+                <w:left w:val="none" w:sz="0" w:space="0" w:color="000000"/>
+                <w:right w:val="none" w:sz="0" w:space="0" w:color="000000"/>
+              </w:pBdr>
+              <w:spacing w:after="60" w:before="60" w:line="240"/>
+              <w:ind w:left="60" w:right="60" w:firstLine="0" w:firstLineChars="0"/>
+              <w:rPr>
+                <w:rFonts w:ascii="Arial" w:hAnsi="Arial" w:eastAsia="Arial" w:cs="Arial"/>
+                <w:i w:val="false"/>
+                <w:b w:val="false"/>
+                <w:u w:val="none"/>
+                <w:strike w:val="false"/>
+                <w:sz w:val="18"/>
+                <w:szCs w:val="18"/>
+                <w:color w:val="000000"/>
+              </w:rPr>
+            </w:pPr>
+            <w:r>
+              <w:rPr>
+                <w:rFonts w:ascii="Arial" w:hAnsi="Arial" w:eastAsia="Arial" w:cs="Arial"/>
+                <w:i w:val="false"/>
+                <w:b w:val="false"/>
+                <w:u w:val="none"/>
+                <w:strike w:val="false"/>
+                <w:sz w:val="18"/>
+                <w:szCs w:val="18"/>
+                <w:color w:val="000000"/>
+              </w:rPr>
+              <w:t xml:space="preserve">42/83 (50.6%) (0.40–0.60)</w:t>
+            </w:r>
+          </w:p>
+        </w:tc>
+        <w:tc>
+          <w:tcPr>
+            <w:tcBorders>
+              <w:bottom w:val="none" w:sz="0" w:space="0" w:color="000000"/>
+              <w:top w:val="none" w:sz="0" w:space="0" w:color="000000"/>
+              <w:left w:val="none" w:sz="0" w:space="0" w:color="000000"/>
+              <w:right w:val="none" w:sz="0" w:space="0" w:color="000000"/>
+            </w:tcBorders>
+            <w:shd w:val="clear" w:color="auto" w:fill="FFFFFF"/>
+            <w:tcMar>
+              <w:top w:w="0" w:type="dxa"/>
+              <w:bottom w:w="0" w:type="dxa"/>
+              <w:left w:w="0" w:type="dxa"/>
+              <w:right w:w="0" w:type="dxa"/>
+            </w:tcMar>
+            <w:vAlign w:val="top"/>
+          </w:tcPr>
+          <w:p>
+            <w:pPr>
+              <w:pStyle w:val="Normal"/>
+              <w:jc w:val="left"/>
+              <w:pBdr>
+                <w:bottom w:val="none" w:sz="0" w:space="0" w:color="000000"/>
+                <w:top w:val="none" w:sz="0" w:space="0" w:color="000000"/>
+                <w:left w:val="none" w:sz="0" w:space="0" w:color="000000"/>
+                <w:right w:val="none" w:sz="0" w:space="0" w:color="000000"/>
+              </w:pBdr>
+              <w:spacing w:after="60" w:before="60" w:line="240"/>
+              <w:ind w:left="60" w:right="60" w:firstLine="0" w:firstLineChars="0"/>
+              <w:rPr>
+                <w:rFonts w:ascii="Arial" w:hAnsi="Arial" w:eastAsia="Arial" w:cs="Arial"/>
+                <w:i w:val="false"/>
+                <w:b w:val="false"/>
+                <w:u w:val="none"/>
+                <w:strike w:val="false"/>
+                <w:sz w:val="18"/>
+                <w:szCs w:val="18"/>
+                <w:color w:val="000000"/>
+              </w:rPr>
+            </w:pPr>
+            <w:r>
+              <w:rPr>
+                <w:rFonts w:ascii="Arial" w:hAnsi="Arial" w:eastAsia="Arial" w:cs="Arial"/>
+                <w:i w:val="false"/>
+                <w:b w:val="false"/>
+                <w:u w:val="none"/>
+                <w:strike w:val="false"/>
+                <w:sz w:val="18"/>
+                <w:szCs w:val="18"/>
+                <w:color w:val="000000"/>
+              </w:rPr>
+              <w:t xml:space="preserve">366/427 (85.7%) (0.82–0.89)</w:t>
             </w:r>
           </w:p>
         </w:tc>
@@ -1995,7 +1943,7 @@
                 <w:szCs w:val="18"/>
                 <w:color w:val="000000"/>
               </w:rPr>
-              <w:t xml:space="preserve">D1-D5</w:t>
+              <w:t xml:space="preserve">Overall</w:t>
             </w:r>
             <w:r>
               <w:rPr>
@@ -2021,282 +1969,282 @@
                 <w:szCs w:val="18"/>
                 <w:color w:val="000000"/>
               </w:rPr>
-              <w:t xml:space="preserve">All-Low rule</w:t>
-            </w:r>
-          </w:p>
-        </w:tc>
-        <w:tc>
-          <w:tcPr>
-            <w:tcBorders>
-              <w:bottom w:val="none" w:sz="0" w:space="0" w:color="000000"/>
-              <w:top w:val="none" w:sz="0" w:space="0" w:color="000000"/>
-              <w:left w:val="none" w:sz="0" w:space="0" w:color="000000"/>
-              <w:right w:val="none" w:sz="0" w:space="0" w:color="000000"/>
-            </w:tcBorders>
-            <w:shd w:val="clear" w:color="auto" w:fill="FFFFFF"/>
-            <w:tcMar>
-              <w:top w:w="0" w:type="dxa"/>
-              <w:bottom w:w="0" w:type="dxa"/>
-              <w:left w:w="0" w:type="dxa"/>
-              <w:right w:w="0" w:type="dxa"/>
-            </w:tcMar>
-            <w:vAlign w:val="top"/>
-          </w:tcPr>
-          <w:p>
-            <w:pPr>
-              <w:pStyle w:val="Normal"/>
-              <w:jc w:val="left"/>
-              <w:pBdr>
-                <w:bottom w:val="none" w:sz="0" w:space="0" w:color="000000"/>
-                <w:top w:val="none" w:sz="0" w:space="0" w:color="000000"/>
-                <w:left w:val="none" w:sz="0" w:space="0" w:color="000000"/>
-                <w:right w:val="none" w:sz="0" w:space="0" w:color="000000"/>
-              </w:pBdr>
-              <w:spacing w:after="60" w:before="60" w:line="240"/>
-              <w:ind w:left="60" w:right="60" w:firstLine="0" w:firstLineChars="0"/>
-              <w:rPr>
-                <w:rFonts w:ascii="Arial" w:hAnsi="Arial" w:eastAsia="Arial" w:cs="Arial"/>
-                <w:i w:val="false"/>
-                <w:b w:val="false"/>
-                <w:u w:val="none"/>
-                <w:strike w:val="false"/>
-                <w:sz w:val="18"/>
-                <w:szCs w:val="18"/>
-                <w:color w:val="000000"/>
-              </w:rPr>
-            </w:pPr>
-            <w:r>
-              <w:rPr>
-                <w:rFonts w:ascii="Arial" w:hAnsi="Arial" w:eastAsia="Arial" w:cs="Arial"/>
-                <w:i w:val="false"/>
-                <w:b w:val="false"/>
-                <w:u w:val="none"/>
-                <w:strike w:val="false"/>
-                <w:sz w:val="18"/>
-                <w:szCs w:val="18"/>
-                <w:color w:val="000000"/>
-              </w:rPr>
-              <w:t xml:space="preserve">—</w:t>
-            </w:r>
-          </w:p>
-        </w:tc>
-        <w:tc>
-          <w:tcPr>
-            <w:tcBorders>
-              <w:bottom w:val="none" w:sz="0" w:space="0" w:color="000000"/>
-              <w:top w:val="none" w:sz="0" w:space="0" w:color="000000"/>
-              <w:left w:val="none" w:sz="0" w:space="0" w:color="000000"/>
-              <w:right w:val="none" w:sz="0" w:space="0" w:color="000000"/>
-            </w:tcBorders>
-            <w:shd w:val="clear" w:color="auto" w:fill="FFFFFF"/>
-            <w:tcMar>
-              <w:top w:w="0" w:type="dxa"/>
-              <w:bottom w:w="0" w:type="dxa"/>
-              <w:left w:w="0" w:type="dxa"/>
-              <w:right w:w="0" w:type="dxa"/>
-            </w:tcMar>
-            <w:vAlign w:val="top"/>
-          </w:tcPr>
-          <w:p>
-            <w:pPr>
-              <w:pStyle w:val="Normal"/>
-              <w:jc w:val="left"/>
-              <w:pBdr>
-                <w:bottom w:val="none" w:sz="0" w:space="0" w:color="000000"/>
-                <w:top w:val="none" w:sz="0" w:space="0" w:color="000000"/>
-                <w:left w:val="none" w:sz="0" w:space="0" w:color="000000"/>
-                <w:right w:val="none" w:sz="0" w:space="0" w:color="000000"/>
-              </w:pBdr>
-              <w:spacing w:after="60" w:before="60" w:line="240"/>
-              <w:ind w:left="60" w:right="60" w:firstLine="0" w:firstLineChars="0"/>
-              <w:rPr>
-                <w:rFonts w:ascii="Arial" w:hAnsi="Arial" w:eastAsia="Arial" w:cs="Arial"/>
-                <w:i w:val="false"/>
-                <w:b w:val="false"/>
-                <w:u w:val="none"/>
-                <w:strike w:val="false"/>
-                <w:sz w:val="18"/>
-                <w:szCs w:val="18"/>
-                <w:color w:val="000000"/>
-              </w:rPr>
-            </w:pPr>
-            <w:r>
-              <w:rPr>
-                <w:rFonts w:ascii="Arial" w:hAnsi="Arial" w:eastAsia="Arial" w:cs="Arial"/>
-                <w:i w:val="false"/>
-                <w:b w:val="false"/>
-                <w:u w:val="none"/>
-                <w:strike w:val="false"/>
-                <w:sz w:val="18"/>
-                <w:szCs w:val="18"/>
-                <w:color w:val="000000"/>
-              </w:rPr>
-              <w:t xml:space="preserve">—</w:t>
-            </w:r>
-          </w:p>
-        </w:tc>
-        <w:tc>
-          <w:tcPr>
-            <w:tcBorders>
-              <w:bottom w:val="none" w:sz="0" w:space="0" w:color="000000"/>
-              <w:top w:val="none" w:sz="0" w:space="0" w:color="000000"/>
-              <w:left w:val="none" w:sz="0" w:space="0" w:color="000000"/>
-              <w:right w:val="none" w:sz="0" w:space="0" w:color="000000"/>
-            </w:tcBorders>
-            <w:shd w:val="clear" w:color="auto" w:fill="FFFFFF"/>
-            <w:tcMar>
-              <w:top w:w="0" w:type="dxa"/>
-              <w:bottom w:w="0" w:type="dxa"/>
-              <w:left w:w="0" w:type="dxa"/>
-              <w:right w:w="0" w:type="dxa"/>
-            </w:tcMar>
-            <w:vAlign w:val="top"/>
-          </w:tcPr>
-          <w:p>
-            <w:pPr>
-              <w:pStyle w:val="Normal"/>
-              <w:jc w:val="left"/>
-              <w:pBdr>
-                <w:bottom w:val="none" w:sz="0" w:space="0" w:color="000000"/>
-                <w:top w:val="none" w:sz="0" w:space="0" w:color="000000"/>
-                <w:left w:val="none" w:sz="0" w:space="0" w:color="000000"/>
-                <w:right w:val="none" w:sz="0" w:space="0" w:color="000000"/>
-              </w:pBdr>
-              <w:spacing w:after="60" w:before="60" w:line="240"/>
-              <w:ind w:left="60" w:right="60" w:firstLine="0" w:firstLineChars="0"/>
-              <w:rPr>
-                <w:rFonts w:ascii="Arial" w:hAnsi="Arial" w:eastAsia="Arial" w:cs="Arial"/>
-                <w:i w:val="false"/>
-                <w:b w:val="false"/>
-                <w:u w:val="none"/>
-                <w:strike w:val="false"/>
-                <w:sz w:val="18"/>
-                <w:szCs w:val="18"/>
-                <w:color w:val="000000"/>
-              </w:rPr>
-            </w:pPr>
-            <w:r>
-              <w:rPr>
-                <w:rFonts w:ascii="Arial" w:hAnsi="Arial" w:eastAsia="Arial" w:cs="Arial"/>
-                <w:i w:val="false"/>
-                <w:b w:val="false"/>
-                <w:u w:val="none"/>
-                <w:strike w:val="false"/>
-                <w:sz w:val="18"/>
-                <w:szCs w:val="18"/>
-                <w:color w:val="000000"/>
-              </w:rPr>
-              <w:t xml:space="preserve">427/510 (83.7%) (0.81–0.86)</w:t>
-            </w:r>
-          </w:p>
-        </w:tc>
-        <w:tc>
-          <w:tcPr>
-            <w:tcBorders>
-              <w:bottom w:val="none" w:sz="0" w:space="0" w:color="000000"/>
-              <w:top w:val="none" w:sz="0" w:space="0" w:color="000000"/>
-              <w:left w:val="none" w:sz="0" w:space="0" w:color="000000"/>
-              <w:right w:val="none" w:sz="0" w:space="0" w:color="000000"/>
-            </w:tcBorders>
-            <w:shd w:val="clear" w:color="auto" w:fill="FFFFFF"/>
-            <w:tcMar>
-              <w:top w:w="0" w:type="dxa"/>
-              <w:bottom w:w="0" w:type="dxa"/>
-              <w:left w:w="0" w:type="dxa"/>
-              <w:right w:w="0" w:type="dxa"/>
-            </w:tcMar>
-            <w:vAlign w:val="top"/>
-          </w:tcPr>
-          <w:p>
-            <w:pPr>
-              <w:pStyle w:val="Normal"/>
-              <w:jc w:val="left"/>
-              <w:pBdr>
-                <w:bottom w:val="none" w:sz="0" w:space="0" w:color="000000"/>
-                <w:top w:val="none" w:sz="0" w:space="0" w:color="000000"/>
-                <w:left w:val="none" w:sz="0" w:space="0" w:color="000000"/>
-                <w:right w:val="none" w:sz="0" w:space="0" w:color="000000"/>
-              </w:pBdr>
-              <w:spacing w:after="60" w:before="60" w:line="240"/>
-              <w:ind w:left="60" w:right="60" w:firstLine="0" w:firstLineChars="0"/>
-              <w:rPr>
-                <w:rFonts w:ascii="Arial" w:hAnsi="Arial" w:eastAsia="Arial" w:cs="Arial"/>
-                <w:i w:val="false"/>
-                <w:b w:val="false"/>
-                <w:u w:val="none"/>
-                <w:strike w:val="false"/>
-                <w:sz w:val="18"/>
-                <w:szCs w:val="18"/>
-                <w:color w:val="000000"/>
-              </w:rPr>
-            </w:pPr>
-            <w:r>
-              <w:rPr>
-                <w:rFonts w:ascii="Arial" w:hAnsi="Arial" w:eastAsia="Arial" w:cs="Arial"/>
-                <w:i w:val="false"/>
-                <w:b w:val="false"/>
-                <w:u w:val="none"/>
-                <w:strike w:val="false"/>
-                <w:sz w:val="18"/>
-                <w:szCs w:val="18"/>
-                <w:color w:val="000000"/>
-              </w:rPr>
-              <w:t xml:space="preserve">—</w:t>
-            </w:r>
-          </w:p>
-        </w:tc>
-        <w:tc>
-          <w:tcPr>
-            <w:tcBorders>
-              <w:bottom w:val="none" w:sz="0" w:space="0" w:color="000000"/>
-              <w:top w:val="none" w:sz="0" w:space="0" w:color="000000"/>
-              <w:left w:val="none" w:sz="0" w:space="0" w:color="000000"/>
-              <w:right w:val="none" w:sz="0" w:space="0" w:color="000000"/>
-            </w:tcBorders>
-            <w:shd w:val="clear" w:color="auto" w:fill="FFFFFF"/>
-            <w:tcMar>
-              <w:top w:w="0" w:type="dxa"/>
-              <w:bottom w:w="0" w:type="dxa"/>
-              <w:left w:w="0" w:type="dxa"/>
-              <w:right w:w="0" w:type="dxa"/>
-            </w:tcMar>
-            <w:vAlign w:val="top"/>
-          </w:tcPr>
-          <w:p>
-            <w:pPr>
-              <w:pStyle w:val="Normal"/>
-              <w:jc w:val="left"/>
-              <w:pBdr>
-                <w:bottom w:val="none" w:sz="0" w:space="0" w:color="000000"/>
-                <w:top w:val="none" w:sz="0" w:space="0" w:color="000000"/>
-                <w:left w:val="none" w:sz="0" w:space="0" w:color="000000"/>
-                <w:right w:val="none" w:sz="0" w:space="0" w:color="000000"/>
-              </w:pBdr>
-              <w:spacing w:after="60" w:before="60" w:line="240"/>
-              <w:ind w:left="60" w:right="60" w:firstLine="0" w:firstLineChars="0"/>
-              <w:rPr>
-                <w:rFonts w:ascii="Arial" w:hAnsi="Arial" w:eastAsia="Arial" w:cs="Arial"/>
-                <w:i w:val="false"/>
-                <w:b w:val="false"/>
-                <w:u w:val="none"/>
-                <w:strike w:val="false"/>
-                <w:sz w:val="18"/>
-                <w:szCs w:val="18"/>
-                <w:color w:val="000000"/>
-              </w:rPr>
-            </w:pPr>
-            <w:r>
-              <w:rPr>
-                <w:rFonts w:ascii="Arial" w:hAnsi="Arial" w:eastAsia="Arial" w:cs="Arial"/>
-                <w:i w:val="false"/>
-                <w:b w:val="false"/>
-                <w:u w:val="none"/>
-                <w:strike w:val="false"/>
-                <w:sz w:val="18"/>
-                <w:szCs w:val="18"/>
-                <w:color w:val="000000"/>
-              </w:rPr>
-              <w:t xml:space="preserve">427/427 (100.0%) (1.00–1.00)</w:t>
+              <w:t xml:space="preserve">Unassisted</w:t>
+            </w:r>
+          </w:p>
+        </w:tc>
+        <w:tc>
+          <w:tcPr>
+            <w:tcBorders>
+              <w:bottom w:val="none" w:sz="0" w:space="0" w:color="000000"/>
+              <w:top w:val="none" w:sz="0" w:space="0" w:color="000000"/>
+              <w:left w:val="none" w:sz="0" w:space="0" w:color="000000"/>
+              <w:right w:val="none" w:sz="0" w:space="0" w:color="000000"/>
+            </w:tcBorders>
+            <w:shd w:val="clear" w:color="auto" w:fill="FFFFFF"/>
+            <w:tcMar>
+              <w:top w:w="0" w:type="dxa"/>
+              <w:bottom w:w="0" w:type="dxa"/>
+              <w:left w:w="0" w:type="dxa"/>
+              <w:right w:w="0" w:type="dxa"/>
+            </w:tcMar>
+            <w:vAlign w:val="top"/>
+          </w:tcPr>
+          <w:p>
+            <w:pPr>
+              <w:pStyle w:val="Normal"/>
+              <w:jc w:val="left"/>
+              <w:pBdr>
+                <w:bottom w:val="none" w:sz="0" w:space="0" w:color="000000"/>
+                <w:top w:val="none" w:sz="0" w:space="0" w:color="000000"/>
+                <w:left w:val="none" w:sz="0" w:space="0" w:color="000000"/>
+                <w:right w:val="none" w:sz="0" w:space="0" w:color="000000"/>
+              </w:pBdr>
+              <w:spacing w:after="60" w:before="60" w:line="240"/>
+              <w:ind w:left="60" w:right="60" w:firstLine="0" w:firstLineChars="0"/>
+              <w:rPr>
+                <w:rFonts w:ascii="Arial" w:hAnsi="Arial" w:eastAsia="Arial" w:cs="Arial"/>
+                <w:i w:val="false"/>
+                <w:b w:val="false"/>
+                <w:u w:val="none"/>
+                <w:strike w:val="false"/>
+                <w:sz w:val="18"/>
+                <w:szCs w:val="18"/>
+                <w:color w:val="000000"/>
+              </w:rPr>
+            </w:pPr>
+            <w:r>
+              <w:rPr>
+                <w:rFonts w:ascii="Arial" w:hAnsi="Arial" w:eastAsia="Arial" w:cs="Arial"/>
+                <w:i w:val="false"/>
+                <w:b w:val="false"/>
+                <w:u w:val="none"/>
+                <w:strike w:val="false"/>
+                <w:sz w:val="18"/>
+                <w:szCs w:val="18"/>
+                <w:color w:val="000000"/>
+              </w:rPr>
+              <w:t xml:space="preserve">0.42 (0.27–0.56)</w:t>
+            </w:r>
+          </w:p>
+        </w:tc>
+        <w:tc>
+          <w:tcPr>
+            <w:tcBorders>
+              <w:bottom w:val="none" w:sz="0" w:space="0" w:color="000000"/>
+              <w:top w:val="none" w:sz="0" w:space="0" w:color="000000"/>
+              <w:left w:val="none" w:sz="0" w:space="0" w:color="000000"/>
+              <w:right w:val="none" w:sz="0" w:space="0" w:color="000000"/>
+            </w:tcBorders>
+            <w:shd w:val="clear" w:color="auto" w:fill="FFFFFF"/>
+            <w:tcMar>
+              <w:top w:w="0" w:type="dxa"/>
+              <w:bottom w:w="0" w:type="dxa"/>
+              <w:left w:w="0" w:type="dxa"/>
+              <w:right w:w="0" w:type="dxa"/>
+            </w:tcMar>
+            <w:vAlign w:val="top"/>
+          </w:tcPr>
+          <w:p>
+            <w:pPr>
+              <w:pStyle w:val="Normal"/>
+              <w:jc w:val="left"/>
+              <w:pBdr>
+                <w:bottom w:val="none" w:sz="0" w:space="0" w:color="000000"/>
+                <w:top w:val="none" w:sz="0" w:space="0" w:color="000000"/>
+                <w:left w:val="none" w:sz="0" w:space="0" w:color="000000"/>
+                <w:right w:val="none" w:sz="0" w:space="0" w:color="000000"/>
+              </w:pBdr>
+              <w:spacing w:after="60" w:before="60" w:line="240"/>
+              <w:ind w:left="60" w:right="60" w:firstLine="0" w:firstLineChars="0"/>
+              <w:rPr>
+                <w:rFonts w:ascii="Arial" w:hAnsi="Arial" w:eastAsia="Arial" w:cs="Arial"/>
+                <w:i w:val="false"/>
+                <w:b w:val="false"/>
+                <w:u w:val="none"/>
+                <w:strike w:val="false"/>
+                <w:sz w:val="18"/>
+                <w:szCs w:val="18"/>
+                <w:color w:val="000000"/>
+              </w:rPr>
+            </w:pPr>
+            <w:r>
+              <w:rPr>
+                <w:rFonts w:ascii="Arial" w:hAnsi="Arial" w:eastAsia="Arial" w:cs="Arial"/>
+                <w:i w:val="false"/>
+                <w:b w:val="false"/>
+                <w:u w:val="none"/>
+                <w:strike w:val="false"/>
+                <w:sz w:val="18"/>
+                <w:szCs w:val="18"/>
+                <w:color w:val="000000"/>
+              </w:rPr>
+              <w:t xml:space="preserve">0.53 (0.43–0.64)</w:t>
+            </w:r>
+          </w:p>
+        </w:tc>
+        <w:tc>
+          <w:tcPr>
+            <w:tcBorders>
+              <w:bottom w:val="none" w:sz="0" w:space="0" w:color="000000"/>
+              <w:top w:val="none" w:sz="0" w:space="0" w:color="000000"/>
+              <w:left w:val="none" w:sz="0" w:space="0" w:color="000000"/>
+              <w:right w:val="none" w:sz="0" w:space="0" w:color="000000"/>
+            </w:tcBorders>
+            <w:shd w:val="clear" w:color="auto" w:fill="FFFFFF"/>
+            <w:tcMar>
+              <w:top w:w="0" w:type="dxa"/>
+              <w:bottom w:w="0" w:type="dxa"/>
+              <w:left w:w="0" w:type="dxa"/>
+              <w:right w:w="0" w:type="dxa"/>
+            </w:tcMar>
+            <w:vAlign w:val="top"/>
+          </w:tcPr>
+          <w:p>
+            <w:pPr>
+              <w:pStyle w:val="Normal"/>
+              <w:jc w:val="left"/>
+              <w:pBdr>
+                <w:bottom w:val="none" w:sz="0" w:space="0" w:color="000000"/>
+                <w:top w:val="none" w:sz="0" w:space="0" w:color="000000"/>
+                <w:left w:val="none" w:sz="0" w:space="0" w:color="000000"/>
+                <w:right w:val="none" w:sz="0" w:space="0" w:color="000000"/>
+              </w:pBdr>
+              <w:spacing w:after="60" w:before="60" w:line="240"/>
+              <w:ind w:left="60" w:right="60" w:firstLine="0" w:firstLineChars="0"/>
+              <w:rPr>
+                <w:rFonts w:ascii="Arial" w:hAnsi="Arial" w:eastAsia="Arial" w:cs="Arial"/>
+                <w:i w:val="false"/>
+                <w:b w:val="false"/>
+                <w:u w:val="none"/>
+                <w:strike w:val="false"/>
+                <w:sz w:val="18"/>
+                <w:szCs w:val="18"/>
+                <w:color w:val="000000"/>
+              </w:rPr>
+            </w:pPr>
+            <w:r>
+              <w:rPr>
+                <w:rFonts w:ascii="Arial" w:hAnsi="Arial" w:eastAsia="Arial" w:cs="Arial"/>
+                <w:i w:val="false"/>
+                <w:b w:val="false"/>
+                <w:u w:val="none"/>
+                <w:strike w:val="false"/>
+                <w:sz w:val="18"/>
+                <w:szCs w:val="18"/>
+                <w:color w:val="000000"/>
+              </w:rPr>
+              <w:t xml:space="preserve">48/81 (59.3%) (0.51–0.68)</w:t>
+            </w:r>
+          </w:p>
+        </w:tc>
+        <w:tc>
+          <w:tcPr>
+            <w:tcBorders>
+              <w:bottom w:val="none" w:sz="0" w:space="0" w:color="000000"/>
+              <w:top w:val="none" w:sz="0" w:space="0" w:color="000000"/>
+              <w:left w:val="none" w:sz="0" w:space="0" w:color="000000"/>
+              <w:right w:val="none" w:sz="0" w:space="0" w:color="000000"/>
+            </w:tcBorders>
+            <w:shd w:val="clear" w:color="auto" w:fill="FFFFFF"/>
+            <w:tcMar>
+              <w:top w:w="0" w:type="dxa"/>
+              <w:bottom w:w="0" w:type="dxa"/>
+              <w:left w:w="0" w:type="dxa"/>
+              <w:right w:w="0" w:type="dxa"/>
+            </w:tcMar>
+            <w:vAlign w:val="top"/>
+          </w:tcPr>
+          <w:p>
+            <w:pPr>
+              <w:pStyle w:val="Normal"/>
+              <w:jc w:val="left"/>
+              <w:pBdr>
+                <w:bottom w:val="none" w:sz="0" w:space="0" w:color="000000"/>
+                <w:top w:val="none" w:sz="0" w:space="0" w:color="000000"/>
+                <w:left w:val="none" w:sz="0" w:space="0" w:color="000000"/>
+                <w:right w:val="none" w:sz="0" w:space="0" w:color="000000"/>
+              </w:pBdr>
+              <w:spacing w:after="60" w:before="60" w:line="240"/>
+              <w:ind w:left="60" w:right="60" w:firstLine="0" w:firstLineChars="0"/>
+              <w:rPr>
+                <w:rFonts w:ascii="Arial" w:hAnsi="Arial" w:eastAsia="Arial" w:cs="Arial"/>
+                <w:i w:val="false"/>
+                <w:b w:val="false"/>
+                <w:u w:val="none"/>
+                <w:strike w:val="false"/>
+                <w:sz w:val="18"/>
+                <w:szCs w:val="18"/>
+                <w:color w:val="000000"/>
+              </w:rPr>
+            </w:pPr>
+            <w:r>
+              <w:rPr>
+                <w:rFonts w:ascii="Arial" w:hAnsi="Arial" w:eastAsia="Arial" w:cs="Arial"/>
+                <w:i w:val="false"/>
+                <w:b w:val="false"/>
+                <w:u w:val="none"/>
+                <w:strike w:val="false"/>
+                <w:sz w:val="18"/>
+                <w:szCs w:val="18"/>
+                <w:color w:val="000000"/>
+              </w:rPr>
+              <w:t xml:space="preserve">25/39 (64.1%) (0.50–0.78)</w:t>
+            </w:r>
+          </w:p>
+        </w:tc>
+        <w:tc>
+          <w:tcPr>
+            <w:tcBorders>
+              <w:bottom w:val="none" w:sz="0" w:space="0" w:color="000000"/>
+              <w:top w:val="none" w:sz="0" w:space="0" w:color="000000"/>
+              <w:left w:val="none" w:sz="0" w:space="0" w:color="000000"/>
+              <w:right w:val="none" w:sz="0" w:space="0" w:color="000000"/>
+            </w:tcBorders>
+            <w:shd w:val="clear" w:color="auto" w:fill="FFFFFF"/>
+            <w:tcMar>
+              <w:top w:w="0" w:type="dxa"/>
+              <w:bottom w:w="0" w:type="dxa"/>
+              <w:left w:w="0" w:type="dxa"/>
+              <w:right w:w="0" w:type="dxa"/>
+            </w:tcMar>
+            <w:vAlign w:val="top"/>
+          </w:tcPr>
+          <w:p>
+            <w:pPr>
+              <w:pStyle w:val="Normal"/>
+              <w:jc w:val="left"/>
+              <w:pBdr>
+                <w:bottom w:val="none" w:sz="0" w:space="0" w:color="000000"/>
+                <w:top w:val="none" w:sz="0" w:space="0" w:color="000000"/>
+                <w:left w:val="none" w:sz="0" w:space="0" w:color="000000"/>
+                <w:right w:val="none" w:sz="0" w:space="0" w:color="000000"/>
+              </w:pBdr>
+              <w:spacing w:after="60" w:before="60" w:line="240"/>
+              <w:ind w:left="60" w:right="60" w:firstLine="0" w:firstLineChars="0"/>
+              <w:rPr>
+                <w:rFonts w:ascii="Arial" w:hAnsi="Arial" w:eastAsia="Arial" w:cs="Arial"/>
+                <w:i w:val="false"/>
+                <w:b w:val="false"/>
+                <w:u w:val="none"/>
+                <w:strike w:val="false"/>
+                <w:sz w:val="18"/>
+                <w:szCs w:val="18"/>
+                <w:color w:val="000000"/>
+              </w:rPr>
+            </w:pPr>
+            <w:r>
+              <w:rPr>
+                <w:rFonts w:ascii="Arial" w:hAnsi="Arial" w:eastAsia="Arial" w:cs="Arial"/>
+                <w:i w:val="false"/>
+                <w:b w:val="false"/>
+                <w:u w:val="none"/>
+                <w:strike w:val="false"/>
+                <w:sz w:val="18"/>
+                <w:szCs w:val="18"/>
+                <w:color w:val="000000"/>
+              </w:rPr>
+              <w:t xml:space="preserve">32/42 (76.2%) (0.66–0.87)</w:t>
             </w:r>
           </w:p>
         </w:tc>
@@ -2383,7 +2331,7 @@
                 <w:szCs w:val="18"/>
                 <w:color w:val="000000"/>
               </w:rPr>
-              <w:t xml:space="preserve">Overall</w:t>
+              <w:t xml:space="preserve">D1-D5</w:t>
             </w:r>
             <w:r>
               <w:rPr>
@@ -2574,7 +2522,7 @@
                 <w:szCs w:val="18"/>
                 <w:color w:val="000000"/>
               </w:rPr>
-              <w:t xml:space="preserve">42/81 (51.9%) (0.44–0.59)</w:t>
+              <w:t xml:space="preserve">427/510 (83.7%) (0.81–0.86)</w:t>
             </w:r>
           </w:p>
         </w:tc>
@@ -2684,7 +2632,7 @@
                 <w:szCs w:val="18"/>
                 <w:color w:val="000000"/>
               </w:rPr>
-              <w:t xml:space="preserve">42/42 (100.0%) (1.00–1.00)</w:t>
+              <w:t xml:space="preserve">427/427 (100.0%) (1.00–1.00)</w:t>
             </w:r>
           </w:p>
         </w:tc>
@@ -2745,7 +2693,7 @@
                 <w:szCs w:val="18"/>
                 <w:color w:val="000000"/>
               </w:rPr>
-              <w:t xml:space="preserve">Composite</w:t>
+              <w:t xml:space="preserve">Published</w:t>
             </w:r>
             <w:r>
               <w:rPr>
@@ -2771,7 +2719,7 @@
                 <w:szCs w:val="18"/>
                 <w:color w:val="000000"/>
               </w:rPr>
-              <w:t xml:space="preserve">D1-D5</w:t>
+              <w:t xml:space="preserve">Overall</w:t>
             </w:r>
             <w:r>
               <w:rPr>
@@ -2797,282 +2745,618 @@
                 <w:szCs w:val="18"/>
                 <w:color w:val="000000"/>
               </w:rPr>
-              <w:t xml:space="preserve">ARBITER</w:t>
-            </w:r>
-          </w:p>
-        </w:tc>
-        <w:tc>
-          <w:tcPr>
-            <w:tcBorders>
-              <w:bottom w:val="none" w:sz="0" w:space="0" w:color="000000"/>
-              <w:top w:val="none" w:sz="0" w:space="0" w:color="000000"/>
-              <w:left w:val="none" w:sz="0" w:space="0" w:color="000000"/>
-              <w:right w:val="none" w:sz="0" w:space="0" w:color="000000"/>
-            </w:tcBorders>
-            <w:shd w:val="clear" w:color="auto" w:fill="FFFFFF"/>
-            <w:tcMar>
-              <w:top w:w="0" w:type="dxa"/>
-              <w:bottom w:w="0" w:type="dxa"/>
-              <w:left w:w="0" w:type="dxa"/>
-              <w:right w:w="0" w:type="dxa"/>
-            </w:tcMar>
-            <w:vAlign w:val="top"/>
-          </w:tcPr>
-          <w:p>
-            <w:pPr>
-              <w:pStyle w:val="Normal"/>
-              <w:jc w:val="left"/>
-              <w:pBdr>
-                <w:bottom w:val="none" w:sz="0" w:space="0" w:color="000000"/>
-                <w:top w:val="none" w:sz="0" w:space="0" w:color="000000"/>
-                <w:left w:val="none" w:sz="0" w:space="0" w:color="000000"/>
-                <w:right w:val="none" w:sz="0" w:space="0" w:color="000000"/>
-              </w:pBdr>
-              <w:spacing w:after="60" w:before="60" w:line="240"/>
-              <w:ind w:left="60" w:right="60" w:firstLine="0" w:firstLineChars="0"/>
-              <w:rPr>
-                <w:rFonts w:ascii="Arial" w:hAnsi="Arial" w:eastAsia="Arial" w:cs="Arial"/>
-                <w:i w:val="false"/>
-                <w:b w:val="false"/>
-                <w:u w:val="none"/>
-                <w:strike w:val="false"/>
-                <w:sz w:val="18"/>
-                <w:szCs w:val="18"/>
-                <w:color w:val="000000"/>
-              </w:rPr>
-            </w:pPr>
-            <w:r>
-              <w:rPr>
-                <w:rFonts w:ascii="Arial" w:hAnsi="Arial" w:eastAsia="Arial" w:cs="Arial"/>
-                <w:i w:val="false"/>
-                <w:b w:val="false"/>
-                <w:u w:val="none"/>
-                <w:strike w:val="false"/>
-                <w:sz w:val="18"/>
-                <w:szCs w:val="18"/>
-                <w:color w:val="000000"/>
-              </w:rPr>
-              <w:t xml:space="preserve">0.94 (0.91–0.97)</w:t>
-            </w:r>
-          </w:p>
-        </w:tc>
-        <w:tc>
-          <w:tcPr>
-            <w:tcBorders>
-              <w:bottom w:val="none" w:sz="0" w:space="0" w:color="000000"/>
-              <w:top w:val="none" w:sz="0" w:space="0" w:color="000000"/>
-              <w:left w:val="none" w:sz="0" w:space="0" w:color="000000"/>
-              <w:right w:val="none" w:sz="0" w:space="0" w:color="000000"/>
-            </w:tcBorders>
-            <w:shd w:val="clear" w:color="auto" w:fill="FFFFFF"/>
-            <w:tcMar>
-              <w:top w:w="0" w:type="dxa"/>
-              <w:bottom w:w="0" w:type="dxa"/>
-              <w:left w:w="0" w:type="dxa"/>
-              <w:right w:w="0" w:type="dxa"/>
-            </w:tcMar>
-            <w:vAlign w:val="top"/>
-          </w:tcPr>
-          <w:p>
-            <w:pPr>
-              <w:pStyle w:val="Normal"/>
-              <w:jc w:val="left"/>
-              <w:pBdr>
-                <w:bottom w:val="none" w:sz="0" w:space="0" w:color="000000"/>
-                <w:top w:val="none" w:sz="0" w:space="0" w:color="000000"/>
-                <w:left w:val="none" w:sz="0" w:space="0" w:color="000000"/>
-                <w:right w:val="none" w:sz="0" w:space="0" w:color="000000"/>
-              </w:pBdr>
-              <w:spacing w:after="60" w:before="60" w:line="240"/>
-              <w:ind w:left="60" w:right="60" w:firstLine="0" w:firstLineChars="0"/>
-              <w:rPr>
-                <w:rFonts w:ascii="Arial" w:hAnsi="Arial" w:eastAsia="Arial" w:cs="Arial"/>
-                <w:i w:val="false"/>
-                <w:b w:val="false"/>
-                <w:u w:val="none"/>
-                <w:strike w:val="false"/>
-                <w:sz w:val="18"/>
-                <w:szCs w:val="18"/>
-                <w:color w:val="000000"/>
-              </w:rPr>
-            </w:pPr>
-            <w:r>
-              <w:rPr>
-                <w:rFonts w:ascii="Arial" w:hAnsi="Arial" w:eastAsia="Arial" w:cs="Arial"/>
-                <w:i w:val="false"/>
-                <w:b w:val="false"/>
-                <w:u w:val="none"/>
-                <w:strike w:val="false"/>
-                <w:sz w:val="18"/>
-                <w:szCs w:val="18"/>
-                <w:color w:val="000000"/>
-              </w:rPr>
-              <w:t xml:space="preserve">0.98 (0.97–0.99)</w:t>
-            </w:r>
-          </w:p>
-        </w:tc>
-        <w:tc>
-          <w:tcPr>
-            <w:tcBorders>
-              <w:bottom w:val="none" w:sz="0" w:space="0" w:color="000000"/>
-              <w:top w:val="none" w:sz="0" w:space="0" w:color="000000"/>
-              <w:left w:val="none" w:sz="0" w:space="0" w:color="000000"/>
-              <w:right w:val="none" w:sz="0" w:space="0" w:color="000000"/>
-            </w:tcBorders>
-            <w:shd w:val="clear" w:color="auto" w:fill="FFFFFF"/>
-            <w:tcMar>
-              <w:top w:w="0" w:type="dxa"/>
-              <w:bottom w:w="0" w:type="dxa"/>
-              <w:left w:w="0" w:type="dxa"/>
-              <w:right w:w="0" w:type="dxa"/>
-            </w:tcMar>
-            <w:vAlign w:val="top"/>
-          </w:tcPr>
-          <w:p>
-            <w:pPr>
-              <w:pStyle w:val="Normal"/>
-              <w:jc w:val="left"/>
-              <w:pBdr>
-                <w:bottom w:val="none" w:sz="0" w:space="0" w:color="000000"/>
-                <w:top w:val="none" w:sz="0" w:space="0" w:color="000000"/>
-                <w:left w:val="none" w:sz="0" w:space="0" w:color="000000"/>
-                <w:right w:val="none" w:sz="0" w:space="0" w:color="000000"/>
-              </w:pBdr>
-              <w:spacing w:after="60" w:before="60" w:line="240"/>
-              <w:ind w:left="60" w:right="60" w:firstLine="0" w:firstLineChars="0"/>
-              <w:rPr>
-                <w:rFonts w:ascii="Arial" w:hAnsi="Arial" w:eastAsia="Arial" w:cs="Arial"/>
-                <w:i w:val="false"/>
-                <w:b w:val="false"/>
-                <w:u w:val="none"/>
-                <w:strike w:val="false"/>
-                <w:sz w:val="18"/>
-                <w:szCs w:val="18"/>
-                <w:color w:val="000000"/>
-              </w:rPr>
-            </w:pPr>
-            <w:r>
-              <w:rPr>
-                <w:rFonts w:ascii="Arial" w:hAnsi="Arial" w:eastAsia="Arial" w:cs="Arial"/>
-                <w:i w:val="false"/>
-                <w:b w:val="false"/>
-                <w:u w:val="none"/>
-                <w:strike w:val="false"/>
-                <w:sz w:val="18"/>
-                <w:szCs w:val="18"/>
-                <w:color w:val="000000"/>
-              </w:rPr>
-              <w:t xml:space="preserve">472/485 (97.3%) (0.96–0.99)</w:t>
-            </w:r>
-          </w:p>
-        </w:tc>
-        <w:tc>
-          <w:tcPr>
-            <w:tcBorders>
-              <w:bottom w:val="none" w:sz="0" w:space="0" w:color="000000"/>
-              <w:top w:val="none" w:sz="0" w:space="0" w:color="000000"/>
-              <w:left w:val="none" w:sz="0" w:space="0" w:color="000000"/>
-              <w:right w:val="none" w:sz="0" w:space="0" w:color="000000"/>
-            </w:tcBorders>
-            <w:shd w:val="clear" w:color="auto" w:fill="FFFFFF"/>
-            <w:tcMar>
-              <w:top w:w="0" w:type="dxa"/>
-              <w:bottom w:w="0" w:type="dxa"/>
-              <w:left w:w="0" w:type="dxa"/>
-              <w:right w:w="0" w:type="dxa"/>
-            </w:tcMar>
-            <w:vAlign w:val="top"/>
-          </w:tcPr>
-          <w:p>
-            <w:pPr>
-              <w:pStyle w:val="Normal"/>
-              <w:jc w:val="left"/>
-              <w:pBdr>
-                <w:bottom w:val="none" w:sz="0" w:space="0" w:color="000000"/>
-                <w:top w:val="none" w:sz="0" w:space="0" w:color="000000"/>
-                <w:left w:val="none" w:sz="0" w:space="0" w:color="000000"/>
-                <w:right w:val="none" w:sz="0" w:space="0" w:color="000000"/>
-              </w:pBdr>
-              <w:spacing w:after="60" w:before="60" w:line="240"/>
-              <w:ind w:left="60" w:right="60" w:firstLine="0" w:firstLineChars="0"/>
-              <w:rPr>
-                <w:rFonts w:ascii="Arial" w:hAnsi="Arial" w:eastAsia="Arial" w:cs="Arial"/>
-                <w:i w:val="false"/>
-                <w:b w:val="false"/>
-                <w:u w:val="none"/>
-                <w:strike w:val="false"/>
-                <w:sz w:val="18"/>
-                <w:szCs w:val="18"/>
-                <w:color w:val="000000"/>
-              </w:rPr>
-            </w:pPr>
-            <w:r>
-              <w:rPr>
-                <w:rFonts w:ascii="Arial" w:hAnsi="Arial" w:eastAsia="Arial" w:cs="Arial"/>
-                <w:i w:val="false"/>
-                <w:b w:val="false"/>
-                <w:u w:val="none"/>
-                <w:strike w:val="false"/>
-                <w:sz w:val="18"/>
-                <w:szCs w:val="18"/>
-                <w:color w:val="000000"/>
-              </w:rPr>
-              <w:t xml:space="preserve">118/127 (92.9%) (0.89–0.97)</w:t>
-            </w:r>
-          </w:p>
-        </w:tc>
-        <w:tc>
-          <w:tcPr>
-            <w:tcBorders>
-              <w:bottom w:val="none" w:sz="0" w:space="0" w:color="000000"/>
-              <w:top w:val="none" w:sz="0" w:space="0" w:color="000000"/>
-              <w:left w:val="none" w:sz="0" w:space="0" w:color="000000"/>
-              <w:right w:val="none" w:sz="0" w:space="0" w:color="000000"/>
-            </w:tcBorders>
-            <w:shd w:val="clear" w:color="auto" w:fill="FFFFFF"/>
-            <w:tcMar>
-              <w:top w:w="0" w:type="dxa"/>
-              <w:bottom w:w="0" w:type="dxa"/>
-              <w:left w:w="0" w:type="dxa"/>
-              <w:right w:w="0" w:type="dxa"/>
-            </w:tcMar>
-            <w:vAlign w:val="top"/>
-          </w:tcPr>
-          <w:p>
-            <w:pPr>
-              <w:pStyle w:val="Normal"/>
-              <w:jc w:val="left"/>
-              <w:pBdr>
-                <w:bottom w:val="none" w:sz="0" w:space="0" w:color="000000"/>
-                <w:top w:val="none" w:sz="0" w:space="0" w:color="000000"/>
-                <w:left w:val="none" w:sz="0" w:space="0" w:color="000000"/>
-                <w:right w:val="none" w:sz="0" w:space="0" w:color="000000"/>
-              </w:pBdr>
-              <w:spacing w:after="60" w:before="60" w:line="240"/>
-              <w:ind w:left="60" w:right="60" w:firstLine="0" w:firstLineChars="0"/>
-              <w:rPr>
-                <w:rFonts w:ascii="Arial" w:hAnsi="Arial" w:eastAsia="Arial" w:cs="Arial"/>
-                <w:i w:val="false"/>
-                <w:b w:val="false"/>
-                <w:u w:val="none"/>
-                <w:strike w:val="false"/>
-                <w:sz w:val="18"/>
-                <w:szCs w:val="18"/>
-                <w:color w:val="000000"/>
-              </w:rPr>
-            </w:pPr>
-            <w:r>
-              <w:rPr>
-                <w:rFonts w:ascii="Arial" w:hAnsi="Arial" w:eastAsia="Arial" w:cs="Arial"/>
-                <w:i w:val="false"/>
-                <w:b w:val="false"/>
-                <w:u w:val="none"/>
-                <w:strike w:val="false"/>
-                <w:sz w:val="18"/>
-                <w:szCs w:val="18"/>
-                <w:color w:val="000000"/>
-              </w:rPr>
-              <w:t xml:space="preserve">356/358 (99.4%) (0.99–1.00)</w:t>
+              <w:t xml:space="preserve">All-Low rule</w:t>
+            </w:r>
+          </w:p>
+        </w:tc>
+        <w:tc>
+          <w:tcPr>
+            <w:tcBorders>
+              <w:bottom w:val="none" w:sz="0" w:space="0" w:color="000000"/>
+              <w:top w:val="none" w:sz="0" w:space="0" w:color="000000"/>
+              <w:left w:val="none" w:sz="0" w:space="0" w:color="000000"/>
+              <w:right w:val="none" w:sz="0" w:space="0" w:color="000000"/>
+            </w:tcBorders>
+            <w:shd w:val="clear" w:color="auto" w:fill="FFFFFF"/>
+            <w:tcMar>
+              <w:top w:w="0" w:type="dxa"/>
+              <w:bottom w:w="0" w:type="dxa"/>
+              <w:left w:w="0" w:type="dxa"/>
+              <w:right w:w="0" w:type="dxa"/>
+            </w:tcMar>
+            <w:vAlign w:val="top"/>
+          </w:tcPr>
+          <w:p>
+            <w:pPr>
+              <w:pStyle w:val="Normal"/>
+              <w:jc w:val="left"/>
+              <w:pBdr>
+                <w:bottom w:val="none" w:sz="0" w:space="0" w:color="000000"/>
+                <w:top w:val="none" w:sz="0" w:space="0" w:color="000000"/>
+                <w:left w:val="none" w:sz="0" w:space="0" w:color="000000"/>
+                <w:right w:val="none" w:sz="0" w:space="0" w:color="000000"/>
+              </w:pBdr>
+              <w:spacing w:after="60" w:before="60" w:line="240"/>
+              <w:ind w:left="60" w:right="60" w:firstLine="0" w:firstLineChars="0"/>
+              <w:rPr>
+                <w:rFonts w:ascii="Arial" w:hAnsi="Arial" w:eastAsia="Arial" w:cs="Arial"/>
+                <w:i w:val="false"/>
+                <w:b w:val="false"/>
+                <w:u w:val="none"/>
+                <w:strike w:val="false"/>
+                <w:sz w:val="18"/>
+                <w:szCs w:val="18"/>
+                <w:color w:val="000000"/>
+              </w:rPr>
+            </w:pPr>
+            <w:r>
+              <w:rPr>
+                <w:rFonts w:ascii="Arial" w:hAnsi="Arial" w:eastAsia="Arial" w:cs="Arial"/>
+                <w:i w:val="false"/>
+                <w:b w:val="false"/>
+                <w:u w:val="none"/>
+                <w:strike w:val="false"/>
+                <w:sz w:val="18"/>
+                <w:szCs w:val="18"/>
+                <w:color w:val="000000"/>
+              </w:rPr>
+              <w:t xml:space="preserve">—</w:t>
+            </w:r>
+          </w:p>
+        </w:tc>
+        <w:tc>
+          <w:tcPr>
+            <w:tcBorders>
+              <w:bottom w:val="none" w:sz="0" w:space="0" w:color="000000"/>
+              <w:top w:val="none" w:sz="0" w:space="0" w:color="000000"/>
+              <w:left w:val="none" w:sz="0" w:space="0" w:color="000000"/>
+              <w:right w:val="none" w:sz="0" w:space="0" w:color="000000"/>
+            </w:tcBorders>
+            <w:shd w:val="clear" w:color="auto" w:fill="FFFFFF"/>
+            <w:tcMar>
+              <w:top w:w="0" w:type="dxa"/>
+              <w:bottom w:w="0" w:type="dxa"/>
+              <w:left w:w="0" w:type="dxa"/>
+              <w:right w:w="0" w:type="dxa"/>
+            </w:tcMar>
+            <w:vAlign w:val="top"/>
+          </w:tcPr>
+          <w:p>
+            <w:pPr>
+              <w:pStyle w:val="Normal"/>
+              <w:jc w:val="left"/>
+              <w:pBdr>
+                <w:bottom w:val="none" w:sz="0" w:space="0" w:color="000000"/>
+                <w:top w:val="none" w:sz="0" w:space="0" w:color="000000"/>
+                <w:left w:val="none" w:sz="0" w:space="0" w:color="000000"/>
+                <w:right w:val="none" w:sz="0" w:space="0" w:color="000000"/>
+              </w:pBdr>
+              <w:spacing w:after="60" w:before="60" w:line="240"/>
+              <w:ind w:left="60" w:right="60" w:firstLine="0" w:firstLineChars="0"/>
+              <w:rPr>
+                <w:rFonts w:ascii="Arial" w:hAnsi="Arial" w:eastAsia="Arial" w:cs="Arial"/>
+                <w:i w:val="false"/>
+                <w:b w:val="false"/>
+                <w:u w:val="none"/>
+                <w:strike w:val="false"/>
+                <w:sz w:val="18"/>
+                <w:szCs w:val="18"/>
+                <w:color w:val="000000"/>
+              </w:rPr>
+            </w:pPr>
+            <w:r>
+              <w:rPr>
+                <w:rFonts w:ascii="Arial" w:hAnsi="Arial" w:eastAsia="Arial" w:cs="Arial"/>
+                <w:i w:val="false"/>
+                <w:b w:val="false"/>
+                <w:u w:val="none"/>
+                <w:strike w:val="false"/>
+                <w:sz w:val="18"/>
+                <w:szCs w:val="18"/>
+                <w:color w:val="000000"/>
+              </w:rPr>
+              <w:t xml:space="preserve">—</w:t>
+            </w:r>
+          </w:p>
+        </w:tc>
+        <w:tc>
+          <w:tcPr>
+            <w:tcBorders>
+              <w:bottom w:val="none" w:sz="0" w:space="0" w:color="000000"/>
+              <w:top w:val="none" w:sz="0" w:space="0" w:color="000000"/>
+              <w:left w:val="none" w:sz="0" w:space="0" w:color="000000"/>
+              <w:right w:val="none" w:sz="0" w:space="0" w:color="000000"/>
+            </w:tcBorders>
+            <w:shd w:val="clear" w:color="auto" w:fill="FFFFFF"/>
+            <w:tcMar>
+              <w:top w:w="0" w:type="dxa"/>
+              <w:bottom w:w="0" w:type="dxa"/>
+              <w:left w:w="0" w:type="dxa"/>
+              <w:right w:w="0" w:type="dxa"/>
+            </w:tcMar>
+            <w:vAlign w:val="top"/>
+          </w:tcPr>
+          <w:p>
+            <w:pPr>
+              <w:pStyle w:val="Normal"/>
+              <w:jc w:val="left"/>
+              <w:pBdr>
+                <w:bottom w:val="none" w:sz="0" w:space="0" w:color="000000"/>
+                <w:top w:val="none" w:sz="0" w:space="0" w:color="000000"/>
+                <w:left w:val="none" w:sz="0" w:space="0" w:color="000000"/>
+                <w:right w:val="none" w:sz="0" w:space="0" w:color="000000"/>
+              </w:pBdr>
+              <w:spacing w:after="60" w:before="60" w:line="240"/>
+              <w:ind w:left="60" w:right="60" w:firstLine="0" w:firstLineChars="0"/>
+              <w:rPr>
+                <w:rFonts w:ascii="Arial" w:hAnsi="Arial" w:eastAsia="Arial" w:cs="Arial"/>
+                <w:i w:val="false"/>
+                <w:b w:val="false"/>
+                <w:u w:val="none"/>
+                <w:strike w:val="false"/>
+                <w:sz w:val="18"/>
+                <w:szCs w:val="18"/>
+                <w:color w:val="000000"/>
+              </w:rPr>
+            </w:pPr>
+            <w:r>
+              <w:rPr>
+                <w:rFonts w:ascii="Arial" w:hAnsi="Arial" w:eastAsia="Arial" w:cs="Arial"/>
+                <w:i w:val="false"/>
+                <w:b w:val="false"/>
+                <w:u w:val="none"/>
+                <w:strike w:val="false"/>
+                <w:sz w:val="18"/>
+                <w:szCs w:val="18"/>
+                <w:color w:val="000000"/>
+              </w:rPr>
+              <w:t xml:space="preserve">42/81 (51.9%) (0.44–0.59)</w:t>
+            </w:r>
+          </w:p>
+        </w:tc>
+        <w:tc>
+          <w:tcPr>
+            <w:tcBorders>
+              <w:bottom w:val="none" w:sz="0" w:space="0" w:color="000000"/>
+              <w:top w:val="none" w:sz="0" w:space="0" w:color="000000"/>
+              <w:left w:val="none" w:sz="0" w:space="0" w:color="000000"/>
+              <w:right w:val="none" w:sz="0" w:space="0" w:color="000000"/>
+            </w:tcBorders>
+            <w:shd w:val="clear" w:color="auto" w:fill="FFFFFF"/>
+            <w:tcMar>
+              <w:top w:w="0" w:type="dxa"/>
+              <w:bottom w:w="0" w:type="dxa"/>
+              <w:left w:w="0" w:type="dxa"/>
+              <w:right w:w="0" w:type="dxa"/>
+            </w:tcMar>
+            <w:vAlign w:val="top"/>
+          </w:tcPr>
+          <w:p>
+            <w:pPr>
+              <w:pStyle w:val="Normal"/>
+              <w:jc w:val="left"/>
+              <w:pBdr>
+                <w:bottom w:val="none" w:sz="0" w:space="0" w:color="000000"/>
+                <w:top w:val="none" w:sz="0" w:space="0" w:color="000000"/>
+                <w:left w:val="none" w:sz="0" w:space="0" w:color="000000"/>
+                <w:right w:val="none" w:sz="0" w:space="0" w:color="000000"/>
+              </w:pBdr>
+              <w:spacing w:after="60" w:before="60" w:line="240"/>
+              <w:ind w:left="60" w:right="60" w:firstLine="0" w:firstLineChars="0"/>
+              <w:rPr>
+                <w:rFonts w:ascii="Arial" w:hAnsi="Arial" w:eastAsia="Arial" w:cs="Arial"/>
+                <w:i w:val="false"/>
+                <w:b w:val="false"/>
+                <w:u w:val="none"/>
+                <w:strike w:val="false"/>
+                <w:sz w:val="18"/>
+                <w:szCs w:val="18"/>
+                <w:color w:val="000000"/>
+              </w:rPr>
+            </w:pPr>
+            <w:r>
+              <w:rPr>
+                <w:rFonts w:ascii="Arial" w:hAnsi="Arial" w:eastAsia="Arial" w:cs="Arial"/>
+                <w:i w:val="false"/>
+                <w:b w:val="false"/>
+                <w:u w:val="none"/>
+                <w:strike w:val="false"/>
+                <w:sz w:val="18"/>
+                <w:szCs w:val="18"/>
+                <w:color w:val="000000"/>
+              </w:rPr>
+              <w:t xml:space="preserve">—</w:t>
+            </w:r>
+          </w:p>
+        </w:tc>
+        <w:tc>
+          <w:tcPr>
+            <w:tcBorders>
+              <w:bottom w:val="none" w:sz="0" w:space="0" w:color="000000"/>
+              <w:top w:val="none" w:sz="0" w:space="0" w:color="000000"/>
+              <w:left w:val="none" w:sz="0" w:space="0" w:color="000000"/>
+              <w:right w:val="none" w:sz="0" w:space="0" w:color="000000"/>
+            </w:tcBorders>
+            <w:shd w:val="clear" w:color="auto" w:fill="FFFFFF"/>
+            <w:tcMar>
+              <w:top w:w="0" w:type="dxa"/>
+              <w:bottom w:w="0" w:type="dxa"/>
+              <w:left w:w="0" w:type="dxa"/>
+              <w:right w:w="0" w:type="dxa"/>
+            </w:tcMar>
+            <w:vAlign w:val="top"/>
+          </w:tcPr>
+          <w:p>
+            <w:pPr>
+              <w:pStyle w:val="Normal"/>
+              <w:jc w:val="left"/>
+              <w:pBdr>
+                <w:bottom w:val="none" w:sz="0" w:space="0" w:color="000000"/>
+                <w:top w:val="none" w:sz="0" w:space="0" w:color="000000"/>
+                <w:left w:val="none" w:sz="0" w:space="0" w:color="000000"/>
+                <w:right w:val="none" w:sz="0" w:space="0" w:color="000000"/>
+              </w:pBdr>
+              <w:spacing w:after="60" w:before="60" w:line="240"/>
+              <w:ind w:left="60" w:right="60" w:firstLine="0" w:firstLineChars="0"/>
+              <w:rPr>
+                <w:rFonts w:ascii="Arial" w:hAnsi="Arial" w:eastAsia="Arial" w:cs="Arial"/>
+                <w:i w:val="false"/>
+                <w:b w:val="false"/>
+                <w:u w:val="none"/>
+                <w:strike w:val="false"/>
+                <w:sz w:val="18"/>
+                <w:szCs w:val="18"/>
+                <w:color w:val="000000"/>
+              </w:rPr>
+            </w:pPr>
+            <w:r>
+              <w:rPr>
+                <w:rFonts w:ascii="Arial" w:hAnsi="Arial" w:eastAsia="Arial" w:cs="Arial"/>
+                <w:i w:val="false"/>
+                <w:b w:val="false"/>
+                <w:u w:val="none"/>
+                <w:strike w:val="false"/>
+                <w:sz w:val="18"/>
+                <w:szCs w:val="18"/>
+                <w:color w:val="000000"/>
+              </w:rPr>
+              <w:t xml:space="preserve">42/42 (100.0%) (1.00–1.00)</w:t>
+            </w:r>
+          </w:p>
+        </w:tc>
+      </w:tr>
+      <w:tr>
+        <w:trPr>
+          <w:cantSplit/>
+          <w:trHeight w:val="480" w:hRule="auto"/>
+        </w:trPr>
+        <w:tc>
+          <w:tcPr>
+            <w:tcBorders>
+              <w:bottom w:val="none" w:sz="0" w:space="0" w:color="000000"/>
+              <w:top w:val="none" w:sz="0" w:space="0" w:color="000000"/>
+              <w:left w:val="none" w:sz="0" w:space="0" w:color="000000"/>
+              <w:right w:val="none" w:sz="0" w:space="0" w:color="000000"/>
+            </w:tcBorders>
+            <w:shd w:val="clear" w:color="auto" w:fill="FFFFFF"/>
+            <w:tcMar>
+              <w:top w:w="0" w:type="dxa"/>
+              <w:bottom w:w="0" w:type="dxa"/>
+              <w:left w:w="0" w:type="dxa"/>
+              <w:right w:w="0" w:type="dxa"/>
+            </w:tcMar>
+            <w:vAlign w:val="top"/>
+          </w:tcPr>
+          <w:p>
+            <w:pPr>
+              <w:pStyle w:val="Normal"/>
+              <w:jc w:val="left"/>
+              <w:pBdr>
+                <w:bottom w:val="none" w:sz="0" w:space="0" w:color="000000"/>
+                <w:top w:val="none" w:sz="0" w:space="0" w:color="000000"/>
+                <w:left w:val="none" w:sz="0" w:space="0" w:color="000000"/>
+                <w:right w:val="none" w:sz="0" w:space="0" w:color="000000"/>
+              </w:pBdr>
+              <w:spacing w:after="60" w:before="60" w:line="240"/>
+              <w:ind w:left="60" w:right="60" w:firstLine="0" w:firstLineChars="0"/>
+              <w:rPr>
+                <w:rFonts w:ascii="Arial" w:hAnsi="Arial" w:eastAsia="Arial" w:cs="Arial"/>
+                <w:i w:val="false"/>
+                <w:b w:val="true"/>
+                <w:u w:val="none"/>
+                <w:strike w:val="false"/>
+                <w:sz w:val="18"/>
+                <w:szCs w:val="18"/>
+                <w:color w:val="000000"/>
+              </w:rPr>
+            </w:pPr>
+            <w:r>
+              <w:rPr>
+                <w:rFonts w:ascii="Arial" w:hAnsi="Arial" w:eastAsia="Arial" w:cs="Arial"/>
+                <w:i w:val="false"/>
+                <w:b w:val="true"/>
+                <w:u w:val="none"/>
+                <w:strike w:val="false"/>
+                <w:sz w:val="18"/>
+                <w:szCs w:val="18"/>
+                <w:color w:val="000000"/>
+              </w:rPr>
+              <w:t xml:space="preserve">2. Composite reference</w:t>
+            </w:r>
+          </w:p>
+        </w:tc>
+        <w:tc>
+          <w:tcPr>
+            <w:tcBorders>
+              <w:bottom w:val="none" w:sz="0" w:space="0" w:color="000000"/>
+              <w:top w:val="none" w:sz="0" w:space="0" w:color="000000"/>
+              <w:left w:val="none" w:sz="0" w:space="0" w:color="000000"/>
+              <w:right w:val="none" w:sz="0" w:space="0" w:color="000000"/>
+            </w:tcBorders>
+            <w:shd w:val="clear" w:color="auto" w:fill="FFFFFF"/>
+            <w:tcMar>
+              <w:top w:w="0" w:type="dxa"/>
+              <w:bottom w:w="0" w:type="dxa"/>
+              <w:left w:w="0" w:type="dxa"/>
+              <w:right w:w="0" w:type="dxa"/>
+            </w:tcMar>
+            <w:vAlign w:val="top"/>
+          </w:tcPr>
+          <w:p>
+            <w:pPr>
+              <w:pStyle w:val="Normal"/>
+              <w:jc w:val="left"/>
+              <w:pBdr>
+                <w:bottom w:val="none" w:sz="0" w:space="0" w:color="000000"/>
+                <w:top w:val="none" w:sz="0" w:space="0" w:color="000000"/>
+                <w:left w:val="none" w:sz="0" w:space="0" w:color="000000"/>
+                <w:right w:val="none" w:sz="0" w:space="0" w:color="000000"/>
+              </w:pBdr>
+              <w:spacing w:after="60" w:before="60" w:line="240"/>
+              <w:ind w:left="60" w:right="60" w:firstLine="0" w:firstLineChars="0"/>
+              <w:rPr>
+                <w:rFonts w:ascii="Arial" w:hAnsi="Arial" w:eastAsia="Arial" w:cs="Arial"/>
+                <w:i w:val="false"/>
+                <w:b w:val="true"/>
+                <w:u w:val="none"/>
+                <w:strike w:val="false"/>
+                <w:sz w:val="18"/>
+                <w:szCs w:val="18"/>
+                <w:color w:val="000000"/>
+              </w:rPr>
+            </w:pPr>
+            <w:r>
+              <w:rPr>
+                <w:rFonts w:ascii="Arial" w:hAnsi="Arial" w:eastAsia="Arial" w:cs="Arial"/>
+                <w:i w:val="false"/>
+                <w:b w:val="true"/>
+                <w:u w:val="none"/>
+                <w:strike w:val="false"/>
+                <w:sz w:val="18"/>
+                <w:szCs w:val="18"/>
+                <w:color w:val="000000"/>
+              </w:rPr>
+              <w:t xml:space="preserve"/>
+            </w:r>
+          </w:p>
+        </w:tc>
+        <w:tc>
+          <w:tcPr>
+            <w:tcBorders>
+              <w:bottom w:val="none" w:sz="0" w:space="0" w:color="000000"/>
+              <w:top w:val="none" w:sz="0" w:space="0" w:color="000000"/>
+              <w:left w:val="none" w:sz="0" w:space="0" w:color="000000"/>
+              <w:right w:val="none" w:sz="0" w:space="0" w:color="000000"/>
+            </w:tcBorders>
+            <w:shd w:val="clear" w:color="auto" w:fill="FFFFFF"/>
+            <w:tcMar>
+              <w:top w:w="0" w:type="dxa"/>
+              <w:bottom w:w="0" w:type="dxa"/>
+              <w:left w:w="0" w:type="dxa"/>
+              <w:right w:w="0" w:type="dxa"/>
+            </w:tcMar>
+            <w:vAlign w:val="top"/>
+          </w:tcPr>
+          <w:p>
+            <w:pPr>
+              <w:pStyle w:val="Normal"/>
+              <w:jc w:val="left"/>
+              <w:pBdr>
+                <w:bottom w:val="none" w:sz="0" w:space="0" w:color="000000"/>
+                <w:top w:val="none" w:sz="0" w:space="0" w:color="000000"/>
+                <w:left w:val="none" w:sz="0" w:space="0" w:color="000000"/>
+                <w:right w:val="none" w:sz="0" w:space="0" w:color="000000"/>
+              </w:pBdr>
+              <w:spacing w:after="60" w:before="60" w:line="240"/>
+              <w:ind w:left="60" w:right="60" w:firstLine="0" w:firstLineChars="0"/>
+              <w:rPr>
+                <w:rFonts w:ascii="Arial" w:hAnsi="Arial" w:eastAsia="Arial" w:cs="Arial"/>
+                <w:i w:val="false"/>
+                <w:b w:val="true"/>
+                <w:u w:val="none"/>
+                <w:strike w:val="false"/>
+                <w:sz w:val="18"/>
+                <w:szCs w:val="18"/>
+                <w:color w:val="000000"/>
+              </w:rPr>
+            </w:pPr>
+            <w:r>
+              <w:rPr>
+                <w:rFonts w:ascii="Arial" w:hAnsi="Arial" w:eastAsia="Arial" w:cs="Arial"/>
+                <w:i w:val="false"/>
+                <w:b w:val="true"/>
+                <w:u w:val="none"/>
+                <w:strike w:val="false"/>
+                <w:sz w:val="18"/>
+                <w:szCs w:val="18"/>
+                <w:color w:val="000000"/>
+              </w:rPr>
+              <w:t xml:space="preserve"/>
+            </w:r>
+          </w:p>
+        </w:tc>
+        <w:tc>
+          <w:tcPr>
+            <w:tcBorders>
+              <w:bottom w:val="none" w:sz="0" w:space="0" w:color="000000"/>
+              <w:top w:val="none" w:sz="0" w:space="0" w:color="000000"/>
+              <w:left w:val="none" w:sz="0" w:space="0" w:color="000000"/>
+              <w:right w:val="none" w:sz="0" w:space="0" w:color="000000"/>
+            </w:tcBorders>
+            <w:shd w:val="clear" w:color="auto" w:fill="FFFFFF"/>
+            <w:tcMar>
+              <w:top w:w="0" w:type="dxa"/>
+              <w:bottom w:w="0" w:type="dxa"/>
+              <w:left w:w="0" w:type="dxa"/>
+              <w:right w:w="0" w:type="dxa"/>
+            </w:tcMar>
+            <w:vAlign w:val="top"/>
+          </w:tcPr>
+          <w:p>
+            <w:pPr>
+              <w:pStyle w:val="Normal"/>
+              <w:jc w:val="left"/>
+              <w:pBdr>
+                <w:bottom w:val="none" w:sz="0" w:space="0" w:color="000000"/>
+                <w:top w:val="none" w:sz="0" w:space="0" w:color="000000"/>
+                <w:left w:val="none" w:sz="0" w:space="0" w:color="000000"/>
+                <w:right w:val="none" w:sz="0" w:space="0" w:color="000000"/>
+              </w:pBdr>
+              <w:spacing w:after="60" w:before="60" w:line="240"/>
+              <w:ind w:left="60" w:right="60" w:firstLine="0" w:firstLineChars="0"/>
+              <w:rPr>
+                <w:rFonts w:ascii="Arial" w:hAnsi="Arial" w:eastAsia="Arial" w:cs="Arial"/>
+                <w:i w:val="false"/>
+                <w:b w:val="true"/>
+                <w:u w:val="none"/>
+                <w:strike w:val="false"/>
+                <w:sz w:val="18"/>
+                <w:szCs w:val="18"/>
+                <w:color w:val="000000"/>
+              </w:rPr>
+            </w:pPr>
+            <w:r>
+              <w:rPr>
+                <w:rFonts w:ascii="Arial" w:hAnsi="Arial" w:eastAsia="Arial" w:cs="Arial"/>
+                <w:i w:val="false"/>
+                <w:b w:val="true"/>
+                <w:u w:val="none"/>
+                <w:strike w:val="false"/>
+                <w:sz w:val="18"/>
+                <w:szCs w:val="18"/>
+                <w:color w:val="000000"/>
+              </w:rPr>
+              <w:t xml:space="preserve"/>
+            </w:r>
+          </w:p>
+        </w:tc>
+        <w:tc>
+          <w:tcPr>
+            <w:tcBorders>
+              <w:bottom w:val="none" w:sz="0" w:space="0" w:color="000000"/>
+              <w:top w:val="none" w:sz="0" w:space="0" w:color="000000"/>
+              <w:left w:val="none" w:sz="0" w:space="0" w:color="000000"/>
+              <w:right w:val="none" w:sz="0" w:space="0" w:color="000000"/>
+            </w:tcBorders>
+            <w:shd w:val="clear" w:color="auto" w:fill="FFFFFF"/>
+            <w:tcMar>
+              <w:top w:w="0" w:type="dxa"/>
+              <w:bottom w:w="0" w:type="dxa"/>
+              <w:left w:w="0" w:type="dxa"/>
+              <w:right w:w="0" w:type="dxa"/>
+            </w:tcMar>
+            <w:vAlign w:val="top"/>
+          </w:tcPr>
+          <w:p>
+            <w:pPr>
+              <w:pStyle w:val="Normal"/>
+              <w:jc w:val="left"/>
+              <w:pBdr>
+                <w:bottom w:val="none" w:sz="0" w:space="0" w:color="000000"/>
+                <w:top w:val="none" w:sz="0" w:space="0" w:color="000000"/>
+                <w:left w:val="none" w:sz="0" w:space="0" w:color="000000"/>
+                <w:right w:val="none" w:sz="0" w:space="0" w:color="000000"/>
+              </w:pBdr>
+              <w:spacing w:after="60" w:before="60" w:line="240"/>
+              <w:ind w:left="60" w:right="60" w:firstLine="0" w:firstLineChars="0"/>
+              <w:rPr>
+                <w:rFonts w:ascii="Arial" w:hAnsi="Arial" w:eastAsia="Arial" w:cs="Arial"/>
+                <w:i w:val="false"/>
+                <w:b w:val="true"/>
+                <w:u w:val="none"/>
+                <w:strike w:val="false"/>
+                <w:sz w:val="18"/>
+                <w:szCs w:val="18"/>
+                <w:color w:val="000000"/>
+              </w:rPr>
+            </w:pPr>
+            <w:r>
+              <w:rPr>
+                <w:rFonts w:ascii="Arial" w:hAnsi="Arial" w:eastAsia="Arial" w:cs="Arial"/>
+                <w:i w:val="false"/>
+                <w:b w:val="true"/>
+                <w:u w:val="none"/>
+                <w:strike w:val="false"/>
+                <w:sz w:val="18"/>
+                <w:szCs w:val="18"/>
+                <w:color w:val="000000"/>
+              </w:rPr>
+              <w:t xml:space="preserve"/>
+            </w:r>
+          </w:p>
+        </w:tc>
+        <w:tc>
+          <w:tcPr>
+            <w:tcBorders>
+              <w:bottom w:val="none" w:sz="0" w:space="0" w:color="000000"/>
+              <w:top w:val="none" w:sz="0" w:space="0" w:color="000000"/>
+              <w:left w:val="none" w:sz="0" w:space="0" w:color="000000"/>
+              <w:right w:val="none" w:sz="0" w:space="0" w:color="000000"/>
+            </w:tcBorders>
+            <w:shd w:val="clear" w:color="auto" w:fill="FFFFFF"/>
+            <w:tcMar>
+              <w:top w:w="0" w:type="dxa"/>
+              <w:bottom w:w="0" w:type="dxa"/>
+              <w:left w:w="0" w:type="dxa"/>
+              <w:right w:w="0" w:type="dxa"/>
+            </w:tcMar>
+            <w:vAlign w:val="top"/>
+          </w:tcPr>
+          <w:p>
+            <w:pPr>
+              <w:pStyle w:val="Normal"/>
+              <w:jc w:val="left"/>
+              <w:pBdr>
+                <w:bottom w:val="none" w:sz="0" w:space="0" w:color="000000"/>
+                <w:top w:val="none" w:sz="0" w:space="0" w:color="000000"/>
+                <w:left w:val="none" w:sz="0" w:space="0" w:color="000000"/>
+                <w:right w:val="none" w:sz="0" w:space="0" w:color="000000"/>
+              </w:pBdr>
+              <w:spacing w:after="60" w:before="60" w:line="240"/>
+              <w:ind w:left="60" w:right="60" w:firstLine="0" w:firstLineChars="0"/>
+              <w:rPr>
+                <w:rFonts w:ascii="Arial" w:hAnsi="Arial" w:eastAsia="Arial" w:cs="Arial"/>
+                <w:i w:val="false"/>
+                <w:b w:val="true"/>
+                <w:u w:val="none"/>
+                <w:strike w:val="false"/>
+                <w:sz w:val="18"/>
+                <w:szCs w:val="18"/>
+                <w:color w:val="000000"/>
+              </w:rPr>
+            </w:pPr>
+            <w:r>
+              <w:rPr>
+                <w:rFonts w:ascii="Arial" w:hAnsi="Arial" w:eastAsia="Arial" w:cs="Arial"/>
+                <w:i w:val="false"/>
+                <w:b w:val="true"/>
+                <w:u w:val="none"/>
+                <w:strike w:val="false"/>
+                <w:sz w:val="18"/>
+                <w:szCs w:val="18"/>
+                <w:color w:val="000000"/>
+              </w:rPr>
+              <w:t xml:space="preserve"/>
             </w:r>
           </w:p>
         </w:tc>
@@ -3185,6 +3469,394 @@
                 <w:szCs w:val="18"/>
                 <w:color w:val="000000"/>
               </w:rPr>
+              <w:t xml:space="preserve">ARBITER</w:t>
+            </w:r>
+          </w:p>
+        </w:tc>
+        <w:tc>
+          <w:tcPr>
+            <w:tcBorders>
+              <w:bottom w:val="none" w:sz="0" w:space="0" w:color="000000"/>
+              <w:top w:val="none" w:sz="0" w:space="0" w:color="000000"/>
+              <w:left w:val="none" w:sz="0" w:space="0" w:color="000000"/>
+              <w:right w:val="none" w:sz="0" w:space="0" w:color="000000"/>
+            </w:tcBorders>
+            <w:shd w:val="clear" w:color="auto" w:fill="FFFFFF"/>
+            <w:tcMar>
+              <w:top w:w="0" w:type="dxa"/>
+              <w:bottom w:w="0" w:type="dxa"/>
+              <w:left w:w="0" w:type="dxa"/>
+              <w:right w:w="0" w:type="dxa"/>
+            </w:tcMar>
+            <w:vAlign w:val="top"/>
+          </w:tcPr>
+          <w:p>
+            <w:pPr>
+              <w:pStyle w:val="Normal"/>
+              <w:jc w:val="left"/>
+              <w:pBdr>
+                <w:bottom w:val="none" w:sz="0" w:space="0" w:color="000000"/>
+                <w:top w:val="none" w:sz="0" w:space="0" w:color="000000"/>
+                <w:left w:val="none" w:sz="0" w:space="0" w:color="000000"/>
+                <w:right w:val="none" w:sz="0" w:space="0" w:color="000000"/>
+              </w:pBdr>
+              <w:spacing w:after="60" w:before="60" w:line="240"/>
+              <w:ind w:left="60" w:right="60" w:firstLine="0" w:firstLineChars="0"/>
+              <w:rPr>
+                <w:rFonts w:ascii="Arial" w:hAnsi="Arial" w:eastAsia="Arial" w:cs="Arial"/>
+                <w:i w:val="false"/>
+                <w:b w:val="false"/>
+                <w:u w:val="none"/>
+                <w:strike w:val="false"/>
+                <w:sz w:val="18"/>
+                <w:szCs w:val="18"/>
+                <w:color w:val="000000"/>
+              </w:rPr>
+            </w:pPr>
+            <w:r>
+              <w:rPr>
+                <w:rFonts w:ascii="Arial" w:hAnsi="Arial" w:eastAsia="Arial" w:cs="Arial"/>
+                <w:i w:val="false"/>
+                <w:b w:val="false"/>
+                <w:u w:val="none"/>
+                <w:strike w:val="false"/>
+                <w:sz w:val="18"/>
+                <w:szCs w:val="18"/>
+                <w:color w:val="000000"/>
+              </w:rPr>
+              <w:t xml:space="preserve">0.94 (0.91–0.97)</w:t>
+            </w:r>
+          </w:p>
+        </w:tc>
+        <w:tc>
+          <w:tcPr>
+            <w:tcBorders>
+              <w:bottom w:val="none" w:sz="0" w:space="0" w:color="000000"/>
+              <w:top w:val="none" w:sz="0" w:space="0" w:color="000000"/>
+              <w:left w:val="none" w:sz="0" w:space="0" w:color="000000"/>
+              <w:right w:val="none" w:sz="0" w:space="0" w:color="000000"/>
+            </w:tcBorders>
+            <w:shd w:val="clear" w:color="auto" w:fill="FFFFFF"/>
+            <w:tcMar>
+              <w:top w:w="0" w:type="dxa"/>
+              <w:bottom w:w="0" w:type="dxa"/>
+              <w:left w:w="0" w:type="dxa"/>
+              <w:right w:w="0" w:type="dxa"/>
+            </w:tcMar>
+            <w:vAlign w:val="top"/>
+          </w:tcPr>
+          <w:p>
+            <w:pPr>
+              <w:pStyle w:val="Normal"/>
+              <w:jc w:val="left"/>
+              <w:pBdr>
+                <w:bottom w:val="none" w:sz="0" w:space="0" w:color="000000"/>
+                <w:top w:val="none" w:sz="0" w:space="0" w:color="000000"/>
+                <w:left w:val="none" w:sz="0" w:space="0" w:color="000000"/>
+                <w:right w:val="none" w:sz="0" w:space="0" w:color="000000"/>
+              </w:pBdr>
+              <w:spacing w:after="60" w:before="60" w:line="240"/>
+              <w:ind w:left="60" w:right="60" w:firstLine="0" w:firstLineChars="0"/>
+              <w:rPr>
+                <w:rFonts w:ascii="Arial" w:hAnsi="Arial" w:eastAsia="Arial" w:cs="Arial"/>
+                <w:i w:val="false"/>
+                <w:b w:val="false"/>
+                <w:u w:val="none"/>
+                <w:strike w:val="false"/>
+                <w:sz w:val="18"/>
+                <w:szCs w:val="18"/>
+                <w:color w:val="000000"/>
+              </w:rPr>
+            </w:pPr>
+            <w:r>
+              <w:rPr>
+                <w:rFonts w:ascii="Arial" w:hAnsi="Arial" w:eastAsia="Arial" w:cs="Arial"/>
+                <w:i w:val="false"/>
+                <w:b w:val="false"/>
+                <w:u w:val="none"/>
+                <w:strike w:val="false"/>
+                <w:sz w:val="18"/>
+                <w:szCs w:val="18"/>
+                <w:color w:val="000000"/>
+              </w:rPr>
+              <w:t xml:space="preserve">0.98 (0.97–0.99)</w:t>
+            </w:r>
+          </w:p>
+        </w:tc>
+        <w:tc>
+          <w:tcPr>
+            <w:tcBorders>
+              <w:bottom w:val="none" w:sz="0" w:space="0" w:color="000000"/>
+              <w:top w:val="none" w:sz="0" w:space="0" w:color="000000"/>
+              <w:left w:val="none" w:sz="0" w:space="0" w:color="000000"/>
+              <w:right w:val="none" w:sz="0" w:space="0" w:color="000000"/>
+            </w:tcBorders>
+            <w:shd w:val="clear" w:color="auto" w:fill="FFFFFF"/>
+            <w:tcMar>
+              <w:top w:w="0" w:type="dxa"/>
+              <w:bottom w:w="0" w:type="dxa"/>
+              <w:left w:w="0" w:type="dxa"/>
+              <w:right w:w="0" w:type="dxa"/>
+            </w:tcMar>
+            <w:vAlign w:val="top"/>
+          </w:tcPr>
+          <w:p>
+            <w:pPr>
+              <w:pStyle w:val="Normal"/>
+              <w:jc w:val="left"/>
+              <w:pBdr>
+                <w:bottom w:val="none" w:sz="0" w:space="0" w:color="000000"/>
+                <w:top w:val="none" w:sz="0" w:space="0" w:color="000000"/>
+                <w:left w:val="none" w:sz="0" w:space="0" w:color="000000"/>
+                <w:right w:val="none" w:sz="0" w:space="0" w:color="000000"/>
+              </w:pBdr>
+              <w:spacing w:after="60" w:before="60" w:line="240"/>
+              <w:ind w:left="60" w:right="60" w:firstLine="0" w:firstLineChars="0"/>
+              <w:rPr>
+                <w:rFonts w:ascii="Arial" w:hAnsi="Arial" w:eastAsia="Arial" w:cs="Arial"/>
+                <w:i w:val="false"/>
+                <w:b w:val="false"/>
+                <w:u w:val="none"/>
+                <w:strike w:val="false"/>
+                <w:sz w:val="18"/>
+                <w:szCs w:val="18"/>
+                <w:color w:val="000000"/>
+              </w:rPr>
+            </w:pPr>
+            <w:r>
+              <w:rPr>
+                <w:rFonts w:ascii="Arial" w:hAnsi="Arial" w:eastAsia="Arial" w:cs="Arial"/>
+                <w:i w:val="false"/>
+                <w:b w:val="false"/>
+                <w:u w:val="none"/>
+                <w:strike w:val="false"/>
+                <w:sz w:val="18"/>
+                <w:szCs w:val="18"/>
+                <w:color w:val="000000"/>
+              </w:rPr>
+              <w:t xml:space="preserve">472/485 (97.3%) (0.96–0.99)</w:t>
+            </w:r>
+          </w:p>
+        </w:tc>
+        <w:tc>
+          <w:tcPr>
+            <w:tcBorders>
+              <w:bottom w:val="none" w:sz="0" w:space="0" w:color="000000"/>
+              <w:top w:val="none" w:sz="0" w:space="0" w:color="000000"/>
+              <w:left w:val="none" w:sz="0" w:space="0" w:color="000000"/>
+              <w:right w:val="none" w:sz="0" w:space="0" w:color="000000"/>
+            </w:tcBorders>
+            <w:shd w:val="clear" w:color="auto" w:fill="FFFFFF"/>
+            <w:tcMar>
+              <w:top w:w="0" w:type="dxa"/>
+              <w:bottom w:w="0" w:type="dxa"/>
+              <w:left w:w="0" w:type="dxa"/>
+              <w:right w:w="0" w:type="dxa"/>
+            </w:tcMar>
+            <w:vAlign w:val="top"/>
+          </w:tcPr>
+          <w:p>
+            <w:pPr>
+              <w:pStyle w:val="Normal"/>
+              <w:jc w:val="left"/>
+              <w:pBdr>
+                <w:bottom w:val="none" w:sz="0" w:space="0" w:color="000000"/>
+                <w:top w:val="none" w:sz="0" w:space="0" w:color="000000"/>
+                <w:left w:val="none" w:sz="0" w:space="0" w:color="000000"/>
+                <w:right w:val="none" w:sz="0" w:space="0" w:color="000000"/>
+              </w:pBdr>
+              <w:spacing w:after="60" w:before="60" w:line="240"/>
+              <w:ind w:left="60" w:right="60" w:firstLine="0" w:firstLineChars="0"/>
+              <w:rPr>
+                <w:rFonts w:ascii="Arial" w:hAnsi="Arial" w:eastAsia="Arial" w:cs="Arial"/>
+                <w:i w:val="false"/>
+                <w:b w:val="false"/>
+                <w:u w:val="none"/>
+                <w:strike w:val="false"/>
+                <w:sz w:val="18"/>
+                <w:szCs w:val="18"/>
+                <w:color w:val="000000"/>
+              </w:rPr>
+            </w:pPr>
+            <w:r>
+              <w:rPr>
+                <w:rFonts w:ascii="Arial" w:hAnsi="Arial" w:eastAsia="Arial" w:cs="Arial"/>
+                <w:i w:val="false"/>
+                <w:b w:val="false"/>
+                <w:u w:val="none"/>
+                <w:strike w:val="false"/>
+                <w:sz w:val="18"/>
+                <w:szCs w:val="18"/>
+                <w:color w:val="000000"/>
+              </w:rPr>
+              <w:t xml:space="preserve">118/127 (92.9%) (0.89–0.97)</w:t>
+            </w:r>
+          </w:p>
+        </w:tc>
+        <w:tc>
+          <w:tcPr>
+            <w:tcBorders>
+              <w:bottom w:val="none" w:sz="0" w:space="0" w:color="000000"/>
+              <w:top w:val="none" w:sz="0" w:space="0" w:color="000000"/>
+              <w:left w:val="none" w:sz="0" w:space="0" w:color="000000"/>
+              <w:right w:val="none" w:sz="0" w:space="0" w:color="000000"/>
+            </w:tcBorders>
+            <w:shd w:val="clear" w:color="auto" w:fill="FFFFFF"/>
+            <w:tcMar>
+              <w:top w:w="0" w:type="dxa"/>
+              <w:bottom w:w="0" w:type="dxa"/>
+              <w:left w:w="0" w:type="dxa"/>
+              <w:right w:w="0" w:type="dxa"/>
+            </w:tcMar>
+            <w:vAlign w:val="top"/>
+          </w:tcPr>
+          <w:p>
+            <w:pPr>
+              <w:pStyle w:val="Normal"/>
+              <w:jc w:val="left"/>
+              <w:pBdr>
+                <w:bottom w:val="none" w:sz="0" w:space="0" w:color="000000"/>
+                <w:top w:val="none" w:sz="0" w:space="0" w:color="000000"/>
+                <w:left w:val="none" w:sz="0" w:space="0" w:color="000000"/>
+                <w:right w:val="none" w:sz="0" w:space="0" w:color="000000"/>
+              </w:pBdr>
+              <w:spacing w:after="60" w:before="60" w:line="240"/>
+              <w:ind w:left="60" w:right="60" w:firstLine="0" w:firstLineChars="0"/>
+              <w:rPr>
+                <w:rFonts w:ascii="Arial" w:hAnsi="Arial" w:eastAsia="Arial" w:cs="Arial"/>
+                <w:i w:val="false"/>
+                <w:b w:val="false"/>
+                <w:u w:val="none"/>
+                <w:strike w:val="false"/>
+                <w:sz w:val="18"/>
+                <w:szCs w:val="18"/>
+                <w:color w:val="000000"/>
+              </w:rPr>
+            </w:pPr>
+            <w:r>
+              <w:rPr>
+                <w:rFonts w:ascii="Arial" w:hAnsi="Arial" w:eastAsia="Arial" w:cs="Arial"/>
+                <w:i w:val="false"/>
+                <w:b w:val="false"/>
+                <w:u w:val="none"/>
+                <w:strike w:val="false"/>
+                <w:sz w:val="18"/>
+                <w:szCs w:val="18"/>
+                <w:color w:val="000000"/>
+              </w:rPr>
+              <w:t xml:space="preserve">356/358 (99.4%) (0.99–1.00)</w:t>
+            </w:r>
+          </w:p>
+        </w:tc>
+      </w:tr>
+      <w:tr>
+        <w:trPr>
+          <w:cantSplit/>
+          <w:trHeight w:val="912" w:hRule="auto"/>
+        </w:trPr>
+        <w:tc>
+          <w:tcPr>
+            <w:tcBorders>
+              <w:bottom w:val="none" w:sz="0" w:space="0" w:color="000000"/>
+              <w:top w:val="none" w:sz="0" w:space="0" w:color="000000"/>
+              <w:left w:val="none" w:sz="0" w:space="0" w:color="000000"/>
+              <w:right w:val="none" w:sz="0" w:space="0" w:color="000000"/>
+            </w:tcBorders>
+            <w:shd w:val="clear" w:color="auto" w:fill="FFFFFF"/>
+            <w:tcMar>
+              <w:top w:w="0" w:type="dxa"/>
+              <w:bottom w:w="0" w:type="dxa"/>
+              <w:left w:w="0" w:type="dxa"/>
+              <w:right w:w="0" w:type="dxa"/>
+            </w:tcMar>
+            <w:vAlign w:val="top"/>
+          </w:tcPr>
+          <w:p>
+            <w:pPr>
+              <w:pStyle w:val="Normal"/>
+              <w:jc w:val="left"/>
+              <w:pBdr>
+                <w:bottom w:val="none" w:sz="0" w:space="0" w:color="000000"/>
+                <w:top w:val="none" w:sz="0" w:space="0" w:color="000000"/>
+                <w:left w:val="none" w:sz="0" w:space="0" w:color="000000"/>
+                <w:right w:val="none" w:sz="0" w:space="0" w:color="000000"/>
+              </w:pBdr>
+              <w:spacing w:after="60" w:before="60" w:line="240"/>
+              <w:ind w:left="60" w:right="60" w:firstLine="0" w:firstLineChars="0"/>
+              <w:rPr>
+                <w:rFonts w:ascii="Arial" w:hAnsi="Arial" w:eastAsia="Arial" w:cs="Arial"/>
+                <w:i w:val="false"/>
+                <w:b w:val="false"/>
+                <w:u w:val="none"/>
+                <w:strike w:val="false"/>
+                <w:sz w:val="18"/>
+                <w:szCs w:val="18"/>
+                <w:color w:val="000000"/>
+              </w:rPr>
+            </w:pPr>
+            <w:r>
+              <w:rPr>
+                <w:rFonts w:ascii="Arial" w:hAnsi="Arial" w:eastAsia="Arial" w:cs="Arial"/>
+                <w:i w:val="false"/>
+                <w:b w:val="false"/>
+                <w:u w:val="none"/>
+                <w:strike w:val="false"/>
+                <w:sz w:val="18"/>
+                <w:szCs w:val="18"/>
+                <w:color w:val="000000"/>
+              </w:rPr>
+              <w:t xml:space="preserve">Composite</w:t>
+            </w:r>
+            <w:r>
+              <w:rPr>
+                <w:rFonts w:ascii="Arial" w:hAnsi="Arial" w:eastAsia="Arial" w:cs="Arial"/>
+                <w:i w:val="false"/>
+                <w:b w:val="false"/>
+                <w:u w:val="none"/>
+                <w:strike w:val="false"/>
+                <w:sz w:val="18"/>
+                <w:szCs w:val="18"/>
+                <w:color w:val="000000"/>
+              </w:rPr>
+              <w:br/>
+            </w:r>
+            <w:r>
+              <w:rPr>
+                <w:rFonts w:ascii="Arial" w:hAnsi="Arial" w:eastAsia="Arial" w:cs="Arial"/>
+                <w:i w:val="false"/>
+                <w:b w:val="false"/>
+                <w:u w:val="none"/>
+                <w:strike w:val="false"/>
+                <w:sz w:val="18"/>
+                <w:szCs w:val="18"/>
+                <w:color w:val="000000"/>
+              </w:rPr>
+              <w:t xml:space="preserve">D1-D5</w:t>
+            </w:r>
+            <w:r>
+              <w:rPr>
+                <w:rFonts w:ascii="Arial" w:hAnsi="Arial" w:eastAsia="Arial" w:cs="Arial"/>
+                <w:i w:val="false"/>
+                <w:b w:val="false"/>
+                <w:u w:val="none"/>
+                <w:strike w:val="false"/>
+                <w:sz w:val="18"/>
+                <w:szCs w:val="18"/>
+                <w:color w:val="000000"/>
+              </w:rPr>
+              <w:br/>
+            </w:r>
+            <w:r>
+              <w:rPr>
+                <w:rFonts w:ascii="Arial" w:hAnsi="Arial" w:eastAsia="Arial" w:cs="Arial"/>
+                <w:i w:val="false"/>
+                <w:b w:val="false"/>
+                <w:u w:val="none"/>
+                <w:strike w:val="false"/>
+                <w:sz w:val="18"/>
+                <w:szCs w:val="18"/>
+                <w:color w:val="000000"/>
+              </w:rPr>
               <w:t xml:space="preserve">Unassisted</w:t>
             </w:r>
           </w:p>
@@ -3461,6 +4133,342 @@
                 <w:color w:val="000000"/>
               </w:rPr>
               <w:t xml:space="preserve">349/358 (97.5%) (0.96–0.99)</w:t>
+            </w:r>
+          </w:p>
+        </w:tc>
+      </w:tr>
+      <w:tr>
+        <w:trPr>
+          <w:cantSplit/>
+          <w:trHeight w:val="480" w:hRule="auto"/>
+        </w:trPr>
+        <w:tc>
+          <w:tcPr>
+            <w:tcBorders>
+              <w:bottom w:val="none" w:sz="0" w:space="0" w:color="000000"/>
+              <w:top w:val="none" w:sz="0" w:space="0" w:color="000000"/>
+              <w:left w:val="none" w:sz="0" w:space="0" w:color="000000"/>
+              <w:right w:val="none" w:sz="0" w:space="0" w:color="000000"/>
+            </w:tcBorders>
+            <w:shd w:val="clear" w:color="auto" w:fill="FFFFFF"/>
+            <w:tcMar>
+              <w:top w:w="0" w:type="dxa"/>
+              <w:bottom w:w="0" w:type="dxa"/>
+              <w:left w:w="0" w:type="dxa"/>
+              <w:right w:w="0" w:type="dxa"/>
+            </w:tcMar>
+            <w:vAlign w:val="top"/>
+          </w:tcPr>
+          <w:p>
+            <w:pPr>
+              <w:pStyle w:val="Normal"/>
+              <w:jc w:val="left"/>
+              <w:pBdr>
+                <w:bottom w:val="none" w:sz="0" w:space="0" w:color="000000"/>
+                <w:top w:val="none" w:sz="0" w:space="0" w:color="000000"/>
+                <w:left w:val="none" w:sz="0" w:space="0" w:color="000000"/>
+                <w:right w:val="none" w:sz="0" w:space="0" w:color="000000"/>
+              </w:pBdr>
+              <w:spacing w:after="60" w:before="60" w:line="240"/>
+              <w:ind w:left="60" w:right="60" w:firstLine="0" w:firstLineChars="0"/>
+              <w:rPr>
+                <w:rFonts w:ascii="Arial" w:hAnsi="Arial" w:eastAsia="Arial" w:cs="Arial"/>
+                <w:i w:val="false"/>
+                <w:b w:val="true"/>
+                <w:u w:val="none"/>
+                <w:strike w:val="false"/>
+                <w:sz w:val="18"/>
+                <w:szCs w:val="18"/>
+                <w:color w:val="000000"/>
+              </w:rPr>
+            </w:pPr>
+            <w:r>
+              <w:rPr>
+                <w:rFonts w:ascii="Arial" w:hAnsi="Arial" w:eastAsia="Arial" w:cs="Arial"/>
+                <w:i w:val="false"/>
+                <w:b w:val="true"/>
+                <w:u w:val="none"/>
+                <w:strike w:val="false"/>
+                <w:sz w:val="18"/>
+                <w:szCs w:val="18"/>
+                <w:color w:val="000000"/>
+              </w:rPr>
+              <w:t xml:space="preserve">3. Paired differences</w:t>
+            </w:r>
+          </w:p>
+        </w:tc>
+        <w:tc>
+          <w:tcPr>
+            <w:tcBorders>
+              <w:bottom w:val="none" w:sz="0" w:space="0" w:color="000000"/>
+              <w:top w:val="none" w:sz="0" w:space="0" w:color="000000"/>
+              <w:left w:val="none" w:sz="0" w:space="0" w:color="000000"/>
+              <w:right w:val="none" w:sz="0" w:space="0" w:color="000000"/>
+            </w:tcBorders>
+            <w:shd w:val="clear" w:color="auto" w:fill="FFFFFF"/>
+            <w:tcMar>
+              <w:top w:w="0" w:type="dxa"/>
+              <w:bottom w:w="0" w:type="dxa"/>
+              <w:left w:w="0" w:type="dxa"/>
+              <w:right w:w="0" w:type="dxa"/>
+            </w:tcMar>
+            <w:vAlign w:val="top"/>
+          </w:tcPr>
+          <w:p>
+            <w:pPr>
+              <w:pStyle w:val="Normal"/>
+              <w:jc w:val="left"/>
+              <w:pBdr>
+                <w:bottom w:val="none" w:sz="0" w:space="0" w:color="000000"/>
+                <w:top w:val="none" w:sz="0" w:space="0" w:color="000000"/>
+                <w:left w:val="none" w:sz="0" w:space="0" w:color="000000"/>
+                <w:right w:val="none" w:sz="0" w:space="0" w:color="000000"/>
+              </w:pBdr>
+              <w:spacing w:after="60" w:before="60" w:line="240"/>
+              <w:ind w:left="60" w:right="60" w:firstLine="0" w:firstLineChars="0"/>
+              <w:rPr>
+                <w:rFonts w:ascii="Arial" w:hAnsi="Arial" w:eastAsia="Arial" w:cs="Arial"/>
+                <w:i w:val="false"/>
+                <w:b w:val="true"/>
+                <w:u w:val="none"/>
+                <w:strike w:val="false"/>
+                <w:sz w:val="18"/>
+                <w:szCs w:val="18"/>
+                <w:color w:val="000000"/>
+              </w:rPr>
+            </w:pPr>
+            <w:r>
+              <w:rPr>
+                <w:rFonts w:ascii="Arial" w:hAnsi="Arial" w:eastAsia="Arial" w:cs="Arial"/>
+                <w:i w:val="false"/>
+                <w:b w:val="true"/>
+                <w:u w:val="none"/>
+                <w:strike w:val="false"/>
+                <w:sz w:val="18"/>
+                <w:szCs w:val="18"/>
+                <w:color w:val="000000"/>
+              </w:rPr>
+              <w:t xml:space="preserve"/>
+            </w:r>
+          </w:p>
+        </w:tc>
+        <w:tc>
+          <w:tcPr>
+            <w:tcBorders>
+              <w:bottom w:val="none" w:sz="0" w:space="0" w:color="000000"/>
+              <w:top w:val="none" w:sz="0" w:space="0" w:color="000000"/>
+              <w:left w:val="none" w:sz="0" w:space="0" w:color="000000"/>
+              <w:right w:val="none" w:sz="0" w:space="0" w:color="000000"/>
+            </w:tcBorders>
+            <w:shd w:val="clear" w:color="auto" w:fill="FFFFFF"/>
+            <w:tcMar>
+              <w:top w:w="0" w:type="dxa"/>
+              <w:bottom w:w="0" w:type="dxa"/>
+              <w:left w:w="0" w:type="dxa"/>
+              <w:right w:w="0" w:type="dxa"/>
+            </w:tcMar>
+            <w:vAlign w:val="top"/>
+          </w:tcPr>
+          <w:p>
+            <w:pPr>
+              <w:pStyle w:val="Normal"/>
+              <w:jc w:val="left"/>
+              <w:pBdr>
+                <w:bottom w:val="none" w:sz="0" w:space="0" w:color="000000"/>
+                <w:top w:val="none" w:sz="0" w:space="0" w:color="000000"/>
+                <w:left w:val="none" w:sz="0" w:space="0" w:color="000000"/>
+                <w:right w:val="none" w:sz="0" w:space="0" w:color="000000"/>
+              </w:pBdr>
+              <w:spacing w:after="60" w:before="60" w:line="240"/>
+              <w:ind w:left="60" w:right="60" w:firstLine="0" w:firstLineChars="0"/>
+              <w:rPr>
+                <w:rFonts w:ascii="Arial" w:hAnsi="Arial" w:eastAsia="Arial" w:cs="Arial"/>
+                <w:i w:val="false"/>
+                <w:b w:val="true"/>
+                <w:u w:val="none"/>
+                <w:strike w:val="false"/>
+                <w:sz w:val="18"/>
+                <w:szCs w:val="18"/>
+                <w:color w:val="000000"/>
+              </w:rPr>
+            </w:pPr>
+            <w:r>
+              <w:rPr>
+                <w:rFonts w:ascii="Arial" w:hAnsi="Arial" w:eastAsia="Arial" w:cs="Arial"/>
+                <w:i w:val="false"/>
+                <w:b w:val="true"/>
+                <w:u w:val="none"/>
+                <w:strike w:val="false"/>
+                <w:sz w:val="18"/>
+                <w:szCs w:val="18"/>
+                <w:color w:val="000000"/>
+              </w:rPr>
+              <w:t xml:space="preserve"/>
+            </w:r>
+          </w:p>
+        </w:tc>
+        <w:tc>
+          <w:tcPr>
+            <w:tcBorders>
+              <w:bottom w:val="none" w:sz="0" w:space="0" w:color="000000"/>
+              <w:top w:val="none" w:sz="0" w:space="0" w:color="000000"/>
+              <w:left w:val="none" w:sz="0" w:space="0" w:color="000000"/>
+              <w:right w:val="none" w:sz="0" w:space="0" w:color="000000"/>
+            </w:tcBorders>
+            <w:shd w:val="clear" w:color="auto" w:fill="FFFFFF"/>
+            <w:tcMar>
+              <w:top w:w="0" w:type="dxa"/>
+              <w:bottom w:w="0" w:type="dxa"/>
+              <w:left w:w="0" w:type="dxa"/>
+              <w:right w:w="0" w:type="dxa"/>
+            </w:tcMar>
+            <w:vAlign w:val="top"/>
+          </w:tcPr>
+          <w:p>
+            <w:pPr>
+              <w:pStyle w:val="Normal"/>
+              <w:jc w:val="left"/>
+              <w:pBdr>
+                <w:bottom w:val="none" w:sz="0" w:space="0" w:color="000000"/>
+                <w:top w:val="none" w:sz="0" w:space="0" w:color="000000"/>
+                <w:left w:val="none" w:sz="0" w:space="0" w:color="000000"/>
+                <w:right w:val="none" w:sz="0" w:space="0" w:color="000000"/>
+              </w:pBdr>
+              <w:spacing w:after="60" w:before="60" w:line="240"/>
+              <w:ind w:left="60" w:right="60" w:firstLine="0" w:firstLineChars="0"/>
+              <w:rPr>
+                <w:rFonts w:ascii="Arial" w:hAnsi="Arial" w:eastAsia="Arial" w:cs="Arial"/>
+                <w:i w:val="false"/>
+                <w:b w:val="true"/>
+                <w:u w:val="none"/>
+                <w:strike w:val="false"/>
+                <w:sz w:val="18"/>
+                <w:szCs w:val="18"/>
+                <w:color w:val="000000"/>
+              </w:rPr>
+            </w:pPr>
+            <w:r>
+              <w:rPr>
+                <w:rFonts w:ascii="Arial" w:hAnsi="Arial" w:eastAsia="Arial" w:cs="Arial"/>
+                <w:i w:val="false"/>
+                <w:b w:val="true"/>
+                <w:u w:val="none"/>
+                <w:strike w:val="false"/>
+                <w:sz w:val="18"/>
+                <w:szCs w:val="18"/>
+                <w:color w:val="000000"/>
+              </w:rPr>
+              <w:t xml:space="preserve"/>
+            </w:r>
+          </w:p>
+        </w:tc>
+        <w:tc>
+          <w:tcPr>
+            <w:tcBorders>
+              <w:bottom w:val="none" w:sz="0" w:space="0" w:color="000000"/>
+              <w:top w:val="none" w:sz="0" w:space="0" w:color="000000"/>
+              <w:left w:val="none" w:sz="0" w:space="0" w:color="000000"/>
+              <w:right w:val="none" w:sz="0" w:space="0" w:color="000000"/>
+            </w:tcBorders>
+            <w:shd w:val="clear" w:color="auto" w:fill="FFFFFF"/>
+            <w:tcMar>
+              <w:top w:w="0" w:type="dxa"/>
+              <w:bottom w:w="0" w:type="dxa"/>
+              <w:left w:w="0" w:type="dxa"/>
+              <w:right w:w="0" w:type="dxa"/>
+            </w:tcMar>
+            <w:vAlign w:val="top"/>
+          </w:tcPr>
+          <w:p>
+            <w:pPr>
+              <w:pStyle w:val="Normal"/>
+              <w:jc w:val="left"/>
+              <w:pBdr>
+                <w:bottom w:val="none" w:sz="0" w:space="0" w:color="000000"/>
+                <w:top w:val="none" w:sz="0" w:space="0" w:color="000000"/>
+                <w:left w:val="none" w:sz="0" w:space="0" w:color="000000"/>
+                <w:right w:val="none" w:sz="0" w:space="0" w:color="000000"/>
+              </w:pBdr>
+              <w:spacing w:after="60" w:before="60" w:line="240"/>
+              <w:ind w:left="60" w:right="60" w:firstLine="0" w:firstLineChars="0"/>
+              <w:rPr>
+                <w:rFonts w:ascii="Arial" w:hAnsi="Arial" w:eastAsia="Arial" w:cs="Arial"/>
+                <w:i w:val="false"/>
+                <w:b w:val="true"/>
+                <w:u w:val="none"/>
+                <w:strike w:val="false"/>
+                <w:sz w:val="18"/>
+                <w:szCs w:val="18"/>
+                <w:color w:val="000000"/>
+              </w:rPr>
+            </w:pPr>
+            <w:r>
+              <w:rPr>
+                <w:rFonts w:ascii="Arial" w:hAnsi="Arial" w:eastAsia="Arial" w:cs="Arial"/>
+                <w:i w:val="false"/>
+                <w:b w:val="true"/>
+                <w:u w:val="none"/>
+                <w:strike w:val="false"/>
+                <w:sz w:val="18"/>
+                <w:szCs w:val="18"/>
+                <w:color w:val="000000"/>
+              </w:rPr>
+              <w:t xml:space="preserve"/>
+            </w:r>
+          </w:p>
+        </w:tc>
+        <w:tc>
+          <w:tcPr>
+            <w:tcBorders>
+              <w:bottom w:val="none" w:sz="0" w:space="0" w:color="000000"/>
+              <w:top w:val="none" w:sz="0" w:space="0" w:color="000000"/>
+              <w:left w:val="none" w:sz="0" w:space="0" w:color="000000"/>
+              <w:right w:val="none" w:sz="0" w:space="0" w:color="000000"/>
+            </w:tcBorders>
+            <w:shd w:val="clear" w:color="auto" w:fill="FFFFFF"/>
+            <w:tcMar>
+              <w:top w:w="0" w:type="dxa"/>
+              <w:bottom w:w="0" w:type="dxa"/>
+              <w:left w:w="0" w:type="dxa"/>
+              <w:right w:w="0" w:type="dxa"/>
+            </w:tcMar>
+            <w:vAlign w:val="top"/>
+          </w:tcPr>
+          <w:p>
+            <w:pPr>
+              <w:pStyle w:val="Normal"/>
+              <w:jc w:val="left"/>
+              <w:pBdr>
+                <w:bottom w:val="none" w:sz="0" w:space="0" w:color="000000"/>
+                <w:top w:val="none" w:sz="0" w:space="0" w:color="000000"/>
+                <w:left w:val="none" w:sz="0" w:space="0" w:color="000000"/>
+                <w:right w:val="none" w:sz="0" w:space="0" w:color="000000"/>
+              </w:pBdr>
+              <w:spacing w:after="60" w:before="60" w:line="240"/>
+              <w:ind w:left="60" w:right="60" w:firstLine="0" w:firstLineChars="0"/>
+              <w:rPr>
+                <w:rFonts w:ascii="Arial" w:hAnsi="Arial" w:eastAsia="Arial" w:cs="Arial"/>
+                <w:i w:val="false"/>
+                <w:b w:val="true"/>
+                <w:u w:val="none"/>
+                <w:strike w:val="false"/>
+                <w:sz w:val="18"/>
+                <w:szCs w:val="18"/>
+                <w:color w:val="000000"/>
+              </w:rPr>
+            </w:pPr>
+            <w:r>
+              <w:rPr>
+                <w:rFonts w:ascii="Arial" w:hAnsi="Arial" w:eastAsia="Arial" w:cs="Arial"/>
+                <w:i w:val="false"/>
+                <w:b w:val="true"/>
+                <w:u w:val="none"/>
+                <w:strike w:val="false"/>
+                <w:sz w:val="18"/>
+                <w:szCs w:val="18"/>
+                <w:color w:val="000000"/>
+              </w:rPr>
+              <w:t xml:space="preserve"/>
             </w:r>
           </w:p>
         </w:tc>
@@ -5387,60 +6395,56 @@
     <w:name w:val="Normal"/>
     <w:qFormat/>
   </w:style>
-  <w:style w:type="paragraph" w:styleId="Titre1">
+  <w:style xmlns:w="http://schemas.openxmlformats.org/wordprocessingml/2006/main" w:type="paragraph" w:customStyle="1" w:styleId="Titre1">
     <w:name w:val="heading 1"/>
     <w:basedOn w:val="Normal"/>
-    <w:next w:val="Normal"/>
-    <w:link w:val="Titre1Car"/>
-    <w:uiPriority w:val="9"/>
-    <w:qFormat/>
-    <w:rsid w:val="00362E65"/>
     <w:pPr>
+      <w:jc w:val="left"/>
       <w:keepNext/>
-      <w:keepLines/>
-      <w:numPr>
-        <w:numId w:val="3"/>
-      </w:numPr>
       <w:pBdr>
-        <w:bottom w:val="single" w:sz="4" w:space="1" w:color="auto"/>
+        <w:bottom w:val="none" w:sz="0" w:space="0" w:color="000000"/>
+        <w:top w:val="none" w:sz="0" w:space="0" w:color="000000"/>
+        <w:left w:val="none" w:sz="0" w:space="0" w:color="000000"/>
+        <w:right w:val="none" w:sz="0" w:space="0" w:color="000000"/>
       </w:pBdr>
-      <w:spacing w:before="480"/>
-      <w:outlineLvl w:val="0"/>
+      <w:spacing w:after="120" w:before="160" w:line="240"/>
+      <w:ind w:left="0" w:right="0" w:firstLine="0" w:firstLineChars="0"/>
     </w:pPr>
     <w:rPr>
-      <w:rFonts w:asciiTheme="majorHAnsi" w:eastAsiaTheme="majorEastAsia" w:hAnsiTheme="majorHAnsi" w:cstheme="majorBidi"/>
-      <w:b/>
-      <w:bCs/>
-      <w:sz w:val="32"/>
-      <w:szCs w:val="32"/>
+      <w:rFonts w:ascii="Arial" w:hAnsi="Arial" w:eastAsia="Arial" w:cs="Arial"/>
+      <w:i w:val="false"/>
+      <w:b w:val="true"/>
+      <w:u w:val="none"/>
+      <w:strike w:val="false"/>
+      <w:sz w:val="24"/>
+      <w:szCs w:val="24"/>
+      <w:color w:val="000000"/>
     </w:rPr>
   </w:style>
-  <w:style w:type="paragraph" w:styleId="Titre2">
+  <w:style xmlns:w="http://schemas.openxmlformats.org/wordprocessingml/2006/main" w:type="paragraph" w:customStyle="1" w:styleId="Titre2">
     <w:name w:val="heading 2"/>
     <w:basedOn w:val="Normal"/>
-    <w:next w:val="Normal"/>
-    <w:link w:val="Titre2Car"/>
-    <w:uiPriority w:val="9"/>
-    <w:semiHidden/>
-    <w:unhideWhenUsed/>
-    <w:qFormat/>
-    <w:rsid w:val="00362E65"/>
     <w:pPr>
+      <w:jc w:val="left"/>
       <w:keepNext/>
-      <w:keepLines/>
-      <w:numPr>
-        <w:ilvl w:val="1"/>
-        <w:numId w:val="3"/>
-      </w:numPr>
-      <w:spacing w:before="200"/>
-      <w:outlineLvl w:val="1"/>
+      <w:pBdr>
+        <w:bottom w:val="none" w:sz="0" w:space="0" w:color="000000"/>
+        <w:top w:val="none" w:sz="0" w:space="0" w:color="000000"/>
+        <w:left w:val="none" w:sz="0" w:space="0" w:color="000000"/>
+        <w:right w:val="none" w:sz="0" w:space="0" w:color="000000"/>
+      </w:pBdr>
+      <w:spacing w:after="80" w:before="120" w:line="240"/>
+      <w:ind w:left="0" w:right="0" w:firstLine="0" w:firstLineChars="0"/>
     </w:pPr>
     <w:rPr>
-      <w:rFonts w:asciiTheme="majorHAnsi" w:eastAsiaTheme="majorEastAsia" w:hAnsiTheme="majorHAnsi" w:cstheme="majorBidi"/>
-      <w:b/>
-      <w:bCs/>
-      <w:sz w:val="26"/>
-      <w:szCs w:val="26"/>
+      <w:rFonts w:ascii="Arial" w:hAnsi="Arial" w:eastAsia="Arial" w:cs="Arial"/>
+      <w:i w:val="false"/>
+      <w:b w:val="true"/>
+      <w:u w:val="none"/>
+      <w:strike w:val="false"/>
+      <w:sz w:val="20"/>
+      <w:szCs w:val="20"/>
+      <w:color w:val="000000"/>
     </w:rPr>
   </w:style>
   <w:style w:type="paragraph" w:styleId="Titre3">
@@ -5801,6 +6805,31 @@
     <w:next w:val="Normal"/>
     <w:rsid w:val="00901463"/>
   </w:style>
+  <w:style xmlns:w="http://schemas.openxmlformats.org/wordprocessingml/2006/main" w:type="paragraph" w:customStyle="1" w:styleId="ManuscriptBody">
+    <w:name w:val="Manuscript body"/>
+    <w:basedOn w:val="Normal"/>
+    <w:pPr>
+      <w:jc w:val="left"/>
+      <w:pBdr>
+        <w:bottom w:val="none" w:sz="0" w:space="0" w:color="000000"/>
+        <w:top w:val="none" w:sz="0" w:space="0" w:color="000000"/>
+        <w:left w:val="none" w:sz="0" w:space="0" w:color="000000"/>
+        <w:right w:val="none" w:sz="0" w:space="0" w:color="000000"/>
+      </w:pBdr>
+      <w:spacing w:after="0" w:before="0" w:line="240"/>
+      <w:ind w:left="0" w:right="0" w:firstLine="0" w:firstLineChars="0"/>
+    </w:pPr>
+    <w:rPr>
+      <w:rFonts w:ascii="Arial" w:hAnsi="Arial" w:eastAsia="Arial" w:cs="Arial"/>
+      <w:i w:val="false"/>
+      <w:b w:val="false"/>
+      <w:u w:val="none"/>
+      <w:strike w:val="false"/>
+      <w:sz w:val="20"/>
+      <w:szCs w:val="20"/>
+      <w:color w:val="000000"/>
+    </w:rPr>
+  </w:style>
 </w:styles>
 </file>
 

--- a/analysis/output/manuscript/Table2.docx
+++ b/analysis/output/manuscript/Table2.docx
@@ -51,6 +51,7 @@
             <w:pPr>
               <w:pStyle w:val="Normal"/>
               <w:jc w:val="left"/>
+              <w:keepNext/>
               <w:pBdr>
                 <w:bottom w:val="none" w:sz="0" w:space="0" w:color="000000"/>
                 <w:top w:val="none" w:sz="0" w:space="0" w:color="000000"/>
@@ -106,6 +107,7 @@
             <w:pPr>
               <w:pStyle w:val="Normal"/>
               <w:jc w:val="left"/>
+              <w:keepNext/>
               <w:pBdr>
                 <w:bottom w:val="none" w:sz="0" w:space="0" w:color="000000"/>
                 <w:top w:val="none" w:sz="0" w:space="0" w:color="000000"/>
@@ -161,6 +163,7 @@
             <w:pPr>
               <w:pStyle w:val="Normal"/>
               <w:jc w:val="left"/>
+              <w:keepNext/>
               <w:pBdr>
                 <w:bottom w:val="none" w:sz="0" w:space="0" w:color="000000"/>
                 <w:top w:val="none" w:sz="0" w:space="0" w:color="000000"/>
@@ -216,6 +219,7 @@
             <w:pPr>
               <w:pStyle w:val="Normal"/>
               <w:jc w:val="left"/>
+              <w:keepNext/>
               <w:pBdr>
                 <w:bottom w:val="none" w:sz="0" w:space="0" w:color="000000"/>
                 <w:top w:val="none" w:sz="0" w:space="0" w:color="000000"/>
@@ -271,6 +275,7 @@
             <w:pPr>
               <w:pStyle w:val="Normal"/>
               <w:jc w:val="left"/>
+              <w:keepNext/>
               <w:pBdr>
                 <w:bottom w:val="none" w:sz="0" w:space="0" w:color="000000"/>
                 <w:top w:val="none" w:sz="0" w:space="0" w:color="000000"/>
@@ -326,6 +331,7 @@
             <w:pPr>
               <w:pStyle w:val="Normal"/>
               <w:jc w:val="left"/>
+              <w:keepNext/>
               <w:pBdr>
                 <w:bottom w:val="none" w:sz="0" w:space="0" w:color="000000"/>
                 <w:top w:val="none" w:sz="0" w:space="0" w:color="000000"/>
@@ -3689,62 +3695,62 @@
                 <w:szCs w:val="18"/>
                 <w:color w:val="000000"/>
               </w:rPr>
-              <w:t xml:space="preserve">118/127 (92.9%) (0.89–0.97)</w:t>
-            </w:r>
-          </w:p>
-        </w:tc>
-        <w:tc>
-          <w:tcPr>
-            <w:tcBorders>
-              <w:bottom w:val="none" w:sz="0" w:space="0" w:color="000000"/>
-              <w:top w:val="none" w:sz="0" w:space="0" w:color="000000"/>
-              <w:left w:val="none" w:sz="0" w:space="0" w:color="000000"/>
-              <w:right w:val="none" w:sz="0" w:space="0" w:color="000000"/>
-            </w:tcBorders>
-            <w:shd w:val="clear" w:color="auto" w:fill="FFFFFF"/>
-            <w:tcMar>
-              <w:top w:w="0" w:type="dxa"/>
-              <w:bottom w:w="0" w:type="dxa"/>
-              <w:left w:w="0" w:type="dxa"/>
-              <w:right w:w="0" w:type="dxa"/>
-            </w:tcMar>
-            <w:vAlign w:val="top"/>
-          </w:tcPr>
-          <w:p>
-            <w:pPr>
-              <w:pStyle w:val="Normal"/>
-              <w:jc w:val="left"/>
-              <w:pBdr>
-                <w:bottom w:val="none" w:sz="0" w:space="0" w:color="000000"/>
-                <w:top w:val="none" w:sz="0" w:space="0" w:color="000000"/>
-                <w:left w:val="none" w:sz="0" w:space="0" w:color="000000"/>
-                <w:right w:val="none" w:sz="0" w:space="0" w:color="000000"/>
-              </w:pBdr>
-              <w:spacing w:after="60" w:before="60" w:line="240"/>
-              <w:ind w:left="60" w:right="60" w:firstLine="0" w:firstLineChars="0"/>
-              <w:rPr>
-                <w:rFonts w:ascii="Arial" w:hAnsi="Arial" w:eastAsia="Arial" w:cs="Arial"/>
-                <w:i w:val="false"/>
-                <w:b w:val="false"/>
-                <w:u w:val="none"/>
-                <w:strike w:val="false"/>
-                <w:sz w:val="18"/>
-                <w:szCs w:val="18"/>
-                <w:color w:val="000000"/>
-              </w:rPr>
-            </w:pPr>
-            <w:r>
-              <w:rPr>
-                <w:rFonts w:ascii="Arial" w:hAnsi="Arial" w:eastAsia="Arial" w:cs="Arial"/>
-                <w:i w:val="false"/>
-                <w:b w:val="false"/>
-                <w:u w:val="none"/>
-                <w:strike w:val="false"/>
-                <w:sz w:val="18"/>
-                <w:szCs w:val="18"/>
-                <w:color w:val="000000"/>
-              </w:rPr>
-              <w:t xml:space="preserve">356/358 (99.4%) (0.99–1.00)</w:t>
+              <w:t xml:space="preserve"/>
+            </w:r>
+          </w:p>
+        </w:tc>
+        <w:tc>
+          <w:tcPr>
+            <w:tcBorders>
+              <w:bottom w:val="none" w:sz="0" w:space="0" w:color="000000"/>
+              <w:top w:val="none" w:sz="0" w:space="0" w:color="000000"/>
+              <w:left w:val="none" w:sz="0" w:space="0" w:color="000000"/>
+              <w:right w:val="none" w:sz="0" w:space="0" w:color="000000"/>
+            </w:tcBorders>
+            <w:shd w:val="clear" w:color="auto" w:fill="FFFFFF"/>
+            <w:tcMar>
+              <w:top w:w="0" w:type="dxa"/>
+              <w:bottom w:w="0" w:type="dxa"/>
+              <w:left w:w="0" w:type="dxa"/>
+              <w:right w:w="0" w:type="dxa"/>
+            </w:tcMar>
+            <w:vAlign w:val="top"/>
+          </w:tcPr>
+          <w:p>
+            <w:pPr>
+              <w:pStyle w:val="Normal"/>
+              <w:jc w:val="left"/>
+              <w:pBdr>
+                <w:bottom w:val="none" w:sz="0" w:space="0" w:color="000000"/>
+                <w:top w:val="none" w:sz="0" w:space="0" w:color="000000"/>
+                <w:left w:val="none" w:sz="0" w:space="0" w:color="000000"/>
+                <w:right w:val="none" w:sz="0" w:space="0" w:color="000000"/>
+              </w:pBdr>
+              <w:spacing w:after="60" w:before="60" w:line="240"/>
+              <w:ind w:left="60" w:right="60" w:firstLine="0" w:firstLineChars="0"/>
+              <w:rPr>
+                <w:rFonts w:ascii="Arial" w:hAnsi="Arial" w:eastAsia="Arial" w:cs="Arial"/>
+                <w:i w:val="false"/>
+                <w:b w:val="false"/>
+                <w:u w:val="none"/>
+                <w:strike w:val="false"/>
+                <w:sz w:val="18"/>
+                <w:szCs w:val="18"/>
+                <w:color w:val="000000"/>
+              </w:rPr>
+            </w:pPr>
+            <w:r>
+              <w:rPr>
+                <w:rFonts w:ascii="Arial" w:hAnsi="Arial" w:eastAsia="Arial" w:cs="Arial"/>
+                <w:i w:val="false"/>
+                <w:b w:val="false"/>
+                <w:u w:val="none"/>
+                <w:strike w:val="false"/>
+                <w:sz w:val="18"/>
+                <w:szCs w:val="18"/>
+                <w:color w:val="000000"/>
+              </w:rPr>
+              <w:t xml:space="preserve"/>
             </w:r>
           </w:p>
         </w:tc>
@@ -4077,62 +4083,62 @@
                 <w:szCs w:val="18"/>
                 <w:color w:val="000000"/>
               </w:rPr>
-              <w:t xml:space="preserve">82/127 (64.6%) (0.56–0.73)</w:t>
-            </w:r>
-          </w:p>
-        </w:tc>
-        <w:tc>
-          <w:tcPr>
-            <w:tcBorders>
-              <w:bottom w:val="none" w:sz="0" w:space="0" w:color="000000"/>
-              <w:top w:val="none" w:sz="0" w:space="0" w:color="000000"/>
-              <w:left w:val="none" w:sz="0" w:space="0" w:color="000000"/>
-              <w:right w:val="none" w:sz="0" w:space="0" w:color="000000"/>
-            </w:tcBorders>
-            <w:shd w:val="clear" w:color="auto" w:fill="FFFFFF"/>
-            <w:tcMar>
-              <w:top w:w="0" w:type="dxa"/>
-              <w:bottom w:w="0" w:type="dxa"/>
-              <w:left w:w="0" w:type="dxa"/>
-              <w:right w:w="0" w:type="dxa"/>
-            </w:tcMar>
-            <w:vAlign w:val="top"/>
-          </w:tcPr>
-          <w:p>
-            <w:pPr>
-              <w:pStyle w:val="Normal"/>
-              <w:jc w:val="left"/>
-              <w:pBdr>
-                <w:bottom w:val="none" w:sz="0" w:space="0" w:color="000000"/>
-                <w:top w:val="none" w:sz="0" w:space="0" w:color="000000"/>
-                <w:left w:val="none" w:sz="0" w:space="0" w:color="000000"/>
-                <w:right w:val="none" w:sz="0" w:space="0" w:color="000000"/>
-              </w:pBdr>
-              <w:spacing w:after="60" w:before="60" w:line="240"/>
-              <w:ind w:left="60" w:right="60" w:firstLine="0" w:firstLineChars="0"/>
-              <w:rPr>
-                <w:rFonts w:ascii="Arial" w:hAnsi="Arial" w:eastAsia="Arial" w:cs="Arial"/>
-                <w:i w:val="false"/>
-                <w:b w:val="false"/>
-                <w:u w:val="none"/>
-                <w:strike w:val="false"/>
-                <w:sz w:val="18"/>
-                <w:szCs w:val="18"/>
-                <w:color w:val="000000"/>
-              </w:rPr>
-            </w:pPr>
-            <w:r>
-              <w:rPr>
-                <w:rFonts w:ascii="Arial" w:hAnsi="Arial" w:eastAsia="Arial" w:cs="Arial"/>
-                <w:i w:val="false"/>
-                <w:b w:val="false"/>
-                <w:u w:val="none"/>
-                <w:strike w:val="false"/>
-                <w:sz w:val="18"/>
-                <w:szCs w:val="18"/>
-                <w:color w:val="000000"/>
-              </w:rPr>
-              <w:t xml:space="preserve">349/358 (97.5%) (0.96–0.99)</w:t>
+              <w:t xml:space="preserve"/>
+            </w:r>
+          </w:p>
+        </w:tc>
+        <w:tc>
+          <w:tcPr>
+            <w:tcBorders>
+              <w:bottom w:val="none" w:sz="0" w:space="0" w:color="000000"/>
+              <w:top w:val="none" w:sz="0" w:space="0" w:color="000000"/>
+              <w:left w:val="none" w:sz="0" w:space="0" w:color="000000"/>
+              <w:right w:val="none" w:sz="0" w:space="0" w:color="000000"/>
+            </w:tcBorders>
+            <w:shd w:val="clear" w:color="auto" w:fill="FFFFFF"/>
+            <w:tcMar>
+              <w:top w:w="0" w:type="dxa"/>
+              <w:bottom w:w="0" w:type="dxa"/>
+              <w:left w:w="0" w:type="dxa"/>
+              <w:right w:w="0" w:type="dxa"/>
+            </w:tcMar>
+            <w:vAlign w:val="top"/>
+          </w:tcPr>
+          <w:p>
+            <w:pPr>
+              <w:pStyle w:val="Normal"/>
+              <w:jc w:val="left"/>
+              <w:pBdr>
+                <w:bottom w:val="none" w:sz="0" w:space="0" w:color="000000"/>
+                <w:top w:val="none" w:sz="0" w:space="0" w:color="000000"/>
+                <w:left w:val="none" w:sz="0" w:space="0" w:color="000000"/>
+                <w:right w:val="none" w:sz="0" w:space="0" w:color="000000"/>
+              </w:pBdr>
+              <w:spacing w:after="60" w:before="60" w:line="240"/>
+              <w:ind w:left="60" w:right="60" w:firstLine="0" w:firstLineChars="0"/>
+              <w:rPr>
+                <w:rFonts w:ascii="Arial" w:hAnsi="Arial" w:eastAsia="Arial" w:cs="Arial"/>
+                <w:i w:val="false"/>
+                <w:b w:val="false"/>
+                <w:u w:val="none"/>
+                <w:strike w:val="false"/>
+                <w:sz w:val="18"/>
+                <w:szCs w:val="18"/>
+                <w:color w:val="000000"/>
+              </w:rPr>
+            </w:pPr>
+            <w:r>
+              <w:rPr>
+                <w:rFonts w:ascii="Arial" w:hAnsi="Arial" w:eastAsia="Arial" w:cs="Arial"/>
+                <w:i w:val="false"/>
+                <w:b w:val="false"/>
+                <w:u w:val="none"/>
+                <w:strike w:val="false"/>
+                <w:sz w:val="18"/>
+                <w:szCs w:val="18"/>
+                <w:color w:val="000000"/>
+              </w:rPr>
+              <w:t xml:space="preserve"/>
             </w:r>
           </w:p>
         </w:tc>
@@ -5275,6 +5281,7 @@
             <w:pPr>
               <w:pStyle w:val="Normal"/>
               <w:jc w:val="left"/>
+              <w:keepNext/>
               <w:pBdr>
                 <w:bottom w:val="none" w:sz="0" w:space="0" w:color="000000"/>
                 <w:top w:val="none" w:sz="0" w:space="0" w:color="000000"/>
@@ -5382,6 +5389,7 @@
             <w:pPr>
               <w:pStyle w:val="Normal"/>
               <w:jc w:val="left"/>
+              <w:keepNext/>
               <w:pBdr>
                 <w:bottom w:val="none" w:sz="0" w:space="0" w:color="000000"/>
                 <w:top w:val="none" w:sz="0" w:space="0" w:color="000000"/>
@@ -5437,6 +5445,7 @@
             <w:pPr>
               <w:pStyle w:val="Normal"/>
               <w:jc w:val="left"/>
+              <w:keepNext/>
               <w:pBdr>
                 <w:bottom w:val="none" w:sz="0" w:space="0" w:color="000000"/>
                 <w:top w:val="none" w:sz="0" w:space="0" w:color="000000"/>
@@ -5492,6 +5501,7 @@
             <w:pPr>
               <w:pStyle w:val="Normal"/>
               <w:jc w:val="left"/>
+              <w:keepNext/>
               <w:pBdr>
                 <w:bottom w:val="none" w:sz="0" w:space="0" w:color="000000"/>
                 <w:top w:val="none" w:sz="0" w:space="0" w:color="000000"/>
@@ -5547,37 +5557,38 @@
             <w:pPr>
               <w:pStyle w:val="Normal"/>
               <w:jc w:val="left"/>
-              <w:pBdr>
-                <w:bottom w:val="none" w:sz="0" w:space="0" w:color="000000"/>
-                <w:top w:val="none" w:sz="0" w:space="0" w:color="000000"/>
-                <w:left w:val="none" w:sz="0" w:space="0" w:color="000000"/>
-                <w:right w:val="none" w:sz="0" w:space="0" w:color="000000"/>
-              </w:pBdr>
-              <w:spacing w:after="60" w:before="60" w:line="240"/>
-              <w:ind w:left="60" w:right="60" w:firstLine="0" w:firstLineChars="0"/>
-              <w:rPr>
-                <w:rFonts w:ascii="Arial" w:hAnsi="Arial" w:eastAsia="Arial" w:cs="Arial"/>
-                <w:i w:val="false"/>
-                <w:b w:val="false"/>
-                <w:u w:val="none"/>
-                <w:strike w:val="false"/>
-                <w:sz w:val="18"/>
-                <w:szCs w:val="18"/>
-                <w:color w:val="000000"/>
-              </w:rPr>
-            </w:pPr>
-            <w:r>
-              <w:rPr>
-                <w:rFonts w:ascii="Arial" w:hAnsi="Arial" w:eastAsia="Arial" w:cs="Arial"/>
-                <w:i w:val="false"/>
-                <w:b w:val="false"/>
-                <w:u w:val="none"/>
-                <w:strike w:val="false"/>
-                <w:sz w:val="18"/>
-                <w:szCs w:val="18"/>
-                <w:color w:val="000000"/>
-              </w:rPr>
-              <w:t xml:space="preserve">0.28 (0.20–0.37)</w:t>
+              <w:keepNext/>
+              <w:pBdr>
+                <w:bottom w:val="none" w:sz="0" w:space="0" w:color="000000"/>
+                <w:top w:val="none" w:sz="0" w:space="0" w:color="000000"/>
+                <w:left w:val="none" w:sz="0" w:space="0" w:color="000000"/>
+                <w:right w:val="none" w:sz="0" w:space="0" w:color="000000"/>
+              </w:pBdr>
+              <w:spacing w:after="60" w:before="60" w:line="240"/>
+              <w:ind w:left="60" w:right="60" w:firstLine="0" w:firstLineChars="0"/>
+              <w:rPr>
+                <w:rFonts w:ascii="Arial" w:hAnsi="Arial" w:eastAsia="Arial" w:cs="Arial"/>
+                <w:i w:val="false"/>
+                <w:b w:val="false"/>
+                <w:u w:val="none"/>
+                <w:strike w:val="false"/>
+                <w:sz w:val="18"/>
+                <w:szCs w:val="18"/>
+                <w:color w:val="000000"/>
+              </w:rPr>
+            </w:pPr>
+            <w:r>
+              <w:rPr>
+                <w:rFonts w:ascii="Arial" w:hAnsi="Arial" w:eastAsia="Arial" w:cs="Arial"/>
+                <w:i w:val="false"/>
+                <w:b w:val="false"/>
+                <w:u w:val="none"/>
+                <w:strike w:val="false"/>
+                <w:sz w:val="18"/>
+                <w:szCs w:val="18"/>
+                <w:color w:val="000000"/>
+              </w:rPr>
+              <w:t xml:space="preserve"/>
             </w:r>
           </w:p>
         </w:tc>
@@ -5602,37 +5613,38 @@
             <w:pPr>
               <w:pStyle w:val="Normal"/>
               <w:jc w:val="left"/>
-              <w:pBdr>
-                <w:bottom w:val="none" w:sz="0" w:space="0" w:color="000000"/>
-                <w:top w:val="none" w:sz="0" w:space="0" w:color="000000"/>
-                <w:left w:val="none" w:sz="0" w:space="0" w:color="000000"/>
-                <w:right w:val="none" w:sz="0" w:space="0" w:color="000000"/>
-              </w:pBdr>
-              <w:spacing w:after="60" w:before="60" w:line="240"/>
-              <w:ind w:left="60" w:right="60" w:firstLine="0" w:firstLineChars="0"/>
-              <w:rPr>
-                <w:rFonts w:ascii="Arial" w:hAnsi="Arial" w:eastAsia="Arial" w:cs="Arial"/>
-                <w:i w:val="false"/>
-                <w:b w:val="false"/>
-                <w:u w:val="none"/>
-                <w:strike w:val="false"/>
-                <w:sz w:val="18"/>
-                <w:szCs w:val="18"/>
-                <w:color w:val="000000"/>
-              </w:rPr>
-            </w:pPr>
-            <w:r>
-              <w:rPr>
-                <w:rFonts w:ascii="Arial" w:hAnsi="Arial" w:eastAsia="Arial" w:cs="Arial"/>
-                <w:i w:val="false"/>
-                <w:b w:val="false"/>
-                <w:u w:val="none"/>
-                <w:strike w:val="false"/>
-                <w:sz w:val="18"/>
-                <w:szCs w:val="18"/>
-                <w:color w:val="000000"/>
-              </w:rPr>
-              <w:t xml:space="preserve">0.02 (0.01–0.03)</w:t>
+              <w:keepNext/>
+              <w:pBdr>
+                <w:bottom w:val="none" w:sz="0" w:space="0" w:color="000000"/>
+                <w:top w:val="none" w:sz="0" w:space="0" w:color="000000"/>
+                <w:left w:val="none" w:sz="0" w:space="0" w:color="000000"/>
+                <w:right w:val="none" w:sz="0" w:space="0" w:color="000000"/>
+              </w:pBdr>
+              <w:spacing w:after="60" w:before="60" w:line="240"/>
+              <w:ind w:left="60" w:right="60" w:firstLine="0" w:firstLineChars="0"/>
+              <w:rPr>
+                <w:rFonts w:ascii="Arial" w:hAnsi="Arial" w:eastAsia="Arial" w:cs="Arial"/>
+                <w:i w:val="false"/>
+                <w:b w:val="false"/>
+                <w:u w:val="none"/>
+                <w:strike w:val="false"/>
+                <w:sz w:val="18"/>
+                <w:szCs w:val="18"/>
+                <w:color w:val="000000"/>
+              </w:rPr>
+            </w:pPr>
+            <w:r>
+              <w:rPr>
+                <w:rFonts w:ascii="Arial" w:hAnsi="Arial" w:eastAsia="Arial" w:cs="Arial"/>
+                <w:i w:val="false"/>
+                <w:b w:val="false"/>
+                <w:u w:val="none"/>
+                <w:strike w:val="false"/>
+                <w:sz w:val="18"/>
+                <w:szCs w:val="18"/>
+                <w:color w:val="000000"/>
+              </w:rPr>
+              <w:t xml:space="preserve"/>
             </w:r>
           </w:p>
         </w:tc>

--- a/analysis/output/manuscript/Table2.docx
+++ b/analysis/output/manuscript/Table2.docx
@@ -1432,7 +1432,7 @@
                 <w:szCs w:val="18"/>
                 <w:color w:val="000000"/>
               </w:rPr>
-              <w:t xml:space="preserve">427/427 (100.0%) (100.0–100.0)</w:t>
+              <w:t xml:space="preserve">427/427 (100.0%)</w:t>
             </w:r>
           </w:p>
         </w:tc>
@@ -2502,7 +2502,7 @@
                 <w:szCs w:val="18"/>
                 <w:color w:val="000000"/>
               </w:rPr>
-              <w:t xml:space="preserve">42/42 (100.0%) (100.0–100.0)</w:t>
+              <w:t xml:space="preserve">42/42 (100.0%)</w:t>
             </w:r>
           </w:p>
         </w:tc>

--- a/analysis/output/manuscript/Table2.docx
+++ b/analysis/output/manuscript/Table2.docx
@@ -424,7 +424,7 @@
                 <w:szCs w:val="18"/>
                 <w:color w:val="000000"/>
               </w:rPr>
-              <w:t xml:space="preserve">Against Published labels — D1–D5 (510 cells)</w:t>
+              <w:t xml:space="preserve">Against Published labels — D1–D5 (510 cells); Not Low N = 83; Low N = 427</w:t>
             </w:r>
           </w:p>
         </w:tc>
@@ -650,117 +650,117 @@
                 <w:szCs w:val="18"/>
                 <w:color w:val="000000"/>
               </w:rPr>
-              <w:t xml:space="preserve">386/510 (75.7%) (72.4–79.0)</w:t>
-            </w:r>
-          </w:p>
-        </w:tc>
-        <w:tc>
-          <w:tcPr>
-            <w:tcBorders>
-              <w:bottom w:val="none" w:sz="0" w:space="0" w:color="000000"/>
-              <w:top w:val="none" w:sz="0" w:space="0" w:color="000000"/>
-              <w:left w:val="none" w:sz="0" w:space="0" w:color="000000"/>
-              <w:right w:val="none" w:sz="0" w:space="0" w:color="000000"/>
-            </w:tcBorders>
-            <w:shd w:val="clear" w:color="auto" w:fill="FFFFFF"/>
-            <w:tcMar>
-              <w:top w:w="0" w:type="dxa"/>
-              <w:bottom w:w="0" w:type="dxa"/>
-              <w:left w:w="0" w:type="dxa"/>
-              <w:right w:w="0" w:type="dxa"/>
-            </w:tcMar>
-            <w:vAlign w:val="top"/>
-          </w:tcPr>
-          <w:p>
-            <w:pPr>
-              <w:pStyle w:val="Normal"/>
-              <w:jc w:val="left"/>
-              <w:pBdr>
-                <w:bottom w:val="none" w:sz="0" w:space="0" w:color="000000"/>
-                <w:top w:val="none" w:sz="0" w:space="0" w:color="000000"/>
-                <w:left w:val="none" w:sz="0" w:space="0" w:color="000000"/>
-                <w:right w:val="none" w:sz="0" w:space="0" w:color="000000"/>
-              </w:pBdr>
-              <w:spacing w:after="60" w:before="60" w:line="240"/>
-              <w:ind w:left="60" w:right="60" w:firstLine="0" w:firstLineChars="0"/>
-              <w:rPr>
-                <w:rFonts w:ascii="Arial" w:hAnsi="Arial" w:eastAsia="Arial" w:cs="Arial"/>
-                <w:i w:val="false"/>
-                <w:b w:val="false"/>
-                <w:u w:val="none"/>
-                <w:strike w:val="false"/>
-                <w:sz w:val="18"/>
-                <w:szCs w:val="18"/>
-                <w:color w:val="000000"/>
-              </w:rPr>
-            </w:pPr>
-            <w:r>
-              <w:rPr>
-                <w:rFonts w:ascii="Arial" w:hAnsi="Arial" w:eastAsia="Arial" w:cs="Arial"/>
-                <w:i w:val="false"/>
-                <w:b w:val="false"/>
-                <w:u w:val="none"/>
-                <w:strike w:val="false"/>
-                <w:sz w:val="18"/>
-                <w:szCs w:val="18"/>
-                <w:color w:val="000000"/>
-              </w:rPr>
-              <w:t xml:space="preserve">55/83 (66.3%) (57.3–74.7)</w:t>
-            </w:r>
-          </w:p>
-        </w:tc>
-        <w:tc>
-          <w:tcPr>
-            <w:tcBorders>
-              <w:bottom w:val="none" w:sz="0" w:space="0" w:color="000000"/>
-              <w:top w:val="none" w:sz="0" w:space="0" w:color="000000"/>
-              <w:left w:val="none" w:sz="0" w:space="0" w:color="000000"/>
-              <w:right w:val="none" w:sz="0" w:space="0" w:color="000000"/>
-            </w:tcBorders>
-            <w:shd w:val="clear" w:color="auto" w:fill="FFFFFF"/>
-            <w:tcMar>
-              <w:top w:w="0" w:type="dxa"/>
-              <w:bottom w:w="0" w:type="dxa"/>
-              <w:left w:w="0" w:type="dxa"/>
-              <w:right w:w="0" w:type="dxa"/>
-            </w:tcMar>
-            <w:vAlign w:val="top"/>
-          </w:tcPr>
-          <w:p>
-            <w:pPr>
-              <w:pStyle w:val="Normal"/>
-              <w:jc w:val="left"/>
-              <w:pBdr>
-                <w:bottom w:val="none" w:sz="0" w:space="0" w:color="000000"/>
-                <w:top w:val="none" w:sz="0" w:space="0" w:color="000000"/>
-                <w:left w:val="none" w:sz="0" w:space="0" w:color="000000"/>
-                <w:right w:val="none" w:sz="0" w:space="0" w:color="000000"/>
-              </w:pBdr>
-              <w:spacing w:after="60" w:before="60" w:line="240"/>
-              <w:ind w:left="60" w:right="60" w:firstLine="0" w:firstLineChars="0"/>
-              <w:rPr>
-                <w:rFonts w:ascii="Arial" w:hAnsi="Arial" w:eastAsia="Arial" w:cs="Arial"/>
-                <w:i w:val="false"/>
-                <w:b w:val="false"/>
-                <w:u w:val="none"/>
-                <w:strike w:val="false"/>
-                <w:sz w:val="18"/>
-                <w:szCs w:val="18"/>
-                <w:color w:val="000000"/>
-              </w:rPr>
-            </w:pPr>
-            <w:r>
-              <w:rPr>
-                <w:rFonts w:ascii="Arial" w:hAnsi="Arial" w:eastAsia="Arial" w:cs="Arial"/>
-                <w:i w:val="false"/>
-                <w:b w:val="false"/>
-                <w:u w:val="none"/>
-                <w:strike w:val="false"/>
-                <w:sz w:val="18"/>
-                <w:szCs w:val="18"/>
-                <w:color w:val="000000"/>
-              </w:rPr>
-              <w:t xml:space="preserve">347/427 (81.3%) (77.7–84.7)</w:t>
+              <w:t xml:space="preserve">75.7 (72.4–79.0)</w:t>
+            </w:r>
+          </w:p>
+        </w:tc>
+        <w:tc>
+          <w:tcPr>
+            <w:tcBorders>
+              <w:bottom w:val="none" w:sz="0" w:space="0" w:color="000000"/>
+              <w:top w:val="none" w:sz="0" w:space="0" w:color="000000"/>
+              <w:left w:val="none" w:sz="0" w:space="0" w:color="000000"/>
+              <w:right w:val="none" w:sz="0" w:space="0" w:color="000000"/>
+            </w:tcBorders>
+            <w:shd w:val="clear" w:color="auto" w:fill="FFFFFF"/>
+            <w:tcMar>
+              <w:top w:w="0" w:type="dxa"/>
+              <w:bottom w:w="0" w:type="dxa"/>
+              <w:left w:w="0" w:type="dxa"/>
+              <w:right w:w="0" w:type="dxa"/>
+            </w:tcMar>
+            <w:vAlign w:val="top"/>
+          </w:tcPr>
+          <w:p>
+            <w:pPr>
+              <w:pStyle w:val="Normal"/>
+              <w:jc w:val="left"/>
+              <w:pBdr>
+                <w:bottom w:val="none" w:sz="0" w:space="0" w:color="000000"/>
+                <w:top w:val="none" w:sz="0" w:space="0" w:color="000000"/>
+                <w:left w:val="none" w:sz="0" w:space="0" w:color="000000"/>
+                <w:right w:val="none" w:sz="0" w:space="0" w:color="000000"/>
+              </w:pBdr>
+              <w:spacing w:after="60" w:before="60" w:line="240"/>
+              <w:ind w:left="60" w:right="60" w:firstLine="0" w:firstLineChars="0"/>
+              <w:rPr>
+                <w:rFonts w:ascii="Arial" w:hAnsi="Arial" w:eastAsia="Arial" w:cs="Arial"/>
+                <w:i w:val="false"/>
+                <w:b w:val="false"/>
+                <w:u w:val="none"/>
+                <w:strike w:val="false"/>
+                <w:sz w:val="18"/>
+                <w:szCs w:val="18"/>
+                <w:color w:val="000000"/>
+              </w:rPr>
+            </w:pPr>
+            <w:r>
+              <w:rPr>
+                <w:rFonts w:ascii="Arial" w:hAnsi="Arial" w:eastAsia="Arial" w:cs="Arial"/>
+                <w:i w:val="false"/>
+                <w:b w:val="false"/>
+                <w:u w:val="none"/>
+                <w:strike w:val="false"/>
+                <w:sz w:val="18"/>
+                <w:szCs w:val="18"/>
+                <w:color w:val="000000"/>
+              </w:rPr>
+              <w:t xml:space="preserve">66.3 (57.3–74.7)</w:t>
+            </w:r>
+          </w:p>
+        </w:tc>
+        <w:tc>
+          <w:tcPr>
+            <w:tcBorders>
+              <w:bottom w:val="none" w:sz="0" w:space="0" w:color="000000"/>
+              <w:top w:val="none" w:sz="0" w:space="0" w:color="000000"/>
+              <w:left w:val="none" w:sz="0" w:space="0" w:color="000000"/>
+              <w:right w:val="none" w:sz="0" w:space="0" w:color="000000"/>
+            </w:tcBorders>
+            <w:shd w:val="clear" w:color="auto" w:fill="FFFFFF"/>
+            <w:tcMar>
+              <w:top w:w="0" w:type="dxa"/>
+              <w:bottom w:w="0" w:type="dxa"/>
+              <w:left w:w="0" w:type="dxa"/>
+              <w:right w:w="0" w:type="dxa"/>
+            </w:tcMar>
+            <w:vAlign w:val="top"/>
+          </w:tcPr>
+          <w:p>
+            <w:pPr>
+              <w:pStyle w:val="Normal"/>
+              <w:jc w:val="left"/>
+              <w:pBdr>
+                <w:bottom w:val="none" w:sz="0" w:space="0" w:color="000000"/>
+                <w:top w:val="none" w:sz="0" w:space="0" w:color="000000"/>
+                <w:left w:val="none" w:sz="0" w:space="0" w:color="000000"/>
+                <w:right w:val="none" w:sz="0" w:space="0" w:color="000000"/>
+              </w:pBdr>
+              <w:spacing w:after="60" w:before="60" w:line="240"/>
+              <w:ind w:left="60" w:right="60" w:firstLine="0" w:firstLineChars="0"/>
+              <w:rPr>
+                <w:rFonts w:ascii="Arial" w:hAnsi="Arial" w:eastAsia="Arial" w:cs="Arial"/>
+                <w:i w:val="false"/>
+                <w:b w:val="false"/>
+                <w:u w:val="none"/>
+                <w:strike w:val="false"/>
+                <w:sz w:val="18"/>
+                <w:szCs w:val="18"/>
+                <w:color w:val="000000"/>
+              </w:rPr>
+            </w:pPr>
+            <w:r>
+              <w:rPr>
+                <w:rFonts w:ascii="Arial" w:hAnsi="Arial" w:eastAsia="Arial" w:cs="Arial"/>
+                <w:i w:val="false"/>
+                <w:b w:val="false"/>
+                <w:u w:val="none"/>
+                <w:strike w:val="false"/>
+                <w:sz w:val="18"/>
+                <w:szCs w:val="18"/>
+                <w:color w:val="000000"/>
+              </w:rPr>
+              <w:t xml:space="preserve">81.3 (77.7–84.7)</w:t>
             </w:r>
           </w:p>
         </w:tc>
@@ -986,117 +986,117 @@
                 <w:szCs w:val="18"/>
                 <w:color w:val="000000"/>
               </w:rPr>
-              <w:t xml:space="preserve">395/510 (77.5%) (74.1–80.8)</w:t>
-            </w:r>
-          </w:p>
-        </w:tc>
-        <w:tc>
-          <w:tcPr>
-            <w:tcBorders>
-              <w:bottom w:val="none" w:sz="0" w:space="0" w:color="000000"/>
-              <w:top w:val="none" w:sz="0" w:space="0" w:color="000000"/>
-              <w:left w:val="none" w:sz="0" w:space="0" w:color="000000"/>
-              <w:right w:val="none" w:sz="0" w:space="0" w:color="000000"/>
-            </w:tcBorders>
-            <w:shd w:val="clear" w:color="auto" w:fill="FFFFFF"/>
-            <w:tcMar>
-              <w:top w:w="0" w:type="dxa"/>
-              <w:bottom w:w="0" w:type="dxa"/>
-              <w:left w:w="0" w:type="dxa"/>
-              <w:right w:w="0" w:type="dxa"/>
-            </w:tcMar>
-            <w:vAlign w:val="top"/>
-          </w:tcPr>
-          <w:p>
-            <w:pPr>
-              <w:pStyle w:val="Normal"/>
-              <w:jc w:val="left"/>
-              <w:pBdr>
-                <w:bottom w:val="none" w:sz="0" w:space="0" w:color="000000"/>
-                <w:top w:val="none" w:sz="0" w:space="0" w:color="000000"/>
-                <w:left w:val="none" w:sz="0" w:space="0" w:color="000000"/>
-                <w:right w:val="none" w:sz="0" w:space="0" w:color="000000"/>
-              </w:pBdr>
-              <w:spacing w:after="60" w:before="60" w:line="240"/>
-              <w:ind w:left="60" w:right="60" w:firstLine="0" w:firstLineChars="0"/>
-              <w:rPr>
-                <w:rFonts w:ascii="Arial" w:hAnsi="Arial" w:eastAsia="Arial" w:cs="Arial"/>
-                <w:i w:val="false"/>
-                <w:b w:val="false"/>
-                <w:u w:val="none"/>
-                <w:strike w:val="false"/>
-                <w:sz w:val="18"/>
-                <w:szCs w:val="18"/>
-                <w:color w:val="000000"/>
-              </w:rPr>
-            </w:pPr>
-            <w:r>
-              <w:rPr>
-                <w:rFonts w:ascii="Arial" w:hAnsi="Arial" w:eastAsia="Arial" w:cs="Arial"/>
-                <w:i w:val="false"/>
-                <w:b w:val="false"/>
-                <w:u w:val="none"/>
-                <w:strike w:val="false"/>
-                <w:sz w:val="18"/>
-                <w:szCs w:val="18"/>
-                <w:color w:val="000000"/>
-              </w:rPr>
-              <w:t xml:space="preserve">42/83 (50.6%) (40.3–60.2)</w:t>
-            </w:r>
-          </w:p>
-        </w:tc>
-        <w:tc>
-          <w:tcPr>
-            <w:tcBorders>
-              <w:bottom w:val="none" w:sz="0" w:space="0" w:color="000000"/>
-              <w:top w:val="none" w:sz="0" w:space="0" w:color="000000"/>
-              <w:left w:val="none" w:sz="0" w:space="0" w:color="000000"/>
-              <w:right w:val="none" w:sz="0" w:space="0" w:color="000000"/>
-            </w:tcBorders>
-            <w:shd w:val="clear" w:color="auto" w:fill="FFFFFF"/>
-            <w:tcMar>
-              <w:top w:w="0" w:type="dxa"/>
-              <w:bottom w:w="0" w:type="dxa"/>
-              <w:left w:w="0" w:type="dxa"/>
-              <w:right w:w="0" w:type="dxa"/>
-            </w:tcMar>
-            <w:vAlign w:val="top"/>
-          </w:tcPr>
-          <w:p>
-            <w:pPr>
-              <w:pStyle w:val="Normal"/>
-              <w:jc w:val="left"/>
-              <w:pBdr>
-                <w:bottom w:val="none" w:sz="0" w:space="0" w:color="000000"/>
-                <w:top w:val="none" w:sz="0" w:space="0" w:color="000000"/>
-                <w:left w:val="none" w:sz="0" w:space="0" w:color="000000"/>
-                <w:right w:val="none" w:sz="0" w:space="0" w:color="000000"/>
-              </w:pBdr>
-              <w:spacing w:after="60" w:before="60" w:line="240"/>
-              <w:ind w:left="60" w:right="60" w:firstLine="0" w:firstLineChars="0"/>
-              <w:rPr>
-                <w:rFonts w:ascii="Arial" w:hAnsi="Arial" w:eastAsia="Arial" w:cs="Arial"/>
-                <w:i w:val="false"/>
-                <w:b w:val="false"/>
-                <w:u w:val="none"/>
-                <w:strike w:val="false"/>
-                <w:sz w:val="18"/>
-                <w:szCs w:val="18"/>
-                <w:color w:val="000000"/>
-              </w:rPr>
-            </w:pPr>
-            <w:r>
-              <w:rPr>
-                <w:rFonts w:ascii="Arial" w:hAnsi="Arial" w:eastAsia="Arial" w:cs="Arial"/>
-                <w:i w:val="false"/>
-                <w:b w:val="false"/>
-                <w:u w:val="none"/>
-                <w:strike w:val="false"/>
-                <w:sz w:val="18"/>
-                <w:szCs w:val="18"/>
-                <w:color w:val="000000"/>
-              </w:rPr>
-              <w:t xml:space="preserve">366/427 (85.7%) (82.1–89.3)</w:t>
+              <w:t xml:space="preserve">77.5 (74.1–80.8)</w:t>
+            </w:r>
+          </w:p>
+        </w:tc>
+        <w:tc>
+          <w:tcPr>
+            <w:tcBorders>
+              <w:bottom w:val="none" w:sz="0" w:space="0" w:color="000000"/>
+              <w:top w:val="none" w:sz="0" w:space="0" w:color="000000"/>
+              <w:left w:val="none" w:sz="0" w:space="0" w:color="000000"/>
+              <w:right w:val="none" w:sz="0" w:space="0" w:color="000000"/>
+            </w:tcBorders>
+            <w:shd w:val="clear" w:color="auto" w:fill="FFFFFF"/>
+            <w:tcMar>
+              <w:top w:w="0" w:type="dxa"/>
+              <w:bottom w:w="0" w:type="dxa"/>
+              <w:left w:w="0" w:type="dxa"/>
+              <w:right w:w="0" w:type="dxa"/>
+            </w:tcMar>
+            <w:vAlign w:val="top"/>
+          </w:tcPr>
+          <w:p>
+            <w:pPr>
+              <w:pStyle w:val="Normal"/>
+              <w:jc w:val="left"/>
+              <w:pBdr>
+                <w:bottom w:val="none" w:sz="0" w:space="0" w:color="000000"/>
+                <w:top w:val="none" w:sz="0" w:space="0" w:color="000000"/>
+                <w:left w:val="none" w:sz="0" w:space="0" w:color="000000"/>
+                <w:right w:val="none" w:sz="0" w:space="0" w:color="000000"/>
+              </w:pBdr>
+              <w:spacing w:after="60" w:before="60" w:line="240"/>
+              <w:ind w:left="60" w:right="60" w:firstLine="0" w:firstLineChars="0"/>
+              <w:rPr>
+                <w:rFonts w:ascii="Arial" w:hAnsi="Arial" w:eastAsia="Arial" w:cs="Arial"/>
+                <w:i w:val="false"/>
+                <w:b w:val="false"/>
+                <w:u w:val="none"/>
+                <w:strike w:val="false"/>
+                <w:sz w:val="18"/>
+                <w:szCs w:val="18"/>
+                <w:color w:val="000000"/>
+              </w:rPr>
+            </w:pPr>
+            <w:r>
+              <w:rPr>
+                <w:rFonts w:ascii="Arial" w:hAnsi="Arial" w:eastAsia="Arial" w:cs="Arial"/>
+                <w:i w:val="false"/>
+                <w:b w:val="false"/>
+                <w:u w:val="none"/>
+                <w:strike w:val="false"/>
+                <w:sz w:val="18"/>
+                <w:szCs w:val="18"/>
+                <w:color w:val="000000"/>
+              </w:rPr>
+              <w:t xml:space="preserve">50.6 (40.3–60.2)</w:t>
+            </w:r>
+          </w:p>
+        </w:tc>
+        <w:tc>
+          <w:tcPr>
+            <w:tcBorders>
+              <w:bottom w:val="none" w:sz="0" w:space="0" w:color="000000"/>
+              <w:top w:val="none" w:sz="0" w:space="0" w:color="000000"/>
+              <w:left w:val="none" w:sz="0" w:space="0" w:color="000000"/>
+              <w:right w:val="none" w:sz="0" w:space="0" w:color="000000"/>
+            </w:tcBorders>
+            <w:shd w:val="clear" w:color="auto" w:fill="FFFFFF"/>
+            <w:tcMar>
+              <w:top w:w="0" w:type="dxa"/>
+              <w:bottom w:w="0" w:type="dxa"/>
+              <w:left w:w="0" w:type="dxa"/>
+              <w:right w:w="0" w:type="dxa"/>
+            </w:tcMar>
+            <w:vAlign w:val="top"/>
+          </w:tcPr>
+          <w:p>
+            <w:pPr>
+              <w:pStyle w:val="Normal"/>
+              <w:jc w:val="left"/>
+              <w:pBdr>
+                <w:bottom w:val="none" w:sz="0" w:space="0" w:color="000000"/>
+                <w:top w:val="none" w:sz="0" w:space="0" w:color="000000"/>
+                <w:left w:val="none" w:sz="0" w:space="0" w:color="000000"/>
+                <w:right w:val="none" w:sz="0" w:space="0" w:color="000000"/>
+              </w:pBdr>
+              <w:spacing w:after="60" w:before="60" w:line="240"/>
+              <w:ind w:left="60" w:right="60" w:firstLine="0" w:firstLineChars="0"/>
+              <w:rPr>
+                <w:rFonts w:ascii="Arial" w:hAnsi="Arial" w:eastAsia="Arial" w:cs="Arial"/>
+                <w:i w:val="false"/>
+                <w:b w:val="false"/>
+                <w:u w:val="none"/>
+                <w:strike w:val="false"/>
+                <w:sz w:val="18"/>
+                <w:szCs w:val="18"/>
+                <w:color w:val="000000"/>
+              </w:rPr>
+            </w:pPr>
+            <w:r>
+              <w:rPr>
+                <w:rFonts w:ascii="Arial" w:hAnsi="Arial" w:eastAsia="Arial" w:cs="Arial"/>
+                <w:i w:val="false"/>
+                <w:b w:val="false"/>
+                <w:u w:val="none"/>
+                <w:strike w:val="false"/>
+                <w:sz w:val="18"/>
+                <w:szCs w:val="18"/>
+                <w:color w:val="000000"/>
+              </w:rPr>
+              <w:t xml:space="preserve">85.7 (82.1–89.3)</w:t>
             </w:r>
           </w:p>
         </w:tc>
@@ -1322,7 +1322,7 @@
                 <w:szCs w:val="18"/>
                 <w:color w:val="000000"/>
               </w:rPr>
-              <w:t xml:space="preserve">427/510 (83.7%) (81.0–86.5)</w:t>
+              <w:t xml:space="preserve">83.7 (81.0–86.5)</w:t>
             </w:r>
           </w:p>
         </w:tc>
@@ -1432,7 +1432,7 @@
                 <w:szCs w:val="18"/>
                 <w:color w:val="000000"/>
               </w:rPr>
-              <w:t xml:space="preserve">427/427 (100.0%)</w:t>
+              <w:t xml:space="preserve">100.0</w:t>
             </w:r>
           </w:p>
         </w:tc>
@@ -1494,7 +1494,7 @@
                 <w:szCs w:val="18"/>
                 <w:color w:val="000000"/>
               </w:rPr>
-              <w:t xml:space="preserve">Against Published labels — Overall (81 trials)</w:t>
+              <w:t xml:space="preserve">Against Published labels — Overall (81 trials); Not Low N = 39; Low N = 42</w:t>
             </w:r>
           </w:p>
         </w:tc>
@@ -1720,117 +1720,117 @@
                 <w:szCs w:val="18"/>
                 <w:color w:val="000000"/>
               </w:rPr>
-              <w:t xml:space="preserve">47/81 (58.0%) (49.4–66.7)</w:t>
-            </w:r>
-          </w:p>
-        </w:tc>
-        <w:tc>
-          <w:tcPr>
-            <w:tcBorders>
-              <w:bottom w:val="none" w:sz="0" w:space="0" w:color="000000"/>
-              <w:top w:val="none" w:sz="0" w:space="0" w:color="000000"/>
-              <w:left w:val="none" w:sz="0" w:space="0" w:color="000000"/>
-              <w:right w:val="none" w:sz="0" w:space="0" w:color="000000"/>
-            </w:tcBorders>
-            <w:shd w:val="clear" w:color="auto" w:fill="FFFFFF"/>
-            <w:tcMar>
-              <w:top w:w="0" w:type="dxa"/>
-              <w:bottom w:w="0" w:type="dxa"/>
-              <w:left w:w="0" w:type="dxa"/>
-              <w:right w:w="0" w:type="dxa"/>
-            </w:tcMar>
-            <w:vAlign w:val="top"/>
-          </w:tcPr>
-          <w:p>
-            <w:pPr>
-              <w:pStyle w:val="Normal"/>
-              <w:jc w:val="left"/>
-              <w:pBdr>
-                <w:bottom w:val="none" w:sz="0" w:space="0" w:color="000000"/>
-                <w:top w:val="none" w:sz="0" w:space="0" w:color="000000"/>
-                <w:left w:val="none" w:sz="0" w:space="0" w:color="000000"/>
-                <w:right w:val="none" w:sz="0" w:space="0" w:color="000000"/>
-              </w:pBdr>
-              <w:spacing w:after="60" w:before="60" w:line="240"/>
-              <w:ind w:left="60" w:right="60" w:firstLine="0" w:firstLineChars="0"/>
-              <w:rPr>
-                <w:rFonts w:ascii="Arial" w:hAnsi="Arial" w:eastAsia="Arial" w:cs="Arial"/>
-                <w:i w:val="false"/>
-                <w:b w:val="false"/>
-                <w:u w:val="none"/>
-                <w:strike w:val="false"/>
-                <w:sz w:val="18"/>
-                <w:szCs w:val="18"/>
-                <w:color w:val="000000"/>
-              </w:rPr>
-            </w:pPr>
-            <w:r>
-              <w:rPr>
-                <w:rFonts w:ascii="Arial" w:hAnsi="Arial" w:eastAsia="Arial" w:cs="Arial"/>
-                <w:i w:val="false"/>
-                <w:b w:val="false"/>
-                <w:u w:val="none"/>
-                <w:strike w:val="false"/>
-                <w:sz w:val="18"/>
-                <w:szCs w:val="18"/>
-                <w:color w:val="000000"/>
-              </w:rPr>
-              <w:t xml:space="preserve">36/39 (92.3%) (83.7–100.0)</w:t>
-            </w:r>
-          </w:p>
-        </w:tc>
-        <w:tc>
-          <w:tcPr>
-            <w:tcBorders>
-              <w:bottom w:val="none" w:sz="0" w:space="0" w:color="000000"/>
-              <w:top w:val="none" w:sz="0" w:space="0" w:color="000000"/>
-              <w:left w:val="none" w:sz="0" w:space="0" w:color="000000"/>
-              <w:right w:val="none" w:sz="0" w:space="0" w:color="000000"/>
-            </w:tcBorders>
-            <w:shd w:val="clear" w:color="auto" w:fill="FFFFFF"/>
-            <w:tcMar>
-              <w:top w:w="0" w:type="dxa"/>
-              <w:bottom w:w="0" w:type="dxa"/>
-              <w:left w:w="0" w:type="dxa"/>
-              <w:right w:w="0" w:type="dxa"/>
-            </w:tcMar>
-            <w:vAlign w:val="top"/>
-          </w:tcPr>
-          <w:p>
-            <w:pPr>
-              <w:pStyle w:val="Normal"/>
-              <w:jc w:val="left"/>
-              <w:pBdr>
-                <w:bottom w:val="none" w:sz="0" w:space="0" w:color="000000"/>
-                <w:top w:val="none" w:sz="0" w:space="0" w:color="000000"/>
-                <w:left w:val="none" w:sz="0" w:space="0" w:color="000000"/>
-                <w:right w:val="none" w:sz="0" w:space="0" w:color="000000"/>
-              </w:pBdr>
-              <w:spacing w:after="60" w:before="60" w:line="240"/>
-              <w:ind w:left="60" w:right="60" w:firstLine="0" w:firstLineChars="0"/>
-              <w:rPr>
-                <w:rFonts w:ascii="Arial" w:hAnsi="Arial" w:eastAsia="Arial" w:cs="Arial"/>
-                <w:i w:val="false"/>
-                <w:b w:val="false"/>
-                <w:u w:val="none"/>
-                <w:strike w:val="false"/>
-                <w:sz w:val="18"/>
-                <w:szCs w:val="18"/>
-                <w:color w:val="000000"/>
-              </w:rPr>
-            </w:pPr>
-            <w:r>
-              <w:rPr>
-                <w:rFonts w:ascii="Arial" w:hAnsi="Arial" w:eastAsia="Arial" w:cs="Arial"/>
-                <w:i w:val="false"/>
-                <w:b w:val="false"/>
-                <w:u w:val="none"/>
-                <w:strike w:val="false"/>
-                <w:sz w:val="18"/>
-                <w:szCs w:val="18"/>
-                <w:color w:val="000000"/>
-              </w:rPr>
-              <w:t xml:space="preserve">23/42 (54.8%) (44.2–67.4)</w:t>
+              <w:t xml:space="preserve">58.0 (49.4–66.7)</w:t>
+            </w:r>
+          </w:p>
+        </w:tc>
+        <w:tc>
+          <w:tcPr>
+            <w:tcBorders>
+              <w:bottom w:val="none" w:sz="0" w:space="0" w:color="000000"/>
+              <w:top w:val="none" w:sz="0" w:space="0" w:color="000000"/>
+              <w:left w:val="none" w:sz="0" w:space="0" w:color="000000"/>
+              <w:right w:val="none" w:sz="0" w:space="0" w:color="000000"/>
+            </w:tcBorders>
+            <w:shd w:val="clear" w:color="auto" w:fill="FFFFFF"/>
+            <w:tcMar>
+              <w:top w:w="0" w:type="dxa"/>
+              <w:bottom w:w="0" w:type="dxa"/>
+              <w:left w:w="0" w:type="dxa"/>
+              <w:right w:w="0" w:type="dxa"/>
+            </w:tcMar>
+            <w:vAlign w:val="top"/>
+          </w:tcPr>
+          <w:p>
+            <w:pPr>
+              <w:pStyle w:val="Normal"/>
+              <w:jc w:val="left"/>
+              <w:pBdr>
+                <w:bottom w:val="none" w:sz="0" w:space="0" w:color="000000"/>
+                <w:top w:val="none" w:sz="0" w:space="0" w:color="000000"/>
+                <w:left w:val="none" w:sz="0" w:space="0" w:color="000000"/>
+                <w:right w:val="none" w:sz="0" w:space="0" w:color="000000"/>
+              </w:pBdr>
+              <w:spacing w:after="60" w:before="60" w:line="240"/>
+              <w:ind w:left="60" w:right="60" w:firstLine="0" w:firstLineChars="0"/>
+              <w:rPr>
+                <w:rFonts w:ascii="Arial" w:hAnsi="Arial" w:eastAsia="Arial" w:cs="Arial"/>
+                <w:i w:val="false"/>
+                <w:b w:val="false"/>
+                <w:u w:val="none"/>
+                <w:strike w:val="false"/>
+                <w:sz w:val="18"/>
+                <w:szCs w:val="18"/>
+                <w:color w:val="000000"/>
+              </w:rPr>
+            </w:pPr>
+            <w:r>
+              <w:rPr>
+                <w:rFonts w:ascii="Arial" w:hAnsi="Arial" w:eastAsia="Arial" w:cs="Arial"/>
+                <w:i w:val="false"/>
+                <w:b w:val="false"/>
+                <w:u w:val="none"/>
+                <w:strike w:val="false"/>
+                <w:sz w:val="18"/>
+                <w:szCs w:val="18"/>
+                <w:color w:val="000000"/>
+              </w:rPr>
+              <w:t xml:space="preserve">92.3 (83.7–100.0)</w:t>
+            </w:r>
+          </w:p>
+        </w:tc>
+        <w:tc>
+          <w:tcPr>
+            <w:tcBorders>
+              <w:bottom w:val="none" w:sz="0" w:space="0" w:color="000000"/>
+              <w:top w:val="none" w:sz="0" w:space="0" w:color="000000"/>
+              <w:left w:val="none" w:sz="0" w:space="0" w:color="000000"/>
+              <w:right w:val="none" w:sz="0" w:space="0" w:color="000000"/>
+            </w:tcBorders>
+            <w:shd w:val="clear" w:color="auto" w:fill="FFFFFF"/>
+            <w:tcMar>
+              <w:top w:w="0" w:type="dxa"/>
+              <w:bottom w:w="0" w:type="dxa"/>
+              <w:left w:w="0" w:type="dxa"/>
+              <w:right w:w="0" w:type="dxa"/>
+            </w:tcMar>
+            <w:vAlign w:val="top"/>
+          </w:tcPr>
+          <w:p>
+            <w:pPr>
+              <w:pStyle w:val="Normal"/>
+              <w:jc w:val="left"/>
+              <w:pBdr>
+                <w:bottom w:val="none" w:sz="0" w:space="0" w:color="000000"/>
+                <w:top w:val="none" w:sz="0" w:space="0" w:color="000000"/>
+                <w:left w:val="none" w:sz="0" w:space="0" w:color="000000"/>
+                <w:right w:val="none" w:sz="0" w:space="0" w:color="000000"/>
+              </w:pBdr>
+              <w:spacing w:after="60" w:before="60" w:line="240"/>
+              <w:ind w:left="60" w:right="60" w:firstLine="0" w:firstLineChars="0"/>
+              <w:rPr>
+                <w:rFonts w:ascii="Arial" w:hAnsi="Arial" w:eastAsia="Arial" w:cs="Arial"/>
+                <w:i w:val="false"/>
+                <w:b w:val="false"/>
+                <w:u w:val="none"/>
+                <w:strike w:val="false"/>
+                <w:sz w:val="18"/>
+                <w:szCs w:val="18"/>
+                <w:color w:val="000000"/>
+              </w:rPr>
+            </w:pPr>
+            <w:r>
+              <w:rPr>
+                <w:rFonts w:ascii="Arial" w:hAnsi="Arial" w:eastAsia="Arial" w:cs="Arial"/>
+                <w:i w:val="false"/>
+                <w:b w:val="false"/>
+                <w:u w:val="none"/>
+                <w:strike w:val="false"/>
+                <w:sz w:val="18"/>
+                <w:szCs w:val="18"/>
+                <w:color w:val="000000"/>
+              </w:rPr>
+              <w:t xml:space="preserve">54.8 (44.2–67.4)</w:t>
             </w:r>
           </w:p>
         </w:tc>
@@ -2056,117 +2056,117 @@
                 <w:szCs w:val="18"/>
                 <w:color w:val="000000"/>
               </w:rPr>
-              <w:t xml:space="preserve">48/81 (59.3%) (50.6–67.9)</w:t>
-            </w:r>
-          </w:p>
-        </w:tc>
-        <w:tc>
-          <w:tcPr>
-            <w:tcBorders>
-              <w:bottom w:val="none" w:sz="0" w:space="0" w:color="000000"/>
-              <w:top w:val="none" w:sz="0" w:space="0" w:color="000000"/>
-              <w:left w:val="none" w:sz="0" w:space="0" w:color="000000"/>
-              <w:right w:val="none" w:sz="0" w:space="0" w:color="000000"/>
-            </w:tcBorders>
-            <w:shd w:val="clear" w:color="auto" w:fill="FFFFFF"/>
-            <w:tcMar>
-              <w:top w:w="0" w:type="dxa"/>
-              <w:bottom w:w="0" w:type="dxa"/>
-              <w:left w:w="0" w:type="dxa"/>
-              <w:right w:w="0" w:type="dxa"/>
-            </w:tcMar>
-            <w:vAlign w:val="top"/>
-          </w:tcPr>
-          <w:p>
-            <w:pPr>
-              <w:pStyle w:val="Normal"/>
-              <w:jc w:val="left"/>
-              <w:pBdr>
-                <w:bottom w:val="none" w:sz="0" w:space="0" w:color="000000"/>
-                <w:top w:val="none" w:sz="0" w:space="0" w:color="000000"/>
-                <w:left w:val="none" w:sz="0" w:space="0" w:color="000000"/>
-                <w:right w:val="none" w:sz="0" w:space="0" w:color="000000"/>
-              </w:pBdr>
-              <w:spacing w:after="60" w:before="60" w:line="240"/>
-              <w:ind w:left="60" w:right="60" w:firstLine="0" w:firstLineChars="0"/>
-              <w:rPr>
-                <w:rFonts w:ascii="Arial" w:hAnsi="Arial" w:eastAsia="Arial" w:cs="Arial"/>
-                <w:i w:val="false"/>
-                <w:b w:val="false"/>
-                <w:u w:val="none"/>
-                <w:strike w:val="false"/>
-                <w:sz w:val="18"/>
-                <w:szCs w:val="18"/>
-                <w:color w:val="000000"/>
-              </w:rPr>
-            </w:pPr>
-            <w:r>
-              <w:rPr>
-                <w:rFonts w:ascii="Arial" w:hAnsi="Arial" w:eastAsia="Arial" w:cs="Arial"/>
-                <w:i w:val="false"/>
-                <w:b w:val="false"/>
-                <w:u w:val="none"/>
-                <w:strike w:val="false"/>
-                <w:sz w:val="18"/>
-                <w:szCs w:val="18"/>
-                <w:color w:val="000000"/>
-              </w:rPr>
-              <w:t xml:space="preserve">25/39 (64.1%) (50.0–77.8)</w:t>
-            </w:r>
-          </w:p>
-        </w:tc>
-        <w:tc>
-          <w:tcPr>
-            <w:tcBorders>
-              <w:bottom w:val="none" w:sz="0" w:space="0" w:color="000000"/>
-              <w:top w:val="none" w:sz="0" w:space="0" w:color="000000"/>
-              <w:left w:val="none" w:sz="0" w:space="0" w:color="000000"/>
-              <w:right w:val="none" w:sz="0" w:space="0" w:color="000000"/>
-            </w:tcBorders>
-            <w:shd w:val="clear" w:color="auto" w:fill="FFFFFF"/>
-            <w:tcMar>
-              <w:top w:w="0" w:type="dxa"/>
-              <w:bottom w:w="0" w:type="dxa"/>
-              <w:left w:w="0" w:type="dxa"/>
-              <w:right w:w="0" w:type="dxa"/>
-            </w:tcMar>
-            <w:vAlign w:val="top"/>
-          </w:tcPr>
-          <w:p>
-            <w:pPr>
-              <w:pStyle w:val="Normal"/>
-              <w:jc w:val="left"/>
-              <w:pBdr>
-                <w:bottom w:val="none" w:sz="0" w:space="0" w:color="000000"/>
-                <w:top w:val="none" w:sz="0" w:space="0" w:color="000000"/>
-                <w:left w:val="none" w:sz="0" w:space="0" w:color="000000"/>
-                <w:right w:val="none" w:sz="0" w:space="0" w:color="000000"/>
-              </w:pBdr>
-              <w:spacing w:after="60" w:before="60" w:line="240"/>
-              <w:ind w:left="60" w:right="60" w:firstLine="0" w:firstLineChars="0"/>
-              <w:rPr>
-                <w:rFonts w:ascii="Arial" w:hAnsi="Arial" w:eastAsia="Arial" w:cs="Arial"/>
-                <w:i w:val="false"/>
-                <w:b w:val="false"/>
-                <w:u w:val="none"/>
-                <w:strike w:val="false"/>
-                <w:sz w:val="18"/>
-                <w:szCs w:val="18"/>
-                <w:color w:val="000000"/>
-              </w:rPr>
-            </w:pPr>
-            <w:r>
-              <w:rPr>
-                <w:rFonts w:ascii="Arial" w:hAnsi="Arial" w:eastAsia="Arial" w:cs="Arial"/>
-                <w:i w:val="false"/>
-                <w:b w:val="false"/>
-                <w:u w:val="none"/>
-                <w:strike w:val="false"/>
-                <w:sz w:val="18"/>
-                <w:szCs w:val="18"/>
-                <w:color w:val="000000"/>
-              </w:rPr>
-              <w:t xml:space="preserve">32/42 (76.2%) (65.9–86.8)</w:t>
+              <w:t xml:space="preserve">59.3 (50.6–67.9)</w:t>
+            </w:r>
+          </w:p>
+        </w:tc>
+        <w:tc>
+          <w:tcPr>
+            <w:tcBorders>
+              <w:bottom w:val="none" w:sz="0" w:space="0" w:color="000000"/>
+              <w:top w:val="none" w:sz="0" w:space="0" w:color="000000"/>
+              <w:left w:val="none" w:sz="0" w:space="0" w:color="000000"/>
+              <w:right w:val="none" w:sz="0" w:space="0" w:color="000000"/>
+            </w:tcBorders>
+            <w:shd w:val="clear" w:color="auto" w:fill="FFFFFF"/>
+            <w:tcMar>
+              <w:top w:w="0" w:type="dxa"/>
+              <w:bottom w:w="0" w:type="dxa"/>
+              <w:left w:w="0" w:type="dxa"/>
+              <w:right w:w="0" w:type="dxa"/>
+            </w:tcMar>
+            <w:vAlign w:val="top"/>
+          </w:tcPr>
+          <w:p>
+            <w:pPr>
+              <w:pStyle w:val="Normal"/>
+              <w:jc w:val="left"/>
+              <w:pBdr>
+                <w:bottom w:val="none" w:sz="0" w:space="0" w:color="000000"/>
+                <w:top w:val="none" w:sz="0" w:space="0" w:color="000000"/>
+                <w:left w:val="none" w:sz="0" w:space="0" w:color="000000"/>
+                <w:right w:val="none" w:sz="0" w:space="0" w:color="000000"/>
+              </w:pBdr>
+              <w:spacing w:after="60" w:before="60" w:line="240"/>
+              <w:ind w:left="60" w:right="60" w:firstLine="0" w:firstLineChars="0"/>
+              <w:rPr>
+                <w:rFonts w:ascii="Arial" w:hAnsi="Arial" w:eastAsia="Arial" w:cs="Arial"/>
+                <w:i w:val="false"/>
+                <w:b w:val="false"/>
+                <w:u w:val="none"/>
+                <w:strike w:val="false"/>
+                <w:sz w:val="18"/>
+                <w:szCs w:val="18"/>
+                <w:color w:val="000000"/>
+              </w:rPr>
+            </w:pPr>
+            <w:r>
+              <w:rPr>
+                <w:rFonts w:ascii="Arial" w:hAnsi="Arial" w:eastAsia="Arial" w:cs="Arial"/>
+                <w:i w:val="false"/>
+                <w:b w:val="false"/>
+                <w:u w:val="none"/>
+                <w:strike w:val="false"/>
+                <w:sz w:val="18"/>
+                <w:szCs w:val="18"/>
+                <w:color w:val="000000"/>
+              </w:rPr>
+              <w:t xml:space="preserve">64.1 (50.0–77.8)</w:t>
+            </w:r>
+          </w:p>
+        </w:tc>
+        <w:tc>
+          <w:tcPr>
+            <w:tcBorders>
+              <w:bottom w:val="none" w:sz="0" w:space="0" w:color="000000"/>
+              <w:top w:val="none" w:sz="0" w:space="0" w:color="000000"/>
+              <w:left w:val="none" w:sz="0" w:space="0" w:color="000000"/>
+              <w:right w:val="none" w:sz="0" w:space="0" w:color="000000"/>
+            </w:tcBorders>
+            <w:shd w:val="clear" w:color="auto" w:fill="FFFFFF"/>
+            <w:tcMar>
+              <w:top w:w="0" w:type="dxa"/>
+              <w:bottom w:w="0" w:type="dxa"/>
+              <w:left w:w="0" w:type="dxa"/>
+              <w:right w:w="0" w:type="dxa"/>
+            </w:tcMar>
+            <w:vAlign w:val="top"/>
+          </w:tcPr>
+          <w:p>
+            <w:pPr>
+              <w:pStyle w:val="Normal"/>
+              <w:jc w:val="left"/>
+              <w:pBdr>
+                <w:bottom w:val="none" w:sz="0" w:space="0" w:color="000000"/>
+                <w:top w:val="none" w:sz="0" w:space="0" w:color="000000"/>
+                <w:left w:val="none" w:sz="0" w:space="0" w:color="000000"/>
+                <w:right w:val="none" w:sz="0" w:space="0" w:color="000000"/>
+              </w:pBdr>
+              <w:spacing w:after="60" w:before="60" w:line="240"/>
+              <w:ind w:left="60" w:right="60" w:firstLine="0" w:firstLineChars="0"/>
+              <w:rPr>
+                <w:rFonts w:ascii="Arial" w:hAnsi="Arial" w:eastAsia="Arial" w:cs="Arial"/>
+                <w:i w:val="false"/>
+                <w:b w:val="false"/>
+                <w:u w:val="none"/>
+                <w:strike w:val="false"/>
+                <w:sz w:val="18"/>
+                <w:szCs w:val="18"/>
+                <w:color w:val="000000"/>
+              </w:rPr>
+            </w:pPr>
+            <w:r>
+              <w:rPr>
+                <w:rFonts w:ascii="Arial" w:hAnsi="Arial" w:eastAsia="Arial" w:cs="Arial"/>
+                <w:i w:val="false"/>
+                <w:b w:val="false"/>
+                <w:u w:val="none"/>
+                <w:strike w:val="false"/>
+                <w:sz w:val="18"/>
+                <w:szCs w:val="18"/>
+                <w:color w:val="000000"/>
+              </w:rPr>
+              <w:t xml:space="preserve">76.2 (65.9–86.8)</w:t>
             </w:r>
           </w:p>
         </w:tc>
@@ -2392,7 +2392,7 @@
                 <w:szCs w:val="18"/>
                 <w:color w:val="000000"/>
               </w:rPr>
-              <w:t xml:space="preserve">42/81 (51.9%) (44.4–59.3)</w:t>
+              <w:t xml:space="preserve">51.9 (44.4–59.3)</w:t>
             </w:r>
           </w:p>
         </w:tc>
@@ -2502,7 +2502,7 @@
                 <w:szCs w:val="18"/>
                 <w:color w:val="000000"/>
               </w:rPr>
-              <w:t xml:space="preserve">42/42 (100.0%)</w:t>
+              <w:t xml:space="preserve">100.0</w:t>
             </w:r>
           </w:p>
         </w:tc>
@@ -2790,7 +2790,7 @@
                 <w:szCs w:val="18"/>
                 <w:color w:val="000000"/>
               </w:rPr>
-              <w:t xml:space="preserve">472/485 (97.3%) (95.9–98.6)</w:t>
+              <w:t xml:space="preserve">97.3 (95.9–98.6)</w:t>
             </w:r>
           </w:p>
         </w:tc>
@@ -3126,7 +3126,7 @@
                 <w:szCs w:val="18"/>
                 <w:color w:val="000000"/>
               </w:rPr>
-              <w:t xml:space="preserve">425/485 (87.6%) (85.2–90.0)</w:t>
+              <w:t xml:space="preserve">87.6 (85.2–90.0)</w:t>
             </w:r>
           </w:p>
         </w:tc>
@@ -4374,7 +4374,7 @@
                 <w:szCs w:val="18"/>
                 <w:color w:val="000000"/>
               </w:rPr>
-              <w:t xml:space="preserve">Linearly weighted Cohen’s κ and Gwet’s AC2. Exact agreement, sensitivity and specificity are n/N (%); their CI bounds are percentages. Not Low means Some concerns or High. All-Low rule has no variance; only accuracy and specificity are reported. Paired differences are on the coefficient scale or in percentage points; — indicates undefined or not applicable. Composite reference: consensus preferred judgement on consensus cells, Published on other cells; 25 split cells excluded (485 cells per arm). Adjudicators could only choose among the three labels offered. Cells where both Sonnet arms matched Published were never adjudicated and are assumed correct. Both features inflate absolute composite values. CI, confidence interval; 10,000 percentile bootstrap replicates, trials resampled within meta-analysis; seed 20261018.</w:t>
+              <w:t xml:space="preserve">Values are coefficients or percentages (95% CI); denominators are in block labels. Not Low means Some concerns or High. All-Low rule has no variance; only accuracy and specificity are reported. Paired differences are coefficients or percentage points; — indicates undefined or not applicable. Composite reference: consensus preferred judgement on consensus cells, Published on other cells; 25 split cells excluded (485 cells per arm). Adjudicators could only choose among the three labels offered. Cells where both Sonnet arms matched Published were never adjudicated and are assumed correct. Both features inflate absolute composite values. Overall judgements were not adjudicated. Published labels were frequently less severe than the adjudicators’ preferred judgement (Figure 4). CI, confidence interval; 10,000 percentile bootstrap replicates, trials resampled within meta-analysis; seed 20261018.</w:t>
             </w:r>
           </w:p>
         </w:tc>

--- a/analysis/output/manuscript/Table2.docx
+++ b/analysis/output/manuscript/Table2.docx
@@ -17,12 +17,12 @@
         <w:tblLook w:firstRow="1" w:lastRow="0" w:firstColumn="0" w:lastColumn="0" w:noHBand="0" w:noVBand="1"/>
       </w:tblPr>
       <w:tblGrid>
-        <w:gridCol w:w="1656"/>
-        <w:gridCol w:w="1152"/>
-        <w:gridCol w:w="1152"/>
-        <w:gridCol w:w="1944"/>
-        <w:gridCol w:w="1944"/>
-        <w:gridCol w:w="1584"/>
+        <w:gridCol w:w="1469"/>
+        <w:gridCol w:w="1699"/>
+        <w:gridCol w:w="1814"/>
+        <w:gridCol w:w="1598"/>
+        <w:gridCol w:w="1555"/>
+        <w:gridCol w:w="1814"/>
       </w:tblGrid>
       <w:tr>
         <w:trPr>
@@ -59,7 +59,7 @@
                 <w:right w:val="none" w:sz="0" w:space="0" w:color="000000"/>
               </w:pBdr>
               <w:spacing w:after="60" w:before="60" w:line="240"/>
-              <w:ind w:left="60" w:right="60" w:firstLine="0" w:firstLineChars="0"/>
+              <w:ind w:left="40" w:right="40" w:firstLine="0" w:firstLineChars="0"/>
               <w:rPr>
                 <w:rFonts w:ascii="Arial" w:hAnsi="Arial" w:eastAsia="Arial" w:cs="Arial"/>
                 <w:i w:val="false"/>
@@ -115,7 +115,7 @@
                 <w:right w:val="none" w:sz="0" w:space="0" w:color="000000"/>
               </w:pBdr>
               <w:spacing w:after="60" w:before="60" w:line="240"/>
-              <w:ind w:left="60" w:right="60" w:firstLine="0" w:firstLineChars="0"/>
+              <w:ind w:left="40" w:right="40" w:firstLine="0" w:firstLineChars="0"/>
               <w:rPr>
                 <w:rFonts w:ascii="Arial" w:hAnsi="Arial" w:eastAsia="Arial" w:cs="Arial"/>
                 <w:i w:val="false"/>
@@ -171,7 +171,7 @@
                 <w:right w:val="none" w:sz="0" w:space="0" w:color="000000"/>
               </w:pBdr>
               <w:spacing w:after="60" w:before="60" w:line="240"/>
-              <w:ind w:left="60" w:right="60" w:firstLine="0" w:firstLineChars="0"/>
+              <w:ind w:left="40" w:right="40" w:firstLine="0" w:firstLineChars="0"/>
               <w:rPr>
                 <w:rFonts w:ascii="Arial" w:hAnsi="Arial" w:eastAsia="Arial" w:cs="Arial"/>
                 <w:i w:val="false"/>
@@ -227,7 +227,7 @@
                 <w:right w:val="none" w:sz="0" w:space="0" w:color="000000"/>
               </w:pBdr>
               <w:spacing w:after="60" w:before="60" w:line="240"/>
-              <w:ind w:left="60" w:right="60" w:firstLine="0" w:firstLineChars="0"/>
+              <w:ind w:left="40" w:right="40" w:firstLine="0" w:firstLineChars="0"/>
               <w:rPr>
                 <w:rFonts w:ascii="Arial" w:hAnsi="Arial" w:eastAsia="Arial" w:cs="Arial"/>
                 <w:i w:val="false"/>
@@ -283,7 +283,7 @@
                 <w:right w:val="none" w:sz="0" w:space="0" w:color="000000"/>
               </w:pBdr>
               <w:spacing w:after="60" w:before="60" w:line="240"/>
-              <w:ind w:left="60" w:right="60" w:firstLine="0" w:firstLineChars="0"/>
+              <w:ind w:left="40" w:right="40" w:firstLine="0" w:firstLineChars="0"/>
               <w:rPr>
                 <w:rFonts w:ascii="Arial" w:hAnsi="Arial" w:eastAsia="Arial" w:cs="Arial"/>
                 <w:i w:val="false"/>
@@ -339,7 +339,7 @@
                 <w:right w:val="none" w:sz="0" w:space="0" w:color="000000"/>
               </w:pBdr>
               <w:spacing w:after="60" w:before="60" w:line="240"/>
-              <w:ind w:left="60" w:right="60" w:firstLine="0" w:firstLineChars="0"/>
+              <w:ind w:left="40" w:right="40" w:firstLine="0" w:firstLineChars="0"/>
               <w:rPr>
                 <w:rFonts w:ascii="Arial" w:hAnsi="Arial" w:eastAsia="Arial" w:cs="Arial"/>
                 <w:i w:val="false"/>
@@ -401,7 +401,7 @@
                 <w:right w:val="none" w:sz="0" w:space="0" w:color="000000"/>
               </w:pBdr>
               <w:spacing w:after="60" w:before="60" w:line="240"/>
-              <w:ind w:left="60" w:right="60" w:firstLine="0" w:firstLineChars="0"/>
+              <w:ind w:left="40" w:right="40" w:firstLine="0" w:firstLineChars="0"/>
               <w:rPr>
                 <w:rFonts w:ascii="Arial" w:hAnsi="Arial" w:eastAsia="Arial" w:cs="Arial"/>
                 <w:i w:val="false"/>
@@ -462,7 +462,7 @@
                 <w:right w:val="none" w:sz="0" w:space="0" w:color="000000"/>
               </w:pBdr>
               <w:spacing w:after="60" w:before="60" w:line="240"/>
-              <w:ind w:left="60" w:right="60" w:firstLine="0" w:firstLineChars="0"/>
+              <w:ind w:left="40" w:right="40" w:firstLine="0" w:firstLineChars="0"/>
               <w:rPr>
                 <w:rFonts w:ascii="Arial" w:hAnsi="Arial" w:eastAsia="Arial" w:cs="Arial"/>
                 <w:i w:val="false"/>
@@ -517,7 +517,7 @@
                 <w:right w:val="none" w:sz="0" w:space="0" w:color="000000"/>
               </w:pBdr>
               <w:spacing w:after="60" w:before="60" w:line="240"/>
-              <w:ind w:left="60" w:right="60" w:firstLine="0" w:firstLineChars="0"/>
+              <w:ind w:left="40" w:right="40" w:firstLine="0" w:firstLineChars="0"/>
               <w:rPr>
                 <w:rFonts w:ascii="Arial" w:hAnsi="Arial" w:eastAsia="Arial" w:cs="Arial"/>
                 <w:i w:val="false"/>
@@ -572,7 +572,7 @@
                 <w:right w:val="none" w:sz="0" w:space="0" w:color="000000"/>
               </w:pBdr>
               <w:spacing w:after="60" w:before="60" w:line="240"/>
-              <w:ind w:left="60" w:right="60" w:firstLine="0" w:firstLineChars="0"/>
+              <w:ind w:left="40" w:right="40" w:firstLine="0" w:firstLineChars="0"/>
               <w:rPr>
                 <w:rFonts w:ascii="Arial" w:hAnsi="Arial" w:eastAsia="Arial" w:cs="Arial"/>
                 <w:i w:val="false"/>
@@ -627,7 +627,7 @@
                 <w:right w:val="none" w:sz="0" w:space="0" w:color="000000"/>
               </w:pBdr>
               <w:spacing w:after="60" w:before="60" w:line="240"/>
-              <w:ind w:left="60" w:right="60" w:firstLine="0" w:firstLineChars="0"/>
+              <w:ind w:left="40" w:right="40" w:firstLine="0" w:firstLineChars="0"/>
               <w:rPr>
                 <w:rFonts w:ascii="Arial" w:hAnsi="Arial" w:eastAsia="Arial" w:cs="Arial"/>
                 <w:i w:val="false"/>
@@ -682,7 +682,7 @@
                 <w:right w:val="none" w:sz="0" w:space="0" w:color="000000"/>
               </w:pBdr>
               <w:spacing w:after="60" w:before="60" w:line="240"/>
-              <w:ind w:left="60" w:right="60" w:firstLine="0" w:firstLineChars="0"/>
+              <w:ind w:left="40" w:right="40" w:firstLine="0" w:firstLineChars="0"/>
               <w:rPr>
                 <w:rFonts w:ascii="Arial" w:hAnsi="Arial" w:eastAsia="Arial" w:cs="Arial"/>
                 <w:i w:val="false"/>
@@ -737,7 +737,7 @@
                 <w:right w:val="none" w:sz="0" w:space="0" w:color="000000"/>
               </w:pBdr>
               <w:spacing w:after="60" w:before="60" w:line="240"/>
-              <w:ind w:left="60" w:right="60" w:firstLine="0" w:firstLineChars="0"/>
+              <w:ind w:left="40" w:right="40" w:firstLine="0" w:firstLineChars="0"/>
               <w:rPr>
                 <w:rFonts w:ascii="Arial" w:hAnsi="Arial" w:eastAsia="Arial" w:cs="Arial"/>
                 <w:i w:val="false"/>
@@ -798,7 +798,7 @@
                 <w:right w:val="none" w:sz="0" w:space="0" w:color="000000"/>
               </w:pBdr>
               <w:spacing w:after="60" w:before="60" w:line="240"/>
-              <w:ind w:left="60" w:right="60" w:firstLine="0" w:firstLineChars="0"/>
+              <w:ind w:left="40" w:right="40" w:firstLine="0" w:firstLineChars="0"/>
               <w:rPr>
                 <w:rFonts w:ascii="Arial" w:hAnsi="Arial" w:eastAsia="Arial" w:cs="Arial"/>
                 <w:i w:val="false"/>
@@ -853,7 +853,7 @@
                 <w:right w:val="none" w:sz="0" w:space="0" w:color="000000"/>
               </w:pBdr>
               <w:spacing w:after="60" w:before="60" w:line="240"/>
-              <w:ind w:left="60" w:right="60" w:firstLine="0" w:firstLineChars="0"/>
+              <w:ind w:left="40" w:right="40" w:firstLine="0" w:firstLineChars="0"/>
               <w:rPr>
                 <w:rFonts w:ascii="Arial" w:hAnsi="Arial" w:eastAsia="Arial" w:cs="Arial"/>
                 <w:i w:val="false"/>
@@ -908,7 +908,7 @@
                 <w:right w:val="none" w:sz="0" w:space="0" w:color="000000"/>
               </w:pBdr>
               <w:spacing w:after="60" w:before="60" w:line="240"/>
-              <w:ind w:left="60" w:right="60" w:firstLine="0" w:firstLineChars="0"/>
+              <w:ind w:left="40" w:right="40" w:firstLine="0" w:firstLineChars="0"/>
               <w:rPr>
                 <w:rFonts w:ascii="Arial" w:hAnsi="Arial" w:eastAsia="Arial" w:cs="Arial"/>
                 <w:i w:val="false"/>
@@ -963,7 +963,7 @@
                 <w:right w:val="none" w:sz="0" w:space="0" w:color="000000"/>
               </w:pBdr>
               <w:spacing w:after="60" w:before="60" w:line="240"/>
-              <w:ind w:left="60" w:right="60" w:firstLine="0" w:firstLineChars="0"/>
+              <w:ind w:left="40" w:right="40" w:firstLine="0" w:firstLineChars="0"/>
               <w:rPr>
                 <w:rFonts w:ascii="Arial" w:hAnsi="Arial" w:eastAsia="Arial" w:cs="Arial"/>
                 <w:i w:val="false"/>
@@ -1018,7 +1018,7 @@
                 <w:right w:val="none" w:sz="0" w:space="0" w:color="000000"/>
               </w:pBdr>
               <w:spacing w:after="60" w:before="60" w:line="240"/>
-              <w:ind w:left="60" w:right="60" w:firstLine="0" w:firstLineChars="0"/>
+              <w:ind w:left="40" w:right="40" w:firstLine="0" w:firstLineChars="0"/>
               <w:rPr>
                 <w:rFonts w:ascii="Arial" w:hAnsi="Arial" w:eastAsia="Arial" w:cs="Arial"/>
                 <w:i w:val="false"/>
@@ -1073,7 +1073,7 @@
                 <w:right w:val="none" w:sz="0" w:space="0" w:color="000000"/>
               </w:pBdr>
               <w:spacing w:after="60" w:before="60" w:line="240"/>
-              <w:ind w:left="60" w:right="60" w:firstLine="0" w:firstLineChars="0"/>
+              <w:ind w:left="40" w:right="40" w:firstLine="0" w:firstLineChars="0"/>
               <w:rPr>
                 <w:rFonts w:ascii="Arial" w:hAnsi="Arial" w:eastAsia="Arial" w:cs="Arial"/>
                 <w:i w:val="false"/>
@@ -1134,7 +1134,7 @@
                 <w:right w:val="none" w:sz="0" w:space="0" w:color="000000"/>
               </w:pBdr>
               <w:spacing w:after="60" w:before="60" w:line="240"/>
-              <w:ind w:left="60" w:right="60" w:firstLine="0" w:firstLineChars="0"/>
+              <w:ind w:left="40" w:right="40" w:firstLine="0" w:firstLineChars="0"/>
               <w:rPr>
                 <w:rFonts w:ascii="Arial" w:hAnsi="Arial" w:eastAsia="Arial" w:cs="Arial"/>
                 <w:i w:val="false"/>
@@ -1189,7 +1189,7 @@
                 <w:right w:val="none" w:sz="0" w:space="0" w:color="000000"/>
               </w:pBdr>
               <w:spacing w:after="60" w:before="60" w:line="240"/>
-              <w:ind w:left="60" w:right="60" w:firstLine="0" w:firstLineChars="0"/>
+              <w:ind w:left="40" w:right="40" w:firstLine="0" w:firstLineChars="0"/>
               <w:rPr>
                 <w:rFonts w:ascii="Arial" w:hAnsi="Arial" w:eastAsia="Arial" w:cs="Arial"/>
                 <w:i w:val="false"/>
@@ -1244,7 +1244,7 @@
                 <w:right w:val="none" w:sz="0" w:space="0" w:color="000000"/>
               </w:pBdr>
               <w:spacing w:after="60" w:before="60" w:line="240"/>
-              <w:ind w:left="60" w:right="60" w:firstLine="0" w:firstLineChars="0"/>
+              <w:ind w:left="40" w:right="40" w:firstLine="0" w:firstLineChars="0"/>
               <w:rPr>
                 <w:rFonts w:ascii="Arial" w:hAnsi="Arial" w:eastAsia="Arial" w:cs="Arial"/>
                 <w:i w:val="false"/>
@@ -1299,7 +1299,7 @@
                 <w:right w:val="none" w:sz="0" w:space="0" w:color="000000"/>
               </w:pBdr>
               <w:spacing w:after="60" w:before="60" w:line="240"/>
-              <w:ind w:left="60" w:right="60" w:firstLine="0" w:firstLineChars="0"/>
+              <w:ind w:left="40" w:right="40" w:firstLine="0" w:firstLineChars="0"/>
               <w:rPr>
                 <w:rFonts w:ascii="Arial" w:hAnsi="Arial" w:eastAsia="Arial" w:cs="Arial"/>
                 <w:i w:val="false"/>
@@ -1354,7 +1354,7 @@
                 <w:right w:val="none" w:sz="0" w:space="0" w:color="000000"/>
               </w:pBdr>
               <w:spacing w:after="60" w:before="60" w:line="240"/>
-              <w:ind w:left="60" w:right="60" w:firstLine="0" w:firstLineChars="0"/>
+              <w:ind w:left="40" w:right="40" w:firstLine="0" w:firstLineChars="0"/>
               <w:rPr>
                 <w:rFonts w:ascii="Arial" w:hAnsi="Arial" w:eastAsia="Arial" w:cs="Arial"/>
                 <w:i w:val="false"/>
@@ -1409,7 +1409,7 @@
                 <w:right w:val="none" w:sz="0" w:space="0" w:color="000000"/>
               </w:pBdr>
               <w:spacing w:after="60" w:before="60" w:line="240"/>
-              <w:ind w:left="60" w:right="60" w:firstLine="0" w:firstLineChars="0"/>
+              <w:ind w:left="40" w:right="40" w:firstLine="0" w:firstLineChars="0"/>
               <w:rPr>
                 <w:rFonts w:ascii="Arial" w:hAnsi="Arial" w:eastAsia="Arial" w:cs="Arial"/>
                 <w:i w:val="false"/>
@@ -1471,7 +1471,7 @@
                 <w:right w:val="none" w:sz="0" w:space="0" w:color="000000"/>
               </w:pBdr>
               <w:spacing w:after="60" w:before="60" w:line="240"/>
-              <w:ind w:left="60" w:right="60" w:firstLine="0" w:firstLineChars="0"/>
+              <w:ind w:left="40" w:right="40" w:firstLine="0" w:firstLineChars="0"/>
               <w:rPr>
                 <w:rFonts w:ascii="Arial" w:hAnsi="Arial" w:eastAsia="Arial" w:cs="Arial"/>
                 <w:i w:val="false"/>
@@ -1532,7 +1532,7 @@
                 <w:right w:val="none" w:sz="0" w:space="0" w:color="000000"/>
               </w:pBdr>
               <w:spacing w:after="60" w:before="60" w:line="240"/>
-              <w:ind w:left="60" w:right="60" w:firstLine="0" w:firstLineChars="0"/>
+              <w:ind w:left="40" w:right="40" w:firstLine="0" w:firstLineChars="0"/>
               <w:rPr>
                 <w:rFonts w:ascii="Arial" w:hAnsi="Arial" w:eastAsia="Arial" w:cs="Arial"/>
                 <w:i w:val="false"/>
@@ -1587,7 +1587,7 @@
                 <w:right w:val="none" w:sz="0" w:space="0" w:color="000000"/>
               </w:pBdr>
               <w:spacing w:after="60" w:before="60" w:line="240"/>
-              <w:ind w:left="60" w:right="60" w:firstLine="0" w:firstLineChars="0"/>
+              <w:ind w:left="40" w:right="40" w:firstLine="0" w:firstLineChars="0"/>
               <w:rPr>
                 <w:rFonts w:ascii="Arial" w:hAnsi="Arial" w:eastAsia="Arial" w:cs="Arial"/>
                 <w:i w:val="false"/>
@@ -1642,7 +1642,7 @@
                 <w:right w:val="none" w:sz="0" w:space="0" w:color="000000"/>
               </w:pBdr>
               <w:spacing w:after="60" w:before="60" w:line="240"/>
-              <w:ind w:left="60" w:right="60" w:firstLine="0" w:firstLineChars="0"/>
+              <w:ind w:left="40" w:right="40" w:firstLine="0" w:firstLineChars="0"/>
               <w:rPr>
                 <w:rFonts w:ascii="Arial" w:hAnsi="Arial" w:eastAsia="Arial" w:cs="Arial"/>
                 <w:i w:val="false"/>
@@ -1697,7 +1697,7 @@
                 <w:right w:val="none" w:sz="0" w:space="0" w:color="000000"/>
               </w:pBdr>
               <w:spacing w:after="60" w:before="60" w:line="240"/>
-              <w:ind w:left="60" w:right="60" w:firstLine="0" w:firstLineChars="0"/>
+              <w:ind w:left="40" w:right="40" w:firstLine="0" w:firstLineChars="0"/>
               <w:rPr>
                 <w:rFonts w:ascii="Arial" w:hAnsi="Arial" w:eastAsia="Arial" w:cs="Arial"/>
                 <w:i w:val="false"/>
@@ -1752,7 +1752,7 @@
                 <w:right w:val="none" w:sz="0" w:space="0" w:color="000000"/>
               </w:pBdr>
               <w:spacing w:after="60" w:before="60" w:line="240"/>
-              <w:ind w:left="60" w:right="60" w:firstLine="0" w:firstLineChars="0"/>
+              <w:ind w:left="40" w:right="40" w:firstLine="0" w:firstLineChars="0"/>
               <w:rPr>
                 <w:rFonts w:ascii="Arial" w:hAnsi="Arial" w:eastAsia="Arial" w:cs="Arial"/>
                 <w:i w:val="false"/>
@@ -1807,7 +1807,7 @@
                 <w:right w:val="none" w:sz="0" w:space="0" w:color="000000"/>
               </w:pBdr>
               <w:spacing w:after="60" w:before="60" w:line="240"/>
-              <w:ind w:left="60" w:right="60" w:firstLine="0" w:firstLineChars="0"/>
+              <w:ind w:left="40" w:right="40" w:firstLine="0" w:firstLineChars="0"/>
               <w:rPr>
                 <w:rFonts w:ascii="Arial" w:hAnsi="Arial" w:eastAsia="Arial" w:cs="Arial"/>
                 <w:i w:val="false"/>
@@ -1868,7 +1868,7 @@
                 <w:right w:val="none" w:sz="0" w:space="0" w:color="000000"/>
               </w:pBdr>
               <w:spacing w:after="60" w:before="60" w:line="240"/>
-              <w:ind w:left="60" w:right="60" w:firstLine="0" w:firstLineChars="0"/>
+              <w:ind w:left="40" w:right="40" w:firstLine="0" w:firstLineChars="0"/>
               <w:rPr>
                 <w:rFonts w:ascii="Arial" w:hAnsi="Arial" w:eastAsia="Arial" w:cs="Arial"/>
                 <w:i w:val="false"/>
@@ -1923,7 +1923,7 @@
                 <w:right w:val="none" w:sz="0" w:space="0" w:color="000000"/>
               </w:pBdr>
               <w:spacing w:after="60" w:before="60" w:line="240"/>
-              <w:ind w:left="60" w:right="60" w:firstLine="0" w:firstLineChars="0"/>
+              <w:ind w:left="40" w:right="40" w:firstLine="0" w:firstLineChars="0"/>
               <w:rPr>
                 <w:rFonts w:ascii="Arial" w:hAnsi="Arial" w:eastAsia="Arial" w:cs="Arial"/>
                 <w:i w:val="false"/>
@@ -1978,7 +1978,7 @@
                 <w:right w:val="none" w:sz="0" w:space="0" w:color="000000"/>
               </w:pBdr>
               <w:spacing w:after="60" w:before="60" w:line="240"/>
-              <w:ind w:left="60" w:right="60" w:firstLine="0" w:firstLineChars="0"/>
+              <w:ind w:left="40" w:right="40" w:firstLine="0" w:firstLineChars="0"/>
               <w:rPr>
                 <w:rFonts w:ascii="Arial" w:hAnsi="Arial" w:eastAsia="Arial" w:cs="Arial"/>
                 <w:i w:val="false"/>
@@ -2033,7 +2033,7 @@
                 <w:right w:val="none" w:sz="0" w:space="0" w:color="000000"/>
               </w:pBdr>
               <w:spacing w:after="60" w:before="60" w:line="240"/>
-              <w:ind w:left="60" w:right="60" w:firstLine="0" w:firstLineChars="0"/>
+              <w:ind w:left="40" w:right="40" w:firstLine="0" w:firstLineChars="0"/>
               <w:rPr>
                 <w:rFonts w:ascii="Arial" w:hAnsi="Arial" w:eastAsia="Arial" w:cs="Arial"/>
                 <w:i w:val="false"/>
@@ -2088,7 +2088,7 @@
                 <w:right w:val="none" w:sz="0" w:space="0" w:color="000000"/>
               </w:pBdr>
               <w:spacing w:after="60" w:before="60" w:line="240"/>
-              <w:ind w:left="60" w:right="60" w:firstLine="0" w:firstLineChars="0"/>
+              <w:ind w:left="40" w:right="40" w:firstLine="0" w:firstLineChars="0"/>
               <w:rPr>
                 <w:rFonts w:ascii="Arial" w:hAnsi="Arial" w:eastAsia="Arial" w:cs="Arial"/>
                 <w:i w:val="false"/>
@@ -2143,7 +2143,7 @@
                 <w:right w:val="none" w:sz="0" w:space="0" w:color="000000"/>
               </w:pBdr>
               <w:spacing w:after="60" w:before="60" w:line="240"/>
-              <w:ind w:left="60" w:right="60" w:firstLine="0" w:firstLineChars="0"/>
+              <w:ind w:left="40" w:right="40" w:firstLine="0" w:firstLineChars="0"/>
               <w:rPr>
                 <w:rFonts w:ascii="Arial" w:hAnsi="Arial" w:eastAsia="Arial" w:cs="Arial"/>
                 <w:i w:val="false"/>
@@ -2204,7 +2204,7 @@
                 <w:right w:val="none" w:sz="0" w:space="0" w:color="000000"/>
               </w:pBdr>
               <w:spacing w:after="60" w:before="60" w:line="240"/>
-              <w:ind w:left="60" w:right="60" w:firstLine="0" w:firstLineChars="0"/>
+              <w:ind w:left="40" w:right="40" w:firstLine="0" w:firstLineChars="0"/>
               <w:rPr>
                 <w:rFonts w:ascii="Arial" w:hAnsi="Arial" w:eastAsia="Arial" w:cs="Arial"/>
                 <w:i w:val="false"/>
@@ -2259,7 +2259,7 @@
                 <w:right w:val="none" w:sz="0" w:space="0" w:color="000000"/>
               </w:pBdr>
               <w:spacing w:after="60" w:before="60" w:line="240"/>
-              <w:ind w:left="60" w:right="60" w:firstLine="0" w:firstLineChars="0"/>
+              <w:ind w:left="40" w:right="40" w:firstLine="0" w:firstLineChars="0"/>
               <w:rPr>
                 <w:rFonts w:ascii="Arial" w:hAnsi="Arial" w:eastAsia="Arial" w:cs="Arial"/>
                 <w:i w:val="false"/>
@@ -2314,7 +2314,7 @@
                 <w:right w:val="none" w:sz="0" w:space="0" w:color="000000"/>
               </w:pBdr>
               <w:spacing w:after="60" w:before="60" w:line="240"/>
-              <w:ind w:left="60" w:right="60" w:firstLine="0" w:firstLineChars="0"/>
+              <w:ind w:left="40" w:right="40" w:firstLine="0" w:firstLineChars="0"/>
               <w:rPr>
                 <w:rFonts w:ascii="Arial" w:hAnsi="Arial" w:eastAsia="Arial" w:cs="Arial"/>
                 <w:i w:val="false"/>
@@ -2369,7 +2369,7 @@
                 <w:right w:val="none" w:sz="0" w:space="0" w:color="000000"/>
               </w:pBdr>
               <w:spacing w:after="60" w:before="60" w:line="240"/>
-              <w:ind w:left="60" w:right="60" w:firstLine="0" w:firstLineChars="0"/>
+              <w:ind w:left="40" w:right="40" w:firstLine="0" w:firstLineChars="0"/>
               <w:rPr>
                 <w:rFonts w:ascii="Arial" w:hAnsi="Arial" w:eastAsia="Arial" w:cs="Arial"/>
                 <w:i w:val="false"/>
@@ -2424,7 +2424,7 @@
                 <w:right w:val="none" w:sz="0" w:space="0" w:color="000000"/>
               </w:pBdr>
               <w:spacing w:after="60" w:before="60" w:line="240"/>
-              <w:ind w:left="60" w:right="60" w:firstLine="0" w:firstLineChars="0"/>
+              <w:ind w:left="40" w:right="40" w:firstLine="0" w:firstLineChars="0"/>
               <w:rPr>
                 <w:rFonts w:ascii="Arial" w:hAnsi="Arial" w:eastAsia="Arial" w:cs="Arial"/>
                 <w:i w:val="false"/>
@@ -2479,7 +2479,7 @@
                 <w:right w:val="none" w:sz="0" w:space="0" w:color="000000"/>
               </w:pBdr>
               <w:spacing w:after="60" w:before="60" w:line="240"/>
-              <w:ind w:left="60" w:right="60" w:firstLine="0" w:firstLineChars="0"/>
+              <w:ind w:left="40" w:right="40" w:firstLine="0" w:firstLineChars="0"/>
               <w:rPr>
                 <w:rFonts w:ascii="Arial" w:hAnsi="Arial" w:eastAsia="Arial" w:cs="Arial"/>
                 <w:i w:val="false"/>
@@ -2541,7 +2541,7 @@
                 <w:right w:val="none" w:sz="0" w:space="0" w:color="000000"/>
               </w:pBdr>
               <w:spacing w:after="60" w:before="60" w:line="240"/>
-              <w:ind w:left="60" w:right="60" w:firstLine="0" w:firstLineChars="0"/>
+              <w:ind w:left="40" w:right="40" w:firstLine="0" w:firstLineChars="0"/>
               <w:rPr>
                 <w:rFonts w:ascii="Arial" w:hAnsi="Arial" w:eastAsia="Arial" w:cs="Arial"/>
                 <w:i w:val="false"/>
@@ -2602,7 +2602,7 @@
                 <w:right w:val="none" w:sz="0" w:space="0" w:color="000000"/>
               </w:pBdr>
               <w:spacing w:after="60" w:before="60" w:line="240"/>
-              <w:ind w:left="60" w:right="60" w:firstLine="0" w:firstLineChars="0"/>
+              <w:ind w:left="40" w:right="40" w:firstLine="0" w:firstLineChars="0"/>
               <w:rPr>
                 <w:rFonts w:ascii="Arial" w:hAnsi="Arial" w:eastAsia="Arial" w:cs="Arial"/>
                 <w:i w:val="false"/>
@@ -2657,7 +2657,7 @@
                 <w:right w:val="none" w:sz="0" w:space="0" w:color="000000"/>
               </w:pBdr>
               <w:spacing w:after="60" w:before="60" w:line="240"/>
-              <w:ind w:left="60" w:right="60" w:firstLine="0" w:firstLineChars="0"/>
+              <w:ind w:left="40" w:right="40" w:firstLine="0" w:firstLineChars="0"/>
               <w:rPr>
                 <w:rFonts w:ascii="Arial" w:hAnsi="Arial" w:eastAsia="Arial" w:cs="Arial"/>
                 <w:i w:val="false"/>
@@ -2712,7 +2712,7 @@
                 <w:right w:val="none" w:sz="0" w:space="0" w:color="000000"/>
               </w:pBdr>
               <w:spacing w:after="60" w:before="60" w:line="240"/>
-              <w:ind w:left="60" w:right="60" w:firstLine="0" w:firstLineChars="0"/>
+              <w:ind w:left="40" w:right="40" w:firstLine="0" w:firstLineChars="0"/>
               <w:rPr>
                 <w:rFonts w:ascii="Arial" w:hAnsi="Arial" w:eastAsia="Arial" w:cs="Arial"/>
                 <w:i w:val="false"/>
@@ -2767,7 +2767,7 @@
                 <w:right w:val="none" w:sz="0" w:space="0" w:color="000000"/>
               </w:pBdr>
               <w:spacing w:after="60" w:before="60" w:line="240"/>
-              <w:ind w:left="60" w:right="60" w:firstLine="0" w:firstLineChars="0"/>
+              <w:ind w:left="40" w:right="40" w:firstLine="0" w:firstLineChars="0"/>
               <w:rPr>
                 <w:rFonts w:ascii="Arial" w:hAnsi="Arial" w:eastAsia="Arial" w:cs="Arial"/>
                 <w:i w:val="false"/>
@@ -2822,7 +2822,7 @@
                 <w:right w:val="none" w:sz="0" w:space="0" w:color="000000"/>
               </w:pBdr>
               <w:spacing w:after="60" w:before="60" w:line="240"/>
-              <w:ind w:left="60" w:right="60" w:firstLine="0" w:firstLineChars="0"/>
+              <w:ind w:left="40" w:right="40" w:firstLine="0" w:firstLineChars="0"/>
               <w:rPr>
                 <w:rFonts w:ascii="Arial" w:hAnsi="Arial" w:eastAsia="Arial" w:cs="Arial"/>
                 <w:i w:val="false"/>
@@ -2877,7 +2877,7 @@
                 <w:right w:val="none" w:sz="0" w:space="0" w:color="000000"/>
               </w:pBdr>
               <w:spacing w:after="60" w:before="60" w:line="240"/>
-              <w:ind w:left="60" w:right="60" w:firstLine="0" w:firstLineChars="0"/>
+              <w:ind w:left="40" w:right="40" w:firstLine="0" w:firstLineChars="0"/>
               <w:rPr>
                 <w:rFonts w:ascii="Arial" w:hAnsi="Arial" w:eastAsia="Arial" w:cs="Arial"/>
                 <w:i w:val="false"/>
@@ -2938,7 +2938,7 @@
                 <w:right w:val="none" w:sz="0" w:space="0" w:color="000000"/>
               </w:pBdr>
               <w:spacing w:after="60" w:before="60" w:line="240"/>
-              <w:ind w:left="60" w:right="60" w:firstLine="0" w:firstLineChars="0"/>
+              <w:ind w:left="40" w:right="40" w:firstLine="0" w:firstLineChars="0"/>
               <w:rPr>
                 <w:rFonts w:ascii="Arial" w:hAnsi="Arial" w:eastAsia="Arial" w:cs="Arial"/>
                 <w:i w:val="false"/>
@@ -2993,7 +2993,7 @@
                 <w:right w:val="none" w:sz="0" w:space="0" w:color="000000"/>
               </w:pBdr>
               <w:spacing w:after="60" w:before="60" w:line="240"/>
-              <w:ind w:left="60" w:right="60" w:firstLine="0" w:firstLineChars="0"/>
+              <w:ind w:left="40" w:right="40" w:firstLine="0" w:firstLineChars="0"/>
               <w:rPr>
                 <w:rFonts w:ascii="Arial" w:hAnsi="Arial" w:eastAsia="Arial" w:cs="Arial"/>
                 <w:i w:val="false"/>
@@ -3048,7 +3048,7 @@
                 <w:right w:val="none" w:sz="0" w:space="0" w:color="000000"/>
               </w:pBdr>
               <w:spacing w:after="60" w:before="60" w:line="240"/>
-              <w:ind w:left="60" w:right="60" w:firstLine="0" w:firstLineChars="0"/>
+              <w:ind w:left="40" w:right="40" w:firstLine="0" w:firstLineChars="0"/>
               <w:rPr>
                 <w:rFonts w:ascii="Arial" w:hAnsi="Arial" w:eastAsia="Arial" w:cs="Arial"/>
                 <w:i w:val="false"/>
@@ -3103,7 +3103,7 @@
                 <w:right w:val="none" w:sz="0" w:space="0" w:color="000000"/>
               </w:pBdr>
               <w:spacing w:after="60" w:before="60" w:line="240"/>
-              <w:ind w:left="60" w:right="60" w:firstLine="0" w:firstLineChars="0"/>
+              <w:ind w:left="40" w:right="40" w:firstLine="0" w:firstLineChars="0"/>
               <w:rPr>
                 <w:rFonts w:ascii="Arial" w:hAnsi="Arial" w:eastAsia="Arial" w:cs="Arial"/>
                 <w:i w:val="false"/>
@@ -3158,7 +3158,7 @@
                 <w:right w:val="none" w:sz="0" w:space="0" w:color="000000"/>
               </w:pBdr>
               <w:spacing w:after="60" w:before="60" w:line="240"/>
-              <w:ind w:left="60" w:right="60" w:firstLine="0" w:firstLineChars="0"/>
+              <w:ind w:left="40" w:right="40" w:firstLine="0" w:firstLineChars="0"/>
               <w:rPr>
                 <w:rFonts w:ascii="Arial" w:hAnsi="Arial" w:eastAsia="Arial" w:cs="Arial"/>
                 <w:i w:val="false"/>
@@ -3213,7 +3213,7 @@
                 <w:right w:val="none" w:sz="0" w:space="0" w:color="000000"/>
               </w:pBdr>
               <w:spacing w:after="60" w:before="60" w:line="240"/>
-              <w:ind w:left="60" w:right="60" w:firstLine="0" w:firstLineChars="0"/>
+              <w:ind w:left="40" w:right="40" w:firstLine="0" w:firstLineChars="0"/>
               <w:rPr>
                 <w:rFonts w:ascii="Arial" w:hAnsi="Arial" w:eastAsia="Arial" w:cs="Arial"/>
                 <w:i w:val="false"/>
@@ -3275,7 +3275,7 @@
                 <w:right w:val="none" w:sz="0" w:space="0" w:color="000000"/>
               </w:pBdr>
               <w:spacing w:after="60" w:before="60" w:line="240"/>
-              <w:ind w:left="60" w:right="60" w:firstLine="0" w:firstLineChars="0"/>
+              <w:ind w:left="40" w:right="40" w:firstLine="0" w:firstLineChars="0"/>
               <w:rPr>
                 <w:rFonts w:ascii="Arial" w:hAnsi="Arial" w:eastAsia="Arial" w:cs="Arial"/>
                 <w:i w:val="false"/>
@@ -3336,7 +3336,7 @@
                 <w:right w:val="none" w:sz="0" w:space="0" w:color="000000"/>
               </w:pBdr>
               <w:spacing w:after="60" w:before="60" w:line="240"/>
-              <w:ind w:left="60" w:right="60" w:firstLine="0" w:firstLineChars="0"/>
+              <w:ind w:left="40" w:right="40" w:firstLine="0" w:firstLineChars="0"/>
               <w:rPr>
                 <w:rFonts w:ascii="Arial" w:hAnsi="Arial" w:eastAsia="Arial" w:cs="Arial"/>
                 <w:i w:val="false"/>
@@ -3391,7 +3391,7 @@
                 <w:right w:val="none" w:sz="0" w:space="0" w:color="000000"/>
               </w:pBdr>
               <w:spacing w:after="60" w:before="60" w:line="240"/>
-              <w:ind w:left="60" w:right="60" w:firstLine="0" w:firstLineChars="0"/>
+              <w:ind w:left="40" w:right="40" w:firstLine="0" w:firstLineChars="0"/>
               <w:rPr>
                 <w:rFonts w:ascii="Arial" w:hAnsi="Arial" w:eastAsia="Arial" w:cs="Arial"/>
                 <w:i w:val="false"/>
@@ -3446,7 +3446,7 @@
                 <w:right w:val="none" w:sz="0" w:space="0" w:color="000000"/>
               </w:pBdr>
               <w:spacing w:after="60" w:before="60" w:line="240"/>
-              <w:ind w:left="60" w:right="60" w:firstLine="0" w:firstLineChars="0"/>
+              <w:ind w:left="40" w:right="40" w:firstLine="0" w:firstLineChars="0"/>
               <w:rPr>
                 <w:rFonts w:ascii="Arial" w:hAnsi="Arial" w:eastAsia="Arial" w:cs="Arial"/>
                 <w:i w:val="false"/>
@@ -3501,7 +3501,7 @@
                 <w:right w:val="none" w:sz="0" w:space="0" w:color="000000"/>
               </w:pBdr>
               <w:spacing w:after="60" w:before="60" w:line="240"/>
-              <w:ind w:left="60" w:right="60" w:firstLine="0" w:firstLineChars="0"/>
+              <w:ind w:left="40" w:right="40" w:firstLine="0" w:firstLineChars="0"/>
               <w:rPr>
                 <w:rFonts w:ascii="Arial" w:hAnsi="Arial" w:eastAsia="Arial" w:cs="Arial"/>
                 <w:i w:val="false"/>
@@ -3556,7 +3556,7 @@
                 <w:right w:val="none" w:sz="0" w:space="0" w:color="000000"/>
               </w:pBdr>
               <w:spacing w:after="60" w:before="60" w:line="240"/>
-              <w:ind w:left="60" w:right="60" w:firstLine="0" w:firstLineChars="0"/>
+              <w:ind w:left="40" w:right="40" w:firstLine="0" w:firstLineChars="0"/>
               <w:rPr>
                 <w:rFonts w:ascii="Arial" w:hAnsi="Arial" w:eastAsia="Arial" w:cs="Arial"/>
                 <w:i w:val="false"/>
@@ -3611,7 +3611,7 @@
                 <w:right w:val="none" w:sz="0" w:space="0" w:color="000000"/>
               </w:pBdr>
               <w:spacing w:after="60" w:before="60" w:line="240"/>
-              <w:ind w:left="60" w:right="60" w:firstLine="0" w:firstLineChars="0"/>
+              <w:ind w:left="40" w:right="40" w:firstLine="0" w:firstLineChars="0"/>
               <w:rPr>
                 <w:rFonts w:ascii="Arial" w:hAnsi="Arial" w:eastAsia="Arial" w:cs="Arial"/>
                 <w:i w:val="false"/>
@@ -3672,7 +3672,7 @@
                 <w:right w:val="none" w:sz="0" w:space="0" w:color="000000"/>
               </w:pBdr>
               <w:spacing w:after="60" w:before="60" w:line="240"/>
-              <w:ind w:left="60" w:right="60" w:firstLine="0" w:firstLineChars="0"/>
+              <w:ind w:left="40" w:right="40" w:firstLine="0" w:firstLineChars="0"/>
               <w:rPr>
                 <w:rFonts w:ascii="Arial" w:hAnsi="Arial" w:eastAsia="Arial" w:cs="Arial"/>
                 <w:i w:val="false"/>
@@ -3727,7 +3727,7 @@
                 <w:right w:val="none" w:sz="0" w:space="0" w:color="000000"/>
               </w:pBdr>
               <w:spacing w:after="60" w:before="60" w:line="240"/>
-              <w:ind w:left="60" w:right="60" w:firstLine="0" w:firstLineChars="0"/>
+              <w:ind w:left="40" w:right="40" w:firstLine="0" w:firstLineChars="0"/>
               <w:rPr>
                 <w:rFonts w:ascii="Arial" w:hAnsi="Arial" w:eastAsia="Arial" w:cs="Arial"/>
                 <w:i w:val="false"/>
@@ -3782,7 +3782,7 @@
                 <w:right w:val="none" w:sz="0" w:space="0" w:color="000000"/>
               </w:pBdr>
               <w:spacing w:after="60" w:before="60" w:line="240"/>
-              <w:ind w:left="60" w:right="60" w:firstLine="0" w:firstLineChars="0"/>
+              <w:ind w:left="40" w:right="40" w:firstLine="0" w:firstLineChars="0"/>
               <w:rPr>
                 <w:rFonts w:ascii="Arial" w:hAnsi="Arial" w:eastAsia="Arial" w:cs="Arial"/>
                 <w:i w:val="false"/>
@@ -3837,7 +3837,7 @@
                 <w:right w:val="none" w:sz="0" w:space="0" w:color="000000"/>
               </w:pBdr>
               <w:spacing w:after="60" w:before="60" w:line="240"/>
-              <w:ind w:left="60" w:right="60" w:firstLine="0" w:firstLineChars="0"/>
+              <w:ind w:left="40" w:right="40" w:firstLine="0" w:firstLineChars="0"/>
               <w:rPr>
                 <w:rFonts w:ascii="Arial" w:hAnsi="Arial" w:eastAsia="Arial" w:cs="Arial"/>
                 <w:i w:val="false"/>
@@ -3892,7 +3892,7 @@
                 <w:right w:val="none" w:sz="0" w:space="0" w:color="000000"/>
               </w:pBdr>
               <w:spacing w:after="60" w:before="60" w:line="240"/>
-              <w:ind w:left="60" w:right="60" w:firstLine="0" w:firstLineChars="0"/>
+              <w:ind w:left="40" w:right="40" w:firstLine="0" w:firstLineChars="0"/>
               <w:rPr>
                 <w:rFonts w:ascii="Arial" w:hAnsi="Arial" w:eastAsia="Arial" w:cs="Arial"/>
                 <w:i w:val="false"/>
@@ -3947,7 +3947,7 @@
                 <w:right w:val="none" w:sz="0" w:space="0" w:color="000000"/>
               </w:pBdr>
               <w:spacing w:after="60" w:before="60" w:line="240"/>
-              <w:ind w:left="60" w:right="60" w:firstLine="0" w:firstLineChars="0"/>
+              <w:ind w:left="40" w:right="40" w:firstLine="0" w:firstLineChars="0"/>
               <w:rPr>
                 <w:rFonts w:ascii="Arial" w:hAnsi="Arial" w:eastAsia="Arial" w:cs="Arial"/>
                 <w:i w:val="false"/>
@@ -4009,7 +4009,7 @@
                 <w:right w:val="none" w:sz="0" w:space="0" w:color="000000"/>
               </w:pBdr>
               <w:spacing w:after="60" w:before="60" w:line="240"/>
-              <w:ind w:left="60" w:right="60" w:firstLine="0" w:firstLineChars="0"/>
+              <w:ind w:left="40" w:right="40" w:firstLine="0" w:firstLineChars="0"/>
               <w:rPr>
                 <w:rFonts w:ascii="Arial" w:hAnsi="Arial" w:eastAsia="Arial" w:cs="Arial"/>
                 <w:i w:val="false"/>
@@ -4065,7 +4065,7 @@
                 <w:right w:val="none" w:sz="0" w:space="0" w:color="000000"/>
               </w:pBdr>
               <w:spacing w:after="60" w:before="60" w:line="240"/>
-              <w:ind w:left="60" w:right="60" w:firstLine="0" w:firstLineChars="0"/>
+              <w:ind w:left="40" w:right="40" w:firstLine="0" w:firstLineChars="0"/>
               <w:rPr>
                 <w:rFonts w:ascii="Arial" w:hAnsi="Arial" w:eastAsia="Arial" w:cs="Arial"/>
                 <w:i w:val="false"/>
@@ -4121,7 +4121,7 @@
                 <w:right w:val="none" w:sz="0" w:space="0" w:color="000000"/>
               </w:pBdr>
               <w:spacing w:after="60" w:before="60" w:line="240"/>
-              <w:ind w:left="60" w:right="60" w:firstLine="0" w:firstLineChars="0"/>
+              <w:ind w:left="40" w:right="40" w:firstLine="0" w:firstLineChars="0"/>
               <w:rPr>
                 <w:rFonts w:ascii="Arial" w:hAnsi="Arial" w:eastAsia="Arial" w:cs="Arial"/>
                 <w:i w:val="false"/>
@@ -4177,7 +4177,7 @@
                 <w:right w:val="none" w:sz="0" w:space="0" w:color="000000"/>
               </w:pBdr>
               <w:spacing w:after="60" w:before="60" w:line="240"/>
-              <w:ind w:left="60" w:right="60" w:firstLine="0" w:firstLineChars="0"/>
+              <w:ind w:left="40" w:right="40" w:firstLine="0" w:firstLineChars="0"/>
               <w:rPr>
                 <w:rFonts w:ascii="Arial" w:hAnsi="Arial" w:eastAsia="Arial" w:cs="Arial"/>
                 <w:i w:val="false"/>
@@ -4233,7 +4233,7 @@
                 <w:right w:val="none" w:sz="0" w:space="0" w:color="000000"/>
               </w:pBdr>
               <w:spacing w:after="60" w:before="60" w:line="240"/>
-              <w:ind w:left="60" w:right="60" w:firstLine="0" w:firstLineChars="0"/>
+              <w:ind w:left="40" w:right="40" w:firstLine="0" w:firstLineChars="0"/>
               <w:rPr>
                 <w:rFonts w:ascii="Arial" w:hAnsi="Arial" w:eastAsia="Arial" w:cs="Arial"/>
                 <w:i w:val="false"/>
@@ -4289,7 +4289,7 @@
                 <w:right w:val="none" w:sz="0" w:space="0" w:color="000000"/>
               </w:pBdr>
               <w:spacing w:after="60" w:before="60" w:line="240"/>
-              <w:ind w:left="60" w:right="60" w:firstLine="0" w:firstLineChars="0"/>
+              <w:ind w:left="40" w:right="40" w:firstLine="0" w:firstLineChars="0"/>
               <w:rPr>
                 <w:rFonts w:ascii="Arial" w:hAnsi="Arial" w:eastAsia="Arial" w:cs="Arial"/>
                 <w:i w:val="false"/>
@@ -4351,7 +4351,7 @@
                 <w:right w:val="none" w:sz="0" w:space="0" w:color="000000"/>
               </w:pBdr>
               <w:spacing w:after="100" w:before="100" w:line="240"/>
-              <w:ind w:left="100" w:right="100" w:firstLine="0" w:firstLineChars="0"/>
+              <w:ind w:left="40" w:right="40" w:firstLine="0" w:firstLineChars="0"/>
               <w:rPr>
                 <w:rFonts w:ascii="Arial" w:hAnsi="Arial" w:eastAsia="Arial" w:cs="Arial"/>
                 <w:i w:val="false"/>

--- a/analysis/output/manuscript/Table2.docx
+++ b/analysis/output/manuscript/Table2.docx
@@ -17,12 +17,12 @@
         <w:tblLook w:firstRow="1" w:lastRow="0" w:firstColumn="0" w:lastColumn="0" w:noHBand="0" w:noVBand="1"/>
       </w:tblPr>
       <w:tblGrid>
-        <w:gridCol w:w="1469"/>
-        <w:gridCol w:w="1699"/>
-        <w:gridCol w:w="1814"/>
-        <w:gridCol w:w="1598"/>
+        <w:gridCol w:w="1685"/>
+        <w:gridCol w:w="1656"/>
+        <w:gridCol w:w="1771"/>
         <w:gridCol w:w="1555"/>
-        <w:gridCol w:w="1814"/>
+        <w:gridCol w:w="1512"/>
+        <w:gridCol w:w="1771"/>
       </w:tblGrid>
       <w:tr>
         <w:trPr>
@@ -59,7 +59,7 @@
                 <w:right w:val="none" w:sz="0" w:space="0" w:color="000000"/>
               </w:pBdr>
               <w:spacing w:after="60" w:before="60" w:line="240"/>
-              <w:ind w:left="40" w:right="40" w:firstLine="0" w:firstLineChars="0"/>
+              <w:ind w:left="20" w:right="20" w:firstLine="0" w:firstLineChars="0"/>
               <w:rPr>
                 <w:rFonts w:ascii="Arial" w:hAnsi="Arial" w:eastAsia="Arial" w:cs="Arial"/>
                 <w:i w:val="false"/>
@@ -115,7 +115,7 @@
                 <w:right w:val="none" w:sz="0" w:space="0" w:color="000000"/>
               </w:pBdr>
               <w:spacing w:after="60" w:before="60" w:line="240"/>
-              <w:ind w:left="40" w:right="40" w:firstLine="0" w:firstLineChars="0"/>
+              <w:ind w:left="20" w:right="20" w:firstLine="0" w:firstLineChars="0"/>
               <w:rPr>
                 <w:rFonts w:ascii="Arial" w:hAnsi="Arial" w:eastAsia="Arial" w:cs="Arial"/>
                 <w:i w:val="false"/>
@@ -171,7 +171,7 @@
                 <w:right w:val="none" w:sz="0" w:space="0" w:color="000000"/>
               </w:pBdr>
               <w:spacing w:after="60" w:before="60" w:line="240"/>
-              <w:ind w:left="40" w:right="40" w:firstLine="0" w:firstLineChars="0"/>
+              <w:ind w:left="20" w:right="20" w:firstLine="0" w:firstLineChars="0"/>
               <w:rPr>
                 <w:rFonts w:ascii="Arial" w:hAnsi="Arial" w:eastAsia="Arial" w:cs="Arial"/>
                 <w:i w:val="false"/>
@@ -227,7 +227,7 @@
                 <w:right w:val="none" w:sz="0" w:space="0" w:color="000000"/>
               </w:pBdr>
               <w:spacing w:after="60" w:before="60" w:line="240"/>
-              <w:ind w:left="40" w:right="40" w:firstLine="0" w:firstLineChars="0"/>
+              <w:ind w:left="20" w:right="20" w:firstLine="0" w:firstLineChars="0"/>
               <w:rPr>
                 <w:rFonts w:ascii="Arial" w:hAnsi="Arial" w:eastAsia="Arial" w:cs="Arial"/>
                 <w:i w:val="false"/>
@@ -283,7 +283,7 @@
                 <w:right w:val="none" w:sz="0" w:space="0" w:color="000000"/>
               </w:pBdr>
               <w:spacing w:after="60" w:before="60" w:line="240"/>
-              <w:ind w:left="40" w:right="40" w:firstLine="0" w:firstLineChars="0"/>
+              <w:ind w:left="20" w:right="20" w:firstLine="0" w:firstLineChars="0"/>
               <w:rPr>
                 <w:rFonts w:ascii="Arial" w:hAnsi="Arial" w:eastAsia="Arial" w:cs="Arial"/>
                 <w:i w:val="false"/>
@@ -339,7 +339,7 @@
                 <w:right w:val="none" w:sz="0" w:space="0" w:color="000000"/>
               </w:pBdr>
               <w:spacing w:after="60" w:before="60" w:line="240"/>
-              <w:ind w:left="40" w:right="40" w:firstLine="0" w:firstLineChars="0"/>
+              <w:ind w:left="20" w:right="20" w:firstLine="0" w:firstLineChars="0"/>
               <w:rPr>
                 <w:rFonts w:ascii="Arial" w:hAnsi="Arial" w:eastAsia="Arial" w:cs="Arial"/>
                 <w:i w:val="false"/>
@@ -401,7 +401,7 @@
                 <w:right w:val="none" w:sz="0" w:space="0" w:color="000000"/>
               </w:pBdr>
               <w:spacing w:after="60" w:before="60" w:line="240"/>
-              <w:ind w:left="40" w:right="40" w:firstLine="0" w:firstLineChars="0"/>
+              <w:ind w:left="20" w:right="20" w:firstLine="0" w:firstLineChars="0"/>
               <w:rPr>
                 <w:rFonts w:ascii="Arial" w:hAnsi="Arial" w:eastAsia="Arial" w:cs="Arial"/>
                 <w:i w:val="false"/>
@@ -424,7 +424,7 @@
                 <w:szCs w:val="18"/>
                 <w:color w:val="000000"/>
               </w:rPr>
-              <w:t xml:space="preserve">Against Published labels — D1–D5 (510 cells); Not Low N = 83; Low N = 427</w:t>
+              <w:t xml:space="preserve">Against Published labels — D1⁠–⁠D5 (510 cells); Not Low N = 83; Low N = 427</w:t>
             </w:r>
           </w:p>
         </w:tc>
@@ -462,7 +462,7 @@
                 <w:right w:val="none" w:sz="0" w:space="0" w:color="000000"/>
               </w:pBdr>
               <w:spacing w:after="60" w:before="60" w:line="240"/>
-              <w:ind w:left="40" w:right="40" w:firstLine="0" w:firstLineChars="0"/>
+              <w:ind w:left="20" w:right="20" w:firstLine="0" w:firstLineChars="0"/>
               <w:rPr>
                 <w:rFonts w:ascii="Arial" w:hAnsi="Arial" w:eastAsia="Arial" w:cs="Arial"/>
                 <w:i w:val="false"/>
@@ -517,7 +517,7 @@
                 <w:right w:val="none" w:sz="0" w:space="0" w:color="000000"/>
               </w:pBdr>
               <w:spacing w:after="60" w:before="60" w:line="240"/>
-              <w:ind w:left="40" w:right="40" w:firstLine="0" w:firstLineChars="0"/>
+              <w:ind w:left="20" w:right="20" w:firstLine="0" w:firstLineChars="0"/>
               <w:rPr>
                 <w:rFonts w:ascii="Arial" w:hAnsi="Arial" w:eastAsia="Arial" w:cs="Arial"/>
                 <w:i w:val="false"/>
@@ -572,7 +572,7 @@
                 <w:right w:val="none" w:sz="0" w:space="0" w:color="000000"/>
               </w:pBdr>
               <w:spacing w:after="60" w:before="60" w:line="240"/>
-              <w:ind w:left="40" w:right="40" w:firstLine="0" w:firstLineChars="0"/>
+              <w:ind w:left="20" w:right="20" w:firstLine="0" w:firstLineChars="0"/>
               <w:rPr>
                 <w:rFonts w:ascii="Arial" w:hAnsi="Arial" w:eastAsia="Arial" w:cs="Arial"/>
                 <w:i w:val="false"/>
@@ -627,7 +627,7 @@
                 <w:right w:val="none" w:sz="0" w:space="0" w:color="000000"/>
               </w:pBdr>
               <w:spacing w:after="60" w:before="60" w:line="240"/>
-              <w:ind w:left="40" w:right="40" w:firstLine="0" w:firstLineChars="0"/>
+              <w:ind w:left="20" w:right="20" w:firstLine="0" w:firstLineChars="0"/>
               <w:rPr>
                 <w:rFonts w:ascii="Arial" w:hAnsi="Arial" w:eastAsia="Arial" w:cs="Arial"/>
                 <w:i w:val="false"/>
@@ -682,7 +682,7 @@
                 <w:right w:val="none" w:sz="0" w:space="0" w:color="000000"/>
               </w:pBdr>
               <w:spacing w:after="60" w:before="60" w:line="240"/>
-              <w:ind w:left="40" w:right="40" w:firstLine="0" w:firstLineChars="0"/>
+              <w:ind w:left="20" w:right="20" w:firstLine="0" w:firstLineChars="0"/>
               <w:rPr>
                 <w:rFonts w:ascii="Arial" w:hAnsi="Arial" w:eastAsia="Arial" w:cs="Arial"/>
                 <w:i w:val="false"/>
@@ -737,7 +737,7 @@
                 <w:right w:val="none" w:sz="0" w:space="0" w:color="000000"/>
               </w:pBdr>
               <w:spacing w:after="60" w:before="60" w:line="240"/>
-              <w:ind w:left="40" w:right="40" w:firstLine="0" w:firstLineChars="0"/>
+              <w:ind w:left="20" w:right="20" w:firstLine="0" w:firstLineChars="0"/>
               <w:rPr>
                 <w:rFonts w:ascii="Arial" w:hAnsi="Arial" w:eastAsia="Arial" w:cs="Arial"/>
                 <w:i w:val="false"/>
@@ -798,7 +798,7 @@
                 <w:right w:val="none" w:sz="0" w:space="0" w:color="000000"/>
               </w:pBdr>
               <w:spacing w:after="60" w:before="60" w:line="240"/>
-              <w:ind w:left="40" w:right="40" w:firstLine="0" w:firstLineChars="0"/>
+              <w:ind w:left="20" w:right="20" w:firstLine="0" w:firstLineChars="0"/>
               <w:rPr>
                 <w:rFonts w:ascii="Arial" w:hAnsi="Arial" w:eastAsia="Arial" w:cs="Arial"/>
                 <w:i w:val="false"/>
@@ -853,7 +853,7 @@
                 <w:right w:val="none" w:sz="0" w:space="0" w:color="000000"/>
               </w:pBdr>
               <w:spacing w:after="60" w:before="60" w:line="240"/>
-              <w:ind w:left="40" w:right="40" w:firstLine="0" w:firstLineChars="0"/>
+              <w:ind w:left="20" w:right="20" w:firstLine="0" w:firstLineChars="0"/>
               <w:rPr>
                 <w:rFonts w:ascii="Arial" w:hAnsi="Arial" w:eastAsia="Arial" w:cs="Arial"/>
                 <w:i w:val="false"/>
@@ -908,7 +908,7 @@
                 <w:right w:val="none" w:sz="0" w:space="0" w:color="000000"/>
               </w:pBdr>
               <w:spacing w:after="60" w:before="60" w:line="240"/>
-              <w:ind w:left="40" w:right="40" w:firstLine="0" w:firstLineChars="0"/>
+              <w:ind w:left="20" w:right="20" w:firstLine="0" w:firstLineChars="0"/>
               <w:rPr>
                 <w:rFonts w:ascii="Arial" w:hAnsi="Arial" w:eastAsia="Arial" w:cs="Arial"/>
                 <w:i w:val="false"/>
@@ -963,7 +963,7 @@
                 <w:right w:val="none" w:sz="0" w:space="0" w:color="000000"/>
               </w:pBdr>
               <w:spacing w:after="60" w:before="60" w:line="240"/>
-              <w:ind w:left="40" w:right="40" w:firstLine="0" w:firstLineChars="0"/>
+              <w:ind w:left="20" w:right="20" w:firstLine="0" w:firstLineChars="0"/>
               <w:rPr>
                 <w:rFonts w:ascii="Arial" w:hAnsi="Arial" w:eastAsia="Arial" w:cs="Arial"/>
                 <w:i w:val="false"/>
@@ -1018,7 +1018,7 @@
                 <w:right w:val="none" w:sz="0" w:space="0" w:color="000000"/>
               </w:pBdr>
               <w:spacing w:after="60" w:before="60" w:line="240"/>
-              <w:ind w:left="40" w:right="40" w:firstLine="0" w:firstLineChars="0"/>
+              <w:ind w:left="20" w:right="20" w:firstLine="0" w:firstLineChars="0"/>
               <w:rPr>
                 <w:rFonts w:ascii="Arial" w:hAnsi="Arial" w:eastAsia="Arial" w:cs="Arial"/>
                 <w:i w:val="false"/>
@@ -1073,7 +1073,7 @@
                 <w:right w:val="none" w:sz="0" w:space="0" w:color="000000"/>
               </w:pBdr>
               <w:spacing w:after="60" w:before="60" w:line="240"/>
-              <w:ind w:left="40" w:right="40" w:firstLine="0" w:firstLineChars="0"/>
+              <w:ind w:left="20" w:right="20" w:firstLine="0" w:firstLineChars="0"/>
               <w:rPr>
                 <w:rFonts w:ascii="Arial" w:hAnsi="Arial" w:eastAsia="Arial" w:cs="Arial"/>
                 <w:i w:val="false"/>
@@ -1134,7 +1134,7 @@
                 <w:right w:val="none" w:sz="0" w:space="0" w:color="000000"/>
               </w:pBdr>
               <w:spacing w:after="60" w:before="60" w:line="240"/>
-              <w:ind w:left="40" w:right="40" w:firstLine="0" w:firstLineChars="0"/>
+              <w:ind w:left="20" w:right="20" w:firstLine="0" w:firstLineChars="0"/>
               <w:rPr>
                 <w:rFonts w:ascii="Arial" w:hAnsi="Arial" w:eastAsia="Arial" w:cs="Arial"/>
                 <w:i w:val="false"/>
@@ -1189,7 +1189,7 @@
                 <w:right w:val="none" w:sz="0" w:space="0" w:color="000000"/>
               </w:pBdr>
               <w:spacing w:after="60" w:before="60" w:line="240"/>
-              <w:ind w:left="40" w:right="40" w:firstLine="0" w:firstLineChars="0"/>
+              <w:ind w:left="20" w:right="20" w:firstLine="0" w:firstLineChars="0"/>
               <w:rPr>
                 <w:rFonts w:ascii="Arial" w:hAnsi="Arial" w:eastAsia="Arial" w:cs="Arial"/>
                 <w:i w:val="false"/>
@@ -1244,7 +1244,7 @@
                 <w:right w:val="none" w:sz="0" w:space="0" w:color="000000"/>
               </w:pBdr>
               <w:spacing w:after="60" w:before="60" w:line="240"/>
-              <w:ind w:left="40" w:right="40" w:firstLine="0" w:firstLineChars="0"/>
+              <w:ind w:left="20" w:right="20" w:firstLine="0" w:firstLineChars="0"/>
               <w:rPr>
                 <w:rFonts w:ascii="Arial" w:hAnsi="Arial" w:eastAsia="Arial" w:cs="Arial"/>
                 <w:i w:val="false"/>
@@ -1299,7 +1299,7 @@
                 <w:right w:val="none" w:sz="0" w:space="0" w:color="000000"/>
               </w:pBdr>
               <w:spacing w:after="60" w:before="60" w:line="240"/>
-              <w:ind w:left="40" w:right="40" w:firstLine="0" w:firstLineChars="0"/>
+              <w:ind w:left="20" w:right="20" w:firstLine="0" w:firstLineChars="0"/>
               <w:rPr>
                 <w:rFonts w:ascii="Arial" w:hAnsi="Arial" w:eastAsia="Arial" w:cs="Arial"/>
                 <w:i w:val="false"/>
@@ -1354,7 +1354,7 @@
                 <w:right w:val="none" w:sz="0" w:space="0" w:color="000000"/>
               </w:pBdr>
               <w:spacing w:after="60" w:before="60" w:line="240"/>
-              <w:ind w:left="40" w:right="40" w:firstLine="0" w:firstLineChars="0"/>
+              <w:ind w:left="20" w:right="20" w:firstLine="0" w:firstLineChars="0"/>
               <w:rPr>
                 <w:rFonts w:ascii="Arial" w:hAnsi="Arial" w:eastAsia="Arial" w:cs="Arial"/>
                 <w:i w:val="false"/>
@@ -1409,7 +1409,7 @@
                 <w:right w:val="none" w:sz="0" w:space="0" w:color="000000"/>
               </w:pBdr>
               <w:spacing w:after="60" w:before="60" w:line="240"/>
-              <w:ind w:left="40" w:right="40" w:firstLine="0" w:firstLineChars="0"/>
+              <w:ind w:left="20" w:right="20" w:firstLine="0" w:firstLineChars="0"/>
               <w:rPr>
                 <w:rFonts w:ascii="Arial" w:hAnsi="Arial" w:eastAsia="Arial" w:cs="Arial"/>
                 <w:i w:val="false"/>
@@ -1471,7 +1471,7 @@
                 <w:right w:val="none" w:sz="0" w:space="0" w:color="000000"/>
               </w:pBdr>
               <w:spacing w:after="60" w:before="60" w:line="240"/>
-              <w:ind w:left="40" w:right="40" w:firstLine="0" w:firstLineChars="0"/>
+              <w:ind w:left="20" w:right="20" w:firstLine="0" w:firstLineChars="0"/>
               <w:rPr>
                 <w:rFonts w:ascii="Arial" w:hAnsi="Arial" w:eastAsia="Arial" w:cs="Arial"/>
                 <w:i w:val="false"/>
@@ -1532,7 +1532,7 @@
                 <w:right w:val="none" w:sz="0" w:space="0" w:color="000000"/>
               </w:pBdr>
               <w:spacing w:after="60" w:before="60" w:line="240"/>
-              <w:ind w:left="40" w:right="40" w:firstLine="0" w:firstLineChars="0"/>
+              <w:ind w:left="20" w:right="20" w:firstLine="0" w:firstLineChars="0"/>
               <w:rPr>
                 <w:rFonts w:ascii="Arial" w:hAnsi="Arial" w:eastAsia="Arial" w:cs="Arial"/>
                 <w:i w:val="false"/>
@@ -1587,7 +1587,7 @@
                 <w:right w:val="none" w:sz="0" w:space="0" w:color="000000"/>
               </w:pBdr>
               <w:spacing w:after="60" w:before="60" w:line="240"/>
-              <w:ind w:left="40" w:right="40" w:firstLine="0" w:firstLineChars="0"/>
+              <w:ind w:left="20" w:right="20" w:firstLine="0" w:firstLineChars="0"/>
               <w:rPr>
                 <w:rFonts w:ascii="Arial" w:hAnsi="Arial" w:eastAsia="Arial" w:cs="Arial"/>
                 <w:i w:val="false"/>
@@ -1642,7 +1642,7 @@
                 <w:right w:val="none" w:sz="0" w:space="0" w:color="000000"/>
               </w:pBdr>
               <w:spacing w:after="60" w:before="60" w:line="240"/>
-              <w:ind w:left="40" w:right="40" w:firstLine="0" w:firstLineChars="0"/>
+              <w:ind w:left="20" w:right="20" w:firstLine="0" w:firstLineChars="0"/>
               <w:rPr>
                 <w:rFonts w:ascii="Arial" w:hAnsi="Arial" w:eastAsia="Arial" w:cs="Arial"/>
                 <w:i w:val="false"/>
@@ -1697,7 +1697,7 @@
                 <w:right w:val="none" w:sz="0" w:space="0" w:color="000000"/>
               </w:pBdr>
               <w:spacing w:after="60" w:before="60" w:line="240"/>
-              <w:ind w:left="40" w:right="40" w:firstLine="0" w:firstLineChars="0"/>
+              <w:ind w:left="20" w:right="20" w:firstLine="0" w:firstLineChars="0"/>
               <w:rPr>
                 <w:rFonts w:ascii="Arial" w:hAnsi="Arial" w:eastAsia="Arial" w:cs="Arial"/>
                 <w:i w:val="false"/>
@@ -1752,7 +1752,7 @@
                 <w:right w:val="none" w:sz="0" w:space="0" w:color="000000"/>
               </w:pBdr>
               <w:spacing w:after="60" w:before="60" w:line="240"/>
-              <w:ind w:left="40" w:right="40" w:firstLine="0" w:firstLineChars="0"/>
+              <w:ind w:left="20" w:right="20" w:firstLine="0" w:firstLineChars="0"/>
               <w:rPr>
                 <w:rFonts w:ascii="Arial" w:hAnsi="Arial" w:eastAsia="Arial" w:cs="Arial"/>
                 <w:i w:val="false"/>
@@ -1807,7 +1807,7 @@
                 <w:right w:val="none" w:sz="0" w:space="0" w:color="000000"/>
               </w:pBdr>
               <w:spacing w:after="60" w:before="60" w:line="240"/>
-              <w:ind w:left="40" w:right="40" w:firstLine="0" w:firstLineChars="0"/>
+              <w:ind w:left="20" w:right="20" w:firstLine="0" w:firstLineChars="0"/>
               <w:rPr>
                 <w:rFonts w:ascii="Arial" w:hAnsi="Arial" w:eastAsia="Arial" w:cs="Arial"/>
                 <w:i w:val="false"/>
@@ -1868,7 +1868,7 @@
                 <w:right w:val="none" w:sz="0" w:space="0" w:color="000000"/>
               </w:pBdr>
               <w:spacing w:after="60" w:before="60" w:line="240"/>
-              <w:ind w:left="40" w:right="40" w:firstLine="0" w:firstLineChars="0"/>
+              <w:ind w:left="20" w:right="20" w:firstLine="0" w:firstLineChars="0"/>
               <w:rPr>
                 <w:rFonts w:ascii="Arial" w:hAnsi="Arial" w:eastAsia="Arial" w:cs="Arial"/>
                 <w:i w:val="false"/>
@@ -1923,7 +1923,7 @@
                 <w:right w:val="none" w:sz="0" w:space="0" w:color="000000"/>
               </w:pBdr>
               <w:spacing w:after="60" w:before="60" w:line="240"/>
-              <w:ind w:left="40" w:right="40" w:firstLine="0" w:firstLineChars="0"/>
+              <w:ind w:left="20" w:right="20" w:firstLine="0" w:firstLineChars="0"/>
               <w:rPr>
                 <w:rFonts w:ascii="Arial" w:hAnsi="Arial" w:eastAsia="Arial" w:cs="Arial"/>
                 <w:i w:val="false"/>
@@ -1978,7 +1978,7 @@
                 <w:right w:val="none" w:sz="0" w:space="0" w:color="000000"/>
               </w:pBdr>
               <w:spacing w:after="60" w:before="60" w:line="240"/>
-              <w:ind w:left="40" w:right="40" w:firstLine="0" w:firstLineChars="0"/>
+              <w:ind w:left="20" w:right="20" w:firstLine="0" w:firstLineChars="0"/>
               <w:rPr>
                 <w:rFonts w:ascii="Arial" w:hAnsi="Arial" w:eastAsia="Arial" w:cs="Arial"/>
                 <w:i w:val="false"/>
@@ -2033,7 +2033,7 @@
                 <w:right w:val="none" w:sz="0" w:space="0" w:color="000000"/>
               </w:pBdr>
               <w:spacing w:after="60" w:before="60" w:line="240"/>
-              <w:ind w:left="40" w:right="40" w:firstLine="0" w:firstLineChars="0"/>
+              <w:ind w:left="20" w:right="20" w:firstLine="0" w:firstLineChars="0"/>
               <w:rPr>
                 <w:rFonts w:ascii="Arial" w:hAnsi="Arial" w:eastAsia="Arial" w:cs="Arial"/>
                 <w:i w:val="false"/>
@@ -2088,7 +2088,7 @@
                 <w:right w:val="none" w:sz="0" w:space="0" w:color="000000"/>
               </w:pBdr>
               <w:spacing w:after="60" w:before="60" w:line="240"/>
-              <w:ind w:left="40" w:right="40" w:firstLine="0" w:firstLineChars="0"/>
+              <w:ind w:left="20" w:right="20" w:firstLine="0" w:firstLineChars="0"/>
               <w:rPr>
                 <w:rFonts w:ascii="Arial" w:hAnsi="Arial" w:eastAsia="Arial" w:cs="Arial"/>
                 <w:i w:val="false"/>
@@ -2143,7 +2143,7 @@
                 <w:right w:val="none" w:sz="0" w:space="0" w:color="000000"/>
               </w:pBdr>
               <w:spacing w:after="60" w:before="60" w:line="240"/>
-              <w:ind w:left="40" w:right="40" w:firstLine="0" w:firstLineChars="0"/>
+              <w:ind w:left="20" w:right="20" w:firstLine="0" w:firstLineChars="0"/>
               <w:rPr>
                 <w:rFonts w:ascii="Arial" w:hAnsi="Arial" w:eastAsia="Arial" w:cs="Arial"/>
                 <w:i w:val="false"/>
@@ -2204,7 +2204,7 @@
                 <w:right w:val="none" w:sz="0" w:space="0" w:color="000000"/>
               </w:pBdr>
               <w:spacing w:after="60" w:before="60" w:line="240"/>
-              <w:ind w:left="40" w:right="40" w:firstLine="0" w:firstLineChars="0"/>
+              <w:ind w:left="20" w:right="20" w:firstLine="0" w:firstLineChars="0"/>
               <w:rPr>
                 <w:rFonts w:ascii="Arial" w:hAnsi="Arial" w:eastAsia="Arial" w:cs="Arial"/>
                 <w:i w:val="false"/>
@@ -2259,7 +2259,7 @@
                 <w:right w:val="none" w:sz="0" w:space="0" w:color="000000"/>
               </w:pBdr>
               <w:spacing w:after="60" w:before="60" w:line="240"/>
-              <w:ind w:left="40" w:right="40" w:firstLine="0" w:firstLineChars="0"/>
+              <w:ind w:left="20" w:right="20" w:firstLine="0" w:firstLineChars="0"/>
               <w:rPr>
                 <w:rFonts w:ascii="Arial" w:hAnsi="Arial" w:eastAsia="Arial" w:cs="Arial"/>
                 <w:i w:val="false"/>
@@ -2314,7 +2314,7 @@
                 <w:right w:val="none" w:sz="0" w:space="0" w:color="000000"/>
               </w:pBdr>
               <w:spacing w:after="60" w:before="60" w:line="240"/>
-              <w:ind w:left="40" w:right="40" w:firstLine="0" w:firstLineChars="0"/>
+              <w:ind w:left="20" w:right="20" w:firstLine="0" w:firstLineChars="0"/>
               <w:rPr>
                 <w:rFonts w:ascii="Arial" w:hAnsi="Arial" w:eastAsia="Arial" w:cs="Arial"/>
                 <w:i w:val="false"/>
@@ -2369,7 +2369,7 @@
                 <w:right w:val="none" w:sz="0" w:space="0" w:color="000000"/>
               </w:pBdr>
               <w:spacing w:after="60" w:before="60" w:line="240"/>
-              <w:ind w:left="40" w:right="40" w:firstLine="0" w:firstLineChars="0"/>
+              <w:ind w:left="20" w:right="20" w:firstLine="0" w:firstLineChars="0"/>
               <w:rPr>
                 <w:rFonts w:ascii="Arial" w:hAnsi="Arial" w:eastAsia="Arial" w:cs="Arial"/>
                 <w:i w:val="false"/>
@@ -2424,7 +2424,7 @@
                 <w:right w:val="none" w:sz="0" w:space="0" w:color="000000"/>
               </w:pBdr>
               <w:spacing w:after="60" w:before="60" w:line="240"/>
-              <w:ind w:left="40" w:right="40" w:firstLine="0" w:firstLineChars="0"/>
+              <w:ind w:left="20" w:right="20" w:firstLine="0" w:firstLineChars="0"/>
               <w:rPr>
                 <w:rFonts w:ascii="Arial" w:hAnsi="Arial" w:eastAsia="Arial" w:cs="Arial"/>
                 <w:i w:val="false"/>
@@ -2479,7 +2479,7 @@
                 <w:right w:val="none" w:sz="0" w:space="0" w:color="000000"/>
               </w:pBdr>
               <w:spacing w:after="60" w:before="60" w:line="240"/>
-              <w:ind w:left="40" w:right="40" w:firstLine="0" w:firstLineChars="0"/>
+              <w:ind w:left="20" w:right="20" w:firstLine="0" w:firstLineChars="0"/>
               <w:rPr>
                 <w:rFonts w:ascii="Arial" w:hAnsi="Arial" w:eastAsia="Arial" w:cs="Arial"/>
                 <w:i w:val="false"/>
@@ -2541,7 +2541,7 @@
                 <w:right w:val="none" w:sz="0" w:space="0" w:color="000000"/>
               </w:pBdr>
               <w:spacing w:after="60" w:before="60" w:line="240"/>
-              <w:ind w:left="40" w:right="40" w:firstLine="0" w:firstLineChars="0"/>
+              <w:ind w:left="20" w:right="20" w:firstLine="0" w:firstLineChars="0"/>
               <w:rPr>
                 <w:rFonts w:ascii="Arial" w:hAnsi="Arial" w:eastAsia="Arial" w:cs="Arial"/>
                 <w:i w:val="false"/>
@@ -2564,7 +2564,7 @@
                 <w:szCs w:val="18"/>
                 <w:color w:val="000000"/>
               </w:rPr>
-              <w:t xml:space="preserve">Against composite reference — D1–D5 (485 cells)</w:t>
+              <w:t xml:space="preserve">Against composite reference — D1⁠–⁠D5 (485 cells)</w:t>
             </w:r>
           </w:p>
         </w:tc>
@@ -2602,7 +2602,7 @@
                 <w:right w:val="none" w:sz="0" w:space="0" w:color="000000"/>
               </w:pBdr>
               <w:spacing w:after="60" w:before="60" w:line="240"/>
-              <w:ind w:left="40" w:right="40" w:firstLine="0" w:firstLineChars="0"/>
+              <w:ind w:left="20" w:right="20" w:firstLine="0" w:firstLineChars="0"/>
               <w:rPr>
                 <w:rFonts w:ascii="Arial" w:hAnsi="Arial" w:eastAsia="Arial" w:cs="Arial"/>
                 <w:i w:val="false"/>
@@ -2657,7 +2657,7 @@
                 <w:right w:val="none" w:sz="0" w:space="0" w:color="000000"/>
               </w:pBdr>
               <w:spacing w:after="60" w:before="60" w:line="240"/>
-              <w:ind w:left="40" w:right="40" w:firstLine="0" w:firstLineChars="0"/>
+              <w:ind w:left="20" w:right="20" w:firstLine="0" w:firstLineChars="0"/>
               <w:rPr>
                 <w:rFonts w:ascii="Arial" w:hAnsi="Arial" w:eastAsia="Arial" w:cs="Arial"/>
                 <w:i w:val="false"/>
@@ -2712,7 +2712,7 @@
                 <w:right w:val="none" w:sz="0" w:space="0" w:color="000000"/>
               </w:pBdr>
               <w:spacing w:after="60" w:before="60" w:line="240"/>
-              <w:ind w:left="40" w:right="40" w:firstLine="0" w:firstLineChars="0"/>
+              <w:ind w:left="20" w:right="20" w:firstLine="0" w:firstLineChars="0"/>
               <w:rPr>
                 <w:rFonts w:ascii="Arial" w:hAnsi="Arial" w:eastAsia="Arial" w:cs="Arial"/>
                 <w:i w:val="false"/>
@@ -2767,7 +2767,7 @@
                 <w:right w:val="none" w:sz="0" w:space="0" w:color="000000"/>
               </w:pBdr>
               <w:spacing w:after="60" w:before="60" w:line="240"/>
-              <w:ind w:left="40" w:right="40" w:firstLine="0" w:firstLineChars="0"/>
+              <w:ind w:left="20" w:right="20" w:firstLine="0" w:firstLineChars="0"/>
               <w:rPr>
                 <w:rFonts w:ascii="Arial" w:hAnsi="Arial" w:eastAsia="Arial" w:cs="Arial"/>
                 <w:i w:val="false"/>
@@ -2822,7 +2822,7 @@
                 <w:right w:val="none" w:sz="0" w:space="0" w:color="000000"/>
               </w:pBdr>
               <w:spacing w:after="60" w:before="60" w:line="240"/>
-              <w:ind w:left="40" w:right="40" w:firstLine="0" w:firstLineChars="0"/>
+              <w:ind w:left="20" w:right="20" w:firstLine="0" w:firstLineChars="0"/>
               <w:rPr>
                 <w:rFonts w:ascii="Arial" w:hAnsi="Arial" w:eastAsia="Arial" w:cs="Arial"/>
                 <w:i w:val="false"/>
@@ -2877,7 +2877,7 @@
                 <w:right w:val="none" w:sz="0" w:space="0" w:color="000000"/>
               </w:pBdr>
               <w:spacing w:after="60" w:before="60" w:line="240"/>
-              <w:ind w:left="40" w:right="40" w:firstLine="0" w:firstLineChars="0"/>
+              <w:ind w:left="20" w:right="20" w:firstLine="0" w:firstLineChars="0"/>
               <w:rPr>
                 <w:rFonts w:ascii="Arial" w:hAnsi="Arial" w:eastAsia="Arial" w:cs="Arial"/>
                 <w:i w:val="false"/>
@@ -2938,7 +2938,7 @@
                 <w:right w:val="none" w:sz="0" w:space="0" w:color="000000"/>
               </w:pBdr>
               <w:spacing w:after="60" w:before="60" w:line="240"/>
-              <w:ind w:left="40" w:right="40" w:firstLine="0" w:firstLineChars="0"/>
+              <w:ind w:left="20" w:right="20" w:firstLine="0" w:firstLineChars="0"/>
               <w:rPr>
                 <w:rFonts w:ascii="Arial" w:hAnsi="Arial" w:eastAsia="Arial" w:cs="Arial"/>
                 <w:i w:val="false"/>
@@ -2993,7 +2993,7 @@
                 <w:right w:val="none" w:sz="0" w:space="0" w:color="000000"/>
               </w:pBdr>
               <w:spacing w:after="60" w:before="60" w:line="240"/>
-              <w:ind w:left="40" w:right="40" w:firstLine="0" w:firstLineChars="0"/>
+              <w:ind w:left="20" w:right="20" w:firstLine="0" w:firstLineChars="0"/>
               <w:rPr>
                 <w:rFonts w:ascii="Arial" w:hAnsi="Arial" w:eastAsia="Arial" w:cs="Arial"/>
                 <w:i w:val="false"/>
@@ -3048,7 +3048,7 @@
                 <w:right w:val="none" w:sz="0" w:space="0" w:color="000000"/>
               </w:pBdr>
               <w:spacing w:after="60" w:before="60" w:line="240"/>
-              <w:ind w:left="40" w:right="40" w:firstLine="0" w:firstLineChars="0"/>
+              <w:ind w:left="20" w:right="20" w:firstLine="0" w:firstLineChars="0"/>
               <w:rPr>
                 <w:rFonts w:ascii="Arial" w:hAnsi="Arial" w:eastAsia="Arial" w:cs="Arial"/>
                 <w:i w:val="false"/>
@@ -3103,7 +3103,7 @@
                 <w:right w:val="none" w:sz="0" w:space="0" w:color="000000"/>
               </w:pBdr>
               <w:spacing w:after="60" w:before="60" w:line="240"/>
-              <w:ind w:left="40" w:right="40" w:firstLine="0" w:firstLineChars="0"/>
+              <w:ind w:left="20" w:right="20" w:firstLine="0" w:firstLineChars="0"/>
               <w:rPr>
                 <w:rFonts w:ascii="Arial" w:hAnsi="Arial" w:eastAsia="Arial" w:cs="Arial"/>
                 <w:i w:val="false"/>
@@ -3158,7 +3158,7 @@
                 <w:right w:val="none" w:sz="0" w:space="0" w:color="000000"/>
               </w:pBdr>
               <w:spacing w:after="60" w:before="60" w:line="240"/>
-              <w:ind w:left="40" w:right="40" w:firstLine="0" w:firstLineChars="0"/>
+              <w:ind w:left="20" w:right="20" w:firstLine="0" w:firstLineChars="0"/>
               <w:rPr>
                 <w:rFonts w:ascii="Arial" w:hAnsi="Arial" w:eastAsia="Arial" w:cs="Arial"/>
                 <w:i w:val="false"/>
@@ -3213,7 +3213,7 @@
                 <w:right w:val="none" w:sz="0" w:space="0" w:color="000000"/>
               </w:pBdr>
               <w:spacing w:after="60" w:before="60" w:line="240"/>
-              <w:ind w:left="40" w:right="40" w:firstLine="0" w:firstLineChars="0"/>
+              <w:ind w:left="20" w:right="20" w:firstLine="0" w:firstLineChars="0"/>
               <w:rPr>
                 <w:rFonts w:ascii="Arial" w:hAnsi="Arial" w:eastAsia="Arial" w:cs="Arial"/>
                 <w:i w:val="false"/>
@@ -3275,7 +3275,7 @@
                 <w:right w:val="none" w:sz="0" w:space="0" w:color="000000"/>
               </w:pBdr>
               <w:spacing w:after="60" w:before="60" w:line="240"/>
-              <w:ind w:left="40" w:right="40" w:firstLine="0" w:firstLineChars="0"/>
+              <w:ind w:left="20" w:right="20" w:firstLine="0" w:firstLineChars="0"/>
               <w:rPr>
                 <w:rFonts w:ascii="Arial" w:hAnsi="Arial" w:eastAsia="Arial" w:cs="Arial"/>
                 <w:i w:val="false"/>
@@ -3336,62 +3336,62 @@
                 <w:right w:val="none" w:sz="0" w:space="0" w:color="000000"/>
               </w:pBdr>
               <w:spacing w:after="60" w:before="60" w:line="240"/>
-              <w:ind w:left="40" w:right="40" w:firstLine="0" w:firstLineChars="0"/>
-              <w:rPr>
-                <w:rFonts w:ascii="Arial" w:hAnsi="Arial" w:eastAsia="Arial" w:cs="Arial"/>
-                <w:i w:val="false"/>
-                <w:b w:val="false"/>
-                <w:u w:val="none"/>
-                <w:strike w:val="false"/>
-                <w:sz w:val="18"/>
-                <w:szCs w:val="18"/>
-                <w:color w:val="000000"/>
-              </w:rPr>
-            </w:pPr>
-            <w:r>
-              <w:rPr>
-                <w:rFonts w:ascii="Arial" w:hAnsi="Arial" w:eastAsia="Arial" w:cs="Arial"/>
-                <w:i w:val="false"/>
-                <w:b w:val="false"/>
-                <w:u w:val="none"/>
-                <w:strike w:val="false"/>
-                <w:sz w:val="18"/>
-                <w:szCs w:val="18"/>
-                <w:color w:val="000000"/>
-              </w:rPr>
-              <w:t xml:space="preserve">Published: D1–D5</w:t>
-            </w:r>
-          </w:p>
-        </w:tc>
-        <w:tc>
-          <w:tcPr>
-            <w:tcBorders>
-              <w:bottom w:val="none" w:sz="0" w:space="0" w:color="000000"/>
-              <w:top w:val="none" w:sz="0" w:space="0" w:color="000000"/>
-              <w:left w:val="none" w:sz="0" w:space="0" w:color="000000"/>
-              <w:right w:val="none" w:sz="0" w:space="0" w:color="000000"/>
-            </w:tcBorders>
-            <w:shd w:val="clear" w:color="auto" w:fill="FFFFFF"/>
-            <w:tcMar>
-              <w:top w:w="0" w:type="dxa"/>
-              <w:bottom w:w="0" w:type="dxa"/>
-              <w:left w:w="0" w:type="dxa"/>
-              <w:right w:w="0" w:type="dxa"/>
-            </w:tcMar>
-            <w:vAlign w:val="top"/>
-          </w:tcPr>
-          <w:p>
-            <w:pPr>
-              <w:pStyle w:val="Normal"/>
-              <w:jc w:val="left"/>
-              <w:pBdr>
-                <w:bottom w:val="none" w:sz="0" w:space="0" w:color="000000"/>
-                <w:top w:val="none" w:sz="0" w:space="0" w:color="000000"/>
-                <w:left w:val="none" w:sz="0" w:space="0" w:color="000000"/>
-                <w:right w:val="none" w:sz="0" w:space="0" w:color="000000"/>
-              </w:pBdr>
-              <w:spacing w:after="60" w:before="60" w:line="240"/>
-              <w:ind w:left="40" w:right="40" w:firstLine="0" w:firstLineChars="0"/>
+              <w:ind w:left="20" w:right="20" w:firstLine="0" w:firstLineChars="0"/>
+              <w:rPr>
+                <w:rFonts w:ascii="Arial" w:hAnsi="Arial" w:eastAsia="Arial" w:cs="Arial"/>
+                <w:i w:val="false"/>
+                <w:b w:val="false"/>
+                <w:u w:val="none"/>
+                <w:strike w:val="false"/>
+                <w:sz w:val="18"/>
+                <w:szCs w:val="18"/>
+                <w:color w:val="000000"/>
+              </w:rPr>
+            </w:pPr>
+            <w:r>
+              <w:rPr>
+                <w:rFonts w:ascii="Arial" w:hAnsi="Arial" w:eastAsia="Arial" w:cs="Arial"/>
+                <w:i w:val="false"/>
+                <w:b w:val="false"/>
+                <w:u w:val="none"/>
+                <w:strike w:val="false"/>
+                <w:sz w:val="18"/>
+                <w:szCs w:val="18"/>
+                <w:color w:val="000000"/>
+              </w:rPr>
+              <w:t xml:space="preserve">Published: D1⁠–⁠D5</w:t>
+            </w:r>
+          </w:p>
+        </w:tc>
+        <w:tc>
+          <w:tcPr>
+            <w:tcBorders>
+              <w:bottom w:val="none" w:sz="0" w:space="0" w:color="000000"/>
+              <w:top w:val="none" w:sz="0" w:space="0" w:color="000000"/>
+              <w:left w:val="none" w:sz="0" w:space="0" w:color="000000"/>
+              <w:right w:val="none" w:sz="0" w:space="0" w:color="000000"/>
+            </w:tcBorders>
+            <w:shd w:val="clear" w:color="auto" w:fill="FFFFFF"/>
+            <w:tcMar>
+              <w:top w:w="0" w:type="dxa"/>
+              <w:bottom w:w="0" w:type="dxa"/>
+              <w:left w:w="0" w:type="dxa"/>
+              <w:right w:w="0" w:type="dxa"/>
+            </w:tcMar>
+            <w:vAlign w:val="top"/>
+          </w:tcPr>
+          <w:p>
+            <w:pPr>
+              <w:pStyle w:val="Normal"/>
+              <w:jc w:val="left"/>
+              <w:pBdr>
+                <w:bottom w:val="none" w:sz="0" w:space="0" w:color="000000"/>
+                <w:top w:val="none" w:sz="0" w:space="0" w:color="000000"/>
+                <w:left w:val="none" w:sz="0" w:space="0" w:color="000000"/>
+                <w:right w:val="none" w:sz="0" w:space="0" w:color="000000"/>
+              </w:pBdr>
+              <w:spacing w:after="60" w:before="60" w:line="240"/>
+              <w:ind w:left="20" w:right="20" w:firstLine="0" w:firstLineChars="0"/>
               <w:rPr>
                 <w:rFonts w:ascii="Arial" w:hAnsi="Arial" w:eastAsia="Arial" w:cs="Arial"/>
                 <w:i w:val="false"/>
@@ -3446,7 +3446,7 @@
                 <w:right w:val="none" w:sz="0" w:space="0" w:color="000000"/>
               </w:pBdr>
               <w:spacing w:after="60" w:before="60" w:line="240"/>
-              <w:ind w:left="40" w:right="40" w:firstLine="0" w:firstLineChars="0"/>
+              <w:ind w:left="20" w:right="20" w:firstLine="0" w:firstLineChars="0"/>
               <w:rPr>
                 <w:rFonts w:ascii="Arial" w:hAnsi="Arial" w:eastAsia="Arial" w:cs="Arial"/>
                 <w:i w:val="false"/>
@@ -3501,7 +3501,7 @@
                 <w:right w:val="none" w:sz="0" w:space="0" w:color="000000"/>
               </w:pBdr>
               <w:spacing w:after="60" w:before="60" w:line="240"/>
-              <w:ind w:left="40" w:right="40" w:firstLine="0" w:firstLineChars="0"/>
+              <w:ind w:left="20" w:right="20" w:firstLine="0" w:firstLineChars="0"/>
               <w:rPr>
                 <w:rFonts w:ascii="Arial" w:hAnsi="Arial" w:eastAsia="Arial" w:cs="Arial"/>
                 <w:i w:val="false"/>
@@ -3556,7 +3556,7 @@
                 <w:right w:val="none" w:sz="0" w:space="0" w:color="000000"/>
               </w:pBdr>
               <w:spacing w:after="60" w:before="60" w:line="240"/>
-              <w:ind w:left="40" w:right="40" w:firstLine="0" w:firstLineChars="0"/>
+              <w:ind w:left="20" w:right="20" w:firstLine="0" w:firstLineChars="0"/>
               <w:rPr>
                 <w:rFonts w:ascii="Arial" w:hAnsi="Arial" w:eastAsia="Arial" w:cs="Arial"/>
                 <w:i w:val="false"/>
@@ -3611,7 +3611,7 @@
                 <w:right w:val="none" w:sz="0" w:space="0" w:color="000000"/>
               </w:pBdr>
               <w:spacing w:after="60" w:before="60" w:line="240"/>
-              <w:ind w:left="40" w:right="40" w:firstLine="0" w:firstLineChars="0"/>
+              <w:ind w:left="20" w:right="20" w:firstLine="0" w:firstLineChars="0"/>
               <w:rPr>
                 <w:rFonts w:ascii="Arial" w:hAnsi="Arial" w:eastAsia="Arial" w:cs="Arial"/>
                 <w:i w:val="false"/>
@@ -3672,7 +3672,7 @@
                 <w:right w:val="none" w:sz="0" w:space="0" w:color="000000"/>
               </w:pBdr>
               <w:spacing w:after="60" w:before="60" w:line="240"/>
-              <w:ind w:left="40" w:right="40" w:firstLine="0" w:firstLineChars="0"/>
+              <w:ind w:left="20" w:right="20" w:firstLine="0" w:firstLineChars="0"/>
               <w:rPr>
                 <w:rFonts w:ascii="Arial" w:hAnsi="Arial" w:eastAsia="Arial" w:cs="Arial"/>
                 <w:i w:val="false"/>
@@ -3727,7 +3727,7 @@
                 <w:right w:val="none" w:sz="0" w:space="0" w:color="000000"/>
               </w:pBdr>
               <w:spacing w:after="60" w:before="60" w:line="240"/>
-              <w:ind w:left="40" w:right="40" w:firstLine="0" w:firstLineChars="0"/>
+              <w:ind w:left="20" w:right="20" w:firstLine="0" w:firstLineChars="0"/>
               <w:rPr>
                 <w:rFonts w:ascii="Arial" w:hAnsi="Arial" w:eastAsia="Arial" w:cs="Arial"/>
                 <w:i w:val="false"/>
@@ -3782,7 +3782,7 @@
                 <w:right w:val="none" w:sz="0" w:space="0" w:color="000000"/>
               </w:pBdr>
               <w:spacing w:after="60" w:before="60" w:line="240"/>
-              <w:ind w:left="40" w:right="40" w:firstLine="0" w:firstLineChars="0"/>
+              <w:ind w:left="20" w:right="20" w:firstLine="0" w:firstLineChars="0"/>
               <w:rPr>
                 <w:rFonts w:ascii="Arial" w:hAnsi="Arial" w:eastAsia="Arial" w:cs="Arial"/>
                 <w:i w:val="false"/>
@@ -3837,7 +3837,7 @@
                 <w:right w:val="none" w:sz="0" w:space="0" w:color="000000"/>
               </w:pBdr>
               <w:spacing w:after="60" w:before="60" w:line="240"/>
-              <w:ind w:left="40" w:right="40" w:firstLine="0" w:firstLineChars="0"/>
+              <w:ind w:left="20" w:right="20" w:firstLine="0" w:firstLineChars="0"/>
               <w:rPr>
                 <w:rFonts w:ascii="Arial" w:hAnsi="Arial" w:eastAsia="Arial" w:cs="Arial"/>
                 <w:i w:val="false"/>
@@ -3892,7 +3892,7 @@
                 <w:right w:val="none" w:sz="0" w:space="0" w:color="000000"/>
               </w:pBdr>
               <w:spacing w:after="60" w:before="60" w:line="240"/>
-              <w:ind w:left="40" w:right="40" w:firstLine="0" w:firstLineChars="0"/>
+              <w:ind w:left="20" w:right="20" w:firstLine="0" w:firstLineChars="0"/>
               <w:rPr>
                 <w:rFonts w:ascii="Arial" w:hAnsi="Arial" w:eastAsia="Arial" w:cs="Arial"/>
                 <w:i w:val="false"/>
@@ -3947,7 +3947,7 @@
                 <w:right w:val="none" w:sz="0" w:space="0" w:color="000000"/>
               </w:pBdr>
               <w:spacing w:after="60" w:before="60" w:line="240"/>
-              <w:ind w:left="40" w:right="40" w:firstLine="0" w:firstLineChars="0"/>
+              <w:ind w:left="20" w:right="20" w:firstLine="0" w:firstLineChars="0"/>
               <w:rPr>
                 <w:rFonts w:ascii="Arial" w:hAnsi="Arial" w:eastAsia="Arial" w:cs="Arial"/>
                 <w:i w:val="false"/>
@@ -4009,30 +4009,30 @@
                 <w:right w:val="none" w:sz="0" w:space="0" w:color="000000"/>
               </w:pBdr>
               <w:spacing w:after="60" w:before="60" w:line="240"/>
-              <w:ind w:left="40" w:right="40" w:firstLine="0" w:firstLineChars="0"/>
-              <w:rPr>
-                <w:rFonts w:ascii="Arial" w:hAnsi="Arial" w:eastAsia="Arial" w:cs="Arial"/>
-                <w:i w:val="false"/>
-                <w:b w:val="false"/>
-                <w:u w:val="none"/>
-                <w:strike w:val="false"/>
-                <w:sz w:val="18"/>
-                <w:szCs w:val="18"/>
-                <w:color w:val="000000"/>
-              </w:rPr>
-            </w:pPr>
-            <w:r>
-              <w:rPr>
-                <w:rFonts w:ascii="Arial" w:hAnsi="Arial" w:eastAsia="Arial" w:cs="Arial"/>
-                <w:i w:val="false"/>
-                <w:b w:val="false"/>
-                <w:u w:val="none"/>
-                <w:strike w:val="false"/>
-                <w:sz w:val="18"/>
-                <w:szCs w:val="18"/>
-                <w:color w:val="000000"/>
-              </w:rPr>
-              <w:t xml:space="preserve">Composite: D1–D5</w:t>
+              <w:ind w:left="20" w:right="20" w:firstLine="0" w:firstLineChars="0"/>
+              <w:rPr>
+                <w:rFonts w:ascii="Arial" w:hAnsi="Arial" w:eastAsia="Arial" w:cs="Arial"/>
+                <w:i w:val="false"/>
+                <w:b w:val="false"/>
+                <w:u w:val="none"/>
+                <w:strike w:val="false"/>
+                <w:sz w:val="18"/>
+                <w:szCs w:val="18"/>
+                <w:color w:val="000000"/>
+              </w:rPr>
+            </w:pPr>
+            <w:r>
+              <w:rPr>
+                <w:rFonts w:ascii="Arial" w:hAnsi="Arial" w:eastAsia="Arial" w:cs="Arial"/>
+                <w:i w:val="false"/>
+                <w:b w:val="false"/>
+                <w:u w:val="none"/>
+                <w:strike w:val="false"/>
+                <w:sz w:val="18"/>
+                <w:szCs w:val="18"/>
+                <w:color w:val="000000"/>
+              </w:rPr>
+              <w:t xml:space="preserve">Composite: D1⁠–⁠D5</w:t>
             </w:r>
           </w:p>
         </w:tc>
@@ -4065,7 +4065,7 @@
                 <w:right w:val="none" w:sz="0" w:space="0" w:color="000000"/>
               </w:pBdr>
               <w:spacing w:after="60" w:before="60" w:line="240"/>
-              <w:ind w:left="40" w:right="40" w:firstLine="0" w:firstLineChars="0"/>
+              <w:ind w:left="20" w:right="20" w:firstLine="0" w:firstLineChars="0"/>
               <w:rPr>
                 <w:rFonts w:ascii="Arial" w:hAnsi="Arial" w:eastAsia="Arial" w:cs="Arial"/>
                 <w:i w:val="false"/>
@@ -4121,7 +4121,7 @@
                 <w:right w:val="none" w:sz="0" w:space="0" w:color="000000"/>
               </w:pBdr>
               <w:spacing w:after="60" w:before="60" w:line="240"/>
-              <w:ind w:left="40" w:right="40" w:firstLine="0" w:firstLineChars="0"/>
+              <w:ind w:left="20" w:right="20" w:firstLine="0" w:firstLineChars="0"/>
               <w:rPr>
                 <w:rFonts w:ascii="Arial" w:hAnsi="Arial" w:eastAsia="Arial" w:cs="Arial"/>
                 <w:i w:val="false"/>
@@ -4177,7 +4177,7 @@
                 <w:right w:val="none" w:sz="0" w:space="0" w:color="000000"/>
               </w:pBdr>
               <w:spacing w:after="60" w:before="60" w:line="240"/>
-              <w:ind w:left="40" w:right="40" w:firstLine="0" w:firstLineChars="0"/>
+              <w:ind w:left="20" w:right="20" w:firstLine="0" w:firstLineChars="0"/>
               <w:rPr>
                 <w:rFonts w:ascii="Arial" w:hAnsi="Arial" w:eastAsia="Arial" w:cs="Arial"/>
                 <w:i w:val="false"/>
@@ -4233,7 +4233,7 @@
                 <w:right w:val="none" w:sz="0" w:space="0" w:color="000000"/>
               </w:pBdr>
               <w:spacing w:after="60" w:before="60" w:line="240"/>
-              <w:ind w:left="40" w:right="40" w:firstLine="0" w:firstLineChars="0"/>
+              <w:ind w:left="20" w:right="20" w:firstLine="0" w:firstLineChars="0"/>
               <w:rPr>
                 <w:rFonts w:ascii="Arial" w:hAnsi="Arial" w:eastAsia="Arial" w:cs="Arial"/>
                 <w:i w:val="false"/>
@@ -4289,7 +4289,7 @@
                 <w:right w:val="none" w:sz="0" w:space="0" w:color="000000"/>
               </w:pBdr>
               <w:spacing w:after="60" w:before="60" w:line="240"/>
-              <w:ind w:left="40" w:right="40" w:firstLine="0" w:firstLineChars="0"/>
+              <w:ind w:left="20" w:right="20" w:firstLine="0" w:firstLineChars="0"/>
               <w:rPr>
                 <w:rFonts w:ascii="Arial" w:hAnsi="Arial" w:eastAsia="Arial" w:cs="Arial"/>
                 <w:i w:val="false"/>
@@ -4351,7 +4351,7 @@
                 <w:right w:val="none" w:sz="0" w:space="0" w:color="000000"/>
               </w:pBdr>
               <w:spacing w:after="100" w:before="100" w:line="240"/>
-              <w:ind w:left="40" w:right="40" w:firstLine="0" w:firstLineChars="0"/>
+              <w:ind w:left="20" w:right="20" w:firstLine="0" w:firstLineChars="0"/>
               <w:rPr>
                 <w:rFonts w:ascii="Arial" w:hAnsi="Arial" w:eastAsia="Arial" w:cs="Arial"/>
                 <w:i w:val="false"/>

--- a/analysis/output/manuscript/Table2.docx
+++ b/analysis/output/manuscript/Table2.docx
@@ -7,7 +7,7 @@
         <w:pStyle w:val="Titre1"/>
       </w:pPr>
       <w:r>
-        <w:t xml:space="preserve">Table 2. Agreement (95% CI)</w:t>
+        <w:t xml:space="preserve">Table 2. ARBITER detected more of the risk the published reviews flagged, with lower specificity</w:t>
       </w:r>
     </w:p>
     <w:tbl xmlns:a="http://schemas.openxmlformats.org/drawingml/2006/main" xmlns:pic="http://schemas.openxmlformats.org/drawingml/2006/picture">
@@ -17,12 +17,11 @@
         <w:tblLook w:firstRow="1" w:lastRow="0" w:firstColumn="0" w:lastColumn="0" w:noHBand="0" w:noVBand="1"/>
       </w:tblPr>
       <w:tblGrid>
-        <w:gridCol w:w="1685"/>
-        <w:gridCol w:w="1656"/>
-        <w:gridCol w:w="1771"/>
-        <w:gridCol w:w="1555"/>
-        <w:gridCol w:w="1512"/>
-        <w:gridCol w:w="1771"/>
+        <w:gridCol w:w="1944"/>
+        <w:gridCol w:w="1944"/>
+        <w:gridCol w:w="1944"/>
+        <w:gridCol w:w="1944"/>
+        <w:gridCol w:w="2088"/>
       </w:tblGrid>
       <w:tr>
         <w:trPr>
@@ -194,7 +193,7 @@
                 <w:szCs w:val="18"/>
                 <w:color w:val="000000"/>
               </w:rPr>
-              <w:t xml:space="preserve">AC2</w:t>
+              <w:t xml:space="preserve">Exact agreement</w:t>
             </w:r>
           </w:p>
         </w:tc>
@@ -250,7 +249,7 @@
                 <w:szCs w:val="18"/>
                 <w:color w:val="000000"/>
               </w:rPr>
-              <w:t xml:space="preserve">Exact agreement</w:t>
+              <w:t xml:space="preserve">Sensitivity¹</w:t>
             </w:r>
           </w:p>
         </w:tc>
@@ -306,63 +305,7 @@
                 <w:szCs w:val="18"/>
                 <w:color w:val="000000"/>
               </w:rPr>
-              <w:t xml:space="preserve">Sensitivity for Not Low</w:t>
-            </w:r>
-          </w:p>
-        </w:tc>
-        <w:tc>
-          <w:tcPr>
-            <w:tcBorders>
-              <w:bottom w:val="single" w:sz="5" w:space="0" w:color="000000"/>
-              <w:top w:val="single" w:sz="8" w:space="0" w:color="000000"/>
-              <w:left w:val="none" w:sz="0" w:space="0" w:color="000000"/>
-              <w:right w:val="none" w:sz="0" w:space="0" w:color="000000"/>
-            </w:tcBorders>
-            <w:shd w:val="clear" w:color="auto" w:fill="FFFFFF"/>
-            <w:tcMar>
-              <w:top w:w="0" w:type="dxa"/>
-              <w:bottom w:w="0" w:type="dxa"/>
-              <w:left w:w="0" w:type="dxa"/>
-              <w:right w:w="0" w:type="dxa"/>
-            </w:tcMar>
-            <w:vAlign w:val="top"/>
-          </w:tcPr>
-          <w:p>
-            <w:pPr>
-              <w:pStyle w:val="Normal"/>
-              <w:jc w:val="left"/>
-              <w:keepNext/>
-              <w:pBdr>
-                <w:bottom w:val="none" w:sz="0" w:space="0" w:color="000000"/>
-                <w:top w:val="none" w:sz="0" w:space="0" w:color="000000"/>
-                <w:left w:val="none" w:sz="0" w:space="0" w:color="000000"/>
-                <w:right w:val="none" w:sz="0" w:space="0" w:color="000000"/>
-              </w:pBdr>
-              <w:spacing w:after="60" w:before="60" w:line="240"/>
-              <w:ind w:left="20" w:right="20" w:firstLine="0" w:firstLineChars="0"/>
-              <w:rPr>
-                <w:rFonts w:ascii="Arial" w:hAnsi="Arial" w:eastAsia="Arial" w:cs="Arial"/>
-                <w:i w:val="false"/>
-                <w:b w:val="true"/>
-                <w:u w:val="none"/>
-                <w:strike w:val="false"/>
-                <w:sz w:val="18"/>
-                <w:szCs w:val="18"/>
-                <w:color w:val="000000"/>
-              </w:rPr>
-            </w:pPr>
-            <w:r>
-              <w:rPr>
-                <w:rFonts w:ascii="Arial" w:hAnsi="Arial" w:eastAsia="Arial" w:cs="Arial"/>
-                <w:i w:val="false"/>
-                <w:b w:val="true"/>
-                <w:u w:val="none"/>
-                <w:strike w:val="false"/>
-                <w:sz w:val="18"/>
-                <w:szCs w:val="18"/>
-                <w:color w:val="000000"/>
-              </w:rPr>
-              <w:t xml:space="preserve">Specificity for Not Low</w:t>
+              <w:t xml:space="preserve">Specificity</w:t>
             </w:r>
           </w:p>
         </w:tc>
@@ -374,7 +317,7 @@
         </w:trPr>
         <w:tc>
           <w:tcPr>
-            <w:gridSpan w:val="6"/>
+            <w:gridSpan w:val="5"/>
             <w:tcBorders>
               <w:bottom w:val="none" w:sz="0" w:space="0" w:color="000000"/>
               <w:top w:val="single" w:sz="5" w:space="0" w:color="000000"/>
@@ -424,7 +367,7 @@
                 <w:szCs w:val="18"/>
                 <w:color w:val="000000"/>
               </w:rPr>
-              <w:t xml:space="preserve">Against Published labels — D1⁠–⁠D5 (510 cells); Not Low N = 83; Low N = 427</w:t>
+              <w:t xml:space="preserve">Against Published labels — D1⁠–⁠D5 (510 cells); positive N = 83; Low N = 427</w:t>
             </w:r>
           </w:p>
         </w:tc>
@@ -595,61 +538,6 @@
                 <w:szCs w:val="18"/>
                 <w:color w:val="000000"/>
               </w:rPr>
-              <w:t xml:space="preserve">0.81 (0.78–0.84)</w:t>
-            </w:r>
-          </w:p>
-        </w:tc>
-        <w:tc>
-          <w:tcPr>
-            <w:tcBorders>
-              <w:bottom w:val="none" w:sz="0" w:space="0" w:color="000000"/>
-              <w:top w:val="none" w:sz="0" w:space="0" w:color="000000"/>
-              <w:left w:val="none" w:sz="0" w:space="0" w:color="000000"/>
-              <w:right w:val="none" w:sz="0" w:space="0" w:color="000000"/>
-            </w:tcBorders>
-            <w:shd w:val="clear" w:color="auto" w:fill="FFFFFF"/>
-            <w:tcMar>
-              <w:top w:w="0" w:type="dxa"/>
-              <w:bottom w:w="0" w:type="dxa"/>
-              <w:left w:w="0" w:type="dxa"/>
-              <w:right w:w="0" w:type="dxa"/>
-            </w:tcMar>
-            <w:vAlign w:val="top"/>
-          </w:tcPr>
-          <w:p>
-            <w:pPr>
-              <w:pStyle w:val="Normal"/>
-              <w:jc w:val="left"/>
-              <w:pBdr>
-                <w:bottom w:val="none" w:sz="0" w:space="0" w:color="000000"/>
-                <w:top w:val="none" w:sz="0" w:space="0" w:color="000000"/>
-                <w:left w:val="none" w:sz="0" w:space="0" w:color="000000"/>
-                <w:right w:val="none" w:sz="0" w:space="0" w:color="000000"/>
-              </w:pBdr>
-              <w:spacing w:after="60" w:before="60" w:line="240"/>
-              <w:ind w:left="20" w:right="20" w:firstLine="0" w:firstLineChars="0"/>
-              <w:rPr>
-                <w:rFonts w:ascii="Arial" w:hAnsi="Arial" w:eastAsia="Arial" w:cs="Arial"/>
-                <w:i w:val="false"/>
-                <w:b w:val="false"/>
-                <w:u w:val="none"/>
-                <w:strike w:val="false"/>
-                <w:sz w:val="18"/>
-                <w:szCs w:val="18"/>
-                <w:color w:val="000000"/>
-              </w:rPr>
-            </w:pPr>
-            <w:r>
-              <w:rPr>
-                <w:rFonts w:ascii="Arial" w:hAnsi="Arial" w:eastAsia="Arial" w:cs="Arial"/>
-                <w:i w:val="false"/>
-                <w:b w:val="false"/>
-                <w:u w:val="none"/>
-                <w:strike w:val="false"/>
-                <w:sz w:val="18"/>
-                <w:szCs w:val="18"/>
-                <w:color w:val="000000"/>
-              </w:rPr>
               <w:t xml:space="preserve">75.7 (72.4–79.0)</w:t>
             </w:r>
           </w:p>
@@ -931,61 +819,6 @@
                 <w:szCs w:val="18"/>
                 <w:color w:val="000000"/>
               </w:rPr>
-              <w:t xml:space="preserve">0.82 (0.79–0.85)</w:t>
-            </w:r>
-          </w:p>
-        </w:tc>
-        <w:tc>
-          <w:tcPr>
-            <w:tcBorders>
-              <w:bottom w:val="none" w:sz="0" w:space="0" w:color="000000"/>
-              <w:top w:val="none" w:sz="0" w:space="0" w:color="000000"/>
-              <w:left w:val="none" w:sz="0" w:space="0" w:color="000000"/>
-              <w:right w:val="none" w:sz="0" w:space="0" w:color="000000"/>
-            </w:tcBorders>
-            <w:shd w:val="clear" w:color="auto" w:fill="FFFFFF"/>
-            <w:tcMar>
-              <w:top w:w="0" w:type="dxa"/>
-              <w:bottom w:w="0" w:type="dxa"/>
-              <w:left w:w="0" w:type="dxa"/>
-              <w:right w:w="0" w:type="dxa"/>
-            </w:tcMar>
-            <w:vAlign w:val="top"/>
-          </w:tcPr>
-          <w:p>
-            <w:pPr>
-              <w:pStyle w:val="Normal"/>
-              <w:jc w:val="left"/>
-              <w:pBdr>
-                <w:bottom w:val="none" w:sz="0" w:space="0" w:color="000000"/>
-                <w:top w:val="none" w:sz="0" w:space="0" w:color="000000"/>
-                <w:left w:val="none" w:sz="0" w:space="0" w:color="000000"/>
-                <w:right w:val="none" w:sz="0" w:space="0" w:color="000000"/>
-              </w:pBdr>
-              <w:spacing w:after="60" w:before="60" w:line="240"/>
-              <w:ind w:left="20" w:right="20" w:firstLine="0" w:firstLineChars="0"/>
-              <w:rPr>
-                <w:rFonts w:ascii="Arial" w:hAnsi="Arial" w:eastAsia="Arial" w:cs="Arial"/>
-                <w:i w:val="false"/>
-                <w:b w:val="false"/>
-                <w:u w:val="none"/>
-                <w:strike w:val="false"/>
-                <w:sz w:val="18"/>
-                <w:szCs w:val="18"/>
-                <w:color w:val="000000"/>
-              </w:rPr>
-            </w:pPr>
-            <w:r>
-              <w:rPr>
-                <w:rFonts w:ascii="Arial" w:hAnsi="Arial" w:eastAsia="Arial" w:cs="Arial"/>
-                <w:i w:val="false"/>
-                <w:b w:val="false"/>
-                <w:u w:val="none"/>
-                <w:strike w:val="false"/>
-                <w:sz w:val="18"/>
-                <w:szCs w:val="18"/>
-                <w:color w:val="000000"/>
-              </w:rPr>
               <w:t xml:space="preserve">77.5 (74.1–80.8)</w:t>
             </w:r>
           </w:p>
@@ -1267,61 +1100,6 @@
                 <w:szCs w:val="18"/>
                 <w:color w:val="000000"/>
               </w:rPr>
-              <w:t xml:space="preserve">—</w:t>
-            </w:r>
-          </w:p>
-        </w:tc>
-        <w:tc>
-          <w:tcPr>
-            <w:tcBorders>
-              <w:bottom w:val="none" w:sz="0" w:space="0" w:color="000000"/>
-              <w:top w:val="none" w:sz="0" w:space="0" w:color="000000"/>
-              <w:left w:val="none" w:sz="0" w:space="0" w:color="000000"/>
-              <w:right w:val="none" w:sz="0" w:space="0" w:color="000000"/>
-            </w:tcBorders>
-            <w:shd w:val="clear" w:color="auto" w:fill="FFFFFF"/>
-            <w:tcMar>
-              <w:top w:w="0" w:type="dxa"/>
-              <w:bottom w:w="0" w:type="dxa"/>
-              <w:left w:w="0" w:type="dxa"/>
-              <w:right w:w="0" w:type="dxa"/>
-            </w:tcMar>
-            <w:vAlign w:val="top"/>
-          </w:tcPr>
-          <w:p>
-            <w:pPr>
-              <w:pStyle w:val="Normal"/>
-              <w:jc w:val="left"/>
-              <w:pBdr>
-                <w:bottom w:val="none" w:sz="0" w:space="0" w:color="000000"/>
-                <w:top w:val="none" w:sz="0" w:space="0" w:color="000000"/>
-                <w:left w:val="none" w:sz="0" w:space="0" w:color="000000"/>
-                <w:right w:val="none" w:sz="0" w:space="0" w:color="000000"/>
-              </w:pBdr>
-              <w:spacing w:after="60" w:before="60" w:line="240"/>
-              <w:ind w:left="20" w:right="20" w:firstLine="0" w:firstLineChars="0"/>
-              <w:rPr>
-                <w:rFonts w:ascii="Arial" w:hAnsi="Arial" w:eastAsia="Arial" w:cs="Arial"/>
-                <w:i w:val="false"/>
-                <w:b w:val="false"/>
-                <w:u w:val="none"/>
-                <w:strike w:val="false"/>
-                <w:sz w:val="18"/>
-                <w:szCs w:val="18"/>
-                <w:color w:val="000000"/>
-              </w:rPr>
-            </w:pPr>
-            <w:r>
-              <w:rPr>
-                <w:rFonts w:ascii="Arial" w:hAnsi="Arial" w:eastAsia="Arial" w:cs="Arial"/>
-                <w:i w:val="false"/>
-                <w:b w:val="false"/>
-                <w:u w:val="none"/>
-                <w:strike w:val="false"/>
-                <w:sz w:val="18"/>
-                <w:szCs w:val="18"/>
-                <w:color w:val="000000"/>
-              </w:rPr>
               <w:t xml:space="preserve">83.7 (81.0–86.5)</w:t>
             </w:r>
           </w:p>
@@ -1444,7 +1222,7 @@
         </w:trPr>
         <w:tc>
           <w:tcPr>
-            <w:gridSpan w:val="6"/>
+            <w:gridSpan w:val="5"/>
             <w:tcBorders>
               <w:bottom w:val="none" w:sz="0" w:space="0" w:color="000000"/>
               <w:top w:val="none" w:sz="0" w:space="0" w:color="000000"/>
@@ -1494,7 +1272,7 @@
                 <w:szCs w:val="18"/>
                 <w:color w:val="000000"/>
               </w:rPr>
-              <w:t xml:space="preserve">Against Published labels — Overall (81 trials); Not Low N = 39; Low N = 42</w:t>
+              <w:t xml:space="preserve">Against Published labels — Overall (81 trials); positive N = 39; Low N = 42</w:t>
             </w:r>
           </w:p>
         </w:tc>
@@ -1665,61 +1443,6 @@
                 <w:szCs w:val="18"/>
                 <w:color w:val="000000"/>
               </w:rPr>
-              <w:t xml:space="preserve">0.50 (0.39–0.60)</w:t>
-            </w:r>
-          </w:p>
-        </w:tc>
-        <w:tc>
-          <w:tcPr>
-            <w:tcBorders>
-              <w:bottom w:val="none" w:sz="0" w:space="0" w:color="000000"/>
-              <w:top w:val="none" w:sz="0" w:space="0" w:color="000000"/>
-              <w:left w:val="none" w:sz="0" w:space="0" w:color="000000"/>
-              <w:right w:val="none" w:sz="0" w:space="0" w:color="000000"/>
-            </w:tcBorders>
-            <w:shd w:val="clear" w:color="auto" w:fill="FFFFFF"/>
-            <w:tcMar>
-              <w:top w:w="0" w:type="dxa"/>
-              <w:bottom w:w="0" w:type="dxa"/>
-              <w:left w:w="0" w:type="dxa"/>
-              <w:right w:w="0" w:type="dxa"/>
-            </w:tcMar>
-            <w:vAlign w:val="top"/>
-          </w:tcPr>
-          <w:p>
-            <w:pPr>
-              <w:pStyle w:val="Normal"/>
-              <w:jc w:val="left"/>
-              <w:pBdr>
-                <w:bottom w:val="none" w:sz="0" w:space="0" w:color="000000"/>
-                <w:top w:val="none" w:sz="0" w:space="0" w:color="000000"/>
-                <w:left w:val="none" w:sz="0" w:space="0" w:color="000000"/>
-                <w:right w:val="none" w:sz="0" w:space="0" w:color="000000"/>
-              </w:pBdr>
-              <w:spacing w:after="60" w:before="60" w:line="240"/>
-              <w:ind w:left="20" w:right="20" w:firstLine="0" w:firstLineChars="0"/>
-              <w:rPr>
-                <w:rFonts w:ascii="Arial" w:hAnsi="Arial" w:eastAsia="Arial" w:cs="Arial"/>
-                <w:i w:val="false"/>
-                <w:b w:val="false"/>
-                <w:u w:val="none"/>
-                <w:strike w:val="false"/>
-                <w:sz w:val="18"/>
-                <w:szCs w:val="18"/>
-                <w:color w:val="000000"/>
-              </w:rPr>
-            </w:pPr>
-            <w:r>
-              <w:rPr>
-                <w:rFonts w:ascii="Arial" w:hAnsi="Arial" w:eastAsia="Arial" w:cs="Arial"/>
-                <w:i w:val="false"/>
-                <w:b w:val="false"/>
-                <w:u w:val="none"/>
-                <w:strike w:val="false"/>
-                <w:sz w:val="18"/>
-                <w:szCs w:val="18"/>
-                <w:color w:val="000000"/>
-              </w:rPr>
               <w:t xml:space="preserve">58.0 (49.4–66.7)</w:t>
             </w:r>
           </w:p>
@@ -2001,61 +1724,6 @@
                 <w:szCs w:val="18"/>
                 <w:color w:val="000000"/>
               </w:rPr>
-              <w:t xml:space="preserve">0.53 (0.43–0.64)</w:t>
-            </w:r>
-          </w:p>
-        </w:tc>
-        <w:tc>
-          <w:tcPr>
-            <w:tcBorders>
-              <w:bottom w:val="none" w:sz="0" w:space="0" w:color="000000"/>
-              <w:top w:val="none" w:sz="0" w:space="0" w:color="000000"/>
-              <w:left w:val="none" w:sz="0" w:space="0" w:color="000000"/>
-              <w:right w:val="none" w:sz="0" w:space="0" w:color="000000"/>
-            </w:tcBorders>
-            <w:shd w:val="clear" w:color="auto" w:fill="FFFFFF"/>
-            <w:tcMar>
-              <w:top w:w="0" w:type="dxa"/>
-              <w:bottom w:w="0" w:type="dxa"/>
-              <w:left w:w="0" w:type="dxa"/>
-              <w:right w:w="0" w:type="dxa"/>
-            </w:tcMar>
-            <w:vAlign w:val="top"/>
-          </w:tcPr>
-          <w:p>
-            <w:pPr>
-              <w:pStyle w:val="Normal"/>
-              <w:jc w:val="left"/>
-              <w:pBdr>
-                <w:bottom w:val="none" w:sz="0" w:space="0" w:color="000000"/>
-                <w:top w:val="none" w:sz="0" w:space="0" w:color="000000"/>
-                <w:left w:val="none" w:sz="0" w:space="0" w:color="000000"/>
-                <w:right w:val="none" w:sz="0" w:space="0" w:color="000000"/>
-              </w:pBdr>
-              <w:spacing w:after="60" w:before="60" w:line="240"/>
-              <w:ind w:left="20" w:right="20" w:firstLine="0" w:firstLineChars="0"/>
-              <w:rPr>
-                <w:rFonts w:ascii="Arial" w:hAnsi="Arial" w:eastAsia="Arial" w:cs="Arial"/>
-                <w:i w:val="false"/>
-                <w:b w:val="false"/>
-                <w:u w:val="none"/>
-                <w:strike w:val="false"/>
-                <w:sz w:val="18"/>
-                <w:szCs w:val="18"/>
-                <w:color w:val="000000"/>
-              </w:rPr>
-            </w:pPr>
-            <w:r>
-              <w:rPr>
-                <w:rFonts w:ascii="Arial" w:hAnsi="Arial" w:eastAsia="Arial" w:cs="Arial"/>
-                <w:i w:val="false"/>
-                <w:b w:val="false"/>
-                <w:u w:val="none"/>
-                <w:strike w:val="false"/>
-                <w:sz w:val="18"/>
-                <w:szCs w:val="18"/>
-                <w:color w:val="000000"/>
-              </w:rPr>
               <w:t xml:space="preserve">59.3 (50.6–67.9)</w:t>
             </w:r>
           </w:p>
@@ -2337,61 +2005,6 @@
                 <w:szCs w:val="18"/>
                 <w:color w:val="000000"/>
               </w:rPr>
-              <w:t xml:space="preserve">—</w:t>
-            </w:r>
-          </w:p>
-        </w:tc>
-        <w:tc>
-          <w:tcPr>
-            <w:tcBorders>
-              <w:bottom w:val="none" w:sz="0" w:space="0" w:color="000000"/>
-              <w:top w:val="none" w:sz="0" w:space="0" w:color="000000"/>
-              <w:left w:val="none" w:sz="0" w:space="0" w:color="000000"/>
-              <w:right w:val="none" w:sz="0" w:space="0" w:color="000000"/>
-            </w:tcBorders>
-            <w:shd w:val="clear" w:color="auto" w:fill="FFFFFF"/>
-            <w:tcMar>
-              <w:top w:w="0" w:type="dxa"/>
-              <w:bottom w:w="0" w:type="dxa"/>
-              <w:left w:w="0" w:type="dxa"/>
-              <w:right w:w="0" w:type="dxa"/>
-            </w:tcMar>
-            <w:vAlign w:val="top"/>
-          </w:tcPr>
-          <w:p>
-            <w:pPr>
-              <w:pStyle w:val="Normal"/>
-              <w:jc w:val="left"/>
-              <w:pBdr>
-                <w:bottom w:val="none" w:sz="0" w:space="0" w:color="000000"/>
-                <w:top w:val="none" w:sz="0" w:space="0" w:color="000000"/>
-                <w:left w:val="none" w:sz="0" w:space="0" w:color="000000"/>
-                <w:right w:val="none" w:sz="0" w:space="0" w:color="000000"/>
-              </w:pBdr>
-              <w:spacing w:after="60" w:before="60" w:line="240"/>
-              <w:ind w:left="20" w:right="20" w:firstLine="0" w:firstLineChars="0"/>
-              <w:rPr>
-                <w:rFonts w:ascii="Arial" w:hAnsi="Arial" w:eastAsia="Arial" w:cs="Arial"/>
-                <w:i w:val="false"/>
-                <w:b w:val="false"/>
-                <w:u w:val="none"/>
-                <w:strike w:val="false"/>
-                <w:sz w:val="18"/>
-                <w:szCs w:val="18"/>
-                <w:color w:val="000000"/>
-              </w:rPr>
-            </w:pPr>
-            <w:r>
-              <w:rPr>
-                <w:rFonts w:ascii="Arial" w:hAnsi="Arial" w:eastAsia="Arial" w:cs="Arial"/>
-                <w:i w:val="false"/>
-                <w:b w:val="false"/>
-                <w:u w:val="none"/>
-                <w:strike w:val="false"/>
-                <w:sz w:val="18"/>
-                <w:szCs w:val="18"/>
-                <w:color w:val="000000"/>
-              </w:rPr>
               <w:t xml:space="preserve">51.9 (44.4–59.3)</w:t>
             </w:r>
           </w:p>
@@ -2514,7 +2127,7 @@
         </w:trPr>
         <w:tc>
           <w:tcPr>
-            <w:gridSpan w:val="6"/>
+            <w:gridSpan w:val="5"/>
             <w:tcBorders>
               <w:bottom w:val="none" w:sz="0" w:space="0" w:color="000000"/>
               <w:top w:val="none" w:sz="0" w:space="0" w:color="000000"/>
@@ -2564,7 +2177,7 @@
                 <w:szCs w:val="18"/>
                 <w:color w:val="000000"/>
               </w:rPr>
-              <w:t xml:space="preserve">Against composite reference — D1⁠–⁠D5 (485 cells)</w:t>
+              <w:t xml:space="preserve">Paired difference, ARBITER − Unassisted</w:t>
             </w:r>
           </w:p>
         </w:tc>
@@ -2625,7 +2238,7 @@
                 <w:szCs w:val="18"/>
                 <w:color w:val="000000"/>
               </w:rPr>
-              <w:t xml:space="preserve">ARBITER</w:t>
+              <w:t xml:space="preserve">Published: D1⁠–⁠D5</w:t>
             </w:r>
           </w:p>
         </w:tc>
@@ -2680,7 +2293,7 @@
                 <w:szCs w:val="18"/>
                 <w:color w:val="000000"/>
               </w:rPr>
-              <w:t xml:space="preserve">0.94 (0.91–0.97)</w:t>
+              <w:t xml:space="preserve">0.06 (−0.03 to 0.14)</w:t>
             </w:r>
           </w:p>
         </w:tc>
@@ -2735,7 +2348,7 @@
                 <w:szCs w:val="18"/>
                 <w:color w:val="000000"/>
               </w:rPr>
-              <w:t xml:space="preserve">0.98 (0.97–0.99)</w:t>
+              <w:t xml:space="preserve">−1.8 (−5.1 to 1.6)</w:t>
             </w:r>
           </w:p>
         </w:tc>
@@ -2790,7 +2403,7 @@
                 <w:szCs w:val="18"/>
                 <w:color w:val="000000"/>
               </w:rPr>
-              <w:t xml:space="preserve">97.3 (95.9–98.6)</w:t>
+              <w:t xml:space="preserve">15.7 (6.8–24.4)</w:t>
             </w:r>
           </w:p>
         </w:tc>
@@ -2845,1132 +2458,7 @@
                 <w:szCs w:val="18"/>
                 <w:color w:val="000000"/>
               </w:rPr>
-              <w:t xml:space="preserve"/>
-            </w:r>
-          </w:p>
-        </w:tc>
-        <w:tc>
-          <w:tcPr>
-            <w:tcBorders>
-              <w:bottom w:val="none" w:sz="0" w:space="0" w:color="000000"/>
-              <w:top w:val="none" w:sz="0" w:space="0" w:color="000000"/>
-              <w:left w:val="none" w:sz="0" w:space="0" w:color="000000"/>
-              <w:right w:val="none" w:sz="0" w:space="0" w:color="000000"/>
-            </w:tcBorders>
-            <w:shd w:val="clear" w:color="auto" w:fill="FFFFFF"/>
-            <w:tcMar>
-              <w:top w:w="0" w:type="dxa"/>
-              <w:bottom w:w="0" w:type="dxa"/>
-              <w:left w:w="0" w:type="dxa"/>
-              <w:right w:w="0" w:type="dxa"/>
-            </w:tcMar>
-            <w:vAlign w:val="top"/>
-          </w:tcPr>
-          <w:p>
-            <w:pPr>
-              <w:pStyle w:val="Normal"/>
-              <w:jc w:val="left"/>
-              <w:pBdr>
-                <w:bottom w:val="none" w:sz="0" w:space="0" w:color="000000"/>
-                <w:top w:val="none" w:sz="0" w:space="0" w:color="000000"/>
-                <w:left w:val="none" w:sz="0" w:space="0" w:color="000000"/>
-                <w:right w:val="none" w:sz="0" w:space="0" w:color="000000"/>
-              </w:pBdr>
-              <w:spacing w:after="60" w:before="60" w:line="240"/>
-              <w:ind w:left="20" w:right="20" w:firstLine="0" w:firstLineChars="0"/>
-              <w:rPr>
-                <w:rFonts w:ascii="Arial" w:hAnsi="Arial" w:eastAsia="Arial" w:cs="Arial"/>
-                <w:i w:val="false"/>
-                <w:b w:val="false"/>
-                <w:u w:val="none"/>
-                <w:strike w:val="false"/>
-                <w:sz w:val="18"/>
-                <w:szCs w:val="18"/>
-                <w:color w:val="000000"/>
-              </w:rPr>
-            </w:pPr>
-            <w:r>
-              <w:rPr>
-                <w:rFonts w:ascii="Arial" w:hAnsi="Arial" w:eastAsia="Arial" w:cs="Arial"/>
-                <w:i w:val="false"/>
-                <w:b w:val="false"/>
-                <w:u w:val="none"/>
-                <w:strike w:val="false"/>
-                <w:sz w:val="18"/>
-                <w:szCs w:val="18"/>
-                <w:color w:val="000000"/>
-              </w:rPr>
-              <w:t xml:space="preserve"/>
-            </w:r>
-          </w:p>
-        </w:tc>
-      </w:tr>
-      <w:tr>
-        <w:trPr>
-          <w:cantSplit/>
-          <w:trHeight w:val="480" w:hRule="auto"/>
-        </w:trPr>
-        <w:tc>
-          <w:tcPr>
-            <w:tcBorders>
-              <w:bottom w:val="none" w:sz="0" w:space="0" w:color="000000"/>
-              <w:top w:val="none" w:sz="0" w:space="0" w:color="000000"/>
-              <w:left w:val="none" w:sz="0" w:space="0" w:color="000000"/>
-              <w:right w:val="none" w:sz="0" w:space="0" w:color="000000"/>
-            </w:tcBorders>
-            <w:shd w:val="clear" w:color="auto" w:fill="FFFFFF"/>
-            <w:tcMar>
-              <w:top w:w="0" w:type="dxa"/>
-              <w:bottom w:w="0" w:type="dxa"/>
-              <w:left w:w="0" w:type="dxa"/>
-              <w:right w:w="0" w:type="dxa"/>
-            </w:tcMar>
-            <w:vAlign w:val="top"/>
-          </w:tcPr>
-          <w:p>
-            <w:pPr>
-              <w:pStyle w:val="Normal"/>
-              <w:jc w:val="left"/>
-              <w:pBdr>
-                <w:bottom w:val="none" w:sz="0" w:space="0" w:color="000000"/>
-                <w:top w:val="none" w:sz="0" w:space="0" w:color="000000"/>
-                <w:left w:val="none" w:sz="0" w:space="0" w:color="000000"/>
-                <w:right w:val="none" w:sz="0" w:space="0" w:color="000000"/>
-              </w:pBdr>
-              <w:spacing w:after="60" w:before="60" w:line="240"/>
-              <w:ind w:left="20" w:right="20" w:firstLine="0" w:firstLineChars="0"/>
-              <w:rPr>
-                <w:rFonts w:ascii="Arial" w:hAnsi="Arial" w:eastAsia="Arial" w:cs="Arial"/>
-                <w:i w:val="false"/>
-                <w:b w:val="false"/>
-                <w:u w:val="none"/>
-                <w:strike w:val="false"/>
-                <w:sz w:val="18"/>
-                <w:szCs w:val="18"/>
-                <w:color w:val="000000"/>
-              </w:rPr>
-            </w:pPr>
-            <w:r>
-              <w:rPr>
-                <w:rFonts w:ascii="Arial" w:hAnsi="Arial" w:eastAsia="Arial" w:cs="Arial"/>
-                <w:i w:val="false"/>
-                <w:b w:val="false"/>
-                <w:u w:val="none"/>
-                <w:strike w:val="false"/>
-                <w:sz w:val="18"/>
-                <w:szCs w:val="18"/>
-                <w:color w:val="000000"/>
-              </w:rPr>
-              <w:t xml:space="preserve">Unassisted</w:t>
-            </w:r>
-          </w:p>
-        </w:tc>
-        <w:tc>
-          <w:tcPr>
-            <w:tcBorders>
-              <w:bottom w:val="none" w:sz="0" w:space="0" w:color="000000"/>
-              <w:top w:val="none" w:sz="0" w:space="0" w:color="000000"/>
-              <w:left w:val="none" w:sz="0" w:space="0" w:color="000000"/>
-              <w:right w:val="none" w:sz="0" w:space="0" w:color="000000"/>
-            </w:tcBorders>
-            <w:shd w:val="clear" w:color="auto" w:fill="FFFFFF"/>
-            <w:tcMar>
-              <w:top w:w="0" w:type="dxa"/>
-              <w:bottom w:w="0" w:type="dxa"/>
-              <w:left w:w="0" w:type="dxa"/>
-              <w:right w:w="0" w:type="dxa"/>
-            </w:tcMar>
-            <w:vAlign w:val="top"/>
-          </w:tcPr>
-          <w:p>
-            <w:pPr>
-              <w:pStyle w:val="Normal"/>
-              <w:jc w:val="left"/>
-              <w:pBdr>
-                <w:bottom w:val="none" w:sz="0" w:space="0" w:color="000000"/>
-                <w:top w:val="none" w:sz="0" w:space="0" w:color="000000"/>
-                <w:left w:val="none" w:sz="0" w:space="0" w:color="000000"/>
-                <w:right w:val="none" w:sz="0" w:space="0" w:color="000000"/>
-              </w:pBdr>
-              <w:spacing w:after="60" w:before="60" w:line="240"/>
-              <w:ind w:left="20" w:right="20" w:firstLine="0" w:firstLineChars="0"/>
-              <w:rPr>
-                <w:rFonts w:ascii="Arial" w:hAnsi="Arial" w:eastAsia="Arial" w:cs="Arial"/>
-                <w:i w:val="false"/>
-                <w:b w:val="false"/>
-                <w:u w:val="none"/>
-                <w:strike w:val="false"/>
-                <w:sz w:val="18"/>
-                <w:szCs w:val="18"/>
-                <w:color w:val="000000"/>
-              </w:rPr>
-            </w:pPr>
-            <w:r>
-              <w:rPr>
-                <w:rFonts w:ascii="Arial" w:hAnsi="Arial" w:eastAsia="Arial" w:cs="Arial"/>
-                <w:i w:val="false"/>
-                <w:b w:val="false"/>
-                <w:u w:val="none"/>
-                <w:strike w:val="false"/>
-                <w:sz w:val="18"/>
-                <w:szCs w:val="18"/>
-                <w:color w:val="000000"/>
-              </w:rPr>
-              <w:t xml:space="preserve">0.69 (0.62–0.76)</w:t>
-            </w:r>
-          </w:p>
-        </w:tc>
-        <w:tc>
-          <w:tcPr>
-            <w:tcBorders>
-              <w:bottom w:val="none" w:sz="0" w:space="0" w:color="000000"/>
-              <w:top w:val="none" w:sz="0" w:space="0" w:color="000000"/>
-              <w:left w:val="none" w:sz="0" w:space="0" w:color="000000"/>
-              <w:right w:val="none" w:sz="0" w:space="0" w:color="000000"/>
-            </w:tcBorders>
-            <w:shd w:val="clear" w:color="auto" w:fill="FFFFFF"/>
-            <w:tcMar>
-              <w:top w:w="0" w:type="dxa"/>
-              <w:bottom w:w="0" w:type="dxa"/>
-              <w:left w:w="0" w:type="dxa"/>
-              <w:right w:w="0" w:type="dxa"/>
-            </w:tcMar>
-            <w:vAlign w:val="top"/>
-          </w:tcPr>
-          <w:p>
-            <w:pPr>
-              <w:pStyle w:val="Normal"/>
-              <w:jc w:val="left"/>
-              <w:pBdr>
-                <w:bottom w:val="none" w:sz="0" w:space="0" w:color="000000"/>
-                <w:top w:val="none" w:sz="0" w:space="0" w:color="000000"/>
-                <w:left w:val="none" w:sz="0" w:space="0" w:color="000000"/>
-                <w:right w:val="none" w:sz="0" w:space="0" w:color="000000"/>
-              </w:pBdr>
-              <w:spacing w:after="60" w:before="60" w:line="240"/>
-              <w:ind w:left="20" w:right="20" w:firstLine="0" w:firstLineChars="0"/>
-              <w:rPr>
-                <w:rFonts w:ascii="Arial" w:hAnsi="Arial" w:eastAsia="Arial" w:cs="Arial"/>
-                <w:i w:val="false"/>
-                <w:b w:val="false"/>
-                <w:u w:val="none"/>
-                <w:strike w:val="false"/>
-                <w:sz w:val="18"/>
-                <w:szCs w:val="18"/>
-                <w:color w:val="000000"/>
-              </w:rPr>
-            </w:pPr>
-            <w:r>
-              <w:rPr>
-                <w:rFonts w:ascii="Arial" w:hAnsi="Arial" w:eastAsia="Arial" w:cs="Arial"/>
-                <w:i w:val="false"/>
-                <w:b w:val="false"/>
-                <w:u w:val="none"/>
-                <w:strike w:val="false"/>
-                <w:sz w:val="18"/>
-                <w:szCs w:val="18"/>
-                <w:color w:val="000000"/>
-              </w:rPr>
-              <w:t xml:space="preserve">0.91 (0.88–0.93)</w:t>
-            </w:r>
-          </w:p>
-        </w:tc>
-        <w:tc>
-          <w:tcPr>
-            <w:tcBorders>
-              <w:bottom w:val="none" w:sz="0" w:space="0" w:color="000000"/>
-              <w:top w:val="none" w:sz="0" w:space="0" w:color="000000"/>
-              <w:left w:val="none" w:sz="0" w:space="0" w:color="000000"/>
-              <w:right w:val="none" w:sz="0" w:space="0" w:color="000000"/>
-            </w:tcBorders>
-            <w:shd w:val="clear" w:color="auto" w:fill="FFFFFF"/>
-            <w:tcMar>
-              <w:top w:w="0" w:type="dxa"/>
-              <w:bottom w:w="0" w:type="dxa"/>
-              <w:left w:w="0" w:type="dxa"/>
-              <w:right w:w="0" w:type="dxa"/>
-            </w:tcMar>
-            <w:vAlign w:val="top"/>
-          </w:tcPr>
-          <w:p>
-            <w:pPr>
-              <w:pStyle w:val="Normal"/>
-              <w:jc w:val="left"/>
-              <w:pBdr>
-                <w:bottom w:val="none" w:sz="0" w:space="0" w:color="000000"/>
-                <w:top w:val="none" w:sz="0" w:space="0" w:color="000000"/>
-                <w:left w:val="none" w:sz="0" w:space="0" w:color="000000"/>
-                <w:right w:val="none" w:sz="0" w:space="0" w:color="000000"/>
-              </w:pBdr>
-              <w:spacing w:after="60" w:before="60" w:line="240"/>
-              <w:ind w:left="20" w:right="20" w:firstLine="0" w:firstLineChars="0"/>
-              <w:rPr>
-                <w:rFonts w:ascii="Arial" w:hAnsi="Arial" w:eastAsia="Arial" w:cs="Arial"/>
-                <w:i w:val="false"/>
-                <w:b w:val="false"/>
-                <w:u w:val="none"/>
-                <w:strike w:val="false"/>
-                <w:sz w:val="18"/>
-                <w:szCs w:val="18"/>
-                <w:color w:val="000000"/>
-              </w:rPr>
-            </w:pPr>
-            <w:r>
-              <w:rPr>
-                <w:rFonts w:ascii="Arial" w:hAnsi="Arial" w:eastAsia="Arial" w:cs="Arial"/>
-                <w:i w:val="false"/>
-                <w:b w:val="false"/>
-                <w:u w:val="none"/>
-                <w:strike w:val="false"/>
-                <w:sz w:val="18"/>
-                <w:szCs w:val="18"/>
-                <w:color w:val="000000"/>
-              </w:rPr>
-              <w:t xml:space="preserve">87.6 (85.2–90.0)</w:t>
-            </w:r>
-          </w:p>
-        </w:tc>
-        <w:tc>
-          <w:tcPr>
-            <w:tcBorders>
-              <w:bottom w:val="none" w:sz="0" w:space="0" w:color="000000"/>
-              <w:top w:val="none" w:sz="0" w:space="0" w:color="000000"/>
-              <w:left w:val="none" w:sz="0" w:space="0" w:color="000000"/>
-              <w:right w:val="none" w:sz="0" w:space="0" w:color="000000"/>
-            </w:tcBorders>
-            <w:shd w:val="clear" w:color="auto" w:fill="FFFFFF"/>
-            <w:tcMar>
-              <w:top w:w="0" w:type="dxa"/>
-              <w:bottom w:w="0" w:type="dxa"/>
-              <w:left w:w="0" w:type="dxa"/>
-              <w:right w:w="0" w:type="dxa"/>
-            </w:tcMar>
-            <w:vAlign w:val="top"/>
-          </w:tcPr>
-          <w:p>
-            <w:pPr>
-              <w:pStyle w:val="Normal"/>
-              <w:jc w:val="left"/>
-              <w:pBdr>
-                <w:bottom w:val="none" w:sz="0" w:space="0" w:color="000000"/>
-                <w:top w:val="none" w:sz="0" w:space="0" w:color="000000"/>
-                <w:left w:val="none" w:sz="0" w:space="0" w:color="000000"/>
-                <w:right w:val="none" w:sz="0" w:space="0" w:color="000000"/>
-              </w:pBdr>
-              <w:spacing w:after="60" w:before="60" w:line="240"/>
-              <w:ind w:left="20" w:right="20" w:firstLine="0" w:firstLineChars="0"/>
-              <w:rPr>
-                <w:rFonts w:ascii="Arial" w:hAnsi="Arial" w:eastAsia="Arial" w:cs="Arial"/>
-                <w:i w:val="false"/>
-                <w:b w:val="false"/>
-                <w:u w:val="none"/>
-                <w:strike w:val="false"/>
-                <w:sz w:val="18"/>
-                <w:szCs w:val="18"/>
-                <w:color w:val="000000"/>
-              </w:rPr>
-            </w:pPr>
-            <w:r>
-              <w:rPr>
-                <w:rFonts w:ascii="Arial" w:hAnsi="Arial" w:eastAsia="Arial" w:cs="Arial"/>
-                <w:i w:val="false"/>
-                <w:b w:val="false"/>
-                <w:u w:val="none"/>
-                <w:strike w:val="false"/>
-                <w:sz w:val="18"/>
-                <w:szCs w:val="18"/>
-                <w:color w:val="000000"/>
-              </w:rPr>
-              <w:t xml:space="preserve"/>
-            </w:r>
-          </w:p>
-        </w:tc>
-        <w:tc>
-          <w:tcPr>
-            <w:tcBorders>
-              <w:bottom w:val="none" w:sz="0" w:space="0" w:color="000000"/>
-              <w:top w:val="none" w:sz="0" w:space="0" w:color="000000"/>
-              <w:left w:val="none" w:sz="0" w:space="0" w:color="000000"/>
-              <w:right w:val="none" w:sz="0" w:space="0" w:color="000000"/>
-            </w:tcBorders>
-            <w:shd w:val="clear" w:color="auto" w:fill="FFFFFF"/>
-            <w:tcMar>
-              <w:top w:w="0" w:type="dxa"/>
-              <w:bottom w:w="0" w:type="dxa"/>
-              <w:left w:w="0" w:type="dxa"/>
-              <w:right w:w="0" w:type="dxa"/>
-            </w:tcMar>
-            <w:vAlign w:val="top"/>
-          </w:tcPr>
-          <w:p>
-            <w:pPr>
-              <w:pStyle w:val="Normal"/>
-              <w:jc w:val="left"/>
-              <w:pBdr>
-                <w:bottom w:val="none" w:sz="0" w:space="0" w:color="000000"/>
-                <w:top w:val="none" w:sz="0" w:space="0" w:color="000000"/>
-                <w:left w:val="none" w:sz="0" w:space="0" w:color="000000"/>
-                <w:right w:val="none" w:sz="0" w:space="0" w:color="000000"/>
-              </w:pBdr>
-              <w:spacing w:after="60" w:before="60" w:line="240"/>
-              <w:ind w:left="20" w:right="20" w:firstLine="0" w:firstLineChars="0"/>
-              <w:rPr>
-                <w:rFonts w:ascii="Arial" w:hAnsi="Arial" w:eastAsia="Arial" w:cs="Arial"/>
-                <w:i w:val="false"/>
-                <w:b w:val="false"/>
-                <w:u w:val="none"/>
-                <w:strike w:val="false"/>
-                <w:sz w:val="18"/>
-                <w:szCs w:val="18"/>
-                <w:color w:val="000000"/>
-              </w:rPr>
-            </w:pPr>
-            <w:r>
-              <w:rPr>
-                <w:rFonts w:ascii="Arial" w:hAnsi="Arial" w:eastAsia="Arial" w:cs="Arial"/>
-                <w:i w:val="false"/>
-                <w:b w:val="false"/>
-                <w:u w:val="none"/>
-                <w:strike w:val="false"/>
-                <w:sz w:val="18"/>
-                <w:szCs w:val="18"/>
-                <w:color w:val="000000"/>
-              </w:rPr>
-              <w:t xml:space="preserve"/>
-            </w:r>
-          </w:p>
-        </w:tc>
-      </w:tr>
-      <w:tr>
-        <w:trPr>
-          <w:cantSplit/>
-          <w:trHeight w:val="480" w:hRule="auto"/>
-        </w:trPr>
-        <w:tc>
-          <w:tcPr>
-            <w:gridSpan w:val="6"/>
-            <w:tcBorders>
-              <w:bottom w:val="none" w:sz="0" w:space="0" w:color="000000"/>
-              <w:top w:val="none" w:sz="0" w:space="0" w:color="000000"/>
-              <w:left w:val="none" w:sz="0" w:space="0" w:color="000000"/>
-              <w:right w:val="none" w:sz="0" w:space="0" w:color="000000"/>
-            </w:tcBorders>
-            <w:shd w:val="clear" w:color="auto" w:fill="FFFFFF"/>
-            <w:tcMar>
-              <w:top w:w="0" w:type="dxa"/>
-              <w:bottom w:w="0" w:type="dxa"/>
-              <w:left w:w="0" w:type="dxa"/>
-              <w:right w:w="0" w:type="dxa"/>
-            </w:tcMar>
-            <w:vAlign w:val="top"/>
-          </w:tcPr>
-          <w:p>
-            <w:pPr>
-              <w:pStyle w:val="Normal"/>
-              <w:jc w:val="left"/>
-              <w:pBdr>
-                <w:bottom w:val="none" w:sz="0" w:space="0" w:color="000000"/>
-                <w:top w:val="none" w:sz="0" w:space="0" w:color="000000"/>
-                <w:left w:val="none" w:sz="0" w:space="0" w:color="000000"/>
-                <w:right w:val="none" w:sz="0" w:space="0" w:color="000000"/>
-              </w:pBdr>
-              <w:spacing w:after="60" w:before="60" w:line="240"/>
-              <w:ind w:left="20" w:right="20" w:firstLine="0" w:firstLineChars="0"/>
-              <w:rPr>
-                <w:rFonts w:ascii="Arial" w:hAnsi="Arial" w:eastAsia="Arial" w:cs="Arial"/>
-                <w:i w:val="false"/>
-                <w:b w:val="true"/>
-                <w:u w:val="none"/>
-                <w:strike w:val="false"/>
-                <w:sz w:val="18"/>
-                <w:szCs w:val="18"/>
-                <w:color w:val="000000"/>
-              </w:rPr>
-            </w:pPr>
-            <w:r>
-              <w:rPr>
-                <w:rFonts w:ascii="Arial" w:hAnsi="Arial" w:eastAsia="Arial" w:cs="Arial"/>
-                <w:i w:val="false"/>
-                <w:b w:val="true"/>
-                <w:u w:val="none"/>
-                <w:strike w:val="false"/>
-                <w:sz w:val="18"/>
-                <w:szCs w:val="18"/>
-                <w:color w:val="000000"/>
-              </w:rPr>
-              <w:t xml:space="preserve">Paired difference, ARBITER − Unassisted</w:t>
-            </w:r>
-          </w:p>
-        </w:tc>
-      </w:tr>
-      <w:tr>
-        <w:trPr>
-          <w:cantSplit/>
-          <w:trHeight w:val="480" w:hRule="auto"/>
-        </w:trPr>
-        <w:tc>
-          <w:tcPr>
-            <w:tcBorders>
-              <w:bottom w:val="none" w:sz="0" w:space="0" w:color="000000"/>
-              <w:top w:val="none" w:sz="0" w:space="0" w:color="000000"/>
-              <w:left w:val="none" w:sz="0" w:space="0" w:color="000000"/>
-              <w:right w:val="none" w:sz="0" w:space="0" w:color="000000"/>
-            </w:tcBorders>
-            <w:shd w:val="clear" w:color="auto" w:fill="FFFFFF"/>
-            <w:tcMar>
-              <w:top w:w="0" w:type="dxa"/>
-              <w:bottom w:w="0" w:type="dxa"/>
-              <w:left w:w="0" w:type="dxa"/>
-              <w:right w:w="0" w:type="dxa"/>
-            </w:tcMar>
-            <w:vAlign w:val="top"/>
-          </w:tcPr>
-          <w:p>
-            <w:pPr>
-              <w:pStyle w:val="Normal"/>
-              <w:jc w:val="left"/>
-              <w:pBdr>
-                <w:bottom w:val="none" w:sz="0" w:space="0" w:color="000000"/>
-                <w:top w:val="none" w:sz="0" w:space="0" w:color="000000"/>
-                <w:left w:val="none" w:sz="0" w:space="0" w:color="000000"/>
-                <w:right w:val="none" w:sz="0" w:space="0" w:color="000000"/>
-              </w:pBdr>
-              <w:spacing w:after="60" w:before="60" w:line="240"/>
-              <w:ind w:left="20" w:right="20" w:firstLine="0" w:firstLineChars="0"/>
-              <w:rPr>
-                <w:rFonts w:ascii="Arial" w:hAnsi="Arial" w:eastAsia="Arial" w:cs="Arial"/>
-                <w:i w:val="false"/>
-                <w:b w:val="false"/>
-                <w:u w:val="none"/>
-                <w:strike w:val="false"/>
-                <w:sz w:val="18"/>
-                <w:szCs w:val="18"/>
-                <w:color w:val="000000"/>
-              </w:rPr>
-            </w:pPr>
-            <w:r>
-              <w:rPr>
-                <w:rFonts w:ascii="Arial" w:hAnsi="Arial" w:eastAsia="Arial" w:cs="Arial"/>
-                <w:i w:val="false"/>
-                <w:b w:val="false"/>
-                <w:u w:val="none"/>
-                <w:strike w:val="false"/>
-                <w:sz w:val="18"/>
-                <w:szCs w:val="18"/>
-                <w:color w:val="000000"/>
-              </w:rPr>
-              <w:t xml:space="preserve">Published: D1⁠–⁠D5</w:t>
-            </w:r>
-          </w:p>
-        </w:tc>
-        <w:tc>
-          <w:tcPr>
-            <w:tcBorders>
-              <w:bottom w:val="none" w:sz="0" w:space="0" w:color="000000"/>
-              <w:top w:val="none" w:sz="0" w:space="0" w:color="000000"/>
-              <w:left w:val="none" w:sz="0" w:space="0" w:color="000000"/>
-              <w:right w:val="none" w:sz="0" w:space="0" w:color="000000"/>
-            </w:tcBorders>
-            <w:shd w:val="clear" w:color="auto" w:fill="FFFFFF"/>
-            <w:tcMar>
-              <w:top w:w="0" w:type="dxa"/>
-              <w:bottom w:w="0" w:type="dxa"/>
-              <w:left w:w="0" w:type="dxa"/>
-              <w:right w:w="0" w:type="dxa"/>
-            </w:tcMar>
-            <w:vAlign w:val="top"/>
-          </w:tcPr>
-          <w:p>
-            <w:pPr>
-              <w:pStyle w:val="Normal"/>
-              <w:jc w:val="left"/>
-              <w:pBdr>
-                <w:bottom w:val="none" w:sz="0" w:space="0" w:color="000000"/>
-                <w:top w:val="none" w:sz="0" w:space="0" w:color="000000"/>
-                <w:left w:val="none" w:sz="0" w:space="0" w:color="000000"/>
-                <w:right w:val="none" w:sz="0" w:space="0" w:color="000000"/>
-              </w:pBdr>
-              <w:spacing w:after="60" w:before="60" w:line="240"/>
-              <w:ind w:left="20" w:right="20" w:firstLine="0" w:firstLineChars="0"/>
-              <w:rPr>
-                <w:rFonts w:ascii="Arial" w:hAnsi="Arial" w:eastAsia="Arial" w:cs="Arial"/>
-                <w:i w:val="false"/>
-                <w:b w:val="false"/>
-                <w:u w:val="none"/>
-                <w:strike w:val="false"/>
-                <w:sz w:val="18"/>
-                <w:szCs w:val="18"/>
-                <w:color w:val="000000"/>
-              </w:rPr>
-            </w:pPr>
-            <w:r>
-              <w:rPr>
-                <w:rFonts w:ascii="Arial" w:hAnsi="Arial" w:eastAsia="Arial" w:cs="Arial"/>
-                <w:i w:val="false"/>
-                <w:b w:val="false"/>
-                <w:u w:val="none"/>
-                <w:strike w:val="false"/>
-                <w:sz w:val="18"/>
-                <w:szCs w:val="18"/>
-                <w:color w:val="000000"/>
-              </w:rPr>
-              <w:t xml:space="preserve">0.06 (−0.03 to 0.14)</w:t>
-            </w:r>
-          </w:p>
-        </w:tc>
-        <w:tc>
-          <w:tcPr>
-            <w:tcBorders>
-              <w:bottom w:val="none" w:sz="0" w:space="0" w:color="000000"/>
-              <w:top w:val="none" w:sz="0" w:space="0" w:color="000000"/>
-              <w:left w:val="none" w:sz="0" w:space="0" w:color="000000"/>
-              <w:right w:val="none" w:sz="0" w:space="0" w:color="000000"/>
-            </w:tcBorders>
-            <w:shd w:val="clear" w:color="auto" w:fill="FFFFFF"/>
-            <w:tcMar>
-              <w:top w:w="0" w:type="dxa"/>
-              <w:bottom w:w="0" w:type="dxa"/>
-              <w:left w:w="0" w:type="dxa"/>
-              <w:right w:w="0" w:type="dxa"/>
-            </w:tcMar>
-            <w:vAlign w:val="top"/>
-          </w:tcPr>
-          <w:p>
-            <w:pPr>
-              <w:pStyle w:val="Normal"/>
-              <w:jc w:val="left"/>
-              <w:pBdr>
-                <w:bottom w:val="none" w:sz="0" w:space="0" w:color="000000"/>
-                <w:top w:val="none" w:sz="0" w:space="0" w:color="000000"/>
-                <w:left w:val="none" w:sz="0" w:space="0" w:color="000000"/>
-                <w:right w:val="none" w:sz="0" w:space="0" w:color="000000"/>
-              </w:pBdr>
-              <w:spacing w:after="60" w:before="60" w:line="240"/>
-              <w:ind w:left="20" w:right="20" w:firstLine="0" w:firstLineChars="0"/>
-              <w:rPr>
-                <w:rFonts w:ascii="Arial" w:hAnsi="Arial" w:eastAsia="Arial" w:cs="Arial"/>
-                <w:i w:val="false"/>
-                <w:b w:val="false"/>
-                <w:u w:val="none"/>
-                <w:strike w:val="false"/>
-                <w:sz w:val="18"/>
-                <w:szCs w:val="18"/>
-                <w:color w:val="000000"/>
-              </w:rPr>
-            </w:pPr>
-            <w:r>
-              <w:rPr>
-                <w:rFonts w:ascii="Arial" w:hAnsi="Arial" w:eastAsia="Arial" w:cs="Arial"/>
-                <w:i w:val="false"/>
-                <w:b w:val="false"/>
-                <w:u w:val="none"/>
-                <w:strike w:val="false"/>
-                <w:sz w:val="18"/>
-                <w:szCs w:val="18"/>
-                <w:color w:val="000000"/>
-              </w:rPr>
-              <w:t xml:space="preserve">−0.01 (−0.04 to 0.02)</w:t>
-            </w:r>
-          </w:p>
-        </w:tc>
-        <w:tc>
-          <w:tcPr>
-            <w:tcBorders>
-              <w:bottom w:val="none" w:sz="0" w:space="0" w:color="000000"/>
-              <w:top w:val="none" w:sz="0" w:space="0" w:color="000000"/>
-              <w:left w:val="none" w:sz="0" w:space="0" w:color="000000"/>
-              <w:right w:val="none" w:sz="0" w:space="0" w:color="000000"/>
-            </w:tcBorders>
-            <w:shd w:val="clear" w:color="auto" w:fill="FFFFFF"/>
-            <w:tcMar>
-              <w:top w:w="0" w:type="dxa"/>
-              <w:bottom w:w="0" w:type="dxa"/>
-              <w:left w:w="0" w:type="dxa"/>
-              <w:right w:w="0" w:type="dxa"/>
-            </w:tcMar>
-            <w:vAlign w:val="top"/>
-          </w:tcPr>
-          <w:p>
-            <w:pPr>
-              <w:pStyle w:val="Normal"/>
-              <w:jc w:val="left"/>
-              <w:pBdr>
-                <w:bottom w:val="none" w:sz="0" w:space="0" w:color="000000"/>
-                <w:top w:val="none" w:sz="0" w:space="0" w:color="000000"/>
-                <w:left w:val="none" w:sz="0" w:space="0" w:color="000000"/>
-                <w:right w:val="none" w:sz="0" w:space="0" w:color="000000"/>
-              </w:pBdr>
-              <w:spacing w:after="60" w:before="60" w:line="240"/>
-              <w:ind w:left="20" w:right="20" w:firstLine="0" w:firstLineChars="0"/>
-              <w:rPr>
-                <w:rFonts w:ascii="Arial" w:hAnsi="Arial" w:eastAsia="Arial" w:cs="Arial"/>
-                <w:i w:val="false"/>
-                <w:b w:val="false"/>
-                <w:u w:val="none"/>
-                <w:strike w:val="false"/>
-                <w:sz w:val="18"/>
-                <w:szCs w:val="18"/>
-                <w:color w:val="000000"/>
-              </w:rPr>
-            </w:pPr>
-            <w:r>
-              <w:rPr>
-                <w:rFonts w:ascii="Arial" w:hAnsi="Arial" w:eastAsia="Arial" w:cs="Arial"/>
-                <w:i w:val="false"/>
-                <w:b w:val="false"/>
-                <w:u w:val="none"/>
-                <w:strike w:val="false"/>
-                <w:sz w:val="18"/>
-                <w:szCs w:val="18"/>
-                <w:color w:val="000000"/>
-              </w:rPr>
-              <w:t xml:space="preserve">−1.8 (−5.1 to 1.6)</w:t>
-            </w:r>
-          </w:p>
-        </w:tc>
-        <w:tc>
-          <w:tcPr>
-            <w:tcBorders>
-              <w:bottom w:val="none" w:sz="0" w:space="0" w:color="000000"/>
-              <w:top w:val="none" w:sz="0" w:space="0" w:color="000000"/>
-              <w:left w:val="none" w:sz="0" w:space="0" w:color="000000"/>
-              <w:right w:val="none" w:sz="0" w:space="0" w:color="000000"/>
-            </w:tcBorders>
-            <w:shd w:val="clear" w:color="auto" w:fill="FFFFFF"/>
-            <w:tcMar>
-              <w:top w:w="0" w:type="dxa"/>
-              <w:bottom w:w="0" w:type="dxa"/>
-              <w:left w:w="0" w:type="dxa"/>
-              <w:right w:w="0" w:type="dxa"/>
-            </w:tcMar>
-            <w:vAlign w:val="top"/>
-          </w:tcPr>
-          <w:p>
-            <w:pPr>
-              <w:pStyle w:val="Normal"/>
-              <w:jc w:val="left"/>
-              <w:pBdr>
-                <w:bottom w:val="none" w:sz="0" w:space="0" w:color="000000"/>
-                <w:top w:val="none" w:sz="0" w:space="0" w:color="000000"/>
-                <w:left w:val="none" w:sz="0" w:space="0" w:color="000000"/>
-                <w:right w:val="none" w:sz="0" w:space="0" w:color="000000"/>
-              </w:pBdr>
-              <w:spacing w:after="60" w:before="60" w:line="240"/>
-              <w:ind w:left="20" w:right="20" w:firstLine="0" w:firstLineChars="0"/>
-              <w:rPr>
-                <w:rFonts w:ascii="Arial" w:hAnsi="Arial" w:eastAsia="Arial" w:cs="Arial"/>
-                <w:i w:val="false"/>
-                <w:b w:val="false"/>
-                <w:u w:val="none"/>
-                <w:strike w:val="false"/>
-                <w:sz w:val="18"/>
-                <w:szCs w:val="18"/>
-                <w:color w:val="000000"/>
-              </w:rPr>
-            </w:pPr>
-            <w:r>
-              <w:rPr>
-                <w:rFonts w:ascii="Arial" w:hAnsi="Arial" w:eastAsia="Arial" w:cs="Arial"/>
-                <w:i w:val="false"/>
-                <w:b w:val="false"/>
-                <w:u w:val="none"/>
-                <w:strike w:val="false"/>
-                <w:sz w:val="18"/>
-                <w:szCs w:val="18"/>
-                <w:color w:val="000000"/>
-              </w:rPr>
-              <w:t xml:space="preserve">15.7 (6.8–24.4)</w:t>
-            </w:r>
-          </w:p>
-        </w:tc>
-        <w:tc>
-          <w:tcPr>
-            <w:tcBorders>
-              <w:bottom w:val="none" w:sz="0" w:space="0" w:color="000000"/>
-              <w:top w:val="none" w:sz="0" w:space="0" w:color="000000"/>
-              <w:left w:val="none" w:sz="0" w:space="0" w:color="000000"/>
-              <w:right w:val="none" w:sz="0" w:space="0" w:color="000000"/>
-            </w:tcBorders>
-            <w:shd w:val="clear" w:color="auto" w:fill="FFFFFF"/>
-            <w:tcMar>
-              <w:top w:w="0" w:type="dxa"/>
-              <w:bottom w:w="0" w:type="dxa"/>
-              <w:left w:w="0" w:type="dxa"/>
-              <w:right w:w="0" w:type="dxa"/>
-            </w:tcMar>
-            <w:vAlign w:val="top"/>
-          </w:tcPr>
-          <w:p>
-            <w:pPr>
-              <w:pStyle w:val="Normal"/>
-              <w:jc w:val="left"/>
-              <w:pBdr>
-                <w:bottom w:val="none" w:sz="0" w:space="0" w:color="000000"/>
-                <w:top w:val="none" w:sz="0" w:space="0" w:color="000000"/>
-                <w:left w:val="none" w:sz="0" w:space="0" w:color="000000"/>
-                <w:right w:val="none" w:sz="0" w:space="0" w:color="000000"/>
-              </w:pBdr>
-              <w:spacing w:after="60" w:before="60" w:line="240"/>
-              <w:ind w:left="20" w:right="20" w:firstLine="0" w:firstLineChars="0"/>
-              <w:rPr>
-                <w:rFonts w:ascii="Arial" w:hAnsi="Arial" w:eastAsia="Arial" w:cs="Arial"/>
-                <w:i w:val="false"/>
-                <w:b w:val="false"/>
-                <w:u w:val="none"/>
-                <w:strike w:val="false"/>
-                <w:sz w:val="18"/>
-                <w:szCs w:val="18"/>
-                <w:color w:val="000000"/>
-              </w:rPr>
-            </w:pPr>
-            <w:r>
-              <w:rPr>
-                <w:rFonts w:ascii="Arial" w:hAnsi="Arial" w:eastAsia="Arial" w:cs="Arial"/>
-                <w:i w:val="false"/>
-                <w:b w:val="false"/>
-                <w:u w:val="none"/>
-                <w:strike w:val="false"/>
-                <w:sz w:val="18"/>
-                <w:szCs w:val="18"/>
-                <w:color w:val="000000"/>
-              </w:rPr>
               <w:t xml:space="preserve">−4.4 (−7.6 to −1.2)</w:t>
-            </w:r>
-          </w:p>
-        </w:tc>
-      </w:tr>
-      <w:tr>
-        <w:trPr>
-          <w:cantSplit/>
-          <w:trHeight w:val="480" w:hRule="auto"/>
-        </w:trPr>
-        <w:tc>
-          <w:tcPr>
-            <w:tcBorders>
-              <w:bottom w:val="none" w:sz="0" w:space="0" w:color="000000"/>
-              <w:top w:val="none" w:sz="0" w:space="0" w:color="000000"/>
-              <w:left w:val="none" w:sz="0" w:space="0" w:color="000000"/>
-              <w:right w:val="none" w:sz="0" w:space="0" w:color="000000"/>
-            </w:tcBorders>
-            <w:shd w:val="clear" w:color="auto" w:fill="FFFFFF"/>
-            <w:tcMar>
-              <w:top w:w="0" w:type="dxa"/>
-              <w:bottom w:w="0" w:type="dxa"/>
-              <w:left w:w="0" w:type="dxa"/>
-              <w:right w:w="0" w:type="dxa"/>
-            </w:tcMar>
-            <w:vAlign w:val="top"/>
-          </w:tcPr>
-          <w:p>
-            <w:pPr>
-              <w:pStyle w:val="Normal"/>
-              <w:jc w:val="left"/>
-              <w:pBdr>
-                <w:bottom w:val="none" w:sz="0" w:space="0" w:color="000000"/>
-                <w:top w:val="none" w:sz="0" w:space="0" w:color="000000"/>
-                <w:left w:val="none" w:sz="0" w:space="0" w:color="000000"/>
-                <w:right w:val="none" w:sz="0" w:space="0" w:color="000000"/>
-              </w:pBdr>
-              <w:spacing w:after="60" w:before="60" w:line="240"/>
-              <w:ind w:left="20" w:right="20" w:firstLine="0" w:firstLineChars="0"/>
-              <w:rPr>
-                <w:rFonts w:ascii="Arial" w:hAnsi="Arial" w:eastAsia="Arial" w:cs="Arial"/>
-                <w:i w:val="false"/>
-                <w:b w:val="false"/>
-                <w:u w:val="none"/>
-                <w:strike w:val="false"/>
-                <w:sz w:val="18"/>
-                <w:szCs w:val="18"/>
-                <w:color w:val="000000"/>
-              </w:rPr>
-            </w:pPr>
-            <w:r>
-              <w:rPr>
-                <w:rFonts w:ascii="Arial" w:hAnsi="Arial" w:eastAsia="Arial" w:cs="Arial"/>
-                <w:i w:val="false"/>
-                <w:b w:val="false"/>
-                <w:u w:val="none"/>
-                <w:strike w:val="false"/>
-                <w:sz w:val="18"/>
-                <w:szCs w:val="18"/>
-                <w:color w:val="000000"/>
-              </w:rPr>
-              <w:t xml:space="preserve">Published: Overall</w:t>
-            </w:r>
-          </w:p>
-        </w:tc>
-        <w:tc>
-          <w:tcPr>
-            <w:tcBorders>
-              <w:bottom w:val="none" w:sz="0" w:space="0" w:color="000000"/>
-              <w:top w:val="none" w:sz="0" w:space="0" w:color="000000"/>
-              <w:left w:val="none" w:sz="0" w:space="0" w:color="000000"/>
-              <w:right w:val="none" w:sz="0" w:space="0" w:color="000000"/>
-            </w:tcBorders>
-            <w:shd w:val="clear" w:color="auto" w:fill="FFFFFF"/>
-            <w:tcMar>
-              <w:top w:w="0" w:type="dxa"/>
-              <w:bottom w:w="0" w:type="dxa"/>
-              <w:left w:w="0" w:type="dxa"/>
-              <w:right w:w="0" w:type="dxa"/>
-            </w:tcMar>
-            <w:vAlign w:val="top"/>
-          </w:tcPr>
-          <w:p>
-            <w:pPr>
-              <w:pStyle w:val="Normal"/>
-              <w:jc w:val="left"/>
-              <w:pBdr>
-                <w:bottom w:val="none" w:sz="0" w:space="0" w:color="000000"/>
-                <w:top w:val="none" w:sz="0" w:space="0" w:color="000000"/>
-                <w:left w:val="none" w:sz="0" w:space="0" w:color="000000"/>
-                <w:right w:val="none" w:sz="0" w:space="0" w:color="000000"/>
-              </w:pBdr>
-              <w:spacing w:after="60" w:before="60" w:line="240"/>
-              <w:ind w:left="20" w:right="20" w:firstLine="0" w:firstLineChars="0"/>
-              <w:rPr>
-                <w:rFonts w:ascii="Arial" w:hAnsi="Arial" w:eastAsia="Arial" w:cs="Arial"/>
-                <w:i w:val="false"/>
-                <w:b w:val="false"/>
-                <w:u w:val="none"/>
-                <w:strike w:val="false"/>
-                <w:sz w:val="18"/>
-                <w:szCs w:val="18"/>
-                <w:color w:val="000000"/>
-              </w:rPr>
-            </w:pPr>
-            <w:r>
-              <w:rPr>
-                <w:rFonts w:ascii="Arial" w:hAnsi="Arial" w:eastAsia="Arial" w:cs="Arial"/>
-                <w:i w:val="false"/>
-                <w:b w:val="false"/>
-                <w:u w:val="none"/>
-                <w:strike w:val="false"/>
-                <w:sz w:val="18"/>
-                <w:szCs w:val="18"/>
-                <w:color w:val="000000"/>
-              </w:rPr>
-              <w:t xml:space="preserve">0.02 (−0.11 to 0.16)</w:t>
-            </w:r>
-          </w:p>
-        </w:tc>
-        <w:tc>
-          <w:tcPr>
-            <w:tcBorders>
-              <w:bottom w:val="none" w:sz="0" w:space="0" w:color="000000"/>
-              <w:top w:val="none" w:sz="0" w:space="0" w:color="000000"/>
-              <w:left w:val="none" w:sz="0" w:space="0" w:color="000000"/>
-              <w:right w:val="none" w:sz="0" w:space="0" w:color="000000"/>
-            </w:tcBorders>
-            <w:shd w:val="clear" w:color="auto" w:fill="FFFFFF"/>
-            <w:tcMar>
-              <w:top w:w="0" w:type="dxa"/>
-              <w:bottom w:w="0" w:type="dxa"/>
-              <w:left w:w="0" w:type="dxa"/>
-              <w:right w:w="0" w:type="dxa"/>
-            </w:tcMar>
-            <w:vAlign w:val="top"/>
-          </w:tcPr>
-          <w:p>
-            <w:pPr>
-              <w:pStyle w:val="Normal"/>
-              <w:jc w:val="left"/>
-              <w:pBdr>
-                <w:bottom w:val="none" w:sz="0" w:space="0" w:color="000000"/>
-                <w:top w:val="none" w:sz="0" w:space="0" w:color="000000"/>
-                <w:left w:val="none" w:sz="0" w:space="0" w:color="000000"/>
-                <w:right w:val="none" w:sz="0" w:space="0" w:color="000000"/>
-              </w:pBdr>
-              <w:spacing w:after="60" w:before="60" w:line="240"/>
-              <w:ind w:left="20" w:right="20" w:firstLine="0" w:firstLineChars="0"/>
-              <w:rPr>
-                <w:rFonts w:ascii="Arial" w:hAnsi="Arial" w:eastAsia="Arial" w:cs="Arial"/>
-                <w:i w:val="false"/>
-                <w:b w:val="false"/>
-                <w:u w:val="none"/>
-                <w:strike w:val="false"/>
-                <w:sz w:val="18"/>
-                <w:szCs w:val="18"/>
-                <w:color w:val="000000"/>
-              </w:rPr>
-            </w:pPr>
-            <w:r>
-              <w:rPr>
-                <w:rFonts w:ascii="Arial" w:hAnsi="Arial" w:eastAsia="Arial" w:cs="Arial"/>
-                <w:i w:val="false"/>
-                <w:b w:val="false"/>
-                <w:u w:val="none"/>
-                <w:strike w:val="false"/>
-                <w:sz w:val="18"/>
-                <w:szCs w:val="18"/>
-                <w:color w:val="000000"/>
-              </w:rPr>
-              <w:t xml:space="preserve">−0.04 (−0.16 to 0.09)</w:t>
-            </w:r>
-          </w:p>
-        </w:tc>
-        <w:tc>
-          <w:tcPr>
-            <w:tcBorders>
-              <w:bottom w:val="none" w:sz="0" w:space="0" w:color="000000"/>
-              <w:top w:val="none" w:sz="0" w:space="0" w:color="000000"/>
-              <w:left w:val="none" w:sz="0" w:space="0" w:color="000000"/>
-              <w:right w:val="none" w:sz="0" w:space="0" w:color="000000"/>
-            </w:tcBorders>
-            <w:shd w:val="clear" w:color="auto" w:fill="FFFFFF"/>
-            <w:tcMar>
-              <w:top w:w="0" w:type="dxa"/>
-              <w:bottom w:w="0" w:type="dxa"/>
-              <w:left w:w="0" w:type="dxa"/>
-              <w:right w:w="0" w:type="dxa"/>
-            </w:tcMar>
-            <w:vAlign w:val="top"/>
-          </w:tcPr>
-          <w:p>
-            <w:pPr>
-              <w:pStyle w:val="Normal"/>
-              <w:jc w:val="left"/>
-              <w:pBdr>
-                <w:bottom w:val="none" w:sz="0" w:space="0" w:color="000000"/>
-                <w:top w:val="none" w:sz="0" w:space="0" w:color="000000"/>
-                <w:left w:val="none" w:sz="0" w:space="0" w:color="000000"/>
-                <w:right w:val="none" w:sz="0" w:space="0" w:color="000000"/>
-              </w:pBdr>
-              <w:spacing w:after="60" w:before="60" w:line="240"/>
-              <w:ind w:left="20" w:right="20" w:firstLine="0" w:firstLineChars="0"/>
-              <w:rPr>
-                <w:rFonts w:ascii="Arial" w:hAnsi="Arial" w:eastAsia="Arial" w:cs="Arial"/>
-                <w:i w:val="false"/>
-                <w:b w:val="false"/>
-                <w:u w:val="none"/>
-                <w:strike w:val="false"/>
-                <w:sz w:val="18"/>
-                <w:szCs w:val="18"/>
-                <w:color w:val="000000"/>
-              </w:rPr>
-            </w:pPr>
-            <w:r>
-              <w:rPr>
-                <w:rFonts w:ascii="Arial" w:hAnsi="Arial" w:eastAsia="Arial" w:cs="Arial"/>
-                <w:i w:val="false"/>
-                <w:b w:val="false"/>
-                <w:u w:val="none"/>
-                <w:strike w:val="false"/>
-                <w:sz w:val="18"/>
-                <w:szCs w:val="18"/>
-                <w:color w:val="000000"/>
-              </w:rPr>
-              <w:t xml:space="preserve">−1.2 (−11.1 to 8.6)</w:t>
-            </w:r>
-          </w:p>
-        </w:tc>
-        <w:tc>
-          <w:tcPr>
-            <w:tcBorders>
-              <w:bottom w:val="none" w:sz="0" w:space="0" w:color="000000"/>
-              <w:top w:val="none" w:sz="0" w:space="0" w:color="000000"/>
-              <w:left w:val="none" w:sz="0" w:space="0" w:color="000000"/>
-              <w:right w:val="none" w:sz="0" w:space="0" w:color="000000"/>
-            </w:tcBorders>
-            <w:shd w:val="clear" w:color="auto" w:fill="FFFFFF"/>
-            <w:tcMar>
-              <w:top w:w="0" w:type="dxa"/>
-              <w:bottom w:w="0" w:type="dxa"/>
-              <w:left w:w="0" w:type="dxa"/>
-              <w:right w:w="0" w:type="dxa"/>
-            </w:tcMar>
-            <w:vAlign w:val="top"/>
-          </w:tcPr>
-          <w:p>
-            <w:pPr>
-              <w:pStyle w:val="Normal"/>
-              <w:jc w:val="left"/>
-              <w:pBdr>
-                <w:bottom w:val="none" w:sz="0" w:space="0" w:color="000000"/>
-                <w:top w:val="none" w:sz="0" w:space="0" w:color="000000"/>
-                <w:left w:val="none" w:sz="0" w:space="0" w:color="000000"/>
-                <w:right w:val="none" w:sz="0" w:space="0" w:color="000000"/>
-              </w:pBdr>
-              <w:spacing w:after="60" w:before="60" w:line="240"/>
-              <w:ind w:left="20" w:right="20" w:firstLine="0" w:firstLineChars="0"/>
-              <w:rPr>
-                <w:rFonts w:ascii="Arial" w:hAnsi="Arial" w:eastAsia="Arial" w:cs="Arial"/>
-                <w:i w:val="false"/>
-                <w:b w:val="false"/>
-                <w:u w:val="none"/>
-                <w:strike w:val="false"/>
-                <w:sz w:val="18"/>
-                <w:szCs w:val="18"/>
-                <w:color w:val="000000"/>
-              </w:rPr>
-            </w:pPr>
-            <w:r>
-              <w:rPr>
-                <w:rFonts w:ascii="Arial" w:hAnsi="Arial" w:eastAsia="Arial" w:cs="Arial"/>
-                <w:i w:val="false"/>
-                <w:b w:val="false"/>
-                <w:u w:val="none"/>
-                <w:strike w:val="false"/>
-                <w:sz w:val="18"/>
-                <w:szCs w:val="18"/>
-                <w:color w:val="000000"/>
-              </w:rPr>
-              <w:t xml:space="preserve">28.2 (16.1–40.5)</w:t>
-            </w:r>
-          </w:p>
-        </w:tc>
-        <w:tc>
-          <w:tcPr>
-            <w:tcBorders>
-              <w:bottom w:val="none" w:sz="0" w:space="0" w:color="000000"/>
-              <w:top w:val="none" w:sz="0" w:space="0" w:color="000000"/>
-              <w:left w:val="none" w:sz="0" w:space="0" w:color="000000"/>
-              <w:right w:val="none" w:sz="0" w:space="0" w:color="000000"/>
-            </w:tcBorders>
-            <w:shd w:val="clear" w:color="auto" w:fill="FFFFFF"/>
-            <w:tcMar>
-              <w:top w:w="0" w:type="dxa"/>
-              <w:bottom w:w="0" w:type="dxa"/>
-              <w:left w:w="0" w:type="dxa"/>
-              <w:right w:w="0" w:type="dxa"/>
-            </w:tcMar>
-            <w:vAlign w:val="top"/>
-          </w:tcPr>
-          <w:p>
-            <w:pPr>
-              <w:pStyle w:val="Normal"/>
-              <w:jc w:val="left"/>
-              <w:pBdr>
-                <w:bottom w:val="none" w:sz="0" w:space="0" w:color="000000"/>
-                <w:top w:val="none" w:sz="0" w:space="0" w:color="000000"/>
-                <w:left w:val="none" w:sz="0" w:space="0" w:color="000000"/>
-                <w:right w:val="none" w:sz="0" w:space="0" w:color="000000"/>
-              </w:pBdr>
-              <w:spacing w:after="60" w:before="60" w:line="240"/>
-              <w:ind w:left="20" w:right="20" w:firstLine="0" w:firstLineChars="0"/>
-              <w:rPr>
-                <w:rFonts w:ascii="Arial" w:hAnsi="Arial" w:eastAsia="Arial" w:cs="Arial"/>
-                <w:i w:val="false"/>
-                <w:b w:val="false"/>
-                <w:u w:val="none"/>
-                <w:strike w:val="false"/>
-                <w:sz w:val="18"/>
-                <w:szCs w:val="18"/>
-                <w:color w:val="000000"/>
-              </w:rPr>
-            </w:pPr>
-            <w:r>
-              <w:rPr>
-                <w:rFonts w:ascii="Arial" w:hAnsi="Arial" w:eastAsia="Arial" w:cs="Arial"/>
-                <w:i w:val="false"/>
-                <w:b w:val="false"/>
-                <w:u w:val="none"/>
-                <w:strike w:val="false"/>
-                <w:sz w:val="18"/>
-                <w:szCs w:val="18"/>
-                <w:color w:val="000000"/>
-              </w:rPr>
-              <w:t xml:space="preserve">−21.4 (−32.7 to −9.8)</w:t>
             </w:r>
           </w:p>
         </w:tc>
@@ -4032,7 +2520,7 @@
                 <w:szCs w:val="18"/>
                 <w:color w:val="000000"/>
               </w:rPr>
-              <w:t xml:space="preserve">Composite: D1⁠–⁠D5</w:t>
+              <w:t xml:space="preserve">Published: Overall</w:t>
             </w:r>
           </w:p>
         </w:tc>
@@ -4088,7 +2576,7 @@
                 <w:szCs w:val="18"/>
                 <w:color w:val="000000"/>
               </w:rPr>
-              <w:t xml:space="preserve">0.25 (0.18–0.33)</w:t>
+              <w:t xml:space="preserve">0.02 (−0.11 to 0.16)</w:t>
             </w:r>
           </w:p>
         </w:tc>
@@ -4144,7 +2632,7 @@
                 <w:szCs w:val="18"/>
                 <w:color w:val="000000"/>
               </w:rPr>
-              <w:t xml:space="preserve">0.07 (0.05–0.10)</w:t>
+              <w:t xml:space="preserve">−1.2 (−11.1 to 8.6)</w:t>
             </w:r>
           </w:p>
         </w:tc>
@@ -4200,7 +2688,7 @@
                 <w:szCs w:val="18"/>
                 <w:color w:val="000000"/>
               </w:rPr>
-              <w:t xml:space="preserve">9.7 (7.0–12.4)</w:t>
+              <w:t xml:space="preserve">28.2 (16.1–40.5)</w:t>
             </w:r>
           </w:p>
         </w:tc>
@@ -4256,63 +2744,7 @@
                 <w:szCs w:val="18"/>
                 <w:color w:val="000000"/>
               </w:rPr>
-              <w:t xml:space="preserve"/>
-            </w:r>
-          </w:p>
-        </w:tc>
-        <w:tc>
-          <w:tcPr>
-            <w:tcBorders>
-              <w:bottom w:val="single" w:sz="8" w:space="0" w:color="000000"/>
-              <w:top w:val="none" w:sz="0" w:space="0" w:color="000000"/>
-              <w:left w:val="none" w:sz="0" w:space="0" w:color="000000"/>
-              <w:right w:val="none" w:sz="0" w:space="0" w:color="000000"/>
-            </w:tcBorders>
-            <w:shd w:val="clear" w:color="auto" w:fill="FFFFFF"/>
-            <w:tcMar>
-              <w:top w:w="0" w:type="dxa"/>
-              <w:bottom w:w="0" w:type="dxa"/>
-              <w:left w:w="0" w:type="dxa"/>
-              <w:right w:w="0" w:type="dxa"/>
-            </w:tcMar>
-            <w:vAlign w:val="top"/>
-          </w:tcPr>
-          <w:p>
-            <w:pPr>
-              <w:pStyle w:val="Normal"/>
-              <w:jc w:val="left"/>
-              <w:keepNext/>
-              <w:pBdr>
-                <w:bottom w:val="none" w:sz="0" w:space="0" w:color="000000"/>
-                <w:top w:val="none" w:sz="0" w:space="0" w:color="000000"/>
-                <w:left w:val="none" w:sz="0" w:space="0" w:color="000000"/>
-                <w:right w:val="none" w:sz="0" w:space="0" w:color="000000"/>
-              </w:pBdr>
-              <w:spacing w:after="60" w:before="60" w:line="240"/>
-              <w:ind w:left="20" w:right="20" w:firstLine="0" w:firstLineChars="0"/>
-              <w:rPr>
-                <w:rFonts w:ascii="Arial" w:hAnsi="Arial" w:eastAsia="Arial" w:cs="Arial"/>
-                <w:i w:val="false"/>
-                <w:b w:val="false"/>
-                <w:u w:val="none"/>
-                <w:strike w:val="false"/>
-                <w:sz w:val="18"/>
-                <w:szCs w:val="18"/>
-                <w:color w:val="000000"/>
-              </w:rPr>
-            </w:pPr>
-            <w:r>
-              <w:rPr>
-                <w:rFonts w:ascii="Arial" w:hAnsi="Arial" w:eastAsia="Arial" w:cs="Arial"/>
-                <w:i w:val="false"/>
-                <w:b w:val="false"/>
-                <w:u w:val="none"/>
-                <w:strike w:val="false"/>
-                <w:sz w:val="18"/>
-                <w:szCs w:val="18"/>
-                <w:color w:val="000000"/>
-              </w:rPr>
-              <w:t xml:space="preserve"/>
+              <w:t xml:space="preserve">−21.4 (−32.7 to −9.8)</w:t>
             </w:r>
           </w:p>
         </w:tc>
@@ -4324,7 +2756,7 @@
         </w:trPr>
         <w:tc>
           <w:tcPr>
-            <w:gridSpan w:val="6"/>
+            <w:gridSpan w:val="5"/>
             <w:tcBorders>
               <w:bottom w:val="none" w:sz="0" w:space="0" w:color="FFFFFF"/>
               <w:top w:val="single" w:sz="8" w:space="0" w:color="000000"/>
@@ -4374,7 +2806,7 @@
                 <w:szCs w:val="18"/>
                 <w:color w:val="000000"/>
               </w:rPr>
-              <w:t xml:space="preserve">Values are coefficients or percentages (95% CI); denominators are in block labels. Not Low means Some concerns or High. All-Low rule has no variance; only accuracy and specificity are reported. Paired differences are coefficients or percentage points; — indicates undefined or not applicable. Composite reference: consensus preferred judgement on consensus cells, Published on other cells; 25 split cells excluded (485 cells per arm). Adjudicators could only choose among the three labels offered. Cells where both Sonnet arms matched Published were never adjudicated and are assumed correct. Both features inflate absolute composite values. Overall judgements were not adjudicated. Published labels were frequently less severe than the adjudicators’ preferred judgement (Figure 4). CI, confidence interval; 10,000 percentile bootstrap replicates, trials resampled within meta-analysis; seed 20261018.</w:t>
+              <w:t xml:space="preserve">Published means published review label. Values are coefficients or percentages (95% CI); denominators are in block labels. ¹ Sensitivity for Some concerns or High; specificity uses Low as negative. All-Low rule has no variance; only accuracy and specificity are reported. Paired differences are coefficients or percentage points; — indicates undefined or not applicable. AC2 and composite-reference results: eTables 9 and 10. Full paired differences: eTables 11–12. Overall judgements were not adjudicated. Published labels were frequently less severe than the adjudicators’ preferred judgement (Figure 4). CI, confidence interval; 10,000 percentile bootstrap replicates, trials resampled within meta-analysis; seed 20261018.</w:t>
             </w:r>
           </w:p>
         </w:tc>

--- a/analysis/output/manuscript/Table2.docx
+++ b/analysis/output/manuscript/Table2.docx
@@ -7,7 +7,7 @@
         <w:pStyle w:val="Titre1"/>
       </w:pPr>
       <w:r>
-        <w:t xml:space="preserve">Table 2. ARBITER detected more of the risk the published reviews flagged, with lower specificity</w:t>
+        <w:t xml:space="preserve">Table 2. ARBITER detected more flagged risk, with lower specificity</w:t>
       </w:r>
     </w:p>
     <w:tbl xmlns:a="http://schemas.openxmlformats.org/drawingml/2006/main" xmlns:pic="http://schemas.openxmlformats.org/drawingml/2006/picture">
@@ -367,7 +367,7 @@
                 <w:szCs w:val="18"/>
                 <w:color w:val="000000"/>
               </w:rPr>
-              <w:t xml:space="preserve">Against Published labels — D1⁠–⁠D5 (510 cells); positive N = 83; Low N = 427</w:t>
+              <w:t xml:space="preserve">Against Published labels — D1⁠–⁠D5 (510 cells); Some concerns or High: N = 83; Low N = 427</w:t>
             </w:r>
           </w:p>
         </w:tc>
@@ -538,7 +538,7 @@
                 <w:szCs w:val="18"/>
                 <w:color w:val="000000"/>
               </w:rPr>
-              <w:t xml:space="preserve">75.7 (72.4–79.0)</w:t>
+              <w:t xml:space="preserve">75.7% (72.4–79.0)</w:t>
             </w:r>
           </w:p>
         </w:tc>
@@ -593,7 +593,7 @@
                 <w:szCs w:val="18"/>
                 <w:color w:val="000000"/>
               </w:rPr>
-              <w:t xml:space="preserve">66.3 (57.3–74.7)</w:t>
+              <w:t xml:space="preserve">66.3% (57.3–74.7)</w:t>
             </w:r>
           </w:p>
         </w:tc>
@@ -648,7 +648,7 @@
                 <w:szCs w:val="18"/>
                 <w:color w:val="000000"/>
               </w:rPr>
-              <w:t xml:space="preserve">81.3 (77.7–84.7)</w:t>
+              <w:t xml:space="preserve">81.3% (77.7–84.7)</w:t>
             </w:r>
           </w:p>
         </w:tc>
@@ -819,7 +819,7 @@
                 <w:szCs w:val="18"/>
                 <w:color w:val="000000"/>
               </w:rPr>
-              <w:t xml:space="preserve">77.5 (74.1–80.8)</w:t>
+              <w:t xml:space="preserve">77.5% (74.1–80.8)</w:t>
             </w:r>
           </w:p>
         </w:tc>
@@ -874,7 +874,7 @@
                 <w:szCs w:val="18"/>
                 <w:color w:val="000000"/>
               </w:rPr>
-              <w:t xml:space="preserve">50.6 (40.3–60.2)</w:t>
+              <w:t xml:space="preserve">50.6% (40.3–60.2)</w:t>
             </w:r>
           </w:p>
         </w:tc>
@@ -929,7 +929,7 @@
                 <w:szCs w:val="18"/>
                 <w:color w:val="000000"/>
               </w:rPr>
-              <w:t xml:space="preserve">85.7 (82.1–89.3)</w:t>
+              <w:t xml:space="preserve">85.7% (82.1–89.3)</w:t>
             </w:r>
           </w:p>
         </w:tc>
@@ -1100,7 +1100,7 @@
                 <w:szCs w:val="18"/>
                 <w:color w:val="000000"/>
               </w:rPr>
-              <w:t xml:space="preserve">83.7 (81.0–86.5)</w:t>
+              <w:t xml:space="preserve">83.7% (81.0–86.5)</w:t>
             </w:r>
           </w:p>
         </w:tc>
@@ -1210,7 +1210,7 @@
                 <w:szCs w:val="18"/>
                 <w:color w:val="000000"/>
               </w:rPr>
-              <w:t xml:space="preserve">100.0</w:t>
+              <w:t xml:space="preserve">100.0%</w:t>
             </w:r>
           </w:p>
         </w:tc>
@@ -1272,7 +1272,7 @@
                 <w:szCs w:val="18"/>
                 <w:color w:val="000000"/>
               </w:rPr>
-              <w:t xml:space="preserve">Against Published labels — Overall (81 trials); positive N = 39; Low N = 42</w:t>
+              <w:t xml:space="preserve">Against Published labels — Overall (81 trials); Some concerns or High: N = 39; Low N = 42</w:t>
             </w:r>
           </w:p>
         </w:tc>
@@ -1443,7 +1443,7 @@
                 <w:szCs w:val="18"/>
                 <w:color w:val="000000"/>
               </w:rPr>
-              <w:t xml:space="preserve">58.0 (49.4–66.7)</w:t>
+              <w:t xml:space="preserve">58.0% (49.4–66.7)</w:t>
             </w:r>
           </w:p>
         </w:tc>
@@ -1498,7 +1498,7 @@
                 <w:szCs w:val="18"/>
                 <w:color w:val="000000"/>
               </w:rPr>
-              <w:t xml:space="preserve">92.3 (83.7–100.0)</w:t>
+              <w:t xml:space="preserve">92.3% (83.7–100.0)</w:t>
             </w:r>
           </w:p>
         </w:tc>
@@ -1553,7 +1553,7 @@
                 <w:szCs w:val="18"/>
                 <w:color w:val="000000"/>
               </w:rPr>
-              <w:t xml:space="preserve">54.8 (44.2–67.4)</w:t>
+              <w:t xml:space="preserve">54.8% (44.2–67.4)</w:t>
             </w:r>
           </w:p>
         </w:tc>
@@ -1724,7 +1724,7 @@
                 <w:szCs w:val="18"/>
                 <w:color w:val="000000"/>
               </w:rPr>
-              <w:t xml:space="preserve">59.3 (50.6–67.9)</w:t>
+              <w:t xml:space="preserve">59.3% (50.6–67.9)</w:t>
             </w:r>
           </w:p>
         </w:tc>
@@ -1779,7 +1779,7 @@
                 <w:szCs w:val="18"/>
                 <w:color w:val="000000"/>
               </w:rPr>
-              <w:t xml:space="preserve">64.1 (50.0–77.8)</w:t>
+              <w:t xml:space="preserve">64.1% (50.0–77.8)</w:t>
             </w:r>
           </w:p>
         </w:tc>
@@ -1834,7 +1834,7 @@
                 <w:szCs w:val="18"/>
                 <w:color w:val="000000"/>
               </w:rPr>
-              <w:t xml:space="preserve">76.2 (65.9–86.8)</w:t>
+              <w:t xml:space="preserve">76.2% (65.9–86.8)</w:t>
             </w:r>
           </w:p>
         </w:tc>
@@ -2005,7 +2005,7 @@
                 <w:szCs w:val="18"/>
                 <w:color w:val="000000"/>
               </w:rPr>
-              <w:t xml:space="preserve">51.9 (44.4–59.3)</w:t>
+              <w:t xml:space="preserve">51.9% (44.4–59.3)</w:t>
             </w:r>
           </w:p>
         </w:tc>
@@ -2115,7 +2115,7 @@
                 <w:szCs w:val="18"/>
                 <w:color w:val="000000"/>
               </w:rPr>
-              <w:t xml:space="preserve">100.0</w:t>
+              <w:t xml:space="preserve">100.0%</w:t>
             </w:r>
           </w:p>
         </w:tc>
@@ -2293,7 +2293,7 @@
                 <w:szCs w:val="18"/>
                 <w:color w:val="000000"/>
               </w:rPr>
-              <w:t xml:space="preserve">0.06 (−0.03 to 0.14)</w:t>
+              <w:t xml:space="preserve">0.06 (−0.03–0.14)</w:t>
             </w:r>
           </w:p>
         </w:tc>
@@ -2348,7 +2348,7 @@
                 <w:szCs w:val="18"/>
                 <w:color w:val="000000"/>
               </w:rPr>
-              <w:t xml:space="preserve">−1.8 (−5.1 to 1.6)</w:t>
+              <w:t xml:space="preserve">−1.8 (−5.1–1.6)</w:t>
             </w:r>
           </w:p>
         </w:tc>
@@ -2458,7 +2458,7 @@
                 <w:szCs w:val="18"/>
                 <w:color w:val="000000"/>
               </w:rPr>
-              <w:t xml:space="preserve">−4.4 (−7.6 to −1.2)</w:t>
+              <w:t xml:space="preserve">−4.4 (−7.6–−1.2)</w:t>
             </w:r>
           </w:p>
         </w:tc>
@@ -2576,7 +2576,7 @@
                 <w:szCs w:val="18"/>
                 <w:color w:val="000000"/>
               </w:rPr>
-              <w:t xml:space="preserve">0.02 (−0.11 to 0.16)</w:t>
+              <w:t xml:space="preserve">0.02 (−0.11–0.16)</w:t>
             </w:r>
           </w:p>
         </w:tc>
@@ -2632,7 +2632,7 @@
                 <w:szCs w:val="18"/>
                 <w:color w:val="000000"/>
               </w:rPr>
-              <w:t xml:space="preserve">−1.2 (−11.1 to 8.6)</w:t>
+              <w:t xml:space="preserve">−1.2 (−11.1–8.6)</w:t>
             </w:r>
           </w:p>
         </w:tc>
@@ -2744,7 +2744,7 @@
                 <w:szCs w:val="18"/>
                 <w:color w:val="000000"/>
               </w:rPr>
-              <w:t xml:space="preserve">−21.4 (−32.7 to −9.8)</w:t>
+              <w:t xml:space="preserve">−21.4 (−32.7–−9.8)</w:t>
             </w:r>
           </w:p>
         </w:tc>
@@ -2806,7 +2806,7 @@
                 <w:szCs w:val="18"/>
                 <w:color w:val="000000"/>
               </w:rPr>
-              <w:t xml:space="preserve">Published means published review label. Values are coefficients or percentages (95% CI); denominators are in block labels. ¹ Sensitivity for Some concerns or High; specificity uses Low as negative. All-Low rule has no variance; only accuracy and specificity are reported. Paired differences are coefficients or percentage points; — indicates undefined or not applicable. AC2 and composite-reference results: eTables 9 and 10. Full paired differences: eTables 11–12. Overall judgements were not adjudicated. Published labels were frequently less severe than the adjudicators’ preferred judgement (Figure 4). CI, confidence interval; 10,000 percentile bootstrap replicates, trials resampled within meta-analysis; seed 20261018.</w:t>
+              <w:t xml:space="preserve">Published means published review label. Values are coefficients or percentages (95% CI); denominators are in block labels. ¹ Sensitivity for Some concerns or High; specificity is the share of published Low ratings also rated Low. All-Low rule has no variance; only accuracy and specificity are reported. Paired differences are coefficients or percentage points; — indicates undefined or not applicable. AC2 and composite-reference results: eTables 9 and 10. Full paired differences: eTables 11–12. Overall judgements were not adjudicated. Published labels were frequently less severe than the adjudicators’ agreed choice (Figure 4). CI, confidence interval; 10,000 percentile bootstrap replicates, trials resampled within meta-analysis; seed 20261018.</w:t>
             </w:r>
           </w:p>
         </w:tc>

--- a/analysis/output/manuscript/Table2.docx
+++ b/analysis/output/manuscript/Table2.docx
@@ -7,7 +7,7 @@
         <w:pStyle w:val="Titre1"/>
       </w:pPr>
       <w:r>
-        <w:t xml:space="preserve">Table 2. ARBITER detected more flagged risk, with lower specificity</w:t>
+        <w:t xml:space="preserve">Table 2. ARBITER detected more of the risk flagged by published reviews, at lower specificity</w:t>
       </w:r>
     </w:p>
     <w:tbl xmlns:a="http://schemas.openxmlformats.org/drawingml/2006/main" xmlns:pic="http://schemas.openxmlformats.org/drawingml/2006/picture">
@@ -2293,7 +2293,7 @@
                 <w:szCs w:val="18"/>
                 <w:color w:val="000000"/>
               </w:rPr>
-              <w:t xml:space="preserve">0.06 (−0.03–0.14)</w:t>
+              <w:t xml:space="preserve">0.06 (−0.03 to 0.14)</w:t>
             </w:r>
           </w:p>
         </w:tc>
@@ -2348,7 +2348,7 @@
                 <w:szCs w:val="18"/>
                 <w:color w:val="000000"/>
               </w:rPr>
-              <w:t xml:space="preserve">−1.8 (−5.1–1.6)</w:t>
+              <w:t xml:space="preserve">−1.8 (−5.1 to 1.6)</w:t>
             </w:r>
           </w:p>
         </w:tc>
@@ -2458,7 +2458,7 @@
                 <w:szCs w:val="18"/>
                 <w:color w:val="000000"/>
               </w:rPr>
-              <w:t xml:space="preserve">−4.4 (−7.6–−1.2)</w:t>
+              <w:t xml:space="preserve">−4.4 (−7.6 to −1.2)</w:t>
             </w:r>
           </w:p>
         </w:tc>
@@ -2576,7 +2576,7 @@
                 <w:szCs w:val="18"/>
                 <w:color w:val="000000"/>
               </w:rPr>
-              <w:t xml:space="preserve">0.02 (−0.11–0.16)</w:t>
+              <w:t xml:space="preserve">0.02 (−0.11 to 0.16)</w:t>
             </w:r>
           </w:p>
         </w:tc>
@@ -2632,7 +2632,7 @@
                 <w:szCs w:val="18"/>
                 <w:color w:val="000000"/>
               </w:rPr>
-              <w:t xml:space="preserve">−1.2 (−11.1–8.6)</w:t>
+              <w:t xml:space="preserve">−1.2 (−11.1 to 8.6)</w:t>
             </w:r>
           </w:p>
         </w:tc>
@@ -2744,7 +2744,7 @@
                 <w:szCs w:val="18"/>
                 <w:color w:val="000000"/>
               </w:rPr>
-              <w:t xml:space="preserve">−21.4 (−32.7–−9.8)</w:t>
+              <w:t xml:space="preserve">−21.4 (−32.7 to −9.8)</w:t>
             </w:r>
           </w:p>
         </w:tc>

--- a/analysis/output/manuscript/Table2.docx
+++ b/analysis/output/manuscript/Table2.docx
@@ -7,7 +7,7 @@
         <w:pStyle w:val="Titre1"/>
       </w:pPr>
       <w:r>
-        <w:t xml:space="preserve">Table 2. ARBITER detected more of the risk flagged by published reviews, at lower specificity</w:t>
+        <w:t xml:space="preserve">Table 2. Before seeing any label, both adjudicators’ own ratings agreed with ARBITER far more than with the unassisted model or the published review</w:t>
       </w:r>
     </w:p>
     <w:tbl xmlns:a="http://schemas.openxmlformats.org/drawingml/2006/main" xmlns:pic="http://schemas.openxmlformats.org/drawingml/2006/picture">
@@ -17,11 +17,9 @@
         <w:tblLook w:firstRow="1" w:lastRow="0" w:firstColumn="0" w:lastColumn="0" w:noHBand="0" w:noVBand="1"/>
       </w:tblPr>
       <w:tblGrid>
-        <w:gridCol w:w="1944"/>
-        <w:gridCol w:w="1944"/>
-        <w:gridCol w:w="1944"/>
-        <w:gridCol w:w="1944"/>
-        <w:gridCol w:w="2088"/>
+        <w:gridCol w:w="4464"/>
+        <w:gridCol w:w="2376"/>
+        <w:gridCol w:w="3024"/>
       </w:tblGrid>
       <w:tr>
         <w:trPr>
@@ -81,7 +79,7 @@
                 <w:szCs w:val="18"/>
                 <w:color w:val="000000"/>
               </w:rPr>
-              <w:t xml:space="preserve">Source</w:t>
+              <w:t xml:space="preserve">Comparison</w:t>
             </w:r>
           </w:p>
         </w:tc>
@@ -193,119 +191,7 @@
                 <w:szCs w:val="18"/>
                 <w:color w:val="000000"/>
               </w:rPr>
-              <w:t xml:space="preserve">Exact agreement</w:t>
-            </w:r>
-          </w:p>
-        </w:tc>
-        <w:tc>
-          <w:tcPr>
-            <w:tcBorders>
-              <w:bottom w:val="single" w:sz="5" w:space="0" w:color="000000"/>
-              <w:top w:val="single" w:sz="8" w:space="0" w:color="000000"/>
-              <w:left w:val="none" w:sz="0" w:space="0" w:color="000000"/>
-              <w:right w:val="none" w:sz="0" w:space="0" w:color="000000"/>
-            </w:tcBorders>
-            <w:shd w:val="clear" w:color="auto" w:fill="FFFFFF"/>
-            <w:tcMar>
-              <w:top w:w="0" w:type="dxa"/>
-              <w:bottom w:w="0" w:type="dxa"/>
-              <w:left w:w="0" w:type="dxa"/>
-              <w:right w:w="0" w:type="dxa"/>
-            </w:tcMar>
-            <w:vAlign w:val="top"/>
-          </w:tcPr>
-          <w:p>
-            <w:pPr>
-              <w:pStyle w:val="Normal"/>
-              <w:jc w:val="left"/>
-              <w:keepNext/>
-              <w:pBdr>
-                <w:bottom w:val="none" w:sz="0" w:space="0" w:color="000000"/>
-                <w:top w:val="none" w:sz="0" w:space="0" w:color="000000"/>
-                <w:left w:val="none" w:sz="0" w:space="0" w:color="000000"/>
-                <w:right w:val="none" w:sz="0" w:space="0" w:color="000000"/>
-              </w:pBdr>
-              <w:spacing w:after="60" w:before="60" w:line="240"/>
-              <w:ind w:left="20" w:right="20" w:firstLine="0" w:firstLineChars="0"/>
-              <w:rPr>
-                <w:rFonts w:ascii="Arial" w:hAnsi="Arial" w:eastAsia="Arial" w:cs="Arial"/>
-                <w:i w:val="false"/>
-                <w:b w:val="true"/>
-                <w:u w:val="none"/>
-                <w:strike w:val="false"/>
-                <w:sz w:val="18"/>
-                <w:szCs w:val="18"/>
-                <w:color w:val="000000"/>
-              </w:rPr>
-            </w:pPr>
-            <w:r>
-              <w:rPr>
-                <w:rFonts w:ascii="Arial" w:hAnsi="Arial" w:eastAsia="Arial" w:cs="Arial"/>
-                <w:i w:val="false"/>
-                <w:b w:val="true"/>
-                <w:u w:val="none"/>
-                <w:strike w:val="false"/>
-                <w:sz w:val="18"/>
-                <w:szCs w:val="18"/>
-                <w:color w:val="000000"/>
-              </w:rPr>
-              <w:t xml:space="preserve">Sensitivity¹</w:t>
-            </w:r>
-          </w:p>
-        </w:tc>
-        <w:tc>
-          <w:tcPr>
-            <w:tcBorders>
-              <w:bottom w:val="single" w:sz="5" w:space="0" w:color="000000"/>
-              <w:top w:val="single" w:sz="8" w:space="0" w:color="000000"/>
-              <w:left w:val="none" w:sz="0" w:space="0" w:color="000000"/>
-              <w:right w:val="none" w:sz="0" w:space="0" w:color="000000"/>
-            </w:tcBorders>
-            <w:shd w:val="clear" w:color="auto" w:fill="FFFFFF"/>
-            <w:tcMar>
-              <w:top w:w="0" w:type="dxa"/>
-              <w:bottom w:w="0" w:type="dxa"/>
-              <w:left w:w="0" w:type="dxa"/>
-              <w:right w:w="0" w:type="dxa"/>
-            </w:tcMar>
-            <w:vAlign w:val="top"/>
-          </w:tcPr>
-          <w:p>
-            <w:pPr>
-              <w:pStyle w:val="Normal"/>
-              <w:jc w:val="left"/>
-              <w:keepNext/>
-              <w:pBdr>
-                <w:bottom w:val="none" w:sz="0" w:space="0" w:color="000000"/>
-                <w:top w:val="none" w:sz="0" w:space="0" w:color="000000"/>
-                <w:left w:val="none" w:sz="0" w:space="0" w:color="000000"/>
-                <w:right w:val="none" w:sz="0" w:space="0" w:color="000000"/>
-              </w:pBdr>
-              <w:spacing w:after="60" w:before="60" w:line="240"/>
-              <w:ind w:left="20" w:right="20" w:firstLine="0" w:firstLineChars="0"/>
-              <w:rPr>
-                <w:rFonts w:ascii="Arial" w:hAnsi="Arial" w:eastAsia="Arial" w:cs="Arial"/>
-                <w:i w:val="false"/>
-                <w:b w:val="true"/>
-                <w:u w:val="none"/>
-                <w:strike w:val="false"/>
-                <w:sz w:val="18"/>
-                <w:szCs w:val="18"/>
-                <w:color w:val="000000"/>
-              </w:rPr>
-            </w:pPr>
-            <w:r>
-              <w:rPr>
-                <w:rFonts w:ascii="Arial" w:hAnsi="Arial" w:eastAsia="Arial" w:cs="Arial"/>
-                <w:i w:val="false"/>
-                <w:b w:val="true"/>
-                <w:u w:val="none"/>
-                <w:strike w:val="false"/>
-                <w:sz w:val="18"/>
-                <w:szCs w:val="18"/>
-                <w:color w:val="000000"/>
-              </w:rPr>
-              <w:t xml:space="preserve">Specificity</w:t>
+              <w:t xml:space="preserve">Raw agreement</w:t>
             </w:r>
           </w:p>
         </w:tc>
@@ -317,7 +203,7 @@
         </w:trPr>
         <w:tc>
           <w:tcPr>
-            <w:gridSpan w:val="5"/>
+            <w:gridSpan w:val="3"/>
             <w:tcBorders>
               <w:bottom w:val="none" w:sz="0" w:space="0" w:color="000000"/>
               <w:top w:val="single" w:sz="5" w:space="0" w:color="000000"/>
@@ -367,7 +253,7 @@
                 <w:szCs w:val="18"/>
                 <w:color w:val="000000"/>
               </w:rPr>
-              <w:t xml:space="preserve">Against Published labels — D1⁠–⁠D5 (510 cells); Some concerns or High: N = 83; Low N = 427</w:t>
+              <w:t xml:space="preserve">Between adjudicators</w:t>
             </w:r>
           </w:p>
         </w:tc>
@@ -428,7 +314,7 @@
                 <w:szCs w:val="18"/>
                 <w:color w:val="000000"/>
               </w:rPr>
-              <w:t xml:space="preserve">ARBITER</w:t>
+              <w:t xml:space="preserve">Independent ratings</w:t>
             </w:r>
           </w:p>
         </w:tc>
@@ -483,7 +369,7 @@
                 <w:szCs w:val="18"/>
                 <w:color w:val="000000"/>
               </w:rPr>
-              <w:t xml:space="preserve">0.34 (0.26–0.42)</w:t>
+              <w:t xml:space="preserve">0.59 (0.48–0.68)</w:t>
             </w:r>
           </w:p>
         </w:tc>
@@ -538,117 +424,7 @@
                 <w:szCs w:val="18"/>
                 <w:color w:val="000000"/>
               </w:rPr>
-              <w:t xml:space="preserve">75.7% (72.4–79.0)</w:t>
-            </w:r>
-          </w:p>
-        </w:tc>
-        <w:tc>
-          <w:tcPr>
-            <w:tcBorders>
-              <w:bottom w:val="none" w:sz="0" w:space="0" w:color="000000"/>
-              <w:top w:val="none" w:sz="0" w:space="0" w:color="000000"/>
-              <w:left w:val="none" w:sz="0" w:space="0" w:color="000000"/>
-              <w:right w:val="none" w:sz="0" w:space="0" w:color="000000"/>
-            </w:tcBorders>
-            <w:shd w:val="clear" w:color="auto" w:fill="FFFFFF"/>
-            <w:tcMar>
-              <w:top w:w="0" w:type="dxa"/>
-              <w:bottom w:w="0" w:type="dxa"/>
-              <w:left w:w="0" w:type="dxa"/>
-              <w:right w:w="0" w:type="dxa"/>
-            </w:tcMar>
-            <w:vAlign w:val="top"/>
-          </w:tcPr>
-          <w:p>
-            <w:pPr>
-              <w:pStyle w:val="Normal"/>
-              <w:jc w:val="left"/>
-              <w:pBdr>
-                <w:bottom w:val="none" w:sz="0" w:space="0" w:color="000000"/>
-                <w:top w:val="none" w:sz="0" w:space="0" w:color="000000"/>
-                <w:left w:val="none" w:sz="0" w:space="0" w:color="000000"/>
-                <w:right w:val="none" w:sz="0" w:space="0" w:color="000000"/>
-              </w:pBdr>
-              <w:spacing w:after="60" w:before="60" w:line="240"/>
-              <w:ind w:left="20" w:right="20" w:firstLine="0" w:firstLineChars="0"/>
-              <w:rPr>
-                <w:rFonts w:ascii="Arial" w:hAnsi="Arial" w:eastAsia="Arial" w:cs="Arial"/>
-                <w:i w:val="false"/>
-                <w:b w:val="false"/>
-                <w:u w:val="none"/>
-                <w:strike w:val="false"/>
-                <w:sz w:val="18"/>
-                <w:szCs w:val="18"/>
-                <w:color w:val="000000"/>
-              </w:rPr>
-            </w:pPr>
-            <w:r>
-              <w:rPr>
-                <w:rFonts w:ascii="Arial" w:hAnsi="Arial" w:eastAsia="Arial" w:cs="Arial"/>
-                <w:i w:val="false"/>
-                <w:b w:val="false"/>
-                <w:u w:val="none"/>
-                <w:strike w:val="false"/>
-                <w:sz w:val="18"/>
-                <w:szCs w:val="18"/>
-                <w:color w:val="000000"/>
-              </w:rPr>
-              <w:t xml:space="preserve">66.3% (57.3–74.7)</w:t>
-            </w:r>
-          </w:p>
-        </w:tc>
-        <w:tc>
-          <w:tcPr>
-            <w:tcBorders>
-              <w:bottom w:val="none" w:sz="0" w:space="0" w:color="000000"/>
-              <w:top w:val="none" w:sz="0" w:space="0" w:color="000000"/>
-              <w:left w:val="none" w:sz="0" w:space="0" w:color="000000"/>
-              <w:right w:val="none" w:sz="0" w:space="0" w:color="000000"/>
-            </w:tcBorders>
-            <w:shd w:val="clear" w:color="auto" w:fill="FFFFFF"/>
-            <w:tcMar>
-              <w:top w:w="0" w:type="dxa"/>
-              <w:bottom w:w="0" w:type="dxa"/>
-              <w:left w:w="0" w:type="dxa"/>
-              <w:right w:w="0" w:type="dxa"/>
-            </w:tcMar>
-            <w:vAlign w:val="top"/>
-          </w:tcPr>
-          <w:p>
-            <w:pPr>
-              <w:pStyle w:val="Normal"/>
-              <w:jc w:val="left"/>
-              <w:pBdr>
-                <w:bottom w:val="none" w:sz="0" w:space="0" w:color="000000"/>
-                <w:top w:val="none" w:sz="0" w:space="0" w:color="000000"/>
-                <w:left w:val="none" w:sz="0" w:space="0" w:color="000000"/>
-                <w:right w:val="none" w:sz="0" w:space="0" w:color="000000"/>
-              </w:pBdr>
-              <w:spacing w:after="60" w:before="60" w:line="240"/>
-              <w:ind w:left="20" w:right="20" w:firstLine="0" w:firstLineChars="0"/>
-              <w:rPr>
-                <w:rFonts w:ascii="Arial" w:hAnsi="Arial" w:eastAsia="Arial" w:cs="Arial"/>
-                <w:i w:val="false"/>
-                <w:b w:val="false"/>
-                <w:u w:val="none"/>
-                <w:strike w:val="false"/>
-                <w:sz w:val="18"/>
-                <w:szCs w:val="18"/>
-                <w:color w:val="000000"/>
-              </w:rPr>
-            </w:pPr>
-            <w:r>
-              <w:rPr>
-                <w:rFonts w:ascii="Arial" w:hAnsi="Arial" w:eastAsia="Arial" w:cs="Arial"/>
-                <w:i w:val="false"/>
-                <w:b w:val="false"/>
-                <w:u w:val="none"/>
-                <w:strike w:val="false"/>
-                <w:sz w:val="18"/>
-                <w:szCs w:val="18"/>
-                <w:color w:val="000000"/>
-              </w:rPr>
-              <w:t xml:space="preserve">81.3% (77.7–84.7)</w:t>
+              <w:t xml:space="preserve">114/154 (74.0%; 68.2–79.9)</w:t>
             </w:r>
           </w:p>
         </w:tc>
@@ -709,7 +485,7 @@
                 <w:szCs w:val="18"/>
                 <w:color w:val="000000"/>
               </w:rPr>
-              <w:t xml:space="preserve">Unassisted</w:t>
+              <w:t xml:space="preserve">Ratings chosen after seeing labels</w:t>
             </w:r>
           </w:p>
         </w:tc>
@@ -764,7 +540,7 @@
                 <w:szCs w:val="18"/>
                 <w:color w:val="000000"/>
               </w:rPr>
-              <w:t xml:space="preserve">0.28 (0.21–0.35)</w:t>
+              <w:t xml:space="preserve">0.69 (0.57–0.79)</w:t>
             </w:r>
           </w:p>
         </w:tc>
@@ -819,12 +595,19 @@
                 <w:szCs w:val="18"/>
                 <w:color w:val="000000"/>
               </w:rPr>
-              <w:t xml:space="preserve">77.5% (74.1–80.8)</w:t>
+              <w:t xml:space="preserve">129/154 (83.8%; 78.6–88.9)</w:t>
             </w:r>
           </w:p>
         </w:tc>
+      </w:tr>
+      <w:tr>
+        <w:trPr>
+          <w:cantSplit/>
+          <w:trHeight w:val="480" w:hRule="auto"/>
+        </w:trPr>
         <w:tc>
           <w:tcPr>
+            <w:gridSpan w:val="3"/>
             <w:tcBorders>
               <w:bottom w:val="none" w:sz="0" w:space="0" w:color="000000"/>
               <w:top w:val="none" w:sz="0" w:space="0" w:color="000000"/>
@@ -855,7 +638,7 @@
               <w:rPr>
                 <w:rFonts w:ascii="Arial" w:hAnsi="Arial" w:eastAsia="Arial" w:cs="Arial"/>
                 <w:i w:val="false"/>
-                <w:b w:val="false"/>
+                <w:b w:val="true"/>
                 <w:u w:val="none"/>
                 <w:strike w:val="false"/>
                 <w:sz w:val="18"/>
@@ -867,69 +650,14 @@
               <w:rPr>
                 <w:rFonts w:ascii="Arial" w:hAnsi="Arial" w:eastAsia="Arial" w:cs="Arial"/>
                 <w:i w:val="false"/>
-                <w:b w:val="false"/>
-                <w:u w:val="none"/>
-                <w:strike w:val="false"/>
-                <w:sz w:val="18"/>
-                <w:szCs w:val="18"/>
-                <w:color w:val="000000"/>
-              </w:rPr>
-              <w:t xml:space="preserve">50.6% (40.3–60.2)</w:t>
-            </w:r>
-          </w:p>
-        </w:tc>
-        <w:tc>
-          <w:tcPr>
-            <w:tcBorders>
-              <w:bottom w:val="none" w:sz="0" w:space="0" w:color="000000"/>
-              <w:top w:val="none" w:sz="0" w:space="0" w:color="000000"/>
-              <w:left w:val="none" w:sz="0" w:space="0" w:color="000000"/>
-              <w:right w:val="none" w:sz="0" w:space="0" w:color="000000"/>
-            </w:tcBorders>
-            <w:shd w:val="clear" w:color="auto" w:fill="FFFFFF"/>
-            <w:tcMar>
-              <w:top w:w="0" w:type="dxa"/>
-              <w:bottom w:w="0" w:type="dxa"/>
-              <w:left w:w="0" w:type="dxa"/>
-              <w:right w:w="0" w:type="dxa"/>
-            </w:tcMar>
-            <w:vAlign w:val="top"/>
-          </w:tcPr>
-          <w:p>
-            <w:pPr>
-              <w:pStyle w:val="Normal"/>
-              <w:jc w:val="left"/>
-              <w:pBdr>
-                <w:bottom w:val="none" w:sz="0" w:space="0" w:color="000000"/>
-                <w:top w:val="none" w:sz="0" w:space="0" w:color="000000"/>
-                <w:left w:val="none" w:sz="0" w:space="0" w:color="000000"/>
-                <w:right w:val="none" w:sz="0" w:space="0" w:color="000000"/>
-              </w:pBdr>
-              <w:spacing w:after="60" w:before="60" w:line="240"/>
-              <w:ind w:left="20" w:right="20" w:firstLine="0" w:firstLineChars="0"/>
-              <w:rPr>
-                <w:rFonts w:ascii="Arial" w:hAnsi="Arial" w:eastAsia="Arial" w:cs="Arial"/>
-                <w:i w:val="false"/>
-                <w:b w:val="false"/>
-                <w:u w:val="none"/>
-                <w:strike w:val="false"/>
-                <w:sz w:val="18"/>
-                <w:szCs w:val="18"/>
-                <w:color w:val="000000"/>
-              </w:rPr>
-            </w:pPr>
-            <w:r>
-              <w:rPr>
-                <w:rFonts w:ascii="Arial" w:hAnsi="Arial" w:eastAsia="Arial" w:cs="Arial"/>
-                <w:i w:val="false"/>
-                <w:b w:val="false"/>
-                <w:u w:val="none"/>
-                <w:strike w:val="false"/>
-                <w:sz w:val="18"/>
-                <w:szCs w:val="18"/>
-                <w:color w:val="000000"/>
-              </w:rPr>
-              <w:t xml:space="preserve">85.7% (82.1–89.3)</w:t>
+                <w:b w:val="true"/>
+                <w:u w:val="none"/>
+                <w:strike w:val="false"/>
+                <w:sz w:val="18"/>
+                <w:szCs w:val="18"/>
+                <w:color w:val="000000"/>
+              </w:rPr>
+              <w:t xml:space="preserve">Adjudicator 1 own rating compared with …</w:t>
             </w:r>
           </w:p>
         </w:tc>
@@ -990,7 +718,7 @@
                 <w:szCs w:val="18"/>
                 <w:color w:val="000000"/>
               </w:rPr>
-              <w:t xml:space="preserve">All-Low rule</w:t>
+              <w:t xml:space="preserve">Published</w:t>
             </w:r>
           </w:p>
         </w:tc>
@@ -1045,7 +773,7 @@
                 <w:szCs w:val="18"/>
                 <w:color w:val="000000"/>
               </w:rPr>
-              <w:t xml:space="preserve">—</w:t>
+              <w:t xml:space="preserve">−0.08 (−0.17 to 0.01)</w:t>
             </w:r>
           </w:p>
         </w:tc>
@@ -1100,179 +828,7 @@
                 <w:szCs w:val="18"/>
                 <w:color w:val="000000"/>
               </w:rPr>
-              <w:t xml:space="preserve">83.7% (81.0–86.5)</w:t>
-            </w:r>
-          </w:p>
-        </w:tc>
-        <w:tc>
-          <w:tcPr>
-            <w:tcBorders>
-              <w:bottom w:val="none" w:sz="0" w:space="0" w:color="000000"/>
-              <w:top w:val="none" w:sz="0" w:space="0" w:color="000000"/>
-              <w:left w:val="none" w:sz="0" w:space="0" w:color="000000"/>
-              <w:right w:val="none" w:sz="0" w:space="0" w:color="000000"/>
-            </w:tcBorders>
-            <w:shd w:val="clear" w:color="auto" w:fill="FFFFFF"/>
-            <w:tcMar>
-              <w:top w:w="0" w:type="dxa"/>
-              <w:bottom w:w="0" w:type="dxa"/>
-              <w:left w:w="0" w:type="dxa"/>
-              <w:right w:w="0" w:type="dxa"/>
-            </w:tcMar>
-            <w:vAlign w:val="top"/>
-          </w:tcPr>
-          <w:p>
-            <w:pPr>
-              <w:pStyle w:val="Normal"/>
-              <w:jc w:val="left"/>
-              <w:pBdr>
-                <w:bottom w:val="none" w:sz="0" w:space="0" w:color="000000"/>
-                <w:top w:val="none" w:sz="0" w:space="0" w:color="000000"/>
-                <w:left w:val="none" w:sz="0" w:space="0" w:color="000000"/>
-                <w:right w:val="none" w:sz="0" w:space="0" w:color="000000"/>
-              </w:pBdr>
-              <w:spacing w:after="60" w:before="60" w:line="240"/>
-              <w:ind w:left="20" w:right="20" w:firstLine="0" w:firstLineChars="0"/>
-              <w:rPr>
-                <w:rFonts w:ascii="Arial" w:hAnsi="Arial" w:eastAsia="Arial" w:cs="Arial"/>
-                <w:i w:val="false"/>
-                <w:b w:val="false"/>
-                <w:u w:val="none"/>
-                <w:strike w:val="false"/>
-                <w:sz w:val="18"/>
-                <w:szCs w:val="18"/>
-                <w:color w:val="000000"/>
-              </w:rPr>
-            </w:pPr>
-            <w:r>
-              <w:rPr>
-                <w:rFonts w:ascii="Arial" w:hAnsi="Arial" w:eastAsia="Arial" w:cs="Arial"/>
-                <w:i w:val="false"/>
-                <w:b w:val="false"/>
-                <w:u w:val="none"/>
-                <w:strike w:val="false"/>
-                <w:sz w:val="18"/>
-                <w:szCs w:val="18"/>
-                <w:color w:val="000000"/>
-              </w:rPr>
-              <w:t xml:space="preserve">—</w:t>
-            </w:r>
-          </w:p>
-        </w:tc>
-        <w:tc>
-          <w:tcPr>
-            <w:tcBorders>
-              <w:bottom w:val="none" w:sz="0" w:space="0" w:color="000000"/>
-              <w:top w:val="none" w:sz="0" w:space="0" w:color="000000"/>
-              <w:left w:val="none" w:sz="0" w:space="0" w:color="000000"/>
-              <w:right w:val="none" w:sz="0" w:space="0" w:color="000000"/>
-            </w:tcBorders>
-            <w:shd w:val="clear" w:color="auto" w:fill="FFFFFF"/>
-            <w:tcMar>
-              <w:top w:w="0" w:type="dxa"/>
-              <w:bottom w:w="0" w:type="dxa"/>
-              <w:left w:w="0" w:type="dxa"/>
-              <w:right w:w="0" w:type="dxa"/>
-            </w:tcMar>
-            <w:vAlign w:val="top"/>
-          </w:tcPr>
-          <w:p>
-            <w:pPr>
-              <w:pStyle w:val="Normal"/>
-              <w:jc w:val="left"/>
-              <w:pBdr>
-                <w:bottom w:val="none" w:sz="0" w:space="0" w:color="000000"/>
-                <w:top w:val="none" w:sz="0" w:space="0" w:color="000000"/>
-                <w:left w:val="none" w:sz="0" w:space="0" w:color="000000"/>
-                <w:right w:val="none" w:sz="0" w:space="0" w:color="000000"/>
-              </w:pBdr>
-              <w:spacing w:after="60" w:before="60" w:line="240"/>
-              <w:ind w:left="20" w:right="20" w:firstLine="0" w:firstLineChars="0"/>
-              <w:rPr>
-                <w:rFonts w:ascii="Arial" w:hAnsi="Arial" w:eastAsia="Arial" w:cs="Arial"/>
-                <w:i w:val="false"/>
-                <w:b w:val="false"/>
-                <w:u w:val="none"/>
-                <w:strike w:val="false"/>
-                <w:sz w:val="18"/>
-                <w:szCs w:val="18"/>
-                <w:color w:val="000000"/>
-              </w:rPr>
-            </w:pPr>
-            <w:r>
-              <w:rPr>
-                <w:rFonts w:ascii="Arial" w:hAnsi="Arial" w:eastAsia="Arial" w:cs="Arial"/>
-                <w:i w:val="false"/>
-                <w:b w:val="false"/>
-                <w:u w:val="none"/>
-                <w:strike w:val="false"/>
-                <w:sz w:val="18"/>
-                <w:szCs w:val="18"/>
-                <w:color w:val="000000"/>
-              </w:rPr>
-              <w:t xml:space="preserve">100.0%</w:t>
-            </w:r>
-          </w:p>
-        </w:tc>
-      </w:tr>
-      <w:tr>
-        <w:trPr>
-          <w:cantSplit/>
-          <w:trHeight w:val="480" w:hRule="auto"/>
-        </w:trPr>
-        <w:tc>
-          <w:tcPr>
-            <w:gridSpan w:val="5"/>
-            <w:tcBorders>
-              <w:bottom w:val="none" w:sz="0" w:space="0" w:color="000000"/>
-              <w:top w:val="none" w:sz="0" w:space="0" w:color="000000"/>
-              <w:left w:val="none" w:sz="0" w:space="0" w:color="000000"/>
-              <w:right w:val="none" w:sz="0" w:space="0" w:color="000000"/>
-            </w:tcBorders>
-            <w:shd w:val="clear" w:color="auto" w:fill="FFFFFF"/>
-            <w:tcMar>
-              <w:top w:w="0" w:type="dxa"/>
-              <w:bottom w:w="0" w:type="dxa"/>
-              <w:left w:w="0" w:type="dxa"/>
-              <w:right w:w="0" w:type="dxa"/>
-            </w:tcMar>
-            <w:vAlign w:val="top"/>
-          </w:tcPr>
-          <w:p>
-            <w:pPr>
-              <w:pStyle w:val="Normal"/>
-              <w:jc w:val="left"/>
-              <w:pBdr>
-                <w:bottom w:val="none" w:sz="0" w:space="0" w:color="000000"/>
-                <w:top w:val="none" w:sz="0" w:space="0" w:color="000000"/>
-                <w:left w:val="none" w:sz="0" w:space="0" w:color="000000"/>
-                <w:right w:val="none" w:sz="0" w:space="0" w:color="000000"/>
-              </w:pBdr>
-              <w:spacing w:after="60" w:before="60" w:line="240"/>
-              <w:ind w:left="20" w:right="20" w:firstLine="0" w:firstLineChars="0"/>
-              <w:rPr>
-                <w:rFonts w:ascii="Arial" w:hAnsi="Arial" w:eastAsia="Arial" w:cs="Arial"/>
-                <w:i w:val="false"/>
-                <w:b w:val="true"/>
-                <w:u w:val="none"/>
-                <w:strike w:val="false"/>
-                <w:sz w:val="18"/>
-                <w:szCs w:val="18"/>
-                <w:color w:val="000000"/>
-              </w:rPr>
-            </w:pPr>
-            <w:r>
-              <w:rPr>
-                <w:rFonts w:ascii="Arial" w:hAnsi="Arial" w:eastAsia="Arial" w:cs="Arial"/>
-                <w:i w:val="false"/>
-                <w:b w:val="true"/>
-                <w:u w:val="none"/>
-                <w:strike w:val="false"/>
-                <w:sz w:val="18"/>
-                <w:szCs w:val="18"/>
-                <w:color w:val="000000"/>
-              </w:rPr>
-              <w:t xml:space="preserve">Against Published labels — Overall (81 trials); Some concerns or High: N = 39; Low N = 42</w:t>
+              <w:t xml:space="preserve">34/154 (22.1%; 15.8–28.5)</w:t>
             </w:r>
           </w:p>
         </w:tc>
@@ -1388,7 +944,7 @@
                 <w:szCs w:val="18"/>
                 <w:color w:val="000000"/>
               </w:rPr>
-              <w:t xml:space="preserve">0.44 (0.32–0.56)</w:t>
+              <w:t xml:space="preserve">0.52 (0.41–0.62)</w:t>
             </w:r>
           </w:p>
         </w:tc>
@@ -1443,117 +999,7 @@
                 <w:szCs w:val="18"/>
                 <w:color w:val="000000"/>
               </w:rPr>
-              <w:t xml:space="preserve">58.0% (49.4–66.7)</w:t>
-            </w:r>
-          </w:p>
-        </w:tc>
-        <w:tc>
-          <w:tcPr>
-            <w:tcBorders>
-              <w:bottom w:val="none" w:sz="0" w:space="0" w:color="000000"/>
-              <w:top w:val="none" w:sz="0" w:space="0" w:color="000000"/>
-              <w:left w:val="none" w:sz="0" w:space="0" w:color="000000"/>
-              <w:right w:val="none" w:sz="0" w:space="0" w:color="000000"/>
-            </w:tcBorders>
-            <w:shd w:val="clear" w:color="auto" w:fill="FFFFFF"/>
-            <w:tcMar>
-              <w:top w:w="0" w:type="dxa"/>
-              <w:bottom w:w="0" w:type="dxa"/>
-              <w:left w:w="0" w:type="dxa"/>
-              <w:right w:w="0" w:type="dxa"/>
-            </w:tcMar>
-            <w:vAlign w:val="top"/>
-          </w:tcPr>
-          <w:p>
-            <w:pPr>
-              <w:pStyle w:val="Normal"/>
-              <w:jc w:val="left"/>
-              <w:pBdr>
-                <w:bottom w:val="none" w:sz="0" w:space="0" w:color="000000"/>
-                <w:top w:val="none" w:sz="0" w:space="0" w:color="000000"/>
-                <w:left w:val="none" w:sz="0" w:space="0" w:color="000000"/>
-                <w:right w:val="none" w:sz="0" w:space="0" w:color="000000"/>
-              </w:pBdr>
-              <w:spacing w:after="60" w:before="60" w:line="240"/>
-              <w:ind w:left="20" w:right="20" w:firstLine="0" w:firstLineChars="0"/>
-              <w:rPr>
-                <w:rFonts w:ascii="Arial" w:hAnsi="Arial" w:eastAsia="Arial" w:cs="Arial"/>
-                <w:i w:val="false"/>
-                <w:b w:val="false"/>
-                <w:u w:val="none"/>
-                <w:strike w:val="false"/>
-                <w:sz w:val="18"/>
-                <w:szCs w:val="18"/>
-                <w:color w:val="000000"/>
-              </w:rPr>
-            </w:pPr>
-            <w:r>
-              <w:rPr>
-                <w:rFonts w:ascii="Arial" w:hAnsi="Arial" w:eastAsia="Arial" w:cs="Arial"/>
-                <w:i w:val="false"/>
-                <w:b w:val="false"/>
-                <w:u w:val="none"/>
-                <w:strike w:val="false"/>
-                <w:sz w:val="18"/>
-                <w:szCs w:val="18"/>
-                <w:color w:val="000000"/>
-              </w:rPr>
-              <w:t xml:space="preserve">92.3% (83.7–100.0)</w:t>
-            </w:r>
-          </w:p>
-        </w:tc>
-        <w:tc>
-          <w:tcPr>
-            <w:tcBorders>
-              <w:bottom w:val="none" w:sz="0" w:space="0" w:color="000000"/>
-              <w:top w:val="none" w:sz="0" w:space="0" w:color="000000"/>
-              <w:left w:val="none" w:sz="0" w:space="0" w:color="000000"/>
-              <w:right w:val="none" w:sz="0" w:space="0" w:color="000000"/>
-            </w:tcBorders>
-            <w:shd w:val="clear" w:color="auto" w:fill="FFFFFF"/>
-            <w:tcMar>
-              <w:top w:w="0" w:type="dxa"/>
-              <w:bottom w:w="0" w:type="dxa"/>
-              <w:left w:w="0" w:type="dxa"/>
-              <w:right w:w="0" w:type="dxa"/>
-            </w:tcMar>
-            <w:vAlign w:val="top"/>
-          </w:tcPr>
-          <w:p>
-            <w:pPr>
-              <w:pStyle w:val="Normal"/>
-              <w:jc w:val="left"/>
-              <w:pBdr>
-                <w:bottom w:val="none" w:sz="0" w:space="0" w:color="000000"/>
-                <w:top w:val="none" w:sz="0" w:space="0" w:color="000000"/>
-                <w:left w:val="none" w:sz="0" w:space="0" w:color="000000"/>
-                <w:right w:val="none" w:sz="0" w:space="0" w:color="000000"/>
-              </w:pBdr>
-              <w:spacing w:after="60" w:before="60" w:line="240"/>
-              <w:ind w:left="20" w:right="20" w:firstLine="0" w:firstLineChars="0"/>
-              <w:rPr>
-                <w:rFonts w:ascii="Arial" w:hAnsi="Arial" w:eastAsia="Arial" w:cs="Arial"/>
-                <w:i w:val="false"/>
-                <w:b w:val="false"/>
-                <w:u w:val="none"/>
-                <w:strike w:val="false"/>
-                <w:sz w:val="18"/>
-                <w:szCs w:val="18"/>
-                <w:color w:val="000000"/>
-              </w:rPr>
-            </w:pPr>
-            <w:r>
-              <w:rPr>
-                <w:rFonts w:ascii="Arial" w:hAnsi="Arial" w:eastAsia="Arial" w:cs="Arial"/>
-                <w:i w:val="false"/>
-                <w:b w:val="false"/>
-                <w:u w:val="none"/>
-                <w:strike w:val="false"/>
-                <w:sz w:val="18"/>
-                <w:szCs w:val="18"/>
-                <w:color w:val="000000"/>
-              </w:rPr>
-              <w:t xml:space="preserve">54.8% (44.2–67.4)</w:t>
+              <w:t xml:space="preserve">107/154 (69.5%; 62.7–76.0)</w:t>
             </w:r>
           </w:p>
         </w:tc>
@@ -1669,7 +1115,7 @@
                 <w:szCs w:val="18"/>
                 <w:color w:val="000000"/>
               </w:rPr>
-              <w:t xml:space="preserve">0.42 (0.27–0.56)</w:t>
+              <w:t xml:space="preserve">0.22 (0.13–0.30)</w:t>
             </w:r>
           </w:p>
         </w:tc>
@@ -1724,12 +1170,19 @@
                 <w:szCs w:val="18"/>
                 <w:color w:val="000000"/>
               </w:rPr>
-              <w:t xml:space="preserve">59.3% (50.6–67.9)</w:t>
+              <w:t xml:space="preserve">69/154 (44.8%; 38.1–51.6)</w:t>
             </w:r>
           </w:p>
         </w:tc>
+      </w:tr>
+      <w:tr>
+        <w:trPr>
+          <w:cantSplit/>
+          <w:trHeight w:val="480" w:hRule="auto"/>
+        </w:trPr>
         <w:tc>
           <w:tcPr>
+            <w:gridSpan w:val="3"/>
             <w:tcBorders>
               <w:bottom w:val="none" w:sz="0" w:space="0" w:color="000000"/>
               <w:top w:val="none" w:sz="0" w:space="0" w:color="000000"/>
@@ -1760,7 +1213,7 @@
               <w:rPr>
                 <w:rFonts w:ascii="Arial" w:hAnsi="Arial" w:eastAsia="Arial" w:cs="Arial"/>
                 <w:i w:val="false"/>
-                <w:b w:val="false"/>
+                <w:b w:val="true"/>
                 <w:u w:val="none"/>
                 <w:strike w:val="false"/>
                 <w:sz w:val="18"/>
@@ -1772,69 +1225,14 @@
               <w:rPr>
                 <w:rFonts w:ascii="Arial" w:hAnsi="Arial" w:eastAsia="Arial" w:cs="Arial"/>
                 <w:i w:val="false"/>
-                <w:b w:val="false"/>
-                <w:u w:val="none"/>
-                <w:strike w:val="false"/>
-                <w:sz w:val="18"/>
-                <w:szCs w:val="18"/>
-                <w:color w:val="000000"/>
-              </w:rPr>
-              <w:t xml:space="preserve">64.1% (50.0–77.8)</w:t>
-            </w:r>
-          </w:p>
-        </w:tc>
-        <w:tc>
-          <w:tcPr>
-            <w:tcBorders>
-              <w:bottom w:val="none" w:sz="0" w:space="0" w:color="000000"/>
-              <w:top w:val="none" w:sz="0" w:space="0" w:color="000000"/>
-              <w:left w:val="none" w:sz="0" w:space="0" w:color="000000"/>
-              <w:right w:val="none" w:sz="0" w:space="0" w:color="000000"/>
-            </w:tcBorders>
-            <w:shd w:val="clear" w:color="auto" w:fill="FFFFFF"/>
-            <w:tcMar>
-              <w:top w:w="0" w:type="dxa"/>
-              <w:bottom w:w="0" w:type="dxa"/>
-              <w:left w:w="0" w:type="dxa"/>
-              <w:right w:w="0" w:type="dxa"/>
-            </w:tcMar>
-            <w:vAlign w:val="top"/>
-          </w:tcPr>
-          <w:p>
-            <w:pPr>
-              <w:pStyle w:val="Normal"/>
-              <w:jc w:val="left"/>
-              <w:pBdr>
-                <w:bottom w:val="none" w:sz="0" w:space="0" w:color="000000"/>
-                <w:top w:val="none" w:sz="0" w:space="0" w:color="000000"/>
-                <w:left w:val="none" w:sz="0" w:space="0" w:color="000000"/>
-                <w:right w:val="none" w:sz="0" w:space="0" w:color="000000"/>
-              </w:pBdr>
-              <w:spacing w:after="60" w:before="60" w:line="240"/>
-              <w:ind w:left="20" w:right="20" w:firstLine="0" w:firstLineChars="0"/>
-              <w:rPr>
-                <w:rFonts w:ascii="Arial" w:hAnsi="Arial" w:eastAsia="Arial" w:cs="Arial"/>
-                <w:i w:val="false"/>
-                <w:b w:val="false"/>
-                <w:u w:val="none"/>
-                <w:strike w:val="false"/>
-                <w:sz w:val="18"/>
-                <w:szCs w:val="18"/>
-                <w:color w:val="000000"/>
-              </w:rPr>
-            </w:pPr>
-            <w:r>
-              <w:rPr>
-                <w:rFonts w:ascii="Arial" w:hAnsi="Arial" w:eastAsia="Arial" w:cs="Arial"/>
-                <w:i w:val="false"/>
-                <w:b w:val="false"/>
-                <w:u w:val="none"/>
-                <w:strike w:val="false"/>
-                <w:sz w:val="18"/>
-                <w:szCs w:val="18"/>
-                <w:color w:val="000000"/>
-              </w:rPr>
-              <w:t xml:space="preserve">76.2% (65.9–86.8)</w:t>
+                <w:b w:val="true"/>
+                <w:u w:val="none"/>
+                <w:strike w:val="false"/>
+                <w:sz w:val="18"/>
+                <w:szCs w:val="18"/>
+                <w:color w:val="000000"/>
+              </w:rPr>
+              <w:t xml:space="preserve">Adjudicator 2 own rating compared with …</w:t>
             </w:r>
           </w:p>
         </w:tc>
@@ -1895,7 +1293,7 @@
                 <w:szCs w:val="18"/>
                 <w:color w:val="000000"/>
               </w:rPr>
-              <w:t xml:space="preserve">All-Low rule</w:t>
+              <w:t xml:space="preserve">Published</w:t>
             </w:r>
           </w:p>
         </w:tc>
@@ -1950,7 +1348,7 @@
                 <w:szCs w:val="18"/>
                 <w:color w:val="000000"/>
               </w:rPr>
-              <w:t xml:space="preserve">—</w:t>
+              <w:t xml:space="preserve">−0.08 (−0.18 to 0.03)</w:t>
             </w:r>
           </w:p>
         </w:tc>
@@ -2005,179 +1403,7 @@
                 <w:szCs w:val="18"/>
                 <w:color w:val="000000"/>
               </w:rPr>
-              <w:t xml:space="preserve">51.9% (44.4–59.3)</w:t>
-            </w:r>
-          </w:p>
-        </w:tc>
-        <w:tc>
-          <w:tcPr>
-            <w:tcBorders>
-              <w:bottom w:val="none" w:sz="0" w:space="0" w:color="000000"/>
-              <w:top w:val="none" w:sz="0" w:space="0" w:color="000000"/>
-              <w:left w:val="none" w:sz="0" w:space="0" w:color="000000"/>
-              <w:right w:val="none" w:sz="0" w:space="0" w:color="000000"/>
-            </w:tcBorders>
-            <w:shd w:val="clear" w:color="auto" w:fill="FFFFFF"/>
-            <w:tcMar>
-              <w:top w:w="0" w:type="dxa"/>
-              <w:bottom w:w="0" w:type="dxa"/>
-              <w:left w:w="0" w:type="dxa"/>
-              <w:right w:w="0" w:type="dxa"/>
-            </w:tcMar>
-            <w:vAlign w:val="top"/>
-          </w:tcPr>
-          <w:p>
-            <w:pPr>
-              <w:pStyle w:val="Normal"/>
-              <w:jc w:val="left"/>
-              <w:pBdr>
-                <w:bottom w:val="none" w:sz="0" w:space="0" w:color="000000"/>
-                <w:top w:val="none" w:sz="0" w:space="0" w:color="000000"/>
-                <w:left w:val="none" w:sz="0" w:space="0" w:color="000000"/>
-                <w:right w:val="none" w:sz="0" w:space="0" w:color="000000"/>
-              </w:pBdr>
-              <w:spacing w:after="60" w:before="60" w:line="240"/>
-              <w:ind w:left="20" w:right="20" w:firstLine="0" w:firstLineChars="0"/>
-              <w:rPr>
-                <w:rFonts w:ascii="Arial" w:hAnsi="Arial" w:eastAsia="Arial" w:cs="Arial"/>
-                <w:i w:val="false"/>
-                <w:b w:val="false"/>
-                <w:u w:val="none"/>
-                <w:strike w:val="false"/>
-                <w:sz w:val="18"/>
-                <w:szCs w:val="18"/>
-                <w:color w:val="000000"/>
-              </w:rPr>
-            </w:pPr>
-            <w:r>
-              <w:rPr>
-                <w:rFonts w:ascii="Arial" w:hAnsi="Arial" w:eastAsia="Arial" w:cs="Arial"/>
-                <w:i w:val="false"/>
-                <w:b w:val="false"/>
-                <w:u w:val="none"/>
-                <w:strike w:val="false"/>
-                <w:sz w:val="18"/>
-                <w:szCs w:val="18"/>
-                <w:color w:val="000000"/>
-              </w:rPr>
-              <w:t xml:space="preserve">—</w:t>
-            </w:r>
-          </w:p>
-        </w:tc>
-        <w:tc>
-          <w:tcPr>
-            <w:tcBorders>
-              <w:bottom w:val="none" w:sz="0" w:space="0" w:color="000000"/>
-              <w:top w:val="none" w:sz="0" w:space="0" w:color="000000"/>
-              <w:left w:val="none" w:sz="0" w:space="0" w:color="000000"/>
-              <w:right w:val="none" w:sz="0" w:space="0" w:color="000000"/>
-            </w:tcBorders>
-            <w:shd w:val="clear" w:color="auto" w:fill="FFFFFF"/>
-            <w:tcMar>
-              <w:top w:w="0" w:type="dxa"/>
-              <w:bottom w:w="0" w:type="dxa"/>
-              <w:left w:w="0" w:type="dxa"/>
-              <w:right w:w="0" w:type="dxa"/>
-            </w:tcMar>
-            <w:vAlign w:val="top"/>
-          </w:tcPr>
-          <w:p>
-            <w:pPr>
-              <w:pStyle w:val="Normal"/>
-              <w:jc w:val="left"/>
-              <w:pBdr>
-                <w:bottom w:val="none" w:sz="0" w:space="0" w:color="000000"/>
-                <w:top w:val="none" w:sz="0" w:space="0" w:color="000000"/>
-                <w:left w:val="none" w:sz="0" w:space="0" w:color="000000"/>
-                <w:right w:val="none" w:sz="0" w:space="0" w:color="000000"/>
-              </w:pBdr>
-              <w:spacing w:after="60" w:before="60" w:line="240"/>
-              <w:ind w:left="20" w:right="20" w:firstLine="0" w:firstLineChars="0"/>
-              <w:rPr>
-                <w:rFonts w:ascii="Arial" w:hAnsi="Arial" w:eastAsia="Arial" w:cs="Arial"/>
-                <w:i w:val="false"/>
-                <w:b w:val="false"/>
-                <w:u w:val="none"/>
-                <w:strike w:val="false"/>
-                <w:sz w:val="18"/>
-                <w:szCs w:val="18"/>
-                <w:color w:val="000000"/>
-              </w:rPr>
-            </w:pPr>
-            <w:r>
-              <w:rPr>
-                <w:rFonts w:ascii="Arial" w:hAnsi="Arial" w:eastAsia="Arial" w:cs="Arial"/>
-                <w:i w:val="false"/>
-                <w:b w:val="false"/>
-                <w:u w:val="none"/>
-                <w:strike w:val="false"/>
-                <w:sz w:val="18"/>
-                <w:szCs w:val="18"/>
-                <w:color w:val="000000"/>
-              </w:rPr>
-              <w:t xml:space="preserve">100.0%</w:t>
-            </w:r>
-          </w:p>
-        </w:tc>
-      </w:tr>
-      <w:tr>
-        <w:trPr>
-          <w:cantSplit/>
-          <w:trHeight w:val="480" w:hRule="auto"/>
-        </w:trPr>
-        <w:tc>
-          <w:tcPr>
-            <w:gridSpan w:val="5"/>
-            <w:tcBorders>
-              <w:bottom w:val="none" w:sz="0" w:space="0" w:color="000000"/>
-              <w:top w:val="none" w:sz="0" w:space="0" w:color="000000"/>
-              <w:left w:val="none" w:sz="0" w:space="0" w:color="000000"/>
-              <w:right w:val="none" w:sz="0" w:space="0" w:color="000000"/>
-            </w:tcBorders>
-            <w:shd w:val="clear" w:color="auto" w:fill="FFFFFF"/>
-            <w:tcMar>
-              <w:top w:w="0" w:type="dxa"/>
-              <w:bottom w:w="0" w:type="dxa"/>
-              <w:left w:w="0" w:type="dxa"/>
-              <w:right w:w="0" w:type="dxa"/>
-            </w:tcMar>
-            <w:vAlign w:val="top"/>
-          </w:tcPr>
-          <w:p>
-            <w:pPr>
-              <w:pStyle w:val="Normal"/>
-              <w:jc w:val="left"/>
-              <w:pBdr>
-                <w:bottom w:val="none" w:sz="0" w:space="0" w:color="000000"/>
-                <w:top w:val="none" w:sz="0" w:space="0" w:color="000000"/>
-                <w:left w:val="none" w:sz="0" w:space="0" w:color="000000"/>
-                <w:right w:val="none" w:sz="0" w:space="0" w:color="000000"/>
-              </w:pBdr>
-              <w:spacing w:after="60" w:before="60" w:line="240"/>
-              <w:ind w:left="20" w:right="20" w:firstLine="0" w:firstLineChars="0"/>
-              <w:rPr>
-                <w:rFonts w:ascii="Arial" w:hAnsi="Arial" w:eastAsia="Arial" w:cs="Arial"/>
-                <w:i w:val="false"/>
-                <w:b w:val="true"/>
-                <w:u w:val="none"/>
-                <w:strike w:val="false"/>
-                <w:sz w:val="18"/>
-                <w:szCs w:val="18"/>
-                <w:color w:val="000000"/>
-              </w:rPr>
-            </w:pPr>
-            <w:r>
-              <w:rPr>
-                <w:rFonts w:ascii="Arial" w:hAnsi="Arial" w:eastAsia="Arial" w:cs="Arial"/>
-                <w:i w:val="false"/>
-                <w:b w:val="true"/>
-                <w:u w:val="none"/>
-                <w:strike w:val="false"/>
-                <w:sz w:val="18"/>
-                <w:szCs w:val="18"/>
-                <w:color w:val="000000"/>
-              </w:rPr>
-              <w:t xml:space="preserve">Paired difference, ARBITER − Unassisted</w:t>
+              <w:t xml:space="preserve">42/154 (27.3%; 20.4–34.3)</w:t>
             </w:r>
           </w:p>
         </w:tc>
@@ -2238,7 +1464,7 @@
                 <w:szCs w:val="18"/>
                 <w:color w:val="000000"/>
               </w:rPr>
-              <w:t xml:space="preserve">Published: D1⁠–⁠D5</w:t>
+              <w:t xml:space="preserve">ARBITER</w:t>
             </w:r>
           </w:p>
         </w:tc>
@@ -2293,7 +1519,7 @@
                 <w:szCs w:val="18"/>
                 <w:color w:val="000000"/>
               </w:rPr>
-              <w:t xml:space="preserve">0.06 (−0.03 to 0.14)</w:t>
+              <w:t xml:space="preserve">0.67 (0.56–0.76)</w:t>
             </w:r>
           </w:p>
         </w:tc>
@@ -2348,117 +1574,7 @@
                 <w:szCs w:val="18"/>
                 <w:color w:val="000000"/>
               </w:rPr>
-              <w:t xml:space="preserve">−1.8 (−5.1 to 1.6)</w:t>
-            </w:r>
-          </w:p>
-        </w:tc>
-        <w:tc>
-          <w:tcPr>
-            <w:tcBorders>
-              <w:bottom w:val="none" w:sz="0" w:space="0" w:color="000000"/>
-              <w:top w:val="none" w:sz="0" w:space="0" w:color="000000"/>
-              <w:left w:val="none" w:sz="0" w:space="0" w:color="000000"/>
-              <w:right w:val="none" w:sz="0" w:space="0" w:color="000000"/>
-            </w:tcBorders>
-            <w:shd w:val="clear" w:color="auto" w:fill="FFFFFF"/>
-            <w:tcMar>
-              <w:top w:w="0" w:type="dxa"/>
-              <w:bottom w:w="0" w:type="dxa"/>
-              <w:left w:w="0" w:type="dxa"/>
-              <w:right w:w="0" w:type="dxa"/>
-            </w:tcMar>
-            <w:vAlign w:val="top"/>
-          </w:tcPr>
-          <w:p>
-            <w:pPr>
-              <w:pStyle w:val="Normal"/>
-              <w:jc w:val="left"/>
-              <w:pBdr>
-                <w:bottom w:val="none" w:sz="0" w:space="0" w:color="000000"/>
-                <w:top w:val="none" w:sz="0" w:space="0" w:color="000000"/>
-                <w:left w:val="none" w:sz="0" w:space="0" w:color="000000"/>
-                <w:right w:val="none" w:sz="0" w:space="0" w:color="000000"/>
-              </w:pBdr>
-              <w:spacing w:after="60" w:before="60" w:line="240"/>
-              <w:ind w:left="20" w:right="20" w:firstLine="0" w:firstLineChars="0"/>
-              <w:rPr>
-                <w:rFonts w:ascii="Arial" w:hAnsi="Arial" w:eastAsia="Arial" w:cs="Arial"/>
-                <w:i w:val="false"/>
-                <w:b w:val="false"/>
-                <w:u w:val="none"/>
-                <w:strike w:val="false"/>
-                <w:sz w:val="18"/>
-                <w:szCs w:val="18"/>
-                <w:color w:val="000000"/>
-              </w:rPr>
-            </w:pPr>
-            <w:r>
-              <w:rPr>
-                <w:rFonts w:ascii="Arial" w:hAnsi="Arial" w:eastAsia="Arial" w:cs="Arial"/>
-                <w:i w:val="false"/>
-                <w:b w:val="false"/>
-                <w:u w:val="none"/>
-                <w:strike w:val="false"/>
-                <w:sz w:val="18"/>
-                <w:szCs w:val="18"/>
-                <w:color w:val="000000"/>
-              </w:rPr>
-              <w:t xml:space="preserve">15.7 (6.8–24.4)</w:t>
-            </w:r>
-          </w:p>
-        </w:tc>
-        <w:tc>
-          <w:tcPr>
-            <w:tcBorders>
-              <w:bottom w:val="none" w:sz="0" w:space="0" w:color="000000"/>
-              <w:top w:val="none" w:sz="0" w:space="0" w:color="000000"/>
-              <w:left w:val="none" w:sz="0" w:space="0" w:color="000000"/>
-              <w:right w:val="none" w:sz="0" w:space="0" w:color="000000"/>
-            </w:tcBorders>
-            <w:shd w:val="clear" w:color="auto" w:fill="FFFFFF"/>
-            <w:tcMar>
-              <w:top w:w="0" w:type="dxa"/>
-              <w:bottom w:w="0" w:type="dxa"/>
-              <w:left w:w="0" w:type="dxa"/>
-              <w:right w:w="0" w:type="dxa"/>
-            </w:tcMar>
-            <w:vAlign w:val="top"/>
-          </w:tcPr>
-          <w:p>
-            <w:pPr>
-              <w:pStyle w:val="Normal"/>
-              <w:jc w:val="left"/>
-              <w:pBdr>
-                <w:bottom w:val="none" w:sz="0" w:space="0" w:color="000000"/>
-                <w:top w:val="none" w:sz="0" w:space="0" w:color="000000"/>
-                <w:left w:val="none" w:sz="0" w:space="0" w:color="000000"/>
-                <w:right w:val="none" w:sz="0" w:space="0" w:color="000000"/>
-              </w:pBdr>
-              <w:spacing w:after="60" w:before="60" w:line="240"/>
-              <w:ind w:left="20" w:right="20" w:firstLine="0" w:firstLineChars="0"/>
-              <w:rPr>
-                <w:rFonts w:ascii="Arial" w:hAnsi="Arial" w:eastAsia="Arial" w:cs="Arial"/>
-                <w:i w:val="false"/>
-                <w:b w:val="false"/>
-                <w:u w:val="none"/>
-                <w:strike w:val="false"/>
-                <w:sz w:val="18"/>
-                <w:szCs w:val="18"/>
-                <w:color w:val="000000"/>
-              </w:rPr>
-            </w:pPr>
-            <w:r>
-              <w:rPr>
-                <w:rFonts w:ascii="Arial" w:hAnsi="Arial" w:eastAsia="Arial" w:cs="Arial"/>
-                <w:i w:val="false"/>
-                <w:b w:val="false"/>
-                <w:u w:val="none"/>
-                <w:strike w:val="false"/>
-                <w:sz w:val="18"/>
-                <w:szCs w:val="18"/>
-                <w:color w:val="000000"/>
-              </w:rPr>
-              <w:t xml:space="preserve">−4.4 (−7.6 to −1.2)</w:t>
+              <w:t xml:space="preserve">120/154 (77.9%; 71.7–84.0)</w:t>
             </w:r>
           </w:p>
         </w:tc>
@@ -2520,7 +1636,7 @@
                 <w:szCs w:val="18"/>
                 <w:color w:val="000000"/>
               </w:rPr>
-              <w:t xml:space="preserve">Published: Overall</w:t>
+              <w:t xml:space="preserve">Unassisted</w:t>
             </w:r>
           </w:p>
         </w:tc>
@@ -2576,7 +1692,7 @@
                 <w:szCs w:val="18"/>
                 <w:color w:val="000000"/>
               </w:rPr>
-              <w:t xml:space="preserve">0.02 (−0.11 to 0.16)</w:t>
+              <w:t xml:space="preserve">0.31 (0.19–0.42)</w:t>
             </w:r>
           </w:p>
         </w:tc>
@@ -2632,119 +1748,7 @@
                 <w:szCs w:val="18"/>
                 <w:color w:val="000000"/>
               </w:rPr>
-              <w:t xml:space="preserve">−1.2 (−11.1 to 8.6)</w:t>
-            </w:r>
-          </w:p>
-        </w:tc>
-        <w:tc>
-          <w:tcPr>
-            <w:tcBorders>
-              <w:bottom w:val="single" w:sz="8" w:space="0" w:color="000000"/>
-              <w:top w:val="none" w:sz="0" w:space="0" w:color="000000"/>
-              <w:left w:val="none" w:sz="0" w:space="0" w:color="000000"/>
-              <w:right w:val="none" w:sz="0" w:space="0" w:color="000000"/>
-            </w:tcBorders>
-            <w:shd w:val="clear" w:color="auto" w:fill="FFFFFF"/>
-            <w:tcMar>
-              <w:top w:w="0" w:type="dxa"/>
-              <w:bottom w:w="0" w:type="dxa"/>
-              <w:left w:w="0" w:type="dxa"/>
-              <w:right w:w="0" w:type="dxa"/>
-            </w:tcMar>
-            <w:vAlign w:val="top"/>
-          </w:tcPr>
-          <w:p>
-            <w:pPr>
-              <w:pStyle w:val="Normal"/>
-              <w:jc w:val="left"/>
-              <w:keepNext/>
-              <w:pBdr>
-                <w:bottom w:val="none" w:sz="0" w:space="0" w:color="000000"/>
-                <w:top w:val="none" w:sz="0" w:space="0" w:color="000000"/>
-                <w:left w:val="none" w:sz="0" w:space="0" w:color="000000"/>
-                <w:right w:val="none" w:sz="0" w:space="0" w:color="000000"/>
-              </w:pBdr>
-              <w:spacing w:after="60" w:before="60" w:line="240"/>
-              <w:ind w:left="20" w:right="20" w:firstLine="0" w:firstLineChars="0"/>
-              <w:rPr>
-                <w:rFonts w:ascii="Arial" w:hAnsi="Arial" w:eastAsia="Arial" w:cs="Arial"/>
-                <w:i w:val="false"/>
-                <w:b w:val="false"/>
-                <w:u w:val="none"/>
-                <w:strike w:val="false"/>
-                <w:sz w:val="18"/>
-                <w:szCs w:val="18"/>
-                <w:color w:val="000000"/>
-              </w:rPr>
-            </w:pPr>
-            <w:r>
-              <w:rPr>
-                <w:rFonts w:ascii="Arial" w:hAnsi="Arial" w:eastAsia="Arial" w:cs="Arial"/>
-                <w:i w:val="false"/>
-                <w:b w:val="false"/>
-                <w:u w:val="none"/>
-                <w:strike w:val="false"/>
-                <w:sz w:val="18"/>
-                <w:szCs w:val="18"/>
-                <w:color w:val="000000"/>
-              </w:rPr>
-              <w:t xml:space="preserve">28.2 (16.1–40.5)</w:t>
-            </w:r>
-          </w:p>
-        </w:tc>
-        <w:tc>
-          <w:tcPr>
-            <w:tcBorders>
-              <w:bottom w:val="single" w:sz="8" w:space="0" w:color="000000"/>
-              <w:top w:val="none" w:sz="0" w:space="0" w:color="000000"/>
-              <w:left w:val="none" w:sz="0" w:space="0" w:color="000000"/>
-              <w:right w:val="none" w:sz="0" w:space="0" w:color="000000"/>
-            </w:tcBorders>
-            <w:shd w:val="clear" w:color="auto" w:fill="FFFFFF"/>
-            <w:tcMar>
-              <w:top w:w="0" w:type="dxa"/>
-              <w:bottom w:w="0" w:type="dxa"/>
-              <w:left w:w="0" w:type="dxa"/>
-              <w:right w:w="0" w:type="dxa"/>
-            </w:tcMar>
-            <w:vAlign w:val="top"/>
-          </w:tcPr>
-          <w:p>
-            <w:pPr>
-              <w:pStyle w:val="Normal"/>
-              <w:jc w:val="left"/>
-              <w:keepNext/>
-              <w:pBdr>
-                <w:bottom w:val="none" w:sz="0" w:space="0" w:color="000000"/>
-                <w:top w:val="none" w:sz="0" w:space="0" w:color="000000"/>
-                <w:left w:val="none" w:sz="0" w:space="0" w:color="000000"/>
-                <w:right w:val="none" w:sz="0" w:space="0" w:color="000000"/>
-              </w:pBdr>
-              <w:spacing w:after="60" w:before="60" w:line="240"/>
-              <w:ind w:left="20" w:right="20" w:firstLine="0" w:firstLineChars="0"/>
-              <w:rPr>
-                <w:rFonts w:ascii="Arial" w:hAnsi="Arial" w:eastAsia="Arial" w:cs="Arial"/>
-                <w:i w:val="false"/>
-                <w:b w:val="false"/>
-                <w:u w:val="none"/>
-                <w:strike w:val="false"/>
-                <w:sz w:val="18"/>
-                <w:szCs w:val="18"/>
-                <w:color w:val="000000"/>
-              </w:rPr>
-            </w:pPr>
-            <w:r>
-              <w:rPr>
-                <w:rFonts w:ascii="Arial" w:hAnsi="Arial" w:eastAsia="Arial" w:cs="Arial"/>
-                <w:i w:val="false"/>
-                <w:b w:val="false"/>
-                <w:u w:val="none"/>
-                <w:strike w:val="false"/>
-                <w:sz w:val="18"/>
-                <w:szCs w:val="18"/>
-                <w:color w:val="000000"/>
-              </w:rPr>
-              <w:t xml:space="preserve">−21.4 (−32.7 to −9.8)</w:t>
+              <w:t xml:space="preserve">76/154 (49.4%; 42.2–56.5)</w:t>
             </w:r>
           </w:p>
         </w:tc>
@@ -2756,7 +1760,7 @@
         </w:trPr>
         <w:tc>
           <w:tcPr>
-            <w:gridSpan w:val="5"/>
+            <w:gridSpan w:val="3"/>
             <w:tcBorders>
               <w:bottom w:val="none" w:sz="0" w:space="0" w:color="FFFFFF"/>
               <w:top w:val="single" w:sz="8" w:space="0" w:color="000000"/>
@@ -2806,7 +1810,7 @@
                 <w:szCs w:val="18"/>
                 <w:color w:val="000000"/>
               </w:rPr>
-              <w:t xml:space="preserve">Published means published review label. Values are coefficients or percentages (95% CI); denominators are in block labels. ¹ Sensitivity for Some concerns or High; specificity is the share of published Low ratings also rated Low. All-Low rule has no variance; only accuracy and specificity are reported. Paired differences are coefficients or percentage points; — indicates undefined or not applicable. AC2 and composite-reference results: eTables 9 and 10. Full paired differences: eTables 11–12. Overall judgements were not adjudicated. Published labels were frequently less severe than the adjudicators’ agreed choice (Figure 4). CI, confidence interval; 10,000 percentile bootstrap replicates, trials resampled within meta-analysis; seed 20261018.</w:t>
+              <w:t xml:space="preserve">All comparisons use the 154 domain ratings reviewed because at least one Sonnet arm differed from the published label. These comparisons cannot estimate agreement or published-label accuracy in the full benchmark. Independent ratings preceded blinded label presentation. Adjudicators then chose among the three offered labels. Linearly weighted Cohen’s κ; AC2 is in eTable 17; raw agreement is n/N (x.x%; 95% CI a–b). CI, confidence interval; 10,000 percentile bootstrap replicates, trials resampled within meta-analysis; seed 20261018.</w:t>
             </w:r>
           </w:p>
         </w:tc>

--- a/analysis/output/manuscript/Table2.docx
+++ b/analysis/output/manuscript/Table2.docx
@@ -1582,6 +1582,410 @@
       <w:tr>
         <w:trPr>
           <w:cantSplit/>
+          <w:trHeight w:val="480" w:hRule="auto"/>
+        </w:trPr>
+        <w:tc>
+          <w:tcPr>
+            <w:tcBorders>
+              <w:bottom w:val="none" w:sz="0" w:space="0" w:color="000000"/>
+              <w:top w:val="none" w:sz="0" w:space="0" w:color="000000"/>
+              <w:left w:val="none" w:sz="0" w:space="0" w:color="000000"/>
+              <w:right w:val="none" w:sz="0" w:space="0" w:color="000000"/>
+            </w:tcBorders>
+            <w:shd w:val="clear" w:color="auto" w:fill="FFFFFF"/>
+            <w:tcMar>
+              <w:top w:w="0" w:type="dxa"/>
+              <w:bottom w:w="0" w:type="dxa"/>
+              <w:left w:w="0" w:type="dxa"/>
+              <w:right w:w="0" w:type="dxa"/>
+            </w:tcMar>
+            <w:vAlign w:val="top"/>
+          </w:tcPr>
+          <w:p>
+            <w:pPr>
+              <w:pStyle w:val="Normal"/>
+              <w:jc w:val="left"/>
+              <w:pBdr>
+                <w:bottom w:val="none" w:sz="0" w:space="0" w:color="000000"/>
+                <w:top w:val="none" w:sz="0" w:space="0" w:color="000000"/>
+                <w:left w:val="none" w:sz="0" w:space="0" w:color="000000"/>
+                <w:right w:val="none" w:sz="0" w:space="0" w:color="000000"/>
+              </w:pBdr>
+              <w:spacing w:after="60" w:before="60" w:line="240"/>
+              <w:ind w:left="20" w:right="20" w:firstLine="0" w:firstLineChars="0"/>
+              <w:rPr>
+                <w:rFonts w:ascii="Arial" w:hAnsi="Arial" w:eastAsia="Arial" w:cs="Arial"/>
+                <w:i w:val="false"/>
+                <w:b w:val="false"/>
+                <w:u w:val="none"/>
+                <w:strike w:val="false"/>
+                <w:sz w:val="18"/>
+                <w:szCs w:val="18"/>
+                <w:color w:val="000000"/>
+              </w:rPr>
+            </w:pPr>
+            <w:r>
+              <w:rPr>
+                <w:rFonts w:ascii="Arial" w:hAnsi="Arial" w:eastAsia="Arial" w:cs="Arial"/>
+                <w:i w:val="false"/>
+                <w:b w:val="false"/>
+                <w:u w:val="none"/>
+                <w:strike w:val="false"/>
+                <w:sz w:val="18"/>
+                <w:szCs w:val="18"/>
+                <w:color w:val="000000"/>
+              </w:rPr>
+              <w:t xml:space="preserve">Unassisted</w:t>
+            </w:r>
+          </w:p>
+        </w:tc>
+        <w:tc>
+          <w:tcPr>
+            <w:tcBorders>
+              <w:bottom w:val="none" w:sz="0" w:space="0" w:color="000000"/>
+              <w:top w:val="none" w:sz="0" w:space="0" w:color="000000"/>
+              <w:left w:val="none" w:sz="0" w:space="0" w:color="000000"/>
+              <w:right w:val="none" w:sz="0" w:space="0" w:color="000000"/>
+            </w:tcBorders>
+            <w:shd w:val="clear" w:color="auto" w:fill="FFFFFF"/>
+            <w:tcMar>
+              <w:top w:w="0" w:type="dxa"/>
+              <w:bottom w:w="0" w:type="dxa"/>
+              <w:left w:w="0" w:type="dxa"/>
+              <w:right w:w="0" w:type="dxa"/>
+            </w:tcMar>
+            <w:vAlign w:val="top"/>
+          </w:tcPr>
+          <w:p>
+            <w:pPr>
+              <w:pStyle w:val="Normal"/>
+              <w:jc w:val="left"/>
+              <w:pBdr>
+                <w:bottom w:val="none" w:sz="0" w:space="0" w:color="000000"/>
+                <w:top w:val="none" w:sz="0" w:space="0" w:color="000000"/>
+                <w:left w:val="none" w:sz="0" w:space="0" w:color="000000"/>
+                <w:right w:val="none" w:sz="0" w:space="0" w:color="000000"/>
+              </w:pBdr>
+              <w:spacing w:after="60" w:before="60" w:line="240"/>
+              <w:ind w:left="20" w:right="20" w:firstLine="0" w:firstLineChars="0"/>
+              <w:rPr>
+                <w:rFonts w:ascii="Arial" w:hAnsi="Arial" w:eastAsia="Arial" w:cs="Arial"/>
+                <w:i w:val="false"/>
+                <w:b w:val="false"/>
+                <w:u w:val="none"/>
+                <w:strike w:val="false"/>
+                <w:sz w:val="18"/>
+                <w:szCs w:val="18"/>
+                <w:color w:val="000000"/>
+              </w:rPr>
+            </w:pPr>
+            <w:r>
+              <w:rPr>
+                <w:rFonts w:ascii="Arial" w:hAnsi="Arial" w:eastAsia="Arial" w:cs="Arial"/>
+                <w:i w:val="false"/>
+                <w:b w:val="false"/>
+                <w:u w:val="none"/>
+                <w:strike w:val="false"/>
+                <w:sz w:val="18"/>
+                <w:szCs w:val="18"/>
+                <w:color w:val="000000"/>
+              </w:rPr>
+              <w:t xml:space="preserve">0.31 (0.19–0.42)</w:t>
+            </w:r>
+          </w:p>
+        </w:tc>
+        <w:tc>
+          <w:tcPr>
+            <w:tcBorders>
+              <w:bottom w:val="none" w:sz="0" w:space="0" w:color="000000"/>
+              <w:top w:val="none" w:sz="0" w:space="0" w:color="000000"/>
+              <w:left w:val="none" w:sz="0" w:space="0" w:color="000000"/>
+              <w:right w:val="none" w:sz="0" w:space="0" w:color="000000"/>
+            </w:tcBorders>
+            <w:shd w:val="clear" w:color="auto" w:fill="FFFFFF"/>
+            <w:tcMar>
+              <w:top w:w="0" w:type="dxa"/>
+              <w:bottom w:w="0" w:type="dxa"/>
+              <w:left w:w="0" w:type="dxa"/>
+              <w:right w:w="0" w:type="dxa"/>
+            </w:tcMar>
+            <w:vAlign w:val="top"/>
+          </w:tcPr>
+          <w:p>
+            <w:pPr>
+              <w:pStyle w:val="Normal"/>
+              <w:jc w:val="left"/>
+              <w:pBdr>
+                <w:bottom w:val="none" w:sz="0" w:space="0" w:color="000000"/>
+                <w:top w:val="none" w:sz="0" w:space="0" w:color="000000"/>
+                <w:left w:val="none" w:sz="0" w:space="0" w:color="000000"/>
+                <w:right w:val="none" w:sz="0" w:space="0" w:color="000000"/>
+              </w:pBdr>
+              <w:spacing w:after="60" w:before="60" w:line="240"/>
+              <w:ind w:left="20" w:right="20" w:firstLine="0" w:firstLineChars="0"/>
+              <w:rPr>
+                <w:rFonts w:ascii="Arial" w:hAnsi="Arial" w:eastAsia="Arial" w:cs="Arial"/>
+                <w:i w:val="false"/>
+                <w:b w:val="false"/>
+                <w:u w:val="none"/>
+                <w:strike w:val="false"/>
+                <w:sz w:val="18"/>
+                <w:szCs w:val="18"/>
+                <w:color w:val="000000"/>
+              </w:rPr>
+            </w:pPr>
+            <w:r>
+              <w:rPr>
+                <w:rFonts w:ascii="Arial" w:hAnsi="Arial" w:eastAsia="Arial" w:cs="Arial"/>
+                <w:i w:val="false"/>
+                <w:b w:val="false"/>
+                <w:u w:val="none"/>
+                <w:strike w:val="false"/>
+                <w:sz w:val="18"/>
+                <w:szCs w:val="18"/>
+                <w:color w:val="000000"/>
+              </w:rPr>
+              <w:t xml:space="preserve">76/154 (49.4%; 42.2–56.5)</w:t>
+            </w:r>
+          </w:p>
+        </w:tc>
+      </w:tr>
+      <w:tr>
+        <w:trPr>
+          <w:cantSplit/>
+          <w:trHeight w:val="480" w:hRule="auto"/>
+        </w:trPr>
+        <w:tc>
+          <w:tcPr>
+            <w:gridSpan w:val="3"/>
+            <w:tcBorders>
+              <w:bottom w:val="none" w:sz="0" w:space="0" w:color="000000"/>
+              <w:top w:val="none" w:sz="0" w:space="0" w:color="000000"/>
+              <w:left w:val="none" w:sz="0" w:space="0" w:color="000000"/>
+              <w:right w:val="none" w:sz="0" w:space="0" w:color="000000"/>
+            </w:tcBorders>
+            <w:shd w:val="clear" w:color="auto" w:fill="FFFFFF"/>
+            <w:tcMar>
+              <w:top w:w="0" w:type="dxa"/>
+              <w:bottom w:w="0" w:type="dxa"/>
+              <w:left w:w="0" w:type="dxa"/>
+              <w:right w:w="0" w:type="dxa"/>
+            </w:tcMar>
+            <w:vAlign w:val="top"/>
+          </w:tcPr>
+          <w:p>
+            <w:pPr>
+              <w:pStyle w:val="Normal"/>
+              <w:jc w:val="left"/>
+              <w:pBdr>
+                <w:bottom w:val="none" w:sz="0" w:space="0" w:color="000000"/>
+                <w:top w:val="none" w:sz="0" w:space="0" w:color="000000"/>
+                <w:left w:val="none" w:sz="0" w:space="0" w:color="000000"/>
+                <w:right w:val="none" w:sz="0" w:space="0" w:color="000000"/>
+              </w:pBdr>
+              <w:spacing w:after="60" w:before="60" w:line="240"/>
+              <w:ind w:left="20" w:right="20" w:firstLine="0" w:firstLineChars="0"/>
+              <w:rPr>
+                <w:rFonts w:ascii="Arial" w:hAnsi="Arial" w:eastAsia="Arial" w:cs="Arial"/>
+                <w:i w:val="false"/>
+                <w:b w:val="true"/>
+                <w:u w:val="none"/>
+                <w:strike w:val="false"/>
+                <w:sz w:val="18"/>
+                <w:szCs w:val="18"/>
+                <w:color w:val="000000"/>
+              </w:rPr>
+            </w:pPr>
+            <w:r>
+              <w:rPr>
+                <w:rFonts w:ascii="Arial" w:hAnsi="Arial" w:eastAsia="Arial" w:cs="Arial"/>
+                <w:i w:val="false"/>
+                <w:b w:val="true"/>
+                <w:u w:val="none"/>
+                <w:strike w:val="false"/>
+                <w:sz w:val="18"/>
+                <w:szCs w:val="18"/>
+                <w:color w:val="000000"/>
+              </w:rPr>
+              <w:t xml:space="preserve">Post hoc: paired agreement difference (percentage points)</w:t>
+            </w:r>
+          </w:p>
+        </w:tc>
+      </w:tr>
+      <w:tr>
+        <w:trPr>
+          <w:cantSplit/>
+          <w:trHeight w:val="480" w:hRule="auto"/>
+        </w:trPr>
+        <w:tc>
+          <w:tcPr>
+            <w:tcBorders>
+              <w:bottom w:val="none" w:sz="0" w:space="0" w:color="000000"/>
+              <w:top w:val="none" w:sz="0" w:space="0" w:color="000000"/>
+              <w:left w:val="none" w:sz="0" w:space="0" w:color="000000"/>
+              <w:right w:val="none" w:sz="0" w:space="0" w:color="000000"/>
+            </w:tcBorders>
+            <w:shd w:val="clear" w:color="auto" w:fill="FFFFFF"/>
+            <w:tcMar>
+              <w:top w:w="0" w:type="dxa"/>
+              <w:bottom w:w="0" w:type="dxa"/>
+              <w:left w:w="0" w:type="dxa"/>
+              <w:right w:w="0" w:type="dxa"/>
+            </w:tcMar>
+            <w:vAlign w:val="top"/>
+          </w:tcPr>
+          <w:p>
+            <w:pPr>
+              <w:pStyle w:val="Normal"/>
+              <w:jc w:val="left"/>
+              <w:pBdr>
+                <w:bottom w:val="none" w:sz="0" w:space="0" w:color="000000"/>
+                <w:top w:val="none" w:sz="0" w:space="0" w:color="000000"/>
+                <w:left w:val="none" w:sz="0" w:space="0" w:color="000000"/>
+                <w:right w:val="none" w:sz="0" w:space="0" w:color="000000"/>
+              </w:pBdr>
+              <w:spacing w:after="60" w:before="60" w:line="240"/>
+              <w:ind w:left="20" w:right="20" w:firstLine="0" w:firstLineChars="0"/>
+              <w:rPr>
+                <w:rFonts w:ascii="Arial" w:hAnsi="Arial" w:eastAsia="Arial" w:cs="Arial"/>
+                <w:i w:val="false"/>
+                <w:b w:val="false"/>
+                <w:u w:val="none"/>
+                <w:strike w:val="false"/>
+                <w:sz w:val="18"/>
+                <w:szCs w:val="18"/>
+                <w:color w:val="000000"/>
+              </w:rPr>
+            </w:pPr>
+            <w:r>
+              <w:rPr>
+                <w:rFonts w:ascii="Arial" w:hAnsi="Arial" w:eastAsia="Arial" w:cs="Arial"/>
+                <w:i w:val="false"/>
+                <w:b w:val="false"/>
+                <w:u w:val="none"/>
+                <w:strike w:val="false"/>
+                <w:sz w:val="18"/>
+                <w:szCs w:val="18"/>
+                <w:color w:val="000000"/>
+              </w:rPr>
+              <w:t xml:space="preserve">Adjudicator 1</w:t>
+            </w:r>
+          </w:p>
+        </w:tc>
+        <w:tc>
+          <w:tcPr>
+            <w:tcBorders>
+              <w:bottom w:val="none" w:sz="0" w:space="0" w:color="000000"/>
+              <w:top w:val="none" w:sz="0" w:space="0" w:color="000000"/>
+              <w:left w:val="none" w:sz="0" w:space="0" w:color="000000"/>
+              <w:right w:val="none" w:sz="0" w:space="0" w:color="000000"/>
+            </w:tcBorders>
+            <w:shd w:val="clear" w:color="auto" w:fill="FFFFFF"/>
+            <w:tcMar>
+              <w:top w:w="0" w:type="dxa"/>
+              <w:bottom w:w="0" w:type="dxa"/>
+              <w:left w:w="0" w:type="dxa"/>
+              <w:right w:w="0" w:type="dxa"/>
+            </w:tcMar>
+            <w:vAlign w:val="top"/>
+          </w:tcPr>
+          <w:p>
+            <w:pPr>
+              <w:pStyle w:val="Normal"/>
+              <w:jc w:val="left"/>
+              <w:pBdr>
+                <w:bottom w:val="none" w:sz="0" w:space="0" w:color="000000"/>
+                <w:top w:val="none" w:sz="0" w:space="0" w:color="000000"/>
+                <w:left w:val="none" w:sz="0" w:space="0" w:color="000000"/>
+                <w:right w:val="none" w:sz="0" w:space="0" w:color="000000"/>
+              </w:pBdr>
+              <w:spacing w:after="60" w:before="60" w:line="240"/>
+              <w:ind w:left="20" w:right="20" w:firstLine="0" w:firstLineChars="0"/>
+              <w:rPr>
+                <w:rFonts w:ascii="Arial" w:hAnsi="Arial" w:eastAsia="Arial" w:cs="Arial"/>
+                <w:i w:val="false"/>
+                <w:b w:val="false"/>
+                <w:u w:val="none"/>
+                <w:strike w:val="false"/>
+                <w:sz w:val="18"/>
+                <w:szCs w:val="18"/>
+                <w:color w:val="000000"/>
+              </w:rPr>
+            </w:pPr>
+            <w:r>
+              <w:rPr>
+                <w:rFonts w:ascii="Arial" w:hAnsi="Arial" w:eastAsia="Arial" w:cs="Arial"/>
+                <w:i w:val="false"/>
+                <w:b w:val="false"/>
+                <w:u w:val="none"/>
+                <w:strike w:val="false"/>
+                <w:sz w:val="18"/>
+                <w:szCs w:val="18"/>
+                <w:color w:val="000000"/>
+              </w:rPr>
+              <w:t xml:space="preserve">—</w:t>
+            </w:r>
+          </w:p>
+        </w:tc>
+        <w:tc>
+          <w:tcPr>
+            <w:tcBorders>
+              <w:bottom w:val="none" w:sz="0" w:space="0" w:color="000000"/>
+              <w:top w:val="none" w:sz="0" w:space="0" w:color="000000"/>
+              <w:left w:val="none" w:sz="0" w:space="0" w:color="000000"/>
+              <w:right w:val="none" w:sz="0" w:space="0" w:color="000000"/>
+            </w:tcBorders>
+            <w:shd w:val="clear" w:color="auto" w:fill="FFFFFF"/>
+            <w:tcMar>
+              <w:top w:w="0" w:type="dxa"/>
+              <w:bottom w:w="0" w:type="dxa"/>
+              <w:left w:w="0" w:type="dxa"/>
+              <w:right w:w="0" w:type="dxa"/>
+            </w:tcMar>
+            <w:vAlign w:val="top"/>
+          </w:tcPr>
+          <w:p>
+            <w:pPr>
+              <w:pStyle w:val="Normal"/>
+              <w:jc w:val="left"/>
+              <w:pBdr>
+                <w:bottom w:val="none" w:sz="0" w:space="0" w:color="000000"/>
+                <w:top w:val="none" w:sz="0" w:space="0" w:color="000000"/>
+                <w:left w:val="none" w:sz="0" w:space="0" w:color="000000"/>
+                <w:right w:val="none" w:sz="0" w:space="0" w:color="000000"/>
+              </w:pBdr>
+              <w:spacing w:after="60" w:before="60" w:line="240"/>
+              <w:ind w:left="20" w:right="20" w:firstLine="0" w:firstLineChars="0"/>
+              <w:rPr>
+                <w:rFonts w:ascii="Arial" w:hAnsi="Arial" w:eastAsia="Arial" w:cs="Arial"/>
+                <w:i w:val="false"/>
+                <w:b w:val="false"/>
+                <w:u w:val="none"/>
+                <w:strike w:val="false"/>
+                <w:sz w:val="18"/>
+                <w:szCs w:val="18"/>
+                <w:color w:val="000000"/>
+              </w:rPr>
+            </w:pPr>
+            <w:r>
+              <w:rPr>
+                <w:rFonts w:ascii="Arial" w:hAnsi="Arial" w:eastAsia="Arial" w:cs="Arial"/>
+                <w:i w:val="false"/>
+                <w:b w:val="false"/>
+                <w:u w:val="none"/>
+                <w:strike w:val="false"/>
+                <w:sz w:val="18"/>
+                <w:szCs w:val="18"/>
+                <w:color w:val="000000"/>
+              </w:rPr>
+              <w:t xml:space="preserve">24.7 (16.2–32.9)</w:t>
+            </w:r>
+          </w:p>
+        </w:tc>
+      </w:tr>
+      <w:tr>
+        <w:trPr>
+          <w:cantSplit/>
           <w:trHeight w:val="490" w:hRule="auto"/>
         </w:trPr>
         <w:tc>
@@ -1636,7 +2040,7 @@
                 <w:szCs w:val="18"/>
                 <w:color w:val="000000"/>
               </w:rPr>
-              <w:t xml:space="preserve">Unassisted</w:t>
+              <w:t xml:space="preserve">Adjudicator 2</w:t>
             </w:r>
           </w:p>
         </w:tc>
@@ -1692,7 +2096,7 @@
                 <w:szCs w:val="18"/>
                 <w:color w:val="000000"/>
               </w:rPr>
-              <w:t xml:space="preserve">0.31 (0.19–0.42)</w:t>
+              <w:t xml:space="preserve">—</w:t>
             </w:r>
           </w:p>
         </w:tc>
@@ -1748,7 +2152,7 @@
                 <w:szCs w:val="18"/>
                 <w:color w:val="000000"/>
               </w:rPr>
-              <w:t xml:space="preserve">76/154 (49.4%; 42.2–56.5)</w:t>
+              <w:t xml:space="preserve">28.6 (19.8–37.4)</w:t>
             </w:r>
           </w:p>
         </w:tc>
@@ -1810,7 +2214,7 @@
                 <w:szCs w:val="18"/>
                 <w:color w:val="000000"/>
               </w:rPr>
-              <w:t xml:space="preserve">All comparisons use the 154 domain ratings reviewed because at least one Sonnet arm differed from the published label. These comparisons cannot estimate agreement or published-label accuracy in the full benchmark. Independent ratings preceded blinded label presentation. Adjudicators then chose among the three offered labels. Linearly weighted Cohen’s κ; AC2 is in eTable 17; raw agreement is n/N (x.x%; 95% CI a–b). CI, confidence interval; 10,000 percentile bootstrap replicates, trials resampled within meta-analysis; seed 20261018.</w:t>
+              <w:t xml:space="preserve">All comparisons use the 154 domain ratings reviewed because at least one arm differed from the published label. These comparisons cannot estimate agreement or published-label accuracy in the full benchmark. Adjudicators used no AI; each independent rating was made and frozen before the adjudicator saw any label. They then saw only three labels in an order randomised per cell, without rationales or quotations.  Linearly weighted Cohen’s κ; AC2 is in eTable 17; raw agreement is n/N (x.x%; 95% CI a–b). Post hoc paired differences are ARBITER minus Unassisted agreement with the same independent rating, in percentage points. CI, confidence interval; 10,000 percentile bootstrap replicates, trials resampled within meta-analysis; seed 20261018.</w:t>
             </w:r>
           </w:p>
         </w:tc>

--- a/analysis/output/manuscript/Table2.docx
+++ b/analysis/output/manuscript/Table2.docx
@@ -2214,7 +2214,7 @@
                 <w:szCs w:val="18"/>
                 <w:color w:val="000000"/>
               </w:rPr>
-              <w:t xml:space="preserve">All comparisons use the 154 domain ratings reviewed because at least one arm differed from the published label. These comparisons cannot estimate agreement or published-label accuracy in the full benchmark. Adjudicators used no AI; each independent rating was made and frozen before the adjudicator saw any label. They then saw only three labels in an order randomised per cell, without rationales or quotations.  Linearly weighted Cohen’s κ; AC2 is in eTable 17; raw agreement is n/N (x.x%; 95% CI a–b). Post hoc paired differences are ARBITER minus Unassisted agreement with the same independent rating, in percentage points. CI, confidence interval; 10,000 percentile bootstrap replicates, trials resampled within meta-analysis; seed 20261018.</w:t>
+              <w:t xml:space="preserve">All comparisons use the 154 domain ratings reviewed because at least one arm differed from the published label. These comparisons cannot estimate agreement or published-label accuracy in the full benchmark. Adjudicators used no AI; each independent rating was made and frozen before the adjudicator saw any label. They then saw only three labels in an order randomised per cell, without rationales or quotations.  Linearly weighted Cohen’s κ; AC2 is in eTable 13; raw agreement is n/N (x.x%; 95% CI a–b). Post hoc paired differences are ARBITER minus Unassisted agreement with the same independent rating, in percentage points. CI, confidence interval; 10,000 percentile bootstrap replicates, trials resampled within meta-analysis; seed 20261018.</w:t>
             </w:r>
           </w:p>
         </w:tc>

--- a/analysis/output/manuscript/Table2.docx
+++ b/analysis/output/manuscript/Table2.docx
@@ -7,7 +7,7 @@
         <w:pStyle w:val="Titre1"/>
       </w:pPr>
       <w:r>
-        <w:t xml:space="preserve">Table 2. Before seeing any label, both adjudicators’ own ratings agreed with ARBITER far more than with the unassisted model or the published review</w:t>
+        <w:t xml:space="preserve">Table 2 Independent experts agreed more often with ARBITER</w:t>
       </w:r>
     </w:p>
     <w:tbl xmlns:a="http://schemas.openxmlformats.org/drawingml/2006/main" xmlns:pic="http://schemas.openxmlformats.org/drawingml/2006/picture">
@@ -17,9 +17,12 @@
         <w:tblLook w:firstRow="1" w:lastRow="0" w:firstColumn="0" w:lastColumn="0" w:noHBand="0" w:noVBand="1"/>
       </w:tblPr>
       <w:tblGrid>
-        <w:gridCol w:w="4464"/>
-        <w:gridCol w:w="2376"/>
-        <w:gridCol w:w="3024"/>
+        <w:gridCol w:w="1512"/>
+        <w:gridCol w:w="792"/>
+        <w:gridCol w:w="1800"/>
+        <w:gridCol w:w="1800"/>
+        <w:gridCol w:w="1800"/>
+        <w:gridCol w:w="2160"/>
       </w:tblGrid>
       <w:tr>
         <w:trPr>
@@ -56,7 +59,7 @@
                 <w:right w:val="none" w:sz="0" w:space="0" w:color="000000"/>
               </w:pBdr>
               <w:spacing w:after="60" w:before="60" w:line="240"/>
-              <w:ind w:left="20" w:right="20" w:firstLine="0" w:firstLineChars="0"/>
+              <w:ind w:left="60" w:right="60" w:firstLine="0" w:firstLineChars="0"/>
               <w:rPr>
                 <w:rFonts w:ascii="Arial" w:hAnsi="Arial" w:eastAsia="Arial" w:cs="Arial"/>
                 <w:i w:val="false"/>
@@ -79,7 +82,7 @@
                 <w:szCs w:val="18"/>
                 <w:color w:val="000000"/>
               </w:rPr>
-              <w:t xml:space="preserve">Comparison</w:t>
+              <w:t xml:space="preserve">Reference</w:t>
             </w:r>
           </w:p>
         </w:tc>
@@ -112,7 +115,7 @@
                 <w:right w:val="none" w:sz="0" w:space="0" w:color="000000"/>
               </w:pBdr>
               <w:spacing w:after="60" w:before="60" w:line="240"/>
-              <w:ind w:left="20" w:right="20" w:firstLine="0" w:firstLineChars="0"/>
+              <w:ind w:left="60" w:right="60" w:firstLine="0" w:firstLineChars="0"/>
               <w:rPr>
                 <w:rFonts w:ascii="Arial" w:hAnsi="Arial" w:eastAsia="Arial" w:cs="Arial"/>
                 <w:i w:val="false"/>
@@ -135,7 +138,7 @@
                 <w:szCs w:val="18"/>
                 <w:color w:val="000000"/>
               </w:rPr>
-              <w:t xml:space="preserve">Weighted κ</w:t>
+              <w:t xml:space="preserve">Domain</w:t>
             </w:r>
           </w:p>
         </w:tc>
@@ -168,7 +171,7 @@
                 <w:right w:val="none" w:sz="0" w:space="0" w:color="000000"/>
               </w:pBdr>
               <w:spacing w:after="60" w:before="60" w:line="240"/>
-              <w:ind w:left="20" w:right="20" w:firstLine="0" w:firstLineChars="0"/>
+              <w:ind w:left="60" w:right="60" w:firstLine="0" w:firstLineChars="0"/>
               <w:rPr>
                 <w:rFonts w:ascii="Arial" w:hAnsi="Arial" w:eastAsia="Arial" w:cs="Arial"/>
                 <w:i w:val="false"/>
@@ -191,7 +194,175 @@
                 <w:szCs w:val="18"/>
                 <w:color w:val="000000"/>
               </w:rPr>
-              <w:t xml:space="preserve">Raw agreement</w:t>
+              <w:t xml:space="preserve">ARBITER</w:t>
+            </w:r>
+          </w:p>
+        </w:tc>
+        <w:tc>
+          <w:tcPr>
+            <w:tcBorders>
+              <w:bottom w:val="single" w:sz="5" w:space="0" w:color="000000"/>
+              <w:top w:val="single" w:sz="8" w:space="0" w:color="000000"/>
+              <w:left w:val="none" w:sz="0" w:space="0" w:color="000000"/>
+              <w:right w:val="none" w:sz="0" w:space="0" w:color="000000"/>
+            </w:tcBorders>
+            <w:shd w:val="clear" w:color="auto" w:fill="FFFFFF"/>
+            <w:tcMar>
+              <w:top w:w="0" w:type="dxa"/>
+              <w:bottom w:w="0" w:type="dxa"/>
+              <w:left w:w="0" w:type="dxa"/>
+              <w:right w:w="0" w:type="dxa"/>
+            </w:tcMar>
+            <w:vAlign w:val="top"/>
+          </w:tcPr>
+          <w:p>
+            <w:pPr>
+              <w:pStyle w:val="Normal"/>
+              <w:jc w:val="left"/>
+              <w:keepNext/>
+              <w:pBdr>
+                <w:bottom w:val="none" w:sz="0" w:space="0" w:color="000000"/>
+                <w:top w:val="none" w:sz="0" w:space="0" w:color="000000"/>
+                <w:left w:val="none" w:sz="0" w:space="0" w:color="000000"/>
+                <w:right w:val="none" w:sz="0" w:space="0" w:color="000000"/>
+              </w:pBdr>
+              <w:spacing w:after="60" w:before="60" w:line="240"/>
+              <w:ind w:left="60" w:right="60" w:firstLine="0" w:firstLineChars="0"/>
+              <w:rPr>
+                <w:rFonts w:ascii="Arial" w:hAnsi="Arial" w:eastAsia="Arial" w:cs="Arial"/>
+                <w:i w:val="false"/>
+                <w:b w:val="true"/>
+                <w:u w:val="none"/>
+                <w:strike w:val="false"/>
+                <w:sz w:val="18"/>
+                <w:szCs w:val="18"/>
+                <w:color w:val="000000"/>
+              </w:rPr>
+            </w:pPr>
+            <w:r>
+              <w:rPr>
+                <w:rFonts w:ascii="Arial" w:hAnsi="Arial" w:eastAsia="Arial" w:cs="Arial"/>
+                <w:i w:val="false"/>
+                <w:b w:val="true"/>
+                <w:u w:val="none"/>
+                <w:strike w:val="false"/>
+                <w:sz w:val="18"/>
+                <w:szCs w:val="18"/>
+                <w:color w:val="000000"/>
+              </w:rPr>
+              <w:t xml:space="preserve">Unassisted</w:t>
+            </w:r>
+          </w:p>
+        </w:tc>
+        <w:tc>
+          <w:tcPr>
+            <w:tcBorders>
+              <w:bottom w:val="single" w:sz="5" w:space="0" w:color="000000"/>
+              <w:top w:val="single" w:sz="8" w:space="0" w:color="000000"/>
+              <w:left w:val="none" w:sz="0" w:space="0" w:color="000000"/>
+              <w:right w:val="none" w:sz="0" w:space="0" w:color="000000"/>
+            </w:tcBorders>
+            <w:shd w:val="clear" w:color="auto" w:fill="FFFFFF"/>
+            <w:tcMar>
+              <w:top w:w="0" w:type="dxa"/>
+              <w:bottom w:w="0" w:type="dxa"/>
+              <w:left w:w="0" w:type="dxa"/>
+              <w:right w:w="0" w:type="dxa"/>
+            </w:tcMar>
+            <w:vAlign w:val="top"/>
+          </w:tcPr>
+          <w:p>
+            <w:pPr>
+              <w:pStyle w:val="Normal"/>
+              <w:jc w:val="left"/>
+              <w:keepNext/>
+              <w:pBdr>
+                <w:bottom w:val="none" w:sz="0" w:space="0" w:color="000000"/>
+                <w:top w:val="none" w:sz="0" w:space="0" w:color="000000"/>
+                <w:left w:val="none" w:sz="0" w:space="0" w:color="000000"/>
+                <w:right w:val="none" w:sz="0" w:space="0" w:color="000000"/>
+              </w:pBdr>
+              <w:spacing w:after="60" w:before="60" w:line="240"/>
+              <w:ind w:left="60" w:right="60" w:firstLine="0" w:firstLineChars="0"/>
+              <w:rPr>
+                <w:rFonts w:ascii="Arial" w:hAnsi="Arial" w:eastAsia="Arial" w:cs="Arial"/>
+                <w:i w:val="false"/>
+                <w:b w:val="true"/>
+                <w:u w:val="none"/>
+                <w:strike w:val="false"/>
+                <w:sz w:val="18"/>
+                <w:szCs w:val="18"/>
+                <w:color w:val="000000"/>
+              </w:rPr>
+            </w:pPr>
+            <w:r>
+              <w:rPr>
+                <w:rFonts w:ascii="Arial" w:hAnsi="Arial" w:eastAsia="Arial" w:cs="Arial"/>
+                <w:i w:val="false"/>
+                <w:b w:val="true"/>
+                <w:u w:val="none"/>
+                <w:strike w:val="false"/>
+                <w:sz w:val="18"/>
+                <w:szCs w:val="18"/>
+                <w:color w:val="000000"/>
+              </w:rPr>
+              <w:t xml:space="preserve">Published</w:t>
+            </w:r>
+          </w:p>
+        </w:tc>
+        <w:tc>
+          <w:tcPr>
+            <w:tcBorders>
+              <w:bottom w:val="single" w:sz="5" w:space="0" w:color="000000"/>
+              <w:top w:val="single" w:sz="8" w:space="0" w:color="000000"/>
+              <w:left w:val="none" w:sz="0" w:space="0" w:color="000000"/>
+              <w:right w:val="none" w:sz="0" w:space="0" w:color="000000"/>
+            </w:tcBorders>
+            <w:shd w:val="clear" w:color="auto" w:fill="FFFFFF"/>
+            <w:tcMar>
+              <w:top w:w="0" w:type="dxa"/>
+              <w:bottom w:w="0" w:type="dxa"/>
+              <w:left w:w="0" w:type="dxa"/>
+              <w:right w:w="0" w:type="dxa"/>
+            </w:tcMar>
+            <w:vAlign w:val="top"/>
+          </w:tcPr>
+          <w:p>
+            <w:pPr>
+              <w:pStyle w:val="Normal"/>
+              <w:jc w:val="left"/>
+              <w:keepNext/>
+              <w:pBdr>
+                <w:bottom w:val="none" w:sz="0" w:space="0" w:color="000000"/>
+                <w:top w:val="none" w:sz="0" w:space="0" w:color="000000"/>
+                <w:left w:val="none" w:sz="0" w:space="0" w:color="000000"/>
+                <w:right w:val="none" w:sz="0" w:space="0" w:color="000000"/>
+              </w:pBdr>
+              <w:spacing w:after="60" w:before="60" w:line="240"/>
+              <w:ind w:left="60" w:right="60" w:firstLine="0" w:firstLineChars="0"/>
+              <w:rPr>
+                <w:rFonts w:ascii="Arial" w:hAnsi="Arial" w:eastAsia="Arial" w:cs="Arial"/>
+                <w:i w:val="false"/>
+                <w:b w:val="true"/>
+                <w:u w:val="none"/>
+                <w:strike w:val="false"/>
+                <w:sz w:val="18"/>
+                <w:szCs w:val="18"/>
+                <w:color w:val="000000"/>
+              </w:rPr>
+            </w:pPr>
+            <w:r>
+              <w:rPr>
+                <w:rFonts w:ascii="Arial" w:hAnsi="Arial" w:eastAsia="Arial" w:cs="Arial"/>
+                <w:i w:val="false"/>
+                <w:b w:val="true"/>
+                <w:u w:val="none"/>
+                <w:strike w:val="false"/>
+                <w:sz w:val="18"/>
+                <w:szCs w:val="18"/>
+                <w:color w:val="000000"/>
+              </w:rPr>
+              <w:t xml:space="preserve">ARBITER − Unassisted</w:t>
             </w:r>
           </w:p>
         </w:tc>
@@ -199,11 +370,10 @@
       <w:tr>
         <w:trPr>
           <w:cantSplit/>
-          <w:trHeight w:val="480" w:hRule="auto"/>
+          <w:trHeight w:val="696" w:hRule="auto"/>
         </w:trPr>
         <w:tc>
           <w:tcPr>
-            <w:gridSpan w:val="3"/>
             <w:tcBorders>
               <w:bottom w:val="none" w:sz="0" w:space="0" w:color="000000"/>
               <w:top w:val="single" w:sz="5" w:space="0" w:color="000000"/>
@@ -230,30 +400,383 @@
                 <w:right w:val="none" w:sz="0" w:space="0" w:color="000000"/>
               </w:pBdr>
               <w:spacing w:after="60" w:before="60" w:line="240"/>
-              <w:ind w:left="20" w:right="20" w:firstLine="0" w:firstLineChars="0"/>
-              <w:rPr>
-                <w:rFonts w:ascii="Arial" w:hAnsi="Arial" w:eastAsia="Arial" w:cs="Arial"/>
-                <w:i w:val="false"/>
-                <w:b w:val="true"/>
-                <w:u w:val="none"/>
-                <w:strike w:val="false"/>
-                <w:sz w:val="18"/>
-                <w:szCs w:val="18"/>
-                <w:color w:val="000000"/>
-              </w:rPr>
-            </w:pPr>
-            <w:r>
-              <w:rPr>
-                <w:rFonts w:ascii="Arial" w:hAnsi="Arial" w:eastAsia="Arial" w:cs="Arial"/>
-                <w:i w:val="false"/>
-                <w:b w:val="true"/>
-                <w:u w:val="none"/>
-                <w:strike w:val="false"/>
-                <w:sz w:val="18"/>
-                <w:szCs w:val="18"/>
-                <w:color w:val="000000"/>
-              </w:rPr>
-              <w:t xml:space="preserve">Between adjudicators</w:t>
+              <w:ind w:left="60" w:right="60" w:firstLine="0" w:firstLineChars="0"/>
+              <w:rPr>
+                <w:rFonts w:ascii="Arial" w:hAnsi="Arial" w:eastAsia="Arial" w:cs="Arial"/>
+                <w:i w:val="false"/>
+                <w:b w:val="false"/>
+                <w:u w:val="none"/>
+                <w:strike w:val="false"/>
+                <w:sz w:val="18"/>
+                <w:szCs w:val="18"/>
+                <w:color w:val="000000"/>
+              </w:rPr>
+            </w:pPr>
+            <w:r>
+              <w:rPr>
+                <w:rFonts w:ascii="Arial" w:hAnsi="Arial" w:eastAsia="Arial" w:cs="Arial"/>
+                <w:i w:val="false"/>
+                <w:b w:val="false"/>
+                <w:u w:val="none"/>
+                <w:strike w:val="false"/>
+                <w:sz w:val="18"/>
+                <w:szCs w:val="18"/>
+                <w:color w:val="000000"/>
+              </w:rPr>
+              <w:t xml:space="preserve">Adjudicator 1</w:t>
+            </w:r>
+          </w:p>
+        </w:tc>
+        <w:tc>
+          <w:tcPr>
+            <w:tcBorders>
+              <w:bottom w:val="none" w:sz="0" w:space="0" w:color="000000"/>
+              <w:top w:val="single" w:sz="5" w:space="0" w:color="000000"/>
+              <w:left w:val="none" w:sz="0" w:space="0" w:color="000000"/>
+              <w:right w:val="none" w:sz="0" w:space="0" w:color="000000"/>
+            </w:tcBorders>
+            <w:shd w:val="clear" w:color="auto" w:fill="FFFFFF"/>
+            <w:tcMar>
+              <w:top w:w="0" w:type="dxa"/>
+              <w:bottom w:w="0" w:type="dxa"/>
+              <w:left w:w="0" w:type="dxa"/>
+              <w:right w:w="0" w:type="dxa"/>
+            </w:tcMar>
+            <w:vAlign w:val="top"/>
+          </w:tcPr>
+          <w:p>
+            <w:pPr>
+              <w:pStyle w:val="Normal"/>
+              <w:jc w:val="left"/>
+              <w:pBdr>
+                <w:bottom w:val="none" w:sz="0" w:space="0" w:color="000000"/>
+                <w:top w:val="none" w:sz="0" w:space="0" w:color="000000"/>
+                <w:left w:val="none" w:sz="0" w:space="0" w:color="000000"/>
+                <w:right w:val="none" w:sz="0" w:space="0" w:color="000000"/>
+              </w:pBdr>
+              <w:spacing w:after="60" w:before="60" w:line="240"/>
+              <w:ind w:left="60" w:right="60" w:firstLine="0" w:firstLineChars="0"/>
+              <w:rPr>
+                <w:rFonts w:ascii="Arial" w:hAnsi="Arial" w:eastAsia="Arial" w:cs="Arial"/>
+                <w:i w:val="false"/>
+                <w:b w:val="false"/>
+                <w:u w:val="none"/>
+                <w:strike w:val="false"/>
+                <w:sz w:val="18"/>
+                <w:szCs w:val="18"/>
+                <w:color w:val="000000"/>
+              </w:rPr>
+            </w:pPr>
+            <w:r>
+              <w:rPr>
+                <w:rFonts w:ascii="Arial" w:hAnsi="Arial" w:eastAsia="Arial" w:cs="Arial"/>
+                <w:i w:val="false"/>
+                <w:b w:val="false"/>
+                <w:u w:val="none"/>
+                <w:strike w:val="false"/>
+                <w:sz w:val="18"/>
+                <w:szCs w:val="18"/>
+                <w:color w:val="000000"/>
+              </w:rPr>
+              <w:t xml:space="preserve">D1–D5</w:t>
+            </w:r>
+          </w:p>
+        </w:tc>
+        <w:tc>
+          <w:tcPr>
+            <w:tcBorders>
+              <w:bottom w:val="none" w:sz="0" w:space="0" w:color="000000"/>
+              <w:top w:val="single" w:sz="5" w:space="0" w:color="000000"/>
+              <w:left w:val="none" w:sz="0" w:space="0" w:color="000000"/>
+              <w:right w:val="none" w:sz="0" w:space="0" w:color="000000"/>
+            </w:tcBorders>
+            <w:shd w:val="clear" w:color="auto" w:fill="FFFFFF"/>
+            <w:tcMar>
+              <w:top w:w="0" w:type="dxa"/>
+              <w:bottom w:w="0" w:type="dxa"/>
+              <w:left w:w="0" w:type="dxa"/>
+              <w:right w:w="0" w:type="dxa"/>
+            </w:tcMar>
+            <w:vAlign w:val="top"/>
+          </w:tcPr>
+          <w:p>
+            <w:pPr>
+              <w:pStyle w:val="Normal"/>
+              <w:jc w:val="left"/>
+              <w:pBdr>
+                <w:bottom w:val="none" w:sz="0" w:space="0" w:color="000000"/>
+                <w:top w:val="none" w:sz="0" w:space="0" w:color="000000"/>
+                <w:left w:val="none" w:sz="0" w:space="0" w:color="000000"/>
+                <w:right w:val="none" w:sz="0" w:space="0" w:color="000000"/>
+              </w:pBdr>
+              <w:spacing w:after="60" w:before="60" w:line="240"/>
+              <w:ind w:left="60" w:right="60" w:firstLine="0" w:firstLineChars="0"/>
+              <w:rPr>
+                <w:rFonts w:ascii="Arial" w:hAnsi="Arial" w:eastAsia="Arial" w:cs="Arial"/>
+                <w:i w:val="false"/>
+                <w:b w:val="false"/>
+                <w:u w:val="none"/>
+                <w:strike w:val="false"/>
+                <w:sz w:val="18"/>
+                <w:szCs w:val="18"/>
+                <w:color w:val="000000"/>
+              </w:rPr>
+            </w:pPr>
+            <w:r>
+              <w:rPr>
+                <w:rFonts w:ascii="Arial" w:hAnsi="Arial" w:eastAsia="Arial" w:cs="Arial"/>
+                <w:i w:val="false"/>
+                <w:b w:val="false"/>
+                <w:u w:val="none"/>
+                <w:strike w:val="false"/>
+                <w:sz w:val="18"/>
+                <w:szCs w:val="18"/>
+                <w:color w:val="000000"/>
+              </w:rPr>
+              <w:t xml:space="preserve">371/510 (72.7%)</w:t>
+            </w:r>
+            <w:r>
+              <w:rPr>
+                <w:rFonts w:ascii="Arial" w:hAnsi="Arial" w:eastAsia="Arial" w:cs="Arial"/>
+                <w:i w:val="false"/>
+                <w:b w:val="false"/>
+                <w:u w:val="none"/>
+                <w:strike w:val="false"/>
+                <w:sz w:val="18"/>
+                <w:szCs w:val="18"/>
+                <w:color w:val="000000"/>
+              </w:rPr>
+              <w:br/>
+            </w:r>
+            <w:r>
+              <w:rPr>
+                <w:rFonts w:ascii="Arial" w:hAnsi="Arial" w:eastAsia="Arial" w:cs="Arial"/>
+                <w:i w:val="false"/>
+                <w:b w:val="false"/>
+                <w:u w:val="none"/>
+                <w:strike w:val="false"/>
+                <w:sz w:val="18"/>
+                <w:szCs w:val="18"/>
+                <w:color w:val="000000"/>
+              </w:rPr>
+              <w:t xml:space="preserve">κ 0.51</w:t>
+            </w:r>
+          </w:p>
+        </w:tc>
+        <w:tc>
+          <w:tcPr>
+            <w:tcBorders>
+              <w:bottom w:val="none" w:sz="0" w:space="0" w:color="000000"/>
+              <w:top w:val="single" w:sz="5" w:space="0" w:color="000000"/>
+              <w:left w:val="none" w:sz="0" w:space="0" w:color="000000"/>
+              <w:right w:val="none" w:sz="0" w:space="0" w:color="000000"/>
+            </w:tcBorders>
+            <w:shd w:val="clear" w:color="auto" w:fill="FFFFFF"/>
+            <w:tcMar>
+              <w:top w:w="0" w:type="dxa"/>
+              <w:bottom w:w="0" w:type="dxa"/>
+              <w:left w:w="0" w:type="dxa"/>
+              <w:right w:w="0" w:type="dxa"/>
+            </w:tcMar>
+            <w:vAlign w:val="top"/>
+          </w:tcPr>
+          <w:p>
+            <w:pPr>
+              <w:pStyle w:val="Normal"/>
+              <w:jc w:val="left"/>
+              <w:pBdr>
+                <w:bottom w:val="none" w:sz="0" w:space="0" w:color="000000"/>
+                <w:top w:val="none" w:sz="0" w:space="0" w:color="000000"/>
+                <w:left w:val="none" w:sz="0" w:space="0" w:color="000000"/>
+                <w:right w:val="none" w:sz="0" w:space="0" w:color="000000"/>
+              </w:pBdr>
+              <w:spacing w:after="60" w:before="60" w:line="240"/>
+              <w:ind w:left="60" w:right="60" w:firstLine="0" w:firstLineChars="0"/>
+              <w:rPr>
+                <w:rFonts w:ascii="Arial" w:hAnsi="Arial" w:eastAsia="Arial" w:cs="Arial"/>
+                <w:i w:val="false"/>
+                <w:b w:val="false"/>
+                <w:u w:val="none"/>
+                <w:strike w:val="false"/>
+                <w:sz w:val="18"/>
+                <w:szCs w:val="18"/>
+                <w:color w:val="000000"/>
+              </w:rPr>
+            </w:pPr>
+            <w:r>
+              <w:rPr>
+                <w:rFonts w:ascii="Arial" w:hAnsi="Arial" w:eastAsia="Arial" w:cs="Arial"/>
+                <w:i w:val="false"/>
+                <w:b w:val="false"/>
+                <w:u w:val="none"/>
+                <w:strike w:val="false"/>
+                <w:sz w:val="18"/>
+                <w:szCs w:val="18"/>
+                <w:color w:val="000000"/>
+              </w:rPr>
+              <w:t xml:space="preserve">332/510 (65.1%)</w:t>
+            </w:r>
+            <w:r>
+              <w:rPr>
+                <w:rFonts w:ascii="Arial" w:hAnsi="Arial" w:eastAsia="Arial" w:cs="Arial"/>
+                <w:i w:val="false"/>
+                <w:b w:val="false"/>
+                <w:u w:val="none"/>
+                <w:strike w:val="false"/>
+                <w:sz w:val="18"/>
+                <w:szCs w:val="18"/>
+                <w:color w:val="000000"/>
+              </w:rPr>
+              <w:br/>
+            </w:r>
+            <w:r>
+              <w:rPr>
+                <w:rFonts w:ascii="Arial" w:hAnsi="Arial" w:eastAsia="Arial" w:cs="Arial"/>
+                <w:i w:val="false"/>
+                <w:b w:val="false"/>
+                <w:u w:val="none"/>
+                <w:strike w:val="false"/>
+                <w:sz w:val="18"/>
+                <w:szCs w:val="18"/>
+                <w:color w:val="000000"/>
+              </w:rPr>
+              <w:t xml:space="preserve">κ 0.35</w:t>
+            </w:r>
+          </w:p>
+        </w:tc>
+        <w:tc>
+          <w:tcPr>
+            <w:tcBorders>
+              <w:bottom w:val="none" w:sz="0" w:space="0" w:color="000000"/>
+              <w:top w:val="single" w:sz="5" w:space="0" w:color="000000"/>
+              <w:left w:val="none" w:sz="0" w:space="0" w:color="000000"/>
+              <w:right w:val="none" w:sz="0" w:space="0" w:color="000000"/>
+            </w:tcBorders>
+            <w:shd w:val="clear" w:color="auto" w:fill="FFFFFF"/>
+            <w:tcMar>
+              <w:top w:w="0" w:type="dxa"/>
+              <w:bottom w:w="0" w:type="dxa"/>
+              <w:left w:w="0" w:type="dxa"/>
+              <w:right w:w="0" w:type="dxa"/>
+            </w:tcMar>
+            <w:vAlign w:val="top"/>
+          </w:tcPr>
+          <w:p>
+            <w:pPr>
+              <w:pStyle w:val="Normal"/>
+              <w:jc w:val="left"/>
+              <w:pBdr>
+                <w:bottom w:val="none" w:sz="0" w:space="0" w:color="000000"/>
+                <w:top w:val="none" w:sz="0" w:space="0" w:color="000000"/>
+                <w:left w:val="none" w:sz="0" w:space="0" w:color="000000"/>
+                <w:right w:val="none" w:sz="0" w:space="0" w:color="000000"/>
+              </w:pBdr>
+              <w:spacing w:after="60" w:before="60" w:line="240"/>
+              <w:ind w:left="60" w:right="60" w:firstLine="0" w:firstLineChars="0"/>
+              <w:rPr>
+                <w:rFonts w:ascii="Arial" w:hAnsi="Arial" w:eastAsia="Arial" w:cs="Arial"/>
+                <w:i w:val="false"/>
+                <w:b w:val="false"/>
+                <w:u w:val="none"/>
+                <w:strike w:val="false"/>
+                <w:sz w:val="18"/>
+                <w:szCs w:val="18"/>
+                <w:color w:val="000000"/>
+              </w:rPr>
+            </w:pPr>
+            <w:r>
+              <w:rPr>
+                <w:rFonts w:ascii="Arial" w:hAnsi="Arial" w:eastAsia="Arial" w:cs="Arial"/>
+                <w:i w:val="false"/>
+                <w:b w:val="false"/>
+                <w:u w:val="none"/>
+                <w:strike w:val="false"/>
+                <w:sz w:val="18"/>
+                <w:szCs w:val="18"/>
+                <w:color w:val="000000"/>
+              </w:rPr>
+              <w:t xml:space="preserve">301/510 (59.0%)</w:t>
+            </w:r>
+            <w:r>
+              <w:rPr>
+                <w:rFonts w:ascii="Arial" w:hAnsi="Arial" w:eastAsia="Arial" w:cs="Arial"/>
+                <w:i w:val="false"/>
+                <w:b w:val="false"/>
+                <w:u w:val="none"/>
+                <w:strike w:val="false"/>
+                <w:sz w:val="18"/>
+                <w:szCs w:val="18"/>
+                <w:color w:val="000000"/>
+              </w:rPr>
+              <w:br/>
+            </w:r>
+            <w:r>
+              <w:rPr>
+                <w:rFonts w:ascii="Arial" w:hAnsi="Arial" w:eastAsia="Arial" w:cs="Arial"/>
+                <w:i w:val="false"/>
+                <w:b w:val="false"/>
+                <w:u w:val="none"/>
+                <w:strike w:val="false"/>
+                <w:sz w:val="18"/>
+                <w:szCs w:val="18"/>
+                <w:color w:val="000000"/>
+              </w:rPr>
+              <w:t xml:space="preserve">κ 0.21</w:t>
+            </w:r>
+          </w:p>
+        </w:tc>
+        <w:tc>
+          <w:tcPr>
+            <w:tcBorders>
+              <w:bottom w:val="none" w:sz="0" w:space="0" w:color="000000"/>
+              <w:top w:val="single" w:sz="5" w:space="0" w:color="000000"/>
+              <w:left w:val="none" w:sz="0" w:space="0" w:color="000000"/>
+              <w:right w:val="none" w:sz="0" w:space="0" w:color="000000"/>
+            </w:tcBorders>
+            <w:shd w:val="clear" w:color="auto" w:fill="FFFFFF"/>
+            <w:tcMar>
+              <w:top w:w="0" w:type="dxa"/>
+              <w:bottom w:w="0" w:type="dxa"/>
+              <w:left w:w="0" w:type="dxa"/>
+              <w:right w:w="0" w:type="dxa"/>
+            </w:tcMar>
+            <w:vAlign w:val="top"/>
+          </w:tcPr>
+          <w:p>
+            <w:pPr>
+              <w:pStyle w:val="Normal"/>
+              <w:jc w:val="left"/>
+              <w:pBdr>
+                <w:bottom w:val="none" w:sz="0" w:space="0" w:color="000000"/>
+                <w:top w:val="none" w:sz="0" w:space="0" w:color="000000"/>
+                <w:left w:val="none" w:sz="0" w:space="0" w:color="000000"/>
+                <w:right w:val="none" w:sz="0" w:space="0" w:color="000000"/>
+              </w:pBdr>
+              <w:spacing w:after="60" w:before="60" w:line="240"/>
+              <w:ind w:left="60" w:right="60" w:firstLine="0" w:firstLineChars="0"/>
+              <w:rPr>
+                <w:rFonts w:ascii="Arial" w:hAnsi="Arial" w:eastAsia="Arial" w:cs="Arial"/>
+                <w:i w:val="false"/>
+                <w:b w:val="false"/>
+                <w:u w:val="none"/>
+                <w:strike w:val="false"/>
+                <w:sz w:val="18"/>
+                <w:szCs w:val="18"/>
+                <w:color w:val="000000"/>
+              </w:rPr>
+            </w:pPr>
+            <w:r>
+              <w:rPr>
+                <w:rFonts w:ascii="Arial" w:hAnsi="Arial" w:eastAsia="Arial" w:cs="Arial"/>
+                <w:i w:val="false"/>
+                <w:b w:val="false"/>
+                <w:u w:val="none"/>
+                <w:strike w:val="false"/>
+                <w:sz w:val="18"/>
+                <w:szCs w:val="18"/>
+                <w:color w:val="000000"/>
+              </w:rPr>
+              <w:t xml:space="preserve">7.6 (5.1–10.2)</w:t>
             </w:r>
           </w:p>
         </w:tc>
@@ -261,7 +784,7 @@
       <w:tr>
         <w:trPr>
           <w:cantSplit/>
-          <w:trHeight w:val="480" w:hRule="auto"/>
+          <w:trHeight w:val="696" w:hRule="auto"/>
         </w:trPr>
         <w:tc>
           <w:tcPr>
@@ -291,30 +814,30 @@
                 <w:right w:val="none" w:sz="0" w:space="0" w:color="000000"/>
               </w:pBdr>
               <w:spacing w:after="60" w:before="60" w:line="240"/>
-              <w:ind w:left="20" w:right="20" w:firstLine="0" w:firstLineChars="0"/>
-              <w:rPr>
-                <w:rFonts w:ascii="Arial" w:hAnsi="Arial" w:eastAsia="Arial" w:cs="Arial"/>
-                <w:i w:val="false"/>
-                <w:b w:val="false"/>
-                <w:u w:val="none"/>
-                <w:strike w:val="false"/>
-                <w:sz w:val="18"/>
-                <w:szCs w:val="18"/>
-                <w:color w:val="000000"/>
-              </w:rPr>
-            </w:pPr>
-            <w:r>
-              <w:rPr>
-                <w:rFonts w:ascii="Arial" w:hAnsi="Arial" w:eastAsia="Arial" w:cs="Arial"/>
-                <w:i w:val="false"/>
-                <w:b w:val="false"/>
-                <w:u w:val="none"/>
-                <w:strike w:val="false"/>
-                <w:sz w:val="18"/>
-                <w:szCs w:val="18"/>
-                <w:color w:val="000000"/>
-              </w:rPr>
-              <w:t xml:space="preserve">Independent ratings</w:t>
+              <w:ind w:left="60" w:right="60" w:firstLine="0" w:firstLineChars="0"/>
+              <w:rPr>
+                <w:rFonts w:ascii="Arial" w:hAnsi="Arial" w:eastAsia="Arial" w:cs="Arial"/>
+                <w:i w:val="false"/>
+                <w:b w:val="false"/>
+                <w:u w:val="none"/>
+                <w:strike w:val="false"/>
+                <w:sz w:val="18"/>
+                <w:szCs w:val="18"/>
+                <w:color w:val="000000"/>
+              </w:rPr>
+            </w:pPr>
+            <w:r>
+              <w:rPr>
+                <w:rFonts w:ascii="Arial" w:hAnsi="Arial" w:eastAsia="Arial" w:cs="Arial"/>
+                <w:i w:val="false"/>
+                <w:b w:val="false"/>
+                <w:u w:val="none"/>
+                <w:strike w:val="false"/>
+                <w:sz w:val="18"/>
+                <w:szCs w:val="18"/>
+                <w:color w:val="000000"/>
+              </w:rPr>
+              <w:t xml:space="preserve">Adjudicator 1</w:t>
             </w:r>
           </w:p>
         </w:tc>
@@ -346,30 +869,30 @@
                 <w:right w:val="none" w:sz="0" w:space="0" w:color="000000"/>
               </w:pBdr>
               <w:spacing w:after="60" w:before="60" w:line="240"/>
-              <w:ind w:left="20" w:right="20" w:firstLine="0" w:firstLineChars="0"/>
-              <w:rPr>
-                <w:rFonts w:ascii="Arial" w:hAnsi="Arial" w:eastAsia="Arial" w:cs="Arial"/>
-                <w:i w:val="false"/>
-                <w:b w:val="false"/>
-                <w:u w:val="none"/>
-                <w:strike w:val="false"/>
-                <w:sz w:val="18"/>
-                <w:szCs w:val="18"/>
-                <w:color w:val="000000"/>
-              </w:rPr>
-            </w:pPr>
-            <w:r>
-              <w:rPr>
-                <w:rFonts w:ascii="Arial" w:hAnsi="Arial" w:eastAsia="Arial" w:cs="Arial"/>
-                <w:i w:val="false"/>
-                <w:b w:val="false"/>
-                <w:u w:val="none"/>
-                <w:strike w:val="false"/>
-                <w:sz w:val="18"/>
-                <w:szCs w:val="18"/>
-                <w:color w:val="000000"/>
-              </w:rPr>
-              <w:t xml:space="preserve">0.59 (0.48–0.68)</w:t>
+              <w:ind w:left="60" w:right="60" w:firstLine="0" w:firstLineChars="0"/>
+              <w:rPr>
+                <w:rFonts w:ascii="Arial" w:hAnsi="Arial" w:eastAsia="Arial" w:cs="Arial"/>
+                <w:i w:val="false"/>
+                <w:b w:val="false"/>
+                <w:u w:val="none"/>
+                <w:strike w:val="false"/>
+                <w:sz w:val="18"/>
+                <w:szCs w:val="18"/>
+                <w:color w:val="000000"/>
+              </w:rPr>
+            </w:pPr>
+            <w:r>
+              <w:rPr>
+                <w:rFonts w:ascii="Arial" w:hAnsi="Arial" w:eastAsia="Arial" w:cs="Arial"/>
+                <w:i w:val="false"/>
+                <w:b w:val="false"/>
+                <w:u w:val="none"/>
+                <w:strike w:val="false"/>
+                <w:sz w:val="18"/>
+                <w:szCs w:val="18"/>
+                <w:color w:val="000000"/>
+              </w:rPr>
+              <w:t xml:space="preserve">Overall</w:t>
             </w:r>
           </w:p>
         </w:tc>
@@ -401,30 +924,273 @@
                 <w:right w:val="none" w:sz="0" w:space="0" w:color="000000"/>
               </w:pBdr>
               <w:spacing w:after="60" w:before="60" w:line="240"/>
-              <w:ind w:left="20" w:right="20" w:firstLine="0" w:firstLineChars="0"/>
-              <w:rPr>
-                <w:rFonts w:ascii="Arial" w:hAnsi="Arial" w:eastAsia="Arial" w:cs="Arial"/>
-                <w:i w:val="false"/>
-                <w:b w:val="false"/>
-                <w:u w:val="none"/>
-                <w:strike w:val="false"/>
-                <w:sz w:val="18"/>
-                <w:szCs w:val="18"/>
-                <w:color w:val="000000"/>
-              </w:rPr>
-            </w:pPr>
-            <w:r>
-              <w:rPr>
-                <w:rFonts w:ascii="Arial" w:hAnsi="Arial" w:eastAsia="Arial" w:cs="Arial"/>
-                <w:i w:val="false"/>
-                <w:b w:val="false"/>
-                <w:u w:val="none"/>
-                <w:strike w:val="false"/>
-                <w:sz w:val="18"/>
-                <w:szCs w:val="18"/>
-                <w:color w:val="000000"/>
-              </w:rPr>
-              <w:t xml:space="preserve">114/154 (74.0%; 68.2–79.9)</w:t>
+              <w:ind w:left="60" w:right="60" w:firstLine="0" w:firstLineChars="0"/>
+              <w:rPr>
+                <w:rFonts w:ascii="Arial" w:hAnsi="Arial" w:eastAsia="Arial" w:cs="Arial"/>
+                <w:i w:val="false"/>
+                <w:b w:val="false"/>
+                <w:u w:val="none"/>
+                <w:strike w:val="false"/>
+                <w:sz w:val="18"/>
+                <w:szCs w:val="18"/>
+                <w:color w:val="000000"/>
+              </w:rPr>
+            </w:pPr>
+            <w:r>
+              <w:rPr>
+                <w:rFonts w:ascii="Arial" w:hAnsi="Arial" w:eastAsia="Arial" w:cs="Arial"/>
+                <w:i w:val="false"/>
+                <w:b w:val="false"/>
+                <w:u w:val="none"/>
+                <w:strike w:val="false"/>
+                <w:sz w:val="18"/>
+                <w:szCs w:val="18"/>
+                <w:color w:val="000000"/>
+              </w:rPr>
+              <w:t xml:space="preserve">32/81 (39.5%)</w:t>
+            </w:r>
+            <w:r>
+              <w:rPr>
+                <w:rFonts w:ascii="Arial" w:hAnsi="Arial" w:eastAsia="Arial" w:cs="Arial"/>
+                <w:i w:val="false"/>
+                <w:b w:val="false"/>
+                <w:u w:val="none"/>
+                <w:strike w:val="false"/>
+                <w:sz w:val="18"/>
+                <w:szCs w:val="18"/>
+                <w:color w:val="000000"/>
+              </w:rPr>
+              <w:br/>
+            </w:r>
+            <w:r>
+              <w:rPr>
+                <w:rFonts w:ascii="Arial" w:hAnsi="Arial" w:eastAsia="Arial" w:cs="Arial"/>
+                <w:i w:val="false"/>
+                <w:b w:val="false"/>
+                <w:u w:val="none"/>
+                <w:strike w:val="false"/>
+                <w:sz w:val="18"/>
+                <w:szCs w:val="18"/>
+                <w:color w:val="000000"/>
+              </w:rPr>
+              <w:t xml:space="preserve">κ 0.20</w:t>
+            </w:r>
+          </w:p>
+        </w:tc>
+        <w:tc>
+          <w:tcPr>
+            <w:tcBorders>
+              <w:bottom w:val="none" w:sz="0" w:space="0" w:color="000000"/>
+              <w:top w:val="none" w:sz="0" w:space="0" w:color="000000"/>
+              <w:left w:val="none" w:sz="0" w:space="0" w:color="000000"/>
+              <w:right w:val="none" w:sz="0" w:space="0" w:color="000000"/>
+            </w:tcBorders>
+            <w:shd w:val="clear" w:color="auto" w:fill="FFFFFF"/>
+            <w:tcMar>
+              <w:top w:w="0" w:type="dxa"/>
+              <w:bottom w:w="0" w:type="dxa"/>
+              <w:left w:w="0" w:type="dxa"/>
+              <w:right w:w="0" w:type="dxa"/>
+            </w:tcMar>
+            <w:vAlign w:val="top"/>
+          </w:tcPr>
+          <w:p>
+            <w:pPr>
+              <w:pStyle w:val="Normal"/>
+              <w:jc w:val="left"/>
+              <w:pBdr>
+                <w:bottom w:val="none" w:sz="0" w:space="0" w:color="000000"/>
+                <w:top w:val="none" w:sz="0" w:space="0" w:color="000000"/>
+                <w:left w:val="none" w:sz="0" w:space="0" w:color="000000"/>
+                <w:right w:val="none" w:sz="0" w:space="0" w:color="000000"/>
+              </w:pBdr>
+              <w:spacing w:after="60" w:before="60" w:line="240"/>
+              <w:ind w:left="60" w:right="60" w:firstLine="0" w:firstLineChars="0"/>
+              <w:rPr>
+                <w:rFonts w:ascii="Arial" w:hAnsi="Arial" w:eastAsia="Arial" w:cs="Arial"/>
+                <w:i w:val="false"/>
+                <w:b w:val="false"/>
+                <w:u w:val="none"/>
+                <w:strike w:val="false"/>
+                <w:sz w:val="18"/>
+                <w:szCs w:val="18"/>
+                <w:color w:val="000000"/>
+              </w:rPr>
+            </w:pPr>
+            <w:r>
+              <w:rPr>
+                <w:rFonts w:ascii="Arial" w:hAnsi="Arial" w:eastAsia="Arial" w:cs="Arial"/>
+                <w:i w:val="false"/>
+                <w:b w:val="false"/>
+                <w:u w:val="none"/>
+                <w:strike w:val="false"/>
+                <w:sz w:val="18"/>
+                <w:szCs w:val="18"/>
+                <w:color w:val="000000"/>
+              </w:rPr>
+              <w:t xml:space="preserve">21/81 (25.9%)</w:t>
+            </w:r>
+            <w:r>
+              <w:rPr>
+                <w:rFonts w:ascii="Arial" w:hAnsi="Arial" w:eastAsia="Arial" w:cs="Arial"/>
+                <w:i w:val="false"/>
+                <w:b w:val="false"/>
+                <w:u w:val="none"/>
+                <w:strike w:val="false"/>
+                <w:sz w:val="18"/>
+                <w:szCs w:val="18"/>
+                <w:color w:val="000000"/>
+              </w:rPr>
+              <w:br/>
+            </w:r>
+            <w:r>
+              <w:rPr>
+                <w:rFonts w:ascii="Arial" w:hAnsi="Arial" w:eastAsia="Arial" w:cs="Arial"/>
+                <w:i w:val="false"/>
+                <w:b w:val="false"/>
+                <w:u w:val="none"/>
+                <w:strike w:val="false"/>
+                <w:sz w:val="18"/>
+                <w:szCs w:val="18"/>
+                <w:color w:val="000000"/>
+              </w:rPr>
+              <w:t xml:space="preserve">κ 0.13</w:t>
+            </w:r>
+          </w:p>
+        </w:tc>
+        <w:tc>
+          <w:tcPr>
+            <w:tcBorders>
+              <w:bottom w:val="none" w:sz="0" w:space="0" w:color="000000"/>
+              <w:top w:val="none" w:sz="0" w:space="0" w:color="000000"/>
+              <w:left w:val="none" w:sz="0" w:space="0" w:color="000000"/>
+              <w:right w:val="none" w:sz="0" w:space="0" w:color="000000"/>
+            </w:tcBorders>
+            <w:shd w:val="clear" w:color="auto" w:fill="FFFFFF"/>
+            <w:tcMar>
+              <w:top w:w="0" w:type="dxa"/>
+              <w:bottom w:w="0" w:type="dxa"/>
+              <w:left w:w="0" w:type="dxa"/>
+              <w:right w:w="0" w:type="dxa"/>
+            </w:tcMar>
+            <w:vAlign w:val="top"/>
+          </w:tcPr>
+          <w:p>
+            <w:pPr>
+              <w:pStyle w:val="Normal"/>
+              <w:jc w:val="left"/>
+              <w:pBdr>
+                <w:bottom w:val="none" w:sz="0" w:space="0" w:color="000000"/>
+                <w:top w:val="none" w:sz="0" w:space="0" w:color="000000"/>
+                <w:left w:val="none" w:sz="0" w:space="0" w:color="000000"/>
+                <w:right w:val="none" w:sz="0" w:space="0" w:color="000000"/>
+              </w:pBdr>
+              <w:spacing w:after="60" w:before="60" w:line="240"/>
+              <w:ind w:left="60" w:right="60" w:firstLine="0" w:firstLineChars="0"/>
+              <w:rPr>
+                <w:rFonts w:ascii="Arial" w:hAnsi="Arial" w:eastAsia="Arial" w:cs="Arial"/>
+                <w:i w:val="false"/>
+                <w:b w:val="false"/>
+                <w:u w:val="none"/>
+                <w:strike w:val="false"/>
+                <w:sz w:val="18"/>
+                <w:szCs w:val="18"/>
+                <w:color w:val="000000"/>
+              </w:rPr>
+            </w:pPr>
+            <w:r>
+              <w:rPr>
+                <w:rFonts w:ascii="Arial" w:hAnsi="Arial" w:eastAsia="Arial" w:cs="Arial"/>
+                <w:i w:val="false"/>
+                <w:b w:val="false"/>
+                <w:u w:val="none"/>
+                <w:strike w:val="false"/>
+                <w:sz w:val="18"/>
+                <w:szCs w:val="18"/>
+                <w:color w:val="000000"/>
+              </w:rPr>
+              <w:t xml:space="preserve">24/81 (29.6%)</w:t>
+            </w:r>
+            <w:r>
+              <w:rPr>
+                <w:rFonts w:ascii="Arial" w:hAnsi="Arial" w:eastAsia="Arial" w:cs="Arial"/>
+                <w:i w:val="false"/>
+                <w:b w:val="false"/>
+                <w:u w:val="none"/>
+                <w:strike w:val="false"/>
+                <w:sz w:val="18"/>
+                <w:szCs w:val="18"/>
+                <w:color w:val="000000"/>
+              </w:rPr>
+              <w:br/>
+            </w:r>
+            <w:r>
+              <w:rPr>
+                <w:rFonts w:ascii="Arial" w:hAnsi="Arial" w:eastAsia="Arial" w:cs="Arial"/>
+                <w:i w:val="false"/>
+                <w:b w:val="false"/>
+                <w:u w:val="none"/>
+                <w:strike w:val="false"/>
+                <w:sz w:val="18"/>
+                <w:szCs w:val="18"/>
+                <w:color w:val="000000"/>
+              </w:rPr>
+              <w:t xml:space="preserve">κ 0.11</w:t>
+            </w:r>
+          </w:p>
+        </w:tc>
+        <w:tc>
+          <w:tcPr>
+            <w:tcBorders>
+              <w:bottom w:val="none" w:sz="0" w:space="0" w:color="000000"/>
+              <w:top w:val="none" w:sz="0" w:space="0" w:color="000000"/>
+              <w:left w:val="none" w:sz="0" w:space="0" w:color="000000"/>
+              <w:right w:val="none" w:sz="0" w:space="0" w:color="000000"/>
+            </w:tcBorders>
+            <w:shd w:val="clear" w:color="auto" w:fill="FFFFFF"/>
+            <w:tcMar>
+              <w:top w:w="0" w:type="dxa"/>
+              <w:bottom w:w="0" w:type="dxa"/>
+              <w:left w:w="0" w:type="dxa"/>
+              <w:right w:w="0" w:type="dxa"/>
+            </w:tcMar>
+            <w:vAlign w:val="top"/>
+          </w:tcPr>
+          <w:p>
+            <w:pPr>
+              <w:pStyle w:val="Normal"/>
+              <w:jc w:val="left"/>
+              <w:pBdr>
+                <w:bottom w:val="none" w:sz="0" w:space="0" w:color="000000"/>
+                <w:top w:val="none" w:sz="0" w:space="0" w:color="000000"/>
+                <w:left w:val="none" w:sz="0" w:space="0" w:color="000000"/>
+                <w:right w:val="none" w:sz="0" w:space="0" w:color="000000"/>
+              </w:pBdr>
+              <w:spacing w:after="60" w:before="60" w:line="240"/>
+              <w:ind w:left="60" w:right="60" w:firstLine="0" w:firstLineChars="0"/>
+              <w:rPr>
+                <w:rFonts w:ascii="Arial" w:hAnsi="Arial" w:eastAsia="Arial" w:cs="Arial"/>
+                <w:i w:val="false"/>
+                <w:b w:val="false"/>
+                <w:u w:val="none"/>
+                <w:strike w:val="false"/>
+                <w:sz w:val="18"/>
+                <w:szCs w:val="18"/>
+                <w:color w:val="000000"/>
+              </w:rPr>
+            </w:pPr>
+            <w:r>
+              <w:rPr>
+                <w:rFonts w:ascii="Arial" w:hAnsi="Arial" w:eastAsia="Arial" w:cs="Arial"/>
+                <w:i w:val="false"/>
+                <w:b w:val="false"/>
+                <w:u w:val="none"/>
+                <w:strike w:val="false"/>
+                <w:sz w:val="18"/>
+                <w:szCs w:val="18"/>
+                <w:color w:val="000000"/>
+              </w:rPr>
+              <w:t xml:space="preserve">13.6 (6.2–21.0)</w:t>
             </w:r>
           </w:p>
         </w:tc>
@@ -432,7 +1198,7 @@
       <w:tr>
         <w:trPr>
           <w:cantSplit/>
-          <w:trHeight w:val="480" w:hRule="auto"/>
+          <w:trHeight w:val="696" w:hRule="auto"/>
         </w:trPr>
         <w:tc>
           <w:tcPr>
@@ -462,30 +1228,30 @@
                 <w:right w:val="none" w:sz="0" w:space="0" w:color="000000"/>
               </w:pBdr>
               <w:spacing w:after="60" w:before="60" w:line="240"/>
-              <w:ind w:left="20" w:right="20" w:firstLine="0" w:firstLineChars="0"/>
-              <w:rPr>
-                <w:rFonts w:ascii="Arial" w:hAnsi="Arial" w:eastAsia="Arial" w:cs="Arial"/>
-                <w:i w:val="false"/>
-                <w:b w:val="false"/>
-                <w:u w:val="none"/>
-                <w:strike w:val="false"/>
-                <w:sz w:val="18"/>
-                <w:szCs w:val="18"/>
-                <w:color w:val="000000"/>
-              </w:rPr>
-            </w:pPr>
-            <w:r>
-              <w:rPr>
-                <w:rFonts w:ascii="Arial" w:hAnsi="Arial" w:eastAsia="Arial" w:cs="Arial"/>
-                <w:i w:val="false"/>
-                <w:b w:val="false"/>
-                <w:u w:val="none"/>
-                <w:strike w:val="false"/>
-                <w:sz w:val="18"/>
-                <w:szCs w:val="18"/>
-                <w:color w:val="000000"/>
-              </w:rPr>
-              <w:t xml:space="preserve">Ratings chosen after seeing labels</w:t>
+              <w:ind w:left="60" w:right="60" w:firstLine="0" w:firstLineChars="0"/>
+              <w:rPr>
+                <w:rFonts w:ascii="Arial" w:hAnsi="Arial" w:eastAsia="Arial" w:cs="Arial"/>
+                <w:i w:val="false"/>
+                <w:b w:val="false"/>
+                <w:u w:val="none"/>
+                <w:strike w:val="false"/>
+                <w:sz w:val="18"/>
+                <w:szCs w:val="18"/>
+                <w:color w:val="000000"/>
+              </w:rPr>
+            </w:pPr>
+            <w:r>
+              <w:rPr>
+                <w:rFonts w:ascii="Arial" w:hAnsi="Arial" w:eastAsia="Arial" w:cs="Arial"/>
+                <w:i w:val="false"/>
+                <w:b w:val="false"/>
+                <w:u w:val="none"/>
+                <w:strike w:val="false"/>
+                <w:sz w:val="18"/>
+                <w:szCs w:val="18"/>
+                <w:color w:val="000000"/>
+              </w:rPr>
+              <w:t xml:space="preserve">Adjudicator 2</w:t>
             </w:r>
           </w:p>
         </w:tc>
@@ -517,30 +1283,30 @@
                 <w:right w:val="none" w:sz="0" w:space="0" w:color="000000"/>
               </w:pBdr>
               <w:spacing w:after="60" w:before="60" w:line="240"/>
-              <w:ind w:left="20" w:right="20" w:firstLine="0" w:firstLineChars="0"/>
-              <w:rPr>
-                <w:rFonts w:ascii="Arial" w:hAnsi="Arial" w:eastAsia="Arial" w:cs="Arial"/>
-                <w:i w:val="false"/>
-                <w:b w:val="false"/>
-                <w:u w:val="none"/>
-                <w:strike w:val="false"/>
-                <w:sz w:val="18"/>
-                <w:szCs w:val="18"/>
-                <w:color w:val="000000"/>
-              </w:rPr>
-            </w:pPr>
-            <w:r>
-              <w:rPr>
-                <w:rFonts w:ascii="Arial" w:hAnsi="Arial" w:eastAsia="Arial" w:cs="Arial"/>
-                <w:i w:val="false"/>
-                <w:b w:val="false"/>
-                <w:u w:val="none"/>
-                <w:strike w:val="false"/>
-                <w:sz w:val="18"/>
-                <w:szCs w:val="18"/>
-                <w:color w:val="000000"/>
-              </w:rPr>
-              <w:t xml:space="preserve">0.69 (0.57–0.79)</w:t>
+              <w:ind w:left="60" w:right="60" w:firstLine="0" w:firstLineChars="0"/>
+              <w:rPr>
+                <w:rFonts w:ascii="Arial" w:hAnsi="Arial" w:eastAsia="Arial" w:cs="Arial"/>
+                <w:i w:val="false"/>
+                <w:b w:val="false"/>
+                <w:u w:val="none"/>
+                <w:strike w:val="false"/>
+                <w:sz w:val="18"/>
+                <w:szCs w:val="18"/>
+                <w:color w:val="000000"/>
+              </w:rPr>
+            </w:pPr>
+            <w:r>
+              <w:rPr>
+                <w:rFonts w:ascii="Arial" w:hAnsi="Arial" w:eastAsia="Arial" w:cs="Arial"/>
+                <w:i w:val="false"/>
+                <w:b w:val="false"/>
+                <w:u w:val="none"/>
+                <w:strike w:val="false"/>
+                <w:sz w:val="18"/>
+                <w:szCs w:val="18"/>
+                <w:color w:val="000000"/>
+              </w:rPr>
+              <w:t xml:space="preserve">D1–D5</w:t>
             </w:r>
           </w:p>
         </w:tc>
@@ -572,30 +1338,273 @@
                 <w:right w:val="none" w:sz="0" w:space="0" w:color="000000"/>
               </w:pBdr>
               <w:spacing w:after="60" w:before="60" w:line="240"/>
-              <w:ind w:left="20" w:right="20" w:firstLine="0" w:firstLineChars="0"/>
-              <w:rPr>
-                <w:rFonts w:ascii="Arial" w:hAnsi="Arial" w:eastAsia="Arial" w:cs="Arial"/>
-                <w:i w:val="false"/>
-                <w:b w:val="false"/>
-                <w:u w:val="none"/>
-                <w:strike w:val="false"/>
-                <w:sz w:val="18"/>
-                <w:szCs w:val="18"/>
-                <w:color w:val="000000"/>
-              </w:rPr>
-            </w:pPr>
-            <w:r>
-              <w:rPr>
-                <w:rFonts w:ascii="Arial" w:hAnsi="Arial" w:eastAsia="Arial" w:cs="Arial"/>
-                <w:i w:val="false"/>
-                <w:b w:val="false"/>
-                <w:u w:val="none"/>
-                <w:strike w:val="false"/>
-                <w:sz w:val="18"/>
-                <w:szCs w:val="18"/>
-                <w:color w:val="000000"/>
-              </w:rPr>
-              <w:t xml:space="preserve">129/154 (83.8%; 78.6–88.9)</w:t>
+              <w:ind w:left="60" w:right="60" w:firstLine="0" w:firstLineChars="0"/>
+              <w:rPr>
+                <w:rFonts w:ascii="Arial" w:hAnsi="Arial" w:eastAsia="Arial" w:cs="Arial"/>
+                <w:i w:val="false"/>
+                <w:b w:val="false"/>
+                <w:u w:val="none"/>
+                <w:strike w:val="false"/>
+                <w:sz w:val="18"/>
+                <w:szCs w:val="18"/>
+                <w:color w:val="000000"/>
+              </w:rPr>
+            </w:pPr>
+            <w:r>
+              <w:rPr>
+                <w:rFonts w:ascii="Arial" w:hAnsi="Arial" w:eastAsia="Arial" w:cs="Arial"/>
+                <w:i w:val="false"/>
+                <w:b w:val="false"/>
+                <w:u w:val="none"/>
+                <w:strike w:val="false"/>
+                <w:sz w:val="18"/>
+                <w:szCs w:val="18"/>
+                <w:color w:val="000000"/>
+              </w:rPr>
+              <w:t xml:space="preserve">433/510 (84.9%)</w:t>
+            </w:r>
+            <w:r>
+              <w:rPr>
+                <w:rFonts w:ascii="Arial" w:hAnsi="Arial" w:eastAsia="Arial" w:cs="Arial"/>
+                <w:i w:val="false"/>
+                <w:b w:val="false"/>
+                <w:u w:val="none"/>
+                <w:strike w:val="false"/>
+                <w:sz w:val="18"/>
+                <w:szCs w:val="18"/>
+                <w:color w:val="000000"/>
+              </w:rPr>
+              <w:br/>
+            </w:r>
+            <w:r>
+              <w:rPr>
+                <w:rFonts w:ascii="Arial" w:hAnsi="Arial" w:eastAsia="Arial" w:cs="Arial"/>
+                <w:i w:val="false"/>
+                <w:b w:val="false"/>
+                <w:u w:val="none"/>
+                <w:strike w:val="false"/>
+                <w:sz w:val="18"/>
+                <w:szCs w:val="18"/>
+                <w:color w:val="000000"/>
+              </w:rPr>
+              <w:t xml:space="preserve">κ 0.69</w:t>
+            </w:r>
+          </w:p>
+        </w:tc>
+        <w:tc>
+          <w:tcPr>
+            <w:tcBorders>
+              <w:bottom w:val="none" w:sz="0" w:space="0" w:color="000000"/>
+              <w:top w:val="none" w:sz="0" w:space="0" w:color="000000"/>
+              <w:left w:val="none" w:sz="0" w:space="0" w:color="000000"/>
+              <w:right w:val="none" w:sz="0" w:space="0" w:color="000000"/>
+            </w:tcBorders>
+            <w:shd w:val="clear" w:color="auto" w:fill="FFFFFF"/>
+            <w:tcMar>
+              <w:top w:w="0" w:type="dxa"/>
+              <w:bottom w:w="0" w:type="dxa"/>
+              <w:left w:w="0" w:type="dxa"/>
+              <w:right w:w="0" w:type="dxa"/>
+            </w:tcMar>
+            <w:vAlign w:val="top"/>
+          </w:tcPr>
+          <w:p>
+            <w:pPr>
+              <w:pStyle w:val="Normal"/>
+              <w:jc w:val="left"/>
+              <w:pBdr>
+                <w:bottom w:val="none" w:sz="0" w:space="0" w:color="000000"/>
+                <w:top w:val="none" w:sz="0" w:space="0" w:color="000000"/>
+                <w:left w:val="none" w:sz="0" w:space="0" w:color="000000"/>
+                <w:right w:val="none" w:sz="0" w:space="0" w:color="000000"/>
+              </w:pBdr>
+              <w:spacing w:after="60" w:before="60" w:line="240"/>
+              <w:ind w:left="60" w:right="60" w:firstLine="0" w:firstLineChars="0"/>
+              <w:rPr>
+                <w:rFonts w:ascii="Arial" w:hAnsi="Arial" w:eastAsia="Arial" w:cs="Arial"/>
+                <w:i w:val="false"/>
+                <w:b w:val="false"/>
+                <w:u w:val="none"/>
+                <w:strike w:val="false"/>
+                <w:sz w:val="18"/>
+                <w:szCs w:val="18"/>
+                <w:color w:val="000000"/>
+              </w:rPr>
+            </w:pPr>
+            <w:r>
+              <w:rPr>
+                <w:rFonts w:ascii="Arial" w:hAnsi="Arial" w:eastAsia="Arial" w:cs="Arial"/>
+                <w:i w:val="false"/>
+                <w:b w:val="false"/>
+                <w:u w:val="none"/>
+                <w:strike w:val="false"/>
+                <w:sz w:val="18"/>
+                <w:szCs w:val="18"/>
+                <w:color w:val="000000"/>
+              </w:rPr>
+              <w:t xml:space="preserve">400/510 (78.4%)</w:t>
+            </w:r>
+            <w:r>
+              <w:rPr>
+                <w:rFonts w:ascii="Arial" w:hAnsi="Arial" w:eastAsia="Arial" w:cs="Arial"/>
+                <w:i w:val="false"/>
+                <w:b w:val="false"/>
+                <w:u w:val="none"/>
+                <w:strike w:val="false"/>
+                <w:sz w:val="18"/>
+                <w:szCs w:val="18"/>
+                <w:color w:val="000000"/>
+              </w:rPr>
+              <w:br/>
+            </w:r>
+            <w:r>
+              <w:rPr>
+                <w:rFonts w:ascii="Arial" w:hAnsi="Arial" w:eastAsia="Arial" w:cs="Arial"/>
+                <w:i w:val="false"/>
+                <w:b w:val="false"/>
+                <w:u w:val="none"/>
+                <w:strike w:val="false"/>
+                <w:sz w:val="18"/>
+                <w:szCs w:val="18"/>
+                <w:color w:val="000000"/>
+              </w:rPr>
+              <w:t xml:space="preserve">κ 0.53</w:t>
+            </w:r>
+          </w:p>
+        </w:tc>
+        <w:tc>
+          <w:tcPr>
+            <w:tcBorders>
+              <w:bottom w:val="none" w:sz="0" w:space="0" w:color="000000"/>
+              <w:top w:val="none" w:sz="0" w:space="0" w:color="000000"/>
+              <w:left w:val="none" w:sz="0" w:space="0" w:color="000000"/>
+              <w:right w:val="none" w:sz="0" w:space="0" w:color="000000"/>
+            </w:tcBorders>
+            <w:shd w:val="clear" w:color="auto" w:fill="FFFFFF"/>
+            <w:tcMar>
+              <w:top w:w="0" w:type="dxa"/>
+              <w:bottom w:w="0" w:type="dxa"/>
+              <w:left w:w="0" w:type="dxa"/>
+              <w:right w:w="0" w:type="dxa"/>
+            </w:tcMar>
+            <w:vAlign w:val="top"/>
+          </w:tcPr>
+          <w:p>
+            <w:pPr>
+              <w:pStyle w:val="Normal"/>
+              <w:jc w:val="left"/>
+              <w:pBdr>
+                <w:bottom w:val="none" w:sz="0" w:space="0" w:color="000000"/>
+                <w:top w:val="none" w:sz="0" w:space="0" w:color="000000"/>
+                <w:left w:val="none" w:sz="0" w:space="0" w:color="000000"/>
+                <w:right w:val="none" w:sz="0" w:space="0" w:color="000000"/>
+              </w:pBdr>
+              <w:spacing w:after="60" w:before="60" w:line="240"/>
+              <w:ind w:left="60" w:right="60" w:firstLine="0" w:firstLineChars="0"/>
+              <w:rPr>
+                <w:rFonts w:ascii="Arial" w:hAnsi="Arial" w:eastAsia="Arial" w:cs="Arial"/>
+                <w:i w:val="false"/>
+                <w:b w:val="false"/>
+                <w:u w:val="none"/>
+                <w:strike w:val="false"/>
+                <w:sz w:val="18"/>
+                <w:szCs w:val="18"/>
+                <w:color w:val="000000"/>
+              </w:rPr>
+            </w:pPr>
+            <w:r>
+              <w:rPr>
+                <w:rFonts w:ascii="Arial" w:hAnsi="Arial" w:eastAsia="Arial" w:cs="Arial"/>
+                <w:i w:val="false"/>
+                <w:b w:val="false"/>
+                <w:u w:val="none"/>
+                <w:strike w:val="false"/>
+                <w:sz w:val="18"/>
+                <w:szCs w:val="18"/>
+                <w:color w:val="000000"/>
+              </w:rPr>
+              <w:t xml:space="preserve">362/510 (71.0%)</w:t>
+            </w:r>
+            <w:r>
+              <w:rPr>
+                <w:rFonts w:ascii="Arial" w:hAnsi="Arial" w:eastAsia="Arial" w:cs="Arial"/>
+                <w:i w:val="false"/>
+                <w:b w:val="false"/>
+                <w:u w:val="none"/>
+                <w:strike w:val="false"/>
+                <w:sz w:val="18"/>
+                <w:szCs w:val="18"/>
+                <w:color w:val="000000"/>
+              </w:rPr>
+              <w:br/>
+            </w:r>
+            <w:r>
+              <w:rPr>
+                <w:rFonts w:ascii="Arial" w:hAnsi="Arial" w:eastAsia="Arial" w:cs="Arial"/>
+                <w:i w:val="false"/>
+                <w:b w:val="false"/>
+                <w:u w:val="none"/>
+                <w:strike w:val="false"/>
+                <w:sz w:val="18"/>
+                <w:szCs w:val="18"/>
+                <w:color w:val="000000"/>
+              </w:rPr>
+              <w:t xml:space="preserve">κ 0.29</w:t>
+            </w:r>
+          </w:p>
+        </w:tc>
+        <w:tc>
+          <w:tcPr>
+            <w:tcBorders>
+              <w:bottom w:val="none" w:sz="0" w:space="0" w:color="000000"/>
+              <w:top w:val="none" w:sz="0" w:space="0" w:color="000000"/>
+              <w:left w:val="none" w:sz="0" w:space="0" w:color="000000"/>
+              <w:right w:val="none" w:sz="0" w:space="0" w:color="000000"/>
+            </w:tcBorders>
+            <w:shd w:val="clear" w:color="auto" w:fill="FFFFFF"/>
+            <w:tcMar>
+              <w:top w:w="0" w:type="dxa"/>
+              <w:bottom w:w="0" w:type="dxa"/>
+              <w:left w:w="0" w:type="dxa"/>
+              <w:right w:w="0" w:type="dxa"/>
+            </w:tcMar>
+            <w:vAlign w:val="top"/>
+          </w:tcPr>
+          <w:p>
+            <w:pPr>
+              <w:pStyle w:val="Normal"/>
+              <w:jc w:val="left"/>
+              <w:pBdr>
+                <w:bottom w:val="none" w:sz="0" w:space="0" w:color="000000"/>
+                <w:top w:val="none" w:sz="0" w:space="0" w:color="000000"/>
+                <w:left w:val="none" w:sz="0" w:space="0" w:color="000000"/>
+                <w:right w:val="none" w:sz="0" w:space="0" w:color="000000"/>
+              </w:pBdr>
+              <w:spacing w:after="60" w:before="60" w:line="240"/>
+              <w:ind w:left="60" w:right="60" w:firstLine="0" w:firstLineChars="0"/>
+              <w:rPr>
+                <w:rFonts w:ascii="Arial" w:hAnsi="Arial" w:eastAsia="Arial" w:cs="Arial"/>
+                <w:i w:val="false"/>
+                <w:b w:val="false"/>
+                <w:u w:val="none"/>
+                <w:strike w:val="false"/>
+                <w:sz w:val="18"/>
+                <w:szCs w:val="18"/>
+                <w:color w:val="000000"/>
+              </w:rPr>
+            </w:pPr>
+            <w:r>
+              <w:rPr>
+                <w:rFonts w:ascii="Arial" w:hAnsi="Arial" w:eastAsia="Arial" w:cs="Arial"/>
+                <w:i w:val="false"/>
+                <w:b w:val="false"/>
+                <w:u w:val="none"/>
+                <w:strike w:val="false"/>
+                <w:sz w:val="18"/>
+                <w:szCs w:val="18"/>
+                <w:color w:val="000000"/>
+              </w:rPr>
+              <w:t xml:space="preserve">6.5 (3.5–9.4)</w:t>
             </w:r>
           </w:p>
         </w:tc>
@@ -603,11 +1612,10 @@
       <w:tr>
         <w:trPr>
           <w:cantSplit/>
-          <w:trHeight w:val="480" w:hRule="auto"/>
+          <w:trHeight w:val="696" w:hRule="auto"/>
         </w:trPr>
         <w:tc>
           <w:tcPr>
-            <w:gridSpan w:val="3"/>
             <w:tcBorders>
               <w:bottom w:val="none" w:sz="0" w:space="0" w:color="000000"/>
               <w:top w:val="none" w:sz="0" w:space="0" w:color="000000"/>
@@ -634,30 +1642,383 @@
                 <w:right w:val="none" w:sz="0" w:space="0" w:color="000000"/>
               </w:pBdr>
               <w:spacing w:after="60" w:before="60" w:line="240"/>
-              <w:ind w:left="20" w:right="20" w:firstLine="0" w:firstLineChars="0"/>
-              <w:rPr>
-                <w:rFonts w:ascii="Arial" w:hAnsi="Arial" w:eastAsia="Arial" w:cs="Arial"/>
-                <w:i w:val="false"/>
-                <w:b w:val="true"/>
-                <w:u w:val="none"/>
-                <w:strike w:val="false"/>
-                <w:sz w:val="18"/>
-                <w:szCs w:val="18"/>
-                <w:color w:val="000000"/>
-              </w:rPr>
-            </w:pPr>
-            <w:r>
-              <w:rPr>
-                <w:rFonts w:ascii="Arial" w:hAnsi="Arial" w:eastAsia="Arial" w:cs="Arial"/>
-                <w:i w:val="false"/>
-                <w:b w:val="true"/>
-                <w:u w:val="none"/>
-                <w:strike w:val="false"/>
-                <w:sz w:val="18"/>
-                <w:szCs w:val="18"/>
-                <w:color w:val="000000"/>
-              </w:rPr>
-              <w:t xml:space="preserve">Adjudicator 1 own rating compared with …</w:t>
+              <w:ind w:left="60" w:right="60" w:firstLine="0" w:firstLineChars="0"/>
+              <w:rPr>
+                <w:rFonts w:ascii="Arial" w:hAnsi="Arial" w:eastAsia="Arial" w:cs="Arial"/>
+                <w:i w:val="false"/>
+                <w:b w:val="false"/>
+                <w:u w:val="none"/>
+                <w:strike w:val="false"/>
+                <w:sz w:val="18"/>
+                <w:szCs w:val="18"/>
+                <w:color w:val="000000"/>
+              </w:rPr>
+            </w:pPr>
+            <w:r>
+              <w:rPr>
+                <w:rFonts w:ascii="Arial" w:hAnsi="Arial" w:eastAsia="Arial" w:cs="Arial"/>
+                <w:i w:val="false"/>
+                <w:b w:val="false"/>
+                <w:u w:val="none"/>
+                <w:strike w:val="false"/>
+                <w:sz w:val="18"/>
+                <w:szCs w:val="18"/>
+                <w:color w:val="000000"/>
+              </w:rPr>
+              <w:t xml:space="preserve">Adjudicator 2</w:t>
+            </w:r>
+          </w:p>
+        </w:tc>
+        <w:tc>
+          <w:tcPr>
+            <w:tcBorders>
+              <w:bottom w:val="none" w:sz="0" w:space="0" w:color="000000"/>
+              <w:top w:val="none" w:sz="0" w:space="0" w:color="000000"/>
+              <w:left w:val="none" w:sz="0" w:space="0" w:color="000000"/>
+              <w:right w:val="none" w:sz="0" w:space="0" w:color="000000"/>
+            </w:tcBorders>
+            <w:shd w:val="clear" w:color="auto" w:fill="FFFFFF"/>
+            <w:tcMar>
+              <w:top w:w="0" w:type="dxa"/>
+              <w:bottom w:w="0" w:type="dxa"/>
+              <w:left w:w="0" w:type="dxa"/>
+              <w:right w:w="0" w:type="dxa"/>
+            </w:tcMar>
+            <w:vAlign w:val="top"/>
+          </w:tcPr>
+          <w:p>
+            <w:pPr>
+              <w:pStyle w:val="Normal"/>
+              <w:jc w:val="left"/>
+              <w:pBdr>
+                <w:bottom w:val="none" w:sz="0" w:space="0" w:color="000000"/>
+                <w:top w:val="none" w:sz="0" w:space="0" w:color="000000"/>
+                <w:left w:val="none" w:sz="0" w:space="0" w:color="000000"/>
+                <w:right w:val="none" w:sz="0" w:space="0" w:color="000000"/>
+              </w:pBdr>
+              <w:spacing w:after="60" w:before="60" w:line="240"/>
+              <w:ind w:left="60" w:right="60" w:firstLine="0" w:firstLineChars="0"/>
+              <w:rPr>
+                <w:rFonts w:ascii="Arial" w:hAnsi="Arial" w:eastAsia="Arial" w:cs="Arial"/>
+                <w:i w:val="false"/>
+                <w:b w:val="false"/>
+                <w:u w:val="none"/>
+                <w:strike w:val="false"/>
+                <w:sz w:val="18"/>
+                <w:szCs w:val="18"/>
+                <w:color w:val="000000"/>
+              </w:rPr>
+            </w:pPr>
+            <w:r>
+              <w:rPr>
+                <w:rFonts w:ascii="Arial" w:hAnsi="Arial" w:eastAsia="Arial" w:cs="Arial"/>
+                <w:i w:val="false"/>
+                <w:b w:val="false"/>
+                <w:u w:val="none"/>
+                <w:strike w:val="false"/>
+                <w:sz w:val="18"/>
+                <w:szCs w:val="18"/>
+                <w:color w:val="000000"/>
+              </w:rPr>
+              <w:t xml:space="preserve">Overall</w:t>
+            </w:r>
+          </w:p>
+        </w:tc>
+        <w:tc>
+          <w:tcPr>
+            <w:tcBorders>
+              <w:bottom w:val="none" w:sz="0" w:space="0" w:color="000000"/>
+              <w:top w:val="none" w:sz="0" w:space="0" w:color="000000"/>
+              <w:left w:val="none" w:sz="0" w:space="0" w:color="000000"/>
+              <w:right w:val="none" w:sz="0" w:space="0" w:color="000000"/>
+            </w:tcBorders>
+            <w:shd w:val="clear" w:color="auto" w:fill="FFFFFF"/>
+            <w:tcMar>
+              <w:top w:w="0" w:type="dxa"/>
+              <w:bottom w:w="0" w:type="dxa"/>
+              <w:left w:w="0" w:type="dxa"/>
+              <w:right w:w="0" w:type="dxa"/>
+            </w:tcMar>
+            <w:vAlign w:val="top"/>
+          </w:tcPr>
+          <w:p>
+            <w:pPr>
+              <w:pStyle w:val="Normal"/>
+              <w:jc w:val="left"/>
+              <w:pBdr>
+                <w:bottom w:val="none" w:sz="0" w:space="0" w:color="000000"/>
+                <w:top w:val="none" w:sz="0" w:space="0" w:color="000000"/>
+                <w:left w:val="none" w:sz="0" w:space="0" w:color="000000"/>
+                <w:right w:val="none" w:sz="0" w:space="0" w:color="000000"/>
+              </w:pBdr>
+              <w:spacing w:after="60" w:before="60" w:line="240"/>
+              <w:ind w:left="60" w:right="60" w:firstLine="0" w:firstLineChars="0"/>
+              <w:rPr>
+                <w:rFonts w:ascii="Arial" w:hAnsi="Arial" w:eastAsia="Arial" w:cs="Arial"/>
+                <w:i w:val="false"/>
+                <w:b w:val="false"/>
+                <w:u w:val="none"/>
+                <w:strike w:val="false"/>
+                <w:sz w:val="18"/>
+                <w:szCs w:val="18"/>
+                <w:color w:val="000000"/>
+              </w:rPr>
+            </w:pPr>
+            <w:r>
+              <w:rPr>
+                <w:rFonts w:ascii="Arial" w:hAnsi="Arial" w:eastAsia="Arial" w:cs="Arial"/>
+                <w:i w:val="false"/>
+                <w:b w:val="false"/>
+                <w:u w:val="none"/>
+                <w:strike w:val="false"/>
+                <w:sz w:val="18"/>
+                <w:szCs w:val="18"/>
+                <w:color w:val="000000"/>
+              </w:rPr>
+              <w:t xml:space="preserve">60/81 (74.1%)</w:t>
+            </w:r>
+            <w:r>
+              <w:rPr>
+                <w:rFonts w:ascii="Arial" w:hAnsi="Arial" w:eastAsia="Arial" w:cs="Arial"/>
+                <w:i w:val="false"/>
+                <w:b w:val="false"/>
+                <w:u w:val="none"/>
+                <w:strike w:val="false"/>
+                <w:sz w:val="18"/>
+                <w:szCs w:val="18"/>
+                <w:color w:val="000000"/>
+              </w:rPr>
+              <w:br/>
+            </w:r>
+            <w:r>
+              <w:rPr>
+                <w:rFonts w:ascii="Arial" w:hAnsi="Arial" w:eastAsia="Arial" w:cs="Arial"/>
+                <w:i w:val="false"/>
+                <w:b w:val="false"/>
+                <w:u w:val="none"/>
+                <w:strike w:val="false"/>
+                <w:sz w:val="18"/>
+                <w:szCs w:val="18"/>
+                <w:color w:val="000000"/>
+              </w:rPr>
+              <w:t xml:space="preserve">κ 0.66</w:t>
+            </w:r>
+          </w:p>
+        </w:tc>
+        <w:tc>
+          <w:tcPr>
+            <w:tcBorders>
+              <w:bottom w:val="none" w:sz="0" w:space="0" w:color="000000"/>
+              <w:top w:val="none" w:sz="0" w:space="0" w:color="000000"/>
+              <w:left w:val="none" w:sz="0" w:space="0" w:color="000000"/>
+              <w:right w:val="none" w:sz="0" w:space="0" w:color="000000"/>
+            </w:tcBorders>
+            <w:shd w:val="clear" w:color="auto" w:fill="FFFFFF"/>
+            <w:tcMar>
+              <w:top w:w="0" w:type="dxa"/>
+              <w:bottom w:w="0" w:type="dxa"/>
+              <w:left w:w="0" w:type="dxa"/>
+              <w:right w:w="0" w:type="dxa"/>
+            </w:tcMar>
+            <w:vAlign w:val="top"/>
+          </w:tcPr>
+          <w:p>
+            <w:pPr>
+              <w:pStyle w:val="Normal"/>
+              <w:jc w:val="left"/>
+              <w:pBdr>
+                <w:bottom w:val="none" w:sz="0" w:space="0" w:color="000000"/>
+                <w:top w:val="none" w:sz="0" w:space="0" w:color="000000"/>
+                <w:left w:val="none" w:sz="0" w:space="0" w:color="000000"/>
+                <w:right w:val="none" w:sz="0" w:space="0" w:color="000000"/>
+              </w:pBdr>
+              <w:spacing w:after="60" w:before="60" w:line="240"/>
+              <w:ind w:left="60" w:right="60" w:firstLine="0" w:firstLineChars="0"/>
+              <w:rPr>
+                <w:rFonts w:ascii="Arial" w:hAnsi="Arial" w:eastAsia="Arial" w:cs="Arial"/>
+                <w:i w:val="false"/>
+                <w:b w:val="false"/>
+                <w:u w:val="none"/>
+                <w:strike w:val="false"/>
+                <w:sz w:val="18"/>
+                <w:szCs w:val="18"/>
+                <w:color w:val="000000"/>
+              </w:rPr>
+            </w:pPr>
+            <w:r>
+              <w:rPr>
+                <w:rFonts w:ascii="Arial" w:hAnsi="Arial" w:eastAsia="Arial" w:cs="Arial"/>
+                <w:i w:val="false"/>
+                <w:b w:val="false"/>
+                <w:u w:val="none"/>
+                <w:strike w:val="false"/>
+                <w:sz w:val="18"/>
+                <w:szCs w:val="18"/>
+                <w:color w:val="000000"/>
+              </w:rPr>
+              <w:t xml:space="preserve">46/81 (56.8%)</w:t>
+            </w:r>
+            <w:r>
+              <w:rPr>
+                <w:rFonts w:ascii="Arial" w:hAnsi="Arial" w:eastAsia="Arial" w:cs="Arial"/>
+                <w:i w:val="false"/>
+                <w:b w:val="false"/>
+                <w:u w:val="none"/>
+                <w:strike w:val="false"/>
+                <w:sz w:val="18"/>
+                <w:szCs w:val="18"/>
+                <w:color w:val="000000"/>
+              </w:rPr>
+              <w:br/>
+            </w:r>
+            <w:r>
+              <w:rPr>
+                <w:rFonts w:ascii="Arial" w:hAnsi="Arial" w:eastAsia="Arial" w:cs="Arial"/>
+                <w:i w:val="false"/>
+                <w:b w:val="false"/>
+                <w:u w:val="none"/>
+                <w:strike w:val="false"/>
+                <w:sz w:val="18"/>
+                <w:szCs w:val="18"/>
+                <w:color w:val="000000"/>
+              </w:rPr>
+              <w:t xml:space="preserve">κ 0.47</w:t>
+            </w:r>
+          </w:p>
+        </w:tc>
+        <w:tc>
+          <w:tcPr>
+            <w:tcBorders>
+              <w:bottom w:val="none" w:sz="0" w:space="0" w:color="000000"/>
+              <w:top w:val="none" w:sz="0" w:space="0" w:color="000000"/>
+              <w:left w:val="none" w:sz="0" w:space="0" w:color="000000"/>
+              <w:right w:val="none" w:sz="0" w:space="0" w:color="000000"/>
+            </w:tcBorders>
+            <w:shd w:val="clear" w:color="auto" w:fill="FFFFFF"/>
+            <w:tcMar>
+              <w:top w:w="0" w:type="dxa"/>
+              <w:bottom w:w="0" w:type="dxa"/>
+              <w:left w:w="0" w:type="dxa"/>
+              <w:right w:w="0" w:type="dxa"/>
+            </w:tcMar>
+            <w:vAlign w:val="top"/>
+          </w:tcPr>
+          <w:p>
+            <w:pPr>
+              <w:pStyle w:val="Normal"/>
+              <w:jc w:val="left"/>
+              <w:pBdr>
+                <w:bottom w:val="none" w:sz="0" w:space="0" w:color="000000"/>
+                <w:top w:val="none" w:sz="0" w:space="0" w:color="000000"/>
+                <w:left w:val="none" w:sz="0" w:space="0" w:color="000000"/>
+                <w:right w:val="none" w:sz="0" w:space="0" w:color="000000"/>
+              </w:pBdr>
+              <w:spacing w:after="60" w:before="60" w:line="240"/>
+              <w:ind w:left="60" w:right="60" w:firstLine="0" w:firstLineChars="0"/>
+              <w:rPr>
+                <w:rFonts w:ascii="Arial" w:hAnsi="Arial" w:eastAsia="Arial" w:cs="Arial"/>
+                <w:i w:val="false"/>
+                <w:b w:val="false"/>
+                <w:u w:val="none"/>
+                <w:strike w:val="false"/>
+                <w:sz w:val="18"/>
+                <w:szCs w:val="18"/>
+                <w:color w:val="000000"/>
+              </w:rPr>
+            </w:pPr>
+            <w:r>
+              <w:rPr>
+                <w:rFonts w:ascii="Arial" w:hAnsi="Arial" w:eastAsia="Arial" w:cs="Arial"/>
+                <w:i w:val="false"/>
+                <w:b w:val="false"/>
+                <w:u w:val="none"/>
+                <w:strike w:val="false"/>
+                <w:sz w:val="18"/>
+                <w:szCs w:val="18"/>
+                <w:color w:val="000000"/>
+              </w:rPr>
+              <w:t xml:space="preserve">42/81 (51.9%)</w:t>
+            </w:r>
+            <w:r>
+              <w:rPr>
+                <w:rFonts w:ascii="Arial" w:hAnsi="Arial" w:eastAsia="Arial" w:cs="Arial"/>
+                <w:i w:val="false"/>
+                <w:b w:val="false"/>
+                <w:u w:val="none"/>
+                <w:strike w:val="false"/>
+                <w:sz w:val="18"/>
+                <w:szCs w:val="18"/>
+                <w:color w:val="000000"/>
+              </w:rPr>
+              <w:br/>
+            </w:r>
+            <w:r>
+              <w:rPr>
+                <w:rFonts w:ascii="Arial" w:hAnsi="Arial" w:eastAsia="Arial" w:cs="Arial"/>
+                <w:i w:val="false"/>
+                <w:b w:val="false"/>
+                <w:u w:val="none"/>
+                <w:strike w:val="false"/>
+                <w:sz w:val="18"/>
+                <w:szCs w:val="18"/>
+                <w:color w:val="000000"/>
+              </w:rPr>
+              <w:t xml:space="preserve">κ 0.38</w:t>
+            </w:r>
+          </w:p>
+        </w:tc>
+        <w:tc>
+          <w:tcPr>
+            <w:tcBorders>
+              <w:bottom w:val="none" w:sz="0" w:space="0" w:color="000000"/>
+              <w:top w:val="none" w:sz="0" w:space="0" w:color="000000"/>
+              <w:left w:val="none" w:sz="0" w:space="0" w:color="000000"/>
+              <w:right w:val="none" w:sz="0" w:space="0" w:color="000000"/>
+            </w:tcBorders>
+            <w:shd w:val="clear" w:color="auto" w:fill="FFFFFF"/>
+            <w:tcMar>
+              <w:top w:w="0" w:type="dxa"/>
+              <w:bottom w:w="0" w:type="dxa"/>
+              <w:left w:w="0" w:type="dxa"/>
+              <w:right w:w="0" w:type="dxa"/>
+            </w:tcMar>
+            <w:vAlign w:val="top"/>
+          </w:tcPr>
+          <w:p>
+            <w:pPr>
+              <w:pStyle w:val="Normal"/>
+              <w:jc w:val="left"/>
+              <w:pBdr>
+                <w:bottom w:val="none" w:sz="0" w:space="0" w:color="000000"/>
+                <w:top w:val="none" w:sz="0" w:space="0" w:color="000000"/>
+                <w:left w:val="none" w:sz="0" w:space="0" w:color="000000"/>
+                <w:right w:val="none" w:sz="0" w:space="0" w:color="000000"/>
+              </w:pBdr>
+              <w:spacing w:after="60" w:before="60" w:line="240"/>
+              <w:ind w:left="60" w:right="60" w:firstLine="0" w:firstLineChars="0"/>
+              <w:rPr>
+                <w:rFonts w:ascii="Arial" w:hAnsi="Arial" w:eastAsia="Arial" w:cs="Arial"/>
+                <w:i w:val="false"/>
+                <w:b w:val="false"/>
+                <w:u w:val="none"/>
+                <w:strike w:val="false"/>
+                <w:sz w:val="18"/>
+                <w:szCs w:val="18"/>
+                <w:color w:val="000000"/>
+              </w:rPr>
+            </w:pPr>
+            <w:r>
+              <w:rPr>
+                <w:rFonts w:ascii="Arial" w:hAnsi="Arial" w:eastAsia="Arial" w:cs="Arial"/>
+                <w:i w:val="false"/>
+                <w:b w:val="false"/>
+                <w:u w:val="none"/>
+                <w:strike w:val="false"/>
+                <w:sz w:val="18"/>
+                <w:szCs w:val="18"/>
+                <w:color w:val="000000"/>
+              </w:rPr>
+              <w:t xml:space="preserve">17.3 (8.6–25.9)</w:t>
             </w:r>
           </w:p>
         </w:tc>
@@ -665,7 +2026,7 @@
       <w:tr>
         <w:trPr>
           <w:cantSplit/>
-          <w:trHeight w:val="480" w:hRule="auto"/>
+          <w:trHeight w:val="696" w:hRule="auto"/>
         </w:trPr>
         <w:tc>
           <w:tcPr>
@@ -695,30 +2056,30 @@
                 <w:right w:val="none" w:sz="0" w:space="0" w:color="000000"/>
               </w:pBdr>
               <w:spacing w:after="60" w:before="60" w:line="240"/>
-              <w:ind w:left="20" w:right="20" w:firstLine="0" w:firstLineChars="0"/>
-              <w:rPr>
-                <w:rFonts w:ascii="Arial" w:hAnsi="Arial" w:eastAsia="Arial" w:cs="Arial"/>
-                <w:i w:val="false"/>
-                <w:b w:val="false"/>
-                <w:u w:val="none"/>
-                <w:strike w:val="false"/>
-                <w:sz w:val="18"/>
-                <w:szCs w:val="18"/>
-                <w:color w:val="000000"/>
-              </w:rPr>
-            </w:pPr>
-            <w:r>
-              <w:rPr>
-                <w:rFonts w:ascii="Arial" w:hAnsi="Arial" w:eastAsia="Arial" w:cs="Arial"/>
-                <w:i w:val="false"/>
-                <w:b w:val="false"/>
-                <w:u w:val="none"/>
-                <w:strike w:val="false"/>
-                <w:sz w:val="18"/>
-                <w:szCs w:val="18"/>
-                <w:color w:val="000000"/>
-              </w:rPr>
-              <w:t xml:space="preserve">Published</w:t>
+              <w:ind w:left="60" w:right="60" w:firstLine="0" w:firstLineChars="0"/>
+              <w:rPr>
+                <w:rFonts w:ascii="Arial" w:hAnsi="Arial" w:eastAsia="Arial" w:cs="Arial"/>
+                <w:i w:val="false"/>
+                <w:b w:val="false"/>
+                <w:u w:val="none"/>
+                <w:strike w:val="false"/>
+                <w:sz w:val="18"/>
+                <w:szCs w:val="18"/>
+                <w:color w:val="000000"/>
+              </w:rPr>
+            </w:pPr>
+            <w:r>
+              <w:rPr>
+                <w:rFonts w:ascii="Arial" w:hAnsi="Arial" w:eastAsia="Arial" w:cs="Arial"/>
+                <w:i w:val="false"/>
+                <w:b w:val="false"/>
+                <w:u w:val="none"/>
+                <w:strike w:val="false"/>
+                <w:sz w:val="18"/>
+                <w:szCs w:val="18"/>
+                <w:color w:val="000000"/>
+              </w:rPr>
+              <w:t xml:space="preserve">Mean of experts</w:t>
             </w:r>
           </w:p>
         </w:tc>
@@ -750,30 +2111,30 @@
                 <w:right w:val="none" w:sz="0" w:space="0" w:color="000000"/>
               </w:pBdr>
               <w:spacing w:after="60" w:before="60" w:line="240"/>
-              <w:ind w:left="20" w:right="20" w:firstLine="0" w:firstLineChars="0"/>
-              <w:rPr>
-                <w:rFonts w:ascii="Arial" w:hAnsi="Arial" w:eastAsia="Arial" w:cs="Arial"/>
-                <w:i w:val="false"/>
-                <w:b w:val="false"/>
-                <w:u w:val="none"/>
-                <w:strike w:val="false"/>
-                <w:sz w:val="18"/>
-                <w:szCs w:val="18"/>
-                <w:color w:val="000000"/>
-              </w:rPr>
-            </w:pPr>
-            <w:r>
-              <w:rPr>
-                <w:rFonts w:ascii="Arial" w:hAnsi="Arial" w:eastAsia="Arial" w:cs="Arial"/>
-                <w:i w:val="false"/>
-                <w:b w:val="false"/>
-                <w:u w:val="none"/>
-                <w:strike w:val="false"/>
-                <w:sz w:val="18"/>
-                <w:szCs w:val="18"/>
-                <w:color w:val="000000"/>
-              </w:rPr>
-              <w:t xml:space="preserve">−0.08 (−0.17 to 0.01)</w:t>
+              <w:ind w:left="60" w:right="60" w:firstLine="0" w:firstLineChars="0"/>
+              <w:rPr>
+                <w:rFonts w:ascii="Arial" w:hAnsi="Arial" w:eastAsia="Arial" w:cs="Arial"/>
+                <w:i w:val="false"/>
+                <w:b w:val="false"/>
+                <w:u w:val="none"/>
+                <w:strike w:val="false"/>
+                <w:sz w:val="18"/>
+                <w:szCs w:val="18"/>
+                <w:color w:val="000000"/>
+              </w:rPr>
+            </w:pPr>
+            <w:r>
+              <w:rPr>
+                <w:rFonts w:ascii="Arial" w:hAnsi="Arial" w:eastAsia="Arial" w:cs="Arial"/>
+                <w:i w:val="false"/>
+                <w:b w:val="false"/>
+                <w:u w:val="none"/>
+                <w:strike w:val="false"/>
+                <w:sz w:val="18"/>
+                <w:szCs w:val="18"/>
+                <w:color w:val="000000"/>
+              </w:rPr>
+              <w:t xml:space="preserve">D1–D5</w:t>
             </w:r>
           </w:p>
         </w:tc>
@@ -805,30 +2166,273 @@
                 <w:right w:val="none" w:sz="0" w:space="0" w:color="000000"/>
               </w:pBdr>
               <w:spacing w:after="60" w:before="60" w:line="240"/>
-              <w:ind w:left="20" w:right="20" w:firstLine="0" w:firstLineChars="0"/>
-              <w:rPr>
-                <w:rFonts w:ascii="Arial" w:hAnsi="Arial" w:eastAsia="Arial" w:cs="Arial"/>
-                <w:i w:val="false"/>
-                <w:b w:val="false"/>
-                <w:u w:val="none"/>
-                <w:strike w:val="false"/>
-                <w:sz w:val="18"/>
-                <w:szCs w:val="18"/>
-                <w:color w:val="000000"/>
-              </w:rPr>
-            </w:pPr>
-            <w:r>
-              <w:rPr>
-                <w:rFonts w:ascii="Arial" w:hAnsi="Arial" w:eastAsia="Arial" w:cs="Arial"/>
-                <w:i w:val="false"/>
-                <w:b w:val="false"/>
-                <w:u w:val="none"/>
-                <w:strike w:val="false"/>
-                <w:sz w:val="18"/>
-                <w:szCs w:val="18"/>
-                <w:color w:val="000000"/>
-              </w:rPr>
-              <w:t xml:space="preserve">34/154 (22.1%; 15.8–28.5)</w:t>
+              <w:ind w:left="60" w:right="60" w:firstLine="0" w:firstLineChars="0"/>
+              <w:rPr>
+                <w:rFonts w:ascii="Arial" w:hAnsi="Arial" w:eastAsia="Arial" w:cs="Arial"/>
+                <w:i w:val="false"/>
+                <w:b w:val="false"/>
+                <w:u w:val="none"/>
+                <w:strike w:val="false"/>
+                <w:sz w:val="18"/>
+                <w:szCs w:val="18"/>
+                <w:color w:val="000000"/>
+              </w:rPr>
+            </w:pPr>
+            <w:r>
+              <w:rPr>
+                <w:rFonts w:ascii="Arial" w:hAnsi="Arial" w:eastAsia="Arial" w:cs="Arial"/>
+                <w:i w:val="false"/>
+                <w:b w:val="false"/>
+                <w:u w:val="none"/>
+                <w:strike w:val="false"/>
+                <w:sz w:val="18"/>
+                <w:szCs w:val="18"/>
+                <w:color w:val="000000"/>
+              </w:rPr>
+              <w:t xml:space="preserve">78.8%</w:t>
+            </w:r>
+            <w:r>
+              <w:rPr>
+                <w:rFonts w:ascii="Arial" w:hAnsi="Arial" w:eastAsia="Arial" w:cs="Arial"/>
+                <w:i w:val="false"/>
+                <w:b w:val="false"/>
+                <w:u w:val="none"/>
+                <w:strike w:val="false"/>
+                <w:sz w:val="18"/>
+                <w:szCs w:val="18"/>
+                <w:color w:val="000000"/>
+              </w:rPr>
+              <w:br/>
+            </w:r>
+            <w:r>
+              <w:rPr>
+                <w:rFonts w:ascii="Arial" w:hAnsi="Arial" w:eastAsia="Arial" w:cs="Arial"/>
+                <w:i w:val="false"/>
+                <w:b w:val="false"/>
+                <w:u w:val="none"/>
+                <w:strike w:val="false"/>
+                <w:sz w:val="18"/>
+                <w:szCs w:val="18"/>
+                <w:color w:val="000000"/>
+              </w:rPr>
+              <w:t xml:space="preserve">κ 0.60</w:t>
+            </w:r>
+          </w:p>
+        </w:tc>
+        <w:tc>
+          <w:tcPr>
+            <w:tcBorders>
+              <w:bottom w:val="none" w:sz="0" w:space="0" w:color="000000"/>
+              <w:top w:val="none" w:sz="0" w:space="0" w:color="000000"/>
+              <w:left w:val="none" w:sz="0" w:space="0" w:color="000000"/>
+              <w:right w:val="none" w:sz="0" w:space="0" w:color="000000"/>
+            </w:tcBorders>
+            <w:shd w:val="clear" w:color="auto" w:fill="FFFFFF"/>
+            <w:tcMar>
+              <w:top w:w="0" w:type="dxa"/>
+              <w:bottom w:w="0" w:type="dxa"/>
+              <w:left w:w="0" w:type="dxa"/>
+              <w:right w:w="0" w:type="dxa"/>
+            </w:tcMar>
+            <w:vAlign w:val="top"/>
+          </w:tcPr>
+          <w:p>
+            <w:pPr>
+              <w:pStyle w:val="Normal"/>
+              <w:jc w:val="left"/>
+              <w:pBdr>
+                <w:bottom w:val="none" w:sz="0" w:space="0" w:color="000000"/>
+                <w:top w:val="none" w:sz="0" w:space="0" w:color="000000"/>
+                <w:left w:val="none" w:sz="0" w:space="0" w:color="000000"/>
+                <w:right w:val="none" w:sz="0" w:space="0" w:color="000000"/>
+              </w:pBdr>
+              <w:spacing w:after="60" w:before="60" w:line="240"/>
+              <w:ind w:left="60" w:right="60" w:firstLine="0" w:firstLineChars="0"/>
+              <w:rPr>
+                <w:rFonts w:ascii="Arial" w:hAnsi="Arial" w:eastAsia="Arial" w:cs="Arial"/>
+                <w:i w:val="false"/>
+                <w:b w:val="false"/>
+                <w:u w:val="none"/>
+                <w:strike w:val="false"/>
+                <w:sz w:val="18"/>
+                <w:szCs w:val="18"/>
+                <w:color w:val="000000"/>
+              </w:rPr>
+            </w:pPr>
+            <w:r>
+              <w:rPr>
+                <w:rFonts w:ascii="Arial" w:hAnsi="Arial" w:eastAsia="Arial" w:cs="Arial"/>
+                <w:i w:val="false"/>
+                <w:b w:val="false"/>
+                <w:u w:val="none"/>
+                <w:strike w:val="false"/>
+                <w:sz w:val="18"/>
+                <w:szCs w:val="18"/>
+                <w:color w:val="000000"/>
+              </w:rPr>
+              <w:t xml:space="preserve">71.8%</w:t>
+            </w:r>
+            <w:r>
+              <w:rPr>
+                <w:rFonts w:ascii="Arial" w:hAnsi="Arial" w:eastAsia="Arial" w:cs="Arial"/>
+                <w:i w:val="false"/>
+                <w:b w:val="false"/>
+                <w:u w:val="none"/>
+                <w:strike w:val="false"/>
+                <w:sz w:val="18"/>
+                <w:szCs w:val="18"/>
+                <w:color w:val="000000"/>
+              </w:rPr>
+              <w:br/>
+            </w:r>
+            <w:r>
+              <w:rPr>
+                <w:rFonts w:ascii="Arial" w:hAnsi="Arial" w:eastAsia="Arial" w:cs="Arial"/>
+                <w:i w:val="false"/>
+                <w:b w:val="false"/>
+                <w:u w:val="none"/>
+                <w:strike w:val="false"/>
+                <w:sz w:val="18"/>
+                <w:szCs w:val="18"/>
+                <w:color w:val="000000"/>
+              </w:rPr>
+              <w:t xml:space="preserve">κ 0.44</w:t>
+            </w:r>
+          </w:p>
+        </w:tc>
+        <w:tc>
+          <w:tcPr>
+            <w:tcBorders>
+              <w:bottom w:val="none" w:sz="0" w:space="0" w:color="000000"/>
+              <w:top w:val="none" w:sz="0" w:space="0" w:color="000000"/>
+              <w:left w:val="none" w:sz="0" w:space="0" w:color="000000"/>
+              <w:right w:val="none" w:sz="0" w:space="0" w:color="000000"/>
+            </w:tcBorders>
+            <w:shd w:val="clear" w:color="auto" w:fill="FFFFFF"/>
+            <w:tcMar>
+              <w:top w:w="0" w:type="dxa"/>
+              <w:bottom w:w="0" w:type="dxa"/>
+              <w:left w:w="0" w:type="dxa"/>
+              <w:right w:w="0" w:type="dxa"/>
+            </w:tcMar>
+            <w:vAlign w:val="top"/>
+          </w:tcPr>
+          <w:p>
+            <w:pPr>
+              <w:pStyle w:val="Normal"/>
+              <w:jc w:val="left"/>
+              <w:pBdr>
+                <w:bottom w:val="none" w:sz="0" w:space="0" w:color="000000"/>
+                <w:top w:val="none" w:sz="0" w:space="0" w:color="000000"/>
+                <w:left w:val="none" w:sz="0" w:space="0" w:color="000000"/>
+                <w:right w:val="none" w:sz="0" w:space="0" w:color="000000"/>
+              </w:pBdr>
+              <w:spacing w:after="60" w:before="60" w:line="240"/>
+              <w:ind w:left="60" w:right="60" w:firstLine="0" w:firstLineChars="0"/>
+              <w:rPr>
+                <w:rFonts w:ascii="Arial" w:hAnsi="Arial" w:eastAsia="Arial" w:cs="Arial"/>
+                <w:i w:val="false"/>
+                <w:b w:val="false"/>
+                <w:u w:val="none"/>
+                <w:strike w:val="false"/>
+                <w:sz w:val="18"/>
+                <w:szCs w:val="18"/>
+                <w:color w:val="000000"/>
+              </w:rPr>
+            </w:pPr>
+            <w:r>
+              <w:rPr>
+                <w:rFonts w:ascii="Arial" w:hAnsi="Arial" w:eastAsia="Arial" w:cs="Arial"/>
+                <w:i w:val="false"/>
+                <w:b w:val="false"/>
+                <w:u w:val="none"/>
+                <w:strike w:val="false"/>
+                <w:sz w:val="18"/>
+                <w:szCs w:val="18"/>
+                <w:color w:val="000000"/>
+              </w:rPr>
+              <w:t xml:space="preserve">65.0%</w:t>
+            </w:r>
+            <w:r>
+              <w:rPr>
+                <w:rFonts w:ascii="Arial" w:hAnsi="Arial" w:eastAsia="Arial" w:cs="Arial"/>
+                <w:i w:val="false"/>
+                <w:b w:val="false"/>
+                <w:u w:val="none"/>
+                <w:strike w:val="false"/>
+                <w:sz w:val="18"/>
+                <w:szCs w:val="18"/>
+                <w:color w:val="000000"/>
+              </w:rPr>
+              <w:br/>
+            </w:r>
+            <w:r>
+              <w:rPr>
+                <w:rFonts w:ascii="Arial" w:hAnsi="Arial" w:eastAsia="Arial" w:cs="Arial"/>
+                <w:i w:val="false"/>
+                <w:b w:val="false"/>
+                <w:u w:val="none"/>
+                <w:strike w:val="false"/>
+                <w:sz w:val="18"/>
+                <w:szCs w:val="18"/>
+                <w:color w:val="000000"/>
+              </w:rPr>
+              <w:t xml:space="preserve">κ 0.25</w:t>
+            </w:r>
+          </w:p>
+        </w:tc>
+        <w:tc>
+          <w:tcPr>
+            <w:tcBorders>
+              <w:bottom w:val="none" w:sz="0" w:space="0" w:color="000000"/>
+              <w:top w:val="none" w:sz="0" w:space="0" w:color="000000"/>
+              <w:left w:val="none" w:sz="0" w:space="0" w:color="000000"/>
+              <w:right w:val="none" w:sz="0" w:space="0" w:color="000000"/>
+            </w:tcBorders>
+            <w:shd w:val="clear" w:color="auto" w:fill="FFFFFF"/>
+            <w:tcMar>
+              <w:top w:w="0" w:type="dxa"/>
+              <w:bottom w:w="0" w:type="dxa"/>
+              <w:left w:w="0" w:type="dxa"/>
+              <w:right w:w="0" w:type="dxa"/>
+            </w:tcMar>
+            <w:vAlign w:val="top"/>
+          </w:tcPr>
+          <w:p>
+            <w:pPr>
+              <w:pStyle w:val="Normal"/>
+              <w:jc w:val="left"/>
+              <w:pBdr>
+                <w:bottom w:val="none" w:sz="0" w:space="0" w:color="000000"/>
+                <w:top w:val="none" w:sz="0" w:space="0" w:color="000000"/>
+                <w:left w:val="none" w:sz="0" w:space="0" w:color="000000"/>
+                <w:right w:val="none" w:sz="0" w:space="0" w:color="000000"/>
+              </w:pBdr>
+              <w:spacing w:after="60" w:before="60" w:line="240"/>
+              <w:ind w:left="60" w:right="60" w:firstLine="0" w:firstLineChars="0"/>
+              <w:rPr>
+                <w:rFonts w:ascii="Arial" w:hAnsi="Arial" w:eastAsia="Arial" w:cs="Arial"/>
+                <w:i w:val="false"/>
+                <w:b w:val="false"/>
+                <w:u w:val="none"/>
+                <w:strike w:val="false"/>
+                <w:sz w:val="18"/>
+                <w:szCs w:val="18"/>
+                <w:color w:val="000000"/>
+              </w:rPr>
+            </w:pPr>
+            <w:r>
+              <w:rPr>
+                <w:rFonts w:ascii="Arial" w:hAnsi="Arial" w:eastAsia="Arial" w:cs="Arial"/>
+                <w:i w:val="false"/>
+                <w:b w:val="false"/>
+                <w:u w:val="none"/>
+                <w:strike w:val="false"/>
+                <w:sz w:val="18"/>
+                <w:szCs w:val="18"/>
+                <w:color w:val="000000"/>
+              </w:rPr>
+              <w:t xml:space="preserve">7.1 (4.8–9.4)</w:t>
             </w:r>
           </w:p>
         </w:tc>
@@ -836,7 +2440,7 @@
       <w:tr>
         <w:trPr>
           <w:cantSplit/>
-          <w:trHeight w:val="480" w:hRule="auto"/>
+          <w:trHeight w:val="696" w:hRule="auto"/>
         </w:trPr>
         <w:tc>
           <w:tcPr>
@@ -866,30 +2470,30 @@
                 <w:right w:val="none" w:sz="0" w:space="0" w:color="000000"/>
               </w:pBdr>
               <w:spacing w:after="60" w:before="60" w:line="240"/>
-              <w:ind w:left="20" w:right="20" w:firstLine="0" w:firstLineChars="0"/>
-              <w:rPr>
-                <w:rFonts w:ascii="Arial" w:hAnsi="Arial" w:eastAsia="Arial" w:cs="Arial"/>
-                <w:i w:val="false"/>
-                <w:b w:val="false"/>
-                <w:u w:val="none"/>
-                <w:strike w:val="false"/>
-                <w:sz w:val="18"/>
-                <w:szCs w:val="18"/>
-                <w:color w:val="000000"/>
-              </w:rPr>
-            </w:pPr>
-            <w:r>
-              <w:rPr>
-                <w:rFonts w:ascii="Arial" w:hAnsi="Arial" w:eastAsia="Arial" w:cs="Arial"/>
-                <w:i w:val="false"/>
-                <w:b w:val="false"/>
-                <w:u w:val="none"/>
-                <w:strike w:val="false"/>
-                <w:sz w:val="18"/>
-                <w:szCs w:val="18"/>
-                <w:color w:val="000000"/>
-              </w:rPr>
-              <w:t xml:space="preserve">ARBITER</w:t>
+              <w:ind w:left="60" w:right="60" w:firstLine="0" w:firstLineChars="0"/>
+              <w:rPr>
+                <w:rFonts w:ascii="Arial" w:hAnsi="Arial" w:eastAsia="Arial" w:cs="Arial"/>
+                <w:i w:val="false"/>
+                <w:b w:val="false"/>
+                <w:u w:val="none"/>
+                <w:strike w:val="false"/>
+                <w:sz w:val="18"/>
+                <w:szCs w:val="18"/>
+                <w:color w:val="000000"/>
+              </w:rPr>
+            </w:pPr>
+            <w:r>
+              <w:rPr>
+                <w:rFonts w:ascii="Arial" w:hAnsi="Arial" w:eastAsia="Arial" w:cs="Arial"/>
+                <w:i w:val="false"/>
+                <w:b w:val="false"/>
+                <w:u w:val="none"/>
+                <w:strike w:val="false"/>
+                <w:sz w:val="18"/>
+                <w:szCs w:val="18"/>
+                <w:color w:val="000000"/>
+              </w:rPr>
+              <w:t xml:space="preserve">Mean of experts</w:t>
             </w:r>
           </w:p>
         </w:tc>
@@ -921,30 +2525,30 @@
                 <w:right w:val="none" w:sz="0" w:space="0" w:color="000000"/>
               </w:pBdr>
               <w:spacing w:after="60" w:before="60" w:line="240"/>
-              <w:ind w:left="20" w:right="20" w:firstLine="0" w:firstLineChars="0"/>
-              <w:rPr>
-                <w:rFonts w:ascii="Arial" w:hAnsi="Arial" w:eastAsia="Arial" w:cs="Arial"/>
-                <w:i w:val="false"/>
-                <w:b w:val="false"/>
-                <w:u w:val="none"/>
-                <w:strike w:val="false"/>
-                <w:sz w:val="18"/>
-                <w:szCs w:val="18"/>
-                <w:color w:val="000000"/>
-              </w:rPr>
-            </w:pPr>
-            <w:r>
-              <w:rPr>
-                <w:rFonts w:ascii="Arial" w:hAnsi="Arial" w:eastAsia="Arial" w:cs="Arial"/>
-                <w:i w:val="false"/>
-                <w:b w:val="false"/>
-                <w:u w:val="none"/>
-                <w:strike w:val="false"/>
-                <w:sz w:val="18"/>
-                <w:szCs w:val="18"/>
-                <w:color w:val="000000"/>
-              </w:rPr>
-              <w:t xml:space="preserve">0.52 (0.41–0.62)</w:t>
+              <w:ind w:left="60" w:right="60" w:firstLine="0" w:firstLineChars="0"/>
+              <w:rPr>
+                <w:rFonts w:ascii="Arial" w:hAnsi="Arial" w:eastAsia="Arial" w:cs="Arial"/>
+                <w:i w:val="false"/>
+                <w:b w:val="false"/>
+                <w:u w:val="none"/>
+                <w:strike w:val="false"/>
+                <w:sz w:val="18"/>
+                <w:szCs w:val="18"/>
+                <w:color w:val="000000"/>
+              </w:rPr>
+            </w:pPr>
+            <w:r>
+              <w:rPr>
+                <w:rFonts w:ascii="Arial" w:hAnsi="Arial" w:eastAsia="Arial" w:cs="Arial"/>
+                <w:i w:val="false"/>
+                <w:b w:val="false"/>
+                <w:u w:val="none"/>
+                <w:strike w:val="false"/>
+                <w:sz w:val="18"/>
+                <w:szCs w:val="18"/>
+                <w:color w:val="000000"/>
+              </w:rPr>
+              <w:t xml:space="preserve">Overall</w:t>
             </w:r>
           </w:p>
         </w:tc>
@@ -976,30 +2580,273 @@
                 <w:right w:val="none" w:sz="0" w:space="0" w:color="000000"/>
               </w:pBdr>
               <w:spacing w:after="60" w:before="60" w:line="240"/>
-              <w:ind w:left="20" w:right="20" w:firstLine="0" w:firstLineChars="0"/>
-              <w:rPr>
-                <w:rFonts w:ascii="Arial" w:hAnsi="Arial" w:eastAsia="Arial" w:cs="Arial"/>
-                <w:i w:val="false"/>
-                <w:b w:val="false"/>
-                <w:u w:val="none"/>
-                <w:strike w:val="false"/>
-                <w:sz w:val="18"/>
-                <w:szCs w:val="18"/>
-                <w:color w:val="000000"/>
-              </w:rPr>
-            </w:pPr>
-            <w:r>
-              <w:rPr>
-                <w:rFonts w:ascii="Arial" w:hAnsi="Arial" w:eastAsia="Arial" w:cs="Arial"/>
-                <w:i w:val="false"/>
-                <w:b w:val="false"/>
-                <w:u w:val="none"/>
-                <w:strike w:val="false"/>
-                <w:sz w:val="18"/>
-                <w:szCs w:val="18"/>
-                <w:color w:val="000000"/>
-              </w:rPr>
-              <w:t xml:space="preserve">107/154 (69.5%; 62.7–76.0)</w:t>
+              <w:ind w:left="60" w:right="60" w:firstLine="0" w:firstLineChars="0"/>
+              <w:rPr>
+                <w:rFonts w:ascii="Arial" w:hAnsi="Arial" w:eastAsia="Arial" w:cs="Arial"/>
+                <w:i w:val="false"/>
+                <w:b w:val="false"/>
+                <w:u w:val="none"/>
+                <w:strike w:val="false"/>
+                <w:sz w:val="18"/>
+                <w:szCs w:val="18"/>
+                <w:color w:val="000000"/>
+              </w:rPr>
+            </w:pPr>
+            <w:r>
+              <w:rPr>
+                <w:rFonts w:ascii="Arial" w:hAnsi="Arial" w:eastAsia="Arial" w:cs="Arial"/>
+                <w:i w:val="false"/>
+                <w:b w:val="false"/>
+                <w:u w:val="none"/>
+                <w:strike w:val="false"/>
+                <w:sz w:val="18"/>
+                <w:szCs w:val="18"/>
+                <w:color w:val="000000"/>
+              </w:rPr>
+              <w:t xml:space="preserve">56.8%</w:t>
+            </w:r>
+            <w:r>
+              <w:rPr>
+                <w:rFonts w:ascii="Arial" w:hAnsi="Arial" w:eastAsia="Arial" w:cs="Arial"/>
+                <w:i w:val="false"/>
+                <w:b w:val="false"/>
+                <w:u w:val="none"/>
+                <w:strike w:val="false"/>
+                <w:sz w:val="18"/>
+                <w:szCs w:val="18"/>
+                <w:color w:val="000000"/>
+              </w:rPr>
+              <w:br/>
+            </w:r>
+            <w:r>
+              <w:rPr>
+                <w:rFonts w:ascii="Arial" w:hAnsi="Arial" w:eastAsia="Arial" w:cs="Arial"/>
+                <w:i w:val="false"/>
+                <w:b w:val="false"/>
+                <w:u w:val="none"/>
+                <w:strike w:val="false"/>
+                <w:sz w:val="18"/>
+                <w:szCs w:val="18"/>
+                <w:color w:val="000000"/>
+              </w:rPr>
+              <w:t xml:space="preserve">κ 0.43</w:t>
+            </w:r>
+          </w:p>
+        </w:tc>
+        <w:tc>
+          <w:tcPr>
+            <w:tcBorders>
+              <w:bottom w:val="none" w:sz="0" w:space="0" w:color="000000"/>
+              <w:top w:val="none" w:sz="0" w:space="0" w:color="000000"/>
+              <w:left w:val="none" w:sz="0" w:space="0" w:color="000000"/>
+              <w:right w:val="none" w:sz="0" w:space="0" w:color="000000"/>
+            </w:tcBorders>
+            <w:shd w:val="clear" w:color="auto" w:fill="FFFFFF"/>
+            <w:tcMar>
+              <w:top w:w="0" w:type="dxa"/>
+              <w:bottom w:w="0" w:type="dxa"/>
+              <w:left w:w="0" w:type="dxa"/>
+              <w:right w:w="0" w:type="dxa"/>
+            </w:tcMar>
+            <w:vAlign w:val="top"/>
+          </w:tcPr>
+          <w:p>
+            <w:pPr>
+              <w:pStyle w:val="Normal"/>
+              <w:jc w:val="left"/>
+              <w:pBdr>
+                <w:bottom w:val="none" w:sz="0" w:space="0" w:color="000000"/>
+                <w:top w:val="none" w:sz="0" w:space="0" w:color="000000"/>
+                <w:left w:val="none" w:sz="0" w:space="0" w:color="000000"/>
+                <w:right w:val="none" w:sz="0" w:space="0" w:color="000000"/>
+              </w:pBdr>
+              <w:spacing w:after="60" w:before="60" w:line="240"/>
+              <w:ind w:left="60" w:right="60" w:firstLine="0" w:firstLineChars="0"/>
+              <w:rPr>
+                <w:rFonts w:ascii="Arial" w:hAnsi="Arial" w:eastAsia="Arial" w:cs="Arial"/>
+                <w:i w:val="false"/>
+                <w:b w:val="false"/>
+                <w:u w:val="none"/>
+                <w:strike w:val="false"/>
+                <w:sz w:val="18"/>
+                <w:szCs w:val="18"/>
+                <w:color w:val="000000"/>
+              </w:rPr>
+            </w:pPr>
+            <w:r>
+              <w:rPr>
+                <w:rFonts w:ascii="Arial" w:hAnsi="Arial" w:eastAsia="Arial" w:cs="Arial"/>
+                <w:i w:val="false"/>
+                <w:b w:val="false"/>
+                <w:u w:val="none"/>
+                <w:strike w:val="false"/>
+                <w:sz w:val="18"/>
+                <w:szCs w:val="18"/>
+                <w:color w:val="000000"/>
+              </w:rPr>
+              <w:t xml:space="preserve">41.4%</w:t>
+            </w:r>
+            <w:r>
+              <w:rPr>
+                <w:rFonts w:ascii="Arial" w:hAnsi="Arial" w:eastAsia="Arial" w:cs="Arial"/>
+                <w:i w:val="false"/>
+                <w:b w:val="false"/>
+                <w:u w:val="none"/>
+                <w:strike w:val="false"/>
+                <w:sz w:val="18"/>
+                <w:szCs w:val="18"/>
+                <w:color w:val="000000"/>
+              </w:rPr>
+              <w:br/>
+            </w:r>
+            <w:r>
+              <w:rPr>
+                <w:rFonts w:ascii="Arial" w:hAnsi="Arial" w:eastAsia="Arial" w:cs="Arial"/>
+                <w:i w:val="false"/>
+                <w:b w:val="false"/>
+                <w:u w:val="none"/>
+                <w:strike w:val="false"/>
+                <w:sz w:val="18"/>
+                <w:szCs w:val="18"/>
+                <w:color w:val="000000"/>
+              </w:rPr>
+              <w:t xml:space="preserve">κ 0.30</w:t>
+            </w:r>
+          </w:p>
+        </w:tc>
+        <w:tc>
+          <w:tcPr>
+            <w:tcBorders>
+              <w:bottom w:val="none" w:sz="0" w:space="0" w:color="000000"/>
+              <w:top w:val="none" w:sz="0" w:space="0" w:color="000000"/>
+              <w:left w:val="none" w:sz="0" w:space="0" w:color="000000"/>
+              <w:right w:val="none" w:sz="0" w:space="0" w:color="000000"/>
+            </w:tcBorders>
+            <w:shd w:val="clear" w:color="auto" w:fill="FFFFFF"/>
+            <w:tcMar>
+              <w:top w:w="0" w:type="dxa"/>
+              <w:bottom w:w="0" w:type="dxa"/>
+              <w:left w:w="0" w:type="dxa"/>
+              <w:right w:w="0" w:type="dxa"/>
+            </w:tcMar>
+            <w:vAlign w:val="top"/>
+          </w:tcPr>
+          <w:p>
+            <w:pPr>
+              <w:pStyle w:val="Normal"/>
+              <w:jc w:val="left"/>
+              <w:pBdr>
+                <w:bottom w:val="none" w:sz="0" w:space="0" w:color="000000"/>
+                <w:top w:val="none" w:sz="0" w:space="0" w:color="000000"/>
+                <w:left w:val="none" w:sz="0" w:space="0" w:color="000000"/>
+                <w:right w:val="none" w:sz="0" w:space="0" w:color="000000"/>
+              </w:pBdr>
+              <w:spacing w:after="60" w:before="60" w:line="240"/>
+              <w:ind w:left="60" w:right="60" w:firstLine="0" w:firstLineChars="0"/>
+              <w:rPr>
+                <w:rFonts w:ascii="Arial" w:hAnsi="Arial" w:eastAsia="Arial" w:cs="Arial"/>
+                <w:i w:val="false"/>
+                <w:b w:val="false"/>
+                <w:u w:val="none"/>
+                <w:strike w:val="false"/>
+                <w:sz w:val="18"/>
+                <w:szCs w:val="18"/>
+                <w:color w:val="000000"/>
+              </w:rPr>
+            </w:pPr>
+            <w:r>
+              <w:rPr>
+                <w:rFonts w:ascii="Arial" w:hAnsi="Arial" w:eastAsia="Arial" w:cs="Arial"/>
+                <w:i w:val="false"/>
+                <w:b w:val="false"/>
+                <w:u w:val="none"/>
+                <w:strike w:val="false"/>
+                <w:sz w:val="18"/>
+                <w:szCs w:val="18"/>
+                <w:color w:val="000000"/>
+              </w:rPr>
+              <w:t xml:space="preserve">40.7%</w:t>
+            </w:r>
+            <w:r>
+              <w:rPr>
+                <w:rFonts w:ascii="Arial" w:hAnsi="Arial" w:eastAsia="Arial" w:cs="Arial"/>
+                <w:i w:val="false"/>
+                <w:b w:val="false"/>
+                <w:u w:val="none"/>
+                <w:strike w:val="false"/>
+                <w:sz w:val="18"/>
+                <w:szCs w:val="18"/>
+                <w:color w:val="000000"/>
+              </w:rPr>
+              <w:br/>
+            </w:r>
+            <w:r>
+              <w:rPr>
+                <w:rFonts w:ascii="Arial" w:hAnsi="Arial" w:eastAsia="Arial" w:cs="Arial"/>
+                <w:i w:val="false"/>
+                <w:b w:val="false"/>
+                <w:u w:val="none"/>
+                <w:strike w:val="false"/>
+                <w:sz w:val="18"/>
+                <w:szCs w:val="18"/>
+                <w:color w:val="000000"/>
+              </w:rPr>
+              <w:t xml:space="preserve">κ 0.24</w:t>
+            </w:r>
+          </w:p>
+        </w:tc>
+        <w:tc>
+          <w:tcPr>
+            <w:tcBorders>
+              <w:bottom w:val="none" w:sz="0" w:space="0" w:color="000000"/>
+              <w:top w:val="none" w:sz="0" w:space="0" w:color="000000"/>
+              <w:left w:val="none" w:sz="0" w:space="0" w:color="000000"/>
+              <w:right w:val="none" w:sz="0" w:space="0" w:color="000000"/>
+            </w:tcBorders>
+            <w:shd w:val="clear" w:color="auto" w:fill="FFFFFF"/>
+            <w:tcMar>
+              <w:top w:w="0" w:type="dxa"/>
+              <w:bottom w:w="0" w:type="dxa"/>
+              <w:left w:w="0" w:type="dxa"/>
+              <w:right w:w="0" w:type="dxa"/>
+            </w:tcMar>
+            <w:vAlign w:val="top"/>
+          </w:tcPr>
+          <w:p>
+            <w:pPr>
+              <w:pStyle w:val="Normal"/>
+              <w:jc w:val="left"/>
+              <w:pBdr>
+                <w:bottom w:val="none" w:sz="0" w:space="0" w:color="000000"/>
+                <w:top w:val="none" w:sz="0" w:space="0" w:color="000000"/>
+                <w:left w:val="none" w:sz="0" w:space="0" w:color="000000"/>
+                <w:right w:val="none" w:sz="0" w:space="0" w:color="000000"/>
+              </w:pBdr>
+              <w:spacing w:after="60" w:before="60" w:line="240"/>
+              <w:ind w:left="60" w:right="60" w:firstLine="0" w:firstLineChars="0"/>
+              <w:rPr>
+                <w:rFonts w:ascii="Arial" w:hAnsi="Arial" w:eastAsia="Arial" w:cs="Arial"/>
+                <w:i w:val="false"/>
+                <w:b w:val="false"/>
+                <w:u w:val="none"/>
+                <w:strike w:val="false"/>
+                <w:sz w:val="18"/>
+                <w:szCs w:val="18"/>
+                <w:color w:val="000000"/>
+              </w:rPr>
+            </w:pPr>
+            <w:r>
+              <w:rPr>
+                <w:rFonts w:ascii="Arial" w:hAnsi="Arial" w:eastAsia="Arial" w:cs="Arial"/>
+                <w:i w:val="false"/>
+                <w:b w:val="false"/>
+                <w:u w:val="none"/>
+                <w:strike w:val="false"/>
+                <w:sz w:val="18"/>
+                <w:szCs w:val="18"/>
+                <w:color w:val="000000"/>
+              </w:rPr>
+              <w:t xml:space="preserve">15.4 (8.0–22.8)</w:t>
             </w:r>
           </w:p>
         </w:tc>
@@ -1007,7 +2854,7 @@
       <w:tr>
         <w:trPr>
           <w:cantSplit/>
-          <w:trHeight w:val="480" w:hRule="auto"/>
+          <w:trHeight w:val="696" w:hRule="auto"/>
         </w:trPr>
         <w:tc>
           <w:tcPr>
@@ -1037,30 +2884,30 @@
                 <w:right w:val="none" w:sz="0" w:space="0" w:color="000000"/>
               </w:pBdr>
               <w:spacing w:after="60" w:before="60" w:line="240"/>
-              <w:ind w:left="20" w:right="20" w:firstLine="0" w:firstLineChars="0"/>
-              <w:rPr>
-                <w:rFonts w:ascii="Arial" w:hAnsi="Arial" w:eastAsia="Arial" w:cs="Arial"/>
-                <w:i w:val="false"/>
-                <w:b w:val="false"/>
-                <w:u w:val="none"/>
-                <w:strike w:val="false"/>
-                <w:sz w:val="18"/>
-                <w:szCs w:val="18"/>
-                <w:color w:val="000000"/>
-              </w:rPr>
-            </w:pPr>
-            <w:r>
-              <w:rPr>
-                <w:rFonts w:ascii="Arial" w:hAnsi="Arial" w:eastAsia="Arial" w:cs="Arial"/>
-                <w:i w:val="false"/>
-                <w:b w:val="false"/>
-                <w:u w:val="none"/>
-                <w:strike w:val="false"/>
-                <w:sz w:val="18"/>
-                <w:szCs w:val="18"/>
-                <w:color w:val="000000"/>
-              </w:rPr>
-              <w:t xml:space="preserve">Unassisted</w:t>
+              <w:ind w:left="60" w:right="60" w:firstLine="0" w:firstLineChars="0"/>
+              <w:rPr>
+                <w:rFonts w:ascii="Arial" w:hAnsi="Arial" w:eastAsia="Arial" w:cs="Arial"/>
+                <w:i w:val="false"/>
+                <w:b w:val="false"/>
+                <w:u w:val="none"/>
+                <w:strike w:val="false"/>
+                <w:sz w:val="18"/>
+                <w:szCs w:val="18"/>
+                <w:color w:val="000000"/>
+              </w:rPr>
+            </w:pPr>
+            <w:r>
+              <w:rPr>
+                <w:rFonts w:ascii="Arial" w:hAnsi="Arial" w:eastAsia="Arial" w:cs="Arial"/>
+                <w:i w:val="false"/>
+                <w:b w:val="false"/>
+                <w:u w:val="none"/>
+                <w:strike w:val="false"/>
+                <w:sz w:val="18"/>
+                <w:szCs w:val="18"/>
+                <w:color w:val="000000"/>
+              </w:rPr>
+              <w:t xml:space="preserve">Agreed reference</w:t>
             </w:r>
           </w:p>
         </w:tc>
@@ -1092,30 +2939,30 @@
                 <w:right w:val="none" w:sz="0" w:space="0" w:color="000000"/>
               </w:pBdr>
               <w:spacing w:after="60" w:before="60" w:line="240"/>
-              <w:ind w:left="20" w:right="20" w:firstLine="0" w:firstLineChars="0"/>
-              <w:rPr>
-                <w:rFonts w:ascii="Arial" w:hAnsi="Arial" w:eastAsia="Arial" w:cs="Arial"/>
-                <w:i w:val="false"/>
-                <w:b w:val="false"/>
-                <w:u w:val="none"/>
-                <w:strike w:val="false"/>
-                <w:sz w:val="18"/>
-                <w:szCs w:val="18"/>
-                <w:color w:val="000000"/>
-              </w:rPr>
-            </w:pPr>
-            <w:r>
-              <w:rPr>
-                <w:rFonts w:ascii="Arial" w:hAnsi="Arial" w:eastAsia="Arial" w:cs="Arial"/>
-                <w:i w:val="false"/>
-                <w:b w:val="false"/>
-                <w:u w:val="none"/>
-                <w:strike w:val="false"/>
-                <w:sz w:val="18"/>
-                <w:szCs w:val="18"/>
-                <w:color w:val="000000"/>
-              </w:rPr>
-              <w:t xml:space="preserve">0.22 (0.13–0.30)</w:t>
+              <w:ind w:left="60" w:right="60" w:firstLine="0" w:firstLineChars="0"/>
+              <w:rPr>
+                <w:rFonts w:ascii="Arial" w:hAnsi="Arial" w:eastAsia="Arial" w:cs="Arial"/>
+                <w:i w:val="false"/>
+                <w:b w:val="false"/>
+                <w:u w:val="none"/>
+                <w:strike w:val="false"/>
+                <w:sz w:val="18"/>
+                <w:szCs w:val="18"/>
+                <w:color w:val="000000"/>
+              </w:rPr>
+            </w:pPr>
+            <w:r>
+              <w:rPr>
+                <w:rFonts w:ascii="Arial" w:hAnsi="Arial" w:eastAsia="Arial" w:cs="Arial"/>
+                <w:i w:val="false"/>
+                <w:b w:val="false"/>
+                <w:u w:val="none"/>
+                <w:strike w:val="false"/>
+                <w:sz w:val="18"/>
+                <w:szCs w:val="18"/>
+                <w:color w:val="000000"/>
+              </w:rPr>
+              <w:t xml:space="preserve">D1–D5</w:t>
             </w:r>
           </w:p>
         </w:tc>
@@ -1147,30 +2994,273 @@
                 <w:right w:val="none" w:sz="0" w:space="0" w:color="000000"/>
               </w:pBdr>
               <w:spacing w:after="60" w:before="60" w:line="240"/>
-              <w:ind w:left="20" w:right="20" w:firstLine="0" w:firstLineChars="0"/>
-              <w:rPr>
-                <w:rFonts w:ascii="Arial" w:hAnsi="Arial" w:eastAsia="Arial" w:cs="Arial"/>
-                <w:i w:val="false"/>
-                <w:b w:val="false"/>
-                <w:u w:val="none"/>
-                <w:strike w:val="false"/>
-                <w:sz w:val="18"/>
-                <w:szCs w:val="18"/>
-                <w:color w:val="000000"/>
-              </w:rPr>
-            </w:pPr>
-            <w:r>
-              <w:rPr>
-                <w:rFonts w:ascii="Arial" w:hAnsi="Arial" w:eastAsia="Arial" w:cs="Arial"/>
-                <w:i w:val="false"/>
-                <w:b w:val="false"/>
-                <w:u w:val="none"/>
-                <w:strike w:val="false"/>
-                <w:sz w:val="18"/>
-                <w:szCs w:val="18"/>
-                <w:color w:val="000000"/>
-              </w:rPr>
-              <w:t xml:space="preserve">69/154 (44.8%; 38.1–51.6)</w:t>
+              <w:ind w:left="60" w:right="60" w:firstLine="0" w:firstLineChars="0"/>
+              <w:rPr>
+                <w:rFonts w:ascii="Arial" w:hAnsi="Arial" w:eastAsia="Arial" w:cs="Arial"/>
+                <w:i w:val="false"/>
+                <w:b w:val="false"/>
+                <w:u w:val="none"/>
+                <w:strike w:val="false"/>
+                <w:sz w:val="18"/>
+                <w:szCs w:val="18"/>
+                <w:color w:val="000000"/>
+              </w:rPr>
+            </w:pPr>
+            <w:r>
+              <w:rPr>
+                <w:rFonts w:ascii="Arial" w:hAnsi="Arial" w:eastAsia="Arial" w:cs="Arial"/>
+                <w:i w:val="false"/>
+                <w:b w:val="false"/>
+                <w:u w:val="none"/>
+                <w:strike w:val="false"/>
+                <w:sz w:val="18"/>
+                <w:szCs w:val="18"/>
+                <w:color w:val="000000"/>
+              </w:rPr>
+              <w:t xml:space="preserve">349/388 (89.9%)</w:t>
+            </w:r>
+            <w:r>
+              <w:rPr>
+                <w:rFonts w:ascii="Arial" w:hAnsi="Arial" w:eastAsia="Arial" w:cs="Arial"/>
+                <w:i w:val="false"/>
+                <w:b w:val="false"/>
+                <w:u w:val="none"/>
+                <w:strike w:val="false"/>
+                <w:sz w:val="18"/>
+                <w:szCs w:val="18"/>
+                <w:color w:val="000000"/>
+              </w:rPr>
+              <w:br/>
+            </w:r>
+            <w:r>
+              <w:rPr>
+                <w:rFonts w:ascii="Arial" w:hAnsi="Arial" w:eastAsia="Arial" w:cs="Arial"/>
+                <w:i w:val="false"/>
+                <w:b w:val="false"/>
+                <w:u w:val="none"/>
+                <w:strike w:val="false"/>
+                <w:sz w:val="18"/>
+                <w:szCs w:val="18"/>
+                <w:color w:val="000000"/>
+              </w:rPr>
+              <w:t xml:space="preserve">κ 0.79</w:t>
+            </w:r>
+          </w:p>
+        </w:tc>
+        <w:tc>
+          <w:tcPr>
+            <w:tcBorders>
+              <w:bottom w:val="none" w:sz="0" w:space="0" w:color="000000"/>
+              <w:top w:val="none" w:sz="0" w:space="0" w:color="000000"/>
+              <w:left w:val="none" w:sz="0" w:space="0" w:color="000000"/>
+              <w:right w:val="none" w:sz="0" w:space="0" w:color="000000"/>
+            </w:tcBorders>
+            <w:shd w:val="clear" w:color="auto" w:fill="FFFFFF"/>
+            <w:tcMar>
+              <w:top w:w="0" w:type="dxa"/>
+              <w:bottom w:w="0" w:type="dxa"/>
+              <w:left w:w="0" w:type="dxa"/>
+              <w:right w:w="0" w:type="dxa"/>
+            </w:tcMar>
+            <w:vAlign w:val="top"/>
+          </w:tcPr>
+          <w:p>
+            <w:pPr>
+              <w:pStyle w:val="Normal"/>
+              <w:jc w:val="left"/>
+              <w:pBdr>
+                <w:bottom w:val="none" w:sz="0" w:space="0" w:color="000000"/>
+                <w:top w:val="none" w:sz="0" w:space="0" w:color="000000"/>
+                <w:left w:val="none" w:sz="0" w:space="0" w:color="000000"/>
+                <w:right w:val="none" w:sz="0" w:space="0" w:color="000000"/>
+              </w:pBdr>
+              <w:spacing w:after="60" w:before="60" w:line="240"/>
+              <w:ind w:left="60" w:right="60" w:firstLine="0" w:firstLineChars="0"/>
+              <w:rPr>
+                <w:rFonts w:ascii="Arial" w:hAnsi="Arial" w:eastAsia="Arial" w:cs="Arial"/>
+                <w:i w:val="false"/>
+                <w:b w:val="false"/>
+                <w:u w:val="none"/>
+                <w:strike w:val="false"/>
+                <w:sz w:val="18"/>
+                <w:szCs w:val="18"/>
+                <w:color w:val="000000"/>
+              </w:rPr>
+            </w:pPr>
+            <w:r>
+              <w:rPr>
+                <w:rFonts w:ascii="Arial" w:hAnsi="Arial" w:eastAsia="Arial" w:cs="Arial"/>
+                <w:i w:val="false"/>
+                <w:b w:val="false"/>
+                <w:u w:val="none"/>
+                <w:strike w:val="false"/>
+                <w:sz w:val="18"/>
+                <w:szCs w:val="18"/>
+                <w:color w:val="000000"/>
+              </w:rPr>
+              <w:t xml:space="preserve">313/388 (80.7%)</w:t>
+            </w:r>
+            <w:r>
+              <w:rPr>
+                <w:rFonts w:ascii="Arial" w:hAnsi="Arial" w:eastAsia="Arial" w:cs="Arial"/>
+                <w:i w:val="false"/>
+                <w:b w:val="false"/>
+                <w:u w:val="none"/>
+                <w:strike w:val="false"/>
+                <w:sz w:val="18"/>
+                <w:szCs w:val="18"/>
+                <w:color w:val="000000"/>
+              </w:rPr>
+              <w:br/>
+            </w:r>
+            <w:r>
+              <w:rPr>
+                <w:rFonts w:ascii="Arial" w:hAnsi="Arial" w:eastAsia="Arial" w:cs="Arial"/>
+                <w:i w:val="false"/>
+                <w:b w:val="false"/>
+                <w:u w:val="none"/>
+                <w:strike w:val="false"/>
+                <w:sz w:val="18"/>
+                <w:szCs w:val="18"/>
+                <w:color w:val="000000"/>
+              </w:rPr>
+              <w:t xml:space="preserve">κ 0.57</w:t>
+            </w:r>
+          </w:p>
+        </w:tc>
+        <w:tc>
+          <w:tcPr>
+            <w:tcBorders>
+              <w:bottom w:val="none" w:sz="0" w:space="0" w:color="000000"/>
+              <w:top w:val="none" w:sz="0" w:space="0" w:color="000000"/>
+              <w:left w:val="none" w:sz="0" w:space="0" w:color="000000"/>
+              <w:right w:val="none" w:sz="0" w:space="0" w:color="000000"/>
+            </w:tcBorders>
+            <w:shd w:val="clear" w:color="auto" w:fill="FFFFFF"/>
+            <w:tcMar>
+              <w:top w:w="0" w:type="dxa"/>
+              <w:bottom w:w="0" w:type="dxa"/>
+              <w:left w:w="0" w:type="dxa"/>
+              <w:right w:w="0" w:type="dxa"/>
+            </w:tcMar>
+            <w:vAlign w:val="top"/>
+          </w:tcPr>
+          <w:p>
+            <w:pPr>
+              <w:pStyle w:val="Normal"/>
+              <w:jc w:val="left"/>
+              <w:pBdr>
+                <w:bottom w:val="none" w:sz="0" w:space="0" w:color="000000"/>
+                <w:top w:val="none" w:sz="0" w:space="0" w:color="000000"/>
+                <w:left w:val="none" w:sz="0" w:space="0" w:color="000000"/>
+                <w:right w:val="none" w:sz="0" w:space="0" w:color="000000"/>
+              </w:pBdr>
+              <w:spacing w:after="60" w:before="60" w:line="240"/>
+              <w:ind w:left="60" w:right="60" w:firstLine="0" w:firstLineChars="0"/>
+              <w:rPr>
+                <w:rFonts w:ascii="Arial" w:hAnsi="Arial" w:eastAsia="Arial" w:cs="Arial"/>
+                <w:i w:val="false"/>
+                <w:b w:val="false"/>
+                <w:u w:val="none"/>
+                <w:strike w:val="false"/>
+                <w:sz w:val="18"/>
+                <w:szCs w:val="18"/>
+                <w:color w:val="000000"/>
+              </w:rPr>
+            </w:pPr>
+            <w:r>
+              <w:rPr>
+                <w:rFonts w:ascii="Arial" w:hAnsi="Arial" w:eastAsia="Arial" w:cs="Arial"/>
+                <w:i w:val="false"/>
+                <w:b w:val="false"/>
+                <w:u w:val="none"/>
+                <w:strike w:val="false"/>
+                <w:sz w:val="18"/>
+                <w:szCs w:val="18"/>
+                <w:color w:val="000000"/>
+              </w:rPr>
+              <w:t xml:space="preserve">281/388 (72.4%)</w:t>
+            </w:r>
+            <w:r>
+              <w:rPr>
+                <w:rFonts w:ascii="Arial" w:hAnsi="Arial" w:eastAsia="Arial" w:cs="Arial"/>
+                <w:i w:val="false"/>
+                <w:b w:val="false"/>
+                <w:u w:val="none"/>
+                <w:strike w:val="false"/>
+                <w:sz w:val="18"/>
+                <w:szCs w:val="18"/>
+                <w:color w:val="000000"/>
+              </w:rPr>
+              <w:br/>
+            </w:r>
+            <w:r>
+              <w:rPr>
+                <w:rFonts w:ascii="Arial" w:hAnsi="Arial" w:eastAsia="Arial" w:cs="Arial"/>
+                <w:i w:val="false"/>
+                <w:b w:val="false"/>
+                <w:u w:val="none"/>
+                <w:strike w:val="false"/>
+                <w:sz w:val="18"/>
+                <w:szCs w:val="18"/>
+                <w:color w:val="000000"/>
+              </w:rPr>
+              <w:t xml:space="preserve">κ 0.32</w:t>
+            </w:r>
+          </w:p>
+        </w:tc>
+        <w:tc>
+          <w:tcPr>
+            <w:tcBorders>
+              <w:bottom w:val="none" w:sz="0" w:space="0" w:color="000000"/>
+              <w:top w:val="none" w:sz="0" w:space="0" w:color="000000"/>
+              <w:left w:val="none" w:sz="0" w:space="0" w:color="000000"/>
+              <w:right w:val="none" w:sz="0" w:space="0" w:color="000000"/>
+            </w:tcBorders>
+            <w:shd w:val="clear" w:color="auto" w:fill="FFFFFF"/>
+            <w:tcMar>
+              <w:top w:w="0" w:type="dxa"/>
+              <w:bottom w:w="0" w:type="dxa"/>
+              <w:left w:w="0" w:type="dxa"/>
+              <w:right w:w="0" w:type="dxa"/>
+            </w:tcMar>
+            <w:vAlign w:val="top"/>
+          </w:tcPr>
+          <w:p>
+            <w:pPr>
+              <w:pStyle w:val="Normal"/>
+              <w:jc w:val="left"/>
+              <w:pBdr>
+                <w:bottom w:val="none" w:sz="0" w:space="0" w:color="000000"/>
+                <w:top w:val="none" w:sz="0" w:space="0" w:color="000000"/>
+                <w:left w:val="none" w:sz="0" w:space="0" w:color="000000"/>
+                <w:right w:val="none" w:sz="0" w:space="0" w:color="000000"/>
+              </w:pBdr>
+              <w:spacing w:after="60" w:before="60" w:line="240"/>
+              <w:ind w:left="60" w:right="60" w:firstLine="0" w:firstLineChars="0"/>
+              <w:rPr>
+                <w:rFonts w:ascii="Arial" w:hAnsi="Arial" w:eastAsia="Arial" w:cs="Arial"/>
+                <w:i w:val="false"/>
+                <w:b w:val="false"/>
+                <w:u w:val="none"/>
+                <w:strike w:val="false"/>
+                <w:sz w:val="18"/>
+                <w:szCs w:val="18"/>
+                <w:color w:val="000000"/>
+              </w:rPr>
+            </w:pPr>
+            <w:r>
+              <w:rPr>
+                <w:rFonts w:ascii="Arial" w:hAnsi="Arial" w:eastAsia="Arial" w:cs="Arial"/>
+                <w:i w:val="false"/>
+                <w:b w:val="false"/>
+                <w:u w:val="none"/>
+                <w:strike w:val="false"/>
+                <w:sz w:val="18"/>
+                <w:szCs w:val="18"/>
+                <w:color w:val="000000"/>
+              </w:rPr>
+              <w:t xml:space="preserve">9.3 (6.3–12.2)</w:t>
             </w:r>
           </w:p>
         </w:tc>
@@ -1178,11 +3268,10 @@
       <w:tr>
         <w:trPr>
           <w:cantSplit/>
-          <w:trHeight w:val="480" w:hRule="auto"/>
+          <w:trHeight w:val="696" w:hRule="auto"/>
         </w:trPr>
         <w:tc>
           <w:tcPr>
-            <w:gridSpan w:val="3"/>
             <w:tcBorders>
               <w:bottom w:val="none" w:sz="0" w:space="0" w:color="000000"/>
               <w:top w:val="none" w:sz="0" w:space="0" w:color="000000"/>
@@ -1209,30 +3298,383 @@
                 <w:right w:val="none" w:sz="0" w:space="0" w:color="000000"/>
               </w:pBdr>
               <w:spacing w:after="60" w:before="60" w:line="240"/>
-              <w:ind w:left="20" w:right="20" w:firstLine="0" w:firstLineChars="0"/>
-              <w:rPr>
-                <w:rFonts w:ascii="Arial" w:hAnsi="Arial" w:eastAsia="Arial" w:cs="Arial"/>
-                <w:i w:val="false"/>
-                <w:b w:val="true"/>
-                <w:u w:val="none"/>
-                <w:strike w:val="false"/>
-                <w:sz w:val="18"/>
-                <w:szCs w:val="18"/>
-                <w:color w:val="000000"/>
-              </w:rPr>
-            </w:pPr>
-            <w:r>
-              <w:rPr>
-                <w:rFonts w:ascii="Arial" w:hAnsi="Arial" w:eastAsia="Arial" w:cs="Arial"/>
-                <w:i w:val="false"/>
-                <w:b w:val="true"/>
-                <w:u w:val="none"/>
-                <w:strike w:val="false"/>
-                <w:sz w:val="18"/>
-                <w:szCs w:val="18"/>
-                <w:color w:val="000000"/>
-              </w:rPr>
-              <w:t xml:space="preserve">Adjudicator 2 own rating compared with …</w:t>
+              <w:ind w:left="60" w:right="60" w:firstLine="0" w:firstLineChars="0"/>
+              <w:rPr>
+                <w:rFonts w:ascii="Arial" w:hAnsi="Arial" w:eastAsia="Arial" w:cs="Arial"/>
+                <w:i w:val="false"/>
+                <w:b w:val="false"/>
+                <w:u w:val="none"/>
+                <w:strike w:val="false"/>
+                <w:sz w:val="18"/>
+                <w:szCs w:val="18"/>
+                <w:color w:val="000000"/>
+              </w:rPr>
+            </w:pPr>
+            <w:r>
+              <w:rPr>
+                <w:rFonts w:ascii="Arial" w:hAnsi="Arial" w:eastAsia="Arial" w:cs="Arial"/>
+                <w:i w:val="false"/>
+                <w:b w:val="false"/>
+                <w:u w:val="none"/>
+                <w:strike w:val="false"/>
+                <w:sz w:val="18"/>
+                <w:szCs w:val="18"/>
+                <w:color w:val="000000"/>
+              </w:rPr>
+              <w:t xml:space="preserve">Agreed reference</w:t>
+            </w:r>
+          </w:p>
+        </w:tc>
+        <w:tc>
+          <w:tcPr>
+            <w:tcBorders>
+              <w:bottom w:val="none" w:sz="0" w:space="0" w:color="000000"/>
+              <w:top w:val="none" w:sz="0" w:space="0" w:color="000000"/>
+              <w:left w:val="none" w:sz="0" w:space="0" w:color="000000"/>
+              <w:right w:val="none" w:sz="0" w:space="0" w:color="000000"/>
+            </w:tcBorders>
+            <w:shd w:val="clear" w:color="auto" w:fill="FFFFFF"/>
+            <w:tcMar>
+              <w:top w:w="0" w:type="dxa"/>
+              <w:bottom w:w="0" w:type="dxa"/>
+              <w:left w:w="0" w:type="dxa"/>
+              <w:right w:w="0" w:type="dxa"/>
+            </w:tcMar>
+            <w:vAlign w:val="top"/>
+          </w:tcPr>
+          <w:p>
+            <w:pPr>
+              <w:pStyle w:val="Normal"/>
+              <w:jc w:val="left"/>
+              <w:pBdr>
+                <w:bottom w:val="none" w:sz="0" w:space="0" w:color="000000"/>
+                <w:top w:val="none" w:sz="0" w:space="0" w:color="000000"/>
+                <w:left w:val="none" w:sz="0" w:space="0" w:color="000000"/>
+                <w:right w:val="none" w:sz="0" w:space="0" w:color="000000"/>
+              </w:pBdr>
+              <w:spacing w:after="60" w:before="60" w:line="240"/>
+              <w:ind w:left="60" w:right="60" w:firstLine="0" w:firstLineChars="0"/>
+              <w:rPr>
+                <w:rFonts w:ascii="Arial" w:hAnsi="Arial" w:eastAsia="Arial" w:cs="Arial"/>
+                <w:i w:val="false"/>
+                <w:b w:val="false"/>
+                <w:u w:val="none"/>
+                <w:strike w:val="false"/>
+                <w:sz w:val="18"/>
+                <w:szCs w:val="18"/>
+                <w:color w:val="000000"/>
+              </w:rPr>
+            </w:pPr>
+            <w:r>
+              <w:rPr>
+                <w:rFonts w:ascii="Arial" w:hAnsi="Arial" w:eastAsia="Arial" w:cs="Arial"/>
+                <w:i w:val="false"/>
+                <w:b w:val="false"/>
+                <w:u w:val="none"/>
+                <w:strike w:val="false"/>
+                <w:sz w:val="18"/>
+                <w:szCs w:val="18"/>
+                <w:color w:val="000000"/>
+              </w:rPr>
+              <w:t xml:space="preserve">Overall</w:t>
+            </w:r>
+          </w:p>
+        </w:tc>
+        <w:tc>
+          <w:tcPr>
+            <w:tcBorders>
+              <w:bottom w:val="none" w:sz="0" w:space="0" w:color="000000"/>
+              <w:top w:val="none" w:sz="0" w:space="0" w:color="000000"/>
+              <w:left w:val="none" w:sz="0" w:space="0" w:color="000000"/>
+              <w:right w:val="none" w:sz="0" w:space="0" w:color="000000"/>
+            </w:tcBorders>
+            <w:shd w:val="clear" w:color="auto" w:fill="FFFFFF"/>
+            <w:tcMar>
+              <w:top w:w="0" w:type="dxa"/>
+              <w:bottom w:w="0" w:type="dxa"/>
+              <w:left w:w="0" w:type="dxa"/>
+              <w:right w:w="0" w:type="dxa"/>
+            </w:tcMar>
+            <w:vAlign w:val="top"/>
+          </w:tcPr>
+          <w:p>
+            <w:pPr>
+              <w:pStyle w:val="Normal"/>
+              <w:jc w:val="left"/>
+              <w:pBdr>
+                <w:bottom w:val="none" w:sz="0" w:space="0" w:color="000000"/>
+                <w:top w:val="none" w:sz="0" w:space="0" w:color="000000"/>
+                <w:left w:val="none" w:sz="0" w:space="0" w:color="000000"/>
+                <w:right w:val="none" w:sz="0" w:space="0" w:color="000000"/>
+              </w:pBdr>
+              <w:spacing w:after="60" w:before="60" w:line="240"/>
+              <w:ind w:left="60" w:right="60" w:firstLine="0" w:firstLineChars="0"/>
+              <w:rPr>
+                <w:rFonts w:ascii="Arial" w:hAnsi="Arial" w:eastAsia="Arial" w:cs="Arial"/>
+                <w:i w:val="false"/>
+                <w:b w:val="false"/>
+                <w:u w:val="none"/>
+                <w:strike w:val="false"/>
+                <w:sz w:val="18"/>
+                <w:szCs w:val="18"/>
+                <w:color w:val="000000"/>
+              </w:rPr>
+            </w:pPr>
+            <w:r>
+              <w:rPr>
+                <w:rFonts w:ascii="Arial" w:hAnsi="Arial" w:eastAsia="Arial" w:cs="Arial"/>
+                <w:i w:val="false"/>
+                <w:b w:val="false"/>
+                <w:u w:val="none"/>
+                <w:strike w:val="false"/>
+                <w:sz w:val="18"/>
+                <w:szCs w:val="18"/>
+                <w:color w:val="000000"/>
+              </w:rPr>
+              <w:t xml:space="preserve">30/42 (71.4%)</w:t>
+            </w:r>
+            <w:r>
+              <w:rPr>
+                <w:rFonts w:ascii="Arial" w:hAnsi="Arial" w:eastAsia="Arial" w:cs="Arial"/>
+                <w:i w:val="false"/>
+                <w:b w:val="false"/>
+                <w:u w:val="none"/>
+                <w:strike w:val="false"/>
+                <w:sz w:val="18"/>
+                <w:szCs w:val="18"/>
+                <w:color w:val="000000"/>
+              </w:rPr>
+              <w:br/>
+            </w:r>
+            <w:r>
+              <w:rPr>
+                <w:rFonts w:ascii="Arial" w:hAnsi="Arial" w:eastAsia="Arial" w:cs="Arial"/>
+                <w:i w:val="false"/>
+                <w:b w:val="false"/>
+                <w:u w:val="none"/>
+                <w:strike w:val="false"/>
+                <w:sz w:val="18"/>
+                <w:szCs w:val="18"/>
+                <w:color w:val="000000"/>
+              </w:rPr>
+              <w:t xml:space="preserve">κ 0.57</w:t>
+            </w:r>
+          </w:p>
+        </w:tc>
+        <w:tc>
+          <w:tcPr>
+            <w:tcBorders>
+              <w:bottom w:val="none" w:sz="0" w:space="0" w:color="000000"/>
+              <w:top w:val="none" w:sz="0" w:space="0" w:color="000000"/>
+              <w:left w:val="none" w:sz="0" w:space="0" w:color="000000"/>
+              <w:right w:val="none" w:sz="0" w:space="0" w:color="000000"/>
+            </w:tcBorders>
+            <w:shd w:val="clear" w:color="auto" w:fill="FFFFFF"/>
+            <w:tcMar>
+              <w:top w:w="0" w:type="dxa"/>
+              <w:bottom w:w="0" w:type="dxa"/>
+              <w:left w:w="0" w:type="dxa"/>
+              <w:right w:w="0" w:type="dxa"/>
+            </w:tcMar>
+            <w:vAlign w:val="top"/>
+          </w:tcPr>
+          <w:p>
+            <w:pPr>
+              <w:pStyle w:val="Normal"/>
+              <w:jc w:val="left"/>
+              <w:pBdr>
+                <w:bottom w:val="none" w:sz="0" w:space="0" w:color="000000"/>
+                <w:top w:val="none" w:sz="0" w:space="0" w:color="000000"/>
+                <w:left w:val="none" w:sz="0" w:space="0" w:color="000000"/>
+                <w:right w:val="none" w:sz="0" w:space="0" w:color="000000"/>
+              </w:pBdr>
+              <w:spacing w:after="60" w:before="60" w:line="240"/>
+              <w:ind w:left="60" w:right="60" w:firstLine="0" w:firstLineChars="0"/>
+              <w:rPr>
+                <w:rFonts w:ascii="Arial" w:hAnsi="Arial" w:eastAsia="Arial" w:cs="Arial"/>
+                <w:i w:val="false"/>
+                <w:b w:val="false"/>
+                <w:u w:val="none"/>
+                <w:strike w:val="false"/>
+                <w:sz w:val="18"/>
+                <w:szCs w:val="18"/>
+                <w:color w:val="000000"/>
+              </w:rPr>
+            </w:pPr>
+            <w:r>
+              <w:rPr>
+                <w:rFonts w:ascii="Arial" w:hAnsi="Arial" w:eastAsia="Arial" w:cs="Arial"/>
+                <w:i w:val="false"/>
+                <w:b w:val="false"/>
+                <w:u w:val="none"/>
+                <w:strike w:val="false"/>
+                <w:sz w:val="18"/>
+                <w:szCs w:val="18"/>
+                <w:color w:val="000000"/>
+              </w:rPr>
+              <w:t xml:space="preserve">21/42 (50.0%)</w:t>
+            </w:r>
+            <w:r>
+              <w:rPr>
+                <w:rFonts w:ascii="Arial" w:hAnsi="Arial" w:eastAsia="Arial" w:cs="Arial"/>
+                <w:i w:val="false"/>
+                <w:b w:val="false"/>
+                <w:u w:val="none"/>
+                <w:strike w:val="false"/>
+                <w:sz w:val="18"/>
+                <w:szCs w:val="18"/>
+                <w:color w:val="000000"/>
+              </w:rPr>
+              <w:br/>
+            </w:r>
+            <w:r>
+              <w:rPr>
+                <w:rFonts w:ascii="Arial" w:hAnsi="Arial" w:eastAsia="Arial" w:cs="Arial"/>
+                <w:i w:val="false"/>
+                <w:b w:val="false"/>
+                <w:u w:val="none"/>
+                <w:strike w:val="false"/>
+                <w:sz w:val="18"/>
+                <w:szCs w:val="18"/>
+                <w:color w:val="000000"/>
+              </w:rPr>
+              <w:t xml:space="preserve">κ 0.37</w:t>
+            </w:r>
+          </w:p>
+        </w:tc>
+        <w:tc>
+          <w:tcPr>
+            <w:tcBorders>
+              <w:bottom w:val="none" w:sz="0" w:space="0" w:color="000000"/>
+              <w:top w:val="none" w:sz="0" w:space="0" w:color="000000"/>
+              <w:left w:val="none" w:sz="0" w:space="0" w:color="000000"/>
+              <w:right w:val="none" w:sz="0" w:space="0" w:color="000000"/>
+            </w:tcBorders>
+            <w:shd w:val="clear" w:color="auto" w:fill="FFFFFF"/>
+            <w:tcMar>
+              <w:top w:w="0" w:type="dxa"/>
+              <w:bottom w:w="0" w:type="dxa"/>
+              <w:left w:w="0" w:type="dxa"/>
+              <w:right w:w="0" w:type="dxa"/>
+            </w:tcMar>
+            <w:vAlign w:val="top"/>
+          </w:tcPr>
+          <w:p>
+            <w:pPr>
+              <w:pStyle w:val="Normal"/>
+              <w:jc w:val="left"/>
+              <w:pBdr>
+                <w:bottom w:val="none" w:sz="0" w:space="0" w:color="000000"/>
+                <w:top w:val="none" w:sz="0" w:space="0" w:color="000000"/>
+                <w:left w:val="none" w:sz="0" w:space="0" w:color="000000"/>
+                <w:right w:val="none" w:sz="0" w:space="0" w:color="000000"/>
+              </w:pBdr>
+              <w:spacing w:after="60" w:before="60" w:line="240"/>
+              <w:ind w:left="60" w:right="60" w:firstLine="0" w:firstLineChars="0"/>
+              <w:rPr>
+                <w:rFonts w:ascii="Arial" w:hAnsi="Arial" w:eastAsia="Arial" w:cs="Arial"/>
+                <w:i w:val="false"/>
+                <w:b w:val="false"/>
+                <w:u w:val="none"/>
+                <w:strike w:val="false"/>
+                <w:sz w:val="18"/>
+                <w:szCs w:val="18"/>
+                <w:color w:val="000000"/>
+              </w:rPr>
+            </w:pPr>
+            <w:r>
+              <w:rPr>
+                <w:rFonts w:ascii="Arial" w:hAnsi="Arial" w:eastAsia="Arial" w:cs="Arial"/>
+                <w:i w:val="false"/>
+                <w:b w:val="false"/>
+                <w:u w:val="none"/>
+                <w:strike w:val="false"/>
+                <w:sz w:val="18"/>
+                <w:szCs w:val="18"/>
+                <w:color w:val="000000"/>
+              </w:rPr>
+              <w:t xml:space="preserve">20/42 (47.6%)</w:t>
+            </w:r>
+            <w:r>
+              <w:rPr>
+                <w:rFonts w:ascii="Arial" w:hAnsi="Arial" w:eastAsia="Arial" w:cs="Arial"/>
+                <w:i w:val="false"/>
+                <w:b w:val="false"/>
+                <w:u w:val="none"/>
+                <w:strike w:val="false"/>
+                <w:sz w:val="18"/>
+                <w:szCs w:val="18"/>
+                <w:color w:val="000000"/>
+              </w:rPr>
+              <w:br/>
+            </w:r>
+            <w:r>
+              <w:rPr>
+                <w:rFonts w:ascii="Arial" w:hAnsi="Arial" w:eastAsia="Arial" w:cs="Arial"/>
+                <w:i w:val="false"/>
+                <w:b w:val="false"/>
+                <w:u w:val="none"/>
+                <w:strike w:val="false"/>
+                <w:sz w:val="18"/>
+                <w:szCs w:val="18"/>
+                <w:color w:val="000000"/>
+              </w:rPr>
+              <w:t xml:space="preserve">κ 0.25</w:t>
+            </w:r>
+          </w:p>
+        </w:tc>
+        <w:tc>
+          <w:tcPr>
+            <w:tcBorders>
+              <w:bottom w:val="none" w:sz="0" w:space="0" w:color="000000"/>
+              <w:top w:val="none" w:sz="0" w:space="0" w:color="000000"/>
+              <w:left w:val="none" w:sz="0" w:space="0" w:color="000000"/>
+              <w:right w:val="none" w:sz="0" w:space="0" w:color="000000"/>
+            </w:tcBorders>
+            <w:shd w:val="clear" w:color="auto" w:fill="FFFFFF"/>
+            <w:tcMar>
+              <w:top w:w="0" w:type="dxa"/>
+              <w:bottom w:w="0" w:type="dxa"/>
+              <w:left w:w="0" w:type="dxa"/>
+              <w:right w:w="0" w:type="dxa"/>
+            </w:tcMar>
+            <w:vAlign w:val="top"/>
+          </w:tcPr>
+          <w:p>
+            <w:pPr>
+              <w:pStyle w:val="Normal"/>
+              <w:jc w:val="left"/>
+              <w:pBdr>
+                <w:bottom w:val="none" w:sz="0" w:space="0" w:color="000000"/>
+                <w:top w:val="none" w:sz="0" w:space="0" w:color="000000"/>
+                <w:left w:val="none" w:sz="0" w:space="0" w:color="000000"/>
+                <w:right w:val="none" w:sz="0" w:space="0" w:color="000000"/>
+              </w:pBdr>
+              <w:spacing w:after="60" w:before="60" w:line="240"/>
+              <w:ind w:left="60" w:right="60" w:firstLine="0" w:firstLineChars="0"/>
+              <w:rPr>
+                <w:rFonts w:ascii="Arial" w:hAnsi="Arial" w:eastAsia="Arial" w:cs="Arial"/>
+                <w:i w:val="false"/>
+                <w:b w:val="false"/>
+                <w:u w:val="none"/>
+                <w:strike w:val="false"/>
+                <w:sz w:val="18"/>
+                <w:szCs w:val="18"/>
+                <w:color w:val="000000"/>
+              </w:rPr>
+            </w:pPr>
+            <w:r>
+              <w:rPr>
+                <w:rFonts w:ascii="Arial" w:hAnsi="Arial" w:eastAsia="Arial" w:cs="Arial"/>
+                <w:i w:val="false"/>
+                <w:b w:val="false"/>
+                <w:u w:val="none"/>
+                <w:strike w:val="false"/>
+                <w:sz w:val="18"/>
+                <w:szCs w:val="18"/>
+                <w:color w:val="000000"/>
+              </w:rPr>
+              <w:t xml:space="preserve">21.4 (7.5–35.0)</w:t>
             </w:r>
           </w:p>
         </w:tc>
@@ -1240,753 +3682,7 @@
       <w:tr>
         <w:trPr>
           <w:cantSplit/>
-          <w:trHeight w:val="480" w:hRule="auto"/>
-        </w:trPr>
-        <w:tc>
-          <w:tcPr>
-            <w:tcBorders>
-              <w:bottom w:val="none" w:sz="0" w:space="0" w:color="000000"/>
-              <w:top w:val="none" w:sz="0" w:space="0" w:color="000000"/>
-              <w:left w:val="none" w:sz="0" w:space="0" w:color="000000"/>
-              <w:right w:val="none" w:sz="0" w:space="0" w:color="000000"/>
-            </w:tcBorders>
-            <w:shd w:val="clear" w:color="auto" w:fill="FFFFFF"/>
-            <w:tcMar>
-              <w:top w:w="0" w:type="dxa"/>
-              <w:bottom w:w="0" w:type="dxa"/>
-              <w:left w:w="0" w:type="dxa"/>
-              <w:right w:w="0" w:type="dxa"/>
-            </w:tcMar>
-            <w:vAlign w:val="top"/>
-          </w:tcPr>
-          <w:p>
-            <w:pPr>
-              <w:pStyle w:val="Normal"/>
-              <w:jc w:val="left"/>
-              <w:pBdr>
-                <w:bottom w:val="none" w:sz="0" w:space="0" w:color="000000"/>
-                <w:top w:val="none" w:sz="0" w:space="0" w:color="000000"/>
-                <w:left w:val="none" w:sz="0" w:space="0" w:color="000000"/>
-                <w:right w:val="none" w:sz="0" w:space="0" w:color="000000"/>
-              </w:pBdr>
-              <w:spacing w:after="60" w:before="60" w:line="240"/>
-              <w:ind w:left="20" w:right="20" w:firstLine="0" w:firstLineChars="0"/>
-              <w:rPr>
-                <w:rFonts w:ascii="Arial" w:hAnsi="Arial" w:eastAsia="Arial" w:cs="Arial"/>
-                <w:i w:val="false"/>
-                <w:b w:val="false"/>
-                <w:u w:val="none"/>
-                <w:strike w:val="false"/>
-                <w:sz w:val="18"/>
-                <w:szCs w:val="18"/>
-                <w:color w:val="000000"/>
-              </w:rPr>
-            </w:pPr>
-            <w:r>
-              <w:rPr>
-                <w:rFonts w:ascii="Arial" w:hAnsi="Arial" w:eastAsia="Arial" w:cs="Arial"/>
-                <w:i w:val="false"/>
-                <w:b w:val="false"/>
-                <w:u w:val="none"/>
-                <w:strike w:val="false"/>
-                <w:sz w:val="18"/>
-                <w:szCs w:val="18"/>
-                <w:color w:val="000000"/>
-              </w:rPr>
-              <w:t xml:space="preserve">Published</w:t>
-            </w:r>
-          </w:p>
-        </w:tc>
-        <w:tc>
-          <w:tcPr>
-            <w:tcBorders>
-              <w:bottom w:val="none" w:sz="0" w:space="0" w:color="000000"/>
-              <w:top w:val="none" w:sz="0" w:space="0" w:color="000000"/>
-              <w:left w:val="none" w:sz="0" w:space="0" w:color="000000"/>
-              <w:right w:val="none" w:sz="0" w:space="0" w:color="000000"/>
-            </w:tcBorders>
-            <w:shd w:val="clear" w:color="auto" w:fill="FFFFFF"/>
-            <w:tcMar>
-              <w:top w:w="0" w:type="dxa"/>
-              <w:bottom w:w="0" w:type="dxa"/>
-              <w:left w:w="0" w:type="dxa"/>
-              <w:right w:w="0" w:type="dxa"/>
-            </w:tcMar>
-            <w:vAlign w:val="top"/>
-          </w:tcPr>
-          <w:p>
-            <w:pPr>
-              <w:pStyle w:val="Normal"/>
-              <w:jc w:val="left"/>
-              <w:pBdr>
-                <w:bottom w:val="none" w:sz="0" w:space="0" w:color="000000"/>
-                <w:top w:val="none" w:sz="0" w:space="0" w:color="000000"/>
-                <w:left w:val="none" w:sz="0" w:space="0" w:color="000000"/>
-                <w:right w:val="none" w:sz="0" w:space="0" w:color="000000"/>
-              </w:pBdr>
-              <w:spacing w:after="60" w:before="60" w:line="240"/>
-              <w:ind w:left="20" w:right="20" w:firstLine="0" w:firstLineChars="0"/>
-              <w:rPr>
-                <w:rFonts w:ascii="Arial" w:hAnsi="Arial" w:eastAsia="Arial" w:cs="Arial"/>
-                <w:i w:val="false"/>
-                <w:b w:val="false"/>
-                <w:u w:val="none"/>
-                <w:strike w:val="false"/>
-                <w:sz w:val="18"/>
-                <w:szCs w:val="18"/>
-                <w:color w:val="000000"/>
-              </w:rPr>
-            </w:pPr>
-            <w:r>
-              <w:rPr>
-                <w:rFonts w:ascii="Arial" w:hAnsi="Arial" w:eastAsia="Arial" w:cs="Arial"/>
-                <w:i w:val="false"/>
-                <w:b w:val="false"/>
-                <w:u w:val="none"/>
-                <w:strike w:val="false"/>
-                <w:sz w:val="18"/>
-                <w:szCs w:val="18"/>
-                <w:color w:val="000000"/>
-              </w:rPr>
-              <w:t xml:space="preserve">−0.08 (−0.18 to 0.03)</w:t>
-            </w:r>
-          </w:p>
-        </w:tc>
-        <w:tc>
-          <w:tcPr>
-            <w:tcBorders>
-              <w:bottom w:val="none" w:sz="0" w:space="0" w:color="000000"/>
-              <w:top w:val="none" w:sz="0" w:space="0" w:color="000000"/>
-              <w:left w:val="none" w:sz="0" w:space="0" w:color="000000"/>
-              <w:right w:val="none" w:sz="0" w:space="0" w:color="000000"/>
-            </w:tcBorders>
-            <w:shd w:val="clear" w:color="auto" w:fill="FFFFFF"/>
-            <w:tcMar>
-              <w:top w:w="0" w:type="dxa"/>
-              <w:bottom w:w="0" w:type="dxa"/>
-              <w:left w:w="0" w:type="dxa"/>
-              <w:right w:w="0" w:type="dxa"/>
-            </w:tcMar>
-            <w:vAlign w:val="top"/>
-          </w:tcPr>
-          <w:p>
-            <w:pPr>
-              <w:pStyle w:val="Normal"/>
-              <w:jc w:val="left"/>
-              <w:pBdr>
-                <w:bottom w:val="none" w:sz="0" w:space="0" w:color="000000"/>
-                <w:top w:val="none" w:sz="0" w:space="0" w:color="000000"/>
-                <w:left w:val="none" w:sz="0" w:space="0" w:color="000000"/>
-                <w:right w:val="none" w:sz="0" w:space="0" w:color="000000"/>
-              </w:pBdr>
-              <w:spacing w:after="60" w:before="60" w:line="240"/>
-              <w:ind w:left="20" w:right="20" w:firstLine="0" w:firstLineChars="0"/>
-              <w:rPr>
-                <w:rFonts w:ascii="Arial" w:hAnsi="Arial" w:eastAsia="Arial" w:cs="Arial"/>
-                <w:i w:val="false"/>
-                <w:b w:val="false"/>
-                <w:u w:val="none"/>
-                <w:strike w:val="false"/>
-                <w:sz w:val="18"/>
-                <w:szCs w:val="18"/>
-                <w:color w:val="000000"/>
-              </w:rPr>
-            </w:pPr>
-            <w:r>
-              <w:rPr>
-                <w:rFonts w:ascii="Arial" w:hAnsi="Arial" w:eastAsia="Arial" w:cs="Arial"/>
-                <w:i w:val="false"/>
-                <w:b w:val="false"/>
-                <w:u w:val="none"/>
-                <w:strike w:val="false"/>
-                <w:sz w:val="18"/>
-                <w:szCs w:val="18"/>
-                <w:color w:val="000000"/>
-              </w:rPr>
-              <w:t xml:space="preserve">42/154 (27.3%; 20.4–34.3)</w:t>
-            </w:r>
-          </w:p>
-        </w:tc>
-      </w:tr>
-      <w:tr>
-        <w:trPr>
-          <w:cantSplit/>
-          <w:trHeight w:val="480" w:hRule="auto"/>
-        </w:trPr>
-        <w:tc>
-          <w:tcPr>
-            <w:tcBorders>
-              <w:bottom w:val="none" w:sz="0" w:space="0" w:color="000000"/>
-              <w:top w:val="none" w:sz="0" w:space="0" w:color="000000"/>
-              <w:left w:val="none" w:sz="0" w:space="0" w:color="000000"/>
-              <w:right w:val="none" w:sz="0" w:space="0" w:color="000000"/>
-            </w:tcBorders>
-            <w:shd w:val="clear" w:color="auto" w:fill="FFFFFF"/>
-            <w:tcMar>
-              <w:top w:w="0" w:type="dxa"/>
-              <w:bottom w:w="0" w:type="dxa"/>
-              <w:left w:w="0" w:type="dxa"/>
-              <w:right w:w="0" w:type="dxa"/>
-            </w:tcMar>
-            <w:vAlign w:val="top"/>
-          </w:tcPr>
-          <w:p>
-            <w:pPr>
-              <w:pStyle w:val="Normal"/>
-              <w:jc w:val="left"/>
-              <w:pBdr>
-                <w:bottom w:val="none" w:sz="0" w:space="0" w:color="000000"/>
-                <w:top w:val="none" w:sz="0" w:space="0" w:color="000000"/>
-                <w:left w:val="none" w:sz="0" w:space="0" w:color="000000"/>
-                <w:right w:val="none" w:sz="0" w:space="0" w:color="000000"/>
-              </w:pBdr>
-              <w:spacing w:after="60" w:before="60" w:line="240"/>
-              <w:ind w:left="20" w:right="20" w:firstLine="0" w:firstLineChars="0"/>
-              <w:rPr>
-                <w:rFonts w:ascii="Arial" w:hAnsi="Arial" w:eastAsia="Arial" w:cs="Arial"/>
-                <w:i w:val="false"/>
-                <w:b w:val="false"/>
-                <w:u w:val="none"/>
-                <w:strike w:val="false"/>
-                <w:sz w:val="18"/>
-                <w:szCs w:val="18"/>
-                <w:color w:val="000000"/>
-              </w:rPr>
-            </w:pPr>
-            <w:r>
-              <w:rPr>
-                <w:rFonts w:ascii="Arial" w:hAnsi="Arial" w:eastAsia="Arial" w:cs="Arial"/>
-                <w:i w:val="false"/>
-                <w:b w:val="false"/>
-                <w:u w:val="none"/>
-                <w:strike w:val="false"/>
-                <w:sz w:val="18"/>
-                <w:szCs w:val="18"/>
-                <w:color w:val="000000"/>
-              </w:rPr>
-              <w:t xml:space="preserve">ARBITER</w:t>
-            </w:r>
-          </w:p>
-        </w:tc>
-        <w:tc>
-          <w:tcPr>
-            <w:tcBorders>
-              <w:bottom w:val="none" w:sz="0" w:space="0" w:color="000000"/>
-              <w:top w:val="none" w:sz="0" w:space="0" w:color="000000"/>
-              <w:left w:val="none" w:sz="0" w:space="0" w:color="000000"/>
-              <w:right w:val="none" w:sz="0" w:space="0" w:color="000000"/>
-            </w:tcBorders>
-            <w:shd w:val="clear" w:color="auto" w:fill="FFFFFF"/>
-            <w:tcMar>
-              <w:top w:w="0" w:type="dxa"/>
-              <w:bottom w:w="0" w:type="dxa"/>
-              <w:left w:w="0" w:type="dxa"/>
-              <w:right w:w="0" w:type="dxa"/>
-            </w:tcMar>
-            <w:vAlign w:val="top"/>
-          </w:tcPr>
-          <w:p>
-            <w:pPr>
-              <w:pStyle w:val="Normal"/>
-              <w:jc w:val="left"/>
-              <w:pBdr>
-                <w:bottom w:val="none" w:sz="0" w:space="0" w:color="000000"/>
-                <w:top w:val="none" w:sz="0" w:space="0" w:color="000000"/>
-                <w:left w:val="none" w:sz="0" w:space="0" w:color="000000"/>
-                <w:right w:val="none" w:sz="0" w:space="0" w:color="000000"/>
-              </w:pBdr>
-              <w:spacing w:after="60" w:before="60" w:line="240"/>
-              <w:ind w:left="20" w:right="20" w:firstLine="0" w:firstLineChars="0"/>
-              <w:rPr>
-                <w:rFonts w:ascii="Arial" w:hAnsi="Arial" w:eastAsia="Arial" w:cs="Arial"/>
-                <w:i w:val="false"/>
-                <w:b w:val="false"/>
-                <w:u w:val="none"/>
-                <w:strike w:val="false"/>
-                <w:sz w:val="18"/>
-                <w:szCs w:val="18"/>
-                <w:color w:val="000000"/>
-              </w:rPr>
-            </w:pPr>
-            <w:r>
-              <w:rPr>
-                <w:rFonts w:ascii="Arial" w:hAnsi="Arial" w:eastAsia="Arial" w:cs="Arial"/>
-                <w:i w:val="false"/>
-                <w:b w:val="false"/>
-                <w:u w:val="none"/>
-                <w:strike w:val="false"/>
-                <w:sz w:val="18"/>
-                <w:szCs w:val="18"/>
-                <w:color w:val="000000"/>
-              </w:rPr>
-              <w:t xml:space="preserve">0.67 (0.56–0.76)</w:t>
-            </w:r>
-          </w:p>
-        </w:tc>
-        <w:tc>
-          <w:tcPr>
-            <w:tcBorders>
-              <w:bottom w:val="none" w:sz="0" w:space="0" w:color="000000"/>
-              <w:top w:val="none" w:sz="0" w:space="0" w:color="000000"/>
-              <w:left w:val="none" w:sz="0" w:space="0" w:color="000000"/>
-              <w:right w:val="none" w:sz="0" w:space="0" w:color="000000"/>
-            </w:tcBorders>
-            <w:shd w:val="clear" w:color="auto" w:fill="FFFFFF"/>
-            <w:tcMar>
-              <w:top w:w="0" w:type="dxa"/>
-              <w:bottom w:w="0" w:type="dxa"/>
-              <w:left w:w="0" w:type="dxa"/>
-              <w:right w:w="0" w:type="dxa"/>
-            </w:tcMar>
-            <w:vAlign w:val="top"/>
-          </w:tcPr>
-          <w:p>
-            <w:pPr>
-              <w:pStyle w:val="Normal"/>
-              <w:jc w:val="left"/>
-              <w:pBdr>
-                <w:bottom w:val="none" w:sz="0" w:space="0" w:color="000000"/>
-                <w:top w:val="none" w:sz="0" w:space="0" w:color="000000"/>
-                <w:left w:val="none" w:sz="0" w:space="0" w:color="000000"/>
-                <w:right w:val="none" w:sz="0" w:space="0" w:color="000000"/>
-              </w:pBdr>
-              <w:spacing w:after="60" w:before="60" w:line="240"/>
-              <w:ind w:left="20" w:right="20" w:firstLine="0" w:firstLineChars="0"/>
-              <w:rPr>
-                <w:rFonts w:ascii="Arial" w:hAnsi="Arial" w:eastAsia="Arial" w:cs="Arial"/>
-                <w:i w:val="false"/>
-                <w:b w:val="false"/>
-                <w:u w:val="none"/>
-                <w:strike w:val="false"/>
-                <w:sz w:val="18"/>
-                <w:szCs w:val="18"/>
-                <w:color w:val="000000"/>
-              </w:rPr>
-            </w:pPr>
-            <w:r>
-              <w:rPr>
-                <w:rFonts w:ascii="Arial" w:hAnsi="Arial" w:eastAsia="Arial" w:cs="Arial"/>
-                <w:i w:val="false"/>
-                <w:b w:val="false"/>
-                <w:u w:val="none"/>
-                <w:strike w:val="false"/>
-                <w:sz w:val="18"/>
-                <w:szCs w:val="18"/>
-                <w:color w:val="000000"/>
-              </w:rPr>
-              <w:t xml:space="preserve">120/154 (77.9%; 71.7–84.0)</w:t>
-            </w:r>
-          </w:p>
-        </w:tc>
-      </w:tr>
-      <w:tr>
-        <w:trPr>
-          <w:cantSplit/>
-          <w:trHeight w:val="480" w:hRule="auto"/>
-        </w:trPr>
-        <w:tc>
-          <w:tcPr>
-            <w:tcBorders>
-              <w:bottom w:val="none" w:sz="0" w:space="0" w:color="000000"/>
-              <w:top w:val="none" w:sz="0" w:space="0" w:color="000000"/>
-              <w:left w:val="none" w:sz="0" w:space="0" w:color="000000"/>
-              <w:right w:val="none" w:sz="0" w:space="0" w:color="000000"/>
-            </w:tcBorders>
-            <w:shd w:val="clear" w:color="auto" w:fill="FFFFFF"/>
-            <w:tcMar>
-              <w:top w:w="0" w:type="dxa"/>
-              <w:bottom w:w="0" w:type="dxa"/>
-              <w:left w:w="0" w:type="dxa"/>
-              <w:right w:w="0" w:type="dxa"/>
-            </w:tcMar>
-            <w:vAlign w:val="top"/>
-          </w:tcPr>
-          <w:p>
-            <w:pPr>
-              <w:pStyle w:val="Normal"/>
-              <w:jc w:val="left"/>
-              <w:pBdr>
-                <w:bottom w:val="none" w:sz="0" w:space="0" w:color="000000"/>
-                <w:top w:val="none" w:sz="0" w:space="0" w:color="000000"/>
-                <w:left w:val="none" w:sz="0" w:space="0" w:color="000000"/>
-                <w:right w:val="none" w:sz="0" w:space="0" w:color="000000"/>
-              </w:pBdr>
-              <w:spacing w:after="60" w:before="60" w:line="240"/>
-              <w:ind w:left="20" w:right="20" w:firstLine="0" w:firstLineChars="0"/>
-              <w:rPr>
-                <w:rFonts w:ascii="Arial" w:hAnsi="Arial" w:eastAsia="Arial" w:cs="Arial"/>
-                <w:i w:val="false"/>
-                <w:b w:val="false"/>
-                <w:u w:val="none"/>
-                <w:strike w:val="false"/>
-                <w:sz w:val="18"/>
-                <w:szCs w:val="18"/>
-                <w:color w:val="000000"/>
-              </w:rPr>
-            </w:pPr>
-            <w:r>
-              <w:rPr>
-                <w:rFonts w:ascii="Arial" w:hAnsi="Arial" w:eastAsia="Arial" w:cs="Arial"/>
-                <w:i w:val="false"/>
-                <w:b w:val="false"/>
-                <w:u w:val="none"/>
-                <w:strike w:val="false"/>
-                <w:sz w:val="18"/>
-                <w:szCs w:val="18"/>
-                <w:color w:val="000000"/>
-              </w:rPr>
-              <w:t xml:space="preserve">Unassisted</w:t>
-            </w:r>
-          </w:p>
-        </w:tc>
-        <w:tc>
-          <w:tcPr>
-            <w:tcBorders>
-              <w:bottom w:val="none" w:sz="0" w:space="0" w:color="000000"/>
-              <w:top w:val="none" w:sz="0" w:space="0" w:color="000000"/>
-              <w:left w:val="none" w:sz="0" w:space="0" w:color="000000"/>
-              <w:right w:val="none" w:sz="0" w:space="0" w:color="000000"/>
-            </w:tcBorders>
-            <w:shd w:val="clear" w:color="auto" w:fill="FFFFFF"/>
-            <w:tcMar>
-              <w:top w:w="0" w:type="dxa"/>
-              <w:bottom w:w="0" w:type="dxa"/>
-              <w:left w:w="0" w:type="dxa"/>
-              <w:right w:w="0" w:type="dxa"/>
-            </w:tcMar>
-            <w:vAlign w:val="top"/>
-          </w:tcPr>
-          <w:p>
-            <w:pPr>
-              <w:pStyle w:val="Normal"/>
-              <w:jc w:val="left"/>
-              <w:pBdr>
-                <w:bottom w:val="none" w:sz="0" w:space="0" w:color="000000"/>
-                <w:top w:val="none" w:sz="0" w:space="0" w:color="000000"/>
-                <w:left w:val="none" w:sz="0" w:space="0" w:color="000000"/>
-                <w:right w:val="none" w:sz="0" w:space="0" w:color="000000"/>
-              </w:pBdr>
-              <w:spacing w:after="60" w:before="60" w:line="240"/>
-              <w:ind w:left="20" w:right="20" w:firstLine="0" w:firstLineChars="0"/>
-              <w:rPr>
-                <w:rFonts w:ascii="Arial" w:hAnsi="Arial" w:eastAsia="Arial" w:cs="Arial"/>
-                <w:i w:val="false"/>
-                <w:b w:val="false"/>
-                <w:u w:val="none"/>
-                <w:strike w:val="false"/>
-                <w:sz w:val="18"/>
-                <w:szCs w:val="18"/>
-                <w:color w:val="000000"/>
-              </w:rPr>
-            </w:pPr>
-            <w:r>
-              <w:rPr>
-                <w:rFonts w:ascii="Arial" w:hAnsi="Arial" w:eastAsia="Arial" w:cs="Arial"/>
-                <w:i w:val="false"/>
-                <w:b w:val="false"/>
-                <w:u w:val="none"/>
-                <w:strike w:val="false"/>
-                <w:sz w:val="18"/>
-                <w:szCs w:val="18"/>
-                <w:color w:val="000000"/>
-              </w:rPr>
-              <w:t xml:space="preserve">0.31 (0.19–0.42)</w:t>
-            </w:r>
-          </w:p>
-        </w:tc>
-        <w:tc>
-          <w:tcPr>
-            <w:tcBorders>
-              <w:bottom w:val="none" w:sz="0" w:space="0" w:color="000000"/>
-              <w:top w:val="none" w:sz="0" w:space="0" w:color="000000"/>
-              <w:left w:val="none" w:sz="0" w:space="0" w:color="000000"/>
-              <w:right w:val="none" w:sz="0" w:space="0" w:color="000000"/>
-            </w:tcBorders>
-            <w:shd w:val="clear" w:color="auto" w:fill="FFFFFF"/>
-            <w:tcMar>
-              <w:top w:w="0" w:type="dxa"/>
-              <w:bottom w:w="0" w:type="dxa"/>
-              <w:left w:w="0" w:type="dxa"/>
-              <w:right w:w="0" w:type="dxa"/>
-            </w:tcMar>
-            <w:vAlign w:val="top"/>
-          </w:tcPr>
-          <w:p>
-            <w:pPr>
-              <w:pStyle w:val="Normal"/>
-              <w:jc w:val="left"/>
-              <w:pBdr>
-                <w:bottom w:val="none" w:sz="0" w:space="0" w:color="000000"/>
-                <w:top w:val="none" w:sz="0" w:space="0" w:color="000000"/>
-                <w:left w:val="none" w:sz="0" w:space="0" w:color="000000"/>
-                <w:right w:val="none" w:sz="0" w:space="0" w:color="000000"/>
-              </w:pBdr>
-              <w:spacing w:after="60" w:before="60" w:line="240"/>
-              <w:ind w:left="20" w:right="20" w:firstLine="0" w:firstLineChars="0"/>
-              <w:rPr>
-                <w:rFonts w:ascii="Arial" w:hAnsi="Arial" w:eastAsia="Arial" w:cs="Arial"/>
-                <w:i w:val="false"/>
-                <w:b w:val="false"/>
-                <w:u w:val="none"/>
-                <w:strike w:val="false"/>
-                <w:sz w:val="18"/>
-                <w:szCs w:val="18"/>
-                <w:color w:val="000000"/>
-              </w:rPr>
-            </w:pPr>
-            <w:r>
-              <w:rPr>
-                <w:rFonts w:ascii="Arial" w:hAnsi="Arial" w:eastAsia="Arial" w:cs="Arial"/>
-                <w:i w:val="false"/>
-                <w:b w:val="false"/>
-                <w:u w:val="none"/>
-                <w:strike w:val="false"/>
-                <w:sz w:val="18"/>
-                <w:szCs w:val="18"/>
-                <w:color w:val="000000"/>
-              </w:rPr>
-              <w:t xml:space="preserve">76/154 (49.4%; 42.2–56.5)</w:t>
-            </w:r>
-          </w:p>
-        </w:tc>
-      </w:tr>
-      <w:tr>
-        <w:trPr>
-          <w:cantSplit/>
-          <w:trHeight w:val="480" w:hRule="auto"/>
-        </w:trPr>
-        <w:tc>
-          <w:tcPr>
-            <w:gridSpan w:val="3"/>
-            <w:tcBorders>
-              <w:bottom w:val="none" w:sz="0" w:space="0" w:color="000000"/>
-              <w:top w:val="none" w:sz="0" w:space="0" w:color="000000"/>
-              <w:left w:val="none" w:sz="0" w:space="0" w:color="000000"/>
-              <w:right w:val="none" w:sz="0" w:space="0" w:color="000000"/>
-            </w:tcBorders>
-            <w:shd w:val="clear" w:color="auto" w:fill="FFFFFF"/>
-            <w:tcMar>
-              <w:top w:w="0" w:type="dxa"/>
-              <w:bottom w:w="0" w:type="dxa"/>
-              <w:left w:w="0" w:type="dxa"/>
-              <w:right w:w="0" w:type="dxa"/>
-            </w:tcMar>
-            <w:vAlign w:val="top"/>
-          </w:tcPr>
-          <w:p>
-            <w:pPr>
-              <w:pStyle w:val="Normal"/>
-              <w:jc w:val="left"/>
-              <w:pBdr>
-                <w:bottom w:val="none" w:sz="0" w:space="0" w:color="000000"/>
-                <w:top w:val="none" w:sz="0" w:space="0" w:color="000000"/>
-                <w:left w:val="none" w:sz="0" w:space="0" w:color="000000"/>
-                <w:right w:val="none" w:sz="0" w:space="0" w:color="000000"/>
-              </w:pBdr>
-              <w:spacing w:after="60" w:before="60" w:line="240"/>
-              <w:ind w:left="20" w:right="20" w:firstLine="0" w:firstLineChars="0"/>
-              <w:rPr>
-                <w:rFonts w:ascii="Arial" w:hAnsi="Arial" w:eastAsia="Arial" w:cs="Arial"/>
-                <w:i w:val="false"/>
-                <w:b w:val="true"/>
-                <w:u w:val="none"/>
-                <w:strike w:val="false"/>
-                <w:sz w:val="18"/>
-                <w:szCs w:val="18"/>
-                <w:color w:val="000000"/>
-              </w:rPr>
-            </w:pPr>
-            <w:r>
-              <w:rPr>
-                <w:rFonts w:ascii="Arial" w:hAnsi="Arial" w:eastAsia="Arial" w:cs="Arial"/>
-                <w:i w:val="false"/>
-                <w:b w:val="true"/>
-                <w:u w:val="none"/>
-                <w:strike w:val="false"/>
-                <w:sz w:val="18"/>
-                <w:szCs w:val="18"/>
-                <w:color w:val="000000"/>
-              </w:rPr>
-              <w:t xml:space="preserve">Post hoc: paired agreement difference (percentage points)</w:t>
-            </w:r>
-          </w:p>
-        </w:tc>
-      </w:tr>
-      <w:tr>
-        <w:trPr>
-          <w:cantSplit/>
-          <w:trHeight w:val="480" w:hRule="auto"/>
-        </w:trPr>
-        <w:tc>
-          <w:tcPr>
-            <w:tcBorders>
-              <w:bottom w:val="none" w:sz="0" w:space="0" w:color="000000"/>
-              <w:top w:val="none" w:sz="0" w:space="0" w:color="000000"/>
-              <w:left w:val="none" w:sz="0" w:space="0" w:color="000000"/>
-              <w:right w:val="none" w:sz="0" w:space="0" w:color="000000"/>
-            </w:tcBorders>
-            <w:shd w:val="clear" w:color="auto" w:fill="FFFFFF"/>
-            <w:tcMar>
-              <w:top w:w="0" w:type="dxa"/>
-              <w:bottom w:w="0" w:type="dxa"/>
-              <w:left w:w="0" w:type="dxa"/>
-              <w:right w:w="0" w:type="dxa"/>
-            </w:tcMar>
-            <w:vAlign w:val="top"/>
-          </w:tcPr>
-          <w:p>
-            <w:pPr>
-              <w:pStyle w:val="Normal"/>
-              <w:jc w:val="left"/>
-              <w:pBdr>
-                <w:bottom w:val="none" w:sz="0" w:space="0" w:color="000000"/>
-                <w:top w:val="none" w:sz="0" w:space="0" w:color="000000"/>
-                <w:left w:val="none" w:sz="0" w:space="0" w:color="000000"/>
-                <w:right w:val="none" w:sz="0" w:space="0" w:color="000000"/>
-              </w:pBdr>
-              <w:spacing w:after="60" w:before="60" w:line="240"/>
-              <w:ind w:left="20" w:right="20" w:firstLine="0" w:firstLineChars="0"/>
-              <w:rPr>
-                <w:rFonts w:ascii="Arial" w:hAnsi="Arial" w:eastAsia="Arial" w:cs="Arial"/>
-                <w:i w:val="false"/>
-                <w:b w:val="false"/>
-                <w:u w:val="none"/>
-                <w:strike w:val="false"/>
-                <w:sz w:val="18"/>
-                <w:szCs w:val="18"/>
-                <w:color w:val="000000"/>
-              </w:rPr>
-            </w:pPr>
-            <w:r>
-              <w:rPr>
-                <w:rFonts w:ascii="Arial" w:hAnsi="Arial" w:eastAsia="Arial" w:cs="Arial"/>
-                <w:i w:val="false"/>
-                <w:b w:val="false"/>
-                <w:u w:val="none"/>
-                <w:strike w:val="false"/>
-                <w:sz w:val="18"/>
-                <w:szCs w:val="18"/>
-                <w:color w:val="000000"/>
-              </w:rPr>
-              <w:t xml:space="preserve">Adjudicator 1</w:t>
-            </w:r>
-          </w:p>
-        </w:tc>
-        <w:tc>
-          <w:tcPr>
-            <w:tcBorders>
-              <w:bottom w:val="none" w:sz="0" w:space="0" w:color="000000"/>
-              <w:top w:val="none" w:sz="0" w:space="0" w:color="000000"/>
-              <w:left w:val="none" w:sz="0" w:space="0" w:color="000000"/>
-              <w:right w:val="none" w:sz="0" w:space="0" w:color="000000"/>
-            </w:tcBorders>
-            <w:shd w:val="clear" w:color="auto" w:fill="FFFFFF"/>
-            <w:tcMar>
-              <w:top w:w="0" w:type="dxa"/>
-              <w:bottom w:w="0" w:type="dxa"/>
-              <w:left w:w="0" w:type="dxa"/>
-              <w:right w:w="0" w:type="dxa"/>
-            </w:tcMar>
-            <w:vAlign w:val="top"/>
-          </w:tcPr>
-          <w:p>
-            <w:pPr>
-              <w:pStyle w:val="Normal"/>
-              <w:jc w:val="left"/>
-              <w:pBdr>
-                <w:bottom w:val="none" w:sz="0" w:space="0" w:color="000000"/>
-                <w:top w:val="none" w:sz="0" w:space="0" w:color="000000"/>
-                <w:left w:val="none" w:sz="0" w:space="0" w:color="000000"/>
-                <w:right w:val="none" w:sz="0" w:space="0" w:color="000000"/>
-              </w:pBdr>
-              <w:spacing w:after="60" w:before="60" w:line="240"/>
-              <w:ind w:left="20" w:right="20" w:firstLine="0" w:firstLineChars="0"/>
-              <w:rPr>
-                <w:rFonts w:ascii="Arial" w:hAnsi="Arial" w:eastAsia="Arial" w:cs="Arial"/>
-                <w:i w:val="false"/>
-                <w:b w:val="false"/>
-                <w:u w:val="none"/>
-                <w:strike w:val="false"/>
-                <w:sz w:val="18"/>
-                <w:szCs w:val="18"/>
-                <w:color w:val="000000"/>
-              </w:rPr>
-            </w:pPr>
-            <w:r>
-              <w:rPr>
-                <w:rFonts w:ascii="Arial" w:hAnsi="Arial" w:eastAsia="Arial" w:cs="Arial"/>
-                <w:i w:val="false"/>
-                <w:b w:val="false"/>
-                <w:u w:val="none"/>
-                <w:strike w:val="false"/>
-                <w:sz w:val="18"/>
-                <w:szCs w:val="18"/>
-                <w:color w:val="000000"/>
-              </w:rPr>
-              <w:t xml:space="preserve">—</w:t>
-            </w:r>
-          </w:p>
-        </w:tc>
-        <w:tc>
-          <w:tcPr>
-            <w:tcBorders>
-              <w:bottom w:val="none" w:sz="0" w:space="0" w:color="000000"/>
-              <w:top w:val="none" w:sz="0" w:space="0" w:color="000000"/>
-              <w:left w:val="none" w:sz="0" w:space="0" w:color="000000"/>
-              <w:right w:val="none" w:sz="0" w:space="0" w:color="000000"/>
-            </w:tcBorders>
-            <w:shd w:val="clear" w:color="auto" w:fill="FFFFFF"/>
-            <w:tcMar>
-              <w:top w:w="0" w:type="dxa"/>
-              <w:bottom w:w="0" w:type="dxa"/>
-              <w:left w:w="0" w:type="dxa"/>
-              <w:right w:w="0" w:type="dxa"/>
-            </w:tcMar>
-            <w:vAlign w:val="top"/>
-          </w:tcPr>
-          <w:p>
-            <w:pPr>
-              <w:pStyle w:val="Normal"/>
-              <w:jc w:val="left"/>
-              <w:pBdr>
-                <w:bottom w:val="none" w:sz="0" w:space="0" w:color="000000"/>
-                <w:top w:val="none" w:sz="0" w:space="0" w:color="000000"/>
-                <w:left w:val="none" w:sz="0" w:space="0" w:color="000000"/>
-                <w:right w:val="none" w:sz="0" w:space="0" w:color="000000"/>
-              </w:pBdr>
-              <w:spacing w:after="60" w:before="60" w:line="240"/>
-              <w:ind w:left="20" w:right="20" w:firstLine="0" w:firstLineChars="0"/>
-              <w:rPr>
-                <w:rFonts w:ascii="Arial" w:hAnsi="Arial" w:eastAsia="Arial" w:cs="Arial"/>
-                <w:i w:val="false"/>
-                <w:b w:val="false"/>
-                <w:u w:val="none"/>
-                <w:strike w:val="false"/>
-                <w:sz w:val="18"/>
-                <w:szCs w:val="18"/>
-                <w:color w:val="000000"/>
-              </w:rPr>
-            </w:pPr>
-            <w:r>
-              <w:rPr>
-                <w:rFonts w:ascii="Arial" w:hAnsi="Arial" w:eastAsia="Arial" w:cs="Arial"/>
-                <w:i w:val="false"/>
-                <w:b w:val="false"/>
-                <w:u w:val="none"/>
-                <w:strike w:val="false"/>
-                <w:sz w:val="18"/>
-                <w:szCs w:val="18"/>
-                <w:color w:val="000000"/>
-              </w:rPr>
-              <w:t xml:space="preserve">24.7 (16.2–32.9)</w:t>
-            </w:r>
-          </w:p>
-        </w:tc>
-      </w:tr>
-      <w:tr>
-        <w:trPr>
-          <w:cantSplit/>
-          <w:trHeight w:val="490" w:hRule="auto"/>
+          <w:trHeight w:val="706" w:hRule="auto"/>
         </w:trPr>
         <w:tc>
           <w:tcPr>
@@ -2017,30 +3713,30 @@
                 <w:right w:val="none" w:sz="0" w:space="0" w:color="000000"/>
               </w:pBdr>
               <w:spacing w:after="60" w:before="60" w:line="240"/>
-              <w:ind w:left="20" w:right="20" w:firstLine="0" w:firstLineChars="0"/>
-              <w:rPr>
-                <w:rFonts w:ascii="Arial" w:hAnsi="Arial" w:eastAsia="Arial" w:cs="Arial"/>
-                <w:i w:val="false"/>
-                <w:b w:val="false"/>
-                <w:u w:val="none"/>
-                <w:strike w:val="false"/>
-                <w:sz w:val="18"/>
-                <w:szCs w:val="18"/>
-                <w:color w:val="000000"/>
-              </w:rPr>
-            </w:pPr>
-            <w:r>
-              <w:rPr>
-                <w:rFonts w:ascii="Arial" w:hAnsi="Arial" w:eastAsia="Arial" w:cs="Arial"/>
-                <w:i w:val="false"/>
-                <w:b w:val="false"/>
-                <w:u w:val="none"/>
-                <w:strike w:val="false"/>
-                <w:sz w:val="18"/>
-                <w:szCs w:val="18"/>
-                <w:color w:val="000000"/>
-              </w:rPr>
-              <w:t xml:space="preserve">Adjudicator 2</w:t>
+              <w:ind w:left="60" w:right="60" w:firstLine="0" w:firstLineChars="0"/>
+              <w:rPr>
+                <w:rFonts w:ascii="Arial" w:hAnsi="Arial" w:eastAsia="Arial" w:cs="Arial"/>
+                <w:i w:val="false"/>
+                <w:b w:val="false"/>
+                <w:u w:val="none"/>
+                <w:strike w:val="false"/>
+                <w:sz w:val="18"/>
+                <w:szCs w:val="18"/>
+                <w:color w:val="000000"/>
+              </w:rPr>
+            </w:pPr>
+            <w:r>
+              <w:rPr>
+                <w:rFonts w:ascii="Arial" w:hAnsi="Arial" w:eastAsia="Arial" w:cs="Arial"/>
+                <w:i w:val="false"/>
+                <w:b w:val="false"/>
+                <w:u w:val="none"/>
+                <w:strike w:val="false"/>
+                <w:sz w:val="18"/>
+                <w:szCs w:val="18"/>
+                <w:color w:val="000000"/>
+              </w:rPr>
+              <w:t xml:space="preserve">Expert-to-expert</w:t>
             </w:r>
           </w:p>
         </w:tc>
@@ -2073,35 +3769,36 @@
                 <w:right w:val="none" w:sz="0" w:space="0" w:color="000000"/>
               </w:pBdr>
               <w:spacing w:after="60" w:before="60" w:line="240"/>
-              <w:ind w:left="20" w:right="20" w:firstLine="0" w:firstLineChars="0"/>
-              <w:rPr>
-                <w:rFonts w:ascii="Arial" w:hAnsi="Arial" w:eastAsia="Arial" w:cs="Arial"/>
-                <w:i w:val="false"/>
-                <w:b w:val="false"/>
-                <w:u w:val="none"/>
-                <w:strike w:val="false"/>
-                <w:sz w:val="18"/>
-                <w:szCs w:val="18"/>
-                <w:color w:val="000000"/>
-              </w:rPr>
-            </w:pPr>
-            <w:r>
-              <w:rPr>
-                <w:rFonts w:ascii="Arial" w:hAnsi="Arial" w:eastAsia="Arial" w:cs="Arial"/>
-                <w:i w:val="false"/>
-                <w:b w:val="false"/>
-                <w:u w:val="none"/>
-                <w:strike w:val="false"/>
-                <w:sz w:val="18"/>
-                <w:szCs w:val="18"/>
-                <w:color w:val="000000"/>
-              </w:rPr>
-              <w:t xml:space="preserve">—</w:t>
-            </w:r>
-          </w:p>
-        </w:tc>
-        <w:tc>
-          <w:tcPr>
+              <w:ind w:left="60" w:right="60" w:firstLine="0" w:firstLineChars="0"/>
+              <w:rPr>
+                <w:rFonts w:ascii="Arial" w:hAnsi="Arial" w:eastAsia="Arial" w:cs="Arial"/>
+                <w:i w:val="false"/>
+                <w:b w:val="false"/>
+                <w:u w:val="none"/>
+                <w:strike w:val="false"/>
+                <w:sz w:val="18"/>
+                <w:szCs w:val="18"/>
+                <w:color w:val="000000"/>
+              </w:rPr>
+            </w:pPr>
+            <w:r>
+              <w:rPr>
+                <w:rFonts w:ascii="Arial" w:hAnsi="Arial" w:eastAsia="Arial" w:cs="Arial"/>
+                <w:i w:val="false"/>
+                <w:b w:val="false"/>
+                <w:u w:val="none"/>
+                <w:strike w:val="false"/>
+                <w:sz w:val="18"/>
+                <w:szCs w:val="18"/>
+                <w:color w:val="000000"/>
+              </w:rPr>
+              <w:t xml:space="preserve">D1–D5</w:t>
+            </w:r>
+          </w:p>
+        </w:tc>
+        <w:tc>
+          <w:tcPr>
+            <w:gridSpan w:val="3"/>
             <w:tcBorders>
               <w:bottom w:val="single" w:sz="8" w:space="0" w:color="000000"/>
               <w:top w:val="none" w:sz="0" w:space="0" w:color="000000"/>
@@ -2129,30 +3826,112 @@
                 <w:right w:val="none" w:sz="0" w:space="0" w:color="000000"/>
               </w:pBdr>
               <w:spacing w:after="60" w:before="60" w:line="240"/>
-              <w:ind w:left="20" w:right="20" w:firstLine="0" w:firstLineChars="0"/>
-              <w:rPr>
-                <w:rFonts w:ascii="Arial" w:hAnsi="Arial" w:eastAsia="Arial" w:cs="Arial"/>
-                <w:i w:val="false"/>
-                <w:b w:val="false"/>
-                <w:u w:val="none"/>
-                <w:strike w:val="false"/>
-                <w:sz w:val="18"/>
-                <w:szCs w:val="18"/>
-                <w:color w:val="000000"/>
-              </w:rPr>
-            </w:pPr>
-            <w:r>
-              <w:rPr>
-                <w:rFonts w:ascii="Arial" w:hAnsi="Arial" w:eastAsia="Arial" w:cs="Arial"/>
-                <w:i w:val="false"/>
-                <w:b w:val="false"/>
-                <w:u w:val="none"/>
-                <w:strike w:val="false"/>
-                <w:sz w:val="18"/>
-                <w:szCs w:val="18"/>
-                <w:color w:val="000000"/>
-              </w:rPr>
-              <w:t xml:space="preserve">28.6 (19.8–37.4)</w:t>
+              <w:ind w:left="60" w:right="60" w:firstLine="0" w:firstLineChars="0"/>
+              <w:rPr>
+                <w:rFonts w:ascii="Arial" w:hAnsi="Arial" w:eastAsia="Arial" w:cs="Arial"/>
+                <w:i w:val="false"/>
+                <w:b w:val="false"/>
+                <w:u w:val="none"/>
+                <w:strike w:val="false"/>
+                <w:sz w:val="18"/>
+                <w:szCs w:val="18"/>
+                <w:color w:val="000000"/>
+              </w:rPr>
+            </w:pPr>
+            <w:r>
+              <w:rPr>
+                <w:rFonts w:ascii="Arial" w:hAnsi="Arial" w:eastAsia="Arial" w:cs="Arial"/>
+                <w:i w:val="false"/>
+                <w:b w:val="false"/>
+                <w:u w:val="none"/>
+                <w:strike w:val="false"/>
+                <w:sz w:val="18"/>
+                <w:szCs w:val="18"/>
+                <w:color w:val="000000"/>
+              </w:rPr>
+              <w:t xml:space="preserve">388/510 (76.1%)</w:t>
+            </w:r>
+            <w:r>
+              <w:rPr>
+                <w:rFonts w:ascii="Arial" w:hAnsi="Arial" w:eastAsia="Arial" w:cs="Arial"/>
+                <w:i w:val="false"/>
+                <w:b w:val="false"/>
+                <w:u w:val="none"/>
+                <w:strike w:val="false"/>
+                <w:sz w:val="18"/>
+                <w:szCs w:val="18"/>
+                <w:color w:val="000000"/>
+              </w:rPr>
+              <w:br/>
+            </w:r>
+            <w:r>
+              <w:rPr>
+                <w:rFonts w:ascii="Arial" w:hAnsi="Arial" w:eastAsia="Arial" w:cs="Arial"/>
+                <w:i w:val="false"/>
+                <w:b w:val="false"/>
+                <w:u w:val="none"/>
+                <w:strike w:val="false"/>
+                <w:sz w:val="18"/>
+                <w:szCs w:val="18"/>
+                <w:color w:val="000000"/>
+              </w:rPr>
+              <w:t xml:space="preserve">κ 0.59</w:t>
+            </w:r>
+          </w:p>
+        </w:tc>
+        <w:tc>
+          <w:tcPr>
+            <w:tcBorders>
+              <w:bottom w:val="single" w:sz="8" w:space="0" w:color="000000"/>
+              <w:top w:val="none" w:sz="0" w:space="0" w:color="000000"/>
+              <w:left w:val="none" w:sz="0" w:space="0" w:color="000000"/>
+              <w:right w:val="none" w:sz="0" w:space="0" w:color="000000"/>
+            </w:tcBorders>
+            <w:shd w:val="clear" w:color="auto" w:fill="FFFFFF"/>
+            <w:tcMar>
+              <w:top w:w="0" w:type="dxa"/>
+              <w:bottom w:w="0" w:type="dxa"/>
+              <w:left w:w="0" w:type="dxa"/>
+              <w:right w:w="0" w:type="dxa"/>
+            </w:tcMar>
+            <w:vAlign w:val="top"/>
+          </w:tcPr>
+          <w:p>
+            <w:pPr>
+              <w:pStyle w:val="Normal"/>
+              <w:jc w:val="left"/>
+              <w:keepNext/>
+              <w:pBdr>
+                <w:bottom w:val="none" w:sz="0" w:space="0" w:color="000000"/>
+                <w:top w:val="none" w:sz="0" w:space="0" w:color="000000"/>
+                <w:left w:val="none" w:sz="0" w:space="0" w:color="000000"/>
+                <w:right w:val="none" w:sz="0" w:space="0" w:color="000000"/>
+              </w:pBdr>
+              <w:spacing w:after="60" w:before="60" w:line="240"/>
+              <w:ind w:left="60" w:right="60" w:firstLine="0" w:firstLineChars="0"/>
+              <w:rPr>
+                <w:rFonts w:ascii="Arial" w:hAnsi="Arial" w:eastAsia="Arial" w:cs="Arial"/>
+                <w:i w:val="false"/>
+                <w:b w:val="false"/>
+                <w:u w:val="none"/>
+                <w:strike w:val="false"/>
+                <w:sz w:val="18"/>
+                <w:szCs w:val="18"/>
+                <w:color w:val="000000"/>
+              </w:rPr>
+            </w:pPr>
+            <w:r>
+              <w:rPr>
+                <w:rFonts w:ascii="Arial" w:hAnsi="Arial" w:eastAsia="Arial" w:cs="Arial"/>
+                <w:i w:val="false"/>
+                <w:b w:val="false"/>
+                <w:u w:val="none"/>
+                <w:strike w:val="false"/>
+                <w:sz w:val="18"/>
+                <w:szCs w:val="18"/>
+                <w:color w:val="000000"/>
+              </w:rPr>
+              <w:t xml:space="preserve"/>
             </w:r>
           </w:p>
         </w:tc>
@@ -2164,7 +3943,7 @@
         </w:trPr>
         <w:tc>
           <w:tcPr>
-            <w:gridSpan w:val="3"/>
+            <w:gridSpan w:val="6"/>
             <w:tcBorders>
               <w:bottom w:val="none" w:sz="0" w:space="0" w:color="FFFFFF"/>
               <w:top w:val="single" w:sz="8" w:space="0" w:color="000000"/>
@@ -2191,30 +3970,30 @@
                 <w:right w:val="none" w:sz="0" w:space="0" w:color="000000"/>
               </w:pBdr>
               <w:spacing w:after="100" w:before="100" w:line="240"/>
-              <w:ind w:left="20" w:right="20" w:firstLine="0" w:firstLineChars="0"/>
-              <w:rPr>
-                <w:rFonts w:ascii="Arial" w:hAnsi="Arial" w:eastAsia="Arial" w:cs="Arial"/>
-                <w:i w:val="false"/>
-                <w:b w:val="false"/>
-                <w:u w:val="none"/>
-                <w:strike w:val="false"/>
-                <w:sz w:val="18"/>
-                <w:szCs w:val="18"/>
-                <w:color w:val="000000"/>
-              </w:rPr>
-            </w:pPr>
-            <w:r>
-              <w:rPr>
-                <w:rFonts w:ascii="Arial" w:hAnsi="Arial" w:eastAsia="Arial" w:cs="Arial"/>
-                <w:i w:val="false"/>
-                <w:b w:val="false"/>
-                <w:u w:val="none"/>
-                <w:strike w:val="false"/>
-                <w:sz w:val="18"/>
-                <w:szCs w:val="18"/>
-                <w:color w:val="000000"/>
-              </w:rPr>
-              <w:t xml:space="preserve">All comparisons use the 154 domain ratings reviewed because at least one arm differed from the published label. These comparisons cannot estimate agreement or published-label accuracy in the full benchmark. Adjudicators used no AI; each independent rating was made and frozen before the adjudicator saw any label. They then saw only three labels in an order randomised per cell, without rationales or quotations.  Linearly weighted Cohen’s κ; AC2 is in eTable 13; raw agreement is n/N (x.x%; 95% CI a–b). Post hoc paired differences are ARBITER minus Unassisted agreement with the same independent rating, in percentage points. CI, confidence interval; 10,000 percentile bootstrap replicates, trials resampled within meta-analysis; seed 20261018.</w:t>
+              <w:ind w:left="100" w:right="100" w:firstLine="0" w:firstLineChars="0"/>
+              <w:rPr>
+                <w:rFonts w:ascii="Arial" w:hAnsi="Arial" w:eastAsia="Arial" w:cs="Arial"/>
+                <w:i w:val="false"/>
+                <w:b w:val="false"/>
+                <w:u w:val="none"/>
+                <w:strike w:val="false"/>
+                <w:sz w:val="18"/>
+                <w:szCs w:val="18"/>
+                <w:color w:val="000000"/>
+              </w:rPr>
+            </w:pPr>
+            <w:r>
+              <w:rPr>
+                <w:rFonts w:ascii="Arial" w:hAnsi="Arial" w:eastAsia="Arial" w:cs="Arial"/>
+                <w:i w:val="false"/>
+                <w:b w:val="false"/>
+                <w:u w:val="none"/>
+                <w:strike w:val="false"/>
+                <w:sz w:val="18"/>
+                <w:szCs w:val="18"/>
+                <w:color w:val="000000"/>
+              </w:rPr>
+              <w:t xml:space="preserve">Each source cell reports exact agreement n/N (%) and linearly weighted κ. Differences are ARBITER − Unassisted exact agreement in percentage points (95% CI). Overall uses the same 81 trials with observed Published Overall for every source; 21 published labels are missing and excluded. Agreed-reference Overall retains 42 of these trials. Mean of experts is the arithmetic mean of the two expert-specific estimates, not pooled independent observations; only percentages and κ are displayed for this row. Its difference is the mean of the two expert-specific paired differences; the CI is the percentile interval of their mean within each shared bootstrap replicate. The agreed reference retains cells with equal independent expert ratings (388 domain cells; 42 matched Overall trials). The expert-to-expert foot row compares the two independent ratings. Full estimates, all-trial Overall (102 trials; agreed reference 52) and all paired contrasts appear in eTable 2. CI, confidence interval; 10,000 percentile bootstrap replicates, trials resampled within meta-analysis; seed 20261018.</w:t>
             </w:r>
           </w:p>
         </w:tc>

--- a/analysis/output/manuscript/Table2.docx
+++ b/analysis/output/manuscript/Table2.docx
@@ -7,7 +7,7 @@
         <w:pStyle w:val="Titre1"/>
       </w:pPr>
       <w:r>
-        <w:t xml:space="preserve">Table 2 Independent experts agreed more often with ARBITER</w:t>
+        <w:t xml:space="preserve">Table 2 Unassisted domain ratings sometimes broke the RoB 2 rules</w:t>
       </w:r>
     </w:p>
     <w:tbl xmlns:a="http://schemas.openxmlformats.org/drawingml/2006/main" xmlns:pic="http://schemas.openxmlformats.org/drawingml/2006/picture">
@@ -17,12 +17,9 @@
         <w:tblLook w:firstRow="1" w:lastRow="0" w:firstColumn="0" w:lastColumn="0" w:noHBand="0" w:noVBand="1"/>
       </w:tblPr>
       <w:tblGrid>
-        <w:gridCol w:w="1512"/>
-        <w:gridCol w:w="792"/>
-        <w:gridCol w:w="1800"/>
-        <w:gridCol w:w="1800"/>
-        <w:gridCol w:w="1800"/>
-        <w:gridCol w:w="2160"/>
+        <w:gridCol w:w="3288"/>
+        <w:gridCol w:w="3288"/>
+        <w:gridCol w:w="3288"/>
       </w:tblGrid>
       <w:tr>
         <w:trPr>
@@ -82,7 +79,7 @@
                 <w:szCs w:val="18"/>
                 <w:color w:val="000000"/>
               </w:rPr>
-              <w:t xml:space="preserve">Reference</w:t>
+              <w:t xml:space="preserve">Measure</w:t>
             </w:r>
           </w:p>
         </w:tc>
@@ -138,7 +135,7 @@
                 <w:szCs w:val="18"/>
                 <w:color w:val="000000"/>
               </w:rPr>
-              <w:t xml:space="preserve">Domain</w:t>
+              <w:t xml:space="preserve">Unassisted</w:t>
             </w:r>
           </w:p>
         </w:tc>
@@ -195,174 +192,6 @@
                 <w:color w:val="000000"/>
               </w:rPr>
               <w:t xml:space="preserve">ARBITER</w:t>
-            </w:r>
-          </w:p>
-        </w:tc>
-        <w:tc>
-          <w:tcPr>
-            <w:tcBorders>
-              <w:bottom w:val="single" w:sz="5" w:space="0" w:color="000000"/>
-              <w:top w:val="single" w:sz="8" w:space="0" w:color="000000"/>
-              <w:left w:val="none" w:sz="0" w:space="0" w:color="000000"/>
-              <w:right w:val="none" w:sz="0" w:space="0" w:color="000000"/>
-            </w:tcBorders>
-            <w:shd w:val="clear" w:color="auto" w:fill="FFFFFF"/>
-            <w:tcMar>
-              <w:top w:w="0" w:type="dxa"/>
-              <w:bottom w:w="0" w:type="dxa"/>
-              <w:left w:w="0" w:type="dxa"/>
-              <w:right w:w="0" w:type="dxa"/>
-            </w:tcMar>
-            <w:vAlign w:val="top"/>
-          </w:tcPr>
-          <w:p>
-            <w:pPr>
-              <w:pStyle w:val="Normal"/>
-              <w:jc w:val="left"/>
-              <w:keepNext/>
-              <w:pBdr>
-                <w:bottom w:val="none" w:sz="0" w:space="0" w:color="000000"/>
-                <w:top w:val="none" w:sz="0" w:space="0" w:color="000000"/>
-                <w:left w:val="none" w:sz="0" w:space="0" w:color="000000"/>
-                <w:right w:val="none" w:sz="0" w:space="0" w:color="000000"/>
-              </w:pBdr>
-              <w:spacing w:after="60" w:before="60" w:line="240"/>
-              <w:ind w:left="60" w:right="60" w:firstLine="0" w:firstLineChars="0"/>
-              <w:rPr>
-                <w:rFonts w:ascii="Arial" w:hAnsi="Arial" w:eastAsia="Arial" w:cs="Arial"/>
-                <w:i w:val="false"/>
-                <w:b w:val="true"/>
-                <w:u w:val="none"/>
-                <w:strike w:val="false"/>
-                <w:sz w:val="18"/>
-                <w:szCs w:val="18"/>
-                <w:color w:val="000000"/>
-              </w:rPr>
-            </w:pPr>
-            <w:r>
-              <w:rPr>
-                <w:rFonts w:ascii="Arial" w:hAnsi="Arial" w:eastAsia="Arial" w:cs="Arial"/>
-                <w:i w:val="false"/>
-                <w:b w:val="true"/>
-                <w:u w:val="none"/>
-                <w:strike w:val="false"/>
-                <w:sz w:val="18"/>
-                <w:szCs w:val="18"/>
-                <w:color w:val="000000"/>
-              </w:rPr>
-              <w:t xml:space="preserve">Unassisted</w:t>
-            </w:r>
-          </w:p>
-        </w:tc>
-        <w:tc>
-          <w:tcPr>
-            <w:tcBorders>
-              <w:bottom w:val="single" w:sz="5" w:space="0" w:color="000000"/>
-              <w:top w:val="single" w:sz="8" w:space="0" w:color="000000"/>
-              <w:left w:val="none" w:sz="0" w:space="0" w:color="000000"/>
-              <w:right w:val="none" w:sz="0" w:space="0" w:color="000000"/>
-            </w:tcBorders>
-            <w:shd w:val="clear" w:color="auto" w:fill="FFFFFF"/>
-            <w:tcMar>
-              <w:top w:w="0" w:type="dxa"/>
-              <w:bottom w:w="0" w:type="dxa"/>
-              <w:left w:w="0" w:type="dxa"/>
-              <w:right w:w="0" w:type="dxa"/>
-            </w:tcMar>
-            <w:vAlign w:val="top"/>
-          </w:tcPr>
-          <w:p>
-            <w:pPr>
-              <w:pStyle w:val="Normal"/>
-              <w:jc w:val="left"/>
-              <w:keepNext/>
-              <w:pBdr>
-                <w:bottom w:val="none" w:sz="0" w:space="0" w:color="000000"/>
-                <w:top w:val="none" w:sz="0" w:space="0" w:color="000000"/>
-                <w:left w:val="none" w:sz="0" w:space="0" w:color="000000"/>
-                <w:right w:val="none" w:sz="0" w:space="0" w:color="000000"/>
-              </w:pBdr>
-              <w:spacing w:after="60" w:before="60" w:line="240"/>
-              <w:ind w:left="60" w:right="60" w:firstLine="0" w:firstLineChars="0"/>
-              <w:rPr>
-                <w:rFonts w:ascii="Arial" w:hAnsi="Arial" w:eastAsia="Arial" w:cs="Arial"/>
-                <w:i w:val="false"/>
-                <w:b w:val="true"/>
-                <w:u w:val="none"/>
-                <w:strike w:val="false"/>
-                <w:sz w:val="18"/>
-                <w:szCs w:val="18"/>
-                <w:color w:val="000000"/>
-              </w:rPr>
-            </w:pPr>
-            <w:r>
-              <w:rPr>
-                <w:rFonts w:ascii="Arial" w:hAnsi="Arial" w:eastAsia="Arial" w:cs="Arial"/>
-                <w:i w:val="false"/>
-                <w:b w:val="true"/>
-                <w:u w:val="none"/>
-                <w:strike w:val="false"/>
-                <w:sz w:val="18"/>
-                <w:szCs w:val="18"/>
-                <w:color w:val="000000"/>
-              </w:rPr>
-              <w:t xml:space="preserve">Published</w:t>
-            </w:r>
-          </w:p>
-        </w:tc>
-        <w:tc>
-          <w:tcPr>
-            <w:tcBorders>
-              <w:bottom w:val="single" w:sz="5" w:space="0" w:color="000000"/>
-              <w:top w:val="single" w:sz="8" w:space="0" w:color="000000"/>
-              <w:left w:val="none" w:sz="0" w:space="0" w:color="000000"/>
-              <w:right w:val="none" w:sz="0" w:space="0" w:color="000000"/>
-            </w:tcBorders>
-            <w:shd w:val="clear" w:color="auto" w:fill="FFFFFF"/>
-            <w:tcMar>
-              <w:top w:w="0" w:type="dxa"/>
-              <w:bottom w:w="0" w:type="dxa"/>
-              <w:left w:w="0" w:type="dxa"/>
-              <w:right w:w="0" w:type="dxa"/>
-            </w:tcMar>
-            <w:vAlign w:val="top"/>
-          </w:tcPr>
-          <w:p>
-            <w:pPr>
-              <w:pStyle w:val="Normal"/>
-              <w:jc w:val="left"/>
-              <w:keepNext/>
-              <w:pBdr>
-                <w:bottom w:val="none" w:sz="0" w:space="0" w:color="000000"/>
-                <w:top w:val="none" w:sz="0" w:space="0" w:color="000000"/>
-                <w:left w:val="none" w:sz="0" w:space="0" w:color="000000"/>
-                <w:right w:val="none" w:sz="0" w:space="0" w:color="000000"/>
-              </w:pBdr>
-              <w:spacing w:after="60" w:before="60" w:line="240"/>
-              <w:ind w:left="60" w:right="60" w:firstLine="0" w:firstLineChars="0"/>
-              <w:rPr>
-                <w:rFonts w:ascii="Arial" w:hAnsi="Arial" w:eastAsia="Arial" w:cs="Arial"/>
-                <w:i w:val="false"/>
-                <w:b w:val="true"/>
-                <w:u w:val="none"/>
-                <w:strike w:val="false"/>
-                <w:sz w:val="18"/>
-                <w:szCs w:val="18"/>
-                <w:color w:val="000000"/>
-              </w:rPr>
-            </w:pPr>
-            <w:r>
-              <w:rPr>
-                <w:rFonts w:ascii="Arial" w:hAnsi="Arial" w:eastAsia="Arial" w:cs="Arial"/>
-                <w:i w:val="false"/>
-                <w:b w:val="true"/>
-                <w:u w:val="none"/>
-                <w:strike w:val="false"/>
-                <w:sz w:val="18"/>
-                <w:szCs w:val="18"/>
-                <w:color w:val="000000"/>
-              </w:rPr>
-              <w:t xml:space="preserve">ARBITER − Unassisted</w:t>
             </w:r>
           </w:p>
         </w:tc>
@@ -370,10 +199,11 @@
       <w:tr>
         <w:trPr>
           <w:cantSplit/>
-          <w:trHeight w:val="696" w:hRule="auto"/>
+          <w:trHeight w:val="480" w:hRule="auto"/>
         </w:trPr>
         <w:tc>
           <w:tcPr>
+            <w:gridSpan w:val="3"/>
             <w:tcBorders>
               <w:bottom w:val="none" w:sz="0" w:space="0" w:color="000000"/>
               <w:top w:val="single" w:sz="5" w:space="0" w:color="000000"/>
@@ -404,379 +234,26 @@
               <w:rPr>
                 <w:rFonts w:ascii="Arial" w:hAnsi="Arial" w:eastAsia="Arial" w:cs="Arial"/>
                 <w:i w:val="false"/>
-                <w:b w:val="false"/>
-                <w:u w:val="none"/>
-                <w:strike w:val="false"/>
-                <w:sz w:val="18"/>
-                <w:szCs w:val="18"/>
-                <w:color w:val="000000"/>
-              </w:rPr>
-            </w:pPr>
-            <w:r>
-              <w:rPr>
-                <w:rFonts w:ascii="Arial" w:hAnsi="Arial" w:eastAsia="Arial" w:cs="Arial"/>
-                <w:i w:val="false"/>
-                <w:b w:val="false"/>
-                <w:u w:val="none"/>
-                <w:strike w:val="false"/>
-                <w:sz w:val="18"/>
-                <w:szCs w:val="18"/>
-                <w:color w:val="000000"/>
-              </w:rPr>
-              <w:t xml:space="preserve">Adjudicator 1</w:t>
-            </w:r>
-          </w:p>
-        </w:tc>
-        <w:tc>
-          <w:tcPr>
-            <w:tcBorders>
-              <w:bottom w:val="none" w:sz="0" w:space="0" w:color="000000"/>
-              <w:top w:val="single" w:sz="5" w:space="0" w:color="000000"/>
-              <w:left w:val="none" w:sz="0" w:space="0" w:color="000000"/>
-              <w:right w:val="none" w:sz="0" w:space="0" w:color="000000"/>
-            </w:tcBorders>
-            <w:shd w:val="clear" w:color="auto" w:fill="FFFFFF"/>
-            <w:tcMar>
-              <w:top w:w="0" w:type="dxa"/>
-              <w:bottom w:w="0" w:type="dxa"/>
-              <w:left w:w="0" w:type="dxa"/>
-              <w:right w:w="0" w:type="dxa"/>
-            </w:tcMar>
-            <w:vAlign w:val="top"/>
-          </w:tcPr>
-          <w:p>
-            <w:pPr>
-              <w:pStyle w:val="Normal"/>
-              <w:jc w:val="left"/>
-              <w:pBdr>
-                <w:bottom w:val="none" w:sz="0" w:space="0" w:color="000000"/>
-                <w:top w:val="none" w:sz="0" w:space="0" w:color="000000"/>
-                <w:left w:val="none" w:sz="0" w:space="0" w:color="000000"/>
-                <w:right w:val="none" w:sz="0" w:space="0" w:color="000000"/>
-              </w:pBdr>
-              <w:spacing w:after="60" w:before="60" w:line="240"/>
-              <w:ind w:left="60" w:right="60" w:firstLine="0" w:firstLineChars="0"/>
-              <w:rPr>
-                <w:rFonts w:ascii="Arial" w:hAnsi="Arial" w:eastAsia="Arial" w:cs="Arial"/>
-                <w:i w:val="false"/>
-                <w:b w:val="false"/>
-                <w:u w:val="none"/>
-                <w:strike w:val="false"/>
-                <w:sz w:val="18"/>
-                <w:szCs w:val="18"/>
-                <w:color w:val="000000"/>
-              </w:rPr>
-            </w:pPr>
-            <w:r>
-              <w:rPr>
-                <w:rFonts w:ascii="Arial" w:hAnsi="Arial" w:eastAsia="Arial" w:cs="Arial"/>
-                <w:i w:val="false"/>
-                <w:b w:val="false"/>
-                <w:u w:val="none"/>
-                <w:strike w:val="false"/>
-                <w:sz w:val="18"/>
-                <w:szCs w:val="18"/>
-                <w:color w:val="000000"/>
-              </w:rPr>
-              <w:t xml:space="preserve">D1–D5</w:t>
-            </w:r>
-          </w:p>
-        </w:tc>
-        <w:tc>
-          <w:tcPr>
-            <w:tcBorders>
-              <w:bottom w:val="none" w:sz="0" w:space="0" w:color="000000"/>
-              <w:top w:val="single" w:sz="5" w:space="0" w:color="000000"/>
-              <w:left w:val="none" w:sz="0" w:space="0" w:color="000000"/>
-              <w:right w:val="none" w:sz="0" w:space="0" w:color="000000"/>
-            </w:tcBorders>
-            <w:shd w:val="clear" w:color="auto" w:fill="FFFFFF"/>
-            <w:tcMar>
-              <w:top w:w="0" w:type="dxa"/>
-              <w:bottom w:w="0" w:type="dxa"/>
-              <w:left w:w="0" w:type="dxa"/>
-              <w:right w:w="0" w:type="dxa"/>
-            </w:tcMar>
-            <w:vAlign w:val="top"/>
-          </w:tcPr>
-          <w:p>
-            <w:pPr>
-              <w:pStyle w:val="Normal"/>
-              <w:jc w:val="left"/>
-              <w:pBdr>
-                <w:bottom w:val="none" w:sz="0" w:space="0" w:color="000000"/>
-                <w:top w:val="none" w:sz="0" w:space="0" w:color="000000"/>
-                <w:left w:val="none" w:sz="0" w:space="0" w:color="000000"/>
-                <w:right w:val="none" w:sz="0" w:space="0" w:color="000000"/>
-              </w:pBdr>
-              <w:spacing w:after="60" w:before="60" w:line="240"/>
-              <w:ind w:left="60" w:right="60" w:firstLine="0" w:firstLineChars="0"/>
-              <w:rPr>
-                <w:rFonts w:ascii="Arial" w:hAnsi="Arial" w:eastAsia="Arial" w:cs="Arial"/>
-                <w:i w:val="false"/>
-                <w:b w:val="false"/>
-                <w:u w:val="none"/>
-                <w:strike w:val="false"/>
-                <w:sz w:val="18"/>
-                <w:szCs w:val="18"/>
-                <w:color w:val="000000"/>
-              </w:rPr>
-            </w:pPr>
-            <w:r>
-              <w:rPr>
-                <w:rFonts w:ascii="Arial" w:hAnsi="Arial" w:eastAsia="Arial" w:cs="Arial"/>
-                <w:i w:val="false"/>
-                <w:b w:val="false"/>
-                <w:u w:val="none"/>
-                <w:strike w:val="false"/>
-                <w:sz w:val="18"/>
-                <w:szCs w:val="18"/>
-                <w:color w:val="000000"/>
-              </w:rPr>
-              <w:t xml:space="preserve">371/510 (72.7%)</w:t>
-            </w:r>
-            <w:r>
-              <w:rPr>
-                <w:rFonts w:ascii="Arial" w:hAnsi="Arial" w:eastAsia="Arial" w:cs="Arial"/>
-                <w:i w:val="false"/>
-                <w:b w:val="false"/>
-                <w:u w:val="none"/>
-                <w:strike w:val="false"/>
-                <w:sz w:val="18"/>
-                <w:szCs w:val="18"/>
-                <w:color w:val="000000"/>
-              </w:rPr>
-              <w:br/>
-            </w:r>
-            <w:r>
-              <w:rPr>
-                <w:rFonts w:ascii="Arial" w:hAnsi="Arial" w:eastAsia="Arial" w:cs="Arial"/>
-                <w:i w:val="false"/>
-                <w:b w:val="false"/>
-                <w:u w:val="none"/>
-                <w:strike w:val="false"/>
-                <w:sz w:val="18"/>
-                <w:szCs w:val="18"/>
-                <w:color w:val="000000"/>
-              </w:rPr>
-              <w:t xml:space="preserve">κ 0.51</w:t>
-            </w:r>
-          </w:p>
-        </w:tc>
-        <w:tc>
-          <w:tcPr>
-            <w:tcBorders>
-              <w:bottom w:val="none" w:sz="0" w:space="0" w:color="000000"/>
-              <w:top w:val="single" w:sz="5" w:space="0" w:color="000000"/>
-              <w:left w:val="none" w:sz="0" w:space="0" w:color="000000"/>
-              <w:right w:val="none" w:sz="0" w:space="0" w:color="000000"/>
-            </w:tcBorders>
-            <w:shd w:val="clear" w:color="auto" w:fill="FFFFFF"/>
-            <w:tcMar>
-              <w:top w:w="0" w:type="dxa"/>
-              <w:bottom w:w="0" w:type="dxa"/>
-              <w:left w:w="0" w:type="dxa"/>
-              <w:right w:w="0" w:type="dxa"/>
-            </w:tcMar>
-            <w:vAlign w:val="top"/>
-          </w:tcPr>
-          <w:p>
-            <w:pPr>
-              <w:pStyle w:val="Normal"/>
-              <w:jc w:val="left"/>
-              <w:pBdr>
-                <w:bottom w:val="none" w:sz="0" w:space="0" w:color="000000"/>
-                <w:top w:val="none" w:sz="0" w:space="0" w:color="000000"/>
-                <w:left w:val="none" w:sz="0" w:space="0" w:color="000000"/>
-                <w:right w:val="none" w:sz="0" w:space="0" w:color="000000"/>
-              </w:pBdr>
-              <w:spacing w:after="60" w:before="60" w:line="240"/>
-              <w:ind w:left="60" w:right="60" w:firstLine="0" w:firstLineChars="0"/>
-              <w:rPr>
-                <w:rFonts w:ascii="Arial" w:hAnsi="Arial" w:eastAsia="Arial" w:cs="Arial"/>
-                <w:i w:val="false"/>
-                <w:b w:val="false"/>
-                <w:u w:val="none"/>
-                <w:strike w:val="false"/>
-                <w:sz w:val="18"/>
-                <w:szCs w:val="18"/>
-                <w:color w:val="000000"/>
-              </w:rPr>
-            </w:pPr>
-            <w:r>
-              <w:rPr>
-                <w:rFonts w:ascii="Arial" w:hAnsi="Arial" w:eastAsia="Arial" w:cs="Arial"/>
-                <w:i w:val="false"/>
-                <w:b w:val="false"/>
-                <w:u w:val="none"/>
-                <w:strike w:val="false"/>
-                <w:sz w:val="18"/>
-                <w:szCs w:val="18"/>
-                <w:color w:val="000000"/>
-              </w:rPr>
-              <w:t xml:space="preserve">332/510 (65.1%)</w:t>
-            </w:r>
-            <w:r>
-              <w:rPr>
-                <w:rFonts w:ascii="Arial" w:hAnsi="Arial" w:eastAsia="Arial" w:cs="Arial"/>
-                <w:i w:val="false"/>
-                <w:b w:val="false"/>
-                <w:u w:val="none"/>
-                <w:strike w:val="false"/>
-                <w:sz w:val="18"/>
-                <w:szCs w:val="18"/>
-                <w:color w:val="000000"/>
-              </w:rPr>
-              <w:br/>
-            </w:r>
-            <w:r>
-              <w:rPr>
-                <w:rFonts w:ascii="Arial" w:hAnsi="Arial" w:eastAsia="Arial" w:cs="Arial"/>
-                <w:i w:val="false"/>
-                <w:b w:val="false"/>
-                <w:u w:val="none"/>
-                <w:strike w:val="false"/>
-                <w:sz w:val="18"/>
-                <w:szCs w:val="18"/>
-                <w:color w:val="000000"/>
-              </w:rPr>
-              <w:t xml:space="preserve">κ 0.35</w:t>
-            </w:r>
-          </w:p>
-        </w:tc>
-        <w:tc>
-          <w:tcPr>
-            <w:tcBorders>
-              <w:bottom w:val="none" w:sz="0" w:space="0" w:color="000000"/>
-              <w:top w:val="single" w:sz="5" w:space="0" w:color="000000"/>
-              <w:left w:val="none" w:sz="0" w:space="0" w:color="000000"/>
-              <w:right w:val="none" w:sz="0" w:space="0" w:color="000000"/>
-            </w:tcBorders>
-            <w:shd w:val="clear" w:color="auto" w:fill="FFFFFF"/>
-            <w:tcMar>
-              <w:top w:w="0" w:type="dxa"/>
-              <w:bottom w:w="0" w:type="dxa"/>
-              <w:left w:w="0" w:type="dxa"/>
-              <w:right w:w="0" w:type="dxa"/>
-            </w:tcMar>
-            <w:vAlign w:val="top"/>
-          </w:tcPr>
-          <w:p>
-            <w:pPr>
-              <w:pStyle w:val="Normal"/>
-              <w:jc w:val="left"/>
-              <w:pBdr>
-                <w:bottom w:val="none" w:sz="0" w:space="0" w:color="000000"/>
-                <w:top w:val="none" w:sz="0" w:space="0" w:color="000000"/>
-                <w:left w:val="none" w:sz="0" w:space="0" w:color="000000"/>
-                <w:right w:val="none" w:sz="0" w:space="0" w:color="000000"/>
-              </w:pBdr>
-              <w:spacing w:after="60" w:before="60" w:line="240"/>
-              <w:ind w:left="60" w:right="60" w:firstLine="0" w:firstLineChars="0"/>
-              <w:rPr>
-                <w:rFonts w:ascii="Arial" w:hAnsi="Arial" w:eastAsia="Arial" w:cs="Arial"/>
-                <w:i w:val="false"/>
-                <w:b w:val="false"/>
-                <w:u w:val="none"/>
-                <w:strike w:val="false"/>
-                <w:sz w:val="18"/>
-                <w:szCs w:val="18"/>
-                <w:color w:val="000000"/>
-              </w:rPr>
-            </w:pPr>
-            <w:r>
-              <w:rPr>
-                <w:rFonts w:ascii="Arial" w:hAnsi="Arial" w:eastAsia="Arial" w:cs="Arial"/>
-                <w:i w:val="false"/>
-                <w:b w:val="false"/>
-                <w:u w:val="none"/>
-                <w:strike w:val="false"/>
-                <w:sz w:val="18"/>
-                <w:szCs w:val="18"/>
-                <w:color w:val="000000"/>
-              </w:rPr>
-              <w:t xml:space="preserve">301/510 (59.0%)</w:t>
-            </w:r>
-            <w:r>
-              <w:rPr>
-                <w:rFonts w:ascii="Arial" w:hAnsi="Arial" w:eastAsia="Arial" w:cs="Arial"/>
-                <w:i w:val="false"/>
-                <w:b w:val="false"/>
-                <w:u w:val="none"/>
-                <w:strike w:val="false"/>
-                <w:sz w:val="18"/>
-                <w:szCs w:val="18"/>
-                <w:color w:val="000000"/>
-              </w:rPr>
-              <w:br/>
-            </w:r>
-            <w:r>
-              <w:rPr>
-                <w:rFonts w:ascii="Arial" w:hAnsi="Arial" w:eastAsia="Arial" w:cs="Arial"/>
-                <w:i w:val="false"/>
-                <w:b w:val="false"/>
-                <w:u w:val="none"/>
-                <w:strike w:val="false"/>
-                <w:sz w:val="18"/>
-                <w:szCs w:val="18"/>
-                <w:color w:val="000000"/>
-              </w:rPr>
-              <w:t xml:space="preserve">κ 0.21</w:t>
-            </w:r>
-          </w:p>
-        </w:tc>
-        <w:tc>
-          <w:tcPr>
-            <w:tcBorders>
-              <w:bottom w:val="none" w:sz="0" w:space="0" w:color="000000"/>
-              <w:top w:val="single" w:sz="5" w:space="0" w:color="000000"/>
-              <w:left w:val="none" w:sz="0" w:space="0" w:color="000000"/>
-              <w:right w:val="none" w:sz="0" w:space="0" w:color="000000"/>
-            </w:tcBorders>
-            <w:shd w:val="clear" w:color="auto" w:fill="FFFFFF"/>
-            <w:tcMar>
-              <w:top w:w="0" w:type="dxa"/>
-              <w:bottom w:w="0" w:type="dxa"/>
-              <w:left w:w="0" w:type="dxa"/>
-              <w:right w:w="0" w:type="dxa"/>
-            </w:tcMar>
-            <w:vAlign w:val="top"/>
-          </w:tcPr>
-          <w:p>
-            <w:pPr>
-              <w:pStyle w:val="Normal"/>
-              <w:jc w:val="left"/>
-              <w:pBdr>
-                <w:bottom w:val="none" w:sz="0" w:space="0" w:color="000000"/>
-                <w:top w:val="none" w:sz="0" w:space="0" w:color="000000"/>
-                <w:left w:val="none" w:sz="0" w:space="0" w:color="000000"/>
-                <w:right w:val="none" w:sz="0" w:space="0" w:color="000000"/>
-              </w:pBdr>
-              <w:spacing w:after="60" w:before="60" w:line="240"/>
-              <w:ind w:left="60" w:right="60" w:firstLine="0" w:firstLineChars="0"/>
-              <w:rPr>
-                <w:rFonts w:ascii="Arial" w:hAnsi="Arial" w:eastAsia="Arial" w:cs="Arial"/>
-                <w:i w:val="false"/>
-                <w:b w:val="false"/>
-                <w:u w:val="none"/>
-                <w:strike w:val="false"/>
-                <w:sz w:val="18"/>
-                <w:szCs w:val="18"/>
-                <w:color w:val="000000"/>
-              </w:rPr>
-            </w:pPr>
-            <w:r>
-              <w:rPr>
-                <w:rFonts w:ascii="Arial" w:hAnsi="Arial" w:eastAsia="Arial" w:cs="Arial"/>
-                <w:i w:val="false"/>
-                <w:b w:val="false"/>
-                <w:u w:val="none"/>
-                <w:strike w:val="false"/>
-                <w:sz w:val="18"/>
-                <w:szCs w:val="18"/>
-                <w:color w:val="000000"/>
-              </w:rPr>
-              <w:t xml:space="preserve">7.6 (5.1–10.2)</w:t>
+                <w:b w:val="true"/>
+                <w:u w:val="none"/>
+                <w:strike w:val="false"/>
+                <w:sz w:val="18"/>
+                <w:szCs w:val="18"/>
+                <w:color w:val="000000"/>
+              </w:rPr>
+            </w:pPr>
+            <w:r>
+              <w:rPr>
+                <w:rFonts w:ascii="Arial" w:hAnsi="Arial" w:eastAsia="Arial" w:cs="Arial"/>
+                <w:i w:val="false"/>
+                <w:b w:val="true"/>
+                <w:u w:val="none"/>
+                <w:strike w:val="false"/>
+                <w:sz w:val="18"/>
+                <w:szCs w:val="18"/>
+                <w:color w:val="000000"/>
+              </w:rPr>
+              <w:t xml:space="preserve">Domain ratings (D1–D5)</w:t>
             </w:r>
           </w:p>
         </w:tc>
@@ -784,7 +261,7 @@
       <w:tr>
         <w:trPr>
           <w:cantSplit/>
-          <w:trHeight w:val="696" w:hRule="auto"/>
+          <w:trHeight w:val="480" w:hRule="auto"/>
         </w:trPr>
         <w:tc>
           <w:tcPr>
@@ -837,7 +314,7 @@
                 <w:szCs w:val="18"/>
                 <w:color w:val="000000"/>
               </w:rPr>
-              <w:t xml:space="preserve">Adjudicator 1</w:t>
+              <w:t xml:space="preserve">Rating contradicts its own answers</w:t>
             </w:r>
           </w:p>
         </w:tc>
@@ -892,7 +369,7 @@
                 <w:szCs w:val="18"/>
                 <w:color w:val="000000"/>
               </w:rPr>
-              <w:t xml:space="preserve">Overall</w:t>
+              <w:t xml:space="preserve">26/509 (5.1%; 3.3–6.9)</w:t>
             </w:r>
           </w:p>
         </w:tc>
@@ -947,250 +424,7 @@
                 <w:szCs w:val="18"/>
                 <w:color w:val="000000"/>
               </w:rPr>
-              <w:t xml:space="preserve">32/81 (39.5%)</w:t>
-            </w:r>
-            <w:r>
-              <w:rPr>
-                <w:rFonts w:ascii="Arial" w:hAnsi="Arial" w:eastAsia="Arial" w:cs="Arial"/>
-                <w:i w:val="false"/>
-                <w:b w:val="false"/>
-                <w:u w:val="none"/>
-                <w:strike w:val="false"/>
-                <w:sz w:val="18"/>
-                <w:szCs w:val="18"/>
-                <w:color w:val="000000"/>
-              </w:rPr>
-              <w:br/>
-            </w:r>
-            <w:r>
-              <w:rPr>
-                <w:rFonts w:ascii="Arial" w:hAnsi="Arial" w:eastAsia="Arial" w:cs="Arial"/>
-                <w:i w:val="false"/>
-                <w:b w:val="false"/>
-                <w:u w:val="none"/>
-                <w:strike w:val="false"/>
-                <w:sz w:val="18"/>
-                <w:szCs w:val="18"/>
-                <w:color w:val="000000"/>
-              </w:rPr>
-              <w:t xml:space="preserve">κ 0.20</w:t>
-            </w:r>
-          </w:p>
-        </w:tc>
-        <w:tc>
-          <w:tcPr>
-            <w:tcBorders>
-              <w:bottom w:val="none" w:sz="0" w:space="0" w:color="000000"/>
-              <w:top w:val="none" w:sz="0" w:space="0" w:color="000000"/>
-              <w:left w:val="none" w:sz="0" w:space="0" w:color="000000"/>
-              <w:right w:val="none" w:sz="0" w:space="0" w:color="000000"/>
-            </w:tcBorders>
-            <w:shd w:val="clear" w:color="auto" w:fill="FFFFFF"/>
-            <w:tcMar>
-              <w:top w:w="0" w:type="dxa"/>
-              <w:bottom w:w="0" w:type="dxa"/>
-              <w:left w:w="0" w:type="dxa"/>
-              <w:right w:w="0" w:type="dxa"/>
-            </w:tcMar>
-            <w:vAlign w:val="top"/>
-          </w:tcPr>
-          <w:p>
-            <w:pPr>
-              <w:pStyle w:val="Normal"/>
-              <w:jc w:val="left"/>
-              <w:pBdr>
-                <w:bottom w:val="none" w:sz="0" w:space="0" w:color="000000"/>
-                <w:top w:val="none" w:sz="0" w:space="0" w:color="000000"/>
-                <w:left w:val="none" w:sz="0" w:space="0" w:color="000000"/>
-                <w:right w:val="none" w:sz="0" w:space="0" w:color="000000"/>
-              </w:pBdr>
-              <w:spacing w:after="60" w:before="60" w:line="240"/>
-              <w:ind w:left="60" w:right="60" w:firstLine="0" w:firstLineChars="0"/>
-              <w:rPr>
-                <w:rFonts w:ascii="Arial" w:hAnsi="Arial" w:eastAsia="Arial" w:cs="Arial"/>
-                <w:i w:val="false"/>
-                <w:b w:val="false"/>
-                <w:u w:val="none"/>
-                <w:strike w:val="false"/>
-                <w:sz w:val="18"/>
-                <w:szCs w:val="18"/>
-                <w:color w:val="000000"/>
-              </w:rPr>
-            </w:pPr>
-            <w:r>
-              <w:rPr>
-                <w:rFonts w:ascii="Arial" w:hAnsi="Arial" w:eastAsia="Arial" w:cs="Arial"/>
-                <w:i w:val="false"/>
-                <w:b w:val="false"/>
-                <w:u w:val="none"/>
-                <w:strike w:val="false"/>
-                <w:sz w:val="18"/>
-                <w:szCs w:val="18"/>
-                <w:color w:val="000000"/>
-              </w:rPr>
-              <w:t xml:space="preserve">21/81 (25.9%)</w:t>
-            </w:r>
-            <w:r>
-              <w:rPr>
-                <w:rFonts w:ascii="Arial" w:hAnsi="Arial" w:eastAsia="Arial" w:cs="Arial"/>
-                <w:i w:val="false"/>
-                <w:b w:val="false"/>
-                <w:u w:val="none"/>
-                <w:strike w:val="false"/>
-                <w:sz w:val="18"/>
-                <w:szCs w:val="18"/>
-                <w:color w:val="000000"/>
-              </w:rPr>
-              <w:br/>
-            </w:r>
-            <w:r>
-              <w:rPr>
-                <w:rFonts w:ascii="Arial" w:hAnsi="Arial" w:eastAsia="Arial" w:cs="Arial"/>
-                <w:i w:val="false"/>
-                <w:b w:val="false"/>
-                <w:u w:val="none"/>
-                <w:strike w:val="false"/>
-                <w:sz w:val="18"/>
-                <w:szCs w:val="18"/>
-                <w:color w:val="000000"/>
-              </w:rPr>
-              <w:t xml:space="preserve">κ 0.13</w:t>
-            </w:r>
-          </w:p>
-        </w:tc>
-        <w:tc>
-          <w:tcPr>
-            <w:tcBorders>
-              <w:bottom w:val="none" w:sz="0" w:space="0" w:color="000000"/>
-              <w:top w:val="none" w:sz="0" w:space="0" w:color="000000"/>
-              <w:left w:val="none" w:sz="0" w:space="0" w:color="000000"/>
-              <w:right w:val="none" w:sz="0" w:space="0" w:color="000000"/>
-            </w:tcBorders>
-            <w:shd w:val="clear" w:color="auto" w:fill="FFFFFF"/>
-            <w:tcMar>
-              <w:top w:w="0" w:type="dxa"/>
-              <w:bottom w:w="0" w:type="dxa"/>
-              <w:left w:w="0" w:type="dxa"/>
-              <w:right w:w="0" w:type="dxa"/>
-            </w:tcMar>
-            <w:vAlign w:val="top"/>
-          </w:tcPr>
-          <w:p>
-            <w:pPr>
-              <w:pStyle w:val="Normal"/>
-              <w:jc w:val="left"/>
-              <w:pBdr>
-                <w:bottom w:val="none" w:sz="0" w:space="0" w:color="000000"/>
-                <w:top w:val="none" w:sz="0" w:space="0" w:color="000000"/>
-                <w:left w:val="none" w:sz="0" w:space="0" w:color="000000"/>
-                <w:right w:val="none" w:sz="0" w:space="0" w:color="000000"/>
-              </w:pBdr>
-              <w:spacing w:after="60" w:before="60" w:line="240"/>
-              <w:ind w:left="60" w:right="60" w:firstLine="0" w:firstLineChars="0"/>
-              <w:rPr>
-                <w:rFonts w:ascii="Arial" w:hAnsi="Arial" w:eastAsia="Arial" w:cs="Arial"/>
-                <w:i w:val="false"/>
-                <w:b w:val="false"/>
-                <w:u w:val="none"/>
-                <w:strike w:val="false"/>
-                <w:sz w:val="18"/>
-                <w:szCs w:val="18"/>
-                <w:color w:val="000000"/>
-              </w:rPr>
-            </w:pPr>
-            <w:r>
-              <w:rPr>
-                <w:rFonts w:ascii="Arial" w:hAnsi="Arial" w:eastAsia="Arial" w:cs="Arial"/>
-                <w:i w:val="false"/>
-                <w:b w:val="false"/>
-                <w:u w:val="none"/>
-                <w:strike w:val="false"/>
-                <w:sz w:val="18"/>
-                <w:szCs w:val="18"/>
-                <w:color w:val="000000"/>
-              </w:rPr>
-              <w:t xml:space="preserve">24/81 (29.6%)</w:t>
-            </w:r>
-            <w:r>
-              <w:rPr>
-                <w:rFonts w:ascii="Arial" w:hAnsi="Arial" w:eastAsia="Arial" w:cs="Arial"/>
-                <w:i w:val="false"/>
-                <w:b w:val="false"/>
-                <w:u w:val="none"/>
-                <w:strike w:val="false"/>
-                <w:sz w:val="18"/>
-                <w:szCs w:val="18"/>
-                <w:color w:val="000000"/>
-              </w:rPr>
-              <w:br/>
-            </w:r>
-            <w:r>
-              <w:rPr>
-                <w:rFonts w:ascii="Arial" w:hAnsi="Arial" w:eastAsia="Arial" w:cs="Arial"/>
-                <w:i w:val="false"/>
-                <w:b w:val="false"/>
-                <w:u w:val="none"/>
-                <w:strike w:val="false"/>
-                <w:sz w:val="18"/>
-                <w:szCs w:val="18"/>
-                <w:color w:val="000000"/>
-              </w:rPr>
-              <w:t xml:space="preserve">κ 0.11</w:t>
-            </w:r>
-          </w:p>
-        </w:tc>
-        <w:tc>
-          <w:tcPr>
-            <w:tcBorders>
-              <w:bottom w:val="none" w:sz="0" w:space="0" w:color="000000"/>
-              <w:top w:val="none" w:sz="0" w:space="0" w:color="000000"/>
-              <w:left w:val="none" w:sz="0" w:space="0" w:color="000000"/>
-              <w:right w:val="none" w:sz="0" w:space="0" w:color="000000"/>
-            </w:tcBorders>
-            <w:shd w:val="clear" w:color="auto" w:fill="FFFFFF"/>
-            <w:tcMar>
-              <w:top w:w="0" w:type="dxa"/>
-              <w:bottom w:w="0" w:type="dxa"/>
-              <w:left w:w="0" w:type="dxa"/>
-              <w:right w:w="0" w:type="dxa"/>
-            </w:tcMar>
-            <w:vAlign w:val="top"/>
-          </w:tcPr>
-          <w:p>
-            <w:pPr>
-              <w:pStyle w:val="Normal"/>
-              <w:jc w:val="left"/>
-              <w:pBdr>
-                <w:bottom w:val="none" w:sz="0" w:space="0" w:color="000000"/>
-                <w:top w:val="none" w:sz="0" w:space="0" w:color="000000"/>
-                <w:left w:val="none" w:sz="0" w:space="0" w:color="000000"/>
-                <w:right w:val="none" w:sz="0" w:space="0" w:color="000000"/>
-              </w:pBdr>
-              <w:spacing w:after="60" w:before="60" w:line="240"/>
-              <w:ind w:left="60" w:right="60" w:firstLine="0" w:firstLineChars="0"/>
-              <w:rPr>
-                <w:rFonts w:ascii="Arial" w:hAnsi="Arial" w:eastAsia="Arial" w:cs="Arial"/>
-                <w:i w:val="false"/>
-                <w:b w:val="false"/>
-                <w:u w:val="none"/>
-                <w:strike w:val="false"/>
-                <w:sz w:val="18"/>
-                <w:szCs w:val="18"/>
-                <w:color w:val="000000"/>
-              </w:rPr>
-            </w:pPr>
-            <w:r>
-              <w:rPr>
-                <w:rFonts w:ascii="Arial" w:hAnsi="Arial" w:eastAsia="Arial" w:cs="Arial"/>
-                <w:i w:val="false"/>
-                <w:b w:val="false"/>
-                <w:u w:val="none"/>
-                <w:strike w:val="false"/>
-                <w:sz w:val="18"/>
-                <w:szCs w:val="18"/>
-                <w:color w:val="000000"/>
-              </w:rPr>
-              <w:t xml:space="preserve">13.6 (6.2–21.0)</w:t>
+              <w:t xml:space="preserve">0 by design</w:t>
             </w:r>
           </w:p>
         </w:tc>
@@ -1198,7 +432,7 @@
       <w:tr>
         <w:trPr>
           <w:cantSplit/>
-          <w:trHeight w:val="696" w:hRule="auto"/>
+          <w:trHeight w:val="480" w:hRule="auto"/>
         </w:trPr>
         <w:tc>
           <w:tcPr>
@@ -1251,7 +485,7 @@
                 <w:szCs w:val="18"/>
                 <w:color w:val="000000"/>
               </w:rPr>
-              <w:t xml:space="preserve">Adjudicator 2</w:t>
+              <w:t xml:space="preserve">Required question skipped</w:t>
             </w:r>
           </w:p>
         </w:tc>
@@ -1306,7 +540,7 @@
                 <w:szCs w:val="18"/>
                 <w:color w:val="000000"/>
               </w:rPr>
-              <w:t xml:space="preserve">D1–D5</w:t>
+              <w:t xml:space="preserve">39/509 (7.7%; 5.7–10.0)</w:t>
             </w:r>
           </w:p>
         </w:tc>
@@ -1361,250 +595,7 @@
                 <w:szCs w:val="18"/>
                 <w:color w:val="000000"/>
               </w:rPr>
-              <w:t xml:space="preserve">433/510 (84.9%)</w:t>
-            </w:r>
-            <w:r>
-              <w:rPr>
-                <w:rFonts w:ascii="Arial" w:hAnsi="Arial" w:eastAsia="Arial" w:cs="Arial"/>
-                <w:i w:val="false"/>
-                <w:b w:val="false"/>
-                <w:u w:val="none"/>
-                <w:strike w:val="false"/>
-                <w:sz w:val="18"/>
-                <w:szCs w:val="18"/>
-                <w:color w:val="000000"/>
-              </w:rPr>
-              <w:br/>
-            </w:r>
-            <w:r>
-              <w:rPr>
-                <w:rFonts w:ascii="Arial" w:hAnsi="Arial" w:eastAsia="Arial" w:cs="Arial"/>
-                <w:i w:val="false"/>
-                <w:b w:val="false"/>
-                <w:u w:val="none"/>
-                <w:strike w:val="false"/>
-                <w:sz w:val="18"/>
-                <w:szCs w:val="18"/>
-                <w:color w:val="000000"/>
-              </w:rPr>
-              <w:t xml:space="preserve">κ 0.69</w:t>
-            </w:r>
-          </w:p>
-        </w:tc>
-        <w:tc>
-          <w:tcPr>
-            <w:tcBorders>
-              <w:bottom w:val="none" w:sz="0" w:space="0" w:color="000000"/>
-              <w:top w:val="none" w:sz="0" w:space="0" w:color="000000"/>
-              <w:left w:val="none" w:sz="0" w:space="0" w:color="000000"/>
-              <w:right w:val="none" w:sz="0" w:space="0" w:color="000000"/>
-            </w:tcBorders>
-            <w:shd w:val="clear" w:color="auto" w:fill="FFFFFF"/>
-            <w:tcMar>
-              <w:top w:w="0" w:type="dxa"/>
-              <w:bottom w:w="0" w:type="dxa"/>
-              <w:left w:w="0" w:type="dxa"/>
-              <w:right w:w="0" w:type="dxa"/>
-            </w:tcMar>
-            <w:vAlign w:val="top"/>
-          </w:tcPr>
-          <w:p>
-            <w:pPr>
-              <w:pStyle w:val="Normal"/>
-              <w:jc w:val="left"/>
-              <w:pBdr>
-                <w:bottom w:val="none" w:sz="0" w:space="0" w:color="000000"/>
-                <w:top w:val="none" w:sz="0" w:space="0" w:color="000000"/>
-                <w:left w:val="none" w:sz="0" w:space="0" w:color="000000"/>
-                <w:right w:val="none" w:sz="0" w:space="0" w:color="000000"/>
-              </w:pBdr>
-              <w:spacing w:after="60" w:before="60" w:line="240"/>
-              <w:ind w:left="60" w:right="60" w:firstLine="0" w:firstLineChars="0"/>
-              <w:rPr>
-                <w:rFonts w:ascii="Arial" w:hAnsi="Arial" w:eastAsia="Arial" w:cs="Arial"/>
-                <w:i w:val="false"/>
-                <w:b w:val="false"/>
-                <w:u w:val="none"/>
-                <w:strike w:val="false"/>
-                <w:sz w:val="18"/>
-                <w:szCs w:val="18"/>
-                <w:color w:val="000000"/>
-              </w:rPr>
-            </w:pPr>
-            <w:r>
-              <w:rPr>
-                <w:rFonts w:ascii="Arial" w:hAnsi="Arial" w:eastAsia="Arial" w:cs="Arial"/>
-                <w:i w:val="false"/>
-                <w:b w:val="false"/>
-                <w:u w:val="none"/>
-                <w:strike w:val="false"/>
-                <w:sz w:val="18"/>
-                <w:szCs w:val="18"/>
-                <w:color w:val="000000"/>
-              </w:rPr>
-              <w:t xml:space="preserve">400/510 (78.4%)</w:t>
-            </w:r>
-            <w:r>
-              <w:rPr>
-                <w:rFonts w:ascii="Arial" w:hAnsi="Arial" w:eastAsia="Arial" w:cs="Arial"/>
-                <w:i w:val="false"/>
-                <w:b w:val="false"/>
-                <w:u w:val="none"/>
-                <w:strike w:val="false"/>
-                <w:sz w:val="18"/>
-                <w:szCs w:val="18"/>
-                <w:color w:val="000000"/>
-              </w:rPr>
-              <w:br/>
-            </w:r>
-            <w:r>
-              <w:rPr>
-                <w:rFonts w:ascii="Arial" w:hAnsi="Arial" w:eastAsia="Arial" w:cs="Arial"/>
-                <w:i w:val="false"/>
-                <w:b w:val="false"/>
-                <w:u w:val="none"/>
-                <w:strike w:val="false"/>
-                <w:sz w:val="18"/>
-                <w:szCs w:val="18"/>
-                <w:color w:val="000000"/>
-              </w:rPr>
-              <w:t xml:space="preserve">κ 0.53</w:t>
-            </w:r>
-          </w:p>
-        </w:tc>
-        <w:tc>
-          <w:tcPr>
-            <w:tcBorders>
-              <w:bottom w:val="none" w:sz="0" w:space="0" w:color="000000"/>
-              <w:top w:val="none" w:sz="0" w:space="0" w:color="000000"/>
-              <w:left w:val="none" w:sz="0" w:space="0" w:color="000000"/>
-              <w:right w:val="none" w:sz="0" w:space="0" w:color="000000"/>
-            </w:tcBorders>
-            <w:shd w:val="clear" w:color="auto" w:fill="FFFFFF"/>
-            <w:tcMar>
-              <w:top w:w="0" w:type="dxa"/>
-              <w:bottom w:w="0" w:type="dxa"/>
-              <w:left w:w="0" w:type="dxa"/>
-              <w:right w:w="0" w:type="dxa"/>
-            </w:tcMar>
-            <w:vAlign w:val="top"/>
-          </w:tcPr>
-          <w:p>
-            <w:pPr>
-              <w:pStyle w:val="Normal"/>
-              <w:jc w:val="left"/>
-              <w:pBdr>
-                <w:bottom w:val="none" w:sz="0" w:space="0" w:color="000000"/>
-                <w:top w:val="none" w:sz="0" w:space="0" w:color="000000"/>
-                <w:left w:val="none" w:sz="0" w:space="0" w:color="000000"/>
-                <w:right w:val="none" w:sz="0" w:space="0" w:color="000000"/>
-              </w:pBdr>
-              <w:spacing w:after="60" w:before="60" w:line="240"/>
-              <w:ind w:left="60" w:right="60" w:firstLine="0" w:firstLineChars="0"/>
-              <w:rPr>
-                <w:rFonts w:ascii="Arial" w:hAnsi="Arial" w:eastAsia="Arial" w:cs="Arial"/>
-                <w:i w:val="false"/>
-                <w:b w:val="false"/>
-                <w:u w:val="none"/>
-                <w:strike w:val="false"/>
-                <w:sz w:val="18"/>
-                <w:szCs w:val="18"/>
-                <w:color w:val="000000"/>
-              </w:rPr>
-            </w:pPr>
-            <w:r>
-              <w:rPr>
-                <w:rFonts w:ascii="Arial" w:hAnsi="Arial" w:eastAsia="Arial" w:cs="Arial"/>
-                <w:i w:val="false"/>
-                <w:b w:val="false"/>
-                <w:u w:val="none"/>
-                <w:strike w:val="false"/>
-                <w:sz w:val="18"/>
-                <w:szCs w:val="18"/>
-                <w:color w:val="000000"/>
-              </w:rPr>
-              <w:t xml:space="preserve">362/510 (71.0%)</w:t>
-            </w:r>
-            <w:r>
-              <w:rPr>
-                <w:rFonts w:ascii="Arial" w:hAnsi="Arial" w:eastAsia="Arial" w:cs="Arial"/>
-                <w:i w:val="false"/>
-                <w:b w:val="false"/>
-                <w:u w:val="none"/>
-                <w:strike w:val="false"/>
-                <w:sz w:val="18"/>
-                <w:szCs w:val="18"/>
-                <w:color w:val="000000"/>
-              </w:rPr>
-              <w:br/>
-            </w:r>
-            <w:r>
-              <w:rPr>
-                <w:rFonts w:ascii="Arial" w:hAnsi="Arial" w:eastAsia="Arial" w:cs="Arial"/>
-                <w:i w:val="false"/>
-                <w:b w:val="false"/>
-                <w:u w:val="none"/>
-                <w:strike w:val="false"/>
-                <w:sz w:val="18"/>
-                <w:szCs w:val="18"/>
-                <w:color w:val="000000"/>
-              </w:rPr>
-              <w:t xml:space="preserve">κ 0.29</w:t>
-            </w:r>
-          </w:p>
-        </w:tc>
-        <w:tc>
-          <w:tcPr>
-            <w:tcBorders>
-              <w:bottom w:val="none" w:sz="0" w:space="0" w:color="000000"/>
-              <w:top w:val="none" w:sz="0" w:space="0" w:color="000000"/>
-              <w:left w:val="none" w:sz="0" w:space="0" w:color="000000"/>
-              <w:right w:val="none" w:sz="0" w:space="0" w:color="000000"/>
-            </w:tcBorders>
-            <w:shd w:val="clear" w:color="auto" w:fill="FFFFFF"/>
-            <w:tcMar>
-              <w:top w:w="0" w:type="dxa"/>
-              <w:bottom w:w="0" w:type="dxa"/>
-              <w:left w:w="0" w:type="dxa"/>
-              <w:right w:w="0" w:type="dxa"/>
-            </w:tcMar>
-            <w:vAlign w:val="top"/>
-          </w:tcPr>
-          <w:p>
-            <w:pPr>
-              <w:pStyle w:val="Normal"/>
-              <w:jc w:val="left"/>
-              <w:pBdr>
-                <w:bottom w:val="none" w:sz="0" w:space="0" w:color="000000"/>
-                <w:top w:val="none" w:sz="0" w:space="0" w:color="000000"/>
-                <w:left w:val="none" w:sz="0" w:space="0" w:color="000000"/>
-                <w:right w:val="none" w:sz="0" w:space="0" w:color="000000"/>
-              </w:pBdr>
-              <w:spacing w:after="60" w:before="60" w:line="240"/>
-              <w:ind w:left="60" w:right="60" w:firstLine="0" w:firstLineChars="0"/>
-              <w:rPr>
-                <w:rFonts w:ascii="Arial" w:hAnsi="Arial" w:eastAsia="Arial" w:cs="Arial"/>
-                <w:i w:val="false"/>
-                <w:b w:val="false"/>
-                <w:u w:val="none"/>
-                <w:strike w:val="false"/>
-                <w:sz w:val="18"/>
-                <w:szCs w:val="18"/>
-                <w:color w:val="000000"/>
-              </w:rPr>
-            </w:pPr>
-            <w:r>
-              <w:rPr>
-                <w:rFonts w:ascii="Arial" w:hAnsi="Arial" w:eastAsia="Arial" w:cs="Arial"/>
-                <w:i w:val="false"/>
-                <w:b w:val="false"/>
-                <w:u w:val="none"/>
-                <w:strike w:val="false"/>
-                <w:sz w:val="18"/>
-                <w:szCs w:val="18"/>
-                <w:color w:val="000000"/>
-              </w:rPr>
-              <w:t xml:space="preserve">6.5 (3.5–9.4)</w:t>
+              <w:t xml:space="preserve">0 by design</w:t>
             </w:r>
           </w:p>
         </w:tc>
@@ -1612,7 +603,7 @@
       <w:tr>
         <w:trPr>
           <w:cantSplit/>
-          <w:trHeight w:val="696" w:hRule="auto"/>
+          <w:trHeight w:val="480" w:hRule="auto"/>
         </w:trPr>
         <w:tc>
           <w:tcPr>
@@ -1665,7 +656,7 @@
                 <w:szCs w:val="18"/>
                 <w:color w:val="000000"/>
               </w:rPr>
-              <w:t xml:space="preserve">Adjudicator 2</w:t>
+              <w:t xml:space="preserve">Any rule break</w:t>
             </w:r>
           </w:p>
         </w:tc>
@@ -1720,7 +711,7 @@
                 <w:szCs w:val="18"/>
                 <w:color w:val="000000"/>
               </w:rPr>
-              <w:t xml:space="preserve">Overall</w:t>
+              <w:t xml:space="preserve">65/509 (12.8%; 10.0–15.6)</w:t>
             </w:r>
           </w:p>
         </w:tc>
@@ -1775,250 +766,7 @@
                 <w:szCs w:val="18"/>
                 <w:color w:val="000000"/>
               </w:rPr>
-              <w:t xml:space="preserve">60/81 (74.1%)</w:t>
-            </w:r>
-            <w:r>
-              <w:rPr>
-                <w:rFonts w:ascii="Arial" w:hAnsi="Arial" w:eastAsia="Arial" w:cs="Arial"/>
-                <w:i w:val="false"/>
-                <w:b w:val="false"/>
-                <w:u w:val="none"/>
-                <w:strike w:val="false"/>
-                <w:sz w:val="18"/>
-                <w:szCs w:val="18"/>
-                <w:color w:val="000000"/>
-              </w:rPr>
-              <w:br/>
-            </w:r>
-            <w:r>
-              <w:rPr>
-                <w:rFonts w:ascii="Arial" w:hAnsi="Arial" w:eastAsia="Arial" w:cs="Arial"/>
-                <w:i w:val="false"/>
-                <w:b w:val="false"/>
-                <w:u w:val="none"/>
-                <w:strike w:val="false"/>
-                <w:sz w:val="18"/>
-                <w:szCs w:val="18"/>
-                <w:color w:val="000000"/>
-              </w:rPr>
-              <w:t xml:space="preserve">κ 0.66</w:t>
-            </w:r>
-          </w:p>
-        </w:tc>
-        <w:tc>
-          <w:tcPr>
-            <w:tcBorders>
-              <w:bottom w:val="none" w:sz="0" w:space="0" w:color="000000"/>
-              <w:top w:val="none" w:sz="0" w:space="0" w:color="000000"/>
-              <w:left w:val="none" w:sz="0" w:space="0" w:color="000000"/>
-              <w:right w:val="none" w:sz="0" w:space="0" w:color="000000"/>
-            </w:tcBorders>
-            <w:shd w:val="clear" w:color="auto" w:fill="FFFFFF"/>
-            <w:tcMar>
-              <w:top w:w="0" w:type="dxa"/>
-              <w:bottom w:w="0" w:type="dxa"/>
-              <w:left w:w="0" w:type="dxa"/>
-              <w:right w:w="0" w:type="dxa"/>
-            </w:tcMar>
-            <w:vAlign w:val="top"/>
-          </w:tcPr>
-          <w:p>
-            <w:pPr>
-              <w:pStyle w:val="Normal"/>
-              <w:jc w:val="left"/>
-              <w:pBdr>
-                <w:bottom w:val="none" w:sz="0" w:space="0" w:color="000000"/>
-                <w:top w:val="none" w:sz="0" w:space="0" w:color="000000"/>
-                <w:left w:val="none" w:sz="0" w:space="0" w:color="000000"/>
-                <w:right w:val="none" w:sz="0" w:space="0" w:color="000000"/>
-              </w:pBdr>
-              <w:spacing w:after="60" w:before="60" w:line="240"/>
-              <w:ind w:left="60" w:right="60" w:firstLine="0" w:firstLineChars="0"/>
-              <w:rPr>
-                <w:rFonts w:ascii="Arial" w:hAnsi="Arial" w:eastAsia="Arial" w:cs="Arial"/>
-                <w:i w:val="false"/>
-                <w:b w:val="false"/>
-                <w:u w:val="none"/>
-                <w:strike w:val="false"/>
-                <w:sz w:val="18"/>
-                <w:szCs w:val="18"/>
-                <w:color w:val="000000"/>
-              </w:rPr>
-            </w:pPr>
-            <w:r>
-              <w:rPr>
-                <w:rFonts w:ascii="Arial" w:hAnsi="Arial" w:eastAsia="Arial" w:cs="Arial"/>
-                <w:i w:val="false"/>
-                <w:b w:val="false"/>
-                <w:u w:val="none"/>
-                <w:strike w:val="false"/>
-                <w:sz w:val="18"/>
-                <w:szCs w:val="18"/>
-                <w:color w:val="000000"/>
-              </w:rPr>
-              <w:t xml:space="preserve">46/81 (56.8%)</w:t>
-            </w:r>
-            <w:r>
-              <w:rPr>
-                <w:rFonts w:ascii="Arial" w:hAnsi="Arial" w:eastAsia="Arial" w:cs="Arial"/>
-                <w:i w:val="false"/>
-                <w:b w:val="false"/>
-                <w:u w:val="none"/>
-                <w:strike w:val="false"/>
-                <w:sz w:val="18"/>
-                <w:szCs w:val="18"/>
-                <w:color w:val="000000"/>
-              </w:rPr>
-              <w:br/>
-            </w:r>
-            <w:r>
-              <w:rPr>
-                <w:rFonts w:ascii="Arial" w:hAnsi="Arial" w:eastAsia="Arial" w:cs="Arial"/>
-                <w:i w:val="false"/>
-                <w:b w:val="false"/>
-                <w:u w:val="none"/>
-                <w:strike w:val="false"/>
-                <w:sz w:val="18"/>
-                <w:szCs w:val="18"/>
-                <w:color w:val="000000"/>
-              </w:rPr>
-              <w:t xml:space="preserve">κ 0.47</w:t>
-            </w:r>
-          </w:p>
-        </w:tc>
-        <w:tc>
-          <w:tcPr>
-            <w:tcBorders>
-              <w:bottom w:val="none" w:sz="0" w:space="0" w:color="000000"/>
-              <w:top w:val="none" w:sz="0" w:space="0" w:color="000000"/>
-              <w:left w:val="none" w:sz="0" w:space="0" w:color="000000"/>
-              <w:right w:val="none" w:sz="0" w:space="0" w:color="000000"/>
-            </w:tcBorders>
-            <w:shd w:val="clear" w:color="auto" w:fill="FFFFFF"/>
-            <w:tcMar>
-              <w:top w:w="0" w:type="dxa"/>
-              <w:bottom w:w="0" w:type="dxa"/>
-              <w:left w:w="0" w:type="dxa"/>
-              <w:right w:w="0" w:type="dxa"/>
-            </w:tcMar>
-            <w:vAlign w:val="top"/>
-          </w:tcPr>
-          <w:p>
-            <w:pPr>
-              <w:pStyle w:val="Normal"/>
-              <w:jc w:val="left"/>
-              <w:pBdr>
-                <w:bottom w:val="none" w:sz="0" w:space="0" w:color="000000"/>
-                <w:top w:val="none" w:sz="0" w:space="0" w:color="000000"/>
-                <w:left w:val="none" w:sz="0" w:space="0" w:color="000000"/>
-                <w:right w:val="none" w:sz="0" w:space="0" w:color="000000"/>
-              </w:pBdr>
-              <w:spacing w:after="60" w:before="60" w:line="240"/>
-              <w:ind w:left="60" w:right="60" w:firstLine="0" w:firstLineChars="0"/>
-              <w:rPr>
-                <w:rFonts w:ascii="Arial" w:hAnsi="Arial" w:eastAsia="Arial" w:cs="Arial"/>
-                <w:i w:val="false"/>
-                <w:b w:val="false"/>
-                <w:u w:val="none"/>
-                <w:strike w:val="false"/>
-                <w:sz w:val="18"/>
-                <w:szCs w:val="18"/>
-                <w:color w:val="000000"/>
-              </w:rPr>
-            </w:pPr>
-            <w:r>
-              <w:rPr>
-                <w:rFonts w:ascii="Arial" w:hAnsi="Arial" w:eastAsia="Arial" w:cs="Arial"/>
-                <w:i w:val="false"/>
-                <w:b w:val="false"/>
-                <w:u w:val="none"/>
-                <w:strike w:val="false"/>
-                <w:sz w:val="18"/>
-                <w:szCs w:val="18"/>
-                <w:color w:val="000000"/>
-              </w:rPr>
-              <w:t xml:space="preserve">42/81 (51.9%)</w:t>
-            </w:r>
-            <w:r>
-              <w:rPr>
-                <w:rFonts w:ascii="Arial" w:hAnsi="Arial" w:eastAsia="Arial" w:cs="Arial"/>
-                <w:i w:val="false"/>
-                <w:b w:val="false"/>
-                <w:u w:val="none"/>
-                <w:strike w:val="false"/>
-                <w:sz w:val="18"/>
-                <w:szCs w:val="18"/>
-                <w:color w:val="000000"/>
-              </w:rPr>
-              <w:br/>
-            </w:r>
-            <w:r>
-              <w:rPr>
-                <w:rFonts w:ascii="Arial" w:hAnsi="Arial" w:eastAsia="Arial" w:cs="Arial"/>
-                <w:i w:val="false"/>
-                <w:b w:val="false"/>
-                <w:u w:val="none"/>
-                <w:strike w:val="false"/>
-                <w:sz w:val="18"/>
-                <w:szCs w:val="18"/>
-                <w:color w:val="000000"/>
-              </w:rPr>
-              <w:t xml:space="preserve">κ 0.38</w:t>
-            </w:r>
-          </w:p>
-        </w:tc>
-        <w:tc>
-          <w:tcPr>
-            <w:tcBorders>
-              <w:bottom w:val="none" w:sz="0" w:space="0" w:color="000000"/>
-              <w:top w:val="none" w:sz="0" w:space="0" w:color="000000"/>
-              <w:left w:val="none" w:sz="0" w:space="0" w:color="000000"/>
-              <w:right w:val="none" w:sz="0" w:space="0" w:color="000000"/>
-            </w:tcBorders>
-            <w:shd w:val="clear" w:color="auto" w:fill="FFFFFF"/>
-            <w:tcMar>
-              <w:top w:w="0" w:type="dxa"/>
-              <w:bottom w:w="0" w:type="dxa"/>
-              <w:left w:w="0" w:type="dxa"/>
-              <w:right w:w="0" w:type="dxa"/>
-            </w:tcMar>
-            <w:vAlign w:val="top"/>
-          </w:tcPr>
-          <w:p>
-            <w:pPr>
-              <w:pStyle w:val="Normal"/>
-              <w:jc w:val="left"/>
-              <w:pBdr>
-                <w:bottom w:val="none" w:sz="0" w:space="0" w:color="000000"/>
-                <w:top w:val="none" w:sz="0" w:space="0" w:color="000000"/>
-                <w:left w:val="none" w:sz="0" w:space="0" w:color="000000"/>
-                <w:right w:val="none" w:sz="0" w:space="0" w:color="000000"/>
-              </w:pBdr>
-              <w:spacing w:after="60" w:before="60" w:line="240"/>
-              <w:ind w:left="60" w:right="60" w:firstLine="0" w:firstLineChars="0"/>
-              <w:rPr>
-                <w:rFonts w:ascii="Arial" w:hAnsi="Arial" w:eastAsia="Arial" w:cs="Arial"/>
-                <w:i w:val="false"/>
-                <w:b w:val="false"/>
-                <w:u w:val="none"/>
-                <w:strike w:val="false"/>
-                <w:sz w:val="18"/>
-                <w:szCs w:val="18"/>
-                <w:color w:val="000000"/>
-              </w:rPr>
-            </w:pPr>
-            <w:r>
-              <w:rPr>
-                <w:rFonts w:ascii="Arial" w:hAnsi="Arial" w:eastAsia="Arial" w:cs="Arial"/>
-                <w:i w:val="false"/>
-                <w:b w:val="false"/>
-                <w:u w:val="none"/>
-                <w:strike w:val="false"/>
-                <w:sz w:val="18"/>
-                <w:szCs w:val="18"/>
-                <w:color w:val="000000"/>
-              </w:rPr>
-              <w:t xml:space="preserve">17.3 (8.6–25.9)</w:t>
+              <w:t xml:space="preserve">0 by design</w:t>
             </w:r>
           </w:p>
         </w:tc>
@@ -2026,7 +774,7 @@
       <w:tr>
         <w:trPr>
           <w:cantSplit/>
-          <w:trHeight w:val="696" w:hRule="auto"/>
+          <w:trHeight w:val="480" w:hRule="auto"/>
         </w:trPr>
         <w:tc>
           <w:tcPr>
@@ -2079,7 +827,7 @@
                 <w:szCs w:val="18"/>
                 <w:color w:val="000000"/>
               </w:rPr>
-              <w:t xml:space="preserve">Mean of experts</w:t>
+              <w:t xml:space="preserve">D1 rule breaks</w:t>
             </w:r>
           </w:p>
         </w:tc>
@@ -2134,7 +882,7 @@
                 <w:szCs w:val="18"/>
                 <w:color w:val="000000"/>
               </w:rPr>
-              <w:t xml:space="preserve">D1–D5</w:t>
+              <w:t xml:space="preserve">5/101 (5.0%; 1.0–8.9)</w:t>
             </w:r>
           </w:p>
         </w:tc>
@@ -2189,250 +937,7 @@
                 <w:szCs w:val="18"/>
                 <w:color w:val="000000"/>
               </w:rPr>
-              <w:t xml:space="preserve">78.8%</w:t>
-            </w:r>
-            <w:r>
-              <w:rPr>
-                <w:rFonts w:ascii="Arial" w:hAnsi="Arial" w:eastAsia="Arial" w:cs="Arial"/>
-                <w:i w:val="false"/>
-                <w:b w:val="false"/>
-                <w:u w:val="none"/>
-                <w:strike w:val="false"/>
-                <w:sz w:val="18"/>
-                <w:szCs w:val="18"/>
-                <w:color w:val="000000"/>
-              </w:rPr>
-              <w:br/>
-            </w:r>
-            <w:r>
-              <w:rPr>
-                <w:rFonts w:ascii="Arial" w:hAnsi="Arial" w:eastAsia="Arial" w:cs="Arial"/>
-                <w:i w:val="false"/>
-                <w:b w:val="false"/>
-                <w:u w:val="none"/>
-                <w:strike w:val="false"/>
-                <w:sz w:val="18"/>
-                <w:szCs w:val="18"/>
-                <w:color w:val="000000"/>
-              </w:rPr>
-              <w:t xml:space="preserve">κ 0.60</w:t>
-            </w:r>
-          </w:p>
-        </w:tc>
-        <w:tc>
-          <w:tcPr>
-            <w:tcBorders>
-              <w:bottom w:val="none" w:sz="0" w:space="0" w:color="000000"/>
-              <w:top w:val="none" w:sz="0" w:space="0" w:color="000000"/>
-              <w:left w:val="none" w:sz="0" w:space="0" w:color="000000"/>
-              <w:right w:val="none" w:sz="0" w:space="0" w:color="000000"/>
-            </w:tcBorders>
-            <w:shd w:val="clear" w:color="auto" w:fill="FFFFFF"/>
-            <w:tcMar>
-              <w:top w:w="0" w:type="dxa"/>
-              <w:bottom w:w="0" w:type="dxa"/>
-              <w:left w:w="0" w:type="dxa"/>
-              <w:right w:w="0" w:type="dxa"/>
-            </w:tcMar>
-            <w:vAlign w:val="top"/>
-          </w:tcPr>
-          <w:p>
-            <w:pPr>
-              <w:pStyle w:val="Normal"/>
-              <w:jc w:val="left"/>
-              <w:pBdr>
-                <w:bottom w:val="none" w:sz="0" w:space="0" w:color="000000"/>
-                <w:top w:val="none" w:sz="0" w:space="0" w:color="000000"/>
-                <w:left w:val="none" w:sz="0" w:space="0" w:color="000000"/>
-                <w:right w:val="none" w:sz="0" w:space="0" w:color="000000"/>
-              </w:pBdr>
-              <w:spacing w:after="60" w:before="60" w:line="240"/>
-              <w:ind w:left="60" w:right="60" w:firstLine="0" w:firstLineChars="0"/>
-              <w:rPr>
-                <w:rFonts w:ascii="Arial" w:hAnsi="Arial" w:eastAsia="Arial" w:cs="Arial"/>
-                <w:i w:val="false"/>
-                <w:b w:val="false"/>
-                <w:u w:val="none"/>
-                <w:strike w:val="false"/>
-                <w:sz w:val="18"/>
-                <w:szCs w:val="18"/>
-                <w:color w:val="000000"/>
-              </w:rPr>
-            </w:pPr>
-            <w:r>
-              <w:rPr>
-                <w:rFonts w:ascii="Arial" w:hAnsi="Arial" w:eastAsia="Arial" w:cs="Arial"/>
-                <w:i w:val="false"/>
-                <w:b w:val="false"/>
-                <w:u w:val="none"/>
-                <w:strike w:val="false"/>
-                <w:sz w:val="18"/>
-                <w:szCs w:val="18"/>
-                <w:color w:val="000000"/>
-              </w:rPr>
-              <w:t xml:space="preserve">71.8%</w:t>
-            </w:r>
-            <w:r>
-              <w:rPr>
-                <w:rFonts w:ascii="Arial" w:hAnsi="Arial" w:eastAsia="Arial" w:cs="Arial"/>
-                <w:i w:val="false"/>
-                <w:b w:val="false"/>
-                <w:u w:val="none"/>
-                <w:strike w:val="false"/>
-                <w:sz w:val="18"/>
-                <w:szCs w:val="18"/>
-                <w:color w:val="000000"/>
-              </w:rPr>
-              <w:br/>
-            </w:r>
-            <w:r>
-              <w:rPr>
-                <w:rFonts w:ascii="Arial" w:hAnsi="Arial" w:eastAsia="Arial" w:cs="Arial"/>
-                <w:i w:val="false"/>
-                <w:b w:val="false"/>
-                <w:u w:val="none"/>
-                <w:strike w:val="false"/>
-                <w:sz w:val="18"/>
-                <w:szCs w:val="18"/>
-                <w:color w:val="000000"/>
-              </w:rPr>
-              <w:t xml:space="preserve">κ 0.44</w:t>
-            </w:r>
-          </w:p>
-        </w:tc>
-        <w:tc>
-          <w:tcPr>
-            <w:tcBorders>
-              <w:bottom w:val="none" w:sz="0" w:space="0" w:color="000000"/>
-              <w:top w:val="none" w:sz="0" w:space="0" w:color="000000"/>
-              <w:left w:val="none" w:sz="0" w:space="0" w:color="000000"/>
-              <w:right w:val="none" w:sz="0" w:space="0" w:color="000000"/>
-            </w:tcBorders>
-            <w:shd w:val="clear" w:color="auto" w:fill="FFFFFF"/>
-            <w:tcMar>
-              <w:top w:w="0" w:type="dxa"/>
-              <w:bottom w:w="0" w:type="dxa"/>
-              <w:left w:w="0" w:type="dxa"/>
-              <w:right w:w="0" w:type="dxa"/>
-            </w:tcMar>
-            <w:vAlign w:val="top"/>
-          </w:tcPr>
-          <w:p>
-            <w:pPr>
-              <w:pStyle w:val="Normal"/>
-              <w:jc w:val="left"/>
-              <w:pBdr>
-                <w:bottom w:val="none" w:sz="0" w:space="0" w:color="000000"/>
-                <w:top w:val="none" w:sz="0" w:space="0" w:color="000000"/>
-                <w:left w:val="none" w:sz="0" w:space="0" w:color="000000"/>
-                <w:right w:val="none" w:sz="0" w:space="0" w:color="000000"/>
-              </w:pBdr>
-              <w:spacing w:after="60" w:before="60" w:line="240"/>
-              <w:ind w:left="60" w:right="60" w:firstLine="0" w:firstLineChars="0"/>
-              <w:rPr>
-                <w:rFonts w:ascii="Arial" w:hAnsi="Arial" w:eastAsia="Arial" w:cs="Arial"/>
-                <w:i w:val="false"/>
-                <w:b w:val="false"/>
-                <w:u w:val="none"/>
-                <w:strike w:val="false"/>
-                <w:sz w:val="18"/>
-                <w:szCs w:val="18"/>
-                <w:color w:val="000000"/>
-              </w:rPr>
-            </w:pPr>
-            <w:r>
-              <w:rPr>
-                <w:rFonts w:ascii="Arial" w:hAnsi="Arial" w:eastAsia="Arial" w:cs="Arial"/>
-                <w:i w:val="false"/>
-                <w:b w:val="false"/>
-                <w:u w:val="none"/>
-                <w:strike w:val="false"/>
-                <w:sz w:val="18"/>
-                <w:szCs w:val="18"/>
-                <w:color w:val="000000"/>
-              </w:rPr>
-              <w:t xml:space="preserve">65.0%</w:t>
-            </w:r>
-            <w:r>
-              <w:rPr>
-                <w:rFonts w:ascii="Arial" w:hAnsi="Arial" w:eastAsia="Arial" w:cs="Arial"/>
-                <w:i w:val="false"/>
-                <w:b w:val="false"/>
-                <w:u w:val="none"/>
-                <w:strike w:val="false"/>
-                <w:sz w:val="18"/>
-                <w:szCs w:val="18"/>
-                <w:color w:val="000000"/>
-              </w:rPr>
-              <w:br/>
-            </w:r>
-            <w:r>
-              <w:rPr>
-                <w:rFonts w:ascii="Arial" w:hAnsi="Arial" w:eastAsia="Arial" w:cs="Arial"/>
-                <w:i w:val="false"/>
-                <w:b w:val="false"/>
-                <w:u w:val="none"/>
-                <w:strike w:val="false"/>
-                <w:sz w:val="18"/>
-                <w:szCs w:val="18"/>
-                <w:color w:val="000000"/>
-              </w:rPr>
-              <w:t xml:space="preserve">κ 0.25</w:t>
-            </w:r>
-          </w:p>
-        </w:tc>
-        <w:tc>
-          <w:tcPr>
-            <w:tcBorders>
-              <w:bottom w:val="none" w:sz="0" w:space="0" w:color="000000"/>
-              <w:top w:val="none" w:sz="0" w:space="0" w:color="000000"/>
-              <w:left w:val="none" w:sz="0" w:space="0" w:color="000000"/>
-              <w:right w:val="none" w:sz="0" w:space="0" w:color="000000"/>
-            </w:tcBorders>
-            <w:shd w:val="clear" w:color="auto" w:fill="FFFFFF"/>
-            <w:tcMar>
-              <w:top w:w="0" w:type="dxa"/>
-              <w:bottom w:w="0" w:type="dxa"/>
-              <w:left w:w="0" w:type="dxa"/>
-              <w:right w:w="0" w:type="dxa"/>
-            </w:tcMar>
-            <w:vAlign w:val="top"/>
-          </w:tcPr>
-          <w:p>
-            <w:pPr>
-              <w:pStyle w:val="Normal"/>
-              <w:jc w:val="left"/>
-              <w:pBdr>
-                <w:bottom w:val="none" w:sz="0" w:space="0" w:color="000000"/>
-                <w:top w:val="none" w:sz="0" w:space="0" w:color="000000"/>
-                <w:left w:val="none" w:sz="0" w:space="0" w:color="000000"/>
-                <w:right w:val="none" w:sz="0" w:space="0" w:color="000000"/>
-              </w:pBdr>
-              <w:spacing w:after="60" w:before="60" w:line="240"/>
-              <w:ind w:left="60" w:right="60" w:firstLine="0" w:firstLineChars="0"/>
-              <w:rPr>
-                <w:rFonts w:ascii="Arial" w:hAnsi="Arial" w:eastAsia="Arial" w:cs="Arial"/>
-                <w:i w:val="false"/>
-                <w:b w:val="false"/>
-                <w:u w:val="none"/>
-                <w:strike w:val="false"/>
-                <w:sz w:val="18"/>
-                <w:szCs w:val="18"/>
-                <w:color w:val="000000"/>
-              </w:rPr>
-            </w:pPr>
-            <w:r>
-              <w:rPr>
-                <w:rFonts w:ascii="Arial" w:hAnsi="Arial" w:eastAsia="Arial" w:cs="Arial"/>
-                <w:i w:val="false"/>
-                <w:b w:val="false"/>
-                <w:u w:val="none"/>
-                <w:strike w:val="false"/>
-                <w:sz w:val="18"/>
-                <w:szCs w:val="18"/>
-                <w:color w:val="000000"/>
-              </w:rPr>
-              <w:t xml:space="preserve">7.1 (4.8–9.4)</w:t>
+              <w:t xml:space="preserve">0 by design</w:t>
             </w:r>
           </w:p>
         </w:tc>
@@ -2440,7 +945,7 @@
       <w:tr>
         <w:trPr>
           <w:cantSplit/>
-          <w:trHeight w:val="696" w:hRule="auto"/>
+          <w:trHeight w:val="480" w:hRule="auto"/>
         </w:trPr>
         <w:tc>
           <w:tcPr>
@@ -2493,7 +998,7 @@
                 <w:szCs w:val="18"/>
                 <w:color w:val="000000"/>
               </w:rPr>
-              <w:t xml:space="preserve">Mean of experts</w:t>
+              <w:t xml:space="preserve">D2 rule breaks</w:t>
             </w:r>
           </w:p>
         </w:tc>
@@ -2548,7 +1053,7 @@
                 <w:szCs w:val="18"/>
                 <w:color w:val="000000"/>
               </w:rPr>
-              <w:t xml:space="preserve">Overall</w:t>
+              <w:t xml:space="preserve">7/102 (6.9%; 2.9–10.8)</w:t>
             </w:r>
           </w:p>
         </w:tc>
@@ -2603,250 +1108,7 @@
                 <w:szCs w:val="18"/>
                 <w:color w:val="000000"/>
               </w:rPr>
-              <w:t xml:space="preserve">56.8%</w:t>
-            </w:r>
-            <w:r>
-              <w:rPr>
-                <w:rFonts w:ascii="Arial" w:hAnsi="Arial" w:eastAsia="Arial" w:cs="Arial"/>
-                <w:i w:val="false"/>
-                <w:b w:val="false"/>
-                <w:u w:val="none"/>
-                <w:strike w:val="false"/>
-                <w:sz w:val="18"/>
-                <w:szCs w:val="18"/>
-                <w:color w:val="000000"/>
-              </w:rPr>
-              <w:br/>
-            </w:r>
-            <w:r>
-              <w:rPr>
-                <w:rFonts w:ascii="Arial" w:hAnsi="Arial" w:eastAsia="Arial" w:cs="Arial"/>
-                <w:i w:val="false"/>
-                <w:b w:val="false"/>
-                <w:u w:val="none"/>
-                <w:strike w:val="false"/>
-                <w:sz w:val="18"/>
-                <w:szCs w:val="18"/>
-                <w:color w:val="000000"/>
-              </w:rPr>
-              <w:t xml:space="preserve">κ 0.43</w:t>
-            </w:r>
-          </w:p>
-        </w:tc>
-        <w:tc>
-          <w:tcPr>
-            <w:tcBorders>
-              <w:bottom w:val="none" w:sz="0" w:space="0" w:color="000000"/>
-              <w:top w:val="none" w:sz="0" w:space="0" w:color="000000"/>
-              <w:left w:val="none" w:sz="0" w:space="0" w:color="000000"/>
-              <w:right w:val="none" w:sz="0" w:space="0" w:color="000000"/>
-            </w:tcBorders>
-            <w:shd w:val="clear" w:color="auto" w:fill="FFFFFF"/>
-            <w:tcMar>
-              <w:top w:w="0" w:type="dxa"/>
-              <w:bottom w:w="0" w:type="dxa"/>
-              <w:left w:w="0" w:type="dxa"/>
-              <w:right w:w="0" w:type="dxa"/>
-            </w:tcMar>
-            <w:vAlign w:val="top"/>
-          </w:tcPr>
-          <w:p>
-            <w:pPr>
-              <w:pStyle w:val="Normal"/>
-              <w:jc w:val="left"/>
-              <w:pBdr>
-                <w:bottom w:val="none" w:sz="0" w:space="0" w:color="000000"/>
-                <w:top w:val="none" w:sz="0" w:space="0" w:color="000000"/>
-                <w:left w:val="none" w:sz="0" w:space="0" w:color="000000"/>
-                <w:right w:val="none" w:sz="0" w:space="0" w:color="000000"/>
-              </w:pBdr>
-              <w:spacing w:after="60" w:before="60" w:line="240"/>
-              <w:ind w:left="60" w:right="60" w:firstLine="0" w:firstLineChars="0"/>
-              <w:rPr>
-                <w:rFonts w:ascii="Arial" w:hAnsi="Arial" w:eastAsia="Arial" w:cs="Arial"/>
-                <w:i w:val="false"/>
-                <w:b w:val="false"/>
-                <w:u w:val="none"/>
-                <w:strike w:val="false"/>
-                <w:sz w:val="18"/>
-                <w:szCs w:val="18"/>
-                <w:color w:val="000000"/>
-              </w:rPr>
-            </w:pPr>
-            <w:r>
-              <w:rPr>
-                <w:rFonts w:ascii="Arial" w:hAnsi="Arial" w:eastAsia="Arial" w:cs="Arial"/>
-                <w:i w:val="false"/>
-                <w:b w:val="false"/>
-                <w:u w:val="none"/>
-                <w:strike w:val="false"/>
-                <w:sz w:val="18"/>
-                <w:szCs w:val="18"/>
-                <w:color w:val="000000"/>
-              </w:rPr>
-              <w:t xml:space="preserve">41.4%</w:t>
-            </w:r>
-            <w:r>
-              <w:rPr>
-                <w:rFonts w:ascii="Arial" w:hAnsi="Arial" w:eastAsia="Arial" w:cs="Arial"/>
-                <w:i w:val="false"/>
-                <w:b w:val="false"/>
-                <w:u w:val="none"/>
-                <w:strike w:val="false"/>
-                <w:sz w:val="18"/>
-                <w:szCs w:val="18"/>
-                <w:color w:val="000000"/>
-              </w:rPr>
-              <w:br/>
-            </w:r>
-            <w:r>
-              <w:rPr>
-                <w:rFonts w:ascii="Arial" w:hAnsi="Arial" w:eastAsia="Arial" w:cs="Arial"/>
-                <w:i w:val="false"/>
-                <w:b w:val="false"/>
-                <w:u w:val="none"/>
-                <w:strike w:val="false"/>
-                <w:sz w:val="18"/>
-                <w:szCs w:val="18"/>
-                <w:color w:val="000000"/>
-              </w:rPr>
-              <w:t xml:space="preserve">κ 0.30</w:t>
-            </w:r>
-          </w:p>
-        </w:tc>
-        <w:tc>
-          <w:tcPr>
-            <w:tcBorders>
-              <w:bottom w:val="none" w:sz="0" w:space="0" w:color="000000"/>
-              <w:top w:val="none" w:sz="0" w:space="0" w:color="000000"/>
-              <w:left w:val="none" w:sz="0" w:space="0" w:color="000000"/>
-              <w:right w:val="none" w:sz="0" w:space="0" w:color="000000"/>
-            </w:tcBorders>
-            <w:shd w:val="clear" w:color="auto" w:fill="FFFFFF"/>
-            <w:tcMar>
-              <w:top w:w="0" w:type="dxa"/>
-              <w:bottom w:w="0" w:type="dxa"/>
-              <w:left w:w="0" w:type="dxa"/>
-              <w:right w:w="0" w:type="dxa"/>
-            </w:tcMar>
-            <w:vAlign w:val="top"/>
-          </w:tcPr>
-          <w:p>
-            <w:pPr>
-              <w:pStyle w:val="Normal"/>
-              <w:jc w:val="left"/>
-              <w:pBdr>
-                <w:bottom w:val="none" w:sz="0" w:space="0" w:color="000000"/>
-                <w:top w:val="none" w:sz="0" w:space="0" w:color="000000"/>
-                <w:left w:val="none" w:sz="0" w:space="0" w:color="000000"/>
-                <w:right w:val="none" w:sz="0" w:space="0" w:color="000000"/>
-              </w:pBdr>
-              <w:spacing w:after="60" w:before="60" w:line="240"/>
-              <w:ind w:left="60" w:right="60" w:firstLine="0" w:firstLineChars="0"/>
-              <w:rPr>
-                <w:rFonts w:ascii="Arial" w:hAnsi="Arial" w:eastAsia="Arial" w:cs="Arial"/>
-                <w:i w:val="false"/>
-                <w:b w:val="false"/>
-                <w:u w:val="none"/>
-                <w:strike w:val="false"/>
-                <w:sz w:val="18"/>
-                <w:szCs w:val="18"/>
-                <w:color w:val="000000"/>
-              </w:rPr>
-            </w:pPr>
-            <w:r>
-              <w:rPr>
-                <w:rFonts w:ascii="Arial" w:hAnsi="Arial" w:eastAsia="Arial" w:cs="Arial"/>
-                <w:i w:val="false"/>
-                <w:b w:val="false"/>
-                <w:u w:val="none"/>
-                <w:strike w:val="false"/>
-                <w:sz w:val="18"/>
-                <w:szCs w:val="18"/>
-                <w:color w:val="000000"/>
-              </w:rPr>
-              <w:t xml:space="preserve">40.7%</w:t>
-            </w:r>
-            <w:r>
-              <w:rPr>
-                <w:rFonts w:ascii="Arial" w:hAnsi="Arial" w:eastAsia="Arial" w:cs="Arial"/>
-                <w:i w:val="false"/>
-                <w:b w:val="false"/>
-                <w:u w:val="none"/>
-                <w:strike w:val="false"/>
-                <w:sz w:val="18"/>
-                <w:szCs w:val="18"/>
-                <w:color w:val="000000"/>
-              </w:rPr>
-              <w:br/>
-            </w:r>
-            <w:r>
-              <w:rPr>
-                <w:rFonts w:ascii="Arial" w:hAnsi="Arial" w:eastAsia="Arial" w:cs="Arial"/>
-                <w:i w:val="false"/>
-                <w:b w:val="false"/>
-                <w:u w:val="none"/>
-                <w:strike w:val="false"/>
-                <w:sz w:val="18"/>
-                <w:szCs w:val="18"/>
-                <w:color w:val="000000"/>
-              </w:rPr>
-              <w:t xml:space="preserve">κ 0.24</w:t>
-            </w:r>
-          </w:p>
-        </w:tc>
-        <w:tc>
-          <w:tcPr>
-            <w:tcBorders>
-              <w:bottom w:val="none" w:sz="0" w:space="0" w:color="000000"/>
-              <w:top w:val="none" w:sz="0" w:space="0" w:color="000000"/>
-              <w:left w:val="none" w:sz="0" w:space="0" w:color="000000"/>
-              <w:right w:val="none" w:sz="0" w:space="0" w:color="000000"/>
-            </w:tcBorders>
-            <w:shd w:val="clear" w:color="auto" w:fill="FFFFFF"/>
-            <w:tcMar>
-              <w:top w:w="0" w:type="dxa"/>
-              <w:bottom w:w="0" w:type="dxa"/>
-              <w:left w:w="0" w:type="dxa"/>
-              <w:right w:w="0" w:type="dxa"/>
-            </w:tcMar>
-            <w:vAlign w:val="top"/>
-          </w:tcPr>
-          <w:p>
-            <w:pPr>
-              <w:pStyle w:val="Normal"/>
-              <w:jc w:val="left"/>
-              <w:pBdr>
-                <w:bottom w:val="none" w:sz="0" w:space="0" w:color="000000"/>
-                <w:top w:val="none" w:sz="0" w:space="0" w:color="000000"/>
-                <w:left w:val="none" w:sz="0" w:space="0" w:color="000000"/>
-                <w:right w:val="none" w:sz="0" w:space="0" w:color="000000"/>
-              </w:pBdr>
-              <w:spacing w:after="60" w:before="60" w:line="240"/>
-              <w:ind w:left="60" w:right="60" w:firstLine="0" w:firstLineChars="0"/>
-              <w:rPr>
-                <w:rFonts w:ascii="Arial" w:hAnsi="Arial" w:eastAsia="Arial" w:cs="Arial"/>
-                <w:i w:val="false"/>
-                <w:b w:val="false"/>
-                <w:u w:val="none"/>
-                <w:strike w:val="false"/>
-                <w:sz w:val="18"/>
-                <w:szCs w:val="18"/>
-                <w:color w:val="000000"/>
-              </w:rPr>
-            </w:pPr>
-            <w:r>
-              <w:rPr>
-                <w:rFonts w:ascii="Arial" w:hAnsi="Arial" w:eastAsia="Arial" w:cs="Arial"/>
-                <w:i w:val="false"/>
-                <w:b w:val="false"/>
-                <w:u w:val="none"/>
-                <w:strike w:val="false"/>
-                <w:sz w:val="18"/>
-                <w:szCs w:val="18"/>
-                <w:color w:val="000000"/>
-              </w:rPr>
-              <w:t xml:space="preserve">15.4 (8.0–22.8)</w:t>
+              <w:t xml:space="preserve">0 by design</w:t>
             </w:r>
           </w:p>
         </w:tc>
@@ -2854,7 +1116,7 @@
       <w:tr>
         <w:trPr>
           <w:cantSplit/>
-          <w:trHeight w:val="696" w:hRule="auto"/>
+          <w:trHeight w:val="480" w:hRule="auto"/>
         </w:trPr>
         <w:tc>
           <w:tcPr>
@@ -2907,7 +1169,7 @@
                 <w:szCs w:val="18"/>
                 <w:color w:val="000000"/>
               </w:rPr>
-              <w:t xml:space="preserve">Agreed reference</w:t>
+              <w:t xml:space="preserve">D3 rule breaks</w:t>
             </w:r>
           </w:p>
         </w:tc>
@@ -2962,7 +1224,7 @@
                 <w:szCs w:val="18"/>
                 <w:color w:val="000000"/>
               </w:rPr>
-              <w:t xml:space="preserve">D1–D5</w:t>
+              <w:t xml:space="preserve">5/102 (4.9%; 1.0–8.8)</w:t>
             </w:r>
           </w:p>
         </w:tc>
@@ -3017,250 +1279,7 @@
                 <w:szCs w:val="18"/>
                 <w:color w:val="000000"/>
               </w:rPr>
-              <w:t xml:space="preserve">349/388 (89.9%)</w:t>
-            </w:r>
-            <w:r>
-              <w:rPr>
-                <w:rFonts w:ascii="Arial" w:hAnsi="Arial" w:eastAsia="Arial" w:cs="Arial"/>
-                <w:i w:val="false"/>
-                <w:b w:val="false"/>
-                <w:u w:val="none"/>
-                <w:strike w:val="false"/>
-                <w:sz w:val="18"/>
-                <w:szCs w:val="18"/>
-                <w:color w:val="000000"/>
-              </w:rPr>
-              <w:br/>
-            </w:r>
-            <w:r>
-              <w:rPr>
-                <w:rFonts w:ascii="Arial" w:hAnsi="Arial" w:eastAsia="Arial" w:cs="Arial"/>
-                <w:i w:val="false"/>
-                <w:b w:val="false"/>
-                <w:u w:val="none"/>
-                <w:strike w:val="false"/>
-                <w:sz w:val="18"/>
-                <w:szCs w:val="18"/>
-                <w:color w:val="000000"/>
-              </w:rPr>
-              <w:t xml:space="preserve">κ 0.79</w:t>
-            </w:r>
-          </w:p>
-        </w:tc>
-        <w:tc>
-          <w:tcPr>
-            <w:tcBorders>
-              <w:bottom w:val="none" w:sz="0" w:space="0" w:color="000000"/>
-              <w:top w:val="none" w:sz="0" w:space="0" w:color="000000"/>
-              <w:left w:val="none" w:sz="0" w:space="0" w:color="000000"/>
-              <w:right w:val="none" w:sz="0" w:space="0" w:color="000000"/>
-            </w:tcBorders>
-            <w:shd w:val="clear" w:color="auto" w:fill="FFFFFF"/>
-            <w:tcMar>
-              <w:top w:w="0" w:type="dxa"/>
-              <w:bottom w:w="0" w:type="dxa"/>
-              <w:left w:w="0" w:type="dxa"/>
-              <w:right w:w="0" w:type="dxa"/>
-            </w:tcMar>
-            <w:vAlign w:val="top"/>
-          </w:tcPr>
-          <w:p>
-            <w:pPr>
-              <w:pStyle w:val="Normal"/>
-              <w:jc w:val="left"/>
-              <w:pBdr>
-                <w:bottom w:val="none" w:sz="0" w:space="0" w:color="000000"/>
-                <w:top w:val="none" w:sz="0" w:space="0" w:color="000000"/>
-                <w:left w:val="none" w:sz="0" w:space="0" w:color="000000"/>
-                <w:right w:val="none" w:sz="0" w:space="0" w:color="000000"/>
-              </w:pBdr>
-              <w:spacing w:after="60" w:before="60" w:line="240"/>
-              <w:ind w:left="60" w:right="60" w:firstLine="0" w:firstLineChars="0"/>
-              <w:rPr>
-                <w:rFonts w:ascii="Arial" w:hAnsi="Arial" w:eastAsia="Arial" w:cs="Arial"/>
-                <w:i w:val="false"/>
-                <w:b w:val="false"/>
-                <w:u w:val="none"/>
-                <w:strike w:val="false"/>
-                <w:sz w:val="18"/>
-                <w:szCs w:val="18"/>
-                <w:color w:val="000000"/>
-              </w:rPr>
-            </w:pPr>
-            <w:r>
-              <w:rPr>
-                <w:rFonts w:ascii="Arial" w:hAnsi="Arial" w:eastAsia="Arial" w:cs="Arial"/>
-                <w:i w:val="false"/>
-                <w:b w:val="false"/>
-                <w:u w:val="none"/>
-                <w:strike w:val="false"/>
-                <w:sz w:val="18"/>
-                <w:szCs w:val="18"/>
-                <w:color w:val="000000"/>
-              </w:rPr>
-              <w:t xml:space="preserve">313/388 (80.7%)</w:t>
-            </w:r>
-            <w:r>
-              <w:rPr>
-                <w:rFonts w:ascii="Arial" w:hAnsi="Arial" w:eastAsia="Arial" w:cs="Arial"/>
-                <w:i w:val="false"/>
-                <w:b w:val="false"/>
-                <w:u w:val="none"/>
-                <w:strike w:val="false"/>
-                <w:sz w:val="18"/>
-                <w:szCs w:val="18"/>
-                <w:color w:val="000000"/>
-              </w:rPr>
-              <w:br/>
-            </w:r>
-            <w:r>
-              <w:rPr>
-                <w:rFonts w:ascii="Arial" w:hAnsi="Arial" w:eastAsia="Arial" w:cs="Arial"/>
-                <w:i w:val="false"/>
-                <w:b w:val="false"/>
-                <w:u w:val="none"/>
-                <w:strike w:val="false"/>
-                <w:sz w:val="18"/>
-                <w:szCs w:val="18"/>
-                <w:color w:val="000000"/>
-              </w:rPr>
-              <w:t xml:space="preserve">κ 0.57</w:t>
-            </w:r>
-          </w:p>
-        </w:tc>
-        <w:tc>
-          <w:tcPr>
-            <w:tcBorders>
-              <w:bottom w:val="none" w:sz="0" w:space="0" w:color="000000"/>
-              <w:top w:val="none" w:sz="0" w:space="0" w:color="000000"/>
-              <w:left w:val="none" w:sz="0" w:space="0" w:color="000000"/>
-              <w:right w:val="none" w:sz="0" w:space="0" w:color="000000"/>
-            </w:tcBorders>
-            <w:shd w:val="clear" w:color="auto" w:fill="FFFFFF"/>
-            <w:tcMar>
-              <w:top w:w="0" w:type="dxa"/>
-              <w:bottom w:w="0" w:type="dxa"/>
-              <w:left w:w="0" w:type="dxa"/>
-              <w:right w:w="0" w:type="dxa"/>
-            </w:tcMar>
-            <w:vAlign w:val="top"/>
-          </w:tcPr>
-          <w:p>
-            <w:pPr>
-              <w:pStyle w:val="Normal"/>
-              <w:jc w:val="left"/>
-              <w:pBdr>
-                <w:bottom w:val="none" w:sz="0" w:space="0" w:color="000000"/>
-                <w:top w:val="none" w:sz="0" w:space="0" w:color="000000"/>
-                <w:left w:val="none" w:sz="0" w:space="0" w:color="000000"/>
-                <w:right w:val="none" w:sz="0" w:space="0" w:color="000000"/>
-              </w:pBdr>
-              <w:spacing w:after="60" w:before="60" w:line="240"/>
-              <w:ind w:left="60" w:right="60" w:firstLine="0" w:firstLineChars="0"/>
-              <w:rPr>
-                <w:rFonts w:ascii="Arial" w:hAnsi="Arial" w:eastAsia="Arial" w:cs="Arial"/>
-                <w:i w:val="false"/>
-                <w:b w:val="false"/>
-                <w:u w:val="none"/>
-                <w:strike w:val="false"/>
-                <w:sz w:val="18"/>
-                <w:szCs w:val="18"/>
-                <w:color w:val="000000"/>
-              </w:rPr>
-            </w:pPr>
-            <w:r>
-              <w:rPr>
-                <w:rFonts w:ascii="Arial" w:hAnsi="Arial" w:eastAsia="Arial" w:cs="Arial"/>
-                <w:i w:val="false"/>
-                <w:b w:val="false"/>
-                <w:u w:val="none"/>
-                <w:strike w:val="false"/>
-                <w:sz w:val="18"/>
-                <w:szCs w:val="18"/>
-                <w:color w:val="000000"/>
-              </w:rPr>
-              <w:t xml:space="preserve">281/388 (72.4%)</w:t>
-            </w:r>
-            <w:r>
-              <w:rPr>
-                <w:rFonts w:ascii="Arial" w:hAnsi="Arial" w:eastAsia="Arial" w:cs="Arial"/>
-                <w:i w:val="false"/>
-                <w:b w:val="false"/>
-                <w:u w:val="none"/>
-                <w:strike w:val="false"/>
-                <w:sz w:val="18"/>
-                <w:szCs w:val="18"/>
-                <w:color w:val="000000"/>
-              </w:rPr>
-              <w:br/>
-            </w:r>
-            <w:r>
-              <w:rPr>
-                <w:rFonts w:ascii="Arial" w:hAnsi="Arial" w:eastAsia="Arial" w:cs="Arial"/>
-                <w:i w:val="false"/>
-                <w:b w:val="false"/>
-                <w:u w:val="none"/>
-                <w:strike w:val="false"/>
-                <w:sz w:val="18"/>
-                <w:szCs w:val="18"/>
-                <w:color w:val="000000"/>
-              </w:rPr>
-              <w:t xml:space="preserve">κ 0.32</w:t>
-            </w:r>
-          </w:p>
-        </w:tc>
-        <w:tc>
-          <w:tcPr>
-            <w:tcBorders>
-              <w:bottom w:val="none" w:sz="0" w:space="0" w:color="000000"/>
-              <w:top w:val="none" w:sz="0" w:space="0" w:color="000000"/>
-              <w:left w:val="none" w:sz="0" w:space="0" w:color="000000"/>
-              <w:right w:val="none" w:sz="0" w:space="0" w:color="000000"/>
-            </w:tcBorders>
-            <w:shd w:val="clear" w:color="auto" w:fill="FFFFFF"/>
-            <w:tcMar>
-              <w:top w:w="0" w:type="dxa"/>
-              <w:bottom w:w="0" w:type="dxa"/>
-              <w:left w:w="0" w:type="dxa"/>
-              <w:right w:w="0" w:type="dxa"/>
-            </w:tcMar>
-            <w:vAlign w:val="top"/>
-          </w:tcPr>
-          <w:p>
-            <w:pPr>
-              <w:pStyle w:val="Normal"/>
-              <w:jc w:val="left"/>
-              <w:pBdr>
-                <w:bottom w:val="none" w:sz="0" w:space="0" w:color="000000"/>
-                <w:top w:val="none" w:sz="0" w:space="0" w:color="000000"/>
-                <w:left w:val="none" w:sz="0" w:space="0" w:color="000000"/>
-                <w:right w:val="none" w:sz="0" w:space="0" w:color="000000"/>
-              </w:pBdr>
-              <w:spacing w:after="60" w:before="60" w:line="240"/>
-              <w:ind w:left="60" w:right="60" w:firstLine="0" w:firstLineChars="0"/>
-              <w:rPr>
-                <w:rFonts w:ascii="Arial" w:hAnsi="Arial" w:eastAsia="Arial" w:cs="Arial"/>
-                <w:i w:val="false"/>
-                <w:b w:val="false"/>
-                <w:u w:val="none"/>
-                <w:strike w:val="false"/>
-                <w:sz w:val="18"/>
-                <w:szCs w:val="18"/>
-                <w:color w:val="000000"/>
-              </w:rPr>
-            </w:pPr>
-            <w:r>
-              <w:rPr>
-                <w:rFonts w:ascii="Arial" w:hAnsi="Arial" w:eastAsia="Arial" w:cs="Arial"/>
-                <w:i w:val="false"/>
-                <w:b w:val="false"/>
-                <w:u w:val="none"/>
-                <w:strike w:val="false"/>
-                <w:sz w:val="18"/>
-                <w:szCs w:val="18"/>
-                <w:color w:val="000000"/>
-              </w:rPr>
-              <w:t xml:space="preserve">9.3 (6.3–12.2)</w:t>
+              <w:t xml:space="preserve">0 by design</w:t>
             </w:r>
           </w:p>
         </w:tc>
@@ -3268,7 +1287,7 @@
       <w:tr>
         <w:trPr>
           <w:cantSplit/>
-          <w:trHeight w:val="696" w:hRule="auto"/>
+          <w:trHeight w:val="480" w:hRule="auto"/>
         </w:trPr>
         <w:tc>
           <w:tcPr>
@@ -3321,7 +1340,7 @@
                 <w:szCs w:val="18"/>
                 <w:color w:val="000000"/>
               </w:rPr>
-              <w:t xml:space="preserve">Agreed reference</w:t>
+              <w:t xml:space="preserve">D4 rule breaks</w:t>
             </w:r>
           </w:p>
         </w:tc>
@@ -3376,7 +1395,7 @@
                 <w:szCs w:val="18"/>
                 <w:color w:val="000000"/>
               </w:rPr>
-              <w:t xml:space="preserve">Overall</w:t>
+              <w:t xml:space="preserve">35/102 (34.3%; 26.5–42.2)</w:t>
             </w:r>
           </w:p>
         </w:tc>
@@ -3431,250 +1450,7 @@
                 <w:szCs w:val="18"/>
                 <w:color w:val="000000"/>
               </w:rPr>
-              <w:t xml:space="preserve">30/42 (71.4%)</w:t>
-            </w:r>
-            <w:r>
-              <w:rPr>
-                <w:rFonts w:ascii="Arial" w:hAnsi="Arial" w:eastAsia="Arial" w:cs="Arial"/>
-                <w:i w:val="false"/>
-                <w:b w:val="false"/>
-                <w:u w:val="none"/>
-                <w:strike w:val="false"/>
-                <w:sz w:val="18"/>
-                <w:szCs w:val="18"/>
-                <w:color w:val="000000"/>
-              </w:rPr>
-              <w:br/>
-            </w:r>
-            <w:r>
-              <w:rPr>
-                <w:rFonts w:ascii="Arial" w:hAnsi="Arial" w:eastAsia="Arial" w:cs="Arial"/>
-                <w:i w:val="false"/>
-                <w:b w:val="false"/>
-                <w:u w:val="none"/>
-                <w:strike w:val="false"/>
-                <w:sz w:val="18"/>
-                <w:szCs w:val="18"/>
-                <w:color w:val="000000"/>
-              </w:rPr>
-              <w:t xml:space="preserve">κ 0.57</w:t>
-            </w:r>
-          </w:p>
-        </w:tc>
-        <w:tc>
-          <w:tcPr>
-            <w:tcBorders>
-              <w:bottom w:val="none" w:sz="0" w:space="0" w:color="000000"/>
-              <w:top w:val="none" w:sz="0" w:space="0" w:color="000000"/>
-              <w:left w:val="none" w:sz="0" w:space="0" w:color="000000"/>
-              <w:right w:val="none" w:sz="0" w:space="0" w:color="000000"/>
-            </w:tcBorders>
-            <w:shd w:val="clear" w:color="auto" w:fill="FFFFFF"/>
-            <w:tcMar>
-              <w:top w:w="0" w:type="dxa"/>
-              <w:bottom w:w="0" w:type="dxa"/>
-              <w:left w:w="0" w:type="dxa"/>
-              <w:right w:w="0" w:type="dxa"/>
-            </w:tcMar>
-            <w:vAlign w:val="top"/>
-          </w:tcPr>
-          <w:p>
-            <w:pPr>
-              <w:pStyle w:val="Normal"/>
-              <w:jc w:val="left"/>
-              <w:pBdr>
-                <w:bottom w:val="none" w:sz="0" w:space="0" w:color="000000"/>
-                <w:top w:val="none" w:sz="0" w:space="0" w:color="000000"/>
-                <w:left w:val="none" w:sz="0" w:space="0" w:color="000000"/>
-                <w:right w:val="none" w:sz="0" w:space="0" w:color="000000"/>
-              </w:pBdr>
-              <w:spacing w:after="60" w:before="60" w:line="240"/>
-              <w:ind w:left="60" w:right="60" w:firstLine="0" w:firstLineChars="0"/>
-              <w:rPr>
-                <w:rFonts w:ascii="Arial" w:hAnsi="Arial" w:eastAsia="Arial" w:cs="Arial"/>
-                <w:i w:val="false"/>
-                <w:b w:val="false"/>
-                <w:u w:val="none"/>
-                <w:strike w:val="false"/>
-                <w:sz w:val="18"/>
-                <w:szCs w:val="18"/>
-                <w:color w:val="000000"/>
-              </w:rPr>
-            </w:pPr>
-            <w:r>
-              <w:rPr>
-                <w:rFonts w:ascii="Arial" w:hAnsi="Arial" w:eastAsia="Arial" w:cs="Arial"/>
-                <w:i w:val="false"/>
-                <w:b w:val="false"/>
-                <w:u w:val="none"/>
-                <w:strike w:val="false"/>
-                <w:sz w:val="18"/>
-                <w:szCs w:val="18"/>
-                <w:color w:val="000000"/>
-              </w:rPr>
-              <w:t xml:space="preserve">21/42 (50.0%)</w:t>
-            </w:r>
-            <w:r>
-              <w:rPr>
-                <w:rFonts w:ascii="Arial" w:hAnsi="Arial" w:eastAsia="Arial" w:cs="Arial"/>
-                <w:i w:val="false"/>
-                <w:b w:val="false"/>
-                <w:u w:val="none"/>
-                <w:strike w:val="false"/>
-                <w:sz w:val="18"/>
-                <w:szCs w:val="18"/>
-                <w:color w:val="000000"/>
-              </w:rPr>
-              <w:br/>
-            </w:r>
-            <w:r>
-              <w:rPr>
-                <w:rFonts w:ascii="Arial" w:hAnsi="Arial" w:eastAsia="Arial" w:cs="Arial"/>
-                <w:i w:val="false"/>
-                <w:b w:val="false"/>
-                <w:u w:val="none"/>
-                <w:strike w:val="false"/>
-                <w:sz w:val="18"/>
-                <w:szCs w:val="18"/>
-                <w:color w:val="000000"/>
-              </w:rPr>
-              <w:t xml:space="preserve">κ 0.37</w:t>
-            </w:r>
-          </w:p>
-        </w:tc>
-        <w:tc>
-          <w:tcPr>
-            <w:tcBorders>
-              <w:bottom w:val="none" w:sz="0" w:space="0" w:color="000000"/>
-              <w:top w:val="none" w:sz="0" w:space="0" w:color="000000"/>
-              <w:left w:val="none" w:sz="0" w:space="0" w:color="000000"/>
-              <w:right w:val="none" w:sz="0" w:space="0" w:color="000000"/>
-            </w:tcBorders>
-            <w:shd w:val="clear" w:color="auto" w:fill="FFFFFF"/>
-            <w:tcMar>
-              <w:top w:w="0" w:type="dxa"/>
-              <w:bottom w:w="0" w:type="dxa"/>
-              <w:left w:w="0" w:type="dxa"/>
-              <w:right w:w="0" w:type="dxa"/>
-            </w:tcMar>
-            <w:vAlign w:val="top"/>
-          </w:tcPr>
-          <w:p>
-            <w:pPr>
-              <w:pStyle w:val="Normal"/>
-              <w:jc w:val="left"/>
-              <w:pBdr>
-                <w:bottom w:val="none" w:sz="0" w:space="0" w:color="000000"/>
-                <w:top w:val="none" w:sz="0" w:space="0" w:color="000000"/>
-                <w:left w:val="none" w:sz="0" w:space="0" w:color="000000"/>
-                <w:right w:val="none" w:sz="0" w:space="0" w:color="000000"/>
-              </w:pBdr>
-              <w:spacing w:after="60" w:before="60" w:line="240"/>
-              <w:ind w:left="60" w:right="60" w:firstLine="0" w:firstLineChars="0"/>
-              <w:rPr>
-                <w:rFonts w:ascii="Arial" w:hAnsi="Arial" w:eastAsia="Arial" w:cs="Arial"/>
-                <w:i w:val="false"/>
-                <w:b w:val="false"/>
-                <w:u w:val="none"/>
-                <w:strike w:val="false"/>
-                <w:sz w:val="18"/>
-                <w:szCs w:val="18"/>
-                <w:color w:val="000000"/>
-              </w:rPr>
-            </w:pPr>
-            <w:r>
-              <w:rPr>
-                <w:rFonts w:ascii="Arial" w:hAnsi="Arial" w:eastAsia="Arial" w:cs="Arial"/>
-                <w:i w:val="false"/>
-                <w:b w:val="false"/>
-                <w:u w:val="none"/>
-                <w:strike w:val="false"/>
-                <w:sz w:val="18"/>
-                <w:szCs w:val="18"/>
-                <w:color w:val="000000"/>
-              </w:rPr>
-              <w:t xml:space="preserve">20/42 (47.6%)</w:t>
-            </w:r>
-            <w:r>
-              <w:rPr>
-                <w:rFonts w:ascii="Arial" w:hAnsi="Arial" w:eastAsia="Arial" w:cs="Arial"/>
-                <w:i w:val="false"/>
-                <w:b w:val="false"/>
-                <w:u w:val="none"/>
-                <w:strike w:val="false"/>
-                <w:sz w:val="18"/>
-                <w:szCs w:val="18"/>
-                <w:color w:val="000000"/>
-              </w:rPr>
-              <w:br/>
-            </w:r>
-            <w:r>
-              <w:rPr>
-                <w:rFonts w:ascii="Arial" w:hAnsi="Arial" w:eastAsia="Arial" w:cs="Arial"/>
-                <w:i w:val="false"/>
-                <w:b w:val="false"/>
-                <w:u w:val="none"/>
-                <w:strike w:val="false"/>
-                <w:sz w:val="18"/>
-                <w:szCs w:val="18"/>
-                <w:color w:val="000000"/>
-              </w:rPr>
-              <w:t xml:space="preserve">κ 0.25</w:t>
-            </w:r>
-          </w:p>
-        </w:tc>
-        <w:tc>
-          <w:tcPr>
-            <w:tcBorders>
-              <w:bottom w:val="none" w:sz="0" w:space="0" w:color="000000"/>
-              <w:top w:val="none" w:sz="0" w:space="0" w:color="000000"/>
-              <w:left w:val="none" w:sz="0" w:space="0" w:color="000000"/>
-              <w:right w:val="none" w:sz="0" w:space="0" w:color="000000"/>
-            </w:tcBorders>
-            <w:shd w:val="clear" w:color="auto" w:fill="FFFFFF"/>
-            <w:tcMar>
-              <w:top w:w="0" w:type="dxa"/>
-              <w:bottom w:w="0" w:type="dxa"/>
-              <w:left w:w="0" w:type="dxa"/>
-              <w:right w:w="0" w:type="dxa"/>
-            </w:tcMar>
-            <w:vAlign w:val="top"/>
-          </w:tcPr>
-          <w:p>
-            <w:pPr>
-              <w:pStyle w:val="Normal"/>
-              <w:jc w:val="left"/>
-              <w:pBdr>
-                <w:bottom w:val="none" w:sz="0" w:space="0" w:color="000000"/>
-                <w:top w:val="none" w:sz="0" w:space="0" w:color="000000"/>
-                <w:left w:val="none" w:sz="0" w:space="0" w:color="000000"/>
-                <w:right w:val="none" w:sz="0" w:space="0" w:color="000000"/>
-              </w:pBdr>
-              <w:spacing w:after="60" w:before="60" w:line="240"/>
-              <w:ind w:left="60" w:right="60" w:firstLine="0" w:firstLineChars="0"/>
-              <w:rPr>
-                <w:rFonts w:ascii="Arial" w:hAnsi="Arial" w:eastAsia="Arial" w:cs="Arial"/>
-                <w:i w:val="false"/>
-                <w:b w:val="false"/>
-                <w:u w:val="none"/>
-                <w:strike w:val="false"/>
-                <w:sz w:val="18"/>
-                <w:szCs w:val="18"/>
-                <w:color w:val="000000"/>
-              </w:rPr>
-            </w:pPr>
-            <w:r>
-              <w:rPr>
-                <w:rFonts w:ascii="Arial" w:hAnsi="Arial" w:eastAsia="Arial" w:cs="Arial"/>
-                <w:i w:val="false"/>
-                <w:b w:val="false"/>
-                <w:u w:val="none"/>
-                <w:strike w:val="false"/>
-                <w:sz w:val="18"/>
-                <w:szCs w:val="18"/>
-                <w:color w:val="000000"/>
-              </w:rPr>
-              <w:t xml:space="preserve">21.4 (7.5–35.0)</w:t>
+              <w:t xml:space="preserve">0 by design</w:t>
             </w:r>
           </w:p>
         </w:tc>
@@ -3682,7 +1458,986 @@
       <w:tr>
         <w:trPr>
           <w:cantSplit/>
-          <w:trHeight w:val="706" w:hRule="auto"/>
+          <w:trHeight w:val="480" w:hRule="auto"/>
+        </w:trPr>
+        <w:tc>
+          <w:tcPr>
+            <w:tcBorders>
+              <w:bottom w:val="none" w:sz="0" w:space="0" w:color="000000"/>
+              <w:top w:val="none" w:sz="0" w:space="0" w:color="000000"/>
+              <w:left w:val="none" w:sz="0" w:space="0" w:color="000000"/>
+              <w:right w:val="none" w:sz="0" w:space="0" w:color="000000"/>
+            </w:tcBorders>
+            <w:shd w:val="clear" w:color="auto" w:fill="FFFFFF"/>
+            <w:tcMar>
+              <w:top w:w="0" w:type="dxa"/>
+              <w:bottom w:w="0" w:type="dxa"/>
+              <w:left w:w="0" w:type="dxa"/>
+              <w:right w:w="0" w:type="dxa"/>
+            </w:tcMar>
+            <w:vAlign w:val="top"/>
+          </w:tcPr>
+          <w:p>
+            <w:pPr>
+              <w:pStyle w:val="Normal"/>
+              <w:jc w:val="left"/>
+              <w:pBdr>
+                <w:bottom w:val="none" w:sz="0" w:space="0" w:color="000000"/>
+                <w:top w:val="none" w:sz="0" w:space="0" w:color="000000"/>
+                <w:left w:val="none" w:sz="0" w:space="0" w:color="000000"/>
+                <w:right w:val="none" w:sz="0" w:space="0" w:color="000000"/>
+              </w:pBdr>
+              <w:spacing w:after="60" w:before="60" w:line="240"/>
+              <w:ind w:left="60" w:right="60" w:firstLine="0" w:firstLineChars="0"/>
+              <w:rPr>
+                <w:rFonts w:ascii="Arial" w:hAnsi="Arial" w:eastAsia="Arial" w:cs="Arial"/>
+                <w:i w:val="false"/>
+                <w:b w:val="false"/>
+                <w:u w:val="none"/>
+                <w:strike w:val="false"/>
+                <w:sz w:val="18"/>
+                <w:szCs w:val="18"/>
+                <w:color w:val="000000"/>
+              </w:rPr>
+            </w:pPr>
+            <w:r>
+              <w:rPr>
+                <w:rFonts w:ascii="Arial" w:hAnsi="Arial" w:eastAsia="Arial" w:cs="Arial"/>
+                <w:i w:val="false"/>
+                <w:b w:val="false"/>
+                <w:u w:val="none"/>
+                <w:strike w:val="false"/>
+                <w:sz w:val="18"/>
+                <w:szCs w:val="18"/>
+                <w:color w:val="000000"/>
+              </w:rPr>
+              <w:t xml:space="preserve">D5 rule breaks</w:t>
+            </w:r>
+          </w:p>
+        </w:tc>
+        <w:tc>
+          <w:tcPr>
+            <w:tcBorders>
+              <w:bottom w:val="none" w:sz="0" w:space="0" w:color="000000"/>
+              <w:top w:val="none" w:sz="0" w:space="0" w:color="000000"/>
+              <w:left w:val="none" w:sz="0" w:space="0" w:color="000000"/>
+              <w:right w:val="none" w:sz="0" w:space="0" w:color="000000"/>
+            </w:tcBorders>
+            <w:shd w:val="clear" w:color="auto" w:fill="FFFFFF"/>
+            <w:tcMar>
+              <w:top w:w="0" w:type="dxa"/>
+              <w:bottom w:w="0" w:type="dxa"/>
+              <w:left w:w="0" w:type="dxa"/>
+              <w:right w:w="0" w:type="dxa"/>
+            </w:tcMar>
+            <w:vAlign w:val="top"/>
+          </w:tcPr>
+          <w:p>
+            <w:pPr>
+              <w:pStyle w:val="Normal"/>
+              <w:jc w:val="left"/>
+              <w:pBdr>
+                <w:bottom w:val="none" w:sz="0" w:space="0" w:color="000000"/>
+                <w:top w:val="none" w:sz="0" w:space="0" w:color="000000"/>
+                <w:left w:val="none" w:sz="0" w:space="0" w:color="000000"/>
+                <w:right w:val="none" w:sz="0" w:space="0" w:color="000000"/>
+              </w:pBdr>
+              <w:spacing w:after="60" w:before="60" w:line="240"/>
+              <w:ind w:left="60" w:right="60" w:firstLine="0" w:firstLineChars="0"/>
+              <w:rPr>
+                <w:rFonts w:ascii="Arial" w:hAnsi="Arial" w:eastAsia="Arial" w:cs="Arial"/>
+                <w:i w:val="false"/>
+                <w:b w:val="false"/>
+                <w:u w:val="none"/>
+                <w:strike w:val="false"/>
+                <w:sz w:val="18"/>
+                <w:szCs w:val="18"/>
+                <w:color w:val="000000"/>
+              </w:rPr>
+            </w:pPr>
+            <w:r>
+              <w:rPr>
+                <w:rFonts w:ascii="Arial" w:hAnsi="Arial" w:eastAsia="Arial" w:cs="Arial"/>
+                <w:i w:val="false"/>
+                <w:b w:val="false"/>
+                <w:u w:val="none"/>
+                <w:strike w:val="false"/>
+                <w:sz w:val="18"/>
+                <w:szCs w:val="18"/>
+                <w:color w:val="000000"/>
+              </w:rPr>
+              <w:t xml:space="preserve">13/102 (12.7%; 6.9–18.6)</w:t>
+            </w:r>
+          </w:p>
+        </w:tc>
+        <w:tc>
+          <w:tcPr>
+            <w:tcBorders>
+              <w:bottom w:val="none" w:sz="0" w:space="0" w:color="000000"/>
+              <w:top w:val="none" w:sz="0" w:space="0" w:color="000000"/>
+              <w:left w:val="none" w:sz="0" w:space="0" w:color="000000"/>
+              <w:right w:val="none" w:sz="0" w:space="0" w:color="000000"/>
+            </w:tcBorders>
+            <w:shd w:val="clear" w:color="auto" w:fill="FFFFFF"/>
+            <w:tcMar>
+              <w:top w:w="0" w:type="dxa"/>
+              <w:bottom w:w="0" w:type="dxa"/>
+              <w:left w:w="0" w:type="dxa"/>
+              <w:right w:w="0" w:type="dxa"/>
+            </w:tcMar>
+            <w:vAlign w:val="top"/>
+          </w:tcPr>
+          <w:p>
+            <w:pPr>
+              <w:pStyle w:val="Normal"/>
+              <w:jc w:val="left"/>
+              <w:pBdr>
+                <w:bottom w:val="none" w:sz="0" w:space="0" w:color="000000"/>
+                <w:top w:val="none" w:sz="0" w:space="0" w:color="000000"/>
+                <w:left w:val="none" w:sz="0" w:space="0" w:color="000000"/>
+                <w:right w:val="none" w:sz="0" w:space="0" w:color="000000"/>
+              </w:pBdr>
+              <w:spacing w:after="60" w:before="60" w:line="240"/>
+              <w:ind w:left="60" w:right="60" w:firstLine="0" w:firstLineChars="0"/>
+              <w:rPr>
+                <w:rFonts w:ascii="Arial" w:hAnsi="Arial" w:eastAsia="Arial" w:cs="Arial"/>
+                <w:i w:val="false"/>
+                <w:b w:val="false"/>
+                <w:u w:val="none"/>
+                <w:strike w:val="false"/>
+                <w:sz w:val="18"/>
+                <w:szCs w:val="18"/>
+                <w:color w:val="000000"/>
+              </w:rPr>
+            </w:pPr>
+            <w:r>
+              <w:rPr>
+                <w:rFonts w:ascii="Arial" w:hAnsi="Arial" w:eastAsia="Arial" w:cs="Arial"/>
+                <w:i w:val="false"/>
+                <w:b w:val="false"/>
+                <w:u w:val="none"/>
+                <w:strike w:val="false"/>
+                <w:sz w:val="18"/>
+                <w:szCs w:val="18"/>
+                <w:color w:val="000000"/>
+              </w:rPr>
+              <w:t xml:space="preserve">0 by design</w:t>
+            </w:r>
+          </w:p>
+        </w:tc>
+      </w:tr>
+      <w:tr>
+        <w:trPr>
+          <w:cantSplit/>
+          <w:trHeight w:val="480" w:hRule="auto"/>
+        </w:trPr>
+        <w:tc>
+          <w:tcPr>
+            <w:gridSpan w:val="3"/>
+            <w:tcBorders>
+              <w:bottom w:val="none" w:sz="0" w:space="0" w:color="000000"/>
+              <w:top w:val="none" w:sz="0" w:space="0" w:color="000000"/>
+              <w:left w:val="none" w:sz="0" w:space="0" w:color="000000"/>
+              <w:right w:val="none" w:sz="0" w:space="0" w:color="000000"/>
+            </w:tcBorders>
+            <w:shd w:val="clear" w:color="auto" w:fill="FFFFFF"/>
+            <w:tcMar>
+              <w:top w:w="0" w:type="dxa"/>
+              <w:bottom w:w="0" w:type="dxa"/>
+              <w:left w:w="0" w:type="dxa"/>
+              <w:right w:w="0" w:type="dxa"/>
+            </w:tcMar>
+            <w:vAlign w:val="top"/>
+          </w:tcPr>
+          <w:p>
+            <w:pPr>
+              <w:pStyle w:val="Normal"/>
+              <w:jc w:val="left"/>
+              <w:pBdr>
+                <w:bottom w:val="none" w:sz="0" w:space="0" w:color="000000"/>
+                <w:top w:val="none" w:sz="0" w:space="0" w:color="000000"/>
+                <w:left w:val="none" w:sz="0" w:space="0" w:color="000000"/>
+                <w:right w:val="none" w:sz="0" w:space="0" w:color="000000"/>
+              </w:pBdr>
+              <w:spacing w:after="60" w:before="60" w:line="240"/>
+              <w:ind w:left="60" w:right="60" w:firstLine="0" w:firstLineChars="0"/>
+              <w:rPr>
+                <w:rFonts w:ascii="Arial" w:hAnsi="Arial" w:eastAsia="Arial" w:cs="Arial"/>
+                <w:i w:val="false"/>
+                <w:b w:val="true"/>
+                <w:u w:val="none"/>
+                <w:strike w:val="false"/>
+                <w:sz w:val="18"/>
+                <w:szCs w:val="18"/>
+                <w:color w:val="000000"/>
+              </w:rPr>
+            </w:pPr>
+            <w:r>
+              <w:rPr>
+                <w:rFonts w:ascii="Arial" w:hAnsi="Arial" w:eastAsia="Arial" w:cs="Arial"/>
+                <w:i w:val="false"/>
+                <w:b w:val="true"/>
+                <w:u w:val="none"/>
+                <w:strike w:val="false"/>
+                <w:sz w:val="18"/>
+                <w:szCs w:val="18"/>
+                <w:color w:val="000000"/>
+              </w:rPr>
+              <w:t xml:space="preserve">Overall rating</w:t>
+            </w:r>
+          </w:p>
+        </w:tc>
+      </w:tr>
+      <w:tr>
+        <w:trPr>
+          <w:cantSplit/>
+          <w:trHeight w:val="480" w:hRule="auto"/>
+        </w:trPr>
+        <w:tc>
+          <w:tcPr>
+            <w:tcBorders>
+              <w:bottom w:val="none" w:sz="0" w:space="0" w:color="000000"/>
+              <w:top w:val="none" w:sz="0" w:space="0" w:color="000000"/>
+              <w:left w:val="none" w:sz="0" w:space="0" w:color="000000"/>
+              <w:right w:val="none" w:sz="0" w:space="0" w:color="000000"/>
+            </w:tcBorders>
+            <w:shd w:val="clear" w:color="auto" w:fill="FFFFFF"/>
+            <w:tcMar>
+              <w:top w:w="0" w:type="dxa"/>
+              <w:bottom w:w="0" w:type="dxa"/>
+              <w:left w:w="0" w:type="dxa"/>
+              <w:right w:w="0" w:type="dxa"/>
+            </w:tcMar>
+            <w:vAlign w:val="top"/>
+          </w:tcPr>
+          <w:p>
+            <w:pPr>
+              <w:pStyle w:val="Normal"/>
+              <w:jc w:val="left"/>
+              <w:pBdr>
+                <w:bottom w:val="none" w:sz="0" w:space="0" w:color="000000"/>
+                <w:top w:val="none" w:sz="0" w:space="0" w:color="000000"/>
+                <w:left w:val="none" w:sz="0" w:space="0" w:color="000000"/>
+                <w:right w:val="none" w:sz="0" w:space="0" w:color="000000"/>
+              </w:pBdr>
+              <w:spacing w:after="60" w:before="60" w:line="240"/>
+              <w:ind w:left="60" w:right="60" w:firstLine="0" w:firstLineChars="0"/>
+              <w:rPr>
+                <w:rFonts w:ascii="Arial" w:hAnsi="Arial" w:eastAsia="Arial" w:cs="Arial"/>
+                <w:i w:val="false"/>
+                <w:b w:val="false"/>
+                <w:u w:val="none"/>
+                <w:strike w:val="false"/>
+                <w:sz w:val="18"/>
+                <w:szCs w:val="18"/>
+                <w:color w:val="000000"/>
+              </w:rPr>
+            </w:pPr>
+            <w:r>
+              <w:rPr>
+                <w:rFonts w:ascii="Arial" w:hAnsi="Arial" w:eastAsia="Arial" w:cs="Arial"/>
+                <w:i w:val="false"/>
+                <w:b w:val="false"/>
+                <w:u w:val="none"/>
+                <w:strike w:val="false"/>
+                <w:sz w:val="18"/>
+                <w:szCs w:val="18"/>
+                <w:color w:val="000000"/>
+              </w:rPr>
+              <w:t xml:space="preserve">Overall rating follows the RoB 2 rules (incl. permitted escalation)</w:t>
+            </w:r>
+          </w:p>
+        </w:tc>
+        <w:tc>
+          <w:tcPr>
+            <w:tcBorders>
+              <w:bottom w:val="none" w:sz="0" w:space="0" w:color="000000"/>
+              <w:top w:val="none" w:sz="0" w:space="0" w:color="000000"/>
+              <w:left w:val="none" w:sz="0" w:space="0" w:color="000000"/>
+              <w:right w:val="none" w:sz="0" w:space="0" w:color="000000"/>
+            </w:tcBorders>
+            <w:shd w:val="clear" w:color="auto" w:fill="FFFFFF"/>
+            <w:tcMar>
+              <w:top w:w="0" w:type="dxa"/>
+              <w:bottom w:w="0" w:type="dxa"/>
+              <w:left w:w="0" w:type="dxa"/>
+              <w:right w:w="0" w:type="dxa"/>
+            </w:tcMar>
+            <w:vAlign w:val="top"/>
+          </w:tcPr>
+          <w:p>
+            <w:pPr>
+              <w:pStyle w:val="Normal"/>
+              <w:jc w:val="left"/>
+              <w:pBdr>
+                <w:bottom w:val="none" w:sz="0" w:space="0" w:color="000000"/>
+                <w:top w:val="none" w:sz="0" w:space="0" w:color="000000"/>
+                <w:left w:val="none" w:sz="0" w:space="0" w:color="000000"/>
+                <w:right w:val="none" w:sz="0" w:space="0" w:color="000000"/>
+              </w:pBdr>
+              <w:spacing w:after="60" w:before="60" w:line="240"/>
+              <w:ind w:left="60" w:right="60" w:firstLine="0" w:firstLineChars="0"/>
+              <w:rPr>
+                <w:rFonts w:ascii="Arial" w:hAnsi="Arial" w:eastAsia="Arial" w:cs="Arial"/>
+                <w:i w:val="false"/>
+                <w:b w:val="false"/>
+                <w:u w:val="none"/>
+                <w:strike w:val="false"/>
+                <w:sz w:val="18"/>
+                <w:szCs w:val="18"/>
+                <w:color w:val="000000"/>
+              </w:rPr>
+            </w:pPr>
+            <w:r>
+              <w:rPr>
+                <w:rFonts w:ascii="Arial" w:hAnsi="Arial" w:eastAsia="Arial" w:cs="Arial"/>
+                <w:i w:val="false"/>
+                <w:b w:val="false"/>
+                <w:u w:val="none"/>
+                <w:strike w:val="false"/>
+                <w:sz w:val="18"/>
+                <w:szCs w:val="18"/>
+                <w:color w:val="000000"/>
+              </w:rPr>
+              <w:t xml:space="preserve">102/102 (100.0%)</w:t>
+            </w:r>
+          </w:p>
+        </w:tc>
+        <w:tc>
+          <w:tcPr>
+            <w:tcBorders>
+              <w:bottom w:val="none" w:sz="0" w:space="0" w:color="000000"/>
+              <w:top w:val="none" w:sz="0" w:space="0" w:color="000000"/>
+              <w:left w:val="none" w:sz="0" w:space="0" w:color="000000"/>
+              <w:right w:val="none" w:sz="0" w:space="0" w:color="000000"/>
+            </w:tcBorders>
+            <w:shd w:val="clear" w:color="auto" w:fill="FFFFFF"/>
+            <w:tcMar>
+              <w:top w:w="0" w:type="dxa"/>
+              <w:bottom w:w="0" w:type="dxa"/>
+              <w:left w:w="0" w:type="dxa"/>
+              <w:right w:w="0" w:type="dxa"/>
+            </w:tcMar>
+            <w:vAlign w:val="top"/>
+          </w:tcPr>
+          <w:p>
+            <w:pPr>
+              <w:pStyle w:val="Normal"/>
+              <w:jc w:val="left"/>
+              <w:pBdr>
+                <w:bottom w:val="none" w:sz="0" w:space="0" w:color="000000"/>
+                <w:top w:val="none" w:sz="0" w:space="0" w:color="000000"/>
+                <w:left w:val="none" w:sz="0" w:space="0" w:color="000000"/>
+                <w:right w:val="none" w:sz="0" w:space="0" w:color="000000"/>
+              </w:pBdr>
+              <w:spacing w:after="60" w:before="60" w:line="240"/>
+              <w:ind w:left="60" w:right="60" w:firstLine="0" w:firstLineChars="0"/>
+              <w:rPr>
+                <w:rFonts w:ascii="Arial" w:hAnsi="Arial" w:eastAsia="Arial" w:cs="Arial"/>
+                <w:i w:val="false"/>
+                <w:b w:val="false"/>
+                <w:u w:val="none"/>
+                <w:strike w:val="false"/>
+                <w:sz w:val="18"/>
+                <w:szCs w:val="18"/>
+                <w:color w:val="000000"/>
+              </w:rPr>
+            </w:pPr>
+            <w:r>
+              <w:rPr>
+                <w:rFonts w:ascii="Arial" w:hAnsi="Arial" w:eastAsia="Arial" w:cs="Arial"/>
+                <w:i w:val="false"/>
+                <w:b w:val="false"/>
+                <w:u w:val="none"/>
+                <w:strike w:val="false"/>
+                <w:sz w:val="18"/>
+                <w:szCs w:val="18"/>
+                <w:color w:val="000000"/>
+              </w:rPr>
+              <w:t xml:space="preserve">102/102 (100.0%)</w:t>
+            </w:r>
+          </w:p>
+        </w:tc>
+      </w:tr>
+      <w:tr>
+        <w:trPr>
+          <w:cantSplit/>
+          <w:trHeight w:val="480" w:hRule="auto"/>
+        </w:trPr>
+        <w:tc>
+          <w:tcPr>
+            <w:gridSpan w:val="3"/>
+            <w:tcBorders>
+              <w:bottom w:val="none" w:sz="0" w:space="0" w:color="000000"/>
+              <w:top w:val="none" w:sz="0" w:space="0" w:color="000000"/>
+              <w:left w:val="none" w:sz="0" w:space="0" w:color="000000"/>
+              <w:right w:val="none" w:sz="0" w:space="0" w:color="000000"/>
+            </w:tcBorders>
+            <w:shd w:val="clear" w:color="auto" w:fill="FFFFFF"/>
+            <w:tcMar>
+              <w:top w:w="0" w:type="dxa"/>
+              <w:bottom w:w="0" w:type="dxa"/>
+              <w:left w:w="0" w:type="dxa"/>
+              <w:right w:w="0" w:type="dxa"/>
+            </w:tcMar>
+            <w:vAlign w:val="top"/>
+          </w:tcPr>
+          <w:p>
+            <w:pPr>
+              <w:pStyle w:val="Normal"/>
+              <w:jc w:val="left"/>
+              <w:pBdr>
+                <w:bottom w:val="none" w:sz="0" w:space="0" w:color="000000"/>
+                <w:top w:val="none" w:sz="0" w:space="0" w:color="000000"/>
+                <w:left w:val="none" w:sz="0" w:space="0" w:color="000000"/>
+                <w:right w:val="none" w:sz="0" w:space="0" w:color="000000"/>
+              </w:pBdr>
+              <w:spacing w:after="60" w:before="60" w:line="240"/>
+              <w:ind w:left="60" w:right="60" w:firstLine="0" w:firstLineChars="0"/>
+              <w:rPr>
+                <w:rFonts w:ascii="Arial" w:hAnsi="Arial" w:eastAsia="Arial" w:cs="Arial"/>
+                <w:i w:val="false"/>
+                <w:b w:val="true"/>
+                <w:u w:val="none"/>
+                <w:strike w:val="false"/>
+                <w:sz w:val="18"/>
+                <w:szCs w:val="18"/>
+                <w:color w:val="000000"/>
+              </w:rPr>
+            </w:pPr>
+            <w:r>
+              <w:rPr>
+                <w:rFonts w:ascii="Arial" w:hAnsi="Arial" w:eastAsia="Arial" w:cs="Arial"/>
+                <w:i w:val="false"/>
+                <w:b w:val="true"/>
+                <w:u w:val="none"/>
+                <w:strike w:val="false"/>
+                <w:sz w:val="18"/>
+                <w:szCs w:val="18"/>
+                <w:color w:val="000000"/>
+              </w:rPr>
+              <w:t xml:space="preserve">Evidence and audit</w:t>
+            </w:r>
+          </w:p>
+        </w:tc>
+      </w:tr>
+      <w:tr>
+        <w:trPr>
+          <w:cantSplit/>
+          <w:trHeight w:val="480" w:hRule="auto"/>
+        </w:trPr>
+        <w:tc>
+          <w:tcPr>
+            <w:tcBorders>
+              <w:bottom w:val="none" w:sz="0" w:space="0" w:color="000000"/>
+              <w:top w:val="none" w:sz="0" w:space="0" w:color="000000"/>
+              <w:left w:val="none" w:sz="0" w:space="0" w:color="000000"/>
+              <w:right w:val="none" w:sz="0" w:space="0" w:color="000000"/>
+            </w:tcBorders>
+            <w:shd w:val="clear" w:color="auto" w:fill="FFFFFF"/>
+            <w:tcMar>
+              <w:top w:w="0" w:type="dxa"/>
+              <w:bottom w:w="0" w:type="dxa"/>
+              <w:left w:w="0" w:type="dxa"/>
+              <w:right w:w="0" w:type="dxa"/>
+            </w:tcMar>
+            <w:vAlign w:val="top"/>
+          </w:tcPr>
+          <w:p>
+            <w:pPr>
+              <w:pStyle w:val="Normal"/>
+              <w:jc w:val="left"/>
+              <w:pBdr>
+                <w:bottom w:val="none" w:sz="0" w:space="0" w:color="000000"/>
+                <w:top w:val="none" w:sz="0" w:space="0" w:color="000000"/>
+                <w:left w:val="none" w:sz="0" w:space="0" w:color="000000"/>
+                <w:right w:val="none" w:sz="0" w:space="0" w:color="000000"/>
+              </w:pBdr>
+              <w:spacing w:after="60" w:before="60" w:line="240"/>
+              <w:ind w:left="60" w:right="60" w:firstLine="0" w:firstLineChars="0"/>
+              <w:rPr>
+                <w:rFonts w:ascii="Arial" w:hAnsi="Arial" w:eastAsia="Arial" w:cs="Arial"/>
+                <w:i w:val="false"/>
+                <w:b w:val="false"/>
+                <w:u w:val="none"/>
+                <w:strike w:val="false"/>
+                <w:sz w:val="18"/>
+                <w:szCs w:val="18"/>
+                <w:color w:val="000000"/>
+              </w:rPr>
+            </w:pPr>
+            <w:r>
+              <w:rPr>
+                <w:rFonts w:ascii="Arial" w:hAnsi="Arial" w:eastAsia="Arial" w:cs="Arial"/>
+                <w:i w:val="false"/>
+                <w:b w:val="false"/>
+                <w:u w:val="none"/>
+                <w:strike w:val="false"/>
+                <w:sz w:val="18"/>
+                <w:szCs w:val="18"/>
+                <w:color w:val="000000"/>
+              </w:rPr>
+              <w:t xml:space="preserve">Answers citing ≥1 supporting passage or image</w:t>
+            </w:r>
+          </w:p>
+        </w:tc>
+        <w:tc>
+          <w:tcPr>
+            <w:tcBorders>
+              <w:bottom w:val="none" w:sz="0" w:space="0" w:color="000000"/>
+              <w:top w:val="none" w:sz="0" w:space="0" w:color="000000"/>
+              <w:left w:val="none" w:sz="0" w:space="0" w:color="000000"/>
+              <w:right w:val="none" w:sz="0" w:space="0" w:color="000000"/>
+            </w:tcBorders>
+            <w:shd w:val="clear" w:color="auto" w:fill="FFFFFF"/>
+            <w:tcMar>
+              <w:top w:w="0" w:type="dxa"/>
+              <w:bottom w:w="0" w:type="dxa"/>
+              <w:left w:w="0" w:type="dxa"/>
+              <w:right w:w="0" w:type="dxa"/>
+            </w:tcMar>
+            <w:vAlign w:val="top"/>
+          </w:tcPr>
+          <w:p>
+            <w:pPr>
+              <w:pStyle w:val="Normal"/>
+              <w:jc w:val="left"/>
+              <w:pBdr>
+                <w:bottom w:val="none" w:sz="0" w:space="0" w:color="000000"/>
+                <w:top w:val="none" w:sz="0" w:space="0" w:color="000000"/>
+                <w:left w:val="none" w:sz="0" w:space="0" w:color="000000"/>
+                <w:right w:val="none" w:sz="0" w:space="0" w:color="000000"/>
+              </w:pBdr>
+              <w:spacing w:after="60" w:before="60" w:line="240"/>
+              <w:ind w:left="60" w:right="60" w:firstLine="0" w:firstLineChars="0"/>
+              <w:rPr>
+                <w:rFonts w:ascii="Arial" w:hAnsi="Arial" w:eastAsia="Arial" w:cs="Arial"/>
+                <w:i w:val="false"/>
+                <w:b w:val="false"/>
+                <w:u w:val="none"/>
+                <w:strike w:val="false"/>
+                <w:sz w:val="18"/>
+                <w:szCs w:val="18"/>
+                <w:color w:val="000000"/>
+              </w:rPr>
+            </w:pPr>
+            <w:r>
+              <w:rPr>
+                <w:rFonts w:ascii="Arial" w:hAnsi="Arial" w:eastAsia="Arial" w:cs="Arial"/>
+                <w:i w:val="false"/>
+                <w:b w:val="false"/>
+                <w:u w:val="none"/>
+                <w:strike w:val="false"/>
+                <w:sz w:val="18"/>
+                <w:szCs w:val="18"/>
+                <w:color w:val="000000"/>
+              </w:rPr>
+              <w:t xml:space="preserve">Not available</w:t>
+            </w:r>
+          </w:p>
+        </w:tc>
+        <w:tc>
+          <w:tcPr>
+            <w:tcBorders>
+              <w:bottom w:val="none" w:sz="0" w:space="0" w:color="000000"/>
+              <w:top w:val="none" w:sz="0" w:space="0" w:color="000000"/>
+              <w:left w:val="none" w:sz="0" w:space="0" w:color="000000"/>
+              <w:right w:val="none" w:sz="0" w:space="0" w:color="000000"/>
+            </w:tcBorders>
+            <w:shd w:val="clear" w:color="auto" w:fill="FFFFFF"/>
+            <w:tcMar>
+              <w:top w:w="0" w:type="dxa"/>
+              <w:bottom w:w="0" w:type="dxa"/>
+              <w:left w:w="0" w:type="dxa"/>
+              <w:right w:w="0" w:type="dxa"/>
+            </w:tcMar>
+            <w:vAlign w:val="top"/>
+          </w:tcPr>
+          <w:p>
+            <w:pPr>
+              <w:pStyle w:val="Normal"/>
+              <w:jc w:val="left"/>
+              <w:pBdr>
+                <w:bottom w:val="none" w:sz="0" w:space="0" w:color="000000"/>
+                <w:top w:val="none" w:sz="0" w:space="0" w:color="000000"/>
+                <w:left w:val="none" w:sz="0" w:space="0" w:color="000000"/>
+                <w:right w:val="none" w:sz="0" w:space="0" w:color="000000"/>
+              </w:pBdr>
+              <w:spacing w:after="60" w:before="60" w:line="240"/>
+              <w:ind w:left="60" w:right="60" w:firstLine="0" w:firstLineChars="0"/>
+              <w:rPr>
+                <w:rFonts w:ascii="Arial" w:hAnsi="Arial" w:eastAsia="Arial" w:cs="Arial"/>
+                <w:i w:val="false"/>
+                <w:b w:val="false"/>
+                <w:u w:val="none"/>
+                <w:strike w:val="false"/>
+                <w:sz w:val="18"/>
+                <w:szCs w:val="18"/>
+                <w:color w:val="000000"/>
+              </w:rPr>
+            </w:pPr>
+            <w:r>
+              <w:rPr>
+                <w:rFonts w:ascii="Arial" w:hAnsi="Arial" w:eastAsia="Arial" w:cs="Arial"/>
+                <w:i w:val="false"/>
+                <w:b w:val="false"/>
+                <w:u w:val="none"/>
+                <w:strike w:val="false"/>
+                <w:sz w:val="18"/>
+                <w:szCs w:val="18"/>
+                <w:color w:val="000000"/>
+              </w:rPr>
+              <w:t xml:space="preserve">1538/1538 (100.0%)</w:t>
+            </w:r>
+          </w:p>
+        </w:tc>
+      </w:tr>
+      <w:tr>
+        <w:trPr>
+          <w:cantSplit/>
+          <w:trHeight w:val="480" w:hRule="auto"/>
+        </w:trPr>
+        <w:tc>
+          <w:tcPr>
+            <w:tcBorders>
+              <w:bottom w:val="none" w:sz="0" w:space="0" w:color="000000"/>
+              <w:top w:val="none" w:sz="0" w:space="0" w:color="000000"/>
+              <w:left w:val="none" w:sz="0" w:space="0" w:color="000000"/>
+              <w:right w:val="none" w:sz="0" w:space="0" w:color="000000"/>
+            </w:tcBorders>
+            <w:shd w:val="clear" w:color="auto" w:fill="FFFFFF"/>
+            <w:tcMar>
+              <w:top w:w="0" w:type="dxa"/>
+              <w:bottom w:w="0" w:type="dxa"/>
+              <w:left w:w="0" w:type="dxa"/>
+              <w:right w:w="0" w:type="dxa"/>
+            </w:tcMar>
+            <w:vAlign w:val="top"/>
+          </w:tcPr>
+          <w:p>
+            <w:pPr>
+              <w:pStyle w:val="Normal"/>
+              <w:jc w:val="left"/>
+              <w:pBdr>
+                <w:bottom w:val="none" w:sz="0" w:space="0" w:color="000000"/>
+                <w:top w:val="none" w:sz="0" w:space="0" w:color="000000"/>
+                <w:left w:val="none" w:sz="0" w:space="0" w:color="000000"/>
+                <w:right w:val="none" w:sz="0" w:space="0" w:color="000000"/>
+              </w:pBdr>
+              <w:spacing w:after="60" w:before="60" w:line="240"/>
+              <w:ind w:left="60" w:right="60" w:firstLine="0" w:firstLineChars="0"/>
+              <w:rPr>
+                <w:rFonts w:ascii="Arial" w:hAnsi="Arial" w:eastAsia="Arial" w:cs="Arial"/>
+                <w:i w:val="false"/>
+                <w:b w:val="false"/>
+                <w:u w:val="none"/>
+                <w:strike w:val="false"/>
+                <w:sz w:val="18"/>
+                <w:szCs w:val="18"/>
+                <w:color w:val="000000"/>
+              </w:rPr>
+            </w:pPr>
+            <w:r>
+              <w:rPr>
+                <w:rFonts w:ascii="Arial" w:hAnsi="Arial" w:eastAsia="Arial" w:cs="Arial"/>
+                <w:i w:val="false"/>
+                <w:b w:val="false"/>
+                <w:u w:val="none"/>
+                <w:strike w:val="false"/>
+                <w:sz w:val="18"/>
+                <w:szCs w:val="18"/>
+                <w:color w:val="000000"/>
+              </w:rPr>
+              <w:t xml:space="preserve">Quoted text linked to its source</w:t>
+            </w:r>
+          </w:p>
+        </w:tc>
+        <w:tc>
+          <w:tcPr>
+            <w:tcBorders>
+              <w:bottom w:val="none" w:sz="0" w:space="0" w:color="000000"/>
+              <w:top w:val="none" w:sz="0" w:space="0" w:color="000000"/>
+              <w:left w:val="none" w:sz="0" w:space="0" w:color="000000"/>
+              <w:right w:val="none" w:sz="0" w:space="0" w:color="000000"/>
+            </w:tcBorders>
+            <w:shd w:val="clear" w:color="auto" w:fill="FFFFFF"/>
+            <w:tcMar>
+              <w:top w:w="0" w:type="dxa"/>
+              <w:bottom w:w="0" w:type="dxa"/>
+              <w:left w:w="0" w:type="dxa"/>
+              <w:right w:w="0" w:type="dxa"/>
+            </w:tcMar>
+            <w:vAlign w:val="top"/>
+          </w:tcPr>
+          <w:p>
+            <w:pPr>
+              <w:pStyle w:val="Normal"/>
+              <w:jc w:val="left"/>
+              <w:pBdr>
+                <w:bottom w:val="none" w:sz="0" w:space="0" w:color="000000"/>
+                <w:top w:val="none" w:sz="0" w:space="0" w:color="000000"/>
+                <w:left w:val="none" w:sz="0" w:space="0" w:color="000000"/>
+                <w:right w:val="none" w:sz="0" w:space="0" w:color="000000"/>
+              </w:pBdr>
+              <w:spacing w:after="60" w:before="60" w:line="240"/>
+              <w:ind w:left="60" w:right="60" w:firstLine="0" w:firstLineChars="0"/>
+              <w:rPr>
+                <w:rFonts w:ascii="Arial" w:hAnsi="Arial" w:eastAsia="Arial" w:cs="Arial"/>
+                <w:i w:val="false"/>
+                <w:b w:val="false"/>
+                <w:u w:val="none"/>
+                <w:strike w:val="false"/>
+                <w:sz w:val="18"/>
+                <w:szCs w:val="18"/>
+                <w:color w:val="000000"/>
+              </w:rPr>
+            </w:pPr>
+            <w:r>
+              <w:rPr>
+                <w:rFonts w:ascii="Arial" w:hAnsi="Arial" w:eastAsia="Arial" w:cs="Arial"/>
+                <w:i w:val="false"/>
+                <w:b w:val="false"/>
+                <w:u w:val="none"/>
+                <w:strike w:val="false"/>
+                <w:sz w:val="18"/>
+                <w:szCs w:val="18"/>
+                <w:color w:val="000000"/>
+              </w:rPr>
+              <w:t xml:space="preserve">Not available</w:t>
+            </w:r>
+          </w:p>
+        </w:tc>
+        <w:tc>
+          <w:tcPr>
+            <w:tcBorders>
+              <w:bottom w:val="none" w:sz="0" w:space="0" w:color="000000"/>
+              <w:top w:val="none" w:sz="0" w:space="0" w:color="000000"/>
+              <w:left w:val="none" w:sz="0" w:space="0" w:color="000000"/>
+              <w:right w:val="none" w:sz="0" w:space="0" w:color="000000"/>
+            </w:tcBorders>
+            <w:shd w:val="clear" w:color="auto" w:fill="FFFFFF"/>
+            <w:tcMar>
+              <w:top w:w="0" w:type="dxa"/>
+              <w:bottom w:w="0" w:type="dxa"/>
+              <w:left w:w="0" w:type="dxa"/>
+              <w:right w:w="0" w:type="dxa"/>
+            </w:tcMar>
+            <w:vAlign w:val="top"/>
+          </w:tcPr>
+          <w:p>
+            <w:pPr>
+              <w:pStyle w:val="Normal"/>
+              <w:jc w:val="left"/>
+              <w:pBdr>
+                <w:bottom w:val="none" w:sz="0" w:space="0" w:color="000000"/>
+                <w:top w:val="none" w:sz="0" w:space="0" w:color="000000"/>
+                <w:left w:val="none" w:sz="0" w:space="0" w:color="000000"/>
+                <w:right w:val="none" w:sz="0" w:space="0" w:color="000000"/>
+              </w:pBdr>
+              <w:spacing w:after="60" w:before="60" w:line="240"/>
+              <w:ind w:left="60" w:right="60" w:firstLine="0" w:firstLineChars="0"/>
+              <w:rPr>
+                <w:rFonts w:ascii="Arial" w:hAnsi="Arial" w:eastAsia="Arial" w:cs="Arial"/>
+                <w:i w:val="false"/>
+                <w:b w:val="false"/>
+                <w:u w:val="none"/>
+                <w:strike w:val="false"/>
+                <w:sz w:val="18"/>
+                <w:szCs w:val="18"/>
+                <w:color w:val="000000"/>
+              </w:rPr>
+            </w:pPr>
+            <w:r>
+              <w:rPr>
+                <w:rFonts w:ascii="Arial" w:hAnsi="Arial" w:eastAsia="Arial" w:cs="Arial"/>
+                <w:i w:val="false"/>
+                <w:b w:val="false"/>
+                <w:u w:val="none"/>
+                <w:strike w:val="false"/>
+                <w:sz w:val="18"/>
+                <w:szCs w:val="18"/>
+                <w:color w:val="000000"/>
+              </w:rPr>
+              <w:t xml:space="preserve">1407/1407 (100.0%)</w:t>
+            </w:r>
+          </w:p>
+        </w:tc>
+      </w:tr>
+      <w:tr>
+        <w:trPr>
+          <w:cantSplit/>
+          <w:trHeight w:val="480" w:hRule="auto"/>
+        </w:trPr>
+        <w:tc>
+          <w:tcPr>
+            <w:tcBorders>
+              <w:bottom w:val="none" w:sz="0" w:space="0" w:color="000000"/>
+              <w:top w:val="none" w:sz="0" w:space="0" w:color="000000"/>
+              <w:left w:val="none" w:sz="0" w:space="0" w:color="000000"/>
+              <w:right w:val="none" w:sz="0" w:space="0" w:color="000000"/>
+            </w:tcBorders>
+            <w:shd w:val="clear" w:color="auto" w:fill="FFFFFF"/>
+            <w:tcMar>
+              <w:top w:w="0" w:type="dxa"/>
+              <w:bottom w:w="0" w:type="dxa"/>
+              <w:left w:w="0" w:type="dxa"/>
+              <w:right w:w="0" w:type="dxa"/>
+            </w:tcMar>
+            <w:vAlign w:val="top"/>
+          </w:tcPr>
+          <w:p>
+            <w:pPr>
+              <w:pStyle w:val="Normal"/>
+              <w:jc w:val="left"/>
+              <w:pBdr>
+                <w:bottom w:val="none" w:sz="0" w:space="0" w:color="000000"/>
+                <w:top w:val="none" w:sz="0" w:space="0" w:color="000000"/>
+                <w:left w:val="none" w:sz="0" w:space="0" w:color="000000"/>
+                <w:right w:val="none" w:sz="0" w:space="0" w:color="000000"/>
+              </w:pBdr>
+              <w:spacing w:after="60" w:before="60" w:line="240"/>
+              <w:ind w:left="60" w:right="60" w:firstLine="0" w:firstLineChars="0"/>
+              <w:rPr>
+                <w:rFonts w:ascii="Arial" w:hAnsi="Arial" w:eastAsia="Arial" w:cs="Arial"/>
+                <w:i w:val="false"/>
+                <w:b w:val="false"/>
+                <w:u w:val="none"/>
+                <w:strike w:val="false"/>
+                <w:sz w:val="18"/>
+                <w:szCs w:val="18"/>
+                <w:color w:val="000000"/>
+              </w:rPr>
+            </w:pPr>
+            <w:r>
+              <w:rPr>
+                <w:rFonts w:ascii="Arial" w:hAnsi="Arial" w:eastAsia="Arial" w:cs="Arial"/>
+                <w:i w:val="false"/>
+                <w:b w:val="false"/>
+                <w:u w:val="none"/>
+                <w:strike w:val="false"/>
+                <w:sz w:val="18"/>
+                <w:szCs w:val="18"/>
+                <w:color w:val="000000"/>
+              </w:rPr>
+              <w:t xml:space="preserve">Image regions linked to their page</w:t>
+            </w:r>
+          </w:p>
+        </w:tc>
+        <w:tc>
+          <w:tcPr>
+            <w:tcBorders>
+              <w:bottom w:val="none" w:sz="0" w:space="0" w:color="000000"/>
+              <w:top w:val="none" w:sz="0" w:space="0" w:color="000000"/>
+              <w:left w:val="none" w:sz="0" w:space="0" w:color="000000"/>
+              <w:right w:val="none" w:sz="0" w:space="0" w:color="000000"/>
+            </w:tcBorders>
+            <w:shd w:val="clear" w:color="auto" w:fill="FFFFFF"/>
+            <w:tcMar>
+              <w:top w:w="0" w:type="dxa"/>
+              <w:bottom w:w="0" w:type="dxa"/>
+              <w:left w:w="0" w:type="dxa"/>
+              <w:right w:w="0" w:type="dxa"/>
+            </w:tcMar>
+            <w:vAlign w:val="top"/>
+          </w:tcPr>
+          <w:p>
+            <w:pPr>
+              <w:pStyle w:val="Normal"/>
+              <w:jc w:val="left"/>
+              <w:pBdr>
+                <w:bottom w:val="none" w:sz="0" w:space="0" w:color="000000"/>
+                <w:top w:val="none" w:sz="0" w:space="0" w:color="000000"/>
+                <w:left w:val="none" w:sz="0" w:space="0" w:color="000000"/>
+                <w:right w:val="none" w:sz="0" w:space="0" w:color="000000"/>
+              </w:pBdr>
+              <w:spacing w:after="60" w:before="60" w:line="240"/>
+              <w:ind w:left="60" w:right="60" w:firstLine="0" w:firstLineChars="0"/>
+              <w:rPr>
+                <w:rFonts w:ascii="Arial" w:hAnsi="Arial" w:eastAsia="Arial" w:cs="Arial"/>
+                <w:i w:val="false"/>
+                <w:b w:val="false"/>
+                <w:u w:val="none"/>
+                <w:strike w:val="false"/>
+                <w:sz w:val="18"/>
+                <w:szCs w:val="18"/>
+                <w:color w:val="000000"/>
+              </w:rPr>
+            </w:pPr>
+            <w:r>
+              <w:rPr>
+                <w:rFonts w:ascii="Arial" w:hAnsi="Arial" w:eastAsia="Arial" w:cs="Arial"/>
+                <w:i w:val="false"/>
+                <w:b w:val="false"/>
+                <w:u w:val="none"/>
+                <w:strike w:val="false"/>
+                <w:sz w:val="18"/>
+                <w:szCs w:val="18"/>
+                <w:color w:val="000000"/>
+              </w:rPr>
+              <w:t xml:space="preserve">Not available</w:t>
+            </w:r>
+          </w:p>
+        </w:tc>
+        <w:tc>
+          <w:tcPr>
+            <w:tcBorders>
+              <w:bottom w:val="none" w:sz="0" w:space="0" w:color="000000"/>
+              <w:top w:val="none" w:sz="0" w:space="0" w:color="000000"/>
+              <w:left w:val="none" w:sz="0" w:space="0" w:color="000000"/>
+              <w:right w:val="none" w:sz="0" w:space="0" w:color="000000"/>
+            </w:tcBorders>
+            <w:shd w:val="clear" w:color="auto" w:fill="FFFFFF"/>
+            <w:tcMar>
+              <w:top w:w="0" w:type="dxa"/>
+              <w:bottom w:w="0" w:type="dxa"/>
+              <w:left w:w="0" w:type="dxa"/>
+              <w:right w:w="0" w:type="dxa"/>
+            </w:tcMar>
+            <w:vAlign w:val="top"/>
+          </w:tcPr>
+          <w:p>
+            <w:pPr>
+              <w:pStyle w:val="Normal"/>
+              <w:jc w:val="left"/>
+              <w:pBdr>
+                <w:bottom w:val="none" w:sz="0" w:space="0" w:color="000000"/>
+                <w:top w:val="none" w:sz="0" w:space="0" w:color="000000"/>
+                <w:left w:val="none" w:sz="0" w:space="0" w:color="000000"/>
+                <w:right w:val="none" w:sz="0" w:space="0" w:color="000000"/>
+              </w:pBdr>
+              <w:spacing w:after="60" w:before="60" w:line="240"/>
+              <w:ind w:left="60" w:right="60" w:firstLine="0" w:firstLineChars="0"/>
+              <w:rPr>
+                <w:rFonts w:ascii="Arial" w:hAnsi="Arial" w:eastAsia="Arial" w:cs="Arial"/>
+                <w:i w:val="false"/>
+                <w:b w:val="false"/>
+                <w:u w:val="none"/>
+                <w:strike w:val="false"/>
+                <w:sz w:val="18"/>
+                <w:szCs w:val="18"/>
+                <w:color w:val="000000"/>
+              </w:rPr>
+            </w:pPr>
+            <w:r>
+              <w:rPr>
+                <w:rFonts w:ascii="Arial" w:hAnsi="Arial" w:eastAsia="Arial" w:cs="Arial"/>
+                <w:i w:val="false"/>
+                <w:b w:val="false"/>
+                <w:u w:val="none"/>
+                <w:strike w:val="false"/>
+                <w:sz w:val="18"/>
+                <w:szCs w:val="18"/>
+                <w:color w:val="000000"/>
+              </w:rPr>
+              <w:t xml:space="preserve">14/14 (100.0%)</w:t>
+            </w:r>
+          </w:p>
+        </w:tc>
+      </w:tr>
+      <w:tr>
+        <w:trPr>
+          <w:cantSplit/>
+          <w:trHeight w:val="490" w:hRule="auto"/>
         </w:trPr>
         <w:tc>
           <w:tcPr>
@@ -3736,7 +2491,7 @@
                 <w:szCs w:val="18"/>
                 <w:color w:val="000000"/>
               </w:rPr>
-              <w:t xml:space="preserve">Expert-to-expert</w:t>
+              <w:t xml:space="preserve">Audit file passes the independent verifier</w:t>
             </w:r>
           </w:p>
         </w:tc>
@@ -3792,13 +2547,12 @@
                 <w:szCs w:val="18"/>
                 <w:color w:val="000000"/>
               </w:rPr>
-              <w:t xml:space="preserve">D1–D5</w:t>
-            </w:r>
-          </w:p>
-        </w:tc>
-        <w:tc>
-          <w:tcPr>
-            <w:gridSpan w:val="3"/>
+              <w:t xml:space="preserve">Not available</w:t>
+            </w:r>
+          </w:p>
+        </w:tc>
+        <w:tc>
+          <w:tcPr>
             <w:tcBorders>
               <w:bottom w:val="single" w:sz="8" w:space="0" w:color="000000"/>
               <w:top w:val="none" w:sz="0" w:space="0" w:color="000000"/>
@@ -3849,89 +2603,7 @@
                 <w:szCs w:val="18"/>
                 <w:color w:val="000000"/>
               </w:rPr>
-              <w:t xml:space="preserve">388/510 (76.1%)</w:t>
-            </w:r>
-            <w:r>
-              <w:rPr>
-                <w:rFonts w:ascii="Arial" w:hAnsi="Arial" w:eastAsia="Arial" w:cs="Arial"/>
-                <w:i w:val="false"/>
-                <w:b w:val="false"/>
-                <w:u w:val="none"/>
-                <w:strike w:val="false"/>
-                <w:sz w:val="18"/>
-                <w:szCs w:val="18"/>
-                <w:color w:val="000000"/>
-              </w:rPr>
-              <w:br/>
-            </w:r>
-            <w:r>
-              <w:rPr>
-                <w:rFonts w:ascii="Arial" w:hAnsi="Arial" w:eastAsia="Arial" w:cs="Arial"/>
-                <w:i w:val="false"/>
-                <w:b w:val="false"/>
-                <w:u w:val="none"/>
-                <w:strike w:val="false"/>
-                <w:sz w:val="18"/>
-                <w:szCs w:val="18"/>
-                <w:color w:val="000000"/>
-              </w:rPr>
-              <w:t xml:space="preserve">κ 0.59</w:t>
-            </w:r>
-          </w:p>
-        </w:tc>
-        <w:tc>
-          <w:tcPr>
-            <w:tcBorders>
-              <w:bottom w:val="single" w:sz="8" w:space="0" w:color="000000"/>
-              <w:top w:val="none" w:sz="0" w:space="0" w:color="000000"/>
-              <w:left w:val="none" w:sz="0" w:space="0" w:color="000000"/>
-              <w:right w:val="none" w:sz="0" w:space="0" w:color="000000"/>
-            </w:tcBorders>
-            <w:shd w:val="clear" w:color="auto" w:fill="FFFFFF"/>
-            <w:tcMar>
-              <w:top w:w="0" w:type="dxa"/>
-              <w:bottom w:w="0" w:type="dxa"/>
-              <w:left w:w="0" w:type="dxa"/>
-              <w:right w:w="0" w:type="dxa"/>
-            </w:tcMar>
-            <w:vAlign w:val="top"/>
-          </w:tcPr>
-          <w:p>
-            <w:pPr>
-              <w:pStyle w:val="Normal"/>
-              <w:jc w:val="left"/>
-              <w:keepNext/>
-              <w:pBdr>
-                <w:bottom w:val="none" w:sz="0" w:space="0" w:color="000000"/>
-                <w:top w:val="none" w:sz="0" w:space="0" w:color="000000"/>
-                <w:left w:val="none" w:sz="0" w:space="0" w:color="000000"/>
-                <w:right w:val="none" w:sz="0" w:space="0" w:color="000000"/>
-              </w:pBdr>
-              <w:spacing w:after="60" w:before="60" w:line="240"/>
-              <w:ind w:left="60" w:right="60" w:firstLine="0" w:firstLineChars="0"/>
-              <w:rPr>
-                <w:rFonts w:ascii="Arial" w:hAnsi="Arial" w:eastAsia="Arial" w:cs="Arial"/>
-                <w:i w:val="false"/>
-                <w:b w:val="false"/>
-                <w:u w:val="none"/>
-                <w:strike w:val="false"/>
-                <w:sz w:val="18"/>
-                <w:szCs w:val="18"/>
-                <w:color w:val="000000"/>
-              </w:rPr>
-            </w:pPr>
-            <w:r>
-              <w:rPr>
-                <w:rFonts w:ascii="Arial" w:hAnsi="Arial" w:eastAsia="Arial" w:cs="Arial"/>
-                <w:i w:val="false"/>
-                <w:b w:val="false"/>
-                <w:u w:val="none"/>
-                <w:strike w:val="false"/>
-                <w:sz w:val="18"/>
-                <w:szCs w:val="18"/>
-                <w:color w:val="000000"/>
-              </w:rPr>
-              <w:t xml:space="preserve"/>
+              <w:t xml:space="preserve">102/102 (100.0%)</w:t>
             </w:r>
           </w:p>
         </w:tc>
@@ -3943,7 +2615,7 @@
         </w:trPr>
         <w:tc>
           <w:tcPr>
-            <w:gridSpan w:val="6"/>
+            <w:gridSpan w:val="3"/>
             <w:tcBorders>
               <w:bottom w:val="none" w:sz="0" w:space="0" w:color="FFFFFF"/>
               <w:top w:val="single" w:sz="8" w:space="0" w:color="000000"/>
@@ -3993,7 +2665,7 @@
                 <w:szCs w:val="18"/>
                 <w:color w:val="000000"/>
               </w:rPr>
-              <w:t xml:space="preserve">Each source cell reports exact agreement n/N (%) and linearly weighted κ. Differences are ARBITER − Unassisted exact agreement in percentage points (95% CI). Overall uses the same 81 trials with observed Published Overall for every source; 21 published labels are missing and excluded. Agreed-reference Overall retains 42 of these trials. Mean of experts is the arithmetic mean of the two expert-specific estimates, not pooled independent observations; only percentages and κ are displayed for this row. Its difference is the mean of the two expert-specific paired differences; the CI is the percentile interval of their mean within each shared bootstrap replicate. The agreed reference retains cells with equal independent expert ratings (388 domain cells; 42 matched Overall trials). The expert-to-expert foot row compares the two independent ratings. Full estimates, all-trial Overall (102 trials; agreed reference 52) and all paired contrasts appear in eTable 2. CI, confidence interval; 10,000 percentile bootstrap replicates, trials resampled within meta-analysis; seed 20261018.</w:t>
+              <w:t xml:space="preserve">A rule break is a rating contradicting its own answers or a required question skipped. ARBITER has no recorded domain overrides. One ARBITER Overall escalation is permitted. Evidence checks establish quotation occurrence and structural binding, without assessing whether quotations support an answer. CI, confidence interval; 10,000 percentile bootstrap replicates, trials resampled within meta-analysis; seed 20261018.</w:t>
             </w:r>
           </w:p>
         </w:tc>

--- a/analysis/output/manuscript/Table2.docx
+++ b/analysis/output/manuscript/Table2.docx
@@ -7,7 +7,7 @@
         <w:pStyle w:val="Titre1"/>
       </w:pPr>
       <w:r>
-        <w:t xml:space="preserve">Table 2 Unassisted domain ratings sometimes broke the RoB 2 rules</w:t>
+        <w:t xml:space="preserve">Table 2 Agreement with each reference</w:t>
       </w:r>
     </w:p>
     <w:tbl xmlns:a="http://schemas.openxmlformats.org/drawingml/2006/main" xmlns:pic="http://schemas.openxmlformats.org/drawingml/2006/picture">
@@ -17,9 +17,11 @@
         <w:tblLook w:firstRow="1" w:lastRow="0" w:firstColumn="0" w:lastColumn="0" w:noHBand="0" w:noVBand="1"/>
       </w:tblPr>
       <w:tblGrid>
-        <w:gridCol w:w="3288"/>
-        <w:gridCol w:w="3288"/>
-        <w:gridCol w:w="3288"/>
+        <w:gridCol w:w="1152"/>
+        <w:gridCol w:w="1800"/>
+        <w:gridCol w:w="2304"/>
+        <w:gridCol w:w="2304"/>
+        <w:gridCol w:w="2304"/>
       </w:tblGrid>
       <w:tr>
         <w:trPr>
@@ -79,7 +81,7 @@
                 <w:szCs w:val="18"/>
                 <w:color w:val="000000"/>
               </w:rPr>
-              <w:t xml:space="preserve">Measure</w:t>
+              <w:t xml:space="preserve">Population</w:t>
             </w:r>
           </w:p>
         </w:tc>
@@ -135,7 +137,7 @@
                 <w:szCs w:val="18"/>
                 <w:color w:val="000000"/>
               </w:rPr>
-              <w:t xml:space="preserve">Unassisted</w:t>
+              <w:t xml:space="preserve">Source</w:t>
             </w:r>
           </w:p>
         </w:tc>
@@ -191,7 +193,1170 @@
                 <w:szCs w:val="18"/>
                 <w:color w:val="000000"/>
               </w:rPr>
+              <w:t xml:space="preserve">Expert 1</w:t>
+            </w:r>
+          </w:p>
+        </w:tc>
+        <w:tc>
+          <w:tcPr>
+            <w:tcBorders>
+              <w:bottom w:val="single" w:sz="5" w:space="0" w:color="000000"/>
+              <w:top w:val="single" w:sz="8" w:space="0" w:color="000000"/>
+              <w:left w:val="none" w:sz="0" w:space="0" w:color="000000"/>
+              <w:right w:val="none" w:sz="0" w:space="0" w:color="000000"/>
+            </w:tcBorders>
+            <w:shd w:val="clear" w:color="auto" w:fill="FFFFFF"/>
+            <w:tcMar>
+              <w:top w:w="0" w:type="dxa"/>
+              <w:bottom w:w="0" w:type="dxa"/>
+              <w:left w:w="0" w:type="dxa"/>
+              <w:right w:w="0" w:type="dxa"/>
+            </w:tcMar>
+            <w:vAlign w:val="top"/>
+          </w:tcPr>
+          <w:p>
+            <w:pPr>
+              <w:pStyle w:val="Normal"/>
+              <w:jc w:val="left"/>
+              <w:keepNext/>
+              <w:pBdr>
+                <w:bottom w:val="none" w:sz="0" w:space="0" w:color="000000"/>
+                <w:top w:val="none" w:sz="0" w:space="0" w:color="000000"/>
+                <w:left w:val="none" w:sz="0" w:space="0" w:color="000000"/>
+                <w:right w:val="none" w:sz="0" w:space="0" w:color="000000"/>
+              </w:pBdr>
+              <w:spacing w:after="60" w:before="60" w:line="240"/>
+              <w:ind w:left="60" w:right="60" w:firstLine="0" w:firstLineChars="0"/>
+              <w:rPr>
+                <w:rFonts w:ascii="Arial" w:hAnsi="Arial" w:eastAsia="Arial" w:cs="Arial"/>
+                <w:i w:val="false"/>
+                <w:b w:val="true"/>
+                <w:u w:val="none"/>
+                <w:strike w:val="false"/>
+                <w:sz w:val="18"/>
+                <w:szCs w:val="18"/>
+                <w:color w:val="000000"/>
+              </w:rPr>
+            </w:pPr>
+            <w:r>
+              <w:rPr>
+                <w:rFonts w:ascii="Arial" w:hAnsi="Arial" w:eastAsia="Arial" w:cs="Arial"/>
+                <w:i w:val="false"/>
+                <w:b w:val="true"/>
+                <w:u w:val="none"/>
+                <w:strike w:val="false"/>
+                <w:sz w:val="18"/>
+                <w:szCs w:val="18"/>
+                <w:color w:val="000000"/>
+              </w:rPr>
+              <w:t xml:space="preserve">Expert 2</w:t>
+            </w:r>
+          </w:p>
+        </w:tc>
+        <w:tc>
+          <w:tcPr>
+            <w:tcBorders>
+              <w:bottom w:val="single" w:sz="5" w:space="0" w:color="000000"/>
+              <w:top w:val="single" w:sz="8" w:space="0" w:color="000000"/>
+              <w:left w:val="none" w:sz="0" w:space="0" w:color="000000"/>
+              <w:right w:val="none" w:sz="0" w:space="0" w:color="000000"/>
+            </w:tcBorders>
+            <w:shd w:val="clear" w:color="auto" w:fill="FFFFFF"/>
+            <w:tcMar>
+              <w:top w:w="0" w:type="dxa"/>
+              <w:bottom w:w="0" w:type="dxa"/>
+              <w:left w:w="0" w:type="dxa"/>
+              <w:right w:w="0" w:type="dxa"/>
+            </w:tcMar>
+            <w:vAlign w:val="top"/>
+          </w:tcPr>
+          <w:p>
+            <w:pPr>
+              <w:pStyle w:val="Normal"/>
+              <w:jc w:val="left"/>
+              <w:keepNext/>
+              <w:pBdr>
+                <w:bottom w:val="none" w:sz="0" w:space="0" w:color="000000"/>
+                <w:top w:val="none" w:sz="0" w:space="0" w:color="000000"/>
+                <w:left w:val="none" w:sz="0" w:space="0" w:color="000000"/>
+                <w:right w:val="none" w:sz="0" w:space="0" w:color="000000"/>
+              </w:pBdr>
+              <w:spacing w:after="60" w:before="60" w:line="240"/>
+              <w:ind w:left="60" w:right="60" w:firstLine="0" w:firstLineChars="0"/>
+              <w:rPr>
+                <w:rFonts w:ascii="Arial" w:hAnsi="Arial" w:eastAsia="Arial" w:cs="Arial"/>
+                <w:i w:val="false"/>
+                <w:b w:val="true"/>
+                <w:u w:val="none"/>
+                <w:strike w:val="false"/>
+                <w:sz w:val="18"/>
+                <w:szCs w:val="18"/>
+                <w:color w:val="000000"/>
+              </w:rPr>
+            </w:pPr>
+            <w:r>
+              <w:rPr>
+                <w:rFonts w:ascii="Arial" w:hAnsi="Arial" w:eastAsia="Arial" w:cs="Arial"/>
+                <w:i w:val="false"/>
+                <w:b w:val="true"/>
+                <w:u w:val="none"/>
+                <w:strike w:val="false"/>
+                <w:sz w:val="18"/>
+                <w:szCs w:val="18"/>
+                <w:color w:val="000000"/>
+              </w:rPr>
+              <w:t xml:space="preserve">Published</w:t>
+            </w:r>
+          </w:p>
+        </w:tc>
+      </w:tr>
+      <w:tr>
+        <w:trPr>
+          <w:cantSplit/>
+          <w:trHeight w:val="696" w:hRule="auto"/>
+        </w:trPr>
+        <w:tc>
+          <w:tcPr>
+            <w:tcBorders>
+              <w:bottom w:val="none" w:sz="0" w:space="0" w:color="000000"/>
+              <w:top w:val="single" w:sz="5" w:space="0" w:color="000000"/>
+              <w:left w:val="none" w:sz="0" w:space="0" w:color="000000"/>
+              <w:right w:val="none" w:sz="0" w:space="0" w:color="000000"/>
+            </w:tcBorders>
+            <w:shd w:val="clear" w:color="auto" w:fill="FFFFFF"/>
+            <w:tcMar>
+              <w:top w:w="0" w:type="dxa"/>
+              <w:bottom w:w="0" w:type="dxa"/>
+              <w:left w:w="0" w:type="dxa"/>
+              <w:right w:w="0" w:type="dxa"/>
+            </w:tcMar>
+            <w:vAlign w:val="top"/>
+          </w:tcPr>
+          <w:p>
+            <w:pPr>
+              <w:pStyle w:val="Normal"/>
+              <w:jc w:val="left"/>
+              <w:pBdr>
+                <w:bottom w:val="none" w:sz="0" w:space="0" w:color="000000"/>
+                <w:top w:val="none" w:sz="0" w:space="0" w:color="000000"/>
+                <w:left w:val="none" w:sz="0" w:space="0" w:color="000000"/>
+                <w:right w:val="none" w:sz="0" w:space="0" w:color="000000"/>
+              </w:pBdr>
+              <w:spacing w:after="60" w:before="60" w:line="240"/>
+              <w:ind w:left="60" w:right="60" w:firstLine="0" w:firstLineChars="0"/>
+              <w:rPr>
+                <w:rFonts w:ascii="Arial" w:hAnsi="Arial" w:eastAsia="Arial" w:cs="Arial"/>
+                <w:i w:val="false"/>
+                <w:b w:val="false"/>
+                <w:u w:val="none"/>
+                <w:strike w:val="false"/>
+                <w:sz w:val="18"/>
+                <w:szCs w:val="18"/>
+                <w:color w:val="000000"/>
+              </w:rPr>
+            </w:pPr>
+            <w:r>
+              <w:rPr>
+                <w:rFonts w:ascii="Arial" w:hAnsi="Arial" w:eastAsia="Arial" w:cs="Arial"/>
+                <w:i w:val="false"/>
+                <w:b w:val="false"/>
+                <w:u w:val="none"/>
+                <w:strike w:val="false"/>
+                <w:sz w:val="18"/>
+                <w:szCs w:val="18"/>
+                <w:color w:val="000000"/>
+              </w:rPr>
+              <w:t xml:space="preserve">D1–D5</w:t>
+            </w:r>
+          </w:p>
+        </w:tc>
+        <w:tc>
+          <w:tcPr>
+            <w:tcBorders>
+              <w:bottom w:val="none" w:sz="0" w:space="0" w:color="000000"/>
+              <w:top w:val="single" w:sz="5" w:space="0" w:color="000000"/>
+              <w:left w:val="none" w:sz="0" w:space="0" w:color="000000"/>
+              <w:right w:val="none" w:sz="0" w:space="0" w:color="000000"/>
+            </w:tcBorders>
+            <w:shd w:val="clear" w:color="auto" w:fill="FFFFFF"/>
+            <w:tcMar>
+              <w:top w:w="0" w:type="dxa"/>
+              <w:bottom w:w="0" w:type="dxa"/>
+              <w:left w:w="0" w:type="dxa"/>
+              <w:right w:w="0" w:type="dxa"/>
+            </w:tcMar>
+            <w:vAlign w:val="top"/>
+          </w:tcPr>
+          <w:p>
+            <w:pPr>
+              <w:pStyle w:val="Normal"/>
+              <w:jc w:val="left"/>
+              <w:pBdr>
+                <w:bottom w:val="none" w:sz="0" w:space="0" w:color="000000"/>
+                <w:top w:val="none" w:sz="0" w:space="0" w:color="000000"/>
+                <w:left w:val="none" w:sz="0" w:space="0" w:color="000000"/>
+                <w:right w:val="none" w:sz="0" w:space="0" w:color="000000"/>
+              </w:pBdr>
+              <w:spacing w:after="60" w:before="60" w:line="240"/>
+              <w:ind w:left="60" w:right="60" w:firstLine="0" w:firstLineChars="0"/>
+              <w:rPr>
+                <w:rFonts w:ascii="Arial" w:hAnsi="Arial" w:eastAsia="Arial" w:cs="Arial"/>
+                <w:i w:val="false"/>
+                <w:b w:val="false"/>
+                <w:u w:val="none"/>
+                <w:strike w:val="false"/>
+                <w:sz w:val="18"/>
+                <w:szCs w:val="18"/>
+                <w:color w:val="000000"/>
+              </w:rPr>
+            </w:pPr>
+            <w:r>
+              <w:rPr>
+                <w:rFonts w:ascii="Arial" w:hAnsi="Arial" w:eastAsia="Arial" w:cs="Arial"/>
+                <w:i w:val="false"/>
+                <w:b w:val="false"/>
+                <w:u w:val="none"/>
+                <w:strike w:val="false"/>
+                <w:sz w:val="18"/>
+                <w:szCs w:val="18"/>
+                <w:color w:val="000000"/>
+              </w:rPr>
               <w:t xml:space="preserve">ARBITER</w:t>
+            </w:r>
+          </w:p>
+        </w:tc>
+        <w:tc>
+          <w:tcPr>
+            <w:tcBorders>
+              <w:bottom w:val="none" w:sz="0" w:space="0" w:color="000000"/>
+              <w:top w:val="single" w:sz="5" w:space="0" w:color="000000"/>
+              <w:left w:val="none" w:sz="0" w:space="0" w:color="000000"/>
+              <w:right w:val="none" w:sz="0" w:space="0" w:color="000000"/>
+            </w:tcBorders>
+            <w:shd w:val="clear" w:color="auto" w:fill="FFFFFF"/>
+            <w:tcMar>
+              <w:top w:w="0" w:type="dxa"/>
+              <w:bottom w:w="0" w:type="dxa"/>
+              <w:left w:w="0" w:type="dxa"/>
+              <w:right w:w="0" w:type="dxa"/>
+            </w:tcMar>
+            <w:vAlign w:val="top"/>
+          </w:tcPr>
+          <w:p>
+            <w:pPr>
+              <w:pStyle w:val="Normal"/>
+              <w:jc w:val="left"/>
+              <w:pBdr>
+                <w:bottom w:val="none" w:sz="0" w:space="0" w:color="000000"/>
+                <w:top w:val="none" w:sz="0" w:space="0" w:color="000000"/>
+                <w:left w:val="none" w:sz="0" w:space="0" w:color="000000"/>
+                <w:right w:val="none" w:sz="0" w:space="0" w:color="000000"/>
+              </w:pBdr>
+              <w:spacing w:after="60" w:before="60" w:line="240"/>
+              <w:ind w:left="60" w:right="60" w:firstLine="0" w:firstLineChars="0"/>
+              <w:rPr>
+                <w:rFonts w:ascii="Arial" w:hAnsi="Arial" w:eastAsia="Arial" w:cs="Arial"/>
+                <w:i w:val="false"/>
+                <w:b w:val="false"/>
+                <w:u w:val="none"/>
+                <w:strike w:val="false"/>
+                <w:sz w:val="18"/>
+                <w:szCs w:val="18"/>
+                <w:color w:val="000000"/>
+              </w:rPr>
+            </w:pPr>
+            <w:r>
+              <w:rPr>
+                <w:rFonts w:ascii="Arial" w:hAnsi="Arial" w:eastAsia="Arial" w:cs="Arial"/>
+                <w:i w:val="false"/>
+                <w:b w:val="false"/>
+                <w:u w:val="none"/>
+                <w:strike w:val="false"/>
+                <w:sz w:val="18"/>
+                <w:szCs w:val="18"/>
+                <w:color w:val="000000"/>
+              </w:rPr>
+              <w:t xml:space="preserve">371/510 (72.7%)</w:t>
+            </w:r>
+            <w:r>
+              <w:rPr>
+                <w:rFonts w:ascii="Arial" w:hAnsi="Arial" w:eastAsia="Arial" w:cs="Arial"/>
+                <w:i w:val="false"/>
+                <w:b w:val="false"/>
+                <w:u w:val="none"/>
+                <w:strike w:val="false"/>
+                <w:sz w:val="18"/>
+                <w:szCs w:val="18"/>
+                <w:color w:val="000000"/>
+              </w:rPr>
+              <w:br/>
+            </w:r>
+            <w:r>
+              <w:rPr>
+                <w:rFonts w:ascii="Arial" w:hAnsi="Arial" w:eastAsia="Arial" w:cs="Arial"/>
+                <w:i w:val="false"/>
+                <w:b w:val="false"/>
+                <w:u w:val="none"/>
+                <w:strike w:val="false"/>
+                <w:sz w:val="18"/>
+                <w:szCs w:val="18"/>
+                <w:color w:val="000000"/>
+              </w:rPr>
+              <w:t xml:space="preserve">κ 0.51</w:t>
+            </w:r>
+          </w:p>
+        </w:tc>
+        <w:tc>
+          <w:tcPr>
+            <w:tcBorders>
+              <w:bottom w:val="none" w:sz="0" w:space="0" w:color="000000"/>
+              <w:top w:val="single" w:sz="5" w:space="0" w:color="000000"/>
+              <w:left w:val="none" w:sz="0" w:space="0" w:color="000000"/>
+              <w:right w:val="none" w:sz="0" w:space="0" w:color="000000"/>
+            </w:tcBorders>
+            <w:shd w:val="clear" w:color="auto" w:fill="FFFFFF"/>
+            <w:tcMar>
+              <w:top w:w="0" w:type="dxa"/>
+              <w:bottom w:w="0" w:type="dxa"/>
+              <w:left w:w="0" w:type="dxa"/>
+              <w:right w:w="0" w:type="dxa"/>
+            </w:tcMar>
+            <w:vAlign w:val="top"/>
+          </w:tcPr>
+          <w:p>
+            <w:pPr>
+              <w:pStyle w:val="Normal"/>
+              <w:jc w:val="left"/>
+              <w:pBdr>
+                <w:bottom w:val="none" w:sz="0" w:space="0" w:color="000000"/>
+                <w:top w:val="none" w:sz="0" w:space="0" w:color="000000"/>
+                <w:left w:val="none" w:sz="0" w:space="0" w:color="000000"/>
+                <w:right w:val="none" w:sz="0" w:space="0" w:color="000000"/>
+              </w:pBdr>
+              <w:spacing w:after="60" w:before="60" w:line="240"/>
+              <w:ind w:left="60" w:right="60" w:firstLine="0" w:firstLineChars="0"/>
+              <w:rPr>
+                <w:rFonts w:ascii="Arial" w:hAnsi="Arial" w:eastAsia="Arial" w:cs="Arial"/>
+                <w:i w:val="false"/>
+                <w:b w:val="false"/>
+                <w:u w:val="none"/>
+                <w:strike w:val="false"/>
+                <w:sz w:val="18"/>
+                <w:szCs w:val="18"/>
+                <w:color w:val="000000"/>
+              </w:rPr>
+            </w:pPr>
+            <w:r>
+              <w:rPr>
+                <w:rFonts w:ascii="Arial" w:hAnsi="Arial" w:eastAsia="Arial" w:cs="Arial"/>
+                <w:i w:val="false"/>
+                <w:b w:val="false"/>
+                <w:u w:val="none"/>
+                <w:strike w:val="false"/>
+                <w:sz w:val="18"/>
+                <w:szCs w:val="18"/>
+                <w:color w:val="000000"/>
+              </w:rPr>
+              <w:t xml:space="preserve">433/510 (84.9%)</w:t>
+            </w:r>
+            <w:r>
+              <w:rPr>
+                <w:rFonts w:ascii="Arial" w:hAnsi="Arial" w:eastAsia="Arial" w:cs="Arial"/>
+                <w:i w:val="false"/>
+                <w:b w:val="false"/>
+                <w:u w:val="none"/>
+                <w:strike w:val="false"/>
+                <w:sz w:val="18"/>
+                <w:szCs w:val="18"/>
+                <w:color w:val="000000"/>
+              </w:rPr>
+              <w:br/>
+            </w:r>
+            <w:r>
+              <w:rPr>
+                <w:rFonts w:ascii="Arial" w:hAnsi="Arial" w:eastAsia="Arial" w:cs="Arial"/>
+                <w:i w:val="false"/>
+                <w:b w:val="false"/>
+                <w:u w:val="none"/>
+                <w:strike w:val="false"/>
+                <w:sz w:val="18"/>
+                <w:szCs w:val="18"/>
+                <w:color w:val="000000"/>
+              </w:rPr>
+              <w:t xml:space="preserve">κ 0.69</w:t>
+            </w:r>
+          </w:p>
+        </w:tc>
+        <w:tc>
+          <w:tcPr>
+            <w:tcBorders>
+              <w:bottom w:val="none" w:sz="0" w:space="0" w:color="000000"/>
+              <w:top w:val="single" w:sz="5" w:space="0" w:color="000000"/>
+              <w:left w:val="none" w:sz="0" w:space="0" w:color="000000"/>
+              <w:right w:val="none" w:sz="0" w:space="0" w:color="000000"/>
+            </w:tcBorders>
+            <w:shd w:val="clear" w:color="auto" w:fill="FFFFFF"/>
+            <w:tcMar>
+              <w:top w:w="0" w:type="dxa"/>
+              <w:bottom w:w="0" w:type="dxa"/>
+              <w:left w:w="0" w:type="dxa"/>
+              <w:right w:w="0" w:type="dxa"/>
+            </w:tcMar>
+            <w:vAlign w:val="top"/>
+          </w:tcPr>
+          <w:p>
+            <w:pPr>
+              <w:pStyle w:val="Normal"/>
+              <w:jc w:val="left"/>
+              <w:pBdr>
+                <w:bottom w:val="none" w:sz="0" w:space="0" w:color="000000"/>
+                <w:top w:val="none" w:sz="0" w:space="0" w:color="000000"/>
+                <w:left w:val="none" w:sz="0" w:space="0" w:color="000000"/>
+                <w:right w:val="none" w:sz="0" w:space="0" w:color="000000"/>
+              </w:pBdr>
+              <w:spacing w:after="60" w:before="60" w:line="240"/>
+              <w:ind w:left="60" w:right="60" w:firstLine="0" w:firstLineChars="0"/>
+              <w:rPr>
+                <w:rFonts w:ascii="Arial" w:hAnsi="Arial" w:eastAsia="Arial" w:cs="Arial"/>
+                <w:i w:val="false"/>
+                <w:b w:val="false"/>
+                <w:u w:val="none"/>
+                <w:strike w:val="false"/>
+                <w:sz w:val="18"/>
+                <w:szCs w:val="18"/>
+                <w:color w:val="000000"/>
+              </w:rPr>
+            </w:pPr>
+            <w:r>
+              <w:rPr>
+                <w:rFonts w:ascii="Arial" w:hAnsi="Arial" w:eastAsia="Arial" w:cs="Arial"/>
+                <w:i w:val="false"/>
+                <w:b w:val="false"/>
+                <w:u w:val="none"/>
+                <w:strike w:val="false"/>
+                <w:sz w:val="18"/>
+                <w:szCs w:val="18"/>
+                <w:color w:val="000000"/>
+              </w:rPr>
+              <w:t xml:space="preserve">386/510 (75.7%)</w:t>
+            </w:r>
+            <w:r>
+              <w:rPr>
+                <w:rFonts w:ascii="Arial" w:hAnsi="Arial" w:eastAsia="Arial" w:cs="Arial"/>
+                <w:i w:val="false"/>
+                <w:b w:val="false"/>
+                <w:u w:val="none"/>
+                <w:strike w:val="false"/>
+                <w:sz w:val="18"/>
+                <w:szCs w:val="18"/>
+                <w:color w:val="000000"/>
+              </w:rPr>
+              <w:br/>
+            </w:r>
+            <w:r>
+              <w:rPr>
+                <w:rFonts w:ascii="Arial" w:hAnsi="Arial" w:eastAsia="Arial" w:cs="Arial"/>
+                <w:i w:val="false"/>
+                <w:b w:val="false"/>
+                <w:u w:val="none"/>
+                <w:strike w:val="false"/>
+                <w:sz w:val="18"/>
+                <w:szCs w:val="18"/>
+                <w:color w:val="000000"/>
+              </w:rPr>
+              <w:t xml:space="preserve">κ 0.34</w:t>
+            </w:r>
+          </w:p>
+        </w:tc>
+      </w:tr>
+      <w:tr>
+        <w:trPr>
+          <w:cantSplit/>
+          <w:trHeight w:val="696" w:hRule="auto"/>
+        </w:trPr>
+        <w:tc>
+          <w:tcPr>
+            <w:tcBorders>
+              <w:bottom w:val="none" w:sz="0" w:space="0" w:color="000000"/>
+              <w:top w:val="none" w:sz="0" w:space="0" w:color="000000"/>
+              <w:left w:val="none" w:sz="0" w:space="0" w:color="000000"/>
+              <w:right w:val="none" w:sz="0" w:space="0" w:color="000000"/>
+            </w:tcBorders>
+            <w:shd w:val="clear" w:color="auto" w:fill="FFFFFF"/>
+            <w:tcMar>
+              <w:top w:w="0" w:type="dxa"/>
+              <w:bottom w:w="0" w:type="dxa"/>
+              <w:left w:w="0" w:type="dxa"/>
+              <w:right w:w="0" w:type="dxa"/>
+            </w:tcMar>
+            <w:vAlign w:val="top"/>
+          </w:tcPr>
+          <w:p>
+            <w:pPr>
+              <w:pStyle w:val="Normal"/>
+              <w:jc w:val="left"/>
+              <w:pBdr>
+                <w:bottom w:val="none" w:sz="0" w:space="0" w:color="000000"/>
+                <w:top w:val="none" w:sz="0" w:space="0" w:color="000000"/>
+                <w:left w:val="none" w:sz="0" w:space="0" w:color="000000"/>
+                <w:right w:val="none" w:sz="0" w:space="0" w:color="000000"/>
+              </w:pBdr>
+              <w:spacing w:after="60" w:before="60" w:line="240"/>
+              <w:ind w:left="60" w:right="60" w:firstLine="0" w:firstLineChars="0"/>
+              <w:rPr>
+                <w:rFonts w:ascii="Arial" w:hAnsi="Arial" w:eastAsia="Arial" w:cs="Arial"/>
+                <w:i w:val="false"/>
+                <w:b w:val="false"/>
+                <w:u w:val="none"/>
+                <w:strike w:val="false"/>
+                <w:sz w:val="18"/>
+                <w:szCs w:val="18"/>
+                <w:color w:val="000000"/>
+              </w:rPr>
+            </w:pPr>
+            <w:r>
+              <w:rPr>
+                <w:rFonts w:ascii="Arial" w:hAnsi="Arial" w:eastAsia="Arial" w:cs="Arial"/>
+                <w:i w:val="false"/>
+                <w:b w:val="false"/>
+                <w:u w:val="none"/>
+                <w:strike w:val="false"/>
+                <w:sz w:val="18"/>
+                <w:szCs w:val="18"/>
+                <w:color w:val="000000"/>
+              </w:rPr>
+              <w:t xml:space="preserve">D1–D5</w:t>
+            </w:r>
+          </w:p>
+        </w:tc>
+        <w:tc>
+          <w:tcPr>
+            <w:tcBorders>
+              <w:bottom w:val="none" w:sz="0" w:space="0" w:color="000000"/>
+              <w:top w:val="none" w:sz="0" w:space="0" w:color="000000"/>
+              <w:left w:val="none" w:sz="0" w:space="0" w:color="000000"/>
+              <w:right w:val="none" w:sz="0" w:space="0" w:color="000000"/>
+            </w:tcBorders>
+            <w:shd w:val="clear" w:color="auto" w:fill="FFFFFF"/>
+            <w:tcMar>
+              <w:top w:w="0" w:type="dxa"/>
+              <w:bottom w:w="0" w:type="dxa"/>
+              <w:left w:w="0" w:type="dxa"/>
+              <w:right w:w="0" w:type="dxa"/>
+            </w:tcMar>
+            <w:vAlign w:val="top"/>
+          </w:tcPr>
+          <w:p>
+            <w:pPr>
+              <w:pStyle w:val="Normal"/>
+              <w:jc w:val="left"/>
+              <w:pBdr>
+                <w:bottom w:val="none" w:sz="0" w:space="0" w:color="000000"/>
+                <w:top w:val="none" w:sz="0" w:space="0" w:color="000000"/>
+                <w:left w:val="none" w:sz="0" w:space="0" w:color="000000"/>
+                <w:right w:val="none" w:sz="0" w:space="0" w:color="000000"/>
+              </w:pBdr>
+              <w:spacing w:after="60" w:before="60" w:line="240"/>
+              <w:ind w:left="60" w:right="60" w:firstLine="0" w:firstLineChars="0"/>
+              <w:rPr>
+                <w:rFonts w:ascii="Arial" w:hAnsi="Arial" w:eastAsia="Arial" w:cs="Arial"/>
+                <w:i w:val="false"/>
+                <w:b w:val="false"/>
+                <w:u w:val="none"/>
+                <w:strike w:val="false"/>
+                <w:sz w:val="18"/>
+                <w:szCs w:val="18"/>
+                <w:color w:val="000000"/>
+              </w:rPr>
+            </w:pPr>
+            <w:r>
+              <w:rPr>
+                <w:rFonts w:ascii="Arial" w:hAnsi="Arial" w:eastAsia="Arial" w:cs="Arial"/>
+                <w:i w:val="false"/>
+                <w:b w:val="false"/>
+                <w:u w:val="none"/>
+                <w:strike w:val="false"/>
+                <w:sz w:val="18"/>
+                <w:szCs w:val="18"/>
+                <w:color w:val="000000"/>
+              </w:rPr>
+              <w:t xml:space="preserve">Unassisted</w:t>
+            </w:r>
+          </w:p>
+        </w:tc>
+        <w:tc>
+          <w:tcPr>
+            <w:tcBorders>
+              <w:bottom w:val="none" w:sz="0" w:space="0" w:color="000000"/>
+              <w:top w:val="none" w:sz="0" w:space="0" w:color="000000"/>
+              <w:left w:val="none" w:sz="0" w:space="0" w:color="000000"/>
+              <w:right w:val="none" w:sz="0" w:space="0" w:color="000000"/>
+            </w:tcBorders>
+            <w:shd w:val="clear" w:color="auto" w:fill="FFFFFF"/>
+            <w:tcMar>
+              <w:top w:w="0" w:type="dxa"/>
+              <w:bottom w:w="0" w:type="dxa"/>
+              <w:left w:w="0" w:type="dxa"/>
+              <w:right w:w="0" w:type="dxa"/>
+            </w:tcMar>
+            <w:vAlign w:val="top"/>
+          </w:tcPr>
+          <w:p>
+            <w:pPr>
+              <w:pStyle w:val="Normal"/>
+              <w:jc w:val="left"/>
+              <w:pBdr>
+                <w:bottom w:val="none" w:sz="0" w:space="0" w:color="000000"/>
+                <w:top w:val="none" w:sz="0" w:space="0" w:color="000000"/>
+                <w:left w:val="none" w:sz="0" w:space="0" w:color="000000"/>
+                <w:right w:val="none" w:sz="0" w:space="0" w:color="000000"/>
+              </w:pBdr>
+              <w:spacing w:after="60" w:before="60" w:line="240"/>
+              <w:ind w:left="60" w:right="60" w:firstLine="0" w:firstLineChars="0"/>
+              <w:rPr>
+                <w:rFonts w:ascii="Arial" w:hAnsi="Arial" w:eastAsia="Arial" w:cs="Arial"/>
+                <w:i w:val="false"/>
+                <w:b w:val="false"/>
+                <w:u w:val="none"/>
+                <w:strike w:val="false"/>
+                <w:sz w:val="18"/>
+                <w:szCs w:val="18"/>
+                <w:color w:val="000000"/>
+              </w:rPr>
+            </w:pPr>
+            <w:r>
+              <w:rPr>
+                <w:rFonts w:ascii="Arial" w:hAnsi="Arial" w:eastAsia="Arial" w:cs="Arial"/>
+                <w:i w:val="false"/>
+                <w:b w:val="false"/>
+                <w:u w:val="none"/>
+                <w:strike w:val="false"/>
+                <w:sz w:val="18"/>
+                <w:szCs w:val="18"/>
+                <w:color w:val="000000"/>
+              </w:rPr>
+              <w:t xml:space="preserve">332/510 (65.1%)</w:t>
+            </w:r>
+            <w:r>
+              <w:rPr>
+                <w:rFonts w:ascii="Arial" w:hAnsi="Arial" w:eastAsia="Arial" w:cs="Arial"/>
+                <w:i w:val="false"/>
+                <w:b w:val="false"/>
+                <w:u w:val="none"/>
+                <w:strike w:val="false"/>
+                <w:sz w:val="18"/>
+                <w:szCs w:val="18"/>
+                <w:color w:val="000000"/>
+              </w:rPr>
+              <w:br/>
+            </w:r>
+            <w:r>
+              <w:rPr>
+                <w:rFonts w:ascii="Arial" w:hAnsi="Arial" w:eastAsia="Arial" w:cs="Arial"/>
+                <w:i w:val="false"/>
+                <w:b w:val="false"/>
+                <w:u w:val="none"/>
+                <w:strike w:val="false"/>
+                <w:sz w:val="18"/>
+                <w:szCs w:val="18"/>
+                <w:color w:val="000000"/>
+              </w:rPr>
+              <w:t xml:space="preserve">κ 0.35</w:t>
+            </w:r>
+          </w:p>
+        </w:tc>
+        <w:tc>
+          <w:tcPr>
+            <w:tcBorders>
+              <w:bottom w:val="none" w:sz="0" w:space="0" w:color="000000"/>
+              <w:top w:val="none" w:sz="0" w:space="0" w:color="000000"/>
+              <w:left w:val="none" w:sz="0" w:space="0" w:color="000000"/>
+              <w:right w:val="none" w:sz="0" w:space="0" w:color="000000"/>
+            </w:tcBorders>
+            <w:shd w:val="clear" w:color="auto" w:fill="FFFFFF"/>
+            <w:tcMar>
+              <w:top w:w="0" w:type="dxa"/>
+              <w:bottom w:w="0" w:type="dxa"/>
+              <w:left w:w="0" w:type="dxa"/>
+              <w:right w:w="0" w:type="dxa"/>
+            </w:tcMar>
+            <w:vAlign w:val="top"/>
+          </w:tcPr>
+          <w:p>
+            <w:pPr>
+              <w:pStyle w:val="Normal"/>
+              <w:jc w:val="left"/>
+              <w:pBdr>
+                <w:bottom w:val="none" w:sz="0" w:space="0" w:color="000000"/>
+                <w:top w:val="none" w:sz="0" w:space="0" w:color="000000"/>
+                <w:left w:val="none" w:sz="0" w:space="0" w:color="000000"/>
+                <w:right w:val="none" w:sz="0" w:space="0" w:color="000000"/>
+              </w:pBdr>
+              <w:spacing w:after="60" w:before="60" w:line="240"/>
+              <w:ind w:left="60" w:right="60" w:firstLine="0" w:firstLineChars="0"/>
+              <w:rPr>
+                <w:rFonts w:ascii="Arial" w:hAnsi="Arial" w:eastAsia="Arial" w:cs="Arial"/>
+                <w:i w:val="false"/>
+                <w:b w:val="false"/>
+                <w:u w:val="none"/>
+                <w:strike w:val="false"/>
+                <w:sz w:val="18"/>
+                <w:szCs w:val="18"/>
+                <w:color w:val="000000"/>
+              </w:rPr>
+            </w:pPr>
+            <w:r>
+              <w:rPr>
+                <w:rFonts w:ascii="Arial" w:hAnsi="Arial" w:eastAsia="Arial" w:cs="Arial"/>
+                <w:i w:val="false"/>
+                <w:b w:val="false"/>
+                <w:u w:val="none"/>
+                <w:strike w:val="false"/>
+                <w:sz w:val="18"/>
+                <w:szCs w:val="18"/>
+                <w:color w:val="000000"/>
+              </w:rPr>
+              <w:t xml:space="preserve">400/510 (78.4%)</w:t>
+            </w:r>
+            <w:r>
+              <w:rPr>
+                <w:rFonts w:ascii="Arial" w:hAnsi="Arial" w:eastAsia="Arial" w:cs="Arial"/>
+                <w:i w:val="false"/>
+                <w:b w:val="false"/>
+                <w:u w:val="none"/>
+                <w:strike w:val="false"/>
+                <w:sz w:val="18"/>
+                <w:szCs w:val="18"/>
+                <w:color w:val="000000"/>
+              </w:rPr>
+              <w:br/>
+            </w:r>
+            <w:r>
+              <w:rPr>
+                <w:rFonts w:ascii="Arial" w:hAnsi="Arial" w:eastAsia="Arial" w:cs="Arial"/>
+                <w:i w:val="false"/>
+                <w:b w:val="false"/>
+                <w:u w:val="none"/>
+                <w:strike w:val="false"/>
+                <w:sz w:val="18"/>
+                <w:szCs w:val="18"/>
+                <w:color w:val="000000"/>
+              </w:rPr>
+              <w:t xml:space="preserve">κ 0.53</w:t>
+            </w:r>
+          </w:p>
+        </w:tc>
+        <w:tc>
+          <w:tcPr>
+            <w:tcBorders>
+              <w:bottom w:val="none" w:sz="0" w:space="0" w:color="000000"/>
+              <w:top w:val="none" w:sz="0" w:space="0" w:color="000000"/>
+              <w:left w:val="none" w:sz="0" w:space="0" w:color="000000"/>
+              <w:right w:val="none" w:sz="0" w:space="0" w:color="000000"/>
+            </w:tcBorders>
+            <w:shd w:val="clear" w:color="auto" w:fill="FFFFFF"/>
+            <w:tcMar>
+              <w:top w:w="0" w:type="dxa"/>
+              <w:bottom w:w="0" w:type="dxa"/>
+              <w:left w:w="0" w:type="dxa"/>
+              <w:right w:w="0" w:type="dxa"/>
+            </w:tcMar>
+            <w:vAlign w:val="top"/>
+          </w:tcPr>
+          <w:p>
+            <w:pPr>
+              <w:pStyle w:val="Normal"/>
+              <w:jc w:val="left"/>
+              <w:pBdr>
+                <w:bottom w:val="none" w:sz="0" w:space="0" w:color="000000"/>
+                <w:top w:val="none" w:sz="0" w:space="0" w:color="000000"/>
+                <w:left w:val="none" w:sz="0" w:space="0" w:color="000000"/>
+                <w:right w:val="none" w:sz="0" w:space="0" w:color="000000"/>
+              </w:pBdr>
+              <w:spacing w:after="60" w:before="60" w:line="240"/>
+              <w:ind w:left="60" w:right="60" w:firstLine="0" w:firstLineChars="0"/>
+              <w:rPr>
+                <w:rFonts w:ascii="Arial" w:hAnsi="Arial" w:eastAsia="Arial" w:cs="Arial"/>
+                <w:i w:val="false"/>
+                <w:b w:val="false"/>
+                <w:u w:val="none"/>
+                <w:strike w:val="false"/>
+                <w:sz w:val="18"/>
+                <w:szCs w:val="18"/>
+                <w:color w:val="000000"/>
+              </w:rPr>
+            </w:pPr>
+            <w:r>
+              <w:rPr>
+                <w:rFonts w:ascii="Arial" w:hAnsi="Arial" w:eastAsia="Arial" w:cs="Arial"/>
+                <w:i w:val="false"/>
+                <w:b w:val="false"/>
+                <w:u w:val="none"/>
+                <w:strike w:val="false"/>
+                <w:sz w:val="18"/>
+                <w:szCs w:val="18"/>
+                <w:color w:val="000000"/>
+              </w:rPr>
+              <w:t xml:space="preserve">395/510 (77.5%)</w:t>
+            </w:r>
+            <w:r>
+              <w:rPr>
+                <w:rFonts w:ascii="Arial" w:hAnsi="Arial" w:eastAsia="Arial" w:cs="Arial"/>
+                <w:i w:val="false"/>
+                <w:b w:val="false"/>
+                <w:u w:val="none"/>
+                <w:strike w:val="false"/>
+                <w:sz w:val="18"/>
+                <w:szCs w:val="18"/>
+                <w:color w:val="000000"/>
+              </w:rPr>
+              <w:br/>
+            </w:r>
+            <w:r>
+              <w:rPr>
+                <w:rFonts w:ascii="Arial" w:hAnsi="Arial" w:eastAsia="Arial" w:cs="Arial"/>
+                <w:i w:val="false"/>
+                <w:b w:val="false"/>
+                <w:u w:val="none"/>
+                <w:strike w:val="false"/>
+                <w:sz w:val="18"/>
+                <w:szCs w:val="18"/>
+                <w:color w:val="000000"/>
+              </w:rPr>
+              <w:t xml:space="preserve">κ 0.28</w:t>
+            </w:r>
+          </w:p>
+        </w:tc>
+      </w:tr>
+      <w:tr>
+        <w:trPr>
+          <w:cantSplit/>
+          <w:trHeight w:val="696" w:hRule="auto"/>
+        </w:trPr>
+        <w:tc>
+          <w:tcPr>
+            <w:tcBorders>
+              <w:bottom w:val="none" w:sz="0" w:space="0" w:color="000000"/>
+              <w:top w:val="none" w:sz="0" w:space="0" w:color="000000"/>
+              <w:left w:val="none" w:sz="0" w:space="0" w:color="000000"/>
+              <w:right w:val="none" w:sz="0" w:space="0" w:color="000000"/>
+            </w:tcBorders>
+            <w:shd w:val="clear" w:color="auto" w:fill="FFFFFF"/>
+            <w:tcMar>
+              <w:top w:w="0" w:type="dxa"/>
+              <w:bottom w:w="0" w:type="dxa"/>
+              <w:left w:w="0" w:type="dxa"/>
+              <w:right w:w="0" w:type="dxa"/>
+            </w:tcMar>
+            <w:vAlign w:val="top"/>
+          </w:tcPr>
+          <w:p>
+            <w:pPr>
+              <w:pStyle w:val="Normal"/>
+              <w:jc w:val="left"/>
+              <w:pBdr>
+                <w:bottom w:val="none" w:sz="0" w:space="0" w:color="000000"/>
+                <w:top w:val="none" w:sz="0" w:space="0" w:color="000000"/>
+                <w:left w:val="none" w:sz="0" w:space="0" w:color="000000"/>
+                <w:right w:val="none" w:sz="0" w:space="0" w:color="000000"/>
+              </w:pBdr>
+              <w:spacing w:after="60" w:before="60" w:line="240"/>
+              <w:ind w:left="60" w:right="60" w:firstLine="0" w:firstLineChars="0"/>
+              <w:rPr>
+                <w:rFonts w:ascii="Arial" w:hAnsi="Arial" w:eastAsia="Arial" w:cs="Arial"/>
+                <w:i w:val="false"/>
+                <w:b w:val="false"/>
+                <w:u w:val="none"/>
+                <w:strike w:val="false"/>
+                <w:sz w:val="18"/>
+                <w:szCs w:val="18"/>
+                <w:color w:val="000000"/>
+              </w:rPr>
+            </w:pPr>
+            <w:r>
+              <w:rPr>
+                <w:rFonts w:ascii="Arial" w:hAnsi="Arial" w:eastAsia="Arial" w:cs="Arial"/>
+                <w:i w:val="false"/>
+                <w:b w:val="false"/>
+                <w:u w:val="none"/>
+                <w:strike w:val="false"/>
+                <w:sz w:val="18"/>
+                <w:szCs w:val="18"/>
+                <w:color w:val="000000"/>
+              </w:rPr>
+              <w:t xml:space="preserve">D1–D5</w:t>
+            </w:r>
+          </w:p>
+        </w:tc>
+        <w:tc>
+          <w:tcPr>
+            <w:tcBorders>
+              <w:bottom w:val="none" w:sz="0" w:space="0" w:color="000000"/>
+              <w:top w:val="none" w:sz="0" w:space="0" w:color="000000"/>
+              <w:left w:val="none" w:sz="0" w:space="0" w:color="000000"/>
+              <w:right w:val="none" w:sz="0" w:space="0" w:color="000000"/>
+            </w:tcBorders>
+            <w:shd w:val="clear" w:color="auto" w:fill="FFFFFF"/>
+            <w:tcMar>
+              <w:top w:w="0" w:type="dxa"/>
+              <w:bottom w:w="0" w:type="dxa"/>
+              <w:left w:w="0" w:type="dxa"/>
+              <w:right w:w="0" w:type="dxa"/>
+            </w:tcMar>
+            <w:vAlign w:val="top"/>
+          </w:tcPr>
+          <w:p>
+            <w:pPr>
+              <w:pStyle w:val="Normal"/>
+              <w:jc w:val="left"/>
+              <w:pBdr>
+                <w:bottom w:val="none" w:sz="0" w:space="0" w:color="000000"/>
+                <w:top w:val="none" w:sz="0" w:space="0" w:color="000000"/>
+                <w:left w:val="none" w:sz="0" w:space="0" w:color="000000"/>
+                <w:right w:val="none" w:sz="0" w:space="0" w:color="000000"/>
+              </w:pBdr>
+              <w:spacing w:after="60" w:before="60" w:line="240"/>
+              <w:ind w:left="60" w:right="60" w:firstLine="0" w:firstLineChars="0"/>
+              <w:rPr>
+                <w:rFonts w:ascii="Arial" w:hAnsi="Arial" w:eastAsia="Arial" w:cs="Arial"/>
+                <w:i w:val="false"/>
+                <w:b w:val="false"/>
+                <w:u w:val="none"/>
+                <w:strike w:val="false"/>
+                <w:sz w:val="18"/>
+                <w:szCs w:val="18"/>
+                <w:color w:val="000000"/>
+              </w:rPr>
+            </w:pPr>
+            <w:r>
+              <w:rPr>
+                <w:rFonts w:ascii="Arial" w:hAnsi="Arial" w:eastAsia="Arial" w:cs="Arial"/>
+                <w:i w:val="false"/>
+                <w:b w:val="false"/>
+                <w:u w:val="none"/>
+                <w:strike w:val="false"/>
+                <w:sz w:val="18"/>
+                <w:szCs w:val="18"/>
+                <w:color w:val="000000"/>
+              </w:rPr>
+              <w:t xml:space="preserve">Published</w:t>
+            </w:r>
+          </w:p>
+        </w:tc>
+        <w:tc>
+          <w:tcPr>
+            <w:tcBorders>
+              <w:bottom w:val="none" w:sz="0" w:space="0" w:color="000000"/>
+              <w:top w:val="none" w:sz="0" w:space="0" w:color="000000"/>
+              <w:left w:val="none" w:sz="0" w:space="0" w:color="000000"/>
+              <w:right w:val="none" w:sz="0" w:space="0" w:color="000000"/>
+            </w:tcBorders>
+            <w:shd w:val="clear" w:color="auto" w:fill="FFFFFF"/>
+            <w:tcMar>
+              <w:top w:w="0" w:type="dxa"/>
+              <w:bottom w:w="0" w:type="dxa"/>
+              <w:left w:w="0" w:type="dxa"/>
+              <w:right w:w="0" w:type="dxa"/>
+            </w:tcMar>
+            <w:vAlign w:val="top"/>
+          </w:tcPr>
+          <w:p>
+            <w:pPr>
+              <w:pStyle w:val="Normal"/>
+              <w:jc w:val="left"/>
+              <w:pBdr>
+                <w:bottom w:val="none" w:sz="0" w:space="0" w:color="000000"/>
+                <w:top w:val="none" w:sz="0" w:space="0" w:color="000000"/>
+                <w:left w:val="none" w:sz="0" w:space="0" w:color="000000"/>
+                <w:right w:val="none" w:sz="0" w:space="0" w:color="000000"/>
+              </w:pBdr>
+              <w:spacing w:after="60" w:before="60" w:line="240"/>
+              <w:ind w:left="60" w:right="60" w:firstLine="0" w:firstLineChars="0"/>
+              <w:rPr>
+                <w:rFonts w:ascii="Arial" w:hAnsi="Arial" w:eastAsia="Arial" w:cs="Arial"/>
+                <w:i w:val="false"/>
+                <w:b w:val="false"/>
+                <w:u w:val="none"/>
+                <w:strike w:val="false"/>
+                <w:sz w:val="18"/>
+                <w:szCs w:val="18"/>
+                <w:color w:val="000000"/>
+              </w:rPr>
+            </w:pPr>
+            <w:r>
+              <w:rPr>
+                <w:rFonts w:ascii="Arial" w:hAnsi="Arial" w:eastAsia="Arial" w:cs="Arial"/>
+                <w:i w:val="false"/>
+                <w:b w:val="false"/>
+                <w:u w:val="none"/>
+                <w:strike w:val="false"/>
+                <w:sz w:val="18"/>
+                <w:szCs w:val="18"/>
+                <w:color w:val="000000"/>
+              </w:rPr>
+              <w:t xml:space="preserve">301/510 (59.0%)</w:t>
+            </w:r>
+            <w:r>
+              <w:rPr>
+                <w:rFonts w:ascii="Arial" w:hAnsi="Arial" w:eastAsia="Arial" w:cs="Arial"/>
+                <w:i w:val="false"/>
+                <w:b w:val="false"/>
+                <w:u w:val="none"/>
+                <w:strike w:val="false"/>
+                <w:sz w:val="18"/>
+                <w:szCs w:val="18"/>
+                <w:color w:val="000000"/>
+              </w:rPr>
+              <w:br/>
+            </w:r>
+            <w:r>
+              <w:rPr>
+                <w:rFonts w:ascii="Arial" w:hAnsi="Arial" w:eastAsia="Arial" w:cs="Arial"/>
+                <w:i w:val="false"/>
+                <w:b w:val="false"/>
+                <w:u w:val="none"/>
+                <w:strike w:val="false"/>
+                <w:sz w:val="18"/>
+                <w:szCs w:val="18"/>
+                <w:color w:val="000000"/>
+              </w:rPr>
+              <w:t xml:space="preserve">κ 0.21</w:t>
+            </w:r>
+          </w:p>
+        </w:tc>
+        <w:tc>
+          <w:tcPr>
+            <w:tcBorders>
+              <w:bottom w:val="none" w:sz="0" w:space="0" w:color="000000"/>
+              <w:top w:val="none" w:sz="0" w:space="0" w:color="000000"/>
+              <w:left w:val="none" w:sz="0" w:space="0" w:color="000000"/>
+              <w:right w:val="none" w:sz="0" w:space="0" w:color="000000"/>
+            </w:tcBorders>
+            <w:shd w:val="clear" w:color="auto" w:fill="FFFFFF"/>
+            <w:tcMar>
+              <w:top w:w="0" w:type="dxa"/>
+              <w:bottom w:w="0" w:type="dxa"/>
+              <w:left w:w="0" w:type="dxa"/>
+              <w:right w:w="0" w:type="dxa"/>
+            </w:tcMar>
+            <w:vAlign w:val="top"/>
+          </w:tcPr>
+          <w:p>
+            <w:pPr>
+              <w:pStyle w:val="Normal"/>
+              <w:jc w:val="left"/>
+              <w:pBdr>
+                <w:bottom w:val="none" w:sz="0" w:space="0" w:color="000000"/>
+                <w:top w:val="none" w:sz="0" w:space="0" w:color="000000"/>
+                <w:left w:val="none" w:sz="0" w:space="0" w:color="000000"/>
+                <w:right w:val="none" w:sz="0" w:space="0" w:color="000000"/>
+              </w:pBdr>
+              <w:spacing w:after="60" w:before="60" w:line="240"/>
+              <w:ind w:left="60" w:right="60" w:firstLine="0" w:firstLineChars="0"/>
+              <w:rPr>
+                <w:rFonts w:ascii="Arial" w:hAnsi="Arial" w:eastAsia="Arial" w:cs="Arial"/>
+                <w:i w:val="false"/>
+                <w:b w:val="false"/>
+                <w:u w:val="none"/>
+                <w:strike w:val="false"/>
+                <w:sz w:val="18"/>
+                <w:szCs w:val="18"/>
+                <w:color w:val="000000"/>
+              </w:rPr>
+            </w:pPr>
+            <w:r>
+              <w:rPr>
+                <w:rFonts w:ascii="Arial" w:hAnsi="Arial" w:eastAsia="Arial" w:cs="Arial"/>
+                <w:i w:val="false"/>
+                <w:b w:val="false"/>
+                <w:u w:val="none"/>
+                <w:strike w:val="false"/>
+                <w:sz w:val="18"/>
+                <w:szCs w:val="18"/>
+                <w:color w:val="000000"/>
+              </w:rPr>
+              <w:t xml:space="preserve">362/510 (71.0%)</w:t>
+            </w:r>
+            <w:r>
+              <w:rPr>
+                <w:rFonts w:ascii="Arial" w:hAnsi="Arial" w:eastAsia="Arial" w:cs="Arial"/>
+                <w:i w:val="false"/>
+                <w:b w:val="false"/>
+                <w:u w:val="none"/>
+                <w:strike w:val="false"/>
+                <w:sz w:val="18"/>
+                <w:szCs w:val="18"/>
+                <w:color w:val="000000"/>
+              </w:rPr>
+              <w:br/>
+            </w:r>
+            <w:r>
+              <w:rPr>
+                <w:rFonts w:ascii="Arial" w:hAnsi="Arial" w:eastAsia="Arial" w:cs="Arial"/>
+                <w:i w:val="false"/>
+                <w:b w:val="false"/>
+                <w:u w:val="none"/>
+                <w:strike w:val="false"/>
+                <w:sz w:val="18"/>
+                <w:szCs w:val="18"/>
+                <w:color w:val="000000"/>
+              </w:rPr>
+              <w:t xml:space="preserve">κ 0.29</w:t>
+            </w:r>
+          </w:p>
+        </w:tc>
+        <w:tc>
+          <w:tcPr>
+            <w:tcBorders>
+              <w:bottom w:val="none" w:sz="0" w:space="0" w:color="000000"/>
+              <w:top w:val="none" w:sz="0" w:space="0" w:color="000000"/>
+              <w:left w:val="none" w:sz="0" w:space="0" w:color="000000"/>
+              <w:right w:val="none" w:sz="0" w:space="0" w:color="000000"/>
+            </w:tcBorders>
+            <w:shd w:val="clear" w:color="auto" w:fill="FFFFFF"/>
+            <w:tcMar>
+              <w:top w:w="0" w:type="dxa"/>
+              <w:bottom w:w="0" w:type="dxa"/>
+              <w:left w:w="0" w:type="dxa"/>
+              <w:right w:w="0" w:type="dxa"/>
+            </w:tcMar>
+            <w:vAlign w:val="top"/>
+          </w:tcPr>
+          <w:p>
+            <w:pPr>
+              <w:pStyle w:val="Normal"/>
+              <w:jc w:val="left"/>
+              <w:pBdr>
+                <w:bottom w:val="none" w:sz="0" w:space="0" w:color="000000"/>
+                <w:top w:val="none" w:sz="0" w:space="0" w:color="000000"/>
+                <w:left w:val="none" w:sz="0" w:space="0" w:color="000000"/>
+                <w:right w:val="none" w:sz="0" w:space="0" w:color="000000"/>
+              </w:pBdr>
+              <w:spacing w:after="60" w:before="60" w:line="240"/>
+              <w:ind w:left="60" w:right="60" w:firstLine="0" w:firstLineChars="0"/>
+              <w:rPr>
+                <w:rFonts w:ascii="Arial" w:hAnsi="Arial" w:eastAsia="Arial" w:cs="Arial"/>
+                <w:i w:val="false"/>
+                <w:b w:val="false"/>
+                <w:u w:val="none"/>
+                <w:strike w:val="false"/>
+                <w:sz w:val="18"/>
+                <w:szCs w:val="18"/>
+                <w:color w:val="000000"/>
+              </w:rPr>
+            </w:pPr>
+            <w:r>
+              <w:rPr>
+                <w:rFonts w:ascii="Arial" w:hAnsi="Arial" w:eastAsia="Arial" w:cs="Arial"/>
+                <w:i w:val="false"/>
+                <w:b w:val="false"/>
+                <w:u w:val="none"/>
+                <w:strike w:val="false"/>
+                <w:sz w:val="18"/>
+                <w:szCs w:val="18"/>
+                <w:color w:val="000000"/>
+              </w:rPr>
+              <w:t xml:space="preserve"/>
             </w:r>
           </w:p>
         </w:tc>
@@ -203,57 +1368,1327 @@
         </w:trPr>
         <w:tc>
           <w:tcPr>
-            <w:gridSpan w:val="3"/>
             <w:tcBorders>
               <w:bottom w:val="none" w:sz="0" w:space="0" w:color="000000"/>
-              <w:top w:val="single" w:sz="5" w:space="0" w:color="000000"/>
-              <w:left w:val="none" w:sz="0" w:space="0" w:color="000000"/>
-              <w:right w:val="none" w:sz="0" w:space="0" w:color="000000"/>
-            </w:tcBorders>
-            <w:shd w:val="clear" w:color="auto" w:fill="FFFFFF"/>
-            <w:tcMar>
-              <w:top w:w="0" w:type="dxa"/>
-              <w:bottom w:w="0" w:type="dxa"/>
-              <w:left w:w="0" w:type="dxa"/>
-              <w:right w:w="0" w:type="dxa"/>
-            </w:tcMar>
-            <w:vAlign w:val="top"/>
-          </w:tcPr>
-          <w:p>
-            <w:pPr>
-              <w:pStyle w:val="Normal"/>
-              <w:jc w:val="left"/>
-              <w:pBdr>
-                <w:bottom w:val="none" w:sz="0" w:space="0" w:color="000000"/>
-                <w:top w:val="none" w:sz="0" w:space="0" w:color="000000"/>
-                <w:left w:val="none" w:sz="0" w:space="0" w:color="000000"/>
-                <w:right w:val="none" w:sz="0" w:space="0" w:color="000000"/>
-              </w:pBdr>
-              <w:spacing w:after="60" w:before="60" w:line="240"/>
-              <w:ind w:left="60" w:right="60" w:firstLine="0" w:firstLineChars="0"/>
-              <w:rPr>
-                <w:rFonts w:ascii="Arial" w:hAnsi="Arial" w:eastAsia="Arial" w:cs="Arial"/>
-                <w:i w:val="false"/>
-                <w:b w:val="true"/>
-                <w:u w:val="none"/>
-                <w:strike w:val="false"/>
-                <w:sz w:val="18"/>
-                <w:szCs w:val="18"/>
-                <w:color w:val="000000"/>
-              </w:rPr>
-            </w:pPr>
-            <w:r>
-              <w:rPr>
-                <w:rFonts w:ascii="Arial" w:hAnsi="Arial" w:eastAsia="Arial" w:cs="Arial"/>
-                <w:i w:val="false"/>
-                <w:b w:val="true"/>
-                <w:u w:val="none"/>
-                <w:strike w:val="false"/>
-                <w:sz w:val="18"/>
-                <w:szCs w:val="18"/>
-                <w:color w:val="000000"/>
-              </w:rPr>
-              <w:t xml:space="preserve">Domain ratings (D1–D5)</w:t>
+              <w:top w:val="none" w:sz="0" w:space="0" w:color="000000"/>
+              <w:left w:val="none" w:sz="0" w:space="0" w:color="000000"/>
+              <w:right w:val="none" w:sz="0" w:space="0" w:color="000000"/>
+            </w:tcBorders>
+            <w:shd w:val="clear" w:color="auto" w:fill="FFFFFF"/>
+            <w:tcMar>
+              <w:top w:w="0" w:type="dxa"/>
+              <w:bottom w:w="0" w:type="dxa"/>
+              <w:left w:w="0" w:type="dxa"/>
+              <w:right w:w="0" w:type="dxa"/>
+            </w:tcMar>
+            <w:vAlign w:val="top"/>
+          </w:tcPr>
+          <w:p>
+            <w:pPr>
+              <w:pStyle w:val="Normal"/>
+              <w:jc w:val="left"/>
+              <w:pBdr>
+                <w:bottom w:val="none" w:sz="0" w:space="0" w:color="000000"/>
+                <w:top w:val="none" w:sz="0" w:space="0" w:color="000000"/>
+                <w:left w:val="none" w:sz="0" w:space="0" w:color="000000"/>
+                <w:right w:val="none" w:sz="0" w:space="0" w:color="000000"/>
+              </w:pBdr>
+              <w:spacing w:after="60" w:before="60" w:line="240"/>
+              <w:ind w:left="60" w:right="60" w:firstLine="0" w:firstLineChars="0"/>
+              <w:rPr>
+                <w:rFonts w:ascii="Arial" w:hAnsi="Arial" w:eastAsia="Arial" w:cs="Arial"/>
+                <w:i w:val="false"/>
+                <w:b w:val="false"/>
+                <w:u w:val="none"/>
+                <w:strike w:val="false"/>
+                <w:sz w:val="18"/>
+                <w:szCs w:val="18"/>
+                <w:color w:val="000000"/>
+              </w:rPr>
+            </w:pPr>
+            <w:r>
+              <w:rPr>
+                <w:rFonts w:ascii="Arial" w:hAnsi="Arial" w:eastAsia="Arial" w:cs="Arial"/>
+                <w:i w:val="false"/>
+                <w:b w:val="false"/>
+                <w:u w:val="none"/>
+                <w:strike w:val="false"/>
+                <w:sz w:val="18"/>
+                <w:szCs w:val="18"/>
+                <w:color w:val="000000"/>
+              </w:rPr>
+              <w:t xml:space="preserve">D1–D5</w:t>
+            </w:r>
+          </w:p>
+        </w:tc>
+        <w:tc>
+          <w:tcPr>
+            <w:tcBorders>
+              <w:bottom w:val="none" w:sz="0" w:space="0" w:color="000000"/>
+              <w:top w:val="none" w:sz="0" w:space="0" w:color="000000"/>
+              <w:left w:val="none" w:sz="0" w:space="0" w:color="000000"/>
+              <w:right w:val="none" w:sz="0" w:space="0" w:color="000000"/>
+            </w:tcBorders>
+            <w:shd w:val="clear" w:color="auto" w:fill="FFFFFF"/>
+            <w:tcMar>
+              <w:top w:w="0" w:type="dxa"/>
+              <w:bottom w:w="0" w:type="dxa"/>
+              <w:left w:w="0" w:type="dxa"/>
+              <w:right w:w="0" w:type="dxa"/>
+            </w:tcMar>
+            <w:vAlign w:val="top"/>
+          </w:tcPr>
+          <w:p>
+            <w:pPr>
+              <w:pStyle w:val="Normal"/>
+              <w:jc w:val="left"/>
+              <w:pBdr>
+                <w:bottom w:val="none" w:sz="0" w:space="0" w:color="000000"/>
+                <w:top w:val="none" w:sz="0" w:space="0" w:color="000000"/>
+                <w:left w:val="none" w:sz="0" w:space="0" w:color="000000"/>
+                <w:right w:val="none" w:sz="0" w:space="0" w:color="000000"/>
+              </w:pBdr>
+              <w:spacing w:after="60" w:before="60" w:line="240"/>
+              <w:ind w:left="60" w:right="60" w:firstLine="0" w:firstLineChars="0"/>
+              <w:rPr>
+                <w:rFonts w:ascii="Arial" w:hAnsi="Arial" w:eastAsia="Arial" w:cs="Arial"/>
+                <w:i w:val="false"/>
+                <w:b w:val="false"/>
+                <w:u w:val="none"/>
+                <w:strike w:val="false"/>
+                <w:sz w:val="18"/>
+                <w:szCs w:val="18"/>
+                <w:color w:val="000000"/>
+              </w:rPr>
+            </w:pPr>
+            <w:r>
+              <w:rPr>
+                <w:rFonts w:ascii="Arial" w:hAnsi="Arial" w:eastAsia="Arial" w:cs="Arial"/>
+                <w:i w:val="false"/>
+                <w:b w:val="false"/>
+                <w:u w:val="none"/>
+                <w:strike w:val="false"/>
+                <w:sz w:val="18"/>
+                <w:szCs w:val="18"/>
+                <w:color w:val="000000"/>
+              </w:rPr>
+              <w:t xml:space="preserve">ARBITER − Unassisted</w:t>
+            </w:r>
+          </w:p>
+        </w:tc>
+        <w:tc>
+          <w:tcPr>
+            <w:tcBorders>
+              <w:bottom w:val="none" w:sz="0" w:space="0" w:color="000000"/>
+              <w:top w:val="none" w:sz="0" w:space="0" w:color="000000"/>
+              <w:left w:val="none" w:sz="0" w:space="0" w:color="000000"/>
+              <w:right w:val="none" w:sz="0" w:space="0" w:color="000000"/>
+            </w:tcBorders>
+            <w:shd w:val="clear" w:color="auto" w:fill="FFFFFF"/>
+            <w:tcMar>
+              <w:top w:w="0" w:type="dxa"/>
+              <w:bottom w:w="0" w:type="dxa"/>
+              <w:left w:w="0" w:type="dxa"/>
+              <w:right w:w="0" w:type="dxa"/>
+            </w:tcMar>
+            <w:vAlign w:val="top"/>
+          </w:tcPr>
+          <w:p>
+            <w:pPr>
+              <w:pStyle w:val="Normal"/>
+              <w:jc w:val="left"/>
+              <w:pBdr>
+                <w:bottom w:val="none" w:sz="0" w:space="0" w:color="000000"/>
+                <w:top w:val="none" w:sz="0" w:space="0" w:color="000000"/>
+                <w:left w:val="none" w:sz="0" w:space="0" w:color="000000"/>
+                <w:right w:val="none" w:sz="0" w:space="0" w:color="000000"/>
+              </w:pBdr>
+              <w:spacing w:after="60" w:before="60" w:line="240"/>
+              <w:ind w:left="60" w:right="60" w:firstLine="0" w:firstLineChars="0"/>
+              <w:rPr>
+                <w:rFonts w:ascii="Arial" w:hAnsi="Arial" w:eastAsia="Arial" w:cs="Arial"/>
+                <w:i w:val="false"/>
+                <w:b w:val="false"/>
+                <w:u w:val="none"/>
+                <w:strike w:val="false"/>
+                <w:sz w:val="18"/>
+                <w:szCs w:val="18"/>
+                <w:color w:val="000000"/>
+              </w:rPr>
+            </w:pPr>
+            <w:r>
+              <w:rPr>
+                <w:rFonts w:ascii="Arial" w:hAnsi="Arial" w:eastAsia="Arial" w:cs="Arial"/>
+                <w:i w:val="false"/>
+                <w:b w:val="false"/>
+                <w:u w:val="none"/>
+                <w:strike w:val="false"/>
+                <w:sz w:val="18"/>
+                <w:szCs w:val="18"/>
+                <w:color w:val="000000"/>
+              </w:rPr>
+              <w:t xml:space="preserve">7.6 (5.1–10.2)</w:t>
+            </w:r>
+          </w:p>
+        </w:tc>
+        <w:tc>
+          <w:tcPr>
+            <w:tcBorders>
+              <w:bottom w:val="none" w:sz="0" w:space="0" w:color="000000"/>
+              <w:top w:val="none" w:sz="0" w:space="0" w:color="000000"/>
+              <w:left w:val="none" w:sz="0" w:space="0" w:color="000000"/>
+              <w:right w:val="none" w:sz="0" w:space="0" w:color="000000"/>
+            </w:tcBorders>
+            <w:shd w:val="clear" w:color="auto" w:fill="FFFFFF"/>
+            <w:tcMar>
+              <w:top w:w="0" w:type="dxa"/>
+              <w:bottom w:w="0" w:type="dxa"/>
+              <w:left w:w="0" w:type="dxa"/>
+              <w:right w:w="0" w:type="dxa"/>
+            </w:tcMar>
+            <w:vAlign w:val="top"/>
+          </w:tcPr>
+          <w:p>
+            <w:pPr>
+              <w:pStyle w:val="Normal"/>
+              <w:jc w:val="left"/>
+              <w:pBdr>
+                <w:bottom w:val="none" w:sz="0" w:space="0" w:color="000000"/>
+                <w:top w:val="none" w:sz="0" w:space="0" w:color="000000"/>
+                <w:left w:val="none" w:sz="0" w:space="0" w:color="000000"/>
+                <w:right w:val="none" w:sz="0" w:space="0" w:color="000000"/>
+              </w:pBdr>
+              <w:spacing w:after="60" w:before="60" w:line="240"/>
+              <w:ind w:left="60" w:right="60" w:firstLine="0" w:firstLineChars="0"/>
+              <w:rPr>
+                <w:rFonts w:ascii="Arial" w:hAnsi="Arial" w:eastAsia="Arial" w:cs="Arial"/>
+                <w:i w:val="false"/>
+                <w:b w:val="false"/>
+                <w:u w:val="none"/>
+                <w:strike w:val="false"/>
+                <w:sz w:val="18"/>
+                <w:szCs w:val="18"/>
+                <w:color w:val="000000"/>
+              </w:rPr>
+            </w:pPr>
+            <w:r>
+              <w:rPr>
+                <w:rFonts w:ascii="Arial" w:hAnsi="Arial" w:eastAsia="Arial" w:cs="Arial"/>
+                <w:i w:val="false"/>
+                <w:b w:val="false"/>
+                <w:u w:val="none"/>
+                <w:strike w:val="false"/>
+                <w:sz w:val="18"/>
+                <w:szCs w:val="18"/>
+                <w:color w:val="000000"/>
+              </w:rPr>
+              <w:t xml:space="preserve">6.5 (3.5–9.4)</w:t>
+            </w:r>
+          </w:p>
+        </w:tc>
+        <w:tc>
+          <w:tcPr>
+            <w:tcBorders>
+              <w:bottom w:val="none" w:sz="0" w:space="0" w:color="000000"/>
+              <w:top w:val="none" w:sz="0" w:space="0" w:color="000000"/>
+              <w:left w:val="none" w:sz="0" w:space="0" w:color="000000"/>
+              <w:right w:val="none" w:sz="0" w:space="0" w:color="000000"/>
+            </w:tcBorders>
+            <w:shd w:val="clear" w:color="auto" w:fill="FFFFFF"/>
+            <w:tcMar>
+              <w:top w:w="0" w:type="dxa"/>
+              <w:bottom w:w="0" w:type="dxa"/>
+              <w:left w:w="0" w:type="dxa"/>
+              <w:right w:w="0" w:type="dxa"/>
+            </w:tcMar>
+            <w:vAlign w:val="top"/>
+          </w:tcPr>
+          <w:p>
+            <w:pPr>
+              <w:pStyle w:val="Normal"/>
+              <w:jc w:val="left"/>
+              <w:pBdr>
+                <w:bottom w:val="none" w:sz="0" w:space="0" w:color="000000"/>
+                <w:top w:val="none" w:sz="0" w:space="0" w:color="000000"/>
+                <w:left w:val="none" w:sz="0" w:space="0" w:color="000000"/>
+                <w:right w:val="none" w:sz="0" w:space="0" w:color="000000"/>
+              </w:pBdr>
+              <w:spacing w:after="60" w:before="60" w:line="240"/>
+              <w:ind w:left="60" w:right="60" w:firstLine="0" w:firstLineChars="0"/>
+              <w:rPr>
+                <w:rFonts w:ascii="Arial" w:hAnsi="Arial" w:eastAsia="Arial" w:cs="Arial"/>
+                <w:i w:val="false"/>
+                <w:b w:val="false"/>
+                <w:u w:val="none"/>
+                <w:strike w:val="false"/>
+                <w:sz w:val="18"/>
+                <w:szCs w:val="18"/>
+                <w:color w:val="000000"/>
+              </w:rPr>
+            </w:pPr>
+            <w:r>
+              <w:rPr>
+                <w:rFonts w:ascii="Arial" w:hAnsi="Arial" w:eastAsia="Arial" w:cs="Arial"/>
+                <w:i w:val="false"/>
+                <w:b w:val="false"/>
+                <w:u w:val="none"/>
+                <w:strike w:val="false"/>
+                <w:sz w:val="18"/>
+                <w:szCs w:val="18"/>
+                <w:color w:val="000000"/>
+              </w:rPr>
+              <w:t xml:space="preserve">−1.8 (−5.1 to 1.6)</w:t>
+            </w:r>
+          </w:p>
+        </w:tc>
+      </w:tr>
+      <w:tr>
+        <w:trPr>
+          <w:cantSplit/>
+          <w:trHeight w:val="696" w:hRule="auto"/>
+        </w:trPr>
+        <w:tc>
+          <w:tcPr>
+            <w:tcBorders>
+              <w:bottom w:val="none" w:sz="0" w:space="0" w:color="000000"/>
+              <w:top w:val="none" w:sz="0" w:space="0" w:color="000000"/>
+              <w:left w:val="none" w:sz="0" w:space="0" w:color="000000"/>
+              <w:right w:val="none" w:sz="0" w:space="0" w:color="000000"/>
+            </w:tcBorders>
+            <w:shd w:val="clear" w:color="auto" w:fill="FFFFFF"/>
+            <w:tcMar>
+              <w:top w:w="0" w:type="dxa"/>
+              <w:bottom w:w="0" w:type="dxa"/>
+              <w:left w:w="0" w:type="dxa"/>
+              <w:right w:w="0" w:type="dxa"/>
+            </w:tcMar>
+            <w:vAlign w:val="top"/>
+          </w:tcPr>
+          <w:p>
+            <w:pPr>
+              <w:pStyle w:val="Normal"/>
+              <w:jc w:val="left"/>
+              <w:pBdr>
+                <w:bottom w:val="none" w:sz="0" w:space="0" w:color="000000"/>
+                <w:top w:val="none" w:sz="0" w:space="0" w:color="000000"/>
+                <w:left w:val="none" w:sz="0" w:space="0" w:color="000000"/>
+                <w:right w:val="none" w:sz="0" w:space="0" w:color="000000"/>
+              </w:pBdr>
+              <w:spacing w:after="60" w:before="60" w:line="240"/>
+              <w:ind w:left="60" w:right="60" w:firstLine="0" w:firstLineChars="0"/>
+              <w:rPr>
+                <w:rFonts w:ascii="Arial" w:hAnsi="Arial" w:eastAsia="Arial" w:cs="Arial"/>
+                <w:i w:val="false"/>
+                <w:b w:val="false"/>
+                <w:u w:val="none"/>
+                <w:strike w:val="false"/>
+                <w:sz w:val="18"/>
+                <w:szCs w:val="18"/>
+                <w:color w:val="000000"/>
+              </w:rPr>
+            </w:pPr>
+            <w:r>
+              <w:rPr>
+                <w:rFonts w:ascii="Arial" w:hAnsi="Arial" w:eastAsia="Arial" w:cs="Arial"/>
+                <w:i w:val="false"/>
+                <w:b w:val="false"/>
+                <w:u w:val="none"/>
+                <w:strike w:val="false"/>
+                <w:sz w:val="18"/>
+                <w:szCs w:val="18"/>
+                <w:color w:val="000000"/>
+              </w:rPr>
+              <w:t xml:space="preserve">Overall</w:t>
+            </w:r>
+          </w:p>
+        </w:tc>
+        <w:tc>
+          <w:tcPr>
+            <w:tcBorders>
+              <w:bottom w:val="none" w:sz="0" w:space="0" w:color="000000"/>
+              <w:top w:val="none" w:sz="0" w:space="0" w:color="000000"/>
+              <w:left w:val="none" w:sz="0" w:space="0" w:color="000000"/>
+              <w:right w:val="none" w:sz="0" w:space="0" w:color="000000"/>
+            </w:tcBorders>
+            <w:shd w:val="clear" w:color="auto" w:fill="FFFFFF"/>
+            <w:tcMar>
+              <w:top w:w="0" w:type="dxa"/>
+              <w:bottom w:w="0" w:type="dxa"/>
+              <w:left w:w="0" w:type="dxa"/>
+              <w:right w:w="0" w:type="dxa"/>
+            </w:tcMar>
+            <w:vAlign w:val="top"/>
+          </w:tcPr>
+          <w:p>
+            <w:pPr>
+              <w:pStyle w:val="Normal"/>
+              <w:jc w:val="left"/>
+              <w:pBdr>
+                <w:bottom w:val="none" w:sz="0" w:space="0" w:color="000000"/>
+                <w:top w:val="none" w:sz="0" w:space="0" w:color="000000"/>
+                <w:left w:val="none" w:sz="0" w:space="0" w:color="000000"/>
+                <w:right w:val="none" w:sz="0" w:space="0" w:color="000000"/>
+              </w:pBdr>
+              <w:spacing w:after="60" w:before="60" w:line="240"/>
+              <w:ind w:left="60" w:right="60" w:firstLine="0" w:firstLineChars="0"/>
+              <w:rPr>
+                <w:rFonts w:ascii="Arial" w:hAnsi="Arial" w:eastAsia="Arial" w:cs="Arial"/>
+                <w:i w:val="false"/>
+                <w:b w:val="false"/>
+                <w:u w:val="none"/>
+                <w:strike w:val="false"/>
+                <w:sz w:val="18"/>
+                <w:szCs w:val="18"/>
+                <w:color w:val="000000"/>
+              </w:rPr>
+            </w:pPr>
+            <w:r>
+              <w:rPr>
+                <w:rFonts w:ascii="Arial" w:hAnsi="Arial" w:eastAsia="Arial" w:cs="Arial"/>
+                <w:i w:val="false"/>
+                <w:b w:val="false"/>
+                <w:u w:val="none"/>
+                <w:strike w:val="false"/>
+                <w:sz w:val="18"/>
+                <w:szCs w:val="18"/>
+                <w:color w:val="000000"/>
+              </w:rPr>
+              <w:t xml:space="preserve">ARBITER</w:t>
+            </w:r>
+          </w:p>
+        </w:tc>
+        <w:tc>
+          <w:tcPr>
+            <w:tcBorders>
+              <w:bottom w:val="none" w:sz="0" w:space="0" w:color="000000"/>
+              <w:top w:val="none" w:sz="0" w:space="0" w:color="000000"/>
+              <w:left w:val="none" w:sz="0" w:space="0" w:color="000000"/>
+              <w:right w:val="none" w:sz="0" w:space="0" w:color="000000"/>
+            </w:tcBorders>
+            <w:shd w:val="clear" w:color="auto" w:fill="FFFFFF"/>
+            <w:tcMar>
+              <w:top w:w="0" w:type="dxa"/>
+              <w:bottom w:w="0" w:type="dxa"/>
+              <w:left w:w="0" w:type="dxa"/>
+              <w:right w:w="0" w:type="dxa"/>
+            </w:tcMar>
+            <w:vAlign w:val="top"/>
+          </w:tcPr>
+          <w:p>
+            <w:pPr>
+              <w:pStyle w:val="Normal"/>
+              <w:jc w:val="left"/>
+              <w:pBdr>
+                <w:bottom w:val="none" w:sz="0" w:space="0" w:color="000000"/>
+                <w:top w:val="none" w:sz="0" w:space="0" w:color="000000"/>
+                <w:left w:val="none" w:sz="0" w:space="0" w:color="000000"/>
+                <w:right w:val="none" w:sz="0" w:space="0" w:color="000000"/>
+              </w:pBdr>
+              <w:spacing w:after="60" w:before="60" w:line="240"/>
+              <w:ind w:left="60" w:right="60" w:firstLine="0" w:firstLineChars="0"/>
+              <w:rPr>
+                <w:rFonts w:ascii="Arial" w:hAnsi="Arial" w:eastAsia="Arial" w:cs="Arial"/>
+                <w:i w:val="false"/>
+                <w:b w:val="false"/>
+                <w:u w:val="none"/>
+                <w:strike w:val="false"/>
+                <w:sz w:val="18"/>
+                <w:szCs w:val="18"/>
+                <w:color w:val="000000"/>
+              </w:rPr>
+            </w:pPr>
+            <w:r>
+              <w:rPr>
+                <w:rFonts w:ascii="Arial" w:hAnsi="Arial" w:eastAsia="Arial" w:cs="Arial"/>
+                <w:i w:val="false"/>
+                <w:b w:val="false"/>
+                <w:u w:val="none"/>
+                <w:strike w:val="false"/>
+                <w:sz w:val="18"/>
+                <w:szCs w:val="18"/>
+                <w:color w:val="000000"/>
+              </w:rPr>
+              <w:t xml:space="preserve">32/81 (39.5%)</w:t>
+            </w:r>
+            <w:r>
+              <w:rPr>
+                <w:rFonts w:ascii="Arial" w:hAnsi="Arial" w:eastAsia="Arial" w:cs="Arial"/>
+                <w:i w:val="false"/>
+                <w:b w:val="false"/>
+                <w:u w:val="none"/>
+                <w:strike w:val="false"/>
+                <w:sz w:val="18"/>
+                <w:szCs w:val="18"/>
+                <w:color w:val="000000"/>
+              </w:rPr>
+              <w:br/>
+            </w:r>
+            <w:r>
+              <w:rPr>
+                <w:rFonts w:ascii="Arial" w:hAnsi="Arial" w:eastAsia="Arial" w:cs="Arial"/>
+                <w:i w:val="false"/>
+                <w:b w:val="false"/>
+                <w:u w:val="none"/>
+                <w:strike w:val="false"/>
+                <w:sz w:val="18"/>
+                <w:szCs w:val="18"/>
+                <w:color w:val="000000"/>
+              </w:rPr>
+              <w:t xml:space="preserve">κ 0.20</w:t>
+            </w:r>
+          </w:p>
+        </w:tc>
+        <w:tc>
+          <w:tcPr>
+            <w:tcBorders>
+              <w:bottom w:val="none" w:sz="0" w:space="0" w:color="000000"/>
+              <w:top w:val="none" w:sz="0" w:space="0" w:color="000000"/>
+              <w:left w:val="none" w:sz="0" w:space="0" w:color="000000"/>
+              <w:right w:val="none" w:sz="0" w:space="0" w:color="000000"/>
+            </w:tcBorders>
+            <w:shd w:val="clear" w:color="auto" w:fill="FFFFFF"/>
+            <w:tcMar>
+              <w:top w:w="0" w:type="dxa"/>
+              <w:bottom w:w="0" w:type="dxa"/>
+              <w:left w:w="0" w:type="dxa"/>
+              <w:right w:w="0" w:type="dxa"/>
+            </w:tcMar>
+            <w:vAlign w:val="top"/>
+          </w:tcPr>
+          <w:p>
+            <w:pPr>
+              <w:pStyle w:val="Normal"/>
+              <w:jc w:val="left"/>
+              <w:pBdr>
+                <w:bottom w:val="none" w:sz="0" w:space="0" w:color="000000"/>
+                <w:top w:val="none" w:sz="0" w:space="0" w:color="000000"/>
+                <w:left w:val="none" w:sz="0" w:space="0" w:color="000000"/>
+                <w:right w:val="none" w:sz="0" w:space="0" w:color="000000"/>
+              </w:pBdr>
+              <w:spacing w:after="60" w:before="60" w:line="240"/>
+              <w:ind w:left="60" w:right="60" w:firstLine="0" w:firstLineChars="0"/>
+              <w:rPr>
+                <w:rFonts w:ascii="Arial" w:hAnsi="Arial" w:eastAsia="Arial" w:cs="Arial"/>
+                <w:i w:val="false"/>
+                <w:b w:val="false"/>
+                <w:u w:val="none"/>
+                <w:strike w:val="false"/>
+                <w:sz w:val="18"/>
+                <w:szCs w:val="18"/>
+                <w:color w:val="000000"/>
+              </w:rPr>
+            </w:pPr>
+            <w:r>
+              <w:rPr>
+                <w:rFonts w:ascii="Arial" w:hAnsi="Arial" w:eastAsia="Arial" w:cs="Arial"/>
+                <w:i w:val="false"/>
+                <w:b w:val="false"/>
+                <w:u w:val="none"/>
+                <w:strike w:val="false"/>
+                <w:sz w:val="18"/>
+                <w:szCs w:val="18"/>
+                <w:color w:val="000000"/>
+              </w:rPr>
+              <w:t xml:space="preserve">60/81 (74.1%)</w:t>
+            </w:r>
+            <w:r>
+              <w:rPr>
+                <w:rFonts w:ascii="Arial" w:hAnsi="Arial" w:eastAsia="Arial" w:cs="Arial"/>
+                <w:i w:val="false"/>
+                <w:b w:val="false"/>
+                <w:u w:val="none"/>
+                <w:strike w:val="false"/>
+                <w:sz w:val="18"/>
+                <w:szCs w:val="18"/>
+                <w:color w:val="000000"/>
+              </w:rPr>
+              <w:br/>
+            </w:r>
+            <w:r>
+              <w:rPr>
+                <w:rFonts w:ascii="Arial" w:hAnsi="Arial" w:eastAsia="Arial" w:cs="Arial"/>
+                <w:i w:val="false"/>
+                <w:b w:val="false"/>
+                <w:u w:val="none"/>
+                <w:strike w:val="false"/>
+                <w:sz w:val="18"/>
+                <w:szCs w:val="18"/>
+                <w:color w:val="000000"/>
+              </w:rPr>
+              <w:t xml:space="preserve">κ 0.66</w:t>
+            </w:r>
+          </w:p>
+        </w:tc>
+        <w:tc>
+          <w:tcPr>
+            <w:tcBorders>
+              <w:bottom w:val="none" w:sz="0" w:space="0" w:color="000000"/>
+              <w:top w:val="none" w:sz="0" w:space="0" w:color="000000"/>
+              <w:left w:val="none" w:sz="0" w:space="0" w:color="000000"/>
+              <w:right w:val="none" w:sz="0" w:space="0" w:color="000000"/>
+            </w:tcBorders>
+            <w:shd w:val="clear" w:color="auto" w:fill="FFFFFF"/>
+            <w:tcMar>
+              <w:top w:w="0" w:type="dxa"/>
+              <w:bottom w:w="0" w:type="dxa"/>
+              <w:left w:w="0" w:type="dxa"/>
+              <w:right w:w="0" w:type="dxa"/>
+            </w:tcMar>
+            <w:vAlign w:val="top"/>
+          </w:tcPr>
+          <w:p>
+            <w:pPr>
+              <w:pStyle w:val="Normal"/>
+              <w:jc w:val="left"/>
+              <w:pBdr>
+                <w:bottom w:val="none" w:sz="0" w:space="0" w:color="000000"/>
+                <w:top w:val="none" w:sz="0" w:space="0" w:color="000000"/>
+                <w:left w:val="none" w:sz="0" w:space="0" w:color="000000"/>
+                <w:right w:val="none" w:sz="0" w:space="0" w:color="000000"/>
+              </w:pBdr>
+              <w:spacing w:after="60" w:before="60" w:line="240"/>
+              <w:ind w:left="60" w:right="60" w:firstLine="0" w:firstLineChars="0"/>
+              <w:rPr>
+                <w:rFonts w:ascii="Arial" w:hAnsi="Arial" w:eastAsia="Arial" w:cs="Arial"/>
+                <w:i w:val="false"/>
+                <w:b w:val="false"/>
+                <w:u w:val="none"/>
+                <w:strike w:val="false"/>
+                <w:sz w:val="18"/>
+                <w:szCs w:val="18"/>
+                <w:color w:val="000000"/>
+              </w:rPr>
+            </w:pPr>
+            <w:r>
+              <w:rPr>
+                <w:rFonts w:ascii="Arial" w:hAnsi="Arial" w:eastAsia="Arial" w:cs="Arial"/>
+                <w:i w:val="false"/>
+                <w:b w:val="false"/>
+                <w:u w:val="none"/>
+                <w:strike w:val="false"/>
+                <w:sz w:val="18"/>
+                <w:szCs w:val="18"/>
+                <w:color w:val="000000"/>
+              </w:rPr>
+              <w:t xml:space="preserve">47/81 (58.0%)</w:t>
+            </w:r>
+            <w:r>
+              <w:rPr>
+                <w:rFonts w:ascii="Arial" w:hAnsi="Arial" w:eastAsia="Arial" w:cs="Arial"/>
+                <w:i w:val="false"/>
+                <w:b w:val="false"/>
+                <w:u w:val="none"/>
+                <w:strike w:val="false"/>
+                <w:sz w:val="18"/>
+                <w:szCs w:val="18"/>
+                <w:color w:val="000000"/>
+              </w:rPr>
+              <w:br/>
+            </w:r>
+            <w:r>
+              <w:rPr>
+                <w:rFonts w:ascii="Arial" w:hAnsi="Arial" w:eastAsia="Arial" w:cs="Arial"/>
+                <w:i w:val="false"/>
+                <w:b w:val="false"/>
+                <w:u w:val="none"/>
+                <w:strike w:val="false"/>
+                <w:sz w:val="18"/>
+                <w:szCs w:val="18"/>
+                <w:color w:val="000000"/>
+              </w:rPr>
+              <w:t xml:space="preserve">κ 0.44</w:t>
+            </w:r>
+          </w:p>
+        </w:tc>
+      </w:tr>
+      <w:tr>
+        <w:trPr>
+          <w:cantSplit/>
+          <w:trHeight w:val="696" w:hRule="auto"/>
+        </w:trPr>
+        <w:tc>
+          <w:tcPr>
+            <w:tcBorders>
+              <w:bottom w:val="none" w:sz="0" w:space="0" w:color="000000"/>
+              <w:top w:val="none" w:sz="0" w:space="0" w:color="000000"/>
+              <w:left w:val="none" w:sz="0" w:space="0" w:color="000000"/>
+              <w:right w:val="none" w:sz="0" w:space="0" w:color="000000"/>
+            </w:tcBorders>
+            <w:shd w:val="clear" w:color="auto" w:fill="FFFFFF"/>
+            <w:tcMar>
+              <w:top w:w="0" w:type="dxa"/>
+              <w:bottom w:w="0" w:type="dxa"/>
+              <w:left w:w="0" w:type="dxa"/>
+              <w:right w:w="0" w:type="dxa"/>
+            </w:tcMar>
+            <w:vAlign w:val="top"/>
+          </w:tcPr>
+          <w:p>
+            <w:pPr>
+              <w:pStyle w:val="Normal"/>
+              <w:jc w:val="left"/>
+              <w:pBdr>
+                <w:bottom w:val="none" w:sz="0" w:space="0" w:color="000000"/>
+                <w:top w:val="none" w:sz="0" w:space="0" w:color="000000"/>
+                <w:left w:val="none" w:sz="0" w:space="0" w:color="000000"/>
+                <w:right w:val="none" w:sz="0" w:space="0" w:color="000000"/>
+              </w:pBdr>
+              <w:spacing w:after="60" w:before="60" w:line="240"/>
+              <w:ind w:left="60" w:right="60" w:firstLine="0" w:firstLineChars="0"/>
+              <w:rPr>
+                <w:rFonts w:ascii="Arial" w:hAnsi="Arial" w:eastAsia="Arial" w:cs="Arial"/>
+                <w:i w:val="false"/>
+                <w:b w:val="false"/>
+                <w:u w:val="none"/>
+                <w:strike w:val="false"/>
+                <w:sz w:val="18"/>
+                <w:szCs w:val="18"/>
+                <w:color w:val="000000"/>
+              </w:rPr>
+            </w:pPr>
+            <w:r>
+              <w:rPr>
+                <w:rFonts w:ascii="Arial" w:hAnsi="Arial" w:eastAsia="Arial" w:cs="Arial"/>
+                <w:i w:val="false"/>
+                <w:b w:val="false"/>
+                <w:u w:val="none"/>
+                <w:strike w:val="false"/>
+                <w:sz w:val="18"/>
+                <w:szCs w:val="18"/>
+                <w:color w:val="000000"/>
+              </w:rPr>
+              <w:t xml:space="preserve">Overall</w:t>
+            </w:r>
+          </w:p>
+        </w:tc>
+        <w:tc>
+          <w:tcPr>
+            <w:tcBorders>
+              <w:bottom w:val="none" w:sz="0" w:space="0" w:color="000000"/>
+              <w:top w:val="none" w:sz="0" w:space="0" w:color="000000"/>
+              <w:left w:val="none" w:sz="0" w:space="0" w:color="000000"/>
+              <w:right w:val="none" w:sz="0" w:space="0" w:color="000000"/>
+            </w:tcBorders>
+            <w:shd w:val="clear" w:color="auto" w:fill="FFFFFF"/>
+            <w:tcMar>
+              <w:top w:w="0" w:type="dxa"/>
+              <w:bottom w:w="0" w:type="dxa"/>
+              <w:left w:w="0" w:type="dxa"/>
+              <w:right w:w="0" w:type="dxa"/>
+            </w:tcMar>
+            <w:vAlign w:val="top"/>
+          </w:tcPr>
+          <w:p>
+            <w:pPr>
+              <w:pStyle w:val="Normal"/>
+              <w:jc w:val="left"/>
+              <w:pBdr>
+                <w:bottom w:val="none" w:sz="0" w:space="0" w:color="000000"/>
+                <w:top w:val="none" w:sz="0" w:space="0" w:color="000000"/>
+                <w:left w:val="none" w:sz="0" w:space="0" w:color="000000"/>
+                <w:right w:val="none" w:sz="0" w:space="0" w:color="000000"/>
+              </w:pBdr>
+              <w:spacing w:after="60" w:before="60" w:line="240"/>
+              <w:ind w:left="60" w:right="60" w:firstLine="0" w:firstLineChars="0"/>
+              <w:rPr>
+                <w:rFonts w:ascii="Arial" w:hAnsi="Arial" w:eastAsia="Arial" w:cs="Arial"/>
+                <w:i w:val="false"/>
+                <w:b w:val="false"/>
+                <w:u w:val="none"/>
+                <w:strike w:val="false"/>
+                <w:sz w:val="18"/>
+                <w:szCs w:val="18"/>
+                <w:color w:val="000000"/>
+              </w:rPr>
+            </w:pPr>
+            <w:r>
+              <w:rPr>
+                <w:rFonts w:ascii="Arial" w:hAnsi="Arial" w:eastAsia="Arial" w:cs="Arial"/>
+                <w:i w:val="false"/>
+                <w:b w:val="false"/>
+                <w:u w:val="none"/>
+                <w:strike w:val="false"/>
+                <w:sz w:val="18"/>
+                <w:szCs w:val="18"/>
+                <w:color w:val="000000"/>
+              </w:rPr>
+              <w:t xml:space="preserve">Unassisted</w:t>
+            </w:r>
+          </w:p>
+        </w:tc>
+        <w:tc>
+          <w:tcPr>
+            <w:tcBorders>
+              <w:bottom w:val="none" w:sz="0" w:space="0" w:color="000000"/>
+              <w:top w:val="none" w:sz="0" w:space="0" w:color="000000"/>
+              <w:left w:val="none" w:sz="0" w:space="0" w:color="000000"/>
+              <w:right w:val="none" w:sz="0" w:space="0" w:color="000000"/>
+            </w:tcBorders>
+            <w:shd w:val="clear" w:color="auto" w:fill="FFFFFF"/>
+            <w:tcMar>
+              <w:top w:w="0" w:type="dxa"/>
+              <w:bottom w:w="0" w:type="dxa"/>
+              <w:left w:w="0" w:type="dxa"/>
+              <w:right w:w="0" w:type="dxa"/>
+            </w:tcMar>
+            <w:vAlign w:val="top"/>
+          </w:tcPr>
+          <w:p>
+            <w:pPr>
+              <w:pStyle w:val="Normal"/>
+              <w:jc w:val="left"/>
+              <w:pBdr>
+                <w:bottom w:val="none" w:sz="0" w:space="0" w:color="000000"/>
+                <w:top w:val="none" w:sz="0" w:space="0" w:color="000000"/>
+                <w:left w:val="none" w:sz="0" w:space="0" w:color="000000"/>
+                <w:right w:val="none" w:sz="0" w:space="0" w:color="000000"/>
+              </w:pBdr>
+              <w:spacing w:after="60" w:before="60" w:line="240"/>
+              <w:ind w:left="60" w:right="60" w:firstLine="0" w:firstLineChars="0"/>
+              <w:rPr>
+                <w:rFonts w:ascii="Arial" w:hAnsi="Arial" w:eastAsia="Arial" w:cs="Arial"/>
+                <w:i w:val="false"/>
+                <w:b w:val="false"/>
+                <w:u w:val="none"/>
+                <w:strike w:val="false"/>
+                <w:sz w:val="18"/>
+                <w:szCs w:val="18"/>
+                <w:color w:val="000000"/>
+              </w:rPr>
+            </w:pPr>
+            <w:r>
+              <w:rPr>
+                <w:rFonts w:ascii="Arial" w:hAnsi="Arial" w:eastAsia="Arial" w:cs="Arial"/>
+                <w:i w:val="false"/>
+                <w:b w:val="false"/>
+                <w:u w:val="none"/>
+                <w:strike w:val="false"/>
+                <w:sz w:val="18"/>
+                <w:szCs w:val="18"/>
+                <w:color w:val="000000"/>
+              </w:rPr>
+              <w:t xml:space="preserve">21/81 (25.9%)</w:t>
+            </w:r>
+            <w:r>
+              <w:rPr>
+                <w:rFonts w:ascii="Arial" w:hAnsi="Arial" w:eastAsia="Arial" w:cs="Arial"/>
+                <w:i w:val="false"/>
+                <w:b w:val="false"/>
+                <w:u w:val="none"/>
+                <w:strike w:val="false"/>
+                <w:sz w:val="18"/>
+                <w:szCs w:val="18"/>
+                <w:color w:val="000000"/>
+              </w:rPr>
+              <w:br/>
+            </w:r>
+            <w:r>
+              <w:rPr>
+                <w:rFonts w:ascii="Arial" w:hAnsi="Arial" w:eastAsia="Arial" w:cs="Arial"/>
+                <w:i w:val="false"/>
+                <w:b w:val="false"/>
+                <w:u w:val="none"/>
+                <w:strike w:val="false"/>
+                <w:sz w:val="18"/>
+                <w:szCs w:val="18"/>
+                <w:color w:val="000000"/>
+              </w:rPr>
+              <w:t xml:space="preserve">κ 0.13</w:t>
+            </w:r>
+          </w:p>
+        </w:tc>
+        <w:tc>
+          <w:tcPr>
+            <w:tcBorders>
+              <w:bottom w:val="none" w:sz="0" w:space="0" w:color="000000"/>
+              <w:top w:val="none" w:sz="0" w:space="0" w:color="000000"/>
+              <w:left w:val="none" w:sz="0" w:space="0" w:color="000000"/>
+              <w:right w:val="none" w:sz="0" w:space="0" w:color="000000"/>
+            </w:tcBorders>
+            <w:shd w:val="clear" w:color="auto" w:fill="FFFFFF"/>
+            <w:tcMar>
+              <w:top w:w="0" w:type="dxa"/>
+              <w:bottom w:w="0" w:type="dxa"/>
+              <w:left w:w="0" w:type="dxa"/>
+              <w:right w:w="0" w:type="dxa"/>
+            </w:tcMar>
+            <w:vAlign w:val="top"/>
+          </w:tcPr>
+          <w:p>
+            <w:pPr>
+              <w:pStyle w:val="Normal"/>
+              <w:jc w:val="left"/>
+              <w:pBdr>
+                <w:bottom w:val="none" w:sz="0" w:space="0" w:color="000000"/>
+                <w:top w:val="none" w:sz="0" w:space="0" w:color="000000"/>
+                <w:left w:val="none" w:sz="0" w:space="0" w:color="000000"/>
+                <w:right w:val="none" w:sz="0" w:space="0" w:color="000000"/>
+              </w:pBdr>
+              <w:spacing w:after="60" w:before="60" w:line="240"/>
+              <w:ind w:left="60" w:right="60" w:firstLine="0" w:firstLineChars="0"/>
+              <w:rPr>
+                <w:rFonts w:ascii="Arial" w:hAnsi="Arial" w:eastAsia="Arial" w:cs="Arial"/>
+                <w:i w:val="false"/>
+                <w:b w:val="false"/>
+                <w:u w:val="none"/>
+                <w:strike w:val="false"/>
+                <w:sz w:val="18"/>
+                <w:szCs w:val="18"/>
+                <w:color w:val="000000"/>
+              </w:rPr>
+            </w:pPr>
+            <w:r>
+              <w:rPr>
+                <w:rFonts w:ascii="Arial" w:hAnsi="Arial" w:eastAsia="Arial" w:cs="Arial"/>
+                <w:i w:val="false"/>
+                <w:b w:val="false"/>
+                <w:u w:val="none"/>
+                <w:strike w:val="false"/>
+                <w:sz w:val="18"/>
+                <w:szCs w:val="18"/>
+                <w:color w:val="000000"/>
+              </w:rPr>
+              <w:t xml:space="preserve">46/81 (56.8%)</w:t>
+            </w:r>
+            <w:r>
+              <w:rPr>
+                <w:rFonts w:ascii="Arial" w:hAnsi="Arial" w:eastAsia="Arial" w:cs="Arial"/>
+                <w:i w:val="false"/>
+                <w:b w:val="false"/>
+                <w:u w:val="none"/>
+                <w:strike w:val="false"/>
+                <w:sz w:val="18"/>
+                <w:szCs w:val="18"/>
+                <w:color w:val="000000"/>
+              </w:rPr>
+              <w:br/>
+            </w:r>
+            <w:r>
+              <w:rPr>
+                <w:rFonts w:ascii="Arial" w:hAnsi="Arial" w:eastAsia="Arial" w:cs="Arial"/>
+                <w:i w:val="false"/>
+                <w:b w:val="false"/>
+                <w:u w:val="none"/>
+                <w:strike w:val="false"/>
+                <w:sz w:val="18"/>
+                <w:szCs w:val="18"/>
+                <w:color w:val="000000"/>
+              </w:rPr>
+              <w:t xml:space="preserve">κ 0.47</w:t>
+            </w:r>
+          </w:p>
+        </w:tc>
+        <w:tc>
+          <w:tcPr>
+            <w:tcBorders>
+              <w:bottom w:val="none" w:sz="0" w:space="0" w:color="000000"/>
+              <w:top w:val="none" w:sz="0" w:space="0" w:color="000000"/>
+              <w:left w:val="none" w:sz="0" w:space="0" w:color="000000"/>
+              <w:right w:val="none" w:sz="0" w:space="0" w:color="000000"/>
+            </w:tcBorders>
+            <w:shd w:val="clear" w:color="auto" w:fill="FFFFFF"/>
+            <w:tcMar>
+              <w:top w:w="0" w:type="dxa"/>
+              <w:bottom w:w="0" w:type="dxa"/>
+              <w:left w:w="0" w:type="dxa"/>
+              <w:right w:w="0" w:type="dxa"/>
+            </w:tcMar>
+            <w:vAlign w:val="top"/>
+          </w:tcPr>
+          <w:p>
+            <w:pPr>
+              <w:pStyle w:val="Normal"/>
+              <w:jc w:val="left"/>
+              <w:pBdr>
+                <w:bottom w:val="none" w:sz="0" w:space="0" w:color="000000"/>
+                <w:top w:val="none" w:sz="0" w:space="0" w:color="000000"/>
+                <w:left w:val="none" w:sz="0" w:space="0" w:color="000000"/>
+                <w:right w:val="none" w:sz="0" w:space="0" w:color="000000"/>
+              </w:pBdr>
+              <w:spacing w:after="60" w:before="60" w:line="240"/>
+              <w:ind w:left="60" w:right="60" w:firstLine="0" w:firstLineChars="0"/>
+              <w:rPr>
+                <w:rFonts w:ascii="Arial" w:hAnsi="Arial" w:eastAsia="Arial" w:cs="Arial"/>
+                <w:i w:val="false"/>
+                <w:b w:val="false"/>
+                <w:u w:val="none"/>
+                <w:strike w:val="false"/>
+                <w:sz w:val="18"/>
+                <w:szCs w:val="18"/>
+                <w:color w:val="000000"/>
+              </w:rPr>
+            </w:pPr>
+            <w:r>
+              <w:rPr>
+                <w:rFonts w:ascii="Arial" w:hAnsi="Arial" w:eastAsia="Arial" w:cs="Arial"/>
+                <w:i w:val="false"/>
+                <w:b w:val="false"/>
+                <w:u w:val="none"/>
+                <w:strike w:val="false"/>
+                <w:sz w:val="18"/>
+                <w:szCs w:val="18"/>
+                <w:color w:val="000000"/>
+              </w:rPr>
+              <w:t xml:space="preserve">48/81 (59.3%)</w:t>
+            </w:r>
+            <w:r>
+              <w:rPr>
+                <w:rFonts w:ascii="Arial" w:hAnsi="Arial" w:eastAsia="Arial" w:cs="Arial"/>
+                <w:i w:val="false"/>
+                <w:b w:val="false"/>
+                <w:u w:val="none"/>
+                <w:strike w:val="false"/>
+                <w:sz w:val="18"/>
+                <w:szCs w:val="18"/>
+                <w:color w:val="000000"/>
+              </w:rPr>
+              <w:br/>
+            </w:r>
+            <w:r>
+              <w:rPr>
+                <w:rFonts w:ascii="Arial" w:hAnsi="Arial" w:eastAsia="Arial" w:cs="Arial"/>
+                <w:i w:val="false"/>
+                <w:b w:val="false"/>
+                <w:u w:val="none"/>
+                <w:strike w:val="false"/>
+                <w:sz w:val="18"/>
+                <w:szCs w:val="18"/>
+                <w:color w:val="000000"/>
+              </w:rPr>
+              <w:t xml:space="preserve">κ 0.42</w:t>
+            </w:r>
+          </w:p>
+        </w:tc>
+      </w:tr>
+      <w:tr>
+        <w:trPr>
+          <w:cantSplit/>
+          <w:trHeight w:val="696" w:hRule="auto"/>
+        </w:trPr>
+        <w:tc>
+          <w:tcPr>
+            <w:tcBorders>
+              <w:bottom w:val="none" w:sz="0" w:space="0" w:color="000000"/>
+              <w:top w:val="none" w:sz="0" w:space="0" w:color="000000"/>
+              <w:left w:val="none" w:sz="0" w:space="0" w:color="000000"/>
+              <w:right w:val="none" w:sz="0" w:space="0" w:color="000000"/>
+            </w:tcBorders>
+            <w:shd w:val="clear" w:color="auto" w:fill="FFFFFF"/>
+            <w:tcMar>
+              <w:top w:w="0" w:type="dxa"/>
+              <w:bottom w:w="0" w:type="dxa"/>
+              <w:left w:w="0" w:type="dxa"/>
+              <w:right w:w="0" w:type="dxa"/>
+            </w:tcMar>
+            <w:vAlign w:val="top"/>
+          </w:tcPr>
+          <w:p>
+            <w:pPr>
+              <w:pStyle w:val="Normal"/>
+              <w:jc w:val="left"/>
+              <w:pBdr>
+                <w:bottom w:val="none" w:sz="0" w:space="0" w:color="000000"/>
+                <w:top w:val="none" w:sz="0" w:space="0" w:color="000000"/>
+                <w:left w:val="none" w:sz="0" w:space="0" w:color="000000"/>
+                <w:right w:val="none" w:sz="0" w:space="0" w:color="000000"/>
+              </w:pBdr>
+              <w:spacing w:after="60" w:before="60" w:line="240"/>
+              <w:ind w:left="60" w:right="60" w:firstLine="0" w:firstLineChars="0"/>
+              <w:rPr>
+                <w:rFonts w:ascii="Arial" w:hAnsi="Arial" w:eastAsia="Arial" w:cs="Arial"/>
+                <w:i w:val="false"/>
+                <w:b w:val="false"/>
+                <w:u w:val="none"/>
+                <w:strike w:val="false"/>
+                <w:sz w:val="18"/>
+                <w:szCs w:val="18"/>
+                <w:color w:val="000000"/>
+              </w:rPr>
+            </w:pPr>
+            <w:r>
+              <w:rPr>
+                <w:rFonts w:ascii="Arial" w:hAnsi="Arial" w:eastAsia="Arial" w:cs="Arial"/>
+                <w:i w:val="false"/>
+                <w:b w:val="false"/>
+                <w:u w:val="none"/>
+                <w:strike w:val="false"/>
+                <w:sz w:val="18"/>
+                <w:szCs w:val="18"/>
+                <w:color w:val="000000"/>
+              </w:rPr>
+              <w:t xml:space="preserve">Overall</w:t>
+            </w:r>
+          </w:p>
+        </w:tc>
+        <w:tc>
+          <w:tcPr>
+            <w:tcBorders>
+              <w:bottom w:val="none" w:sz="0" w:space="0" w:color="000000"/>
+              <w:top w:val="none" w:sz="0" w:space="0" w:color="000000"/>
+              <w:left w:val="none" w:sz="0" w:space="0" w:color="000000"/>
+              <w:right w:val="none" w:sz="0" w:space="0" w:color="000000"/>
+            </w:tcBorders>
+            <w:shd w:val="clear" w:color="auto" w:fill="FFFFFF"/>
+            <w:tcMar>
+              <w:top w:w="0" w:type="dxa"/>
+              <w:bottom w:w="0" w:type="dxa"/>
+              <w:left w:w="0" w:type="dxa"/>
+              <w:right w:w="0" w:type="dxa"/>
+            </w:tcMar>
+            <w:vAlign w:val="top"/>
+          </w:tcPr>
+          <w:p>
+            <w:pPr>
+              <w:pStyle w:val="Normal"/>
+              <w:jc w:val="left"/>
+              <w:pBdr>
+                <w:bottom w:val="none" w:sz="0" w:space="0" w:color="000000"/>
+                <w:top w:val="none" w:sz="0" w:space="0" w:color="000000"/>
+                <w:left w:val="none" w:sz="0" w:space="0" w:color="000000"/>
+                <w:right w:val="none" w:sz="0" w:space="0" w:color="000000"/>
+              </w:pBdr>
+              <w:spacing w:after="60" w:before="60" w:line="240"/>
+              <w:ind w:left="60" w:right="60" w:firstLine="0" w:firstLineChars="0"/>
+              <w:rPr>
+                <w:rFonts w:ascii="Arial" w:hAnsi="Arial" w:eastAsia="Arial" w:cs="Arial"/>
+                <w:i w:val="false"/>
+                <w:b w:val="false"/>
+                <w:u w:val="none"/>
+                <w:strike w:val="false"/>
+                <w:sz w:val="18"/>
+                <w:szCs w:val="18"/>
+                <w:color w:val="000000"/>
+              </w:rPr>
+            </w:pPr>
+            <w:r>
+              <w:rPr>
+                <w:rFonts w:ascii="Arial" w:hAnsi="Arial" w:eastAsia="Arial" w:cs="Arial"/>
+                <w:i w:val="false"/>
+                <w:b w:val="false"/>
+                <w:u w:val="none"/>
+                <w:strike w:val="false"/>
+                <w:sz w:val="18"/>
+                <w:szCs w:val="18"/>
+                <w:color w:val="000000"/>
+              </w:rPr>
+              <w:t xml:space="preserve">Published</w:t>
+            </w:r>
+          </w:p>
+        </w:tc>
+        <w:tc>
+          <w:tcPr>
+            <w:tcBorders>
+              <w:bottom w:val="none" w:sz="0" w:space="0" w:color="000000"/>
+              <w:top w:val="none" w:sz="0" w:space="0" w:color="000000"/>
+              <w:left w:val="none" w:sz="0" w:space="0" w:color="000000"/>
+              <w:right w:val="none" w:sz="0" w:space="0" w:color="000000"/>
+            </w:tcBorders>
+            <w:shd w:val="clear" w:color="auto" w:fill="FFFFFF"/>
+            <w:tcMar>
+              <w:top w:w="0" w:type="dxa"/>
+              <w:bottom w:w="0" w:type="dxa"/>
+              <w:left w:w="0" w:type="dxa"/>
+              <w:right w:w="0" w:type="dxa"/>
+            </w:tcMar>
+            <w:vAlign w:val="top"/>
+          </w:tcPr>
+          <w:p>
+            <w:pPr>
+              <w:pStyle w:val="Normal"/>
+              <w:jc w:val="left"/>
+              <w:pBdr>
+                <w:bottom w:val="none" w:sz="0" w:space="0" w:color="000000"/>
+                <w:top w:val="none" w:sz="0" w:space="0" w:color="000000"/>
+                <w:left w:val="none" w:sz="0" w:space="0" w:color="000000"/>
+                <w:right w:val="none" w:sz="0" w:space="0" w:color="000000"/>
+              </w:pBdr>
+              <w:spacing w:after="60" w:before="60" w:line="240"/>
+              <w:ind w:left="60" w:right="60" w:firstLine="0" w:firstLineChars="0"/>
+              <w:rPr>
+                <w:rFonts w:ascii="Arial" w:hAnsi="Arial" w:eastAsia="Arial" w:cs="Arial"/>
+                <w:i w:val="false"/>
+                <w:b w:val="false"/>
+                <w:u w:val="none"/>
+                <w:strike w:val="false"/>
+                <w:sz w:val="18"/>
+                <w:szCs w:val="18"/>
+                <w:color w:val="000000"/>
+              </w:rPr>
+            </w:pPr>
+            <w:r>
+              <w:rPr>
+                <w:rFonts w:ascii="Arial" w:hAnsi="Arial" w:eastAsia="Arial" w:cs="Arial"/>
+                <w:i w:val="false"/>
+                <w:b w:val="false"/>
+                <w:u w:val="none"/>
+                <w:strike w:val="false"/>
+                <w:sz w:val="18"/>
+                <w:szCs w:val="18"/>
+                <w:color w:val="000000"/>
+              </w:rPr>
+              <w:t xml:space="preserve">24/81 (29.6%)</w:t>
+            </w:r>
+            <w:r>
+              <w:rPr>
+                <w:rFonts w:ascii="Arial" w:hAnsi="Arial" w:eastAsia="Arial" w:cs="Arial"/>
+                <w:i w:val="false"/>
+                <w:b w:val="false"/>
+                <w:u w:val="none"/>
+                <w:strike w:val="false"/>
+                <w:sz w:val="18"/>
+                <w:szCs w:val="18"/>
+                <w:color w:val="000000"/>
+              </w:rPr>
+              <w:br/>
+            </w:r>
+            <w:r>
+              <w:rPr>
+                <w:rFonts w:ascii="Arial" w:hAnsi="Arial" w:eastAsia="Arial" w:cs="Arial"/>
+                <w:i w:val="false"/>
+                <w:b w:val="false"/>
+                <w:u w:val="none"/>
+                <w:strike w:val="false"/>
+                <w:sz w:val="18"/>
+                <w:szCs w:val="18"/>
+                <w:color w:val="000000"/>
+              </w:rPr>
+              <w:t xml:space="preserve">κ 0.11</w:t>
+            </w:r>
+          </w:p>
+        </w:tc>
+        <w:tc>
+          <w:tcPr>
+            <w:tcBorders>
+              <w:bottom w:val="none" w:sz="0" w:space="0" w:color="000000"/>
+              <w:top w:val="none" w:sz="0" w:space="0" w:color="000000"/>
+              <w:left w:val="none" w:sz="0" w:space="0" w:color="000000"/>
+              <w:right w:val="none" w:sz="0" w:space="0" w:color="000000"/>
+            </w:tcBorders>
+            <w:shd w:val="clear" w:color="auto" w:fill="FFFFFF"/>
+            <w:tcMar>
+              <w:top w:w="0" w:type="dxa"/>
+              <w:bottom w:w="0" w:type="dxa"/>
+              <w:left w:w="0" w:type="dxa"/>
+              <w:right w:w="0" w:type="dxa"/>
+            </w:tcMar>
+            <w:vAlign w:val="top"/>
+          </w:tcPr>
+          <w:p>
+            <w:pPr>
+              <w:pStyle w:val="Normal"/>
+              <w:jc w:val="left"/>
+              <w:pBdr>
+                <w:bottom w:val="none" w:sz="0" w:space="0" w:color="000000"/>
+                <w:top w:val="none" w:sz="0" w:space="0" w:color="000000"/>
+                <w:left w:val="none" w:sz="0" w:space="0" w:color="000000"/>
+                <w:right w:val="none" w:sz="0" w:space="0" w:color="000000"/>
+              </w:pBdr>
+              <w:spacing w:after="60" w:before="60" w:line="240"/>
+              <w:ind w:left="60" w:right="60" w:firstLine="0" w:firstLineChars="0"/>
+              <w:rPr>
+                <w:rFonts w:ascii="Arial" w:hAnsi="Arial" w:eastAsia="Arial" w:cs="Arial"/>
+                <w:i w:val="false"/>
+                <w:b w:val="false"/>
+                <w:u w:val="none"/>
+                <w:strike w:val="false"/>
+                <w:sz w:val="18"/>
+                <w:szCs w:val="18"/>
+                <w:color w:val="000000"/>
+              </w:rPr>
+            </w:pPr>
+            <w:r>
+              <w:rPr>
+                <w:rFonts w:ascii="Arial" w:hAnsi="Arial" w:eastAsia="Arial" w:cs="Arial"/>
+                <w:i w:val="false"/>
+                <w:b w:val="false"/>
+                <w:u w:val="none"/>
+                <w:strike w:val="false"/>
+                <w:sz w:val="18"/>
+                <w:szCs w:val="18"/>
+                <w:color w:val="000000"/>
+              </w:rPr>
+              <w:t xml:space="preserve">42/81 (51.9%)</w:t>
+            </w:r>
+            <w:r>
+              <w:rPr>
+                <w:rFonts w:ascii="Arial" w:hAnsi="Arial" w:eastAsia="Arial" w:cs="Arial"/>
+                <w:i w:val="false"/>
+                <w:b w:val="false"/>
+                <w:u w:val="none"/>
+                <w:strike w:val="false"/>
+                <w:sz w:val="18"/>
+                <w:szCs w:val="18"/>
+                <w:color w:val="000000"/>
+              </w:rPr>
+              <w:br/>
+            </w:r>
+            <w:r>
+              <w:rPr>
+                <w:rFonts w:ascii="Arial" w:hAnsi="Arial" w:eastAsia="Arial" w:cs="Arial"/>
+                <w:i w:val="false"/>
+                <w:b w:val="false"/>
+                <w:u w:val="none"/>
+                <w:strike w:val="false"/>
+                <w:sz w:val="18"/>
+                <w:szCs w:val="18"/>
+                <w:color w:val="000000"/>
+              </w:rPr>
+              <w:t xml:space="preserve">κ 0.38</w:t>
+            </w:r>
+          </w:p>
+        </w:tc>
+        <w:tc>
+          <w:tcPr>
+            <w:tcBorders>
+              <w:bottom w:val="none" w:sz="0" w:space="0" w:color="000000"/>
+              <w:top w:val="none" w:sz="0" w:space="0" w:color="000000"/>
+              <w:left w:val="none" w:sz="0" w:space="0" w:color="000000"/>
+              <w:right w:val="none" w:sz="0" w:space="0" w:color="000000"/>
+            </w:tcBorders>
+            <w:shd w:val="clear" w:color="auto" w:fill="FFFFFF"/>
+            <w:tcMar>
+              <w:top w:w="0" w:type="dxa"/>
+              <w:bottom w:w="0" w:type="dxa"/>
+              <w:left w:w="0" w:type="dxa"/>
+              <w:right w:w="0" w:type="dxa"/>
+            </w:tcMar>
+            <w:vAlign w:val="top"/>
+          </w:tcPr>
+          <w:p>
+            <w:pPr>
+              <w:pStyle w:val="Normal"/>
+              <w:jc w:val="left"/>
+              <w:pBdr>
+                <w:bottom w:val="none" w:sz="0" w:space="0" w:color="000000"/>
+                <w:top w:val="none" w:sz="0" w:space="0" w:color="000000"/>
+                <w:left w:val="none" w:sz="0" w:space="0" w:color="000000"/>
+                <w:right w:val="none" w:sz="0" w:space="0" w:color="000000"/>
+              </w:pBdr>
+              <w:spacing w:after="60" w:before="60" w:line="240"/>
+              <w:ind w:left="60" w:right="60" w:firstLine="0" w:firstLineChars="0"/>
+              <w:rPr>
+                <w:rFonts w:ascii="Arial" w:hAnsi="Arial" w:eastAsia="Arial" w:cs="Arial"/>
+                <w:i w:val="false"/>
+                <w:b w:val="false"/>
+                <w:u w:val="none"/>
+                <w:strike w:val="false"/>
+                <w:sz w:val="18"/>
+                <w:szCs w:val="18"/>
+                <w:color w:val="000000"/>
+              </w:rPr>
+            </w:pPr>
+            <w:r>
+              <w:rPr>
+                <w:rFonts w:ascii="Arial" w:hAnsi="Arial" w:eastAsia="Arial" w:cs="Arial"/>
+                <w:i w:val="false"/>
+                <w:b w:val="false"/>
+                <w:u w:val="none"/>
+                <w:strike w:val="false"/>
+                <w:sz w:val="18"/>
+                <w:szCs w:val="18"/>
+                <w:color w:val="000000"/>
+              </w:rPr>
+              <w:t xml:space="preserve"/>
             </w:r>
           </w:p>
         </w:tc>
@@ -314,7 +2749,7 @@
                 <w:szCs w:val="18"/>
                 <w:color w:val="000000"/>
               </w:rPr>
-              <w:t xml:space="preserve">Rating contradicts its own answers</w:t>
+              <w:t xml:space="preserve">Overall</w:t>
             </w:r>
           </w:p>
         </w:tc>
@@ -369,7 +2804,7 @@
                 <w:szCs w:val="18"/>
                 <w:color w:val="000000"/>
               </w:rPr>
-              <w:t xml:space="preserve">26/509 (5.1%; 3.3–6.9)</w:t>
+              <w:t xml:space="preserve">ARBITER − Unassisted</w:t>
             </w:r>
           </w:p>
         </w:tc>
@@ -424,7 +2859,117 @@
                 <w:szCs w:val="18"/>
                 <w:color w:val="000000"/>
               </w:rPr>
-              <w:t xml:space="preserve">0 by design</w:t>
+              <w:t xml:space="preserve">13.6 (6.2–21.0)</w:t>
+            </w:r>
+          </w:p>
+        </w:tc>
+        <w:tc>
+          <w:tcPr>
+            <w:tcBorders>
+              <w:bottom w:val="none" w:sz="0" w:space="0" w:color="000000"/>
+              <w:top w:val="none" w:sz="0" w:space="0" w:color="000000"/>
+              <w:left w:val="none" w:sz="0" w:space="0" w:color="000000"/>
+              <w:right w:val="none" w:sz="0" w:space="0" w:color="000000"/>
+            </w:tcBorders>
+            <w:shd w:val="clear" w:color="auto" w:fill="FFFFFF"/>
+            <w:tcMar>
+              <w:top w:w="0" w:type="dxa"/>
+              <w:bottom w:w="0" w:type="dxa"/>
+              <w:left w:w="0" w:type="dxa"/>
+              <w:right w:w="0" w:type="dxa"/>
+            </w:tcMar>
+            <w:vAlign w:val="top"/>
+          </w:tcPr>
+          <w:p>
+            <w:pPr>
+              <w:pStyle w:val="Normal"/>
+              <w:jc w:val="left"/>
+              <w:pBdr>
+                <w:bottom w:val="none" w:sz="0" w:space="0" w:color="000000"/>
+                <w:top w:val="none" w:sz="0" w:space="0" w:color="000000"/>
+                <w:left w:val="none" w:sz="0" w:space="0" w:color="000000"/>
+                <w:right w:val="none" w:sz="0" w:space="0" w:color="000000"/>
+              </w:pBdr>
+              <w:spacing w:after="60" w:before="60" w:line="240"/>
+              <w:ind w:left="60" w:right="60" w:firstLine="0" w:firstLineChars="0"/>
+              <w:rPr>
+                <w:rFonts w:ascii="Arial" w:hAnsi="Arial" w:eastAsia="Arial" w:cs="Arial"/>
+                <w:i w:val="false"/>
+                <w:b w:val="false"/>
+                <w:u w:val="none"/>
+                <w:strike w:val="false"/>
+                <w:sz w:val="18"/>
+                <w:szCs w:val="18"/>
+                <w:color w:val="000000"/>
+              </w:rPr>
+            </w:pPr>
+            <w:r>
+              <w:rPr>
+                <w:rFonts w:ascii="Arial" w:hAnsi="Arial" w:eastAsia="Arial" w:cs="Arial"/>
+                <w:i w:val="false"/>
+                <w:b w:val="false"/>
+                <w:u w:val="none"/>
+                <w:strike w:val="false"/>
+                <w:sz w:val="18"/>
+                <w:szCs w:val="18"/>
+                <w:color w:val="000000"/>
+              </w:rPr>
+              <w:t xml:space="preserve">17.3 (8.6–25.9)</w:t>
+            </w:r>
+          </w:p>
+        </w:tc>
+        <w:tc>
+          <w:tcPr>
+            <w:tcBorders>
+              <w:bottom w:val="none" w:sz="0" w:space="0" w:color="000000"/>
+              <w:top w:val="none" w:sz="0" w:space="0" w:color="000000"/>
+              <w:left w:val="none" w:sz="0" w:space="0" w:color="000000"/>
+              <w:right w:val="none" w:sz="0" w:space="0" w:color="000000"/>
+            </w:tcBorders>
+            <w:shd w:val="clear" w:color="auto" w:fill="FFFFFF"/>
+            <w:tcMar>
+              <w:top w:w="0" w:type="dxa"/>
+              <w:bottom w:w="0" w:type="dxa"/>
+              <w:left w:w="0" w:type="dxa"/>
+              <w:right w:w="0" w:type="dxa"/>
+            </w:tcMar>
+            <w:vAlign w:val="top"/>
+          </w:tcPr>
+          <w:p>
+            <w:pPr>
+              <w:pStyle w:val="Normal"/>
+              <w:jc w:val="left"/>
+              <w:pBdr>
+                <w:bottom w:val="none" w:sz="0" w:space="0" w:color="000000"/>
+                <w:top w:val="none" w:sz="0" w:space="0" w:color="000000"/>
+                <w:left w:val="none" w:sz="0" w:space="0" w:color="000000"/>
+                <w:right w:val="none" w:sz="0" w:space="0" w:color="000000"/>
+              </w:pBdr>
+              <w:spacing w:after="60" w:before="60" w:line="240"/>
+              <w:ind w:left="60" w:right="60" w:firstLine="0" w:firstLineChars="0"/>
+              <w:rPr>
+                <w:rFonts w:ascii="Arial" w:hAnsi="Arial" w:eastAsia="Arial" w:cs="Arial"/>
+                <w:i w:val="false"/>
+                <w:b w:val="false"/>
+                <w:u w:val="none"/>
+                <w:strike w:val="false"/>
+                <w:sz w:val="18"/>
+                <w:szCs w:val="18"/>
+                <w:color w:val="000000"/>
+              </w:rPr>
+            </w:pPr>
+            <w:r>
+              <w:rPr>
+                <w:rFonts w:ascii="Arial" w:hAnsi="Arial" w:eastAsia="Arial" w:cs="Arial"/>
+                <w:i w:val="false"/>
+                <w:b w:val="false"/>
+                <w:u w:val="none"/>
+                <w:strike w:val="false"/>
+                <w:sz w:val="18"/>
+                <w:szCs w:val="18"/>
+                <w:color w:val="000000"/>
+              </w:rPr>
+              <w:t xml:space="preserve">−1.2 (−11.1 to 8.6)</w:t>
             </w:r>
           </w:p>
         </w:tc>
@@ -432,7 +2977,7 @@
       <w:tr>
         <w:trPr>
           <w:cantSplit/>
-          <w:trHeight w:val="480" w:hRule="auto"/>
+          <w:trHeight w:val="696" w:hRule="auto"/>
         </w:trPr>
         <w:tc>
           <w:tcPr>
@@ -485,7 +3030,7 @@
                 <w:szCs w:val="18"/>
                 <w:color w:val="000000"/>
               </w:rPr>
-              <w:t xml:space="preserve">Required question skipped</w:t>
+              <w:t xml:space="preserve">D1–D5</w:t>
             </w:r>
           </w:p>
         </w:tc>
@@ -540,7 +3085,7 @@
                 <w:szCs w:val="18"/>
                 <w:color w:val="000000"/>
               </w:rPr>
-              <w:t xml:space="preserve">39/509 (7.7%; 5.7–10.0)</w:t>
+              <w:t xml:space="preserve">Expert-to-expert</w:t>
             </w:r>
           </w:p>
         </w:tc>
@@ -595,7 +3140,143 @@
                 <w:szCs w:val="18"/>
                 <w:color w:val="000000"/>
               </w:rPr>
-              <w:t xml:space="preserve">0 by design</w:t>
+              <w:t xml:space="preserve">388/510 (76.1%)</w:t>
+            </w:r>
+            <w:r>
+              <w:rPr>
+                <w:rFonts w:ascii="Arial" w:hAnsi="Arial" w:eastAsia="Arial" w:cs="Arial"/>
+                <w:i w:val="false"/>
+                <w:b w:val="false"/>
+                <w:u w:val="none"/>
+                <w:strike w:val="false"/>
+                <w:sz w:val="18"/>
+                <w:szCs w:val="18"/>
+                <w:color w:val="000000"/>
+              </w:rPr>
+              <w:br/>
+            </w:r>
+            <w:r>
+              <w:rPr>
+                <w:rFonts w:ascii="Arial" w:hAnsi="Arial" w:eastAsia="Arial" w:cs="Arial"/>
+                <w:i w:val="false"/>
+                <w:b w:val="false"/>
+                <w:u w:val="none"/>
+                <w:strike w:val="false"/>
+                <w:sz w:val="18"/>
+                <w:szCs w:val="18"/>
+                <w:color w:val="000000"/>
+              </w:rPr>
+              <w:t xml:space="preserve">κ 0.59</w:t>
+            </w:r>
+          </w:p>
+        </w:tc>
+        <w:tc>
+          <w:tcPr>
+            <w:tcBorders>
+              <w:bottom w:val="none" w:sz="0" w:space="0" w:color="000000"/>
+              <w:top w:val="none" w:sz="0" w:space="0" w:color="000000"/>
+              <w:left w:val="none" w:sz="0" w:space="0" w:color="000000"/>
+              <w:right w:val="none" w:sz="0" w:space="0" w:color="000000"/>
+            </w:tcBorders>
+            <w:shd w:val="clear" w:color="auto" w:fill="FFFFFF"/>
+            <w:tcMar>
+              <w:top w:w="0" w:type="dxa"/>
+              <w:bottom w:w="0" w:type="dxa"/>
+              <w:left w:w="0" w:type="dxa"/>
+              <w:right w:w="0" w:type="dxa"/>
+            </w:tcMar>
+            <w:vAlign w:val="top"/>
+          </w:tcPr>
+          <w:p>
+            <w:pPr>
+              <w:pStyle w:val="Normal"/>
+              <w:jc w:val="left"/>
+              <w:pBdr>
+                <w:bottom w:val="none" w:sz="0" w:space="0" w:color="000000"/>
+                <w:top w:val="none" w:sz="0" w:space="0" w:color="000000"/>
+                <w:left w:val="none" w:sz="0" w:space="0" w:color="000000"/>
+                <w:right w:val="none" w:sz="0" w:space="0" w:color="000000"/>
+              </w:pBdr>
+              <w:spacing w:after="60" w:before="60" w:line="240"/>
+              <w:ind w:left="60" w:right="60" w:firstLine="0" w:firstLineChars="0"/>
+              <w:rPr>
+                <w:rFonts w:ascii="Arial" w:hAnsi="Arial" w:eastAsia="Arial" w:cs="Arial"/>
+                <w:i w:val="false"/>
+                <w:b w:val="false"/>
+                <w:u w:val="none"/>
+                <w:strike w:val="false"/>
+                <w:sz w:val="18"/>
+                <w:szCs w:val="18"/>
+                <w:color w:val="000000"/>
+              </w:rPr>
+            </w:pPr>
+            <w:r>
+              <w:rPr>
+                <w:rFonts w:ascii="Arial" w:hAnsi="Arial" w:eastAsia="Arial" w:cs="Arial"/>
+                <w:i w:val="false"/>
+                <w:b w:val="false"/>
+                <w:u w:val="none"/>
+                <w:strike w:val="false"/>
+                <w:sz w:val="18"/>
+                <w:szCs w:val="18"/>
+                <w:color w:val="000000"/>
+              </w:rPr>
+              <w:t xml:space="preserve"/>
+            </w:r>
+          </w:p>
+        </w:tc>
+        <w:tc>
+          <w:tcPr>
+            <w:tcBorders>
+              <w:bottom w:val="none" w:sz="0" w:space="0" w:color="000000"/>
+              <w:top w:val="none" w:sz="0" w:space="0" w:color="000000"/>
+              <w:left w:val="none" w:sz="0" w:space="0" w:color="000000"/>
+              <w:right w:val="none" w:sz="0" w:space="0" w:color="000000"/>
+            </w:tcBorders>
+            <w:shd w:val="clear" w:color="auto" w:fill="FFFFFF"/>
+            <w:tcMar>
+              <w:top w:w="0" w:type="dxa"/>
+              <w:bottom w:w="0" w:type="dxa"/>
+              <w:left w:w="0" w:type="dxa"/>
+              <w:right w:w="0" w:type="dxa"/>
+            </w:tcMar>
+            <w:vAlign w:val="top"/>
+          </w:tcPr>
+          <w:p>
+            <w:pPr>
+              <w:pStyle w:val="Normal"/>
+              <w:jc w:val="left"/>
+              <w:pBdr>
+                <w:bottom w:val="none" w:sz="0" w:space="0" w:color="000000"/>
+                <w:top w:val="none" w:sz="0" w:space="0" w:color="000000"/>
+                <w:left w:val="none" w:sz="0" w:space="0" w:color="000000"/>
+                <w:right w:val="none" w:sz="0" w:space="0" w:color="000000"/>
+              </w:pBdr>
+              <w:spacing w:after="60" w:before="60" w:line="240"/>
+              <w:ind w:left="60" w:right="60" w:firstLine="0" w:firstLineChars="0"/>
+              <w:rPr>
+                <w:rFonts w:ascii="Arial" w:hAnsi="Arial" w:eastAsia="Arial" w:cs="Arial"/>
+                <w:i w:val="false"/>
+                <w:b w:val="false"/>
+                <w:u w:val="none"/>
+                <w:strike w:val="false"/>
+                <w:sz w:val="18"/>
+                <w:szCs w:val="18"/>
+                <w:color w:val="000000"/>
+              </w:rPr>
+            </w:pPr>
+            <w:r>
+              <w:rPr>
+                <w:rFonts w:ascii="Arial" w:hAnsi="Arial" w:eastAsia="Arial" w:cs="Arial"/>
+                <w:i w:val="false"/>
+                <w:b w:val="false"/>
+                <w:u w:val="none"/>
+                <w:strike w:val="false"/>
+                <w:sz w:val="18"/>
+                <w:szCs w:val="18"/>
+                <w:color w:val="000000"/>
+              </w:rPr>
+              <w:t xml:space="preserve"/>
             </w:r>
           </w:p>
         </w:tc>
@@ -603,1841 +3284,7 @@
       <w:tr>
         <w:trPr>
           <w:cantSplit/>
-          <w:trHeight w:val="480" w:hRule="auto"/>
-        </w:trPr>
-        <w:tc>
-          <w:tcPr>
-            <w:tcBorders>
-              <w:bottom w:val="none" w:sz="0" w:space="0" w:color="000000"/>
-              <w:top w:val="none" w:sz="0" w:space="0" w:color="000000"/>
-              <w:left w:val="none" w:sz="0" w:space="0" w:color="000000"/>
-              <w:right w:val="none" w:sz="0" w:space="0" w:color="000000"/>
-            </w:tcBorders>
-            <w:shd w:val="clear" w:color="auto" w:fill="FFFFFF"/>
-            <w:tcMar>
-              <w:top w:w="0" w:type="dxa"/>
-              <w:bottom w:w="0" w:type="dxa"/>
-              <w:left w:w="0" w:type="dxa"/>
-              <w:right w:w="0" w:type="dxa"/>
-            </w:tcMar>
-            <w:vAlign w:val="top"/>
-          </w:tcPr>
-          <w:p>
-            <w:pPr>
-              <w:pStyle w:val="Normal"/>
-              <w:jc w:val="left"/>
-              <w:pBdr>
-                <w:bottom w:val="none" w:sz="0" w:space="0" w:color="000000"/>
-                <w:top w:val="none" w:sz="0" w:space="0" w:color="000000"/>
-                <w:left w:val="none" w:sz="0" w:space="0" w:color="000000"/>
-                <w:right w:val="none" w:sz="0" w:space="0" w:color="000000"/>
-              </w:pBdr>
-              <w:spacing w:after="60" w:before="60" w:line="240"/>
-              <w:ind w:left="60" w:right="60" w:firstLine="0" w:firstLineChars="0"/>
-              <w:rPr>
-                <w:rFonts w:ascii="Arial" w:hAnsi="Arial" w:eastAsia="Arial" w:cs="Arial"/>
-                <w:i w:val="false"/>
-                <w:b w:val="false"/>
-                <w:u w:val="none"/>
-                <w:strike w:val="false"/>
-                <w:sz w:val="18"/>
-                <w:szCs w:val="18"/>
-                <w:color w:val="000000"/>
-              </w:rPr>
-            </w:pPr>
-            <w:r>
-              <w:rPr>
-                <w:rFonts w:ascii="Arial" w:hAnsi="Arial" w:eastAsia="Arial" w:cs="Arial"/>
-                <w:i w:val="false"/>
-                <w:b w:val="false"/>
-                <w:u w:val="none"/>
-                <w:strike w:val="false"/>
-                <w:sz w:val="18"/>
-                <w:szCs w:val="18"/>
-                <w:color w:val="000000"/>
-              </w:rPr>
-              <w:t xml:space="preserve">Any rule break</w:t>
-            </w:r>
-          </w:p>
-        </w:tc>
-        <w:tc>
-          <w:tcPr>
-            <w:tcBorders>
-              <w:bottom w:val="none" w:sz="0" w:space="0" w:color="000000"/>
-              <w:top w:val="none" w:sz="0" w:space="0" w:color="000000"/>
-              <w:left w:val="none" w:sz="0" w:space="0" w:color="000000"/>
-              <w:right w:val="none" w:sz="0" w:space="0" w:color="000000"/>
-            </w:tcBorders>
-            <w:shd w:val="clear" w:color="auto" w:fill="FFFFFF"/>
-            <w:tcMar>
-              <w:top w:w="0" w:type="dxa"/>
-              <w:bottom w:w="0" w:type="dxa"/>
-              <w:left w:w="0" w:type="dxa"/>
-              <w:right w:w="0" w:type="dxa"/>
-            </w:tcMar>
-            <w:vAlign w:val="top"/>
-          </w:tcPr>
-          <w:p>
-            <w:pPr>
-              <w:pStyle w:val="Normal"/>
-              <w:jc w:val="left"/>
-              <w:pBdr>
-                <w:bottom w:val="none" w:sz="0" w:space="0" w:color="000000"/>
-                <w:top w:val="none" w:sz="0" w:space="0" w:color="000000"/>
-                <w:left w:val="none" w:sz="0" w:space="0" w:color="000000"/>
-                <w:right w:val="none" w:sz="0" w:space="0" w:color="000000"/>
-              </w:pBdr>
-              <w:spacing w:after="60" w:before="60" w:line="240"/>
-              <w:ind w:left="60" w:right="60" w:firstLine="0" w:firstLineChars="0"/>
-              <w:rPr>
-                <w:rFonts w:ascii="Arial" w:hAnsi="Arial" w:eastAsia="Arial" w:cs="Arial"/>
-                <w:i w:val="false"/>
-                <w:b w:val="false"/>
-                <w:u w:val="none"/>
-                <w:strike w:val="false"/>
-                <w:sz w:val="18"/>
-                <w:szCs w:val="18"/>
-                <w:color w:val="000000"/>
-              </w:rPr>
-            </w:pPr>
-            <w:r>
-              <w:rPr>
-                <w:rFonts w:ascii="Arial" w:hAnsi="Arial" w:eastAsia="Arial" w:cs="Arial"/>
-                <w:i w:val="false"/>
-                <w:b w:val="false"/>
-                <w:u w:val="none"/>
-                <w:strike w:val="false"/>
-                <w:sz w:val="18"/>
-                <w:szCs w:val="18"/>
-                <w:color w:val="000000"/>
-              </w:rPr>
-              <w:t xml:space="preserve">65/509 (12.8%; 10.0–15.6)</w:t>
-            </w:r>
-          </w:p>
-        </w:tc>
-        <w:tc>
-          <w:tcPr>
-            <w:tcBorders>
-              <w:bottom w:val="none" w:sz="0" w:space="0" w:color="000000"/>
-              <w:top w:val="none" w:sz="0" w:space="0" w:color="000000"/>
-              <w:left w:val="none" w:sz="0" w:space="0" w:color="000000"/>
-              <w:right w:val="none" w:sz="0" w:space="0" w:color="000000"/>
-            </w:tcBorders>
-            <w:shd w:val="clear" w:color="auto" w:fill="FFFFFF"/>
-            <w:tcMar>
-              <w:top w:w="0" w:type="dxa"/>
-              <w:bottom w:w="0" w:type="dxa"/>
-              <w:left w:w="0" w:type="dxa"/>
-              <w:right w:w="0" w:type="dxa"/>
-            </w:tcMar>
-            <w:vAlign w:val="top"/>
-          </w:tcPr>
-          <w:p>
-            <w:pPr>
-              <w:pStyle w:val="Normal"/>
-              <w:jc w:val="left"/>
-              <w:pBdr>
-                <w:bottom w:val="none" w:sz="0" w:space="0" w:color="000000"/>
-                <w:top w:val="none" w:sz="0" w:space="0" w:color="000000"/>
-                <w:left w:val="none" w:sz="0" w:space="0" w:color="000000"/>
-                <w:right w:val="none" w:sz="0" w:space="0" w:color="000000"/>
-              </w:pBdr>
-              <w:spacing w:after="60" w:before="60" w:line="240"/>
-              <w:ind w:left="60" w:right="60" w:firstLine="0" w:firstLineChars="0"/>
-              <w:rPr>
-                <w:rFonts w:ascii="Arial" w:hAnsi="Arial" w:eastAsia="Arial" w:cs="Arial"/>
-                <w:i w:val="false"/>
-                <w:b w:val="false"/>
-                <w:u w:val="none"/>
-                <w:strike w:val="false"/>
-                <w:sz w:val="18"/>
-                <w:szCs w:val="18"/>
-                <w:color w:val="000000"/>
-              </w:rPr>
-            </w:pPr>
-            <w:r>
-              <w:rPr>
-                <w:rFonts w:ascii="Arial" w:hAnsi="Arial" w:eastAsia="Arial" w:cs="Arial"/>
-                <w:i w:val="false"/>
-                <w:b w:val="false"/>
-                <w:u w:val="none"/>
-                <w:strike w:val="false"/>
-                <w:sz w:val="18"/>
-                <w:szCs w:val="18"/>
-                <w:color w:val="000000"/>
-              </w:rPr>
-              <w:t xml:space="preserve">0 by design</w:t>
-            </w:r>
-          </w:p>
-        </w:tc>
-      </w:tr>
-      <w:tr>
-        <w:trPr>
-          <w:cantSplit/>
-          <w:trHeight w:val="480" w:hRule="auto"/>
-        </w:trPr>
-        <w:tc>
-          <w:tcPr>
-            <w:tcBorders>
-              <w:bottom w:val="none" w:sz="0" w:space="0" w:color="000000"/>
-              <w:top w:val="none" w:sz="0" w:space="0" w:color="000000"/>
-              <w:left w:val="none" w:sz="0" w:space="0" w:color="000000"/>
-              <w:right w:val="none" w:sz="0" w:space="0" w:color="000000"/>
-            </w:tcBorders>
-            <w:shd w:val="clear" w:color="auto" w:fill="FFFFFF"/>
-            <w:tcMar>
-              <w:top w:w="0" w:type="dxa"/>
-              <w:bottom w:w="0" w:type="dxa"/>
-              <w:left w:w="0" w:type="dxa"/>
-              <w:right w:w="0" w:type="dxa"/>
-            </w:tcMar>
-            <w:vAlign w:val="top"/>
-          </w:tcPr>
-          <w:p>
-            <w:pPr>
-              <w:pStyle w:val="Normal"/>
-              <w:jc w:val="left"/>
-              <w:pBdr>
-                <w:bottom w:val="none" w:sz="0" w:space="0" w:color="000000"/>
-                <w:top w:val="none" w:sz="0" w:space="0" w:color="000000"/>
-                <w:left w:val="none" w:sz="0" w:space="0" w:color="000000"/>
-                <w:right w:val="none" w:sz="0" w:space="0" w:color="000000"/>
-              </w:pBdr>
-              <w:spacing w:after="60" w:before="60" w:line="240"/>
-              <w:ind w:left="60" w:right="60" w:firstLine="0" w:firstLineChars="0"/>
-              <w:rPr>
-                <w:rFonts w:ascii="Arial" w:hAnsi="Arial" w:eastAsia="Arial" w:cs="Arial"/>
-                <w:i w:val="false"/>
-                <w:b w:val="false"/>
-                <w:u w:val="none"/>
-                <w:strike w:val="false"/>
-                <w:sz w:val="18"/>
-                <w:szCs w:val="18"/>
-                <w:color w:val="000000"/>
-              </w:rPr>
-            </w:pPr>
-            <w:r>
-              <w:rPr>
-                <w:rFonts w:ascii="Arial" w:hAnsi="Arial" w:eastAsia="Arial" w:cs="Arial"/>
-                <w:i w:val="false"/>
-                <w:b w:val="false"/>
-                <w:u w:val="none"/>
-                <w:strike w:val="false"/>
-                <w:sz w:val="18"/>
-                <w:szCs w:val="18"/>
-                <w:color w:val="000000"/>
-              </w:rPr>
-              <w:t xml:space="preserve">D1 rule breaks</w:t>
-            </w:r>
-          </w:p>
-        </w:tc>
-        <w:tc>
-          <w:tcPr>
-            <w:tcBorders>
-              <w:bottom w:val="none" w:sz="0" w:space="0" w:color="000000"/>
-              <w:top w:val="none" w:sz="0" w:space="0" w:color="000000"/>
-              <w:left w:val="none" w:sz="0" w:space="0" w:color="000000"/>
-              <w:right w:val="none" w:sz="0" w:space="0" w:color="000000"/>
-            </w:tcBorders>
-            <w:shd w:val="clear" w:color="auto" w:fill="FFFFFF"/>
-            <w:tcMar>
-              <w:top w:w="0" w:type="dxa"/>
-              <w:bottom w:w="0" w:type="dxa"/>
-              <w:left w:w="0" w:type="dxa"/>
-              <w:right w:w="0" w:type="dxa"/>
-            </w:tcMar>
-            <w:vAlign w:val="top"/>
-          </w:tcPr>
-          <w:p>
-            <w:pPr>
-              <w:pStyle w:val="Normal"/>
-              <w:jc w:val="left"/>
-              <w:pBdr>
-                <w:bottom w:val="none" w:sz="0" w:space="0" w:color="000000"/>
-                <w:top w:val="none" w:sz="0" w:space="0" w:color="000000"/>
-                <w:left w:val="none" w:sz="0" w:space="0" w:color="000000"/>
-                <w:right w:val="none" w:sz="0" w:space="0" w:color="000000"/>
-              </w:pBdr>
-              <w:spacing w:after="60" w:before="60" w:line="240"/>
-              <w:ind w:left="60" w:right="60" w:firstLine="0" w:firstLineChars="0"/>
-              <w:rPr>
-                <w:rFonts w:ascii="Arial" w:hAnsi="Arial" w:eastAsia="Arial" w:cs="Arial"/>
-                <w:i w:val="false"/>
-                <w:b w:val="false"/>
-                <w:u w:val="none"/>
-                <w:strike w:val="false"/>
-                <w:sz w:val="18"/>
-                <w:szCs w:val="18"/>
-                <w:color w:val="000000"/>
-              </w:rPr>
-            </w:pPr>
-            <w:r>
-              <w:rPr>
-                <w:rFonts w:ascii="Arial" w:hAnsi="Arial" w:eastAsia="Arial" w:cs="Arial"/>
-                <w:i w:val="false"/>
-                <w:b w:val="false"/>
-                <w:u w:val="none"/>
-                <w:strike w:val="false"/>
-                <w:sz w:val="18"/>
-                <w:szCs w:val="18"/>
-                <w:color w:val="000000"/>
-              </w:rPr>
-              <w:t xml:space="preserve">5/101 (5.0%; 1.0–8.9)</w:t>
-            </w:r>
-          </w:p>
-        </w:tc>
-        <w:tc>
-          <w:tcPr>
-            <w:tcBorders>
-              <w:bottom w:val="none" w:sz="0" w:space="0" w:color="000000"/>
-              <w:top w:val="none" w:sz="0" w:space="0" w:color="000000"/>
-              <w:left w:val="none" w:sz="0" w:space="0" w:color="000000"/>
-              <w:right w:val="none" w:sz="0" w:space="0" w:color="000000"/>
-            </w:tcBorders>
-            <w:shd w:val="clear" w:color="auto" w:fill="FFFFFF"/>
-            <w:tcMar>
-              <w:top w:w="0" w:type="dxa"/>
-              <w:bottom w:w="0" w:type="dxa"/>
-              <w:left w:w="0" w:type="dxa"/>
-              <w:right w:w="0" w:type="dxa"/>
-            </w:tcMar>
-            <w:vAlign w:val="top"/>
-          </w:tcPr>
-          <w:p>
-            <w:pPr>
-              <w:pStyle w:val="Normal"/>
-              <w:jc w:val="left"/>
-              <w:pBdr>
-                <w:bottom w:val="none" w:sz="0" w:space="0" w:color="000000"/>
-                <w:top w:val="none" w:sz="0" w:space="0" w:color="000000"/>
-                <w:left w:val="none" w:sz="0" w:space="0" w:color="000000"/>
-                <w:right w:val="none" w:sz="0" w:space="0" w:color="000000"/>
-              </w:pBdr>
-              <w:spacing w:after="60" w:before="60" w:line="240"/>
-              <w:ind w:left="60" w:right="60" w:firstLine="0" w:firstLineChars="0"/>
-              <w:rPr>
-                <w:rFonts w:ascii="Arial" w:hAnsi="Arial" w:eastAsia="Arial" w:cs="Arial"/>
-                <w:i w:val="false"/>
-                <w:b w:val="false"/>
-                <w:u w:val="none"/>
-                <w:strike w:val="false"/>
-                <w:sz w:val="18"/>
-                <w:szCs w:val="18"/>
-                <w:color w:val="000000"/>
-              </w:rPr>
-            </w:pPr>
-            <w:r>
-              <w:rPr>
-                <w:rFonts w:ascii="Arial" w:hAnsi="Arial" w:eastAsia="Arial" w:cs="Arial"/>
-                <w:i w:val="false"/>
-                <w:b w:val="false"/>
-                <w:u w:val="none"/>
-                <w:strike w:val="false"/>
-                <w:sz w:val="18"/>
-                <w:szCs w:val="18"/>
-                <w:color w:val="000000"/>
-              </w:rPr>
-              <w:t xml:space="preserve">0 by design</w:t>
-            </w:r>
-          </w:p>
-        </w:tc>
-      </w:tr>
-      <w:tr>
-        <w:trPr>
-          <w:cantSplit/>
-          <w:trHeight w:val="480" w:hRule="auto"/>
-        </w:trPr>
-        <w:tc>
-          <w:tcPr>
-            <w:tcBorders>
-              <w:bottom w:val="none" w:sz="0" w:space="0" w:color="000000"/>
-              <w:top w:val="none" w:sz="0" w:space="0" w:color="000000"/>
-              <w:left w:val="none" w:sz="0" w:space="0" w:color="000000"/>
-              <w:right w:val="none" w:sz="0" w:space="0" w:color="000000"/>
-            </w:tcBorders>
-            <w:shd w:val="clear" w:color="auto" w:fill="FFFFFF"/>
-            <w:tcMar>
-              <w:top w:w="0" w:type="dxa"/>
-              <w:bottom w:w="0" w:type="dxa"/>
-              <w:left w:w="0" w:type="dxa"/>
-              <w:right w:w="0" w:type="dxa"/>
-            </w:tcMar>
-            <w:vAlign w:val="top"/>
-          </w:tcPr>
-          <w:p>
-            <w:pPr>
-              <w:pStyle w:val="Normal"/>
-              <w:jc w:val="left"/>
-              <w:pBdr>
-                <w:bottom w:val="none" w:sz="0" w:space="0" w:color="000000"/>
-                <w:top w:val="none" w:sz="0" w:space="0" w:color="000000"/>
-                <w:left w:val="none" w:sz="0" w:space="0" w:color="000000"/>
-                <w:right w:val="none" w:sz="0" w:space="0" w:color="000000"/>
-              </w:pBdr>
-              <w:spacing w:after="60" w:before="60" w:line="240"/>
-              <w:ind w:left="60" w:right="60" w:firstLine="0" w:firstLineChars="0"/>
-              <w:rPr>
-                <w:rFonts w:ascii="Arial" w:hAnsi="Arial" w:eastAsia="Arial" w:cs="Arial"/>
-                <w:i w:val="false"/>
-                <w:b w:val="false"/>
-                <w:u w:val="none"/>
-                <w:strike w:val="false"/>
-                <w:sz w:val="18"/>
-                <w:szCs w:val="18"/>
-                <w:color w:val="000000"/>
-              </w:rPr>
-            </w:pPr>
-            <w:r>
-              <w:rPr>
-                <w:rFonts w:ascii="Arial" w:hAnsi="Arial" w:eastAsia="Arial" w:cs="Arial"/>
-                <w:i w:val="false"/>
-                <w:b w:val="false"/>
-                <w:u w:val="none"/>
-                <w:strike w:val="false"/>
-                <w:sz w:val="18"/>
-                <w:szCs w:val="18"/>
-                <w:color w:val="000000"/>
-              </w:rPr>
-              <w:t xml:space="preserve">D2 rule breaks</w:t>
-            </w:r>
-          </w:p>
-        </w:tc>
-        <w:tc>
-          <w:tcPr>
-            <w:tcBorders>
-              <w:bottom w:val="none" w:sz="0" w:space="0" w:color="000000"/>
-              <w:top w:val="none" w:sz="0" w:space="0" w:color="000000"/>
-              <w:left w:val="none" w:sz="0" w:space="0" w:color="000000"/>
-              <w:right w:val="none" w:sz="0" w:space="0" w:color="000000"/>
-            </w:tcBorders>
-            <w:shd w:val="clear" w:color="auto" w:fill="FFFFFF"/>
-            <w:tcMar>
-              <w:top w:w="0" w:type="dxa"/>
-              <w:bottom w:w="0" w:type="dxa"/>
-              <w:left w:w="0" w:type="dxa"/>
-              <w:right w:w="0" w:type="dxa"/>
-            </w:tcMar>
-            <w:vAlign w:val="top"/>
-          </w:tcPr>
-          <w:p>
-            <w:pPr>
-              <w:pStyle w:val="Normal"/>
-              <w:jc w:val="left"/>
-              <w:pBdr>
-                <w:bottom w:val="none" w:sz="0" w:space="0" w:color="000000"/>
-                <w:top w:val="none" w:sz="0" w:space="0" w:color="000000"/>
-                <w:left w:val="none" w:sz="0" w:space="0" w:color="000000"/>
-                <w:right w:val="none" w:sz="0" w:space="0" w:color="000000"/>
-              </w:pBdr>
-              <w:spacing w:after="60" w:before="60" w:line="240"/>
-              <w:ind w:left="60" w:right="60" w:firstLine="0" w:firstLineChars="0"/>
-              <w:rPr>
-                <w:rFonts w:ascii="Arial" w:hAnsi="Arial" w:eastAsia="Arial" w:cs="Arial"/>
-                <w:i w:val="false"/>
-                <w:b w:val="false"/>
-                <w:u w:val="none"/>
-                <w:strike w:val="false"/>
-                <w:sz w:val="18"/>
-                <w:szCs w:val="18"/>
-                <w:color w:val="000000"/>
-              </w:rPr>
-            </w:pPr>
-            <w:r>
-              <w:rPr>
-                <w:rFonts w:ascii="Arial" w:hAnsi="Arial" w:eastAsia="Arial" w:cs="Arial"/>
-                <w:i w:val="false"/>
-                <w:b w:val="false"/>
-                <w:u w:val="none"/>
-                <w:strike w:val="false"/>
-                <w:sz w:val="18"/>
-                <w:szCs w:val="18"/>
-                <w:color w:val="000000"/>
-              </w:rPr>
-              <w:t xml:space="preserve">7/102 (6.9%; 2.9–10.8)</w:t>
-            </w:r>
-          </w:p>
-        </w:tc>
-        <w:tc>
-          <w:tcPr>
-            <w:tcBorders>
-              <w:bottom w:val="none" w:sz="0" w:space="0" w:color="000000"/>
-              <w:top w:val="none" w:sz="0" w:space="0" w:color="000000"/>
-              <w:left w:val="none" w:sz="0" w:space="0" w:color="000000"/>
-              <w:right w:val="none" w:sz="0" w:space="0" w:color="000000"/>
-            </w:tcBorders>
-            <w:shd w:val="clear" w:color="auto" w:fill="FFFFFF"/>
-            <w:tcMar>
-              <w:top w:w="0" w:type="dxa"/>
-              <w:bottom w:w="0" w:type="dxa"/>
-              <w:left w:w="0" w:type="dxa"/>
-              <w:right w:w="0" w:type="dxa"/>
-            </w:tcMar>
-            <w:vAlign w:val="top"/>
-          </w:tcPr>
-          <w:p>
-            <w:pPr>
-              <w:pStyle w:val="Normal"/>
-              <w:jc w:val="left"/>
-              <w:pBdr>
-                <w:bottom w:val="none" w:sz="0" w:space="0" w:color="000000"/>
-                <w:top w:val="none" w:sz="0" w:space="0" w:color="000000"/>
-                <w:left w:val="none" w:sz="0" w:space="0" w:color="000000"/>
-                <w:right w:val="none" w:sz="0" w:space="0" w:color="000000"/>
-              </w:pBdr>
-              <w:spacing w:after="60" w:before="60" w:line="240"/>
-              <w:ind w:left="60" w:right="60" w:firstLine="0" w:firstLineChars="0"/>
-              <w:rPr>
-                <w:rFonts w:ascii="Arial" w:hAnsi="Arial" w:eastAsia="Arial" w:cs="Arial"/>
-                <w:i w:val="false"/>
-                <w:b w:val="false"/>
-                <w:u w:val="none"/>
-                <w:strike w:val="false"/>
-                <w:sz w:val="18"/>
-                <w:szCs w:val="18"/>
-                <w:color w:val="000000"/>
-              </w:rPr>
-            </w:pPr>
-            <w:r>
-              <w:rPr>
-                <w:rFonts w:ascii="Arial" w:hAnsi="Arial" w:eastAsia="Arial" w:cs="Arial"/>
-                <w:i w:val="false"/>
-                <w:b w:val="false"/>
-                <w:u w:val="none"/>
-                <w:strike w:val="false"/>
-                <w:sz w:val="18"/>
-                <w:szCs w:val="18"/>
-                <w:color w:val="000000"/>
-              </w:rPr>
-              <w:t xml:space="preserve">0 by design</w:t>
-            </w:r>
-          </w:p>
-        </w:tc>
-      </w:tr>
-      <w:tr>
-        <w:trPr>
-          <w:cantSplit/>
-          <w:trHeight w:val="480" w:hRule="auto"/>
-        </w:trPr>
-        <w:tc>
-          <w:tcPr>
-            <w:tcBorders>
-              <w:bottom w:val="none" w:sz="0" w:space="0" w:color="000000"/>
-              <w:top w:val="none" w:sz="0" w:space="0" w:color="000000"/>
-              <w:left w:val="none" w:sz="0" w:space="0" w:color="000000"/>
-              <w:right w:val="none" w:sz="0" w:space="0" w:color="000000"/>
-            </w:tcBorders>
-            <w:shd w:val="clear" w:color="auto" w:fill="FFFFFF"/>
-            <w:tcMar>
-              <w:top w:w="0" w:type="dxa"/>
-              <w:bottom w:w="0" w:type="dxa"/>
-              <w:left w:w="0" w:type="dxa"/>
-              <w:right w:w="0" w:type="dxa"/>
-            </w:tcMar>
-            <w:vAlign w:val="top"/>
-          </w:tcPr>
-          <w:p>
-            <w:pPr>
-              <w:pStyle w:val="Normal"/>
-              <w:jc w:val="left"/>
-              <w:pBdr>
-                <w:bottom w:val="none" w:sz="0" w:space="0" w:color="000000"/>
-                <w:top w:val="none" w:sz="0" w:space="0" w:color="000000"/>
-                <w:left w:val="none" w:sz="0" w:space="0" w:color="000000"/>
-                <w:right w:val="none" w:sz="0" w:space="0" w:color="000000"/>
-              </w:pBdr>
-              <w:spacing w:after="60" w:before="60" w:line="240"/>
-              <w:ind w:left="60" w:right="60" w:firstLine="0" w:firstLineChars="0"/>
-              <w:rPr>
-                <w:rFonts w:ascii="Arial" w:hAnsi="Arial" w:eastAsia="Arial" w:cs="Arial"/>
-                <w:i w:val="false"/>
-                <w:b w:val="false"/>
-                <w:u w:val="none"/>
-                <w:strike w:val="false"/>
-                <w:sz w:val="18"/>
-                <w:szCs w:val="18"/>
-                <w:color w:val="000000"/>
-              </w:rPr>
-            </w:pPr>
-            <w:r>
-              <w:rPr>
-                <w:rFonts w:ascii="Arial" w:hAnsi="Arial" w:eastAsia="Arial" w:cs="Arial"/>
-                <w:i w:val="false"/>
-                <w:b w:val="false"/>
-                <w:u w:val="none"/>
-                <w:strike w:val="false"/>
-                <w:sz w:val="18"/>
-                <w:szCs w:val="18"/>
-                <w:color w:val="000000"/>
-              </w:rPr>
-              <w:t xml:space="preserve">D3 rule breaks</w:t>
-            </w:r>
-          </w:p>
-        </w:tc>
-        <w:tc>
-          <w:tcPr>
-            <w:tcBorders>
-              <w:bottom w:val="none" w:sz="0" w:space="0" w:color="000000"/>
-              <w:top w:val="none" w:sz="0" w:space="0" w:color="000000"/>
-              <w:left w:val="none" w:sz="0" w:space="0" w:color="000000"/>
-              <w:right w:val="none" w:sz="0" w:space="0" w:color="000000"/>
-            </w:tcBorders>
-            <w:shd w:val="clear" w:color="auto" w:fill="FFFFFF"/>
-            <w:tcMar>
-              <w:top w:w="0" w:type="dxa"/>
-              <w:bottom w:w="0" w:type="dxa"/>
-              <w:left w:w="0" w:type="dxa"/>
-              <w:right w:w="0" w:type="dxa"/>
-            </w:tcMar>
-            <w:vAlign w:val="top"/>
-          </w:tcPr>
-          <w:p>
-            <w:pPr>
-              <w:pStyle w:val="Normal"/>
-              <w:jc w:val="left"/>
-              <w:pBdr>
-                <w:bottom w:val="none" w:sz="0" w:space="0" w:color="000000"/>
-                <w:top w:val="none" w:sz="0" w:space="0" w:color="000000"/>
-                <w:left w:val="none" w:sz="0" w:space="0" w:color="000000"/>
-                <w:right w:val="none" w:sz="0" w:space="0" w:color="000000"/>
-              </w:pBdr>
-              <w:spacing w:after="60" w:before="60" w:line="240"/>
-              <w:ind w:left="60" w:right="60" w:firstLine="0" w:firstLineChars="0"/>
-              <w:rPr>
-                <w:rFonts w:ascii="Arial" w:hAnsi="Arial" w:eastAsia="Arial" w:cs="Arial"/>
-                <w:i w:val="false"/>
-                <w:b w:val="false"/>
-                <w:u w:val="none"/>
-                <w:strike w:val="false"/>
-                <w:sz w:val="18"/>
-                <w:szCs w:val="18"/>
-                <w:color w:val="000000"/>
-              </w:rPr>
-            </w:pPr>
-            <w:r>
-              <w:rPr>
-                <w:rFonts w:ascii="Arial" w:hAnsi="Arial" w:eastAsia="Arial" w:cs="Arial"/>
-                <w:i w:val="false"/>
-                <w:b w:val="false"/>
-                <w:u w:val="none"/>
-                <w:strike w:val="false"/>
-                <w:sz w:val="18"/>
-                <w:szCs w:val="18"/>
-                <w:color w:val="000000"/>
-              </w:rPr>
-              <w:t xml:space="preserve">5/102 (4.9%; 1.0–8.8)</w:t>
-            </w:r>
-          </w:p>
-        </w:tc>
-        <w:tc>
-          <w:tcPr>
-            <w:tcBorders>
-              <w:bottom w:val="none" w:sz="0" w:space="0" w:color="000000"/>
-              <w:top w:val="none" w:sz="0" w:space="0" w:color="000000"/>
-              <w:left w:val="none" w:sz="0" w:space="0" w:color="000000"/>
-              <w:right w:val="none" w:sz="0" w:space="0" w:color="000000"/>
-            </w:tcBorders>
-            <w:shd w:val="clear" w:color="auto" w:fill="FFFFFF"/>
-            <w:tcMar>
-              <w:top w:w="0" w:type="dxa"/>
-              <w:bottom w:w="0" w:type="dxa"/>
-              <w:left w:w="0" w:type="dxa"/>
-              <w:right w:w="0" w:type="dxa"/>
-            </w:tcMar>
-            <w:vAlign w:val="top"/>
-          </w:tcPr>
-          <w:p>
-            <w:pPr>
-              <w:pStyle w:val="Normal"/>
-              <w:jc w:val="left"/>
-              <w:pBdr>
-                <w:bottom w:val="none" w:sz="0" w:space="0" w:color="000000"/>
-                <w:top w:val="none" w:sz="0" w:space="0" w:color="000000"/>
-                <w:left w:val="none" w:sz="0" w:space="0" w:color="000000"/>
-                <w:right w:val="none" w:sz="0" w:space="0" w:color="000000"/>
-              </w:pBdr>
-              <w:spacing w:after="60" w:before="60" w:line="240"/>
-              <w:ind w:left="60" w:right="60" w:firstLine="0" w:firstLineChars="0"/>
-              <w:rPr>
-                <w:rFonts w:ascii="Arial" w:hAnsi="Arial" w:eastAsia="Arial" w:cs="Arial"/>
-                <w:i w:val="false"/>
-                <w:b w:val="false"/>
-                <w:u w:val="none"/>
-                <w:strike w:val="false"/>
-                <w:sz w:val="18"/>
-                <w:szCs w:val="18"/>
-                <w:color w:val="000000"/>
-              </w:rPr>
-            </w:pPr>
-            <w:r>
-              <w:rPr>
-                <w:rFonts w:ascii="Arial" w:hAnsi="Arial" w:eastAsia="Arial" w:cs="Arial"/>
-                <w:i w:val="false"/>
-                <w:b w:val="false"/>
-                <w:u w:val="none"/>
-                <w:strike w:val="false"/>
-                <w:sz w:val="18"/>
-                <w:szCs w:val="18"/>
-                <w:color w:val="000000"/>
-              </w:rPr>
-              <w:t xml:space="preserve">0 by design</w:t>
-            </w:r>
-          </w:p>
-        </w:tc>
-      </w:tr>
-      <w:tr>
-        <w:trPr>
-          <w:cantSplit/>
-          <w:trHeight w:val="480" w:hRule="auto"/>
-        </w:trPr>
-        <w:tc>
-          <w:tcPr>
-            <w:tcBorders>
-              <w:bottom w:val="none" w:sz="0" w:space="0" w:color="000000"/>
-              <w:top w:val="none" w:sz="0" w:space="0" w:color="000000"/>
-              <w:left w:val="none" w:sz="0" w:space="0" w:color="000000"/>
-              <w:right w:val="none" w:sz="0" w:space="0" w:color="000000"/>
-            </w:tcBorders>
-            <w:shd w:val="clear" w:color="auto" w:fill="FFFFFF"/>
-            <w:tcMar>
-              <w:top w:w="0" w:type="dxa"/>
-              <w:bottom w:w="0" w:type="dxa"/>
-              <w:left w:w="0" w:type="dxa"/>
-              <w:right w:w="0" w:type="dxa"/>
-            </w:tcMar>
-            <w:vAlign w:val="top"/>
-          </w:tcPr>
-          <w:p>
-            <w:pPr>
-              <w:pStyle w:val="Normal"/>
-              <w:jc w:val="left"/>
-              <w:pBdr>
-                <w:bottom w:val="none" w:sz="0" w:space="0" w:color="000000"/>
-                <w:top w:val="none" w:sz="0" w:space="0" w:color="000000"/>
-                <w:left w:val="none" w:sz="0" w:space="0" w:color="000000"/>
-                <w:right w:val="none" w:sz="0" w:space="0" w:color="000000"/>
-              </w:pBdr>
-              <w:spacing w:after="60" w:before="60" w:line="240"/>
-              <w:ind w:left="60" w:right="60" w:firstLine="0" w:firstLineChars="0"/>
-              <w:rPr>
-                <w:rFonts w:ascii="Arial" w:hAnsi="Arial" w:eastAsia="Arial" w:cs="Arial"/>
-                <w:i w:val="false"/>
-                <w:b w:val="false"/>
-                <w:u w:val="none"/>
-                <w:strike w:val="false"/>
-                <w:sz w:val="18"/>
-                <w:szCs w:val="18"/>
-                <w:color w:val="000000"/>
-              </w:rPr>
-            </w:pPr>
-            <w:r>
-              <w:rPr>
-                <w:rFonts w:ascii="Arial" w:hAnsi="Arial" w:eastAsia="Arial" w:cs="Arial"/>
-                <w:i w:val="false"/>
-                <w:b w:val="false"/>
-                <w:u w:val="none"/>
-                <w:strike w:val="false"/>
-                <w:sz w:val="18"/>
-                <w:szCs w:val="18"/>
-                <w:color w:val="000000"/>
-              </w:rPr>
-              <w:t xml:space="preserve">D4 rule breaks</w:t>
-            </w:r>
-          </w:p>
-        </w:tc>
-        <w:tc>
-          <w:tcPr>
-            <w:tcBorders>
-              <w:bottom w:val="none" w:sz="0" w:space="0" w:color="000000"/>
-              <w:top w:val="none" w:sz="0" w:space="0" w:color="000000"/>
-              <w:left w:val="none" w:sz="0" w:space="0" w:color="000000"/>
-              <w:right w:val="none" w:sz="0" w:space="0" w:color="000000"/>
-            </w:tcBorders>
-            <w:shd w:val="clear" w:color="auto" w:fill="FFFFFF"/>
-            <w:tcMar>
-              <w:top w:w="0" w:type="dxa"/>
-              <w:bottom w:w="0" w:type="dxa"/>
-              <w:left w:w="0" w:type="dxa"/>
-              <w:right w:w="0" w:type="dxa"/>
-            </w:tcMar>
-            <w:vAlign w:val="top"/>
-          </w:tcPr>
-          <w:p>
-            <w:pPr>
-              <w:pStyle w:val="Normal"/>
-              <w:jc w:val="left"/>
-              <w:pBdr>
-                <w:bottom w:val="none" w:sz="0" w:space="0" w:color="000000"/>
-                <w:top w:val="none" w:sz="0" w:space="0" w:color="000000"/>
-                <w:left w:val="none" w:sz="0" w:space="0" w:color="000000"/>
-                <w:right w:val="none" w:sz="0" w:space="0" w:color="000000"/>
-              </w:pBdr>
-              <w:spacing w:after="60" w:before="60" w:line="240"/>
-              <w:ind w:left="60" w:right="60" w:firstLine="0" w:firstLineChars="0"/>
-              <w:rPr>
-                <w:rFonts w:ascii="Arial" w:hAnsi="Arial" w:eastAsia="Arial" w:cs="Arial"/>
-                <w:i w:val="false"/>
-                <w:b w:val="false"/>
-                <w:u w:val="none"/>
-                <w:strike w:val="false"/>
-                <w:sz w:val="18"/>
-                <w:szCs w:val="18"/>
-                <w:color w:val="000000"/>
-              </w:rPr>
-            </w:pPr>
-            <w:r>
-              <w:rPr>
-                <w:rFonts w:ascii="Arial" w:hAnsi="Arial" w:eastAsia="Arial" w:cs="Arial"/>
-                <w:i w:val="false"/>
-                <w:b w:val="false"/>
-                <w:u w:val="none"/>
-                <w:strike w:val="false"/>
-                <w:sz w:val="18"/>
-                <w:szCs w:val="18"/>
-                <w:color w:val="000000"/>
-              </w:rPr>
-              <w:t xml:space="preserve">35/102 (34.3%; 26.5–42.2)</w:t>
-            </w:r>
-          </w:p>
-        </w:tc>
-        <w:tc>
-          <w:tcPr>
-            <w:tcBorders>
-              <w:bottom w:val="none" w:sz="0" w:space="0" w:color="000000"/>
-              <w:top w:val="none" w:sz="0" w:space="0" w:color="000000"/>
-              <w:left w:val="none" w:sz="0" w:space="0" w:color="000000"/>
-              <w:right w:val="none" w:sz="0" w:space="0" w:color="000000"/>
-            </w:tcBorders>
-            <w:shd w:val="clear" w:color="auto" w:fill="FFFFFF"/>
-            <w:tcMar>
-              <w:top w:w="0" w:type="dxa"/>
-              <w:bottom w:w="0" w:type="dxa"/>
-              <w:left w:w="0" w:type="dxa"/>
-              <w:right w:w="0" w:type="dxa"/>
-            </w:tcMar>
-            <w:vAlign w:val="top"/>
-          </w:tcPr>
-          <w:p>
-            <w:pPr>
-              <w:pStyle w:val="Normal"/>
-              <w:jc w:val="left"/>
-              <w:pBdr>
-                <w:bottom w:val="none" w:sz="0" w:space="0" w:color="000000"/>
-                <w:top w:val="none" w:sz="0" w:space="0" w:color="000000"/>
-                <w:left w:val="none" w:sz="0" w:space="0" w:color="000000"/>
-                <w:right w:val="none" w:sz="0" w:space="0" w:color="000000"/>
-              </w:pBdr>
-              <w:spacing w:after="60" w:before="60" w:line="240"/>
-              <w:ind w:left="60" w:right="60" w:firstLine="0" w:firstLineChars="0"/>
-              <w:rPr>
-                <w:rFonts w:ascii="Arial" w:hAnsi="Arial" w:eastAsia="Arial" w:cs="Arial"/>
-                <w:i w:val="false"/>
-                <w:b w:val="false"/>
-                <w:u w:val="none"/>
-                <w:strike w:val="false"/>
-                <w:sz w:val="18"/>
-                <w:szCs w:val="18"/>
-                <w:color w:val="000000"/>
-              </w:rPr>
-            </w:pPr>
-            <w:r>
-              <w:rPr>
-                <w:rFonts w:ascii="Arial" w:hAnsi="Arial" w:eastAsia="Arial" w:cs="Arial"/>
-                <w:i w:val="false"/>
-                <w:b w:val="false"/>
-                <w:u w:val="none"/>
-                <w:strike w:val="false"/>
-                <w:sz w:val="18"/>
-                <w:szCs w:val="18"/>
-                <w:color w:val="000000"/>
-              </w:rPr>
-              <w:t xml:space="preserve">0 by design</w:t>
-            </w:r>
-          </w:p>
-        </w:tc>
-      </w:tr>
-      <w:tr>
-        <w:trPr>
-          <w:cantSplit/>
-          <w:trHeight w:val="480" w:hRule="auto"/>
-        </w:trPr>
-        <w:tc>
-          <w:tcPr>
-            <w:tcBorders>
-              <w:bottom w:val="none" w:sz="0" w:space="0" w:color="000000"/>
-              <w:top w:val="none" w:sz="0" w:space="0" w:color="000000"/>
-              <w:left w:val="none" w:sz="0" w:space="0" w:color="000000"/>
-              <w:right w:val="none" w:sz="0" w:space="0" w:color="000000"/>
-            </w:tcBorders>
-            <w:shd w:val="clear" w:color="auto" w:fill="FFFFFF"/>
-            <w:tcMar>
-              <w:top w:w="0" w:type="dxa"/>
-              <w:bottom w:w="0" w:type="dxa"/>
-              <w:left w:w="0" w:type="dxa"/>
-              <w:right w:w="0" w:type="dxa"/>
-            </w:tcMar>
-            <w:vAlign w:val="top"/>
-          </w:tcPr>
-          <w:p>
-            <w:pPr>
-              <w:pStyle w:val="Normal"/>
-              <w:jc w:val="left"/>
-              <w:pBdr>
-                <w:bottom w:val="none" w:sz="0" w:space="0" w:color="000000"/>
-                <w:top w:val="none" w:sz="0" w:space="0" w:color="000000"/>
-                <w:left w:val="none" w:sz="0" w:space="0" w:color="000000"/>
-                <w:right w:val="none" w:sz="0" w:space="0" w:color="000000"/>
-              </w:pBdr>
-              <w:spacing w:after="60" w:before="60" w:line="240"/>
-              <w:ind w:left="60" w:right="60" w:firstLine="0" w:firstLineChars="0"/>
-              <w:rPr>
-                <w:rFonts w:ascii="Arial" w:hAnsi="Arial" w:eastAsia="Arial" w:cs="Arial"/>
-                <w:i w:val="false"/>
-                <w:b w:val="false"/>
-                <w:u w:val="none"/>
-                <w:strike w:val="false"/>
-                <w:sz w:val="18"/>
-                <w:szCs w:val="18"/>
-                <w:color w:val="000000"/>
-              </w:rPr>
-            </w:pPr>
-            <w:r>
-              <w:rPr>
-                <w:rFonts w:ascii="Arial" w:hAnsi="Arial" w:eastAsia="Arial" w:cs="Arial"/>
-                <w:i w:val="false"/>
-                <w:b w:val="false"/>
-                <w:u w:val="none"/>
-                <w:strike w:val="false"/>
-                <w:sz w:val="18"/>
-                <w:szCs w:val="18"/>
-                <w:color w:val="000000"/>
-              </w:rPr>
-              <w:t xml:space="preserve">D5 rule breaks</w:t>
-            </w:r>
-          </w:p>
-        </w:tc>
-        <w:tc>
-          <w:tcPr>
-            <w:tcBorders>
-              <w:bottom w:val="none" w:sz="0" w:space="0" w:color="000000"/>
-              <w:top w:val="none" w:sz="0" w:space="0" w:color="000000"/>
-              <w:left w:val="none" w:sz="0" w:space="0" w:color="000000"/>
-              <w:right w:val="none" w:sz="0" w:space="0" w:color="000000"/>
-            </w:tcBorders>
-            <w:shd w:val="clear" w:color="auto" w:fill="FFFFFF"/>
-            <w:tcMar>
-              <w:top w:w="0" w:type="dxa"/>
-              <w:bottom w:w="0" w:type="dxa"/>
-              <w:left w:w="0" w:type="dxa"/>
-              <w:right w:w="0" w:type="dxa"/>
-            </w:tcMar>
-            <w:vAlign w:val="top"/>
-          </w:tcPr>
-          <w:p>
-            <w:pPr>
-              <w:pStyle w:val="Normal"/>
-              <w:jc w:val="left"/>
-              <w:pBdr>
-                <w:bottom w:val="none" w:sz="0" w:space="0" w:color="000000"/>
-                <w:top w:val="none" w:sz="0" w:space="0" w:color="000000"/>
-                <w:left w:val="none" w:sz="0" w:space="0" w:color="000000"/>
-                <w:right w:val="none" w:sz="0" w:space="0" w:color="000000"/>
-              </w:pBdr>
-              <w:spacing w:after="60" w:before="60" w:line="240"/>
-              <w:ind w:left="60" w:right="60" w:firstLine="0" w:firstLineChars="0"/>
-              <w:rPr>
-                <w:rFonts w:ascii="Arial" w:hAnsi="Arial" w:eastAsia="Arial" w:cs="Arial"/>
-                <w:i w:val="false"/>
-                <w:b w:val="false"/>
-                <w:u w:val="none"/>
-                <w:strike w:val="false"/>
-                <w:sz w:val="18"/>
-                <w:szCs w:val="18"/>
-                <w:color w:val="000000"/>
-              </w:rPr>
-            </w:pPr>
-            <w:r>
-              <w:rPr>
-                <w:rFonts w:ascii="Arial" w:hAnsi="Arial" w:eastAsia="Arial" w:cs="Arial"/>
-                <w:i w:val="false"/>
-                <w:b w:val="false"/>
-                <w:u w:val="none"/>
-                <w:strike w:val="false"/>
-                <w:sz w:val="18"/>
-                <w:szCs w:val="18"/>
-                <w:color w:val="000000"/>
-              </w:rPr>
-              <w:t xml:space="preserve">13/102 (12.7%; 6.9–18.6)</w:t>
-            </w:r>
-          </w:p>
-        </w:tc>
-        <w:tc>
-          <w:tcPr>
-            <w:tcBorders>
-              <w:bottom w:val="none" w:sz="0" w:space="0" w:color="000000"/>
-              <w:top w:val="none" w:sz="0" w:space="0" w:color="000000"/>
-              <w:left w:val="none" w:sz="0" w:space="0" w:color="000000"/>
-              <w:right w:val="none" w:sz="0" w:space="0" w:color="000000"/>
-            </w:tcBorders>
-            <w:shd w:val="clear" w:color="auto" w:fill="FFFFFF"/>
-            <w:tcMar>
-              <w:top w:w="0" w:type="dxa"/>
-              <w:bottom w:w="0" w:type="dxa"/>
-              <w:left w:w="0" w:type="dxa"/>
-              <w:right w:w="0" w:type="dxa"/>
-            </w:tcMar>
-            <w:vAlign w:val="top"/>
-          </w:tcPr>
-          <w:p>
-            <w:pPr>
-              <w:pStyle w:val="Normal"/>
-              <w:jc w:val="left"/>
-              <w:pBdr>
-                <w:bottom w:val="none" w:sz="0" w:space="0" w:color="000000"/>
-                <w:top w:val="none" w:sz="0" w:space="0" w:color="000000"/>
-                <w:left w:val="none" w:sz="0" w:space="0" w:color="000000"/>
-                <w:right w:val="none" w:sz="0" w:space="0" w:color="000000"/>
-              </w:pBdr>
-              <w:spacing w:after="60" w:before="60" w:line="240"/>
-              <w:ind w:left="60" w:right="60" w:firstLine="0" w:firstLineChars="0"/>
-              <w:rPr>
-                <w:rFonts w:ascii="Arial" w:hAnsi="Arial" w:eastAsia="Arial" w:cs="Arial"/>
-                <w:i w:val="false"/>
-                <w:b w:val="false"/>
-                <w:u w:val="none"/>
-                <w:strike w:val="false"/>
-                <w:sz w:val="18"/>
-                <w:szCs w:val="18"/>
-                <w:color w:val="000000"/>
-              </w:rPr>
-            </w:pPr>
-            <w:r>
-              <w:rPr>
-                <w:rFonts w:ascii="Arial" w:hAnsi="Arial" w:eastAsia="Arial" w:cs="Arial"/>
-                <w:i w:val="false"/>
-                <w:b w:val="false"/>
-                <w:u w:val="none"/>
-                <w:strike w:val="false"/>
-                <w:sz w:val="18"/>
-                <w:szCs w:val="18"/>
-                <w:color w:val="000000"/>
-              </w:rPr>
-              <w:t xml:space="preserve">0 by design</w:t>
-            </w:r>
-          </w:p>
-        </w:tc>
-      </w:tr>
-      <w:tr>
-        <w:trPr>
-          <w:cantSplit/>
-          <w:trHeight w:val="480" w:hRule="auto"/>
-        </w:trPr>
-        <w:tc>
-          <w:tcPr>
-            <w:gridSpan w:val="3"/>
-            <w:tcBorders>
-              <w:bottom w:val="none" w:sz="0" w:space="0" w:color="000000"/>
-              <w:top w:val="none" w:sz="0" w:space="0" w:color="000000"/>
-              <w:left w:val="none" w:sz="0" w:space="0" w:color="000000"/>
-              <w:right w:val="none" w:sz="0" w:space="0" w:color="000000"/>
-            </w:tcBorders>
-            <w:shd w:val="clear" w:color="auto" w:fill="FFFFFF"/>
-            <w:tcMar>
-              <w:top w:w="0" w:type="dxa"/>
-              <w:bottom w:w="0" w:type="dxa"/>
-              <w:left w:w="0" w:type="dxa"/>
-              <w:right w:w="0" w:type="dxa"/>
-            </w:tcMar>
-            <w:vAlign w:val="top"/>
-          </w:tcPr>
-          <w:p>
-            <w:pPr>
-              <w:pStyle w:val="Normal"/>
-              <w:jc w:val="left"/>
-              <w:pBdr>
-                <w:bottom w:val="none" w:sz="0" w:space="0" w:color="000000"/>
-                <w:top w:val="none" w:sz="0" w:space="0" w:color="000000"/>
-                <w:left w:val="none" w:sz="0" w:space="0" w:color="000000"/>
-                <w:right w:val="none" w:sz="0" w:space="0" w:color="000000"/>
-              </w:pBdr>
-              <w:spacing w:after="60" w:before="60" w:line="240"/>
-              <w:ind w:left="60" w:right="60" w:firstLine="0" w:firstLineChars="0"/>
-              <w:rPr>
-                <w:rFonts w:ascii="Arial" w:hAnsi="Arial" w:eastAsia="Arial" w:cs="Arial"/>
-                <w:i w:val="false"/>
-                <w:b w:val="true"/>
-                <w:u w:val="none"/>
-                <w:strike w:val="false"/>
-                <w:sz w:val="18"/>
-                <w:szCs w:val="18"/>
-                <w:color w:val="000000"/>
-              </w:rPr>
-            </w:pPr>
-            <w:r>
-              <w:rPr>
-                <w:rFonts w:ascii="Arial" w:hAnsi="Arial" w:eastAsia="Arial" w:cs="Arial"/>
-                <w:i w:val="false"/>
-                <w:b w:val="true"/>
-                <w:u w:val="none"/>
-                <w:strike w:val="false"/>
-                <w:sz w:val="18"/>
-                <w:szCs w:val="18"/>
-                <w:color w:val="000000"/>
-              </w:rPr>
-              <w:t xml:space="preserve">Overall rating</w:t>
-            </w:r>
-          </w:p>
-        </w:tc>
-      </w:tr>
-      <w:tr>
-        <w:trPr>
-          <w:cantSplit/>
-          <w:trHeight w:val="480" w:hRule="auto"/>
-        </w:trPr>
-        <w:tc>
-          <w:tcPr>
-            <w:tcBorders>
-              <w:bottom w:val="none" w:sz="0" w:space="0" w:color="000000"/>
-              <w:top w:val="none" w:sz="0" w:space="0" w:color="000000"/>
-              <w:left w:val="none" w:sz="0" w:space="0" w:color="000000"/>
-              <w:right w:val="none" w:sz="0" w:space="0" w:color="000000"/>
-            </w:tcBorders>
-            <w:shd w:val="clear" w:color="auto" w:fill="FFFFFF"/>
-            <w:tcMar>
-              <w:top w:w="0" w:type="dxa"/>
-              <w:bottom w:w="0" w:type="dxa"/>
-              <w:left w:w="0" w:type="dxa"/>
-              <w:right w:w="0" w:type="dxa"/>
-            </w:tcMar>
-            <w:vAlign w:val="top"/>
-          </w:tcPr>
-          <w:p>
-            <w:pPr>
-              <w:pStyle w:val="Normal"/>
-              <w:jc w:val="left"/>
-              <w:pBdr>
-                <w:bottom w:val="none" w:sz="0" w:space="0" w:color="000000"/>
-                <w:top w:val="none" w:sz="0" w:space="0" w:color="000000"/>
-                <w:left w:val="none" w:sz="0" w:space="0" w:color="000000"/>
-                <w:right w:val="none" w:sz="0" w:space="0" w:color="000000"/>
-              </w:pBdr>
-              <w:spacing w:after="60" w:before="60" w:line="240"/>
-              <w:ind w:left="60" w:right="60" w:firstLine="0" w:firstLineChars="0"/>
-              <w:rPr>
-                <w:rFonts w:ascii="Arial" w:hAnsi="Arial" w:eastAsia="Arial" w:cs="Arial"/>
-                <w:i w:val="false"/>
-                <w:b w:val="false"/>
-                <w:u w:val="none"/>
-                <w:strike w:val="false"/>
-                <w:sz w:val="18"/>
-                <w:szCs w:val="18"/>
-                <w:color w:val="000000"/>
-              </w:rPr>
-            </w:pPr>
-            <w:r>
-              <w:rPr>
-                <w:rFonts w:ascii="Arial" w:hAnsi="Arial" w:eastAsia="Arial" w:cs="Arial"/>
-                <w:i w:val="false"/>
-                <w:b w:val="false"/>
-                <w:u w:val="none"/>
-                <w:strike w:val="false"/>
-                <w:sz w:val="18"/>
-                <w:szCs w:val="18"/>
-                <w:color w:val="000000"/>
-              </w:rPr>
-              <w:t xml:space="preserve">Overall rating follows the RoB 2 rules (incl. permitted escalation)</w:t>
-            </w:r>
-          </w:p>
-        </w:tc>
-        <w:tc>
-          <w:tcPr>
-            <w:tcBorders>
-              <w:bottom w:val="none" w:sz="0" w:space="0" w:color="000000"/>
-              <w:top w:val="none" w:sz="0" w:space="0" w:color="000000"/>
-              <w:left w:val="none" w:sz="0" w:space="0" w:color="000000"/>
-              <w:right w:val="none" w:sz="0" w:space="0" w:color="000000"/>
-            </w:tcBorders>
-            <w:shd w:val="clear" w:color="auto" w:fill="FFFFFF"/>
-            <w:tcMar>
-              <w:top w:w="0" w:type="dxa"/>
-              <w:bottom w:w="0" w:type="dxa"/>
-              <w:left w:w="0" w:type="dxa"/>
-              <w:right w:w="0" w:type="dxa"/>
-            </w:tcMar>
-            <w:vAlign w:val="top"/>
-          </w:tcPr>
-          <w:p>
-            <w:pPr>
-              <w:pStyle w:val="Normal"/>
-              <w:jc w:val="left"/>
-              <w:pBdr>
-                <w:bottom w:val="none" w:sz="0" w:space="0" w:color="000000"/>
-                <w:top w:val="none" w:sz="0" w:space="0" w:color="000000"/>
-                <w:left w:val="none" w:sz="0" w:space="0" w:color="000000"/>
-                <w:right w:val="none" w:sz="0" w:space="0" w:color="000000"/>
-              </w:pBdr>
-              <w:spacing w:after="60" w:before="60" w:line="240"/>
-              <w:ind w:left="60" w:right="60" w:firstLine="0" w:firstLineChars="0"/>
-              <w:rPr>
-                <w:rFonts w:ascii="Arial" w:hAnsi="Arial" w:eastAsia="Arial" w:cs="Arial"/>
-                <w:i w:val="false"/>
-                <w:b w:val="false"/>
-                <w:u w:val="none"/>
-                <w:strike w:val="false"/>
-                <w:sz w:val="18"/>
-                <w:szCs w:val="18"/>
-                <w:color w:val="000000"/>
-              </w:rPr>
-            </w:pPr>
-            <w:r>
-              <w:rPr>
-                <w:rFonts w:ascii="Arial" w:hAnsi="Arial" w:eastAsia="Arial" w:cs="Arial"/>
-                <w:i w:val="false"/>
-                <w:b w:val="false"/>
-                <w:u w:val="none"/>
-                <w:strike w:val="false"/>
-                <w:sz w:val="18"/>
-                <w:szCs w:val="18"/>
-                <w:color w:val="000000"/>
-              </w:rPr>
-              <w:t xml:space="preserve">102/102 (100.0%)</w:t>
-            </w:r>
-          </w:p>
-        </w:tc>
-        <w:tc>
-          <w:tcPr>
-            <w:tcBorders>
-              <w:bottom w:val="none" w:sz="0" w:space="0" w:color="000000"/>
-              <w:top w:val="none" w:sz="0" w:space="0" w:color="000000"/>
-              <w:left w:val="none" w:sz="0" w:space="0" w:color="000000"/>
-              <w:right w:val="none" w:sz="0" w:space="0" w:color="000000"/>
-            </w:tcBorders>
-            <w:shd w:val="clear" w:color="auto" w:fill="FFFFFF"/>
-            <w:tcMar>
-              <w:top w:w="0" w:type="dxa"/>
-              <w:bottom w:w="0" w:type="dxa"/>
-              <w:left w:w="0" w:type="dxa"/>
-              <w:right w:w="0" w:type="dxa"/>
-            </w:tcMar>
-            <w:vAlign w:val="top"/>
-          </w:tcPr>
-          <w:p>
-            <w:pPr>
-              <w:pStyle w:val="Normal"/>
-              <w:jc w:val="left"/>
-              <w:pBdr>
-                <w:bottom w:val="none" w:sz="0" w:space="0" w:color="000000"/>
-                <w:top w:val="none" w:sz="0" w:space="0" w:color="000000"/>
-                <w:left w:val="none" w:sz="0" w:space="0" w:color="000000"/>
-                <w:right w:val="none" w:sz="0" w:space="0" w:color="000000"/>
-              </w:pBdr>
-              <w:spacing w:after="60" w:before="60" w:line="240"/>
-              <w:ind w:left="60" w:right="60" w:firstLine="0" w:firstLineChars="0"/>
-              <w:rPr>
-                <w:rFonts w:ascii="Arial" w:hAnsi="Arial" w:eastAsia="Arial" w:cs="Arial"/>
-                <w:i w:val="false"/>
-                <w:b w:val="false"/>
-                <w:u w:val="none"/>
-                <w:strike w:val="false"/>
-                <w:sz w:val="18"/>
-                <w:szCs w:val="18"/>
-                <w:color w:val="000000"/>
-              </w:rPr>
-            </w:pPr>
-            <w:r>
-              <w:rPr>
-                <w:rFonts w:ascii="Arial" w:hAnsi="Arial" w:eastAsia="Arial" w:cs="Arial"/>
-                <w:i w:val="false"/>
-                <w:b w:val="false"/>
-                <w:u w:val="none"/>
-                <w:strike w:val="false"/>
-                <w:sz w:val="18"/>
-                <w:szCs w:val="18"/>
-                <w:color w:val="000000"/>
-              </w:rPr>
-              <w:t xml:space="preserve">102/102 (100.0%)</w:t>
-            </w:r>
-          </w:p>
-        </w:tc>
-      </w:tr>
-      <w:tr>
-        <w:trPr>
-          <w:cantSplit/>
-          <w:trHeight w:val="480" w:hRule="auto"/>
-        </w:trPr>
-        <w:tc>
-          <w:tcPr>
-            <w:gridSpan w:val="3"/>
-            <w:tcBorders>
-              <w:bottom w:val="none" w:sz="0" w:space="0" w:color="000000"/>
-              <w:top w:val="none" w:sz="0" w:space="0" w:color="000000"/>
-              <w:left w:val="none" w:sz="0" w:space="0" w:color="000000"/>
-              <w:right w:val="none" w:sz="0" w:space="0" w:color="000000"/>
-            </w:tcBorders>
-            <w:shd w:val="clear" w:color="auto" w:fill="FFFFFF"/>
-            <w:tcMar>
-              <w:top w:w="0" w:type="dxa"/>
-              <w:bottom w:w="0" w:type="dxa"/>
-              <w:left w:w="0" w:type="dxa"/>
-              <w:right w:w="0" w:type="dxa"/>
-            </w:tcMar>
-            <w:vAlign w:val="top"/>
-          </w:tcPr>
-          <w:p>
-            <w:pPr>
-              <w:pStyle w:val="Normal"/>
-              <w:jc w:val="left"/>
-              <w:pBdr>
-                <w:bottom w:val="none" w:sz="0" w:space="0" w:color="000000"/>
-                <w:top w:val="none" w:sz="0" w:space="0" w:color="000000"/>
-                <w:left w:val="none" w:sz="0" w:space="0" w:color="000000"/>
-                <w:right w:val="none" w:sz="0" w:space="0" w:color="000000"/>
-              </w:pBdr>
-              <w:spacing w:after="60" w:before="60" w:line="240"/>
-              <w:ind w:left="60" w:right="60" w:firstLine="0" w:firstLineChars="0"/>
-              <w:rPr>
-                <w:rFonts w:ascii="Arial" w:hAnsi="Arial" w:eastAsia="Arial" w:cs="Arial"/>
-                <w:i w:val="false"/>
-                <w:b w:val="true"/>
-                <w:u w:val="none"/>
-                <w:strike w:val="false"/>
-                <w:sz w:val="18"/>
-                <w:szCs w:val="18"/>
-                <w:color w:val="000000"/>
-              </w:rPr>
-            </w:pPr>
-            <w:r>
-              <w:rPr>
-                <w:rFonts w:ascii="Arial" w:hAnsi="Arial" w:eastAsia="Arial" w:cs="Arial"/>
-                <w:i w:val="false"/>
-                <w:b w:val="true"/>
-                <w:u w:val="none"/>
-                <w:strike w:val="false"/>
-                <w:sz w:val="18"/>
-                <w:szCs w:val="18"/>
-                <w:color w:val="000000"/>
-              </w:rPr>
-              <w:t xml:space="preserve">Evidence and audit</w:t>
-            </w:r>
-          </w:p>
-        </w:tc>
-      </w:tr>
-      <w:tr>
-        <w:trPr>
-          <w:cantSplit/>
-          <w:trHeight w:val="480" w:hRule="auto"/>
-        </w:trPr>
-        <w:tc>
-          <w:tcPr>
-            <w:tcBorders>
-              <w:bottom w:val="none" w:sz="0" w:space="0" w:color="000000"/>
-              <w:top w:val="none" w:sz="0" w:space="0" w:color="000000"/>
-              <w:left w:val="none" w:sz="0" w:space="0" w:color="000000"/>
-              <w:right w:val="none" w:sz="0" w:space="0" w:color="000000"/>
-            </w:tcBorders>
-            <w:shd w:val="clear" w:color="auto" w:fill="FFFFFF"/>
-            <w:tcMar>
-              <w:top w:w="0" w:type="dxa"/>
-              <w:bottom w:w="0" w:type="dxa"/>
-              <w:left w:w="0" w:type="dxa"/>
-              <w:right w:w="0" w:type="dxa"/>
-            </w:tcMar>
-            <w:vAlign w:val="top"/>
-          </w:tcPr>
-          <w:p>
-            <w:pPr>
-              <w:pStyle w:val="Normal"/>
-              <w:jc w:val="left"/>
-              <w:pBdr>
-                <w:bottom w:val="none" w:sz="0" w:space="0" w:color="000000"/>
-                <w:top w:val="none" w:sz="0" w:space="0" w:color="000000"/>
-                <w:left w:val="none" w:sz="0" w:space="0" w:color="000000"/>
-                <w:right w:val="none" w:sz="0" w:space="0" w:color="000000"/>
-              </w:pBdr>
-              <w:spacing w:after="60" w:before="60" w:line="240"/>
-              <w:ind w:left="60" w:right="60" w:firstLine="0" w:firstLineChars="0"/>
-              <w:rPr>
-                <w:rFonts w:ascii="Arial" w:hAnsi="Arial" w:eastAsia="Arial" w:cs="Arial"/>
-                <w:i w:val="false"/>
-                <w:b w:val="false"/>
-                <w:u w:val="none"/>
-                <w:strike w:val="false"/>
-                <w:sz w:val="18"/>
-                <w:szCs w:val="18"/>
-                <w:color w:val="000000"/>
-              </w:rPr>
-            </w:pPr>
-            <w:r>
-              <w:rPr>
-                <w:rFonts w:ascii="Arial" w:hAnsi="Arial" w:eastAsia="Arial" w:cs="Arial"/>
-                <w:i w:val="false"/>
-                <w:b w:val="false"/>
-                <w:u w:val="none"/>
-                <w:strike w:val="false"/>
-                <w:sz w:val="18"/>
-                <w:szCs w:val="18"/>
-                <w:color w:val="000000"/>
-              </w:rPr>
-              <w:t xml:space="preserve">Answers citing ≥1 supporting passage or image</w:t>
-            </w:r>
-          </w:p>
-        </w:tc>
-        <w:tc>
-          <w:tcPr>
-            <w:tcBorders>
-              <w:bottom w:val="none" w:sz="0" w:space="0" w:color="000000"/>
-              <w:top w:val="none" w:sz="0" w:space="0" w:color="000000"/>
-              <w:left w:val="none" w:sz="0" w:space="0" w:color="000000"/>
-              <w:right w:val="none" w:sz="0" w:space="0" w:color="000000"/>
-            </w:tcBorders>
-            <w:shd w:val="clear" w:color="auto" w:fill="FFFFFF"/>
-            <w:tcMar>
-              <w:top w:w="0" w:type="dxa"/>
-              <w:bottom w:w="0" w:type="dxa"/>
-              <w:left w:w="0" w:type="dxa"/>
-              <w:right w:w="0" w:type="dxa"/>
-            </w:tcMar>
-            <w:vAlign w:val="top"/>
-          </w:tcPr>
-          <w:p>
-            <w:pPr>
-              <w:pStyle w:val="Normal"/>
-              <w:jc w:val="left"/>
-              <w:pBdr>
-                <w:bottom w:val="none" w:sz="0" w:space="0" w:color="000000"/>
-                <w:top w:val="none" w:sz="0" w:space="0" w:color="000000"/>
-                <w:left w:val="none" w:sz="0" w:space="0" w:color="000000"/>
-                <w:right w:val="none" w:sz="0" w:space="0" w:color="000000"/>
-              </w:pBdr>
-              <w:spacing w:after="60" w:before="60" w:line="240"/>
-              <w:ind w:left="60" w:right="60" w:firstLine="0" w:firstLineChars="0"/>
-              <w:rPr>
-                <w:rFonts w:ascii="Arial" w:hAnsi="Arial" w:eastAsia="Arial" w:cs="Arial"/>
-                <w:i w:val="false"/>
-                <w:b w:val="false"/>
-                <w:u w:val="none"/>
-                <w:strike w:val="false"/>
-                <w:sz w:val="18"/>
-                <w:szCs w:val="18"/>
-                <w:color w:val="000000"/>
-              </w:rPr>
-            </w:pPr>
-            <w:r>
-              <w:rPr>
-                <w:rFonts w:ascii="Arial" w:hAnsi="Arial" w:eastAsia="Arial" w:cs="Arial"/>
-                <w:i w:val="false"/>
-                <w:b w:val="false"/>
-                <w:u w:val="none"/>
-                <w:strike w:val="false"/>
-                <w:sz w:val="18"/>
-                <w:szCs w:val="18"/>
-                <w:color w:val="000000"/>
-              </w:rPr>
-              <w:t xml:space="preserve">Not available</w:t>
-            </w:r>
-          </w:p>
-        </w:tc>
-        <w:tc>
-          <w:tcPr>
-            <w:tcBorders>
-              <w:bottom w:val="none" w:sz="0" w:space="0" w:color="000000"/>
-              <w:top w:val="none" w:sz="0" w:space="0" w:color="000000"/>
-              <w:left w:val="none" w:sz="0" w:space="0" w:color="000000"/>
-              <w:right w:val="none" w:sz="0" w:space="0" w:color="000000"/>
-            </w:tcBorders>
-            <w:shd w:val="clear" w:color="auto" w:fill="FFFFFF"/>
-            <w:tcMar>
-              <w:top w:w="0" w:type="dxa"/>
-              <w:bottom w:w="0" w:type="dxa"/>
-              <w:left w:w="0" w:type="dxa"/>
-              <w:right w:w="0" w:type="dxa"/>
-            </w:tcMar>
-            <w:vAlign w:val="top"/>
-          </w:tcPr>
-          <w:p>
-            <w:pPr>
-              <w:pStyle w:val="Normal"/>
-              <w:jc w:val="left"/>
-              <w:pBdr>
-                <w:bottom w:val="none" w:sz="0" w:space="0" w:color="000000"/>
-                <w:top w:val="none" w:sz="0" w:space="0" w:color="000000"/>
-                <w:left w:val="none" w:sz="0" w:space="0" w:color="000000"/>
-                <w:right w:val="none" w:sz="0" w:space="0" w:color="000000"/>
-              </w:pBdr>
-              <w:spacing w:after="60" w:before="60" w:line="240"/>
-              <w:ind w:left="60" w:right="60" w:firstLine="0" w:firstLineChars="0"/>
-              <w:rPr>
-                <w:rFonts w:ascii="Arial" w:hAnsi="Arial" w:eastAsia="Arial" w:cs="Arial"/>
-                <w:i w:val="false"/>
-                <w:b w:val="false"/>
-                <w:u w:val="none"/>
-                <w:strike w:val="false"/>
-                <w:sz w:val="18"/>
-                <w:szCs w:val="18"/>
-                <w:color w:val="000000"/>
-              </w:rPr>
-            </w:pPr>
-            <w:r>
-              <w:rPr>
-                <w:rFonts w:ascii="Arial" w:hAnsi="Arial" w:eastAsia="Arial" w:cs="Arial"/>
-                <w:i w:val="false"/>
-                <w:b w:val="false"/>
-                <w:u w:val="none"/>
-                <w:strike w:val="false"/>
-                <w:sz w:val="18"/>
-                <w:szCs w:val="18"/>
-                <w:color w:val="000000"/>
-              </w:rPr>
-              <w:t xml:space="preserve">1538/1538 (100.0%)</w:t>
-            </w:r>
-          </w:p>
-        </w:tc>
-      </w:tr>
-      <w:tr>
-        <w:trPr>
-          <w:cantSplit/>
-          <w:trHeight w:val="480" w:hRule="auto"/>
-        </w:trPr>
-        <w:tc>
-          <w:tcPr>
-            <w:tcBorders>
-              <w:bottom w:val="none" w:sz="0" w:space="0" w:color="000000"/>
-              <w:top w:val="none" w:sz="0" w:space="0" w:color="000000"/>
-              <w:left w:val="none" w:sz="0" w:space="0" w:color="000000"/>
-              <w:right w:val="none" w:sz="0" w:space="0" w:color="000000"/>
-            </w:tcBorders>
-            <w:shd w:val="clear" w:color="auto" w:fill="FFFFFF"/>
-            <w:tcMar>
-              <w:top w:w="0" w:type="dxa"/>
-              <w:bottom w:w="0" w:type="dxa"/>
-              <w:left w:w="0" w:type="dxa"/>
-              <w:right w:w="0" w:type="dxa"/>
-            </w:tcMar>
-            <w:vAlign w:val="top"/>
-          </w:tcPr>
-          <w:p>
-            <w:pPr>
-              <w:pStyle w:val="Normal"/>
-              <w:jc w:val="left"/>
-              <w:pBdr>
-                <w:bottom w:val="none" w:sz="0" w:space="0" w:color="000000"/>
-                <w:top w:val="none" w:sz="0" w:space="0" w:color="000000"/>
-                <w:left w:val="none" w:sz="0" w:space="0" w:color="000000"/>
-                <w:right w:val="none" w:sz="0" w:space="0" w:color="000000"/>
-              </w:pBdr>
-              <w:spacing w:after="60" w:before="60" w:line="240"/>
-              <w:ind w:left="60" w:right="60" w:firstLine="0" w:firstLineChars="0"/>
-              <w:rPr>
-                <w:rFonts w:ascii="Arial" w:hAnsi="Arial" w:eastAsia="Arial" w:cs="Arial"/>
-                <w:i w:val="false"/>
-                <w:b w:val="false"/>
-                <w:u w:val="none"/>
-                <w:strike w:val="false"/>
-                <w:sz w:val="18"/>
-                <w:szCs w:val="18"/>
-                <w:color w:val="000000"/>
-              </w:rPr>
-            </w:pPr>
-            <w:r>
-              <w:rPr>
-                <w:rFonts w:ascii="Arial" w:hAnsi="Arial" w:eastAsia="Arial" w:cs="Arial"/>
-                <w:i w:val="false"/>
-                <w:b w:val="false"/>
-                <w:u w:val="none"/>
-                <w:strike w:val="false"/>
-                <w:sz w:val="18"/>
-                <w:szCs w:val="18"/>
-                <w:color w:val="000000"/>
-              </w:rPr>
-              <w:t xml:space="preserve">Quoted text linked to its source</w:t>
-            </w:r>
-          </w:p>
-        </w:tc>
-        <w:tc>
-          <w:tcPr>
-            <w:tcBorders>
-              <w:bottom w:val="none" w:sz="0" w:space="0" w:color="000000"/>
-              <w:top w:val="none" w:sz="0" w:space="0" w:color="000000"/>
-              <w:left w:val="none" w:sz="0" w:space="0" w:color="000000"/>
-              <w:right w:val="none" w:sz="0" w:space="0" w:color="000000"/>
-            </w:tcBorders>
-            <w:shd w:val="clear" w:color="auto" w:fill="FFFFFF"/>
-            <w:tcMar>
-              <w:top w:w="0" w:type="dxa"/>
-              <w:bottom w:w="0" w:type="dxa"/>
-              <w:left w:w="0" w:type="dxa"/>
-              <w:right w:w="0" w:type="dxa"/>
-            </w:tcMar>
-            <w:vAlign w:val="top"/>
-          </w:tcPr>
-          <w:p>
-            <w:pPr>
-              <w:pStyle w:val="Normal"/>
-              <w:jc w:val="left"/>
-              <w:pBdr>
-                <w:bottom w:val="none" w:sz="0" w:space="0" w:color="000000"/>
-                <w:top w:val="none" w:sz="0" w:space="0" w:color="000000"/>
-                <w:left w:val="none" w:sz="0" w:space="0" w:color="000000"/>
-                <w:right w:val="none" w:sz="0" w:space="0" w:color="000000"/>
-              </w:pBdr>
-              <w:spacing w:after="60" w:before="60" w:line="240"/>
-              <w:ind w:left="60" w:right="60" w:firstLine="0" w:firstLineChars="0"/>
-              <w:rPr>
-                <w:rFonts w:ascii="Arial" w:hAnsi="Arial" w:eastAsia="Arial" w:cs="Arial"/>
-                <w:i w:val="false"/>
-                <w:b w:val="false"/>
-                <w:u w:val="none"/>
-                <w:strike w:val="false"/>
-                <w:sz w:val="18"/>
-                <w:szCs w:val="18"/>
-                <w:color w:val="000000"/>
-              </w:rPr>
-            </w:pPr>
-            <w:r>
-              <w:rPr>
-                <w:rFonts w:ascii="Arial" w:hAnsi="Arial" w:eastAsia="Arial" w:cs="Arial"/>
-                <w:i w:val="false"/>
-                <w:b w:val="false"/>
-                <w:u w:val="none"/>
-                <w:strike w:val="false"/>
-                <w:sz w:val="18"/>
-                <w:szCs w:val="18"/>
-                <w:color w:val="000000"/>
-              </w:rPr>
-              <w:t xml:space="preserve">Not available</w:t>
-            </w:r>
-          </w:p>
-        </w:tc>
-        <w:tc>
-          <w:tcPr>
-            <w:tcBorders>
-              <w:bottom w:val="none" w:sz="0" w:space="0" w:color="000000"/>
-              <w:top w:val="none" w:sz="0" w:space="0" w:color="000000"/>
-              <w:left w:val="none" w:sz="0" w:space="0" w:color="000000"/>
-              <w:right w:val="none" w:sz="0" w:space="0" w:color="000000"/>
-            </w:tcBorders>
-            <w:shd w:val="clear" w:color="auto" w:fill="FFFFFF"/>
-            <w:tcMar>
-              <w:top w:w="0" w:type="dxa"/>
-              <w:bottom w:w="0" w:type="dxa"/>
-              <w:left w:w="0" w:type="dxa"/>
-              <w:right w:w="0" w:type="dxa"/>
-            </w:tcMar>
-            <w:vAlign w:val="top"/>
-          </w:tcPr>
-          <w:p>
-            <w:pPr>
-              <w:pStyle w:val="Normal"/>
-              <w:jc w:val="left"/>
-              <w:pBdr>
-                <w:bottom w:val="none" w:sz="0" w:space="0" w:color="000000"/>
-                <w:top w:val="none" w:sz="0" w:space="0" w:color="000000"/>
-                <w:left w:val="none" w:sz="0" w:space="0" w:color="000000"/>
-                <w:right w:val="none" w:sz="0" w:space="0" w:color="000000"/>
-              </w:pBdr>
-              <w:spacing w:after="60" w:before="60" w:line="240"/>
-              <w:ind w:left="60" w:right="60" w:firstLine="0" w:firstLineChars="0"/>
-              <w:rPr>
-                <w:rFonts w:ascii="Arial" w:hAnsi="Arial" w:eastAsia="Arial" w:cs="Arial"/>
-                <w:i w:val="false"/>
-                <w:b w:val="false"/>
-                <w:u w:val="none"/>
-                <w:strike w:val="false"/>
-                <w:sz w:val="18"/>
-                <w:szCs w:val="18"/>
-                <w:color w:val="000000"/>
-              </w:rPr>
-            </w:pPr>
-            <w:r>
-              <w:rPr>
-                <w:rFonts w:ascii="Arial" w:hAnsi="Arial" w:eastAsia="Arial" w:cs="Arial"/>
-                <w:i w:val="false"/>
-                <w:b w:val="false"/>
-                <w:u w:val="none"/>
-                <w:strike w:val="false"/>
-                <w:sz w:val="18"/>
-                <w:szCs w:val="18"/>
-                <w:color w:val="000000"/>
-              </w:rPr>
-              <w:t xml:space="preserve">1407/1407 (100.0%)</w:t>
-            </w:r>
-          </w:p>
-        </w:tc>
-      </w:tr>
-      <w:tr>
-        <w:trPr>
-          <w:cantSplit/>
-          <w:trHeight w:val="480" w:hRule="auto"/>
-        </w:trPr>
-        <w:tc>
-          <w:tcPr>
-            <w:tcBorders>
-              <w:bottom w:val="none" w:sz="0" w:space="0" w:color="000000"/>
-              <w:top w:val="none" w:sz="0" w:space="0" w:color="000000"/>
-              <w:left w:val="none" w:sz="0" w:space="0" w:color="000000"/>
-              <w:right w:val="none" w:sz="0" w:space="0" w:color="000000"/>
-            </w:tcBorders>
-            <w:shd w:val="clear" w:color="auto" w:fill="FFFFFF"/>
-            <w:tcMar>
-              <w:top w:w="0" w:type="dxa"/>
-              <w:bottom w:w="0" w:type="dxa"/>
-              <w:left w:w="0" w:type="dxa"/>
-              <w:right w:w="0" w:type="dxa"/>
-            </w:tcMar>
-            <w:vAlign w:val="top"/>
-          </w:tcPr>
-          <w:p>
-            <w:pPr>
-              <w:pStyle w:val="Normal"/>
-              <w:jc w:val="left"/>
-              <w:pBdr>
-                <w:bottom w:val="none" w:sz="0" w:space="0" w:color="000000"/>
-                <w:top w:val="none" w:sz="0" w:space="0" w:color="000000"/>
-                <w:left w:val="none" w:sz="0" w:space="0" w:color="000000"/>
-                <w:right w:val="none" w:sz="0" w:space="0" w:color="000000"/>
-              </w:pBdr>
-              <w:spacing w:after="60" w:before="60" w:line="240"/>
-              <w:ind w:left="60" w:right="60" w:firstLine="0" w:firstLineChars="0"/>
-              <w:rPr>
-                <w:rFonts w:ascii="Arial" w:hAnsi="Arial" w:eastAsia="Arial" w:cs="Arial"/>
-                <w:i w:val="false"/>
-                <w:b w:val="false"/>
-                <w:u w:val="none"/>
-                <w:strike w:val="false"/>
-                <w:sz w:val="18"/>
-                <w:szCs w:val="18"/>
-                <w:color w:val="000000"/>
-              </w:rPr>
-            </w:pPr>
-            <w:r>
-              <w:rPr>
-                <w:rFonts w:ascii="Arial" w:hAnsi="Arial" w:eastAsia="Arial" w:cs="Arial"/>
-                <w:i w:val="false"/>
-                <w:b w:val="false"/>
-                <w:u w:val="none"/>
-                <w:strike w:val="false"/>
-                <w:sz w:val="18"/>
-                <w:szCs w:val="18"/>
-                <w:color w:val="000000"/>
-              </w:rPr>
-              <w:t xml:space="preserve">Image regions linked to their page</w:t>
-            </w:r>
-          </w:p>
-        </w:tc>
-        <w:tc>
-          <w:tcPr>
-            <w:tcBorders>
-              <w:bottom w:val="none" w:sz="0" w:space="0" w:color="000000"/>
-              <w:top w:val="none" w:sz="0" w:space="0" w:color="000000"/>
-              <w:left w:val="none" w:sz="0" w:space="0" w:color="000000"/>
-              <w:right w:val="none" w:sz="0" w:space="0" w:color="000000"/>
-            </w:tcBorders>
-            <w:shd w:val="clear" w:color="auto" w:fill="FFFFFF"/>
-            <w:tcMar>
-              <w:top w:w="0" w:type="dxa"/>
-              <w:bottom w:w="0" w:type="dxa"/>
-              <w:left w:w="0" w:type="dxa"/>
-              <w:right w:w="0" w:type="dxa"/>
-            </w:tcMar>
-            <w:vAlign w:val="top"/>
-          </w:tcPr>
-          <w:p>
-            <w:pPr>
-              <w:pStyle w:val="Normal"/>
-              <w:jc w:val="left"/>
-              <w:pBdr>
-                <w:bottom w:val="none" w:sz="0" w:space="0" w:color="000000"/>
-                <w:top w:val="none" w:sz="0" w:space="0" w:color="000000"/>
-                <w:left w:val="none" w:sz="0" w:space="0" w:color="000000"/>
-                <w:right w:val="none" w:sz="0" w:space="0" w:color="000000"/>
-              </w:pBdr>
-              <w:spacing w:after="60" w:before="60" w:line="240"/>
-              <w:ind w:left="60" w:right="60" w:firstLine="0" w:firstLineChars="0"/>
-              <w:rPr>
-                <w:rFonts w:ascii="Arial" w:hAnsi="Arial" w:eastAsia="Arial" w:cs="Arial"/>
-                <w:i w:val="false"/>
-                <w:b w:val="false"/>
-                <w:u w:val="none"/>
-                <w:strike w:val="false"/>
-                <w:sz w:val="18"/>
-                <w:szCs w:val="18"/>
-                <w:color w:val="000000"/>
-              </w:rPr>
-            </w:pPr>
-            <w:r>
-              <w:rPr>
-                <w:rFonts w:ascii="Arial" w:hAnsi="Arial" w:eastAsia="Arial" w:cs="Arial"/>
-                <w:i w:val="false"/>
-                <w:b w:val="false"/>
-                <w:u w:val="none"/>
-                <w:strike w:val="false"/>
-                <w:sz w:val="18"/>
-                <w:szCs w:val="18"/>
-                <w:color w:val="000000"/>
-              </w:rPr>
-              <w:t xml:space="preserve">Not available</w:t>
-            </w:r>
-          </w:p>
-        </w:tc>
-        <w:tc>
-          <w:tcPr>
-            <w:tcBorders>
-              <w:bottom w:val="none" w:sz="0" w:space="0" w:color="000000"/>
-              <w:top w:val="none" w:sz="0" w:space="0" w:color="000000"/>
-              <w:left w:val="none" w:sz="0" w:space="0" w:color="000000"/>
-              <w:right w:val="none" w:sz="0" w:space="0" w:color="000000"/>
-            </w:tcBorders>
-            <w:shd w:val="clear" w:color="auto" w:fill="FFFFFF"/>
-            <w:tcMar>
-              <w:top w:w="0" w:type="dxa"/>
-              <w:bottom w:w="0" w:type="dxa"/>
-              <w:left w:w="0" w:type="dxa"/>
-              <w:right w:w="0" w:type="dxa"/>
-            </w:tcMar>
-            <w:vAlign w:val="top"/>
-          </w:tcPr>
-          <w:p>
-            <w:pPr>
-              <w:pStyle w:val="Normal"/>
-              <w:jc w:val="left"/>
-              <w:pBdr>
-                <w:bottom w:val="none" w:sz="0" w:space="0" w:color="000000"/>
-                <w:top w:val="none" w:sz="0" w:space="0" w:color="000000"/>
-                <w:left w:val="none" w:sz="0" w:space="0" w:color="000000"/>
-                <w:right w:val="none" w:sz="0" w:space="0" w:color="000000"/>
-              </w:pBdr>
-              <w:spacing w:after="60" w:before="60" w:line="240"/>
-              <w:ind w:left="60" w:right="60" w:firstLine="0" w:firstLineChars="0"/>
-              <w:rPr>
-                <w:rFonts w:ascii="Arial" w:hAnsi="Arial" w:eastAsia="Arial" w:cs="Arial"/>
-                <w:i w:val="false"/>
-                <w:b w:val="false"/>
-                <w:u w:val="none"/>
-                <w:strike w:val="false"/>
-                <w:sz w:val="18"/>
-                <w:szCs w:val="18"/>
-                <w:color w:val="000000"/>
-              </w:rPr>
-            </w:pPr>
-            <w:r>
-              <w:rPr>
-                <w:rFonts w:ascii="Arial" w:hAnsi="Arial" w:eastAsia="Arial" w:cs="Arial"/>
-                <w:i w:val="false"/>
-                <w:b w:val="false"/>
-                <w:u w:val="none"/>
-                <w:strike w:val="false"/>
-                <w:sz w:val="18"/>
-                <w:szCs w:val="18"/>
-                <w:color w:val="000000"/>
-              </w:rPr>
-              <w:t xml:space="preserve">14/14 (100.0%)</w:t>
-            </w:r>
-          </w:p>
-        </w:tc>
-      </w:tr>
-      <w:tr>
-        <w:trPr>
-          <w:cantSplit/>
-          <w:trHeight w:val="490" w:hRule="auto"/>
+          <w:trHeight w:val="706" w:hRule="auto"/>
         </w:trPr>
         <w:tc>
           <w:tcPr>
@@ -2491,7 +3338,7 @@
                 <w:szCs w:val="18"/>
                 <w:color w:val="000000"/>
               </w:rPr>
-              <w:t xml:space="preserve">Audit file passes the independent verifier</w:t>
+              <w:t xml:space="preserve">Overall</w:t>
             </w:r>
           </w:p>
         </w:tc>
@@ -2547,7 +3394,7 @@
                 <w:szCs w:val="18"/>
                 <w:color w:val="000000"/>
               </w:rPr>
-              <w:t xml:space="preserve">Not available</w:t>
+              <w:t xml:space="preserve">Expert-to-expert</w:t>
             </w:r>
           </w:p>
         </w:tc>
@@ -2603,7 +3450,145 @@
                 <w:szCs w:val="18"/>
                 <w:color w:val="000000"/>
               </w:rPr>
-              <w:t xml:space="preserve">102/102 (100.0%)</w:t>
+              <w:t xml:space="preserve">42/81 (51.9%)</w:t>
+            </w:r>
+            <w:r>
+              <w:rPr>
+                <w:rFonts w:ascii="Arial" w:hAnsi="Arial" w:eastAsia="Arial" w:cs="Arial"/>
+                <w:i w:val="false"/>
+                <w:b w:val="false"/>
+                <w:u w:val="none"/>
+                <w:strike w:val="false"/>
+                <w:sz w:val="18"/>
+                <w:szCs w:val="18"/>
+                <w:color w:val="000000"/>
+              </w:rPr>
+              <w:br/>
+            </w:r>
+            <w:r>
+              <w:rPr>
+                <w:rFonts w:ascii="Arial" w:hAnsi="Arial" w:eastAsia="Arial" w:cs="Arial"/>
+                <w:i w:val="false"/>
+                <w:b w:val="false"/>
+                <w:u w:val="none"/>
+                <w:strike w:val="false"/>
+                <w:sz w:val="18"/>
+                <w:szCs w:val="18"/>
+                <w:color w:val="000000"/>
+              </w:rPr>
+              <w:t xml:space="preserve">κ 0.33</w:t>
+            </w:r>
+          </w:p>
+        </w:tc>
+        <w:tc>
+          <w:tcPr>
+            <w:tcBorders>
+              <w:bottom w:val="single" w:sz="8" w:space="0" w:color="000000"/>
+              <w:top w:val="none" w:sz="0" w:space="0" w:color="000000"/>
+              <w:left w:val="none" w:sz="0" w:space="0" w:color="000000"/>
+              <w:right w:val="none" w:sz="0" w:space="0" w:color="000000"/>
+            </w:tcBorders>
+            <w:shd w:val="clear" w:color="auto" w:fill="FFFFFF"/>
+            <w:tcMar>
+              <w:top w:w="0" w:type="dxa"/>
+              <w:bottom w:w="0" w:type="dxa"/>
+              <w:left w:w="0" w:type="dxa"/>
+              <w:right w:w="0" w:type="dxa"/>
+            </w:tcMar>
+            <w:vAlign w:val="top"/>
+          </w:tcPr>
+          <w:p>
+            <w:pPr>
+              <w:pStyle w:val="Normal"/>
+              <w:jc w:val="left"/>
+              <w:keepNext/>
+              <w:pBdr>
+                <w:bottom w:val="none" w:sz="0" w:space="0" w:color="000000"/>
+                <w:top w:val="none" w:sz="0" w:space="0" w:color="000000"/>
+                <w:left w:val="none" w:sz="0" w:space="0" w:color="000000"/>
+                <w:right w:val="none" w:sz="0" w:space="0" w:color="000000"/>
+              </w:pBdr>
+              <w:spacing w:after="60" w:before="60" w:line="240"/>
+              <w:ind w:left="60" w:right="60" w:firstLine="0" w:firstLineChars="0"/>
+              <w:rPr>
+                <w:rFonts w:ascii="Arial" w:hAnsi="Arial" w:eastAsia="Arial" w:cs="Arial"/>
+                <w:i w:val="false"/>
+                <w:b w:val="false"/>
+                <w:u w:val="none"/>
+                <w:strike w:val="false"/>
+                <w:sz w:val="18"/>
+                <w:szCs w:val="18"/>
+                <w:color w:val="000000"/>
+              </w:rPr>
+            </w:pPr>
+            <w:r>
+              <w:rPr>
+                <w:rFonts w:ascii="Arial" w:hAnsi="Arial" w:eastAsia="Arial" w:cs="Arial"/>
+                <w:i w:val="false"/>
+                <w:b w:val="false"/>
+                <w:u w:val="none"/>
+                <w:strike w:val="false"/>
+                <w:sz w:val="18"/>
+                <w:szCs w:val="18"/>
+                <w:color w:val="000000"/>
+              </w:rPr>
+              <w:t xml:space="preserve"/>
+            </w:r>
+          </w:p>
+        </w:tc>
+        <w:tc>
+          <w:tcPr>
+            <w:tcBorders>
+              <w:bottom w:val="single" w:sz="8" w:space="0" w:color="000000"/>
+              <w:top w:val="none" w:sz="0" w:space="0" w:color="000000"/>
+              <w:left w:val="none" w:sz="0" w:space="0" w:color="000000"/>
+              <w:right w:val="none" w:sz="0" w:space="0" w:color="000000"/>
+            </w:tcBorders>
+            <w:shd w:val="clear" w:color="auto" w:fill="FFFFFF"/>
+            <w:tcMar>
+              <w:top w:w="0" w:type="dxa"/>
+              <w:bottom w:w="0" w:type="dxa"/>
+              <w:left w:w="0" w:type="dxa"/>
+              <w:right w:w="0" w:type="dxa"/>
+            </w:tcMar>
+            <w:vAlign w:val="top"/>
+          </w:tcPr>
+          <w:p>
+            <w:pPr>
+              <w:pStyle w:val="Normal"/>
+              <w:jc w:val="left"/>
+              <w:keepNext/>
+              <w:pBdr>
+                <w:bottom w:val="none" w:sz="0" w:space="0" w:color="000000"/>
+                <w:top w:val="none" w:sz="0" w:space="0" w:color="000000"/>
+                <w:left w:val="none" w:sz="0" w:space="0" w:color="000000"/>
+                <w:right w:val="none" w:sz="0" w:space="0" w:color="000000"/>
+              </w:pBdr>
+              <w:spacing w:after="60" w:before="60" w:line="240"/>
+              <w:ind w:left="60" w:right="60" w:firstLine="0" w:firstLineChars="0"/>
+              <w:rPr>
+                <w:rFonts w:ascii="Arial" w:hAnsi="Arial" w:eastAsia="Arial" w:cs="Arial"/>
+                <w:i w:val="false"/>
+                <w:b w:val="false"/>
+                <w:u w:val="none"/>
+                <w:strike w:val="false"/>
+                <w:sz w:val="18"/>
+                <w:szCs w:val="18"/>
+                <w:color w:val="000000"/>
+              </w:rPr>
+            </w:pPr>
+            <w:r>
+              <w:rPr>
+                <w:rFonts w:ascii="Arial" w:hAnsi="Arial" w:eastAsia="Arial" w:cs="Arial"/>
+                <w:i w:val="false"/>
+                <w:b w:val="false"/>
+                <w:u w:val="none"/>
+                <w:strike w:val="false"/>
+                <w:sz w:val="18"/>
+                <w:szCs w:val="18"/>
+                <w:color w:val="000000"/>
+              </w:rPr>
+              <w:t xml:space="preserve"/>
             </w:r>
           </w:p>
         </w:tc>
@@ -2615,7 +3600,7 @@
         </w:trPr>
         <w:tc>
           <w:tcPr>
-            <w:gridSpan w:val="3"/>
+            <w:gridSpan w:val="5"/>
             <w:tcBorders>
               <w:bottom w:val="none" w:sz="0" w:space="0" w:color="FFFFFF"/>
               <w:top w:val="single" w:sz="8" w:space="0" w:color="000000"/>
@@ -2665,7 +3650,7 @@
                 <w:szCs w:val="18"/>
                 <w:color w:val="000000"/>
               </w:rPr>
-              <w:t xml:space="preserve">A rule break is a rating contradicting its own answers or a required question skipped. ARBITER has no recorded domain overrides. One ARBITER Overall escalation is permitted. Evidence checks establish quotation occurrence and structural binding, without assessing whether quotations support an answer. CI, confidence interval; 10,000 percentile bootstrap replicates, trials resampled within meta-analysis; seed 20261018.</w:t>
+              <w:t xml:space="preserve">Cells show exact agreement n/N (%) and linearly weighted κ. Differences are ARBITER − Unassisted exact agreement in percentage points (95% CI). D1–D5 uses all 510 cells. Overall uses the same 81 trials with an observed Published Overall for every source and expert-to-expert comparison; 21 missing published labels are excluded. Independent domain comparisons are prespecified; expert-derived Overall comparisons are exploratory. Full estimates, mean-of-experts and agreed-reference analyses are in the supplement. Binary sensitivity and specificity are exploratory and reported separately. CI, confidence interval; 10,000 percentile bootstrap replicates, trials resampled within meta-analysis; seed 20261018.</w:t>
             </w:r>
           </w:p>
         </w:tc>

--- a/analysis/output/manuscript/Table2.docx
+++ b/analysis/output/manuscript/Table2.docx
@@ -8,7 +8,7 @@
         <w:pStyle w:val="Titre1"/>
       </w:pPr>
       <w:r>
-        <w:t>Table 2. Conditional primary endpoint and core sensitivities</w:t>
+        <w:t>Table 2. Conditional blinded-label choices and sensitivities</w:t>
       </w:r>
       <w:bookmarkEnd w:id="1"/>
     </w:p>
@@ -127,7 +127,7 @@
                 <w:rFonts w:ascii="Arial" w:hAnsi="Arial"/>
                 <w:sz w:val="20"/>
               </w:rPr>
-              <w:t xml:space="default">Agreed choices (formal primary)</w:t>
+              <w:t xml:space="default">Agreed choices</w:t>
             </w:r>
           </w:p>
         </w:tc>
@@ -387,7 +387,7 @@
                 <w:rFonts w:ascii="Arial" w:hAnsi="Arial"/>
                 <w:sz w:val="20"/>
               </w:rPr>
-              <w:t xml:space="default">The formal primary endpoint conditions on 80 arm-discordant cells and the 60 for which the experts made an agreed choice; 20 choices split. Expert-specific sensitivities use all 80. The final row counts all 20 splits against ARBITER by assumption, without assigning Unassisted wins. Expert 1 chose neither arm in 4/80 cells; this is distinct from the split-loss assumption. CI, 95% confidence interval; 10,000 percentile bootstrap replicates, trials resampled within meta-analysis; seed 20261018.</w:t>
+              <w:t xml:space="default">Conditional blinded-label choice evaluation includes 80 arm-discordant cells and the 60 for which the experts made an agreed choice; 20 choices split. Expert-specific sensitivities use all 80. The final row counts all 20 splits against ARBITER by assumption, without assigning Unassisted wins. Expert 1 chose neither arm in 4/80 cells; this is distinct from the split-loss assumption. CI, 95% confidence interval; 10,000 percentile bootstrap replicates, trials resampled within meta-analysis; seed 20261018.</w:t>
             </w:r>
           </w:p>
         </w:tc>

--- a/analysis/output/manuscript/Table2.docx
+++ b/analysis/output/manuscript/Table2.docx
@@ -192,7 +192,7 @@
                 <w:rFonts w:ascii="Arial" w:hAnsi="Arial"/>
                 <w:sz w:val="20"/>
               </w:rPr>
-              <w:t xml:space="default">Expert 1</w:t>
+              <w:t xml:space="default">Human Review 1</w:t>
             </w:r>
           </w:p>
         </w:tc>
@@ -257,7 +257,7 @@
                 <w:rFonts w:ascii="Arial" w:hAnsi="Arial"/>
                 <w:sz w:val="20"/>
               </w:rPr>
-              <w:t xml:space="default">Expert 2</w:t>
+              <w:t xml:space="default">Human Review 2</w:t>
             </w:r>
           </w:p>
         </w:tc>
@@ -387,7 +387,7 @@
                 <w:rFonts w:ascii="Arial" w:hAnsi="Arial"/>
                 <w:sz w:val="20"/>
               </w:rPr>
-              <w:t xml:space="default">Conditional blinded-label choice evaluation includes 80 arm-discordant cells and the 60 for which the experts made an agreed choice; 20 choices split. Expert-specific sensitivities use all 80. The final row counts all 20 splits against ARBITER by assumption, without assigning Unassisted wins. Expert 1 chose neither arm in 4/80 cells; this is distinct from the split-loss assumption. CI, 95% confidence interval; 10,000 percentile bootstrap replicates, trials resampled within meta-analysis; seed 20261018.</w:t>
+              <w:t xml:space="default">Conditional blinded-label choice evaluation includes 80 arm-cells where the two arms disagreed and the 60 for which the human reviewers made an agreed choice; 20 choices split. Review-specific sensitivities use all 80. The final row counts all 20 splits against ARBITER by assumption, without assigning Unassisted wins. Human Review 1 chose neither arm in 4/80 cells; this is distinct from the split-loss assumption. CI, 95% confidence interval; 10,000 percentile bootstrap replicates, trials resampled within meta-analysis; seed 20261018.</w:t>
             </w:r>
           </w:p>
         </w:tc>
